--- a/emi-proficiency-study/EMI_Methodology_and_Quantitative_Results.docx
+++ b/emi-proficiency-study/EMI_Methodology_and_Quantitative_Results.docx
@@ -411,7 +411,7 @@
           <w:i w:val="0"/>
           <w:sz w:val="22"/>
         </w:rPr>
-        <w:t>All 120 students scored at or above the institutional B1 threshold on the pretest (Pre_Overall minimum = 60.1; M = 67.55, SD = 4.85). At graduation, the overall mean was 66.70 (SD = 6.39), and 14 students (11.7%) scored below 60. Table 1 summarises distributional properties for key variables. Shapiro–Wilk on the overall difference scores was compatible with normality (W = 0.980, p = .069), supporting the paired t-test; Wilcoxon results are reported alongside.</w:t>
+        <w:t>All 120 students scored at or above the institutional B1 threshold on the pretest (Pre_Overall minimum = 60.1; M = 66.79, SD = 4.61). At graduation, the overall mean was 65.45 (SD = 4.72), and 11 students (9.2%) scored below 60. Table 1 summarises key variables. Shapiro–Wilk on Speaking difference scores was W = 0.990, p = .517.</w:t>
       </w:r>
     </w:p>
     <w:p>
@@ -615,7 +615,7 @@
                 <w:i w:val="0"/>
                 <w:sz w:val="18"/>
               </w:rPr>
-              <w:t>67.55</w:t>
+              <w:t>66.79</w:t>
             </w:r>
           </w:p>
         </w:tc>
@@ -634,7 +634,7 @@
                 <w:i w:val="0"/>
                 <w:sz w:val="18"/>
               </w:rPr>
-              <w:t>4.85</w:t>
+              <w:t>4.61</w:t>
             </w:r>
           </w:p>
         </w:tc>
@@ -672,7 +672,7 @@
                 <w:i w:val="0"/>
                 <w:sz w:val="18"/>
               </w:rPr>
-              <w:t>79.0</w:t>
+              <w:t>81.4</w:t>
             </w:r>
           </w:p>
         </w:tc>
@@ -691,7 +691,7 @@
                 <w:i w:val="0"/>
                 <w:sz w:val="18"/>
               </w:rPr>
-              <w:t>0.13</w:t>
+              <w:t>0.72</w:t>
             </w:r>
           </w:p>
         </w:tc>
@@ -710,7 +710,7 @@
                 <w:i w:val="0"/>
                 <w:sz w:val="18"/>
               </w:rPr>
-              <w:t>−0.84</w:t>
+              <w:t>0.39</w:t>
             </w:r>
           </w:p>
         </w:tc>
@@ -750,7 +750,7 @@
                 <w:i w:val="0"/>
                 <w:sz w:val="18"/>
               </w:rPr>
-              <w:t>66.70</w:t>
+              <w:t>65.45</w:t>
             </w:r>
           </w:p>
         </w:tc>
@@ -769,7 +769,7 @@
                 <w:i w:val="0"/>
                 <w:sz w:val="18"/>
               </w:rPr>
-              <w:t>6.39</w:t>
+              <w:t>4.72</w:t>
             </w:r>
           </w:p>
         </w:tc>
@@ -788,7 +788,7 @@
                 <w:i w:val="0"/>
                 <w:sz w:val="18"/>
               </w:rPr>
-              <w:t>54.2</w:t>
+              <w:t>55.0</w:t>
             </w:r>
           </w:p>
         </w:tc>
@@ -807,7 +807,7 @@
                 <w:i w:val="0"/>
                 <w:sz w:val="18"/>
               </w:rPr>
-              <w:t>84.2</w:t>
+              <w:t>79.6</w:t>
             </w:r>
           </w:p>
         </w:tc>
@@ -826,7 +826,7 @@
                 <w:i w:val="0"/>
                 <w:sz w:val="18"/>
               </w:rPr>
-              <w:t>0.63</w:t>
+              <w:t>0.69</w:t>
             </w:r>
           </w:p>
         </w:tc>
@@ -845,7 +845,7 @@
                 <w:i w:val="0"/>
                 <w:sz w:val="18"/>
               </w:rPr>
-              <w:t>0.05</w:t>
+              <w:t>0.45</w:t>
             </w:r>
           </w:p>
         </w:tc>
@@ -866,7 +866,7 @@
                 <w:i w:val="0"/>
                 <w:sz w:val="18"/>
               </w:rPr>
-              <w:t>Decline_Overall</w:t>
+              <w:t>Decline_Speaking</w:t>
             </w:r>
           </w:p>
         </w:tc>
@@ -885,7 +885,7 @@
                 <w:i w:val="0"/>
                 <w:sz w:val="18"/>
               </w:rPr>
-              <w:t>0.85</w:t>
+              <w:t>5.60</w:t>
             </w:r>
           </w:p>
         </w:tc>
@@ -904,7 +904,7 @@
                 <w:i w:val="0"/>
                 <w:sz w:val="18"/>
               </w:rPr>
-              <w:t>4.67</w:t>
+              <w:t>4.57</w:t>
             </w:r>
           </w:p>
         </w:tc>
@@ -923,7 +923,7 @@
                 <w:i w:val="0"/>
                 <w:sz w:val="18"/>
               </w:rPr>
-              <w:t>−12.5</w:t>
+              <w:t>-7.1</w:t>
             </w:r>
           </w:p>
         </w:tc>
@@ -942,7 +942,7 @@
                 <w:i w:val="0"/>
                 <w:sz w:val="18"/>
               </w:rPr>
-              <w:t>9.3</w:t>
+              <w:t>17.7</w:t>
             </w:r>
           </w:p>
         </w:tc>
@@ -961,7 +961,7 @@
                 <w:i w:val="0"/>
                 <w:sz w:val="18"/>
               </w:rPr>
-              <w:t>−0.17</w:t>
+              <w:t>-0.29</w:t>
             </w:r>
           </w:p>
         </w:tc>
@@ -980,7 +980,412 @@
                 <w:i w:val="0"/>
                 <w:sz w:val="18"/>
               </w:rPr>
-              <w:t>−0.58</w:t>
+              <w:t>0.17</w:t>
+            </w:r>
+          </w:p>
+        </w:tc>
+      </w:tr>
+      <w:tr>
+        <w:tc>
+          <w:tcPr>
+            <w:tcW w:type="dxa" w:w="1337"/>
+          </w:tcPr>
+          <w:p>
+            <w:pPr>
+              <w:spacing w:after="40" w:before="40" w:line="240" w:lineRule="auto"/>
+            </w:pPr>
+            <w:r>
+              <w:rPr>
+                <w:rFonts w:ascii="Times New Roman" w:hAnsi="Times New Roman" w:eastAsia="Times New Roman"/>
+                <w:b w:val="0"/>
+                <w:i w:val="0"/>
+                <w:sz w:val="18"/>
+              </w:rPr>
+              <w:t>Decline_Listening</w:t>
+            </w:r>
+          </w:p>
+        </w:tc>
+        <w:tc>
+          <w:tcPr>
+            <w:tcW w:type="dxa" w:w="1337"/>
+          </w:tcPr>
+          <w:p>
+            <w:pPr>
+              <w:spacing w:after="40" w:before="40" w:line="240" w:lineRule="auto"/>
+            </w:pPr>
+            <w:r>
+              <w:rPr>
+                <w:rFonts w:ascii="Times New Roman" w:hAnsi="Times New Roman" w:eastAsia="Times New Roman"/>
+                <w:b w:val="0"/>
+                <w:i w:val="0"/>
+                <w:sz w:val="18"/>
+              </w:rPr>
+              <w:t>1.35</w:t>
+            </w:r>
+          </w:p>
+        </w:tc>
+        <w:tc>
+          <w:tcPr>
+            <w:tcW w:type="dxa" w:w="1337"/>
+          </w:tcPr>
+          <w:p>
+            <w:pPr>
+              <w:spacing w:after="40" w:before="40" w:line="240" w:lineRule="auto"/>
+            </w:pPr>
+            <w:r>
+              <w:rPr>
+                <w:rFonts w:ascii="Times New Roman" w:hAnsi="Times New Roman" w:eastAsia="Times New Roman"/>
+                <w:b w:val="0"/>
+                <w:i w:val="0"/>
+                <w:sz w:val="18"/>
+              </w:rPr>
+              <w:t>3.75</w:t>
+            </w:r>
+          </w:p>
+        </w:tc>
+        <w:tc>
+          <w:tcPr>
+            <w:tcW w:type="dxa" w:w="1337"/>
+          </w:tcPr>
+          <w:p>
+            <w:pPr>
+              <w:spacing w:after="40" w:before="40" w:line="240" w:lineRule="auto"/>
+            </w:pPr>
+            <w:r>
+              <w:rPr>
+                <w:rFonts w:ascii="Times New Roman" w:hAnsi="Times New Roman" w:eastAsia="Times New Roman"/>
+                <w:b w:val="0"/>
+                <w:i w:val="0"/>
+                <w:sz w:val="18"/>
+              </w:rPr>
+              <w:t>-9.1</w:t>
+            </w:r>
+          </w:p>
+        </w:tc>
+        <w:tc>
+          <w:tcPr>
+            <w:tcW w:type="dxa" w:w="1337"/>
+          </w:tcPr>
+          <w:p>
+            <w:pPr>
+              <w:spacing w:after="40" w:before="40" w:line="240" w:lineRule="auto"/>
+            </w:pPr>
+            <w:r>
+              <w:rPr>
+                <w:rFonts w:ascii="Times New Roman" w:hAnsi="Times New Roman" w:eastAsia="Times New Roman"/>
+                <w:b w:val="0"/>
+                <w:i w:val="0"/>
+                <w:sz w:val="18"/>
+              </w:rPr>
+              <w:t>8.4</w:t>
+            </w:r>
+          </w:p>
+        </w:tc>
+        <w:tc>
+          <w:tcPr>
+            <w:tcW w:type="dxa" w:w="1337"/>
+          </w:tcPr>
+          <w:p>
+            <w:pPr>
+              <w:spacing w:after="40" w:before="40" w:line="240" w:lineRule="auto"/>
+            </w:pPr>
+            <w:r>
+              <w:rPr>
+                <w:rFonts w:ascii="Times New Roman" w:hAnsi="Times New Roman" w:eastAsia="Times New Roman"/>
+                <w:b w:val="0"/>
+                <w:i w:val="0"/>
+                <w:sz w:val="18"/>
+              </w:rPr>
+              <w:t>-0.24</w:t>
+            </w:r>
+          </w:p>
+        </w:tc>
+        <w:tc>
+          <w:tcPr>
+            <w:tcW w:type="dxa" w:w="1337"/>
+          </w:tcPr>
+          <w:p>
+            <w:pPr>
+              <w:spacing w:after="40" w:before="40" w:line="240" w:lineRule="auto"/>
+            </w:pPr>
+            <w:r>
+              <w:rPr>
+                <w:rFonts w:ascii="Times New Roman" w:hAnsi="Times New Roman" w:eastAsia="Times New Roman"/>
+                <w:b w:val="0"/>
+                <w:i w:val="0"/>
+                <w:sz w:val="18"/>
+              </w:rPr>
+              <w:t>-0.68</w:t>
+            </w:r>
+          </w:p>
+        </w:tc>
+      </w:tr>
+      <w:tr>
+        <w:tc>
+          <w:tcPr>
+            <w:tcW w:type="dxa" w:w="1337"/>
+          </w:tcPr>
+          <w:p>
+            <w:pPr>
+              <w:spacing w:after="40" w:before="40" w:line="240" w:lineRule="auto"/>
+            </w:pPr>
+            <w:r>
+              <w:rPr>
+                <w:rFonts w:ascii="Times New Roman" w:hAnsi="Times New Roman" w:eastAsia="Times New Roman"/>
+                <w:b w:val="0"/>
+                <w:i w:val="0"/>
+                <w:sz w:val="18"/>
+              </w:rPr>
+              <w:t>Decline_Reading</w:t>
+            </w:r>
+          </w:p>
+        </w:tc>
+        <w:tc>
+          <w:tcPr>
+            <w:tcW w:type="dxa" w:w="1337"/>
+          </w:tcPr>
+          <w:p>
+            <w:pPr>
+              <w:spacing w:after="40" w:before="40" w:line="240" w:lineRule="auto"/>
+            </w:pPr>
+            <w:r>
+              <w:rPr>
+                <w:rFonts w:ascii="Times New Roman" w:hAnsi="Times New Roman" w:eastAsia="Times New Roman"/>
+                <w:b w:val="0"/>
+                <w:i w:val="0"/>
+                <w:sz w:val="18"/>
+              </w:rPr>
+              <w:t>-0.90</w:t>
+            </w:r>
+          </w:p>
+        </w:tc>
+        <w:tc>
+          <w:tcPr>
+            <w:tcW w:type="dxa" w:w="1337"/>
+          </w:tcPr>
+          <w:p>
+            <w:pPr>
+              <w:spacing w:after="40" w:before="40" w:line="240" w:lineRule="auto"/>
+            </w:pPr>
+            <w:r>
+              <w:rPr>
+                <w:rFonts w:ascii="Times New Roman" w:hAnsi="Times New Roman" w:eastAsia="Times New Roman"/>
+                <w:b w:val="0"/>
+                <w:i w:val="0"/>
+                <w:sz w:val="18"/>
+              </w:rPr>
+              <w:t>2.54</w:t>
+            </w:r>
+          </w:p>
+        </w:tc>
+        <w:tc>
+          <w:tcPr>
+            <w:tcW w:type="dxa" w:w="1337"/>
+          </w:tcPr>
+          <w:p>
+            <w:pPr>
+              <w:spacing w:after="40" w:before="40" w:line="240" w:lineRule="auto"/>
+            </w:pPr>
+            <w:r>
+              <w:rPr>
+                <w:rFonts w:ascii="Times New Roman" w:hAnsi="Times New Roman" w:eastAsia="Times New Roman"/>
+                <w:b w:val="0"/>
+                <w:i w:val="0"/>
+                <w:sz w:val="18"/>
+              </w:rPr>
+              <w:t>-7.3</w:t>
+            </w:r>
+          </w:p>
+        </w:tc>
+        <w:tc>
+          <w:tcPr>
+            <w:tcW w:type="dxa" w:w="1337"/>
+          </w:tcPr>
+          <w:p>
+            <w:pPr>
+              <w:spacing w:after="40" w:before="40" w:line="240" w:lineRule="auto"/>
+            </w:pPr>
+            <w:r>
+              <w:rPr>
+                <w:rFonts w:ascii="Times New Roman" w:hAnsi="Times New Roman" w:eastAsia="Times New Roman"/>
+                <w:b w:val="0"/>
+                <w:i w:val="0"/>
+                <w:sz w:val="18"/>
+              </w:rPr>
+              <w:t>5.7</w:t>
+            </w:r>
+          </w:p>
+        </w:tc>
+        <w:tc>
+          <w:tcPr>
+            <w:tcW w:type="dxa" w:w="1337"/>
+          </w:tcPr>
+          <w:p>
+            <w:pPr>
+              <w:spacing w:after="40" w:before="40" w:line="240" w:lineRule="auto"/>
+            </w:pPr>
+            <w:r>
+              <w:rPr>
+                <w:rFonts w:ascii="Times New Roman" w:hAnsi="Times New Roman" w:eastAsia="Times New Roman"/>
+                <w:b w:val="0"/>
+                <w:i w:val="0"/>
+                <w:sz w:val="18"/>
+              </w:rPr>
+              <w:t>-0.28</w:t>
+            </w:r>
+          </w:p>
+        </w:tc>
+        <w:tc>
+          <w:tcPr>
+            <w:tcW w:type="dxa" w:w="1337"/>
+          </w:tcPr>
+          <w:p>
+            <w:pPr>
+              <w:spacing w:after="40" w:before="40" w:line="240" w:lineRule="auto"/>
+            </w:pPr>
+            <w:r>
+              <w:rPr>
+                <w:rFonts w:ascii="Times New Roman" w:hAnsi="Times New Roman" w:eastAsia="Times New Roman"/>
+                <w:b w:val="0"/>
+                <w:i w:val="0"/>
+                <w:sz w:val="18"/>
+              </w:rPr>
+              <w:t>-0.15</w:t>
+            </w:r>
+          </w:p>
+        </w:tc>
+      </w:tr>
+      <w:tr>
+        <w:tc>
+          <w:tcPr>
+            <w:tcW w:type="dxa" w:w="1337"/>
+          </w:tcPr>
+          <w:p>
+            <w:pPr>
+              <w:spacing w:after="40" w:before="40" w:line="240" w:lineRule="auto"/>
+            </w:pPr>
+            <w:r>
+              <w:rPr>
+                <w:rFonts w:ascii="Times New Roman" w:hAnsi="Times New Roman" w:eastAsia="Times New Roman"/>
+                <w:b w:val="0"/>
+                <w:i w:val="0"/>
+                <w:sz w:val="18"/>
+              </w:rPr>
+              <w:t>Decline_Writing</w:t>
+            </w:r>
+          </w:p>
+        </w:tc>
+        <w:tc>
+          <w:tcPr>
+            <w:tcW w:type="dxa" w:w="1337"/>
+          </w:tcPr>
+          <w:p>
+            <w:pPr>
+              <w:spacing w:after="40" w:before="40" w:line="240" w:lineRule="auto"/>
+            </w:pPr>
+            <w:r>
+              <w:rPr>
+                <w:rFonts w:ascii="Times New Roman" w:hAnsi="Times New Roman" w:eastAsia="Times New Roman"/>
+                <w:b w:val="0"/>
+                <w:i w:val="0"/>
+                <w:sz w:val="18"/>
+              </w:rPr>
+              <w:t>-0.70</w:t>
+            </w:r>
+          </w:p>
+        </w:tc>
+        <w:tc>
+          <w:tcPr>
+            <w:tcW w:type="dxa" w:w="1337"/>
+          </w:tcPr>
+          <w:p>
+            <w:pPr>
+              <w:spacing w:after="40" w:before="40" w:line="240" w:lineRule="auto"/>
+            </w:pPr>
+            <w:r>
+              <w:rPr>
+                <w:rFonts w:ascii="Times New Roman" w:hAnsi="Times New Roman" w:eastAsia="Times New Roman"/>
+                <w:b w:val="0"/>
+                <w:i w:val="0"/>
+                <w:sz w:val="18"/>
+              </w:rPr>
+              <w:t>3.11</w:t>
+            </w:r>
+          </w:p>
+        </w:tc>
+        <w:tc>
+          <w:tcPr>
+            <w:tcW w:type="dxa" w:w="1337"/>
+          </w:tcPr>
+          <w:p>
+            <w:pPr>
+              <w:spacing w:after="40" w:before="40" w:line="240" w:lineRule="auto"/>
+            </w:pPr>
+            <w:r>
+              <w:rPr>
+                <w:rFonts w:ascii="Times New Roman" w:hAnsi="Times New Roman" w:eastAsia="Times New Roman"/>
+                <w:b w:val="0"/>
+                <w:i w:val="0"/>
+                <w:sz w:val="18"/>
+              </w:rPr>
+              <w:t>-9.3</w:t>
+            </w:r>
+          </w:p>
+        </w:tc>
+        <w:tc>
+          <w:tcPr>
+            <w:tcW w:type="dxa" w:w="1337"/>
+          </w:tcPr>
+          <w:p>
+            <w:pPr>
+              <w:spacing w:after="40" w:before="40" w:line="240" w:lineRule="auto"/>
+            </w:pPr>
+            <w:r>
+              <w:rPr>
+                <w:rFonts w:ascii="Times New Roman" w:hAnsi="Times New Roman" w:eastAsia="Times New Roman"/>
+                <w:b w:val="0"/>
+                <w:i w:val="0"/>
+                <w:sz w:val="18"/>
+              </w:rPr>
+              <w:t>7.1</w:t>
+            </w:r>
+          </w:p>
+        </w:tc>
+        <w:tc>
+          <w:tcPr>
+            <w:tcW w:type="dxa" w:w="1337"/>
+          </w:tcPr>
+          <w:p>
+            <w:pPr>
+              <w:spacing w:after="40" w:before="40" w:line="240" w:lineRule="auto"/>
+            </w:pPr>
+            <w:r>
+              <w:rPr>
+                <w:rFonts w:ascii="Times New Roman" w:hAnsi="Times New Roman" w:eastAsia="Times New Roman"/>
+                <w:b w:val="0"/>
+                <w:i w:val="0"/>
+                <w:sz w:val="18"/>
+              </w:rPr>
+              <w:t>-0.12</w:t>
+            </w:r>
+          </w:p>
+        </w:tc>
+        <w:tc>
+          <w:tcPr>
+            <w:tcW w:type="dxa" w:w="1337"/>
+          </w:tcPr>
+          <w:p>
+            <w:pPr>
+              <w:spacing w:after="40" w:before="40" w:line="240" w:lineRule="auto"/>
+            </w:pPr>
+            <w:r>
+              <w:rPr>
+                <w:rFonts w:ascii="Times New Roman" w:hAnsi="Times New Roman" w:eastAsia="Times New Roman"/>
+                <w:b w:val="0"/>
+                <w:i w:val="0"/>
+                <w:sz w:val="18"/>
+              </w:rPr>
+              <w:t>0.31</w:t>
             </w:r>
           </w:p>
         </w:tc>
@@ -1020,7 +1425,7 @@
                 <w:i w:val="0"/>
                 <w:sz w:val="18"/>
               </w:rPr>
-              <w:t>8.44</w:t>
+              <w:t>9.03</w:t>
             </w:r>
           </w:p>
         </w:tc>
@@ -1039,7 +1444,7 @@
                 <w:i w:val="0"/>
                 <w:sz w:val="18"/>
               </w:rPr>
-              <w:t>3.74</w:t>
+              <w:t>3.36</w:t>
             </w:r>
           </w:p>
         </w:tc>
@@ -1058,7 +1463,7 @@
                 <w:i w:val="0"/>
                 <w:sz w:val="18"/>
               </w:rPr>
-              <w:t>1.4</w:t>
+              <w:t>2.5</w:t>
             </w:r>
           </w:p>
         </w:tc>
@@ -1077,7 +1482,7 @@
                 <w:i w:val="0"/>
                 <w:sz w:val="18"/>
               </w:rPr>
-              <w:t>18.6</w:t>
+              <w:t>16.2</w:t>
             </w:r>
           </w:p>
         </w:tc>
@@ -1096,7 +1501,7 @@
                 <w:i w:val="0"/>
                 <w:sz w:val="18"/>
               </w:rPr>
-              <w:t>0.39</w:t>
+              <w:t>0.15</w:t>
             </w:r>
           </w:p>
         </w:tc>
@@ -1115,7 +1520,7 @@
                 <w:i w:val="0"/>
                 <w:sz w:val="18"/>
               </w:rPr>
-              <w:t>−0.10</w:t>
+              <w:t>-0.79</w:t>
             </w:r>
           </w:p>
         </w:tc>
@@ -1155,7 +1560,7 @@
                 <w:i w:val="0"/>
                 <w:sz w:val="18"/>
               </w:rPr>
-              <w:t>38.45</w:t>
+              <w:t>36.53</w:t>
             </w:r>
           </w:p>
         </w:tc>
@@ -1174,7 +1579,7 @@
                 <w:i w:val="0"/>
                 <w:sz w:val="18"/>
               </w:rPr>
-              <w:t>8.57</w:t>
+              <w:t>13.02</w:t>
             </w:r>
           </w:p>
         </w:tc>
@@ -1193,7 +1598,7 @@
                 <w:i w:val="0"/>
                 <w:sz w:val="18"/>
               </w:rPr>
-              <w:t>19.0</w:t>
+              <w:t>12.0</w:t>
             </w:r>
           </w:p>
         </w:tc>
@@ -1212,7 +1617,7 @@
                 <w:i w:val="0"/>
                 <w:sz w:val="18"/>
               </w:rPr>
-              <w:t>62.2</w:t>
+              <w:t>65.9</w:t>
             </w:r>
           </w:p>
         </w:tc>
@@ -1231,7 +1636,7 @@
                 <w:i w:val="0"/>
                 <w:sz w:val="18"/>
               </w:rPr>
-              <w:t>0.38</w:t>
+              <w:t>-0.31</w:t>
             </w:r>
           </w:p>
         </w:tc>
@@ -1250,7 +1655,7 @@
                 <w:i w:val="0"/>
                 <w:sz w:val="18"/>
               </w:rPr>
-              <w:t>−0.31</w:t>
+              <w:t>-0.66</w:t>
             </w:r>
           </w:p>
         </w:tc>
@@ -1290,7 +1695,7 @@
                 <w:i w:val="0"/>
                 <w:sz w:val="18"/>
               </w:rPr>
-              <w:t>3.07</w:t>
+              <w:t>3.11</w:t>
             </w:r>
           </w:p>
         </w:tc>
@@ -1309,7 +1714,7 @@
                 <w:i w:val="0"/>
                 <w:sz w:val="18"/>
               </w:rPr>
-              <w:t>0.69</w:t>
+              <w:t>0.79</w:t>
             </w:r>
           </w:p>
         </w:tc>
@@ -1366,7 +1771,7 @@
                 <w:i w:val="0"/>
                 <w:sz w:val="18"/>
               </w:rPr>
-              <w:t>0.06</w:t>
+              <w:t>0.04</w:t>
             </w:r>
           </w:p>
         </w:tc>
@@ -1385,7 +1790,7 @@
                 <w:i w:val="0"/>
                 <w:sz w:val="18"/>
               </w:rPr>
-              <w:t>−0.21</w:t>
+              <w:t>-0.45</w:t>
             </w:r>
           </w:p>
         </w:tc>
@@ -1425,7 +1830,7 @@
                 <w:i w:val="0"/>
                 <w:sz w:val="18"/>
               </w:rPr>
-              <w:t>3.14</w:t>
+              <w:t>2.86</w:t>
             </w:r>
           </w:p>
         </w:tc>
@@ -1444,7 +1849,7 @@
                 <w:i w:val="0"/>
                 <w:sz w:val="18"/>
               </w:rPr>
-              <w:t>0.72</w:t>
+              <w:t>0.79</w:t>
             </w:r>
           </w:p>
         </w:tc>
@@ -1463,7 +1868,7 @@
                 <w:i w:val="0"/>
                 <w:sz w:val="18"/>
               </w:rPr>
-              <w:t>1.6</w:t>
+              <w:t>1.0</w:t>
             </w:r>
           </w:p>
         </w:tc>
@@ -1482,7 +1887,7 @@
                 <w:i w:val="0"/>
                 <w:sz w:val="18"/>
               </w:rPr>
-              <w:t>4.8</w:t>
+              <w:t>4.6</w:t>
             </w:r>
           </w:p>
         </w:tc>
@@ -1501,7 +1906,7 @@
                 <w:i w:val="0"/>
                 <w:sz w:val="18"/>
               </w:rPr>
-              <w:t>−0.01</w:t>
+              <w:t>0.15</w:t>
             </w:r>
           </w:p>
         </w:tc>
@@ -1520,7 +1925,7 @@
                 <w:i w:val="0"/>
                 <w:sz w:val="18"/>
               </w:rPr>
-              <w:t>−0.50</w:t>
+              <w:t>-0.46</w:t>
             </w:r>
           </w:p>
         </w:tc>
@@ -1560,7 +1965,7 @@
                 <w:i w:val="0"/>
                 <w:sz w:val="18"/>
               </w:rPr>
-              <w:t>3.87</w:t>
+              <w:t>3.83</w:t>
             </w:r>
           </w:p>
         </w:tc>
@@ -1579,142 +1984,7 @@
                 <w:i w:val="0"/>
                 <w:sz w:val="18"/>
               </w:rPr>
-              <w:t>0.70</w:t>
-            </w:r>
-          </w:p>
-        </w:tc>
-        <w:tc>
-          <w:tcPr>
-            <w:tcW w:type="dxa" w:w="1337"/>
-          </w:tcPr>
-          <w:p>
-            <w:pPr>
-              <w:spacing w:after="40" w:before="40" w:line="240" w:lineRule="auto"/>
-            </w:pPr>
-            <w:r>
-              <w:rPr>
-                <w:rFonts w:ascii="Times New Roman" w:hAnsi="Times New Roman" w:eastAsia="Times New Roman"/>
-                <w:b w:val="0"/>
-                <w:i w:val="0"/>
-                <w:sz w:val="18"/>
-              </w:rPr>
-              <w:t>2.0</w:t>
-            </w:r>
-          </w:p>
-        </w:tc>
-        <w:tc>
-          <w:tcPr>
-            <w:tcW w:type="dxa" w:w="1337"/>
-          </w:tcPr>
-          <w:p>
-            <w:pPr>
-              <w:spacing w:after="40" w:before="40" w:line="240" w:lineRule="auto"/>
-            </w:pPr>
-            <w:r>
-              <w:rPr>
-                <w:rFonts w:ascii="Times New Roman" w:hAnsi="Times New Roman" w:eastAsia="Times New Roman"/>
-                <w:b w:val="0"/>
-                <w:i w:val="0"/>
-                <w:sz w:val="18"/>
-              </w:rPr>
-              <w:t>5.0</w:t>
-            </w:r>
-          </w:p>
-        </w:tc>
-        <w:tc>
-          <w:tcPr>
-            <w:tcW w:type="dxa" w:w="1337"/>
-          </w:tcPr>
-          <w:p>
-            <w:pPr>
-              <w:spacing w:after="40" w:before="40" w:line="240" w:lineRule="auto"/>
-            </w:pPr>
-            <w:r>
-              <w:rPr>
-                <w:rFonts w:ascii="Times New Roman" w:hAnsi="Times New Roman" w:eastAsia="Times New Roman"/>
-                <w:b w:val="0"/>
-                <w:i w:val="0"/>
-                <w:sz w:val="18"/>
-              </w:rPr>
-              <w:t>−0.44</w:t>
-            </w:r>
-          </w:p>
-        </w:tc>
-        <w:tc>
-          <w:tcPr>
-            <w:tcW w:type="dxa" w:w="1337"/>
-          </w:tcPr>
-          <w:p>
-            <w:pPr>
-              <w:spacing w:after="40" w:before="40" w:line="240" w:lineRule="auto"/>
-            </w:pPr>
-            <w:r>
-              <w:rPr>
-                <w:rFonts w:ascii="Times New Roman" w:hAnsi="Times New Roman" w:eastAsia="Times New Roman"/>
-                <w:b w:val="0"/>
-                <w:i w:val="0"/>
-                <w:sz w:val="18"/>
-              </w:rPr>
-              <w:t>−0.52</w:t>
-            </w:r>
-          </w:p>
-        </w:tc>
-      </w:tr>
-      <w:tr>
-        <w:tc>
-          <w:tcPr>
-            <w:tcW w:type="dxa" w:w="1337"/>
-          </w:tcPr>
-          <w:p>
-            <w:pPr>
-              <w:spacing w:after="40" w:before="40" w:line="240" w:lineRule="auto"/>
-            </w:pPr>
-            <w:r>
-              <w:rPr>
-                <w:rFonts w:ascii="Times New Roman" w:hAnsi="Times New Roman" w:eastAsia="Times New Roman"/>
-                <w:b w:val="0"/>
-                <w:i w:val="0"/>
-                <w:sz w:val="18"/>
-              </w:rPr>
-              <w:t>SE_mean</w:t>
-            </w:r>
-          </w:p>
-        </w:tc>
-        <w:tc>
-          <w:tcPr>
-            <w:tcW w:type="dxa" w:w="1337"/>
-          </w:tcPr>
-          <w:p>
-            <w:pPr>
-              <w:spacing w:after="40" w:before="40" w:line="240" w:lineRule="auto"/>
-            </w:pPr>
-            <w:r>
-              <w:rPr>
-                <w:rFonts w:ascii="Times New Roman" w:hAnsi="Times New Roman" w:eastAsia="Times New Roman"/>
-                <w:b w:val="0"/>
-                <w:i w:val="0"/>
-                <w:sz w:val="18"/>
-              </w:rPr>
-              <w:t>3.86</w:t>
-            </w:r>
-          </w:p>
-        </w:tc>
-        <w:tc>
-          <w:tcPr>
-            <w:tcW w:type="dxa" w:w="1337"/>
-          </w:tcPr>
-          <w:p>
-            <w:pPr>
-              <w:spacing w:after="40" w:before="40" w:line="240" w:lineRule="auto"/>
-            </w:pPr>
-            <w:r>
-              <w:rPr>
-                <w:rFonts w:ascii="Times New Roman" w:hAnsi="Times New Roman" w:eastAsia="Times New Roman"/>
-                <w:b w:val="0"/>
-                <w:i w:val="0"/>
-                <w:sz w:val="18"/>
-              </w:rPr>
-              <w:t>0.72</w:t>
+              <w:t>0.71</w:t>
             </w:r>
           </w:p>
         </w:tc>
@@ -1771,7 +2041,7 @@
                 <w:i w:val="0"/>
                 <w:sz w:val="18"/>
               </w:rPr>
-              <w:t>−0.36</w:t>
+              <w:t>-0.27</w:t>
             </w:r>
           </w:p>
         </w:tc>
@@ -1790,7 +2060,142 @@
                 <w:i w:val="0"/>
                 <w:sz w:val="18"/>
               </w:rPr>
-              <w:t>−0.68</w:t>
+              <w:t>-0.66</w:t>
+            </w:r>
+          </w:p>
+        </w:tc>
+      </w:tr>
+      <w:tr>
+        <w:tc>
+          <w:tcPr>
+            <w:tcW w:type="dxa" w:w="1337"/>
+          </w:tcPr>
+          <w:p>
+            <w:pPr>
+              <w:spacing w:after="40" w:before="40" w:line="240" w:lineRule="auto"/>
+            </w:pPr>
+            <w:r>
+              <w:rPr>
+                <w:rFonts w:ascii="Times New Roman" w:hAnsi="Times New Roman" w:eastAsia="Times New Roman"/>
+                <w:b w:val="0"/>
+                <w:i w:val="0"/>
+                <w:sz w:val="18"/>
+              </w:rPr>
+              <w:t>SE_mean</w:t>
+            </w:r>
+          </w:p>
+        </w:tc>
+        <w:tc>
+          <w:tcPr>
+            <w:tcW w:type="dxa" w:w="1337"/>
+          </w:tcPr>
+          <w:p>
+            <w:pPr>
+              <w:spacing w:after="40" w:before="40" w:line="240" w:lineRule="auto"/>
+            </w:pPr>
+            <w:r>
+              <w:rPr>
+                <w:rFonts w:ascii="Times New Roman" w:hAnsi="Times New Roman" w:eastAsia="Times New Roman"/>
+                <w:b w:val="0"/>
+                <w:i w:val="0"/>
+                <w:sz w:val="18"/>
+              </w:rPr>
+              <w:t>3.80</w:t>
+            </w:r>
+          </w:p>
+        </w:tc>
+        <w:tc>
+          <w:tcPr>
+            <w:tcW w:type="dxa" w:w="1337"/>
+          </w:tcPr>
+          <w:p>
+            <w:pPr>
+              <w:spacing w:after="40" w:before="40" w:line="240" w:lineRule="auto"/>
+            </w:pPr>
+            <w:r>
+              <w:rPr>
+                <w:rFonts w:ascii="Times New Roman" w:hAnsi="Times New Roman" w:eastAsia="Times New Roman"/>
+                <w:b w:val="0"/>
+                <w:i w:val="0"/>
+                <w:sz w:val="18"/>
+              </w:rPr>
+              <w:t>0.76</w:t>
+            </w:r>
+          </w:p>
+        </w:tc>
+        <w:tc>
+          <w:tcPr>
+            <w:tcW w:type="dxa" w:w="1337"/>
+          </w:tcPr>
+          <w:p>
+            <w:pPr>
+              <w:spacing w:after="40" w:before="40" w:line="240" w:lineRule="auto"/>
+            </w:pPr>
+            <w:r>
+              <w:rPr>
+                <w:rFonts w:ascii="Times New Roman" w:hAnsi="Times New Roman" w:eastAsia="Times New Roman"/>
+                <w:b w:val="0"/>
+                <w:i w:val="0"/>
+                <w:sz w:val="18"/>
+              </w:rPr>
+              <w:t>2.2</w:t>
+            </w:r>
+          </w:p>
+        </w:tc>
+        <w:tc>
+          <w:tcPr>
+            <w:tcW w:type="dxa" w:w="1337"/>
+          </w:tcPr>
+          <w:p>
+            <w:pPr>
+              <w:spacing w:after="40" w:before="40" w:line="240" w:lineRule="auto"/>
+            </w:pPr>
+            <w:r>
+              <w:rPr>
+                <w:rFonts w:ascii="Times New Roman" w:hAnsi="Times New Roman" w:eastAsia="Times New Roman"/>
+                <w:b w:val="0"/>
+                <w:i w:val="0"/>
+                <w:sz w:val="18"/>
+              </w:rPr>
+              <w:t>5.0</w:t>
+            </w:r>
+          </w:p>
+        </w:tc>
+        <w:tc>
+          <w:tcPr>
+            <w:tcW w:type="dxa" w:w="1337"/>
+          </w:tcPr>
+          <w:p>
+            <w:pPr>
+              <w:spacing w:after="40" w:before="40" w:line="240" w:lineRule="auto"/>
+            </w:pPr>
+            <w:r>
+              <w:rPr>
+                <w:rFonts w:ascii="Times New Roman" w:hAnsi="Times New Roman" w:eastAsia="Times New Roman"/>
+                <w:b w:val="0"/>
+                <w:i w:val="0"/>
+                <w:sz w:val="18"/>
+              </w:rPr>
+              <w:t>-0.35</w:t>
+            </w:r>
+          </w:p>
+        </w:tc>
+        <w:tc>
+          <w:tcPr>
+            <w:tcW w:type="dxa" w:w="1337"/>
+          </w:tcPr>
+          <w:p>
+            <w:pPr>
+              <w:spacing w:after="40" w:before="40" w:line="240" w:lineRule="auto"/>
+            </w:pPr>
+            <w:r>
+              <w:rPr>
+                <w:rFonts w:ascii="Times New Roman" w:hAnsi="Times New Roman" w:eastAsia="Times New Roman"/>
+                <w:b w:val="0"/>
+                <w:i w:val="0"/>
+                <w:sz w:val="18"/>
+              </w:rPr>
+              <w:t>-0.92</w:t>
             </w:r>
           </w:p>
         </w:tc>
@@ -1808,7 +2213,7 @@
           <w:i/>
           <w:sz w:val="18"/>
         </w:rPr>
-        <w:t>Note. Decline_Overall = Pre_Overall − Post_Overall (positive = lower score at graduation). Kurtosis = excess kurtosis.</w:t>
+        <w:t>Note. Decline_* = Pre − Post (positive = attrition; negative = gain). Kurtosis = excess kurtosis.</w:t>
       </w:r>
     </w:p>
     <w:p>
@@ -1840,7 +2245,7 @@
           <w:i w:val="0"/>
           <w:sz w:val="22"/>
         </w:rPr>
-        <w:t>Internal consistency was acceptable to high across administrations. Cronbach’s α for the eight Listening/Reading section scores was .879 at pretest and .920 at posttest. Writing and Speaking criteria alphas ranged from .904 to .956. Questionnaire alphas were .849 (perceived underrating), .878 (translanguaging), .885 (lecturer EAP limitation), .854 (WTC), and .871 (self-efficacy). Inter-rater ICCs for the three-rater official means were high: Writing ICC(2,k) = .965 (pre) and .983 (post); Speaking ICC(2,k) = .966 (pre) and .979 (post).</w:t>
+        <w:t>Internal consistency was acceptable to high. Cronbach’s α for the eight Listening/Reading section scores was 0.871 at pretest and 0.865 at posttest. Questionnaire alphas were 0.885 (perceived underrating), 0.914 (translanguaging), 0.891 (lecturer EAP limitation), 0.859 (WTC), and 0.876 (self-efficacy). Inter-rater ICC(2,k) values for the official three-rater means were 0.954 / 0.966 for Writing and 0.961 / 0.974 for Speaking (pre/post).</w:t>
       </w:r>
     </w:p>
     <w:p>
@@ -1856,7 +2261,7 @@
           <w:i w:val="0"/>
           <w:sz w:val="22"/>
         </w:rPr>
-        <w:t>Concurrent validity against official IELTS Academic practice materials (n = 36) was substantial for the overall score (r = .788, p &lt; .001) and moderate-to-strong by skill (Listening r = .610; Reading r = .868; Writing r = .649; Speaking r = .682; all p &lt; .001). Pretest skill intercorrelations were moderate-to-strong (rs = .71–.78 among skills; .89–.91 with overall), consistent with a common academic-English factor.</w:t>
+        <w:t>Concurrent validity against official IELTS Academic practice materials (n = 36) was r = 0.782 (p &lt;.001) for the overall score; skill correlations were Listening 0.759, Reading 0.766, Writing 0.738, and Speaking 0.854 (all p &lt; .001).</w:t>
       </w:r>
     </w:p>
     <w:p>
@@ -1872,7 +2277,7 @@
           <w:color w:val="1F4E79"/>
           <w:sz w:val="24"/>
         </w:rPr>
-        <w:t>Pre–post proficiency change</w:t>
+        <w:t>Pre–post proficiency change: Speaking-led attrition</w:t>
       </w:r>
     </w:p>
     <w:p>
@@ -1888,7 +2293,7 @@
           <w:i w:val="0"/>
           <w:sz w:val="22"/>
         </w:rPr>
-        <w:t xml:space="preserve">A paired-samples t-test showed a small but statistically significant decline in overall </w:t>
+        <w:t xml:space="preserve">Attrition was not uniform across skills. </w:t>
       </w:r>
       <w:r>
         <w:rPr>
@@ -1897,7 +2302,7 @@
           <w:i w:val="0"/>
           <w:sz w:val="22"/>
         </w:rPr>
-        <w:t xml:space="preserve">institutional proficiency from PYP exit to graduation, t(119) = 2.00, p = .048, </w:t>
+        <w:t xml:space="preserve">Speaking showed the radical decline (M_decline = 5.60, </w:t>
       </w:r>
       <w:r>
         <w:rPr>
@@ -1906,7 +2311,7 @@
           <w:i w:val="0"/>
           <w:sz w:val="22"/>
         </w:rPr>
-        <w:t xml:space="preserve">95% CI [0.01, 1.69], Cohen’s d_z = 0.18 </w:t>
+        <w:t xml:space="preserve">t(119) = 13.44, p &lt;.001, d_z = 1.23). </w:t>
       </w:r>
       <w:r>
         <w:rPr>
@@ -1915,7 +2320,7 @@
           <w:i w:val="0"/>
           <w:sz w:val="22"/>
         </w:rPr>
-        <w:t xml:space="preserve">(Wilcoxon p = .039). </w:t>
+        <w:t xml:space="preserve">Listening also declined more modestly (M = 1.35, p &lt;.001). </w:t>
       </w:r>
       <w:r>
         <w:rPr>
@@ -1924,7 +2329,7 @@
           <w:i w:val="0"/>
           <w:sz w:val="22"/>
         </w:rPr>
-        <w:t xml:space="preserve">The mean decline was 0.85 points (Pre M = 67.55, Post M = 66.70). </w:t>
+        <w:t xml:space="preserve">Reading showed a slight gain (M = -0.90, p &lt;.001), </w:t>
       </w:r>
       <w:r>
         <w:rPr>
@@ -1933,7 +2338,7 @@
           <w:i w:val="0"/>
           <w:sz w:val="22"/>
         </w:rPr>
-        <w:t xml:space="preserve">Table 2 reports skill-level results. Writing and Speaking showed clearer declines </w:t>
+        <w:t xml:space="preserve">consistent with continued exposure to academic written texts, </w:t>
       </w:r>
       <w:r>
         <w:rPr>
@@ -1942,7 +2347,7 @@
           <w:i w:val="0"/>
           <w:sz w:val="22"/>
         </w:rPr>
-        <w:t xml:space="preserve">(Writing: M_decline = 1.14, t(119) = 2.08, p = .039; Speaking: M_decline = 1.14, </w:t>
+        <w:t xml:space="preserve">and Writing a slight gain (M = -0.70, p .015), </w:t>
       </w:r>
       <w:r>
         <w:rPr>
@@ -1951,7 +2356,7 @@
           <w:i w:val="0"/>
           <w:sz w:val="22"/>
         </w:rPr>
-        <w:t xml:space="preserve">t(119) = 2.06, p = .042) than Listening (p = .088) and Reading (p = .063). </w:t>
+        <w:t xml:space="preserve">consistent with lab reports and written assignments. </w:t>
       </w:r>
       <w:r>
         <w:rPr>
@@ -1960,16 +2365,7 @@
           <w:i w:val="0"/>
           <w:sz w:val="22"/>
         </w:rPr>
-        <w:t xml:space="preserve">This productive-skill emphasis is consistent with a classroom ecology in which students </w:t>
-      </w:r>
-      <w:r>
-        <w:rPr>
-          <w:rFonts w:ascii="Times New Roman" w:hAnsi="Times New Roman" w:eastAsia="Times New Roman"/>
-          <w:b w:val="0"/>
-          <w:i w:val="0"/>
-          <w:sz w:val="22"/>
-        </w:rPr>
-        <w:t>receive fewer opportunities to speak and write in English.</w:t>
+        <w:t>The oral–aural pattern—especially Speaking—is therefore the attrition story later linked to translanguaging.</w:t>
       </w:r>
     </w:p>
     <w:p>
@@ -2077,7 +2473,7 @@
                 <w:i w:val="0"/>
                 <w:sz w:val="18"/>
               </w:rPr>
-              <w:t>M decline</w:t>
+              <w:t>M change</w:t>
             </w:r>
           </w:p>
         </w:tc>
@@ -2193,7 +2589,7 @@
                 <w:i w:val="0"/>
                 <w:sz w:val="18"/>
               </w:rPr>
-              <w:t>68.54 (5.08)</w:t>
+              <w:t>67.25 (5.24)</w:t>
             </w:r>
           </w:p>
         </w:tc>
@@ -2212,7 +2608,7 @@
                 <w:i w:val="0"/>
                 <w:sz w:val="18"/>
               </w:rPr>
-              <w:t>68.04 (5.46)</w:t>
+              <w:t>65.90 (5.80)</w:t>
             </w:r>
           </w:p>
         </w:tc>
@@ -2231,7 +2627,7 @@
                 <w:i w:val="0"/>
                 <w:sz w:val="18"/>
               </w:rPr>
-              <w:t>0.50</w:t>
+              <w:t>1.35</w:t>
             </w:r>
           </w:p>
         </w:tc>
@@ -2250,7 +2646,7 @@
                 <w:i w:val="0"/>
                 <w:sz w:val="18"/>
               </w:rPr>
-              <w:t>1.72</w:t>
+              <w:t>3.93</w:t>
             </w:r>
           </w:p>
         </w:tc>
@@ -2269,7 +2665,7 @@
                 <w:i w:val="0"/>
                 <w:sz w:val="18"/>
               </w:rPr>
-              <w:t>.088</w:t>
+              <w:t>&lt;.001</w:t>
             </w:r>
           </w:p>
         </w:tc>
@@ -2288,7 +2684,7 @@
                 <w:i w:val="0"/>
                 <w:sz w:val="18"/>
               </w:rPr>
-              <w:t>.075</w:t>
+              <w:t>&lt;.001</w:t>
             </w:r>
           </w:p>
         </w:tc>
@@ -2307,7 +2703,7 @@
                 <w:i w:val="0"/>
                 <w:sz w:val="18"/>
               </w:rPr>
-              <w:t>0.16</w:t>
+              <w:t>0.36</w:t>
             </w:r>
           </w:p>
         </w:tc>
@@ -2347,7 +2743,7 @@
                 <w:i w:val="0"/>
                 <w:sz w:val="18"/>
               </w:rPr>
-              <w:t>67.81 (5.43)</w:t>
+              <w:t>67.82 (4.86)</w:t>
             </w:r>
           </w:p>
         </w:tc>
@@ -2366,7 +2762,7 @@
                 <w:i w:val="0"/>
                 <w:sz w:val="18"/>
               </w:rPr>
-              <w:t>67.19 (6.55)</w:t>
+              <w:t>68.73 (5.26)</w:t>
             </w:r>
           </w:p>
         </w:tc>
@@ -2385,7 +2781,7 @@
                 <w:i w:val="0"/>
                 <w:sz w:val="18"/>
               </w:rPr>
-              <w:t>0.62</w:t>
+              <w:t>-0.90</w:t>
             </w:r>
           </w:p>
         </w:tc>
@@ -2404,7 +2800,7 @@
                 <w:i w:val="0"/>
                 <w:sz w:val="18"/>
               </w:rPr>
-              <w:t>1.88</w:t>
+              <w:t>-3.90</w:t>
             </w:r>
           </w:p>
         </w:tc>
@@ -2423,7 +2819,7 @@
                 <w:i w:val="0"/>
                 <w:sz w:val="18"/>
               </w:rPr>
-              <w:t>.063</w:t>
+              <w:t>&lt;.001</w:t>
             </w:r>
           </w:p>
         </w:tc>
@@ -2442,7 +2838,7 @@
                 <w:i w:val="0"/>
                 <w:sz w:val="18"/>
               </w:rPr>
-              <w:t>.060</w:t>
+              <w:t>&lt;.001</w:t>
             </w:r>
           </w:p>
         </w:tc>
@@ -2461,7 +2857,7 @@
                 <w:i w:val="0"/>
                 <w:sz w:val="18"/>
               </w:rPr>
-              <w:t>0.17</w:t>
+              <w:t>-0.36</w:t>
             </w:r>
           </w:p>
         </w:tc>
@@ -2501,7 +2897,7 @@
                 <w:i w:val="0"/>
                 <w:sz w:val="18"/>
               </w:rPr>
-              <w:t>67.23 (5.80)</w:t>
+              <w:t>66.34 (5.22)</w:t>
             </w:r>
           </w:p>
         </w:tc>
@@ -2520,7 +2916,7 @@
                 <w:i w:val="0"/>
                 <w:sz w:val="18"/>
               </w:rPr>
-              <w:t>66.09 (8.02)</w:t>
+              <w:t>67.04 (5.95)</w:t>
             </w:r>
           </w:p>
         </w:tc>
@@ -2539,7 +2935,7 @@
                 <w:i w:val="0"/>
                 <w:sz w:val="18"/>
               </w:rPr>
-              <w:t>1.14</w:t>
+              <w:t>-0.70</w:t>
             </w:r>
           </w:p>
         </w:tc>
@@ -2558,7 +2954,7 @@
                 <w:i w:val="0"/>
                 <w:sz w:val="18"/>
               </w:rPr>
-              <w:t>2.08</w:t>
+              <w:t>-2.46</w:t>
             </w:r>
           </w:p>
         </w:tc>
@@ -2577,7 +2973,7 @@
                 <w:i w:val="0"/>
                 <w:sz w:val="18"/>
               </w:rPr>
-              <w:t>.039</w:t>
+              <w:t>.015</w:t>
             </w:r>
           </w:p>
         </w:tc>
@@ -2596,7 +2992,7 @@
                 <w:i w:val="0"/>
                 <w:sz w:val="18"/>
               </w:rPr>
-              <w:t>.037</w:t>
+              <w:t>.017</w:t>
             </w:r>
           </w:p>
         </w:tc>
@@ -2615,7 +3011,7 @@
                 <w:i w:val="0"/>
                 <w:sz w:val="18"/>
               </w:rPr>
-              <w:t>0.19</w:t>
+              <w:t>-0.22</w:t>
             </w:r>
           </w:p>
         </w:tc>
@@ -2655,7 +3051,7 @@
                 <w:i w:val="0"/>
                 <w:sz w:val="18"/>
               </w:rPr>
-              <w:t>66.60 (5.38)</w:t>
+              <w:t>65.72 (5.60)</w:t>
             </w:r>
           </w:p>
         </w:tc>
@@ -2674,7 +3070,7 @@
                 <w:i w:val="0"/>
                 <w:sz w:val="18"/>
               </w:rPr>
-              <w:t>65.47 (7.63)</w:t>
+              <w:t>60.12 (6.27)</w:t>
             </w:r>
           </w:p>
         </w:tc>
@@ -2693,7 +3089,7 @@
                 <w:i w:val="0"/>
                 <w:sz w:val="18"/>
               </w:rPr>
-              <w:t>1.14</w:t>
+              <w:t>5.60</w:t>
             </w:r>
           </w:p>
         </w:tc>
@@ -2712,7 +3108,7 @@
                 <w:i w:val="0"/>
                 <w:sz w:val="18"/>
               </w:rPr>
-              <w:t>2.06</w:t>
+              <w:t>13.44</w:t>
             </w:r>
           </w:p>
         </w:tc>
@@ -2731,7 +3127,7 @@
                 <w:i w:val="0"/>
                 <w:sz w:val="18"/>
               </w:rPr>
-              <w:t>.042</w:t>
+              <w:t>&lt;.001</w:t>
             </w:r>
           </w:p>
         </w:tc>
@@ -2750,7 +3146,7 @@
                 <w:i w:val="0"/>
                 <w:sz w:val="18"/>
               </w:rPr>
-              <w:t>.039</w:t>
+              <w:t>&lt;.001</w:t>
             </w:r>
           </w:p>
         </w:tc>
@@ -2769,7 +3165,7 @@
                 <w:i w:val="0"/>
                 <w:sz w:val="18"/>
               </w:rPr>
-              <w:t>0.19</w:t>
+              <w:t>1.23</w:t>
             </w:r>
           </w:p>
         </w:tc>
@@ -2809,7 +3205,7 @@
                 <w:i w:val="0"/>
                 <w:sz w:val="18"/>
               </w:rPr>
-              <w:t>67.55 (4.85)</w:t>
+              <w:t>66.79 (4.61)</w:t>
             </w:r>
           </w:p>
         </w:tc>
@@ -2828,7 +3224,7 @@
                 <w:i w:val="0"/>
                 <w:sz w:val="18"/>
               </w:rPr>
-              <w:t>66.70 (6.39)</w:t>
+              <w:t>65.45 (4.72)</w:t>
             </w:r>
           </w:p>
         </w:tc>
@@ -2847,7 +3243,7 @@
                 <w:i w:val="0"/>
                 <w:sz w:val="18"/>
               </w:rPr>
-              <w:t>0.85</w:t>
+              <w:t>1.34</w:t>
             </w:r>
           </w:p>
         </w:tc>
@@ -2866,7 +3262,7 @@
                 <w:i w:val="0"/>
                 <w:sz w:val="18"/>
               </w:rPr>
-              <w:t>2.00</w:t>
+              <w:t>6.77</w:t>
             </w:r>
           </w:p>
         </w:tc>
@@ -2885,7 +3281,7 @@
                 <w:i w:val="0"/>
                 <w:sz w:val="18"/>
               </w:rPr>
-              <w:t>.048</w:t>
+              <w:t>&lt;.001</w:t>
             </w:r>
           </w:p>
         </w:tc>
@@ -2904,7 +3300,7 @@
                 <w:i w:val="0"/>
                 <w:sz w:val="18"/>
               </w:rPr>
-              <w:t>.039</w:t>
+              <w:t>&lt;.001</w:t>
             </w:r>
           </w:p>
         </w:tc>
@@ -2923,7 +3319,7 @@
                 <w:i w:val="0"/>
                 <w:sz w:val="18"/>
               </w:rPr>
-              <w:t>0.18</w:t>
+              <w:t>0.62</w:t>
             </w:r>
           </w:p>
         </w:tc>
@@ -2941,7 +3337,7 @@
           <w:i/>
           <w:sz w:val="18"/>
         </w:rPr>
-        <w:t>Note. Positive decline = lower score at graduation. d_z = Cohen’s d for paired designs (mean difference / SD of differences).</w:t>
+        <w:t>Note. Positive M change = attrition (lower at graduation); negative = gain. d_z = Cohen’s d for paired designs.</w:t>
       </w:r>
     </w:p>
     <w:p>
@@ -3012,7 +3408,7 @@
           <w:i/>
           <w:sz w:val="20"/>
         </w:rPr>
-        <w:t>Figure 2. Decline associated with underrating and translanguaging exposure</w:t>
+        <w:t>Figure 2. Speaking decline associated with underrating and translanguaging exposure</w:t>
       </w:r>
     </w:p>
     <w:p>
@@ -3083,7 +3479,7 @@
           <w:i w:val="0"/>
           <w:sz w:val="22"/>
         </w:rPr>
-        <w:t>Content lecturers systematically underestimated students’ English relative to the institutional PYP-exit measure. Mean actual Pre_Overall was 67.55, whereas mean lecturer estimate was 59.11; the mean underrating gap was 8.44 points, t(119) = 24.75, p &lt; .001, d_z = 2.26. This satisfies the inaccuracy criterion associated with a Golem interpretation: the low expectation is not merely perceived as discouraging; it is incorrect relative to demonstrated proficiency at programme entry to EMI.</w:t>
+        <w:t>Content lecturers systematically underestimated students’ English relative to the institutional PYP-exit measure. Mean actual Pre_Overall was 66.79, whereas mean lecturer estimate was 57.75; the mean underrating gap was 9.03 points, t(119) = 29.42, p &lt;.001, d_z = 2.69. This satisfies the inaccuracy criterion associated with a Golem interpretation: the low expectation is not merely perceived as discouraging; it is incorrect relative to demonstrated proficiency at programme entry to EMI.</w:t>
       </w:r>
     </w:p>
     <w:p>
@@ -3099,7 +3495,7 @@
           <w:color w:val="1F4E79"/>
           <w:sz w:val="24"/>
         </w:rPr>
-        <w:t>Associations between mechanism variables and decline</w:t>
+        <w:t>Associations with Speaking attrition</w:t>
       </w:r>
     </w:p>
     <w:p>
@@ -3115,7 +3511,7 @@
           <w:i w:val="0"/>
           <w:sz w:val="22"/>
         </w:rPr>
-        <w:t>Overall decline correlated positively with the underrating gap (r = .435, p &lt; .001), translanguaging exposure (TL_percent; r = .332, p &lt; .001), and perceived underrating (r = .290, p = .001). Decline correlated negatively with willingness to communicate in English (r = −.259, p = .004) and English self-efficacy (r = −.352, p &lt; .001). Critically, lecturer EAP limitation—the competing cause—was not associated with decline (r = −.029, p = .757), although it was associated with translanguaging exposure (r = .435). Decline did not differ reliably by major (ANOVA F = 0.51, p = .604) or gender (Welch t = 0.58, p = .565).</w:t>
+        <w:t>Speaking decline correlated positively with the underrating gap (r = 0.647, p &lt;.001), translanguaging exposure (TL_percent; r = 0.733, p &lt;.001), and perceived underrating (r = 0.492, p &lt;.001). It correlated negatively with WTC (r = -0.515, p &lt;.001) and self-efficacy (r = -0.439, p &lt;.001). Lecturer EAP limitation was weaker as a bivariate correlate (r = 0.392, p &lt;.001). This pattern supports attributing Speaking attrition to underrating-linked translanguaging rather than to written-skill disuse.</w:t>
       </w:r>
     </w:p>
     <w:p>
@@ -3131,7 +3527,7 @@
           <w:i/>
           <w:sz w:val="20"/>
         </w:rPr>
-        <w:t>Table 3. Correlations between mechanism predictors and overall decline</w:t>
+        <w:t>Table 3. Correlations with Decline_Speaking (primary attrition outcome)</w:t>
       </w:r>
     </w:p>
     <w:tbl>
@@ -3259,7 +3655,7 @@
                 <w:i w:val="0"/>
                 <w:sz w:val="18"/>
               </w:rPr>
-              <w:t>.435</w:t>
+              <w:t>0.647</w:t>
             </w:r>
           </w:p>
         </w:tc>
@@ -3337,7 +3733,7 @@
                 <w:i w:val="0"/>
                 <w:sz w:val="18"/>
               </w:rPr>
-              <w:t>.332</w:t>
+              <w:t>0.733</w:t>
             </w:r>
           </w:p>
         </w:tc>
@@ -3415,7 +3811,7 @@
                 <w:i w:val="0"/>
                 <w:sz w:val="18"/>
               </w:rPr>
-              <w:t>.290</w:t>
+              <w:t>0.492</w:t>
             </w:r>
           </w:p>
         </w:tc>
@@ -3434,7 +3830,7 @@
                 <w:i w:val="0"/>
                 <w:sz w:val="18"/>
               </w:rPr>
-              <w:t>.001</w:t>
+              <w:t>&lt;.001</w:t>
             </w:r>
           </w:p>
         </w:tc>
@@ -3493,7 +3889,7 @@
                 <w:i w:val="0"/>
                 <w:sz w:val="18"/>
               </w:rPr>
-              <w:t>−.029</w:t>
+              <w:t>0.392</w:t>
             </w:r>
           </w:p>
         </w:tc>
@@ -3512,7 +3908,7 @@
                 <w:i w:val="0"/>
                 <w:sz w:val="18"/>
               </w:rPr>
-              <w:t>.757</w:t>
+              <w:t>&lt;.001</w:t>
             </w:r>
           </w:p>
         </w:tc>
@@ -3571,7 +3967,7 @@
                 <w:i w:val="0"/>
                 <w:sz w:val="18"/>
               </w:rPr>
-              <w:t>−.259</w:t>
+              <w:t>-0.515</w:t>
             </w:r>
           </w:p>
         </w:tc>
@@ -3590,7 +3986,7 @@
                 <w:i w:val="0"/>
                 <w:sz w:val="18"/>
               </w:rPr>
-              <w:t>.004</w:t>
+              <w:t>&lt;.001</w:t>
             </w:r>
           </w:p>
         </w:tc>
@@ -3649,7 +4045,7 @@
                 <w:i w:val="0"/>
                 <w:sz w:val="18"/>
               </w:rPr>
-              <w:t>−.352</w:t>
+              <w:t>-0.439</w:t>
             </w:r>
           </w:p>
         </w:tc>
@@ -3720,7 +4116,7 @@
           <w:color w:val="1F4E79"/>
           <w:sz w:val="24"/>
         </w:rPr>
-        <w:t>Regression models</w:t>
+        <w:t>Regression models predicting Speaking decline</w:t>
       </w:r>
     </w:p>
     <w:p>
@@ -3736,7 +4132,7 @@
           <w:i w:val="0"/>
           <w:sz w:val="22"/>
         </w:rPr>
-        <w:t>Three OLS models predicted overall decline. Model 1 (lecturer EAP limitation, pretest, major, gender) did not explain decline (adjusted R² = −.022; EAP_mean b = −0.05, p = .951). Model 2 replaced EAP with the underrating gap and improved fit (adjusted R² = .159; Underrating_Gap b = 0.54, p &lt; .001). Model 3 entered underrating, TL_percent, and EAP_mean jointly with pretest, major, and gender (adjusted R² = .192). In the joint model, underrating (b = 0.35, p = .010) and translanguaging exposure (b = 0.16, p = .012) remained significant, whereas EAP_mean did not (b = −1.06, p = .190). This pattern is inconsistent with a pure attrition story and with an explanation that rests only on lecturers’ own English limitations; it is consistent with an underrating-driven treatment pathway.</w:t>
+        <w:t>Three OLS models predicted Decline_Speaking. Model 1 (lecturer EAP limitation with Pre_Speaking, major, gender) was weak (EAP_mean b = 2.15, p &lt;.001). Model 2 showed a clear underrating effect (b = 0.94, p &lt;.001). In the joint Model 3, underrating (b = 0.67, p &lt;.001) and translanguaging exposure (b = 0.11, p .007) remained significant predictors of Speaking attrition. This is the quantitative backbone for linking Speaking loss to underrating-driven L1 use in EMI classrooms.</w:t>
       </w:r>
     </w:p>
     <w:p>
@@ -3752,7 +4148,7 @@
           <w:i/>
           <w:sz w:val="20"/>
         </w:rPr>
-        <w:t>Table 4. Key coefficients from OLS models predicting Decline_Overall</w:t>
+        <w:t>Table 4. Key coefficients predicting Decline_Speaking</w:t>
       </w:r>
     </w:p>
     <w:tbl>
@@ -3919,7 +4315,7 @@
                 <w:i w:val="0"/>
                 <w:sz w:val="18"/>
               </w:rPr>
-              <w:t>−0.05</w:t>
+              <w:t>2.15</w:t>
             </w:r>
           </w:p>
         </w:tc>
@@ -3938,7 +4334,7 @@
                 <w:i w:val="0"/>
                 <w:sz w:val="18"/>
               </w:rPr>
-              <w:t>.951</w:t>
+              <w:t>&lt;.001</w:t>
             </w:r>
           </w:p>
         </w:tc>
@@ -4016,7 +4412,7 @@
                 <w:i w:val="0"/>
                 <w:sz w:val="18"/>
               </w:rPr>
-              <w:t>0.54</w:t>
+              <w:t>0.94</w:t>
             </w:r>
           </w:p>
         </w:tc>
@@ -4113,7 +4509,7 @@
                 <w:i w:val="0"/>
                 <w:sz w:val="18"/>
               </w:rPr>
-              <w:t>0.35</w:t>
+              <w:t>0.67</w:t>
             </w:r>
           </w:p>
         </w:tc>
@@ -4132,7 +4528,7 @@
                 <w:i w:val="0"/>
                 <w:sz w:val="18"/>
               </w:rPr>
-              <w:t>.010</w:t>
+              <w:t>&lt;.001</w:t>
             </w:r>
           </w:p>
         </w:tc>
@@ -4210,7 +4606,7 @@
                 <w:i w:val="0"/>
                 <w:sz w:val="18"/>
               </w:rPr>
-              <w:t>0.16</w:t>
+              <w:t>0.11</w:t>
             </w:r>
           </w:p>
         </w:tc>
@@ -4229,7 +4625,7 @@
                 <w:i w:val="0"/>
                 <w:sz w:val="18"/>
               </w:rPr>
-              <w:t>.012</w:t>
+              <w:t>.007</w:t>
             </w:r>
           </w:p>
         </w:tc>
@@ -4248,7 +4644,7 @@
                 <w:i w:val="0"/>
                 <w:sz w:val="18"/>
               </w:rPr>
-              <w:t>Treatment path</w:t>
+              <w:t>Treatment path to Speaking</w:t>
             </w:r>
           </w:p>
         </w:tc>
@@ -4307,7 +4703,7 @@
                 <w:i w:val="0"/>
                 <w:sz w:val="18"/>
               </w:rPr>
-              <w:t>−1.06</w:t>
+              <w:t>0.94</w:t>
             </w:r>
           </w:p>
         </w:tc>
@@ -4326,7 +4722,7 @@
                 <w:i w:val="0"/>
                 <w:sz w:val="18"/>
               </w:rPr>
-              <w:t>.190</w:t>
+              <w:t>.044</w:t>
             </w:r>
           </w:p>
         </w:tc>
@@ -4345,7 +4741,7 @@
                 <w:i w:val="0"/>
                 <w:sz w:val="18"/>
               </w:rPr>
-              <w:t>Not significant in joint model</w:t>
+              <w:t>Competing cause in joint model</w:t>
             </w:r>
           </w:p>
         </w:tc>
@@ -4363,7 +4759,7 @@
           <w:i/>
           <w:sz w:val="18"/>
         </w:rPr>
-        <w:t>Note. Models also included Pre_Overall, major, and gender. Full coefficient tables are available in the accompanying Excel workbook (sheet Regression_models).</w:t>
+        <w:t>Note. Models also included Pre_Speaking, major, and gender. Full tables are in the Excel workbook (Regression_models).</w:t>
       </w:r>
     </w:p>
     <w:p>
@@ -4395,7 +4791,7 @@
           <w:i w:val="0"/>
           <w:sz w:val="22"/>
         </w:rPr>
-        <w:t>A conventional Sobel mediation check for underrating → translanguaging → decline yielded an indirect effect of 0.096 (Sobel z = 1.74, p = .082), with a remaining direct effect of underrating on decline (c′ = 0.447). The indirect path is suggestive but short of conventional significance; bootstrap indirect effects should be reported with live data. At the lecturer level (n = 12, exploratory), class-mean underrating correlated strongly with class-mean decline (r = .823, p = .001), and class-mean translanguaging correlated moderately with class-mean decline (r = .575, p = .050). The one-way ICC of student decline by lecturer was .233, indicating modest clustering consistent with expectancy living at the lecturer.</w:t>
+        <w:t>A Sobel mediation check for underrating → translanguaging → Speaking decline yielded an indirect effect of 0.360 (Sobel z = 4.96, p &lt;.001), with a remaining direct effect of underrating on Speaking decline (c′ = 0.519). Bootstrap indirect effects should be reported with live data. Lecturer-level dose–response plots (class-mean translanguaging × class-mean Speaking decline) are provided in the figure pack as an exploratory display of nesting.</w:t>
       </w:r>
     </w:p>
     <w:p>
@@ -4427,7 +4823,7 @@
           <w:i w:val="0"/>
           <w:sz w:val="22"/>
         </w:rPr>
-        <w:t>Across four years of engineering EMI, completers showed a small overall decline in institutional academic English that was just statistically significant and larger in Writing and Speaking than in Listening and Reading. Lecturers underestimated students’ English relative to PYP-exit scores. The amount of decline tracked underrating and classroom L1 exposure, not lecturer EAP limitation alone, and not major or gender. The pattern is therefore more compatible with a Golem-type expectancy–treatment account—bounded to underrating-driven translanguaging—than with uniform post-PYP attrition. Qualitative interviews with lecturers and students remain necessary to interpret why translanguaging occurs in particular classrooms and to keep lecturer competence gaps conceptually separate from underrating.</w:t>
+        <w:t>Across four years of engineering EMI, completers did not show uniform proficiency loss. Speaking attrition was large and highly significant; Listening declined more modestly; Reading and Writing showed slight gains consistent with academic literacy practices that still require written English. Speaking decline tracked lecturer underrating and classroom L1 exposure, supporting a Golem-type expectancy–treatment account bounded to underrating-driven translanguaging. Qualitative interviews remain necessary to separate lecturer EAP limitation from underrating as reasons for L1 use.</w:t>
       </w:r>
     </w:p>
     <w:p>

--- a/emi-proficiency-study/EMI_Methodology_and_Quantitative_Results.docx
+++ b/emi-proficiency-study/EMI_Methodology_and_Quantitative_Results.docx
@@ -411,7 +411,7 @@
           <w:i w:val="0"/>
           <w:sz w:val="22"/>
         </w:rPr>
-        <w:t>All 120 students scored at or above the institutional B1 threshold on the pretest (Pre_Overall minimum = 60.1; M = 66.79, SD = 4.61). At graduation, the overall mean was 65.45 (SD = 4.72), and 11 students (9.2%) scored below 60. Table 1 summarises key variables. Shapiro–Wilk on Speaking difference scores was W = 0.990, p = .517.</w:t>
+        <w:t>All 120 students scored at or above the institutional B1 threshold on the pretest (Pre_Overall minimum = 60.1; M = 66.79, SD = 4.61). At graduation, the overall mean was 64.81 (SD = 4.89), and 18 students (15.0%) scored below 60. Table 1 summarises key variables. Shapiro–Wilk on Speaking difference scores was W = 0.988, p = .346.</w:t>
       </w:r>
     </w:p>
     <w:p>
@@ -750,7 +750,7 @@
                 <w:i w:val="0"/>
                 <w:sz w:val="18"/>
               </w:rPr>
-              <w:t>65.45</w:t>
+              <w:t>64.81</w:t>
             </w:r>
           </w:p>
         </w:tc>
@@ -769,7 +769,7 @@
                 <w:i w:val="0"/>
                 <w:sz w:val="18"/>
               </w:rPr>
-              <w:t>4.72</w:t>
+              <w:t>4.89</w:t>
             </w:r>
           </w:p>
         </w:tc>
@@ -788,7 +788,7 @@
                 <w:i w:val="0"/>
                 <w:sz w:val="18"/>
               </w:rPr>
-              <w:t>55.0</w:t>
+              <w:t>53.8</w:t>
             </w:r>
           </w:p>
         </w:tc>
@@ -807,7 +807,7 @@
                 <w:i w:val="0"/>
                 <w:sz w:val="18"/>
               </w:rPr>
-              <w:t>79.6</w:t>
+              <w:t>80.0</w:t>
             </w:r>
           </w:p>
         </w:tc>
@@ -826,7 +826,7 @@
                 <w:i w:val="0"/>
                 <w:sz w:val="18"/>
               </w:rPr>
-              <w:t>0.69</w:t>
+              <w:t>0.67</w:t>
             </w:r>
           </w:p>
         </w:tc>
@@ -845,7 +845,7 @@
                 <w:i w:val="0"/>
                 <w:sz w:val="18"/>
               </w:rPr>
-              <w:t>0.45</w:t>
+              <w:t>0.40</w:t>
             </w:r>
           </w:p>
         </w:tc>
@@ -885,7 +885,7 @@
                 <w:i w:val="0"/>
                 <w:sz w:val="18"/>
               </w:rPr>
-              <w:t>5.60</w:t>
+              <w:t>5.10</w:t>
             </w:r>
           </w:p>
         </w:tc>
@@ -923,7 +923,7 @@
                 <w:i w:val="0"/>
                 <w:sz w:val="18"/>
               </w:rPr>
-              <w:t>-7.1</w:t>
+              <w:t>-8.0</w:t>
             </w:r>
           </w:p>
         </w:tc>
@@ -942,7 +942,7 @@
                 <w:i w:val="0"/>
                 <w:sz w:val="18"/>
               </w:rPr>
-              <w:t>17.7</w:t>
+              <w:t>16.6</w:t>
             </w:r>
           </w:p>
         </w:tc>
@@ -961,7 +961,7 @@
                 <w:i w:val="0"/>
                 <w:sz w:val="18"/>
               </w:rPr>
-              <w:t>-0.29</w:t>
+              <w:t>-0.35</w:t>
             </w:r>
           </w:p>
         </w:tc>
@@ -980,7 +980,7 @@
                 <w:i w:val="0"/>
                 <w:sz w:val="18"/>
               </w:rPr>
-              <w:t>0.17</w:t>
+              <w:t>0.21</w:t>
             </w:r>
           </w:p>
         </w:tc>
@@ -1020,7 +1020,7 @@
                 <w:i w:val="0"/>
                 <w:sz w:val="18"/>
               </w:rPr>
-              <w:t>1.35</w:t>
+              <w:t>3.55</w:t>
             </w:r>
           </w:p>
         </w:tc>
@@ -1039,7 +1039,7 @@
                 <w:i w:val="0"/>
                 <w:sz w:val="18"/>
               </w:rPr>
-              <w:t>3.75</w:t>
+              <w:t>4.11</w:t>
             </w:r>
           </w:p>
         </w:tc>
@@ -1058,7 +1058,7 @@
                 <w:i w:val="0"/>
                 <w:sz w:val="18"/>
               </w:rPr>
-              <w:t>-9.1</w:t>
+              <w:t>-7.8</w:t>
             </w:r>
           </w:p>
         </w:tc>
@@ -1077,7 +1077,7 @@
                 <w:i w:val="0"/>
                 <w:sz w:val="18"/>
               </w:rPr>
-              <w:t>8.4</w:t>
+              <w:t>12.7</w:t>
             </w:r>
           </w:p>
         </w:tc>
@@ -1096,7 +1096,7 @@
                 <w:i w:val="0"/>
                 <w:sz w:val="18"/>
               </w:rPr>
-              <w:t>-0.24</w:t>
+              <w:t>-0.14</w:t>
             </w:r>
           </w:p>
         </w:tc>
@@ -1115,7 +1115,7 @@
                 <w:i w:val="0"/>
                 <w:sz w:val="18"/>
               </w:rPr>
-              <w:t>-0.68</w:t>
+              <w:t>-0.55</w:t>
             </w:r>
           </w:p>
         </w:tc>
@@ -1155,7 +1155,7 @@
                 <w:i w:val="0"/>
                 <w:sz w:val="18"/>
               </w:rPr>
-              <w:t>-0.90</w:t>
+              <w:t>-0.41</w:t>
             </w:r>
           </w:p>
         </w:tc>
@@ -1174,7 +1174,7 @@
                 <w:i w:val="0"/>
                 <w:sz w:val="18"/>
               </w:rPr>
-              <w:t>2.54</w:t>
+              <w:t>3.53</w:t>
             </w:r>
           </w:p>
         </w:tc>
@@ -1193,7 +1193,7 @@
                 <w:i w:val="0"/>
                 <w:sz w:val="18"/>
               </w:rPr>
-              <w:t>-7.3</w:t>
+              <w:t>-9.3</w:t>
             </w:r>
           </w:p>
         </w:tc>
@@ -1212,7 +1212,7 @@
                 <w:i w:val="0"/>
                 <w:sz w:val="18"/>
               </w:rPr>
-              <w:t>5.7</w:t>
+              <w:t>8.6</w:t>
             </w:r>
           </w:p>
         </w:tc>
@@ -1231,7 +1231,7 @@
                 <w:i w:val="0"/>
                 <w:sz w:val="18"/>
               </w:rPr>
-              <w:t>-0.28</w:t>
+              <w:t>-0.29</w:t>
             </w:r>
           </w:p>
         </w:tc>
@@ -1250,7 +1250,7 @@
                 <w:i w:val="0"/>
                 <w:sz w:val="18"/>
               </w:rPr>
-              <w:t>-0.15</w:t>
+              <w:t>-0.19</w:t>
             </w:r>
           </w:p>
         </w:tc>
@@ -1290,7 +1290,7 @@
                 <w:i w:val="0"/>
                 <w:sz w:val="18"/>
               </w:rPr>
-              <w:t>-0.70</w:t>
+              <w:t>-0.35</w:t>
             </w:r>
           </w:p>
         </w:tc>
@@ -1309,7 +1309,7 @@
                 <w:i w:val="0"/>
                 <w:sz w:val="18"/>
               </w:rPr>
-              <w:t>3.11</w:t>
+              <w:t>4.10</w:t>
             </w:r>
           </w:p>
         </w:tc>
@@ -1328,7 +1328,7 @@
                 <w:i w:val="0"/>
                 <w:sz w:val="18"/>
               </w:rPr>
-              <w:t>-9.3</w:t>
+              <w:t>-11.8</w:t>
             </w:r>
           </w:p>
         </w:tc>
@@ -1347,7 +1347,7 @@
                 <w:i w:val="0"/>
                 <w:sz w:val="18"/>
               </w:rPr>
-              <w:t>7.1</w:t>
+              <w:t>10.1</w:t>
             </w:r>
           </w:p>
         </w:tc>
@@ -1366,7 +1366,7 @@
                 <w:i w:val="0"/>
                 <w:sz w:val="18"/>
               </w:rPr>
-              <w:t>-0.12</w:t>
+              <w:t>-0.09</w:t>
             </w:r>
           </w:p>
         </w:tc>
@@ -1385,7 +1385,7 @@
                 <w:i w:val="0"/>
                 <w:sz w:val="18"/>
               </w:rPr>
-              <w:t>0.31</w:t>
+              <w:t>0.29</w:t>
             </w:r>
           </w:p>
         </w:tc>
@@ -2245,7 +2245,7 @@
           <w:i w:val="0"/>
           <w:sz w:val="22"/>
         </w:rPr>
-        <w:t>Internal consistency was acceptable to high. Cronbach’s α for the eight Listening/Reading section scores was 0.871 at pretest and 0.865 at posttest. Questionnaire alphas were 0.885 (perceived underrating), 0.914 (translanguaging), 0.891 (lecturer EAP limitation), 0.859 (WTC), and 0.876 (self-efficacy). Inter-rater ICC(2,k) values for the official three-rater means were 0.954 / 0.966 for Writing and 0.961 / 0.974 for Speaking (pre/post).</w:t>
+        <w:t>Internal consistency was acceptable to high. Cronbach’s α for the eight Listening/Reading section scores was 0.871 at pretest and 0.865 at posttest. Questionnaire alphas were 0.885 (perceived underrating), 0.914 (translanguaging), 0.891 (lecturer EAP limitation), 0.859 (WTC), and 0.876 (self-efficacy). Inter-rater ICC(2,k) values for the official three-rater means were 0.954 / 0.972 for Writing and 0.961 / 0.974 for Speaking (pre/post).</w:t>
       </w:r>
     </w:p>
     <w:p>
@@ -2277,7 +2277,7 @@
           <w:color w:val="1F4E79"/>
           <w:sz w:val="24"/>
         </w:rPr>
-        <w:t>Pre–post proficiency change: Speaking-led attrition</w:t>
+        <w:t>Pre–post proficiency change: oral–aural attrition</w:t>
       </w:r>
     </w:p>
     <w:p>
@@ -2302,7 +2302,7 @@
           <w:i w:val="0"/>
           <w:sz w:val="22"/>
         </w:rPr>
-        <w:t xml:space="preserve">Speaking showed the radical decline (M_decline = 5.60, </w:t>
+        <w:t xml:space="preserve">Both oral–aural skills declined significantly: </w:t>
       </w:r>
       <w:r>
         <w:rPr>
@@ -2311,7 +2311,7 @@
           <w:i w:val="0"/>
           <w:sz w:val="22"/>
         </w:rPr>
-        <w:t xml:space="preserve">t(119) = 13.44, p &lt;.001, d_z = 1.23). </w:t>
+        <w:t xml:space="preserve">Speaking (M_decline = 5.10, </w:t>
       </w:r>
       <w:r>
         <w:rPr>
@@ -2320,7 +2320,7 @@
           <w:i w:val="0"/>
           <w:sz w:val="22"/>
         </w:rPr>
-        <w:t xml:space="preserve">Listening also declined more modestly (M = 1.35, p &lt;.001). </w:t>
+        <w:t xml:space="preserve">t(119) = 12.21, p &lt;.001, d_z = 1.11) </w:t>
       </w:r>
       <w:r>
         <w:rPr>
@@ -2329,7 +2329,7 @@
           <w:i w:val="0"/>
           <w:sz w:val="22"/>
         </w:rPr>
-        <w:t xml:space="preserve">Reading showed a slight gain (M = -0.90, p &lt;.001), </w:t>
+        <w:t xml:space="preserve">and Listening (M = 3.55, p &lt;.001, d_z = 0.86). </w:t>
       </w:r>
       <w:r>
         <w:rPr>
@@ -2338,7 +2338,7 @@
           <w:i w:val="0"/>
           <w:sz w:val="22"/>
         </w:rPr>
-        <w:t xml:space="preserve">consistent with continued exposure to academic written texts, </w:t>
+        <w:t xml:space="preserve">This pattern is consistent with under-exposure to verbal interaction in EMI classrooms, </w:t>
       </w:r>
       <w:r>
         <w:rPr>
@@ -2347,7 +2347,34 @@
           <w:i w:val="0"/>
           <w:sz w:val="22"/>
         </w:rPr>
-        <w:t xml:space="preserve">and Writing a slight gain (M = -0.70, p .015), </w:t>
+        <w:t xml:space="preserve">arising from lecturers’ own EAP limitations and from underrating students’ English (Golem). </w:t>
+      </w:r>
+      <w:r>
+        <w:rPr>
+          <w:rFonts w:ascii="Times New Roman" w:hAnsi="Times New Roman" w:eastAsia="Times New Roman"/>
+          <w:b w:val="0"/>
+          <w:i w:val="0"/>
+          <w:sz w:val="22"/>
+        </w:rPr>
+        <w:t xml:space="preserve">Reading showed no statistically significant decline (M = -0.41, p .211), </w:t>
+      </w:r>
+      <w:r>
+        <w:rPr>
+          <w:rFonts w:ascii="Times New Roman" w:hAnsi="Times New Roman" w:eastAsia="Times New Roman"/>
+          <w:b w:val="0"/>
+          <w:i w:val="0"/>
+          <w:sz w:val="22"/>
+        </w:rPr>
+        <w:t xml:space="preserve">with a slight numerical gain consistent with continued exposure to academic written texts; </w:t>
+      </w:r>
+      <w:r>
+        <w:rPr>
+          <w:rFonts w:ascii="Times New Roman" w:hAnsi="Times New Roman" w:eastAsia="Times New Roman"/>
+          <w:b w:val="0"/>
+          <w:i w:val="0"/>
+          <w:sz w:val="22"/>
+        </w:rPr>
+        <w:t xml:space="preserve">Writing likewise showed no significant decline (M = -0.35, p .353), </w:t>
       </w:r>
       <w:r>
         <w:rPr>
@@ -2365,7 +2392,7 @@
           <w:i w:val="0"/>
           <w:sz w:val="22"/>
         </w:rPr>
-        <w:t>The oral–aural pattern—especially Speaking—is therefore the attrition story later linked to translanguaging.</w:t>
+        <w:t>The oral–aural drop is therefore the attrition story later linked to translanguaging and expectancy.</w:t>
       </w:r>
     </w:p>
     <w:p>
@@ -2608,7 +2635,7 @@
                 <w:i w:val="0"/>
                 <w:sz w:val="18"/>
               </w:rPr>
-              <w:t>65.90 (5.80)</w:t>
+              <w:t>63.70 (6.12)</w:t>
             </w:r>
           </w:p>
         </w:tc>
@@ -2627,7 +2654,7 @@
                 <w:i w:val="0"/>
                 <w:sz w:val="18"/>
               </w:rPr>
-              <w:t>1.35</w:t>
+              <w:t>3.55</w:t>
             </w:r>
           </w:p>
         </w:tc>
@@ -2646,7 +2673,7 @@
                 <w:i w:val="0"/>
                 <w:sz w:val="18"/>
               </w:rPr>
-              <w:t>3.93</w:t>
+              <w:t>9.46</w:t>
             </w:r>
           </w:p>
         </w:tc>
@@ -2703,7 +2730,7 @@
                 <w:i w:val="0"/>
                 <w:sz w:val="18"/>
               </w:rPr>
-              <w:t>0.36</w:t>
+              <w:t>0.86</w:t>
             </w:r>
           </w:p>
         </w:tc>
@@ -2762,7 +2789,7 @@
                 <w:i w:val="0"/>
                 <w:sz w:val="18"/>
               </w:rPr>
-              <w:t>68.73 (5.26)</w:t>
+              <w:t>68.23 (5.72)</w:t>
             </w:r>
           </w:p>
         </w:tc>
@@ -2781,7 +2808,7 @@
                 <w:i w:val="0"/>
                 <w:sz w:val="18"/>
               </w:rPr>
-              <w:t>-0.90</w:t>
+              <w:t>-0.41</w:t>
             </w:r>
           </w:p>
         </w:tc>
@@ -2800,7 +2827,7 @@
                 <w:i w:val="0"/>
                 <w:sz w:val="18"/>
               </w:rPr>
-              <w:t>-3.90</w:t>
+              <w:t>-1.26</w:t>
             </w:r>
           </w:p>
         </w:tc>
@@ -2819,7 +2846,7 @@
                 <w:i w:val="0"/>
                 <w:sz w:val="18"/>
               </w:rPr>
-              <w:t>&lt;.001</w:t>
+              <w:t>.211</w:t>
             </w:r>
           </w:p>
         </w:tc>
@@ -2838,7 +2865,7 @@
                 <w:i w:val="0"/>
                 <w:sz w:val="18"/>
               </w:rPr>
-              <w:t>&lt;.001</w:t>
+              <w:t>.381</w:t>
             </w:r>
           </w:p>
         </w:tc>
@@ -2857,7 +2884,7 @@
                 <w:i w:val="0"/>
                 <w:sz w:val="18"/>
               </w:rPr>
-              <w:t>-0.36</w:t>
+              <w:t>-0.11</w:t>
             </w:r>
           </w:p>
         </w:tc>
@@ -2916,7 +2943,7 @@
                 <w:i w:val="0"/>
                 <w:sz w:val="18"/>
               </w:rPr>
-              <w:t>67.04 (5.95)</w:t>
+              <w:t>66.69 (6.51)</w:t>
             </w:r>
           </w:p>
         </w:tc>
@@ -2935,7 +2962,7 @@
                 <w:i w:val="0"/>
                 <w:sz w:val="18"/>
               </w:rPr>
-              <w:t>-0.70</w:t>
+              <w:t>-0.35</w:t>
             </w:r>
           </w:p>
         </w:tc>
@@ -2954,7 +2981,7 @@
                 <w:i w:val="0"/>
                 <w:sz w:val="18"/>
               </w:rPr>
-              <w:t>-2.46</w:t>
+              <w:t>-0.93</w:t>
             </w:r>
           </w:p>
         </w:tc>
@@ -2973,7 +3000,7 @@
                 <w:i w:val="0"/>
                 <w:sz w:val="18"/>
               </w:rPr>
-              <w:t>.015</w:t>
+              <w:t>.353</w:t>
             </w:r>
           </w:p>
         </w:tc>
@@ -2992,7 +3019,7 @@
                 <w:i w:val="0"/>
                 <w:sz w:val="18"/>
               </w:rPr>
-              <w:t>.017</w:t>
+              <w:t>.384</w:t>
             </w:r>
           </w:p>
         </w:tc>
@@ -3011,7 +3038,7 @@
                 <w:i w:val="0"/>
                 <w:sz w:val="18"/>
               </w:rPr>
-              <w:t>-0.22</w:t>
+              <w:t>-0.09</w:t>
             </w:r>
           </w:p>
         </w:tc>
@@ -3070,7 +3097,7 @@
                 <w:i w:val="0"/>
                 <w:sz w:val="18"/>
               </w:rPr>
-              <w:t>60.12 (6.27)</w:t>
+              <w:t>60.62 (6.33)</w:t>
             </w:r>
           </w:p>
         </w:tc>
@@ -3089,7 +3116,7 @@
                 <w:i w:val="0"/>
                 <w:sz w:val="18"/>
               </w:rPr>
-              <w:t>5.60</w:t>
+              <w:t>5.10</w:t>
             </w:r>
           </w:p>
         </w:tc>
@@ -3108,7 +3135,7 @@
                 <w:i w:val="0"/>
                 <w:sz w:val="18"/>
               </w:rPr>
-              <w:t>13.44</w:t>
+              <w:t>12.21</w:t>
             </w:r>
           </w:p>
         </w:tc>
@@ -3165,7 +3192,7 @@
                 <w:i w:val="0"/>
                 <w:sz w:val="18"/>
               </w:rPr>
-              <w:t>1.23</w:t>
+              <w:t>1.11</w:t>
             </w:r>
           </w:p>
         </w:tc>
@@ -3224,7 +3251,7 @@
                 <w:i w:val="0"/>
                 <w:sz w:val="18"/>
               </w:rPr>
-              <w:t>65.45 (4.72)</w:t>
+              <w:t>64.81 (4.89)</w:t>
             </w:r>
           </w:p>
         </w:tc>
@@ -3243,7 +3270,7 @@
                 <w:i w:val="0"/>
                 <w:sz w:val="18"/>
               </w:rPr>
-              <w:t>1.34</w:t>
+              <w:t>1.97</w:t>
             </w:r>
           </w:p>
         </w:tc>
@@ -3262,7 +3289,7 @@
                 <w:i w:val="0"/>
                 <w:sz w:val="18"/>
               </w:rPr>
-              <w:t>6.77</w:t>
+              <w:t>8.50</w:t>
             </w:r>
           </w:p>
         </w:tc>
@@ -3319,7 +3346,7 @@
                 <w:i w:val="0"/>
                 <w:sz w:val="18"/>
               </w:rPr>
-              <w:t>0.62</w:t>
+              <w:t>0.78</w:t>
             </w:r>
           </w:p>
         </w:tc>
@@ -3511,7 +3538,7 @@
           <w:i w:val="0"/>
           <w:sz w:val="22"/>
         </w:rPr>
-        <w:t>Speaking decline correlated positively with the underrating gap (r = 0.647, p &lt;.001), translanguaging exposure (TL_percent; r = 0.733, p &lt;.001), and perceived underrating (r = 0.492, p &lt;.001). It correlated negatively with WTC (r = -0.515, p &lt;.001) and self-efficacy (r = -0.439, p &lt;.001). Lecturer EAP limitation was weaker as a bivariate correlate (r = 0.392, p &lt;.001). This pattern supports attributing Speaking attrition to underrating-linked translanguaging rather than to written-skill disuse.</w:t>
+        <w:t>Speaking decline correlated positively with the underrating gap (r = 0.603, p &lt;.001), translanguaging exposure (TL_percent; r = 0.732, p &lt;.001), and perceived underrating (r = 0.463, p &lt;.001). It correlated negatively with WTC (r = -0.505, p &lt;.001) and self-efficacy (r = -0.412, p &lt;.001). Lecturer EAP limitation was weaker as a bivariate correlate (r = 0.461, p &lt;.001). This pattern supports attributing Speaking attrition to underrating-linked translanguaging rather than to written-skill disuse.</w:t>
       </w:r>
     </w:p>
     <w:p>
@@ -3655,7 +3682,7 @@
                 <w:i w:val="0"/>
                 <w:sz w:val="18"/>
               </w:rPr>
-              <w:t>0.647</w:t>
+              <w:t>0.603</w:t>
             </w:r>
           </w:p>
         </w:tc>
@@ -3733,7 +3760,7 @@
                 <w:i w:val="0"/>
                 <w:sz w:val="18"/>
               </w:rPr>
-              <w:t>0.733</w:t>
+              <w:t>0.732</w:t>
             </w:r>
           </w:p>
         </w:tc>
@@ -3811,7 +3838,7 @@
                 <w:i w:val="0"/>
                 <w:sz w:val="18"/>
               </w:rPr>
-              <w:t>0.492</w:t>
+              <w:t>0.463</w:t>
             </w:r>
           </w:p>
         </w:tc>
@@ -3889,7 +3916,7 @@
                 <w:i w:val="0"/>
                 <w:sz w:val="18"/>
               </w:rPr>
-              <w:t>0.392</w:t>
+              <w:t>0.461</w:t>
             </w:r>
           </w:p>
         </w:tc>
@@ -3967,7 +3994,7 @@
                 <w:i w:val="0"/>
                 <w:sz w:val="18"/>
               </w:rPr>
-              <w:t>-0.515</w:t>
+              <w:t>-0.505</w:t>
             </w:r>
           </w:p>
         </w:tc>
@@ -4045,7 +4072,7 @@
                 <w:i w:val="0"/>
                 <w:sz w:val="18"/>
               </w:rPr>
-              <w:t>-0.439</w:t>
+              <w:t>-0.412</w:t>
             </w:r>
           </w:p>
         </w:tc>
@@ -4132,7 +4159,7 @@
           <w:i w:val="0"/>
           <w:sz w:val="22"/>
         </w:rPr>
-        <w:t>Three OLS models predicted Decline_Speaking. Model 1 (lecturer EAP limitation with Pre_Speaking, major, gender) was weak (EAP_mean b = 2.15, p &lt;.001). Model 2 showed a clear underrating effect (b = 0.94, p &lt;.001). In the joint Model 3, underrating (b = 0.67, p &lt;.001) and translanguaging exposure (b = 0.11, p .007) remained significant predictors of Speaking attrition. This is the quantitative backbone for linking Speaking loss to underrating-driven L1 use in EMI classrooms.</w:t>
+        <w:t>Three OLS models predicted Decline_Speaking. Model 1 (lecturer EAP limitation with Pre_Speaking, major, gender) was weak (EAP_mean b = 2.56, p &lt;.001). Model 2 showed a clear underrating effect (b = 0.89, p &lt;.001). In the joint Model 3, underrating (b = 0.65, p &lt;.001) and translanguaging exposure (b = 0.09, p .032) remained significant predictors of Speaking attrition. This is the quantitative backbone for linking Speaking loss to underrating-driven L1 use in EMI classrooms.</w:t>
       </w:r>
     </w:p>
     <w:p>
@@ -4315,7 +4342,7 @@
                 <w:i w:val="0"/>
                 <w:sz w:val="18"/>
               </w:rPr>
-              <w:t>2.15</w:t>
+              <w:t>2.56</w:t>
             </w:r>
           </w:p>
         </w:tc>
@@ -4412,7 +4439,7 @@
                 <w:i w:val="0"/>
                 <w:sz w:val="18"/>
               </w:rPr>
-              <w:t>0.94</w:t>
+              <w:t>0.89</w:t>
             </w:r>
           </w:p>
         </w:tc>
@@ -4509,7 +4536,7 @@
                 <w:i w:val="0"/>
                 <w:sz w:val="18"/>
               </w:rPr>
-              <w:t>0.67</w:t>
+              <w:t>0.65</w:t>
             </w:r>
           </w:p>
         </w:tc>
@@ -4606,7 +4633,7 @@
                 <w:i w:val="0"/>
                 <w:sz w:val="18"/>
               </w:rPr>
-              <w:t>0.11</w:t>
+              <w:t>0.09</w:t>
             </w:r>
           </w:p>
         </w:tc>
@@ -4625,7 +4652,7 @@
                 <w:i w:val="0"/>
                 <w:sz w:val="18"/>
               </w:rPr>
-              <w:t>.007</w:t>
+              <w:t>.032</w:t>
             </w:r>
           </w:p>
         </w:tc>
@@ -4703,7 +4730,7 @@
                 <w:i w:val="0"/>
                 <w:sz w:val="18"/>
               </w:rPr>
-              <w:t>0.94</w:t>
+              <w:t>1.53</w:t>
             </w:r>
           </w:p>
         </w:tc>
@@ -4722,7 +4749,7 @@
                 <w:i w:val="0"/>
                 <w:sz w:val="18"/>
               </w:rPr>
-              <w:t>.044</w:t>
+              <w:t>.002</w:t>
             </w:r>
           </w:p>
         </w:tc>
@@ -4791,7 +4818,7 @@
           <w:i w:val="0"/>
           <w:sz w:val="22"/>
         </w:rPr>
-        <w:t>A Sobel mediation check for underrating → translanguaging → Speaking decline yielded an indirect effect of 0.360 (Sobel z = 4.96, p &lt;.001), with a remaining direct effect of underrating on Speaking decline (c′ = 0.519). Bootstrap indirect effects should be reported with live data. Lecturer-level dose–response plots (class-mean translanguaging × class-mean Speaking decline) are provided in the figure pack as an exploratory display of nesting.</w:t>
+        <w:t>A Sobel mediation check for underrating → translanguaging → Speaking decline yielded an indirect effect of 0.379 (Sobel z = 4.97, p &lt;.001), with a remaining direct effect of underrating on Speaking decline (c′ = 0.441). Bootstrap indirect effects should be reported with live data. Lecturer-level dose–response plots (class-mean translanguaging × class-mean Speaking decline) are provided in the figure pack as an exploratory display of nesting.</w:t>
       </w:r>
     </w:p>
     <w:p>
@@ -4823,7 +4850,7 @@
           <w:i w:val="0"/>
           <w:sz w:val="22"/>
         </w:rPr>
-        <w:t>Across four years of engineering EMI, completers did not show uniform proficiency loss. Speaking attrition was large and highly significant; Listening declined more modestly; Reading and Writing showed slight gains consistent with academic literacy practices that still require written English. Speaking decline tracked lecturer underrating and classroom L1 exposure, supporting a Golem-type expectancy–treatment account bounded to underrating-driven translanguaging. Qualitative interviews remain necessary to separate lecturer EAP limitation from underrating as reasons for L1 use.</w:t>
+        <w:t>Across four years of engineering EMI, completers did not show uniform proficiency loss. Listening and Speaking—the oral–aural skills—declined significantly, consistent with under-exposure to verbal classroom interaction driven by lecturers’ EAP limitations and by underrating of students’ English (Golem). Reading and Writing showed no statistically significant decline and slight numerical gains consistent with continued academic literacy in written English. Speaking decline tracked lecturer underrating and classroom L1 exposure in the mechanism models, supporting a Golem-type expectancy–treatment account bounded to underrating-driven translanguaging. Qualitative interviews remain necessary to separate lecturer EAP limitation from underrating as reasons for L1 use.</w:t>
       </w:r>
     </w:p>
     <w:p>

--- a/emi-proficiency-study/EMI_Methodology_and_Quantitative_Results.docx
+++ b/emi-proficiency-study/EMI_Methodology_and_Quantitative_Results.docx
@@ -2213,7 +2213,7 @@
           <w:i/>
           <w:sz w:val="18"/>
         </w:rPr>
-        <w:t>Note. Decline_* = Pre − Post (positive = attrition; negative = gain). Kurtosis = excess kurtosis.</w:t>
+        <w:t>Note. Proficiency scores (Pre_*/Post_*) are on the institutional 0–100 scale; the Preparatory Year Programme pass threshold was 60/100 (≈ CEFR B1). Decline_* = Pre − Post in points on that scale (positive = attrition; negative = gain). Kurtosis = excess kurtosis.</w:t>
       </w:r>
     </w:p>
     <w:p>
@@ -3364,7 +3364,7 @@
           <w:i/>
           <w:sz w:val="18"/>
         </w:rPr>
-        <w:t>Note. Positive M change = attrition (lower at graduation); negative = gain. d_z = Cohen’s d for paired designs.</w:t>
+        <w:t>Note. Skill scores are out of 100. The PYP pass threshold was 60/100 (≈ CEFR B1); all completers scored ≥ 60 at pretest. Positive M change = attrition (lower at graduation); negative = gain. d_z = Cohen’s d for paired designs. Written skills (Reading, Writing) show no statistically significant decline and are summarised here rather than in a separate figure.</w:t>
       </w:r>
     </w:p>
     <w:p>
@@ -3380,7 +3380,7 @@
           <w:i/>
           <w:sz w:val="20"/>
         </w:rPr>
-        <w:t>Figure 1. Tableau-style overview of the pre–post panel and mechanism paths</w:t>
+        <w:t>Figure 1. Mean pre–post change by skill with 95% CI (points on the 0–100 institutional scale; PYP pass threshold = 60)</w:t>
       </w:r>
     </w:p>
     <w:p>
@@ -3390,7 +3390,7 @@
       <w:r>
         <w:drawing>
           <wp:inline xmlns:a="http://schemas.openxmlformats.org/drawingml/2006/main" xmlns:pic="http://schemas.openxmlformats.org/drawingml/2006/picture">
-            <wp:extent cx="5760720" cy="3655078"/>
+            <wp:extent cx="5486400" cy="3526971"/>
             <wp:docPr id="1" name="Picture 1"/>
             <wp:cNvGraphicFramePr>
               <a:graphicFrameLocks noChangeAspect="1"/>
@@ -3399,7 +3399,7 @@
               <a:graphicData uri="http://schemas.openxmlformats.org/drawingml/2006/picture">
                 <pic:pic>
                   <pic:nvPicPr>
-                    <pic:cNvPr id="0" name="tableau_dashboard_overview.png"/>
+                    <pic:cNvPr id="0" name="fig1_skill_mean_decline.png"/>
                     <pic:cNvPicPr/>
                   </pic:nvPicPr>
                   <pic:blipFill>
@@ -3411,7 +3411,7 @@
                   <pic:spPr>
                     <a:xfrm>
                       <a:off x="0" y="0"/>
-                      <a:ext cx="5760720" cy="3655078"/>
+                      <a:ext cx="5486400" cy="3526971"/>
                     </a:xfrm>
                     <a:prstGeom prst="rect"/>
                   </pic:spPr>
@@ -3420,6 +3420,21 @@
             </a:graphic>
           </wp:inline>
         </w:drawing>
+      </w:r>
+    </w:p>
+    <w:p>
+      <w:pPr>
+        <w:spacing w:after="200" w:line="360" w:lineRule="auto"/>
+        <w:jc w:val="both"/>
+      </w:pPr>
+      <w:r>
+        <w:rPr>
+          <w:rFonts w:ascii="Times New Roman" w:hAnsi="Times New Roman" w:eastAsia="Times New Roman"/>
+          <w:b w:val="0"/>
+          <w:i/>
+          <w:sz w:val="18"/>
+        </w:rPr>
+        <w:t>Note. Positive values indicate attrition. Listening and Speaking (oral–aural) decline significantly; Reading and Writing do not.</w:t>
       </w:r>
     </w:p>
     <w:p>
@@ -3435,7 +3450,7 @@
           <w:i/>
           <w:sz w:val="20"/>
         </w:rPr>
-        <w:t>Figure 2. Speaking decline associated with underrating and translanguaging exposure</w:t>
+        <w:t>Figure 2. Speaking decline associated with lecturer underrating and translanguaging exposure (Speaking change in points on the 0–100 scale)</w:t>
       </w:r>
     </w:p>
     <w:p>
@@ -3445,7 +3460,7 @@
       <w:r>
         <w:drawing>
           <wp:inline xmlns:a="http://schemas.openxmlformats.org/drawingml/2006/main" xmlns:pic="http://schemas.openxmlformats.org/drawingml/2006/picture">
-            <wp:extent cx="5760720" cy="2743200"/>
+            <wp:extent cx="5669280" cy="2807643"/>
             <wp:docPr id="2" name="Picture 2"/>
             <wp:cNvGraphicFramePr>
               <a:graphicFrameLocks noChangeAspect="1"/>
@@ -3454,7 +3469,7 @@
               <a:graphicData uri="http://schemas.openxmlformats.org/drawingml/2006/picture">
                 <pic:pic>
                   <pic:nvPicPr>
-                    <pic:cNvPr id="0" name="rstudio_golem_paths.png"/>
+                    <pic:cNvPr id="0" name="fig2_golem_speaking_paths.png"/>
                     <pic:cNvPicPr/>
                   </pic:nvPicPr>
                   <pic:blipFill>
@@ -3466,7 +3481,7 @@
                   <pic:spPr>
                     <a:xfrm>
                       <a:off x="0" y="0"/>
-                      <a:ext cx="5760720" cy="2743200"/>
+                      <a:ext cx="5669280" cy="2807643"/>
                     </a:xfrm>
                     <a:prstGeom prst="rect"/>
                   </pic:spPr>
@@ -3475,6 +3490,21 @@
             </a:graphic>
           </wp:inline>
         </w:drawing>
+      </w:r>
+    </w:p>
+    <w:p>
+      <w:pPr>
+        <w:spacing w:after="240" w:line="360" w:lineRule="auto"/>
+        <w:jc w:val="both"/>
+      </w:pPr>
+      <w:r>
+        <w:rPr>
+          <w:rFonts w:ascii="Times New Roman" w:hAnsi="Times New Roman" w:eastAsia="Times New Roman"/>
+          <w:b w:val="0"/>
+          <w:i/>
+          <w:sz w:val="18"/>
+        </w:rPr>
+        <w:t>Note. Other associations (reliability, concurrent validity, OLS coefficients, mediation) are reported in Tables 1–4 rather than as additional figures.</w:t>
       </w:r>
     </w:p>
     <w:p>
@@ -4118,16 +4148,17 @@
     </w:tbl>
     <w:p>
       <w:pPr>
-        <w:spacing w:after="120" w:line="360" w:lineRule="auto"/>
+        <w:spacing w:after="240" w:line="360" w:lineRule="auto"/>
         <w:jc w:val="both"/>
       </w:pPr>
       <w:r>
         <w:rPr>
           <w:rFonts w:ascii="Times New Roman" w:hAnsi="Times New Roman" w:eastAsia="Times New Roman"/>
           <w:b w:val="0"/>
-          <w:i w:val="0"/>
-          <w:sz w:val="22"/>
+          <w:i/>
+          <w:sz w:val="18"/>
         </w:rPr>
+        <w:t>Note. Underrating_Gap is in points on the same 0–100 institutional scale (actual Pre_Overall − lecturer estimate). Decline_Speaking is likewise in points on 0–100.</w:t>
       </w:r>
     </w:p>
     <w:p>
@@ -4786,7 +4817,7 @@
           <w:i/>
           <w:sz w:val="18"/>
         </w:rPr>
-        <w:t>Note. Models also included Pre_Speaking, major, and gender. Full tables are in the Excel workbook (Regression_models).</w:t>
+        <w:t>Note. Models also included Pre_Speaking, major, and gender. Coefficients for Underrating_Gap and Decline_Speaking are in points on the 0–100 institutional scale (PYP pass threshold = 60). Full tables are in the Excel workbook (Regression_models).</w:t>
       </w:r>
     </w:p>
     <w:p>

--- a/emi-proficiency-study/EMI_Methodology_and_Quantitative_Results.docx
+++ b/emi-proficiency-study/EMI_Methodology_and_Quantitative_Results.docx
@@ -21,7 +21,7 @@
     </w:p>
     <w:p>
       <w:pPr>
-        <w:spacing w:after="320"/>
+        <w:spacing w:after="200"/>
         <w:jc w:val="center"/>
       </w:pPr>
       <w:r>
@@ -32,16 +32,13 @@
           <w:color w:val="666666"/>
           <w:sz w:val="20"/>
         </w:rPr>
-        <w:t>Draft sections for manuscript development  ·  Based on a synthetic N = 120 panel</w:t>
-        <w:br/>
-        <w:t>(for instrument testing and paper scaffolding; replace with live institutional data before submission)</w:t>
+        <w:t>Draft sections for manuscript development · Synthetic N = 120 panel (instrument testing / paper scaffolding; replace with live institutional data before submission)</w:t>
       </w:r>
     </w:p>
     <w:p>
       <w:pPr>
         <w:spacing w:after="280"/>
         <w:ind w:firstLine="0"/>
-        <w:jc w:val="both"/>
       </w:pPr>
       <w:r>
         <w:rPr>
@@ -59,7 +56,7 @@
           <w:i/>
           <w:sz w:val="20"/>
         </w:rPr>
-        <w:t>The quantitative values reported below are from a calibrated synthetic panel designed to match the institution’s testing policy and the planned Golem-effect analysis. They illustrate the intended statistical pathway; they are not findings from real students.</w:t>
+        <w:t>Quantitative values below are from a calibrated synthetic completer panel designed to match institutional testing policy and the planned Golem-mechanism analysis. They illustrate the intended statistical pathway and presentation format (Nicol &amp; Pexman Play-It-Safe tables; lean figures). They are not findings from real students. Presentation follows Adelheid A. M. Nicol and Penny M. Pexman (Presenting Your Findings; Displaying Your Findings) and APA Style table/figure conventions.</w:t>
       </w:r>
     </w:p>
     <w:p>
@@ -107,7 +104,7 @@
           <w:i w:val="0"/>
           <w:sz w:val="22"/>
         </w:rPr>
-        <w:t>The study used a longitudinal panel design with two parallel administrations of an institutional academic English proficiency test: (a) at the end of the Preparatory Year Programme (PYP; pretest) and (b) immediately before graduation after four years of English-medium instruction (EMI) in an engineering major (posttest). The same students sat both forms. The design therefore supports a paired (dependent) comparison of proficiency change, supplemented by questionnaire and lecturer-estimate measures collected to evaluate whether any decline is consistent with a Golem-type expectancy mechanism rather than with uniform skill attrition alone.</w:t>
+        <w:t>The study used a longitudinal completer-panel design with two parallel administrations of an institutional academic English proficiency test: (a) at the end of the Preparatory Year Programme (PYP; pretest) and (b) immediately before graduation after four years of English-medium instruction (EMI) in an engineering major (posttest). The same students sat both forms. The design therefore supports a paired (dependent-samples) comparison of proficiency change (Field, 2013; Nicol &amp; Pexman, 2010a), supplemented by questionnaire and lecturer-estimate measures collected to evaluate whether any decline is consistent with a Golem-type expectancy–treatment mechanism (Babad, Inbar, &amp; Rosenthal, 1982) rather than with uniform skill attrition alone.</w:t>
       </w:r>
     </w:p>
     <w:p>
@@ -123,7 +120,7 @@
           <w:i w:val="0"/>
           <w:sz w:val="22"/>
         </w:rPr>
-        <w:t>Because the Golem effect, as originally formulated by Babad, Inbar, and Rosenthal (1982), requires evidence that a low expectation is inaccurate and is enacted through differential treatment that suppresses demonstrated performance, the quantitative strand measured four layers: (1) actual proficiency at PYP exit; (2) lecturers’ estimates of students’ English (inaccuracy); (3) exposure to Turkish in content courses (treatment); and (4) students’ willingness to communicate in English and English self-efficacy (internalization). Lecturer English-for-academic-purposes (EAP) limitation was measured as a competing explanation for translanguaging and was not labelled as a Golem indicator.</w:t>
+        <w:t>Because a Golem interpretation requires evidence that a low expectation is inaccurate and is enacted through differential treatment that suppresses demonstrated performance, the quantitative strand measured four layers: (1) actual proficiency at PYP exit; (2) content lecturers’ estimates of students’ English (inaccuracy); (3) exposure to Turkish in content courses (treatment / translanguaging); and (4) students’ willingness to communicate in English and English self-efficacy (internalization). Lecturer English-for-academic-purposes (EAP) limitation was measured as a competing explanation for translanguaging and was not labelled as a Golem indicator. The overall architecture mirrors the mixed-methods expectancy logic used in related EMI expectancy work (e.g., Altay, 2025, on Pygmalion processes in EMI enrolment), while shifting the outcome from enrolment choice to within-student proficiency change over the EMI degree.</w:t>
       </w:r>
     </w:p>
     <w:p>
@@ -139,7 +136,7 @@
           <w:color w:val="1F4E79"/>
           <w:sz w:val="24"/>
         </w:rPr>
-        <w:t>Participants</w:t>
+        <w:t>Research questions</w:t>
       </w:r>
     </w:p>
     <w:p>
@@ -155,7 +152,83 @@
           <w:i w:val="0"/>
           <w:sz w:val="22"/>
         </w:rPr>
-        <w:t>The analytic sample comprised N = 120 engineering students who completed both the PYP-exit and graduation-year administrations (completers). Gender composition reflected the predominantly male profile of Turkish EMI engineering cohorts: 82 male (68.3%) and 38 female (31.7%). Students were balanced across three majors in the Faculty of Engineering (n = 40 each): Mechanical Engineering, Chemical Engineering, and Electrical-Electronics Engineering. Age at graduation ranged from 22 to 25 years; age at PYP exit was recorded as four years younger (18–21). Students were nested in 12 content lecturers (10 students per lecturer), so that expectancy and classroom language practice could be examined at the lecturer level as well as the student level.</w:t>
+        <w:t>The quantitative strand addressed four research questions, worded associatively rather than causally:</w:t>
+      </w:r>
+    </w:p>
+    <w:p>
+      <w:pPr>
+        <w:spacing w:after="80"/>
+        <w:ind w:firstLine="360" w:left="360"/>
+      </w:pPr>
+      <w:r>
+        <w:rPr>
+          <w:rFonts w:ascii="Times New Roman" w:hAnsi="Times New Roman" w:eastAsia="Times New Roman"/>
+          <w:b w:val="0"/>
+          <w:i w:val="0"/>
+          <w:sz w:val="22"/>
+        </w:rPr>
+        <w:t>RQ1. To what extent do institutional English proficiency scores change from PYP exit to graduation after four years of engineering EMI, and does change differ across Listening, Reading, Writing, and Speaking?</w:t>
+      </w:r>
+    </w:p>
+    <w:p>
+      <w:pPr>
+        <w:spacing w:after="80"/>
+        <w:ind w:firstLine="360" w:left="360"/>
+      </w:pPr>
+      <w:r>
+        <w:rPr>
+          <w:rFonts w:ascii="Times New Roman" w:hAnsi="Times New Roman" w:eastAsia="Times New Roman"/>
+          <w:b w:val="0"/>
+          <w:i w:val="0"/>
+          <w:sz w:val="22"/>
+        </w:rPr>
+        <w:t>RQ2. Do content lecturers systematically underestimate students’ demonstrated English relative to the PYP-exit measure (inaccuracy criterion)?</w:t>
+      </w:r>
+    </w:p>
+    <w:p>
+      <w:pPr>
+        <w:spacing w:after="80"/>
+        <w:ind w:firstLine="360" w:left="360"/>
+      </w:pPr>
+      <w:r>
+        <w:rPr>
+          <w:rFonts w:ascii="Times New Roman" w:hAnsi="Times New Roman" w:eastAsia="Times New Roman"/>
+          <w:b w:val="0"/>
+          <w:i w:val="0"/>
+          <w:sz w:val="22"/>
+        </w:rPr>
+        <w:t>RQ3. Is greater underrating and greater classroom translanguaging exposure associated with larger Speaking attrition, after accounting for pretest Speaking, major, gender, and lecturer EAP limitation?</w:t>
+      </w:r>
+    </w:p>
+    <w:p>
+      <w:pPr>
+        <w:spacing w:after="80"/>
+        <w:ind w:firstLine="360" w:left="360"/>
+      </w:pPr>
+      <w:r>
+        <w:rPr>
+          <w:rFonts w:ascii="Times New Roman" w:hAnsi="Times New Roman" w:eastAsia="Times New Roman"/>
+          <w:b w:val="0"/>
+          <w:i w:val="0"/>
+          <w:sz w:val="22"/>
+        </w:rPr>
+        <w:t>RQ4. Does translanguaging statistically mediate the association between underrating and Speaking decline?</w:t>
+      </w:r>
+    </w:p>
+    <w:p>
+      <w:pPr>
+        <w:pStyle w:val="Heading2"/>
+        <w:spacing w:before="280" w:after="160"/>
+      </w:pPr>
+      <w:r>
+        <w:rPr>
+          <w:rFonts w:ascii="Times New Roman" w:hAnsi="Times New Roman" w:eastAsia="Times New Roman"/>
+          <w:b/>
+          <w:i w:val="0"/>
+          <w:color w:val="1F4E79"/>
+          <w:sz w:val="24"/>
+        </w:rPr>
+        <w:t>Setting and institutional context</w:t>
       </w:r>
     </w:p>
     <w:p>
@@ -171,7 +244,7 @@
           <w:i w:val="0"/>
           <w:sz w:val="22"/>
         </w:rPr>
-        <w:t>All participants had met the institutional PYP pass mark of 60/100, interpreted by the university’s testing policy as CEFR B1. Students who left the programme, transferred, or did not sit the graduation-year form were outside the completer panel; attrition of that kind is acknowledged as a limitation for generalisation.</w:t>
+        <w:t>The institutional setting is a Turkish public university engineering faculty in which students complete an English Preparatory Year Programme before entering EMI content courses. Progression from the PYP into the major requires a minimum overall score of 60 on the institutional academic English examination, institutionally interpreted as CEFR B1 through local standard setting. During the degree, content lecturers may use Turkish (translanguaging) to varying degrees. Official programme rhetoric privileges English; classroom practice often includes L1 for clarification, pace, and comprehension—creating the expectancy–treatment ecology in which underrating and EAP limitation can both increase L1 use, but only underrating satisfies a Golem reading.</w:t>
       </w:r>
     </w:p>
     <w:p>
@@ -187,7 +260,7 @@
           <w:color w:val="1F4E79"/>
           <w:sz w:val="24"/>
         </w:rPr>
-        <w:t>Institutional testing instrument</w:t>
+        <w:t>Participants and sampling</w:t>
       </w:r>
     </w:p>
     <w:p>
@@ -203,7 +276,39 @@
           <w:i w:val="0"/>
           <w:sz w:val="22"/>
         </w:rPr>
-        <w:t>Proficiency was assessed with an in-house academic English examination aligned with IELTS Academic. The test covered four skills—Listening, Reading, Writing, and Speaking—on a 0–100 scale. The overall score was the unweighted mean of the four skill scores. Institutional standard setting maps 60/100 to CEFR B1 as the threshold for progression from the PYP into EMI majors. The graduation-year form was a parallel form: the same blueprint and CEFR mapping, but different items. The two forms were not identical papers.</w:t>
+        <w:t>The analytic sample comprised 120 EMI engineering completers who sat both the PYP-exit and graduation-year parallel forms (synthetic panel for method demonstration). Gender composition approximated the faculty profile (82 male, 68.3%; 38 female, 31.7%). Age at graduation averaged 23.21 years (SD = 1.04; range 22–25), with PYP-exit age = graduation age − 4. Majors were balanced across Mechanical, Chemical, and Electrical-Electronics Engineering (n = 40 each). Students nested under 12 content lecturers (10 students per lecturer), allowing exploratory lecturer-level displays of underrating and translanguaging dose. Students who left the programme, transferred, or did not sit the graduation-year form were outside the completer panel; such attrition is acknowledged as a boundary condition for live institutional data.</w:t>
+      </w:r>
+    </w:p>
+    <w:p>
+      <w:pPr>
+        <w:pStyle w:val="Heading2"/>
+        <w:spacing w:before="280" w:after="160"/>
+      </w:pPr>
+      <w:r>
+        <w:rPr>
+          <w:rFonts w:ascii="Times New Roman" w:hAnsi="Times New Roman" w:eastAsia="Times New Roman"/>
+          <w:b/>
+          <w:i w:val="0"/>
+          <w:color w:val="1F4E79"/>
+          <w:sz w:val="24"/>
+        </w:rPr>
+        <w:t>Instruments</w:t>
+      </w:r>
+    </w:p>
+    <w:p>
+      <w:pPr>
+        <w:pStyle w:val="Heading3"/>
+        <w:spacing w:before="280" w:after="160"/>
+      </w:pPr>
+      <w:r>
+        <w:rPr>
+          <w:rFonts w:ascii="Times New Roman" w:hAnsi="Times New Roman" w:eastAsia="Times New Roman"/>
+          <w:b/>
+          <w:i w:val="0"/>
+          <w:color w:val="1F4E79"/>
+          <w:sz w:val="24"/>
+        </w:rPr>
+        <w:t>Institutional academic English proficiency test</w:t>
       </w:r>
     </w:p>
     <w:p>
@@ -219,23 +324,7 @@
           <w:i w:val="0"/>
           <w:sz w:val="22"/>
         </w:rPr>
-        <w:t>Listening and Reading each comprised four sections mapped to IELTS Academic item types. Writing was scored with the public IELTS Academic Writing criteria (Task Response, Coherence and Cohesion, Lexical Resource, Grammatical Range and Accuracy). Speaking used the public IELTS Academic Speaking criteria (Fluency and Coherence, Lexical Resource, Grammatical Range and Accuracy, Pronunciation). Criteria were converted internally to the 0–100 institutional scale.</w:t>
-      </w:r>
-    </w:p>
-    <w:p>
-      <w:pPr>
-        <w:pStyle w:val="Heading2"/>
-        <w:spacing w:before="280" w:after="160"/>
-      </w:pPr>
-      <w:r>
-        <w:rPr>
-          <w:rFonts w:ascii="Times New Roman" w:hAnsi="Times New Roman" w:eastAsia="Times New Roman"/>
-          <w:b/>
-          <w:i w:val="0"/>
-          <w:color w:val="1F4E79"/>
-          <w:sz w:val="24"/>
-        </w:rPr>
-        <w:t>Marking and raters</w:t>
+        <w:t>The test covered four skills—Listening, Reading, Writing, and Speaking—on a 0–100 scale. The overall score was the unweighted mean of the four skill scores. A minimum overall of 60/100 was mapped to CEFR B1 as the threshold for progression from the PYP into EMI majors. The graduation-year form was a parallel form (same blueprint and rubric family; different items), not a resit of the identical paper. Listening and Reading each comprised four sections mapped to IELTS Academic item types. Writing was scored with the public IELTS Academic Writing criteria (Task Response, Coherence and Cohesion, Lexical Resource, Grammatical Range and Accuracy). Speaking used the public IELTS Academic Speaking criteria (Fluency and Coherence, Lexical Resource, Grammatical Range and Accuracy, Pronunciation). Criteria were converted internally to the 0–100 institutional scale.</w:t>
       </w:r>
     </w:p>
     <w:p>
@@ -251,12 +340,44 @@
           <w:i w:val="0"/>
           <w:sz w:val="22"/>
         </w:rPr>
-        <w:t>Writing scripts and Speaking performances were marked independently by three raters: the testing expert (author) and two Preparatory Year Programme English language instructors. The official skill score was the mean of the three marks. Inter-rater reliability was evaluated with Shrout and Fleiss ICC(2,1) for a single rater and ICC(2,k) for the reliability of the three-rater mean. Listening and Reading were objectively scored. Content-lecturer estimates of student English, used for the inaccuracy criterion, were collected from content lecturers and were independent of the PYP raters of the proficiency test.</w:t>
+        <w:t>Writing scripts and Speaking performances were marked independently by three raters: the testing expert (author) and two Preparatory Year Programme English language instructors. The official skill score was the mean of the three marks. Inter-rater reliability was evaluated with Shrout and Fleiss ICC(2,1) for a single rater and ICC(2,k) for the reliability of the three-rater mean. Listening and Reading were objectively scored. Content-lecturer estimates of student English, used for the inaccuracy criterion, were collected separately from the PYP raters of the test.</w:t>
       </w:r>
     </w:p>
     <w:p>
       <w:pPr>
-        <w:pStyle w:val="Heading2"/>
+        <w:pStyle w:val="Heading3"/>
+        <w:spacing w:before="280" w:after="160"/>
+      </w:pPr>
+      <w:r>
+        <w:rPr>
+          <w:rFonts w:ascii="Times New Roman" w:hAnsi="Times New Roman" w:eastAsia="Times New Roman"/>
+          <w:b/>
+          <w:i w:val="0"/>
+          <w:color w:val="1F4E79"/>
+          <w:sz w:val="24"/>
+        </w:rPr>
+        <w:t>Lecturer expectancy and translanguaging measures</w:t>
+      </w:r>
+    </w:p>
+    <w:p>
+      <w:pPr>
+        <w:spacing w:after="160" w:line="360" w:lineRule="auto"/>
+        <w:ind w:firstLine="720"/>
+        <w:jc w:val="both"/>
+      </w:pPr>
+      <w:r>
+        <w:rPr>
+          <w:rFonts w:ascii="Times New Roman" w:hAnsi="Times New Roman" w:eastAsia="Times New Roman"/>
+          <w:b w:val="0"/>
+          <w:i w:val="0"/>
+          <w:sz w:val="22"/>
+        </w:rPr>
+        <w:t>Each student’s content lecturer provided an estimate of the student’s English proficiency on the same 0–100 metric as the institutional test. Underrating_Gap was defined as Pre_Overall − Lecturer_Est_English (positive values = underestimation). Students reported the approximate percentage of content-course time conducted in Turkish rather than English (TL_percent; 0–100). Five-point Likert scales (1 = strongly disagree, 5 = strongly agree) measured perceived underrating (PU1–PU5), translanguaging exposure (TL1–TL5), lecturer EAP limitation (EAP1–EAP5; competing cause), willingness to communicate in English (WTC1–WTC5), and English self-efficacy (SE1–SE5).</w:t>
+      </w:r>
+    </w:p>
+    <w:p>
+      <w:pPr>
+        <w:pStyle w:val="Heading3"/>
         <w:spacing w:before="280" w:after="160"/>
       </w:pPr>
       <w:r>
@@ -283,7 +404,7 @@
           <w:i w:val="0"/>
           <w:sz w:val="22"/>
         </w:rPr>
-        <w:t>A stratified subsample (n = 36; 12 students per major) sat official IELTS Academic practice materials obtained from the IELTS website (ielts.org) under exam conditions at PYP exit. Pearson correlations between institutional skill/overall scores and corresponding IELTS band scores were used as concurrent-validity evidence. Content validity rested on the shared IELTS Academic blueprint and descriptors, the CEFR B1 threshold statement, and the parallel-form design.</w:t>
+        <w:t>A stratified subsample (n = 36; 12 per major) additionally sat official IELTS Academic practice materials under exam conditions to support concurrent validity claims for the institutional test. Pearson correlations between institutional pretest skill scores and corresponding IELTS skill scores were computed.</w:t>
       </w:r>
     </w:p>
     <w:p>
@@ -299,7 +420,7 @@
           <w:color w:val="1F4E79"/>
           <w:sz w:val="24"/>
         </w:rPr>
-        <w:t>Mechanism measures</w:t>
+        <w:t>Procedure</w:t>
       </w:r>
     </w:p>
     <w:p>
@@ -315,7 +436,7 @@
           <w:i w:val="0"/>
           <w:sz w:val="22"/>
         </w:rPr>
-        <w:t>In the final EMI year, students completed five-point Likert scales (1 = strongly disagree, 5 = strongly agree) for perceived underrating (PU1–PU5), translanguaging exposure (TL1–TL5), lecturer EAP limitation (EAP1–EAP5; competing cause), willingness to communicate in English (WTC1–WTC5), and English self-efficacy (SE1–SE5). Students also estimated the percentage of content-course time conducted in Turkish rather than English (TL_percent; 0–100). The underrating gap was computed as Pre_Overall minus the content lecturer’s estimate of that student’s English (positive values = underestimated).</w:t>
+        <w:t>Pretest scores were taken from the institutional PYP-exit administration. Posttest scores were taken from the parallel graduation-year administration. Lecturer estimates and student questionnaires were collected in the final year. All proficiency scores and lecturer estimates used the same 0–100 metric; the PYP pass threshold of 60 remained the interpretive anchor for B1-level competence at programme entry. For the synthetic demonstration panel, data were generated under calibrated constraints matching these institutional rules; live studies should replace the panel with de-identified institutional records under ethics approval.</w:t>
       </w:r>
     </w:p>
     <w:p>
@@ -347,7 +468,7 @@
           <w:i w:val="0"/>
           <w:sz w:val="22"/>
         </w:rPr>
-        <w:t>Analyses were conducted in Python (pandas, SciPy, statsmodels). Descriptive statistics included means, standard deviations, minima, maxima, skewness, and excess kurtosis. Normality of difference scores (pre − post) was assessed with the Shapiro–Wilk test; the paired-samples t-test assumes approximate normality of difference scores, not of the raw totals. The primary proficiency-change test was a paired-samples t-test for each skill and for the overall score, with Wilcoxon signed-rank tests as distribution-free companions and Cohen’s d_z (and d_av) as effect sizes. An independent-samples t-test was not used for the pre–post comparison because observations were matched.</w:t>
+        <w:t>Analyses used paired-samples t tests (and Wilcoxon signed-rank companions) for pre–post skill change, with Cohen’s d_z and 95% confidence intervals for mean differences (Nicol &amp; Pexman, 2010a, Chapter 5 Play-It-Safe multi-t-test format). Shapiro–Wilk tests were applied to difference scores. Internal consistency used Cronbach’s α and McDonald’s ω. Inter-rater reliability used ICC(2,1) and ICC(2,k). Concurrent validity used Pearson correlations with the IELTS subsample.</w:t>
       </w:r>
     </w:p>
     <w:p>
@@ -363,7 +484,39 @@
           <w:i w:val="0"/>
           <w:sz w:val="22"/>
         </w:rPr>
-        <w:t>Internal consistency was estimated with Cronbach’s α and McDonald’s ω for Listening/Reading section scores, Writing/Speaking rubric criteria, and questionnaire scales. Concurrent validity used Pearson correlations with the IELTS subsample. Mechanism tests included (a) a paired comparison of actual PYP scores versus lecturer estimates; (b) Pearson correlations between overall decline and underrating, translanguaging, perceived underrating, EAP limitation, WTC, and self-efficacy; (c) OLS regressions of decline on EAP-only, underrating, and a joint model with underrating, TL_percent, EAP_mean, pretest, major, and gender; (d) a Sobel mediation check for the path underrating → translanguaging → decline; and (e) exploratory lecturer-level correlations and a one-way ICC of decline by lecturer. Causal language was kept associative throughout.</w:t>
+        <w:t>Mechanism tests included (a) paired comparison of Pre_Overall versus Lecturer_Est_English; (b) Pearson correlations of Decline_Speaking with underrating, TL_percent, PU, EAP, WTC, and SE (Nicol &amp; Pexman correlation / means–SD formats); (c) OLS regressions of Decline_Speaking on EAP-only, underrating, and a joint model with underrating, TL_percent, EAP_mean, Pre_Speaking, major, and gender (Nicol &amp; Pexman multiple-regression Play-It-Safe summary: B, SE B, β, t, p, with R² in the table note); (d) a Sobel mediation check for underrating → translanguaging → Speaking decline; and (e) exploratory lecturer-level correlations. Only two figures were retained—skill mean change with 95% CIs, and Speaking decline against underrating/translanguaging—consistent with Displaying Your Findings guidance to include figures only when they clarify a pattern not already transparent in tables (Nicol &amp; Pexman, 2010b).</w:t>
+      </w:r>
+    </w:p>
+    <w:p>
+      <w:pPr>
+        <w:pStyle w:val="Heading2"/>
+        <w:spacing w:before="280" w:after="160"/>
+      </w:pPr>
+      <w:r>
+        <w:rPr>
+          <w:rFonts w:ascii="Times New Roman" w:hAnsi="Times New Roman" w:eastAsia="Times New Roman"/>
+          <w:b/>
+          <w:i w:val="0"/>
+          <w:color w:val="1F4E79"/>
+          <w:sz w:val="24"/>
+        </w:rPr>
+        <w:t>Ethical considerations</w:t>
+      </w:r>
+    </w:p>
+    <w:p>
+      <w:pPr>
+        <w:spacing w:after="160" w:line="360" w:lineRule="auto"/>
+        <w:ind w:firstLine="720"/>
+        <w:jc w:val="both"/>
+      </w:pPr>
+      <w:r>
+        <w:rPr>
+          <w:rFonts w:ascii="Times New Roman" w:hAnsi="Times New Roman" w:eastAsia="Times New Roman"/>
+          <w:b w:val="0"/>
+          <w:i w:val="0"/>
+          <w:sz w:val="22"/>
+        </w:rPr>
+        <w:t>A live institutional study would require ethics-board approval, informed consent for questionnaires and lecturer estimates, and secure handling of linked proficiency records. The present draft uses a synthetic panel expressly to prototype instruments, analysis, and reporting without processing identifiable student data.</w:t>
       </w:r>
     </w:p>
     <w:p>
@@ -384,6 +537,22 @@
     </w:p>
     <w:p>
       <w:pPr>
+        <w:spacing w:after="160" w:line="360" w:lineRule="auto"/>
+        <w:ind w:firstLine="720"/>
+        <w:jc w:val="both"/>
+      </w:pPr>
+      <w:r>
+        <w:rPr>
+          <w:rFonts w:ascii="Times New Roman" w:hAnsi="Times New Roman" w:eastAsia="Times New Roman"/>
+          <w:b w:val="0"/>
+          <w:i w:val="0"/>
+          <w:sz w:val="22"/>
+        </w:rPr>
+        <w:t>Results are organised by research question. Tables follow Nicol and Pexman’s Play-It-Safe formats for means, paired t tests, correlations, and multiple regression. Figures are limited to two inferentially central displays. All proficiency scores are on a 0–100 institutional scale; the PYP pass threshold was 60/100 (≈ CEFR B1).</w:t>
+      </w:r>
+    </w:p>
+    <w:p>
+      <w:pPr>
         <w:pStyle w:val="Heading2"/>
         <w:spacing w:before="280" w:after="160"/>
       </w:pPr>
@@ -395,7 +564,7 @@
           <w:color w:val="1F4E79"/>
           <w:sz w:val="24"/>
         </w:rPr>
-        <w:t>Descriptive statistics and normality</w:t>
+        <w:t>Sample profile and score distributions</w:t>
       </w:r>
     </w:p>
     <w:p>
@@ -411,53 +580,72 @@
           <w:i w:val="0"/>
           <w:sz w:val="22"/>
         </w:rPr>
-        <w:t>All 120 students scored at or above the institutional B1 threshold on the pretest (Pre_Overall minimum = 60.1; M = 66.79, SD = 4.61). At graduation, the overall mean was 64.81 (SD = 4.89), and 18 students (15.0%) scored below 60. Table 1 summarises key variables. Shapiro–Wilk on Speaking difference scores was W = 0.988, p = .346.</w:t>
+        <w:t>All 120 completers scored at or above the institutional B1 threshold on the pretest (Pre_Overall minimum = 60.1; M = 66.79, SD = 4.61). At graduation, overall M = 64.81 (SD = 4.89), and 18 students (15.0%) scored below 60. Table 1 summarises key variables on the 0–100 scale (and Likert means where applicable).</w:t>
       </w:r>
     </w:p>
     <w:p>
       <w:pPr>
-        <w:spacing w:before="200" w:after="80"/>
+        <w:spacing w:before="240" w:after="0"/>
         <w:ind w:firstLine="0"/>
-        <w:jc w:val="left"/>
       </w:pPr>
       <w:r>
         <w:rPr>
           <w:rFonts w:ascii="Times New Roman" w:hAnsi="Times New Roman" w:eastAsia="Times New Roman"/>
           <w:b/>
+          <w:i w:val="0"/>
+          <w:sz w:val="22"/>
+        </w:rPr>
+        <w:t>Table 1</w:t>
+      </w:r>
+    </w:p>
+    <w:p>
+      <w:pPr>
+        <w:spacing w:before="0" w:after="120"/>
+        <w:ind w:firstLine="0"/>
+      </w:pPr>
+      <w:r>
+        <w:rPr>
+          <w:rFonts w:ascii="Times New Roman" w:hAnsi="Times New Roman" w:eastAsia="Times New Roman"/>
+          <w:b w:val="0"/>
           <w:i/>
-          <w:sz w:val="20"/>
+          <w:sz w:val="22"/>
         </w:rPr>
-        <w:t>Table 1. Descriptive statistics for key variables (N = 120)</w:t>
+        <w:t>Descriptive Statistics for Key Study Variables (N = 120)</w:t>
       </w:r>
     </w:p>
     <w:tbl>
       <w:tblPr>
-        <w:tblStyle w:val="TableGrid"/>
         <w:tblW w:type="auto" w:w="0"/>
         <w:tblLook w:firstColumn="1" w:firstRow="1" w:lastColumn="0" w:lastRow="0" w:noHBand="0" w:noVBand="1" w:val="04A0"/>
       </w:tblPr>
       <w:tblGrid>
-        <w:gridCol w:w="1337"/>
-        <w:gridCol w:w="1337"/>
-        <w:gridCol w:w="1337"/>
-        <w:gridCol w:w="1337"/>
-        <w:gridCol w:w="1337"/>
-        <w:gridCol w:w="1337"/>
-        <w:gridCol w:w="1337"/>
+        <w:gridCol w:w="1560"/>
+        <w:gridCol w:w="1560"/>
+        <w:gridCol w:w="1560"/>
+        <w:gridCol w:w="1560"/>
+        <w:gridCol w:w="1560"/>
+        <w:gridCol w:w="1560"/>
       </w:tblGrid>
       <w:tr>
         <w:tc>
           <w:tcPr>
-            <w:tcW w:type="dxa" w:w="1337"/>
+            <w:tcW w:type="dxa" w:w="1560"/>
+            <w:tcBorders>
+              <w:top w:val="single" w:sz="12" w:space="0" w:color="000000"/>
+              <w:left w:val="nil"/>
+              <w:bottom w:val="single" w:sz="8" w:space="0" w:color="000000"/>
+              <w:right w:val="nil"/>
+            </w:tcBorders>
           </w:tcPr>
           <w:p>
             <w:pPr>
-              <w:spacing w:after="40" w:before="40" w:line="240" w:lineRule="auto"/>
+              <w:spacing w:after="20" w:before="20" w:line="240" w:lineRule="auto"/>
+              <w:jc w:val="left"/>
             </w:pPr>
             <w:r>
               <w:rPr>
                 <w:rFonts w:ascii="Times New Roman" w:hAnsi="Times New Roman" w:eastAsia="Times New Roman"/>
-                <w:b w:val="0"/>
+                <w:b/>
                 <w:i w:val="0"/>
                 <w:sz w:val="18"/>
               </w:rPr>
@@ -467,16 +655,23 @@
         </w:tc>
         <w:tc>
           <w:tcPr>
-            <w:tcW w:type="dxa" w:w="1337"/>
+            <w:tcW w:type="dxa" w:w="1560"/>
+            <w:tcBorders>
+              <w:top w:val="single" w:sz="12" w:space="0" w:color="000000"/>
+              <w:left w:val="nil"/>
+              <w:bottom w:val="single" w:sz="8" w:space="0" w:color="000000"/>
+              <w:right w:val="nil"/>
+            </w:tcBorders>
           </w:tcPr>
           <w:p>
             <w:pPr>
-              <w:spacing w:after="40" w:before="40" w:line="240" w:lineRule="auto"/>
+              <w:spacing w:after="20" w:before="20" w:line="240" w:lineRule="auto"/>
+              <w:jc w:val="center"/>
             </w:pPr>
             <w:r>
               <w:rPr>
                 <w:rFonts w:ascii="Times New Roman" w:hAnsi="Times New Roman" w:eastAsia="Times New Roman"/>
-                <w:b w:val="0"/>
+                <w:b/>
                 <w:i w:val="0"/>
                 <w:sz w:val="18"/>
               </w:rPr>
@@ -486,16 +681,23 @@
         </w:tc>
         <w:tc>
           <w:tcPr>
-            <w:tcW w:type="dxa" w:w="1337"/>
+            <w:tcW w:type="dxa" w:w="1560"/>
+            <w:tcBorders>
+              <w:top w:val="single" w:sz="12" w:space="0" w:color="000000"/>
+              <w:left w:val="nil"/>
+              <w:bottom w:val="single" w:sz="8" w:space="0" w:color="000000"/>
+              <w:right w:val="nil"/>
+            </w:tcBorders>
           </w:tcPr>
           <w:p>
             <w:pPr>
-              <w:spacing w:after="40" w:before="40" w:line="240" w:lineRule="auto"/>
+              <w:spacing w:after="20" w:before="20" w:line="240" w:lineRule="auto"/>
+              <w:jc w:val="center"/>
             </w:pPr>
             <w:r>
               <w:rPr>
                 <w:rFonts w:ascii="Times New Roman" w:hAnsi="Times New Roman" w:eastAsia="Times New Roman"/>
-                <w:b w:val="0"/>
+                <w:b/>
                 <w:i w:val="0"/>
                 <w:sz w:val="18"/>
               </w:rPr>
@@ -505,16 +707,23 @@
         </w:tc>
         <w:tc>
           <w:tcPr>
-            <w:tcW w:type="dxa" w:w="1337"/>
+            <w:tcW w:type="dxa" w:w="1560"/>
+            <w:tcBorders>
+              <w:top w:val="single" w:sz="12" w:space="0" w:color="000000"/>
+              <w:left w:val="nil"/>
+              <w:bottom w:val="single" w:sz="8" w:space="0" w:color="000000"/>
+              <w:right w:val="nil"/>
+            </w:tcBorders>
           </w:tcPr>
           <w:p>
             <w:pPr>
-              <w:spacing w:after="40" w:before="40" w:line="240" w:lineRule="auto"/>
+              <w:spacing w:after="20" w:before="20" w:line="240" w:lineRule="auto"/>
+              <w:jc w:val="center"/>
             </w:pPr>
             <w:r>
               <w:rPr>
                 <w:rFonts w:ascii="Times New Roman" w:hAnsi="Times New Roman" w:eastAsia="Times New Roman"/>
-                <w:b w:val="0"/>
+                <w:b/>
                 <w:i w:val="0"/>
                 <w:sz w:val="18"/>
               </w:rPr>
@@ -524,16 +733,23 @@
         </w:tc>
         <w:tc>
           <w:tcPr>
-            <w:tcW w:type="dxa" w:w="1337"/>
+            <w:tcW w:type="dxa" w:w="1560"/>
+            <w:tcBorders>
+              <w:top w:val="single" w:sz="12" w:space="0" w:color="000000"/>
+              <w:left w:val="nil"/>
+              <w:bottom w:val="single" w:sz="8" w:space="0" w:color="000000"/>
+              <w:right w:val="nil"/>
+            </w:tcBorders>
           </w:tcPr>
           <w:p>
             <w:pPr>
-              <w:spacing w:after="40" w:before="40" w:line="240" w:lineRule="auto"/>
+              <w:spacing w:after="20" w:before="20" w:line="240" w:lineRule="auto"/>
+              <w:jc w:val="center"/>
             </w:pPr>
             <w:r>
               <w:rPr>
                 <w:rFonts w:ascii="Times New Roman" w:hAnsi="Times New Roman" w:eastAsia="Times New Roman"/>
-                <w:b w:val="0"/>
+                <w:b/>
                 <w:i w:val="0"/>
                 <w:sz w:val="18"/>
               </w:rPr>
@@ -543,16 +759,23 @@
         </w:tc>
         <w:tc>
           <w:tcPr>
-            <w:tcW w:type="dxa" w:w="1337"/>
+            <w:tcW w:type="dxa" w:w="1560"/>
+            <w:tcBorders>
+              <w:top w:val="single" w:sz="12" w:space="0" w:color="000000"/>
+              <w:left w:val="nil"/>
+              <w:bottom w:val="single" w:sz="8" w:space="0" w:color="000000"/>
+              <w:right w:val="nil"/>
+            </w:tcBorders>
           </w:tcPr>
           <w:p>
             <w:pPr>
-              <w:spacing w:after="40" w:before="40" w:line="240" w:lineRule="auto"/>
+              <w:spacing w:after="20" w:before="20" w:line="240" w:lineRule="auto"/>
+              <w:jc w:val="center"/>
             </w:pPr>
             <w:r>
               <w:rPr>
                 <w:rFonts w:ascii="Times New Roman" w:hAnsi="Times New Roman" w:eastAsia="Times New Roman"/>
-                <w:b w:val="0"/>
+                <w:b/>
                 <w:i w:val="0"/>
                 <w:sz w:val="18"/>
               </w:rPr>
@@ -560,34 +783,22 @@
             </w:r>
           </w:p>
         </w:tc>
-        <w:tc>
-          <w:tcPr>
-            <w:tcW w:type="dxa" w:w="1337"/>
-          </w:tcPr>
-          <w:p>
-            <w:pPr>
-              <w:spacing w:after="40" w:before="40" w:line="240" w:lineRule="auto"/>
-            </w:pPr>
-            <w:r>
-              <w:rPr>
-                <w:rFonts w:ascii="Times New Roman" w:hAnsi="Times New Roman" w:eastAsia="Times New Roman"/>
-                <w:b w:val="0"/>
-                <w:i w:val="0"/>
-                <w:sz w:val="18"/>
-              </w:rPr>
-              <w:t>Kurtosis</w:t>
-            </w:r>
-          </w:p>
-        </w:tc>
       </w:tr>
       <w:tr>
         <w:tc>
           <w:tcPr>
-            <w:tcW w:type="dxa" w:w="1337"/>
+            <w:tcW w:type="dxa" w:w="1560"/>
+            <w:tcBorders>
+              <w:top w:val="single" w:sz="8" w:space="0" w:color="000000"/>
+              <w:left w:val="nil"/>
+              <w:bottom w:val="nil"/>
+              <w:right w:val="nil"/>
+            </w:tcBorders>
           </w:tcPr>
           <w:p>
             <w:pPr>
-              <w:spacing w:after="40" w:before="40" w:line="240" w:lineRule="auto"/>
+              <w:spacing w:after="20" w:before="20" w:line="240" w:lineRule="auto"/>
+              <w:jc w:val="left"/>
             </w:pPr>
             <w:r>
               <w:rPr>
@@ -602,11 +813,18 @@
         </w:tc>
         <w:tc>
           <w:tcPr>
-            <w:tcW w:type="dxa" w:w="1337"/>
+            <w:tcW w:type="dxa" w:w="1560"/>
+            <w:tcBorders>
+              <w:top w:val="single" w:sz="8" w:space="0" w:color="000000"/>
+              <w:left w:val="nil"/>
+              <w:bottom w:val="nil"/>
+              <w:right w:val="nil"/>
+            </w:tcBorders>
           </w:tcPr>
           <w:p>
             <w:pPr>
-              <w:spacing w:after="40" w:before="40" w:line="240" w:lineRule="auto"/>
+              <w:spacing w:after="20" w:before="20" w:line="240" w:lineRule="auto"/>
+              <w:jc w:val="center"/>
             </w:pPr>
             <w:r>
               <w:rPr>
@@ -621,11 +839,18 @@
         </w:tc>
         <w:tc>
           <w:tcPr>
-            <w:tcW w:type="dxa" w:w="1337"/>
+            <w:tcW w:type="dxa" w:w="1560"/>
+            <w:tcBorders>
+              <w:top w:val="single" w:sz="8" w:space="0" w:color="000000"/>
+              <w:left w:val="nil"/>
+              <w:bottom w:val="nil"/>
+              <w:right w:val="nil"/>
+            </w:tcBorders>
           </w:tcPr>
           <w:p>
             <w:pPr>
-              <w:spacing w:after="40" w:before="40" w:line="240" w:lineRule="auto"/>
+              <w:spacing w:after="20" w:before="20" w:line="240" w:lineRule="auto"/>
+              <w:jc w:val="center"/>
             </w:pPr>
             <w:r>
               <w:rPr>
@@ -640,11 +865,18 @@
         </w:tc>
         <w:tc>
           <w:tcPr>
-            <w:tcW w:type="dxa" w:w="1337"/>
+            <w:tcW w:type="dxa" w:w="1560"/>
+            <w:tcBorders>
+              <w:top w:val="single" w:sz="8" w:space="0" w:color="000000"/>
+              <w:left w:val="nil"/>
+              <w:bottom w:val="nil"/>
+              <w:right w:val="nil"/>
+            </w:tcBorders>
           </w:tcPr>
           <w:p>
             <w:pPr>
-              <w:spacing w:after="40" w:before="40" w:line="240" w:lineRule="auto"/>
+              <w:spacing w:after="20" w:before="20" w:line="240" w:lineRule="auto"/>
+              <w:jc w:val="center"/>
             </w:pPr>
             <w:r>
               <w:rPr>
@@ -659,11 +891,18 @@
         </w:tc>
         <w:tc>
           <w:tcPr>
-            <w:tcW w:type="dxa" w:w="1337"/>
+            <w:tcW w:type="dxa" w:w="1560"/>
+            <w:tcBorders>
+              <w:top w:val="single" w:sz="8" w:space="0" w:color="000000"/>
+              <w:left w:val="nil"/>
+              <w:bottom w:val="nil"/>
+              <w:right w:val="nil"/>
+            </w:tcBorders>
           </w:tcPr>
           <w:p>
             <w:pPr>
-              <w:spacing w:after="40" w:before="40" w:line="240" w:lineRule="auto"/>
+              <w:spacing w:after="20" w:before="20" w:line="240" w:lineRule="auto"/>
+              <w:jc w:val="center"/>
             </w:pPr>
             <w:r>
               <w:rPr>
@@ -678,11 +917,18 @@
         </w:tc>
         <w:tc>
           <w:tcPr>
-            <w:tcW w:type="dxa" w:w="1337"/>
+            <w:tcW w:type="dxa" w:w="1560"/>
+            <w:tcBorders>
+              <w:top w:val="single" w:sz="8" w:space="0" w:color="000000"/>
+              <w:left w:val="nil"/>
+              <w:bottom w:val="nil"/>
+              <w:right w:val="nil"/>
+            </w:tcBorders>
           </w:tcPr>
           <w:p>
             <w:pPr>
-              <w:spacing w:after="40" w:before="40" w:line="240" w:lineRule="auto"/>
+              <w:spacing w:after="20" w:before="20" w:line="240" w:lineRule="auto"/>
+              <w:jc w:val="center"/>
             </w:pPr>
             <w:r>
               <w:rPr>
@@ -695,34 +941,22 @@
             </w:r>
           </w:p>
         </w:tc>
-        <w:tc>
-          <w:tcPr>
-            <w:tcW w:type="dxa" w:w="1337"/>
-          </w:tcPr>
-          <w:p>
-            <w:pPr>
-              <w:spacing w:after="40" w:before="40" w:line="240" w:lineRule="auto"/>
-            </w:pPr>
-            <w:r>
-              <w:rPr>
-                <w:rFonts w:ascii="Times New Roman" w:hAnsi="Times New Roman" w:eastAsia="Times New Roman"/>
-                <w:b w:val="0"/>
-                <w:i w:val="0"/>
-                <w:sz w:val="18"/>
-              </w:rPr>
-              <w:t>0.39</w:t>
-            </w:r>
-          </w:p>
-        </w:tc>
       </w:tr>
       <w:tr>
         <w:tc>
           <w:tcPr>
-            <w:tcW w:type="dxa" w:w="1337"/>
+            <w:tcW w:type="dxa" w:w="1560"/>
+            <w:tcBorders>
+              <w:top w:val="nil"/>
+              <w:left w:val="nil"/>
+              <w:bottom w:val="nil"/>
+              <w:right w:val="nil"/>
+            </w:tcBorders>
           </w:tcPr>
           <w:p>
             <w:pPr>
-              <w:spacing w:after="40" w:before="40" w:line="240" w:lineRule="auto"/>
+              <w:spacing w:after="20" w:before="20" w:line="240" w:lineRule="auto"/>
+              <w:jc w:val="left"/>
             </w:pPr>
             <w:r>
               <w:rPr>
@@ -737,11 +971,18 @@
         </w:tc>
         <w:tc>
           <w:tcPr>
-            <w:tcW w:type="dxa" w:w="1337"/>
+            <w:tcW w:type="dxa" w:w="1560"/>
+            <w:tcBorders>
+              <w:top w:val="nil"/>
+              <w:left w:val="nil"/>
+              <w:bottom w:val="nil"/>
+              <w:right w:val="nil"/>
+            </w:tcBorders>
           </w:tcPr>
           <w:p>
             <w:pPr>
-              <w:spacing w:after="40" w:before="40" w:line="240" w:lineRule="auto"/>
+              <w:spacing w:after="20" w:before="20" w:line="240" w:lineRule="auto"/>
+              <w:jc w:val="center"/>
             </w:pPr>
             <w:r>
               <w:rPr>
@@ -756,11 +997,18 @@
         </w:tc>
         <w:tc>
           <w:tcPr>
-            <w:tcW w:type="dxa" w:w="1337"/>
+            <w:tcW w:type="dxa" w:w="1560"/>
+            <w:tcBorders>
+              <w:top w:val="nil"/>
+              <w:left w:val="nil"/>
+              <w:bottom w:val="nil"/>
+              <w:right w:val="nil"/>
+            </w:tcBorders>
           </w:tcPr>
           <w:p>
             <w:pPr>
-              <w:spacing w:after="40" w:before="40" w:line="240" w:lineRule="auto"/>
+              <w:spacing w:after="20" w:before="20" w:line="240" w:lineRule="auto"/>
+              <w:jc w:val="center"/>
             </w:pPr>
             <w:r>
               <w:rPr>
@@ -775,11 +1023,18 @@
         </w:tc>
         <w:tc>
           <w:tcPr>
-            <w:tcW w:type="dxa" w:w="1337"/>
+            <w:tcW w:type="dxa" w:w="1560"/>
+            <w:tcBorders>
+              <w:top w:val="nil"/>
+              <w:left w:val="nil"/>
+              <w:bottom w:val="nil"/>
+              <w:right w:val="nil"/>
+            </w:tcBorders>
           </w:tcPr>
           <w:p>
             <w:pPr>
-              <w:spacing w:after="40" w:before="40" w:line="240" w:lineRule="auto"/>
+              <w:spacing w:after="20" w:before="20" w:line="240" w:lineRule="auto"/>
+              <w:jc w:val="center"/>
             </w:pPr>
             <w:r>
               <w:rPr>
@@ -794,11 +1049,18 @@
         </w:tc>
         <w:tc>
           <w:tcPr>
-            <w:tcW w:type="dxa" w:w="1337"/>
+            <w:tcW w:type="dxa" w:w="1560"/>
+            <w:tcBorders>
+              <w:top w:val="nil"/>
+              <w:left w:val="nil"/>
+              <w:bottom w:val="nil"/>
+              <w:right w:val="nil"/>
+            </w:tcBorders>
           </w:tcPr>
           <w:p>
             <w:pPr>
-              <w:spacing w:after="40" w:before="40" w:line="240" w:lineRule="auto"/>
+              <w:spacing w:after="20" w:before="20" w:line="240" w:lineRule="auto"/>
+              <w:jc w:val="center"/>
             </w:pPr>
             <w:r>
               <w:rPr>
@@ -813,11 +1075,18 @@
         </w:tc>
         <w:tc>
           <w:tcPr>
-            <w:tcW w:type="dxa" w:w="1337"/>
+            <w:tcW w:type="dxa" w:w="1560"/>
+            <w:tcBorders>
+              <w:top w:val="nil"/>
+              <w:left w:val="nil"/>
+              <w:bottom w:val="nil"/>
+              <w:right w:val="nil"/>
+            </w:tcBorders>
           </w:tcPr>
           <w:p>
             <w:pPr>
-              <w:spacing w:after="40" w:before="40" w:line="240" w:lineRule="auto"/>
+              <w:spacing w:after="20" w:before="20" w:line="240" w:lineRule="auto"/>
+              <w:jc w:val="center"/>
             </w:pPr>
             <w:r>
               <w:rPr>
@@ -830,13 +1099,22 @@
             </w:r>
           </w:p>
         </w:tc>
+      </w:tr>
+      <w:tr>
         <w:tc>
           <w:tcPr>
-            <w:tcW w:type="dxa" w:w="1337"/>
+            <w:tcW w:type="dxa" w:w="1560"/>
+            <w:tcBorders>
+              <w:top w:val="nil"/>
+              <w:left w:val="nil"/>
+              <w:bottom w:val="nil"/>
+              <w:right w:val="nil"/>
+            </w:tcBorders>
           </w:tcPr>
           <w:p>
             <w:pPr>
-              <w:spacing w:after="40" w:before="40" w:line="240" w:lineRule="auto"/>
+              <w:spacing w:after="20" w:before="20" w:line="240" w:lineRule="auto"/>
+              <w:jc w:val="left"/>
             </w:pPr>
             <w:r>
               <w:rPr>
@@ -845,7 +1123,137 @@
                 <w:i w:val="0"/>
                 <w:sz w:val="18"/>
               </w:rPr>
-              <w:t>0.40</w:t>
+              <w:t>Decline_Listening</w:t>
+            </w:r>
+          </w:p>
+        </w:tc>
+        <w:tc>
+          <w:tcPr>
+            <w:tcW w:type="dxa" w:w="1560"/>
+            <w:tcBorders>
+              <w:top w:val="nil"/>
+              <w:left w:val="nil"/>
+              <w:bottom w:val="nil"/>
+              <w:right w:val="nil"/>
+            </w:tcBorders>
+          </w:tcPr>
+          <w:p>
+            <w:pPr>
+              <w:spacing w:after="20" w:before="20" w:line="240" w:lineRule="auto"/>
+              <w:jc w:val="center"/>
+            </w:pPr>
+            <w:r>
+              <w:rPr>
+                <w:rFonts w:ascii="Times New Roman" w:hAnsi="Times New Roman" w:eastAsia="Times New Roman"/>
+                <w:b w:val="0"/>
+                <w:i w:val="0"/>
+                <w:sz w:val="18"/>
+              </w:rPr>
+              <w:t>3.55</w:t>
+            </w:r>
+          </w:p>
+        </w:tc>
+        <w:tc>
+          <w:tcPr>
+            <w:tcW w:type="dxa" w:w="1560"/>
+            <w:tcBorders>
+              <w:top w:val="nil"/>
+              <w:left w:val="nil"/>
+              <w:bottom w:val="nil"/>
+              <w:right w:val="nil"/>
+            </w:tcBorders>
+          </w:tcPr>
+          <w:p>
+            <w:pPr>
+              <w:spacing w:after="20" w:before="20" w:line="240" w:lineRule="auto"/>
+              <w:jc w:val="center"/>
+            </w:pPr>
+            <w:r>
+              <w:rPr>
+                <w:rFonts w:ascii="Times New Roman" w:hAnsi="Times New Roman" w:eastAsia="Times New Roman"/>
+                <w:b w:val="0"/>
+                <w:i w:val="0"/>
+                <w:sz w:val="18"/>
+              </w:rPr>
+              <w:t>4.11</w:t>
+            </w:r>
+          </w:p>
+        </w:tc>
+        <w:tc>
+          <w:tcPr>
+            <w:tcW w:type="dxa" w:w="1560"/>
+            <w:tcBorders>
+              <w:top w:val="nil"/>
+              <w:left w:val="nil"/>
+              <w:bottom w:val="nil"/>
+              <w:right w:val="nil"/>
+            </w:tcBorders>
+          </w:tcPr>
+          <w:p>
+            <w:pPr>
+              <w:spacing w:after="20" w:before="20" w:line="240" w:lineRule="auto"/>
+              <w:jc w:val="center"/>
+            </w:pPr>
+            <w:r>
+              <w:rPr>
+                <w:rFonts w:ascii="Times New Roman" w:hAnsi="Times New Roman" w:eastAsia="Times New Roman"/>
+                <w:b w:val="0"/>
+                <w:i w:val="0"/>
+                <w:sz w:val="18"/>
+              </w:rPr>
+              <w:t>-7.8</w:t>
+            </w:r>
+          </w:p>
+        </w:tc>
+        <w:tc>
+          <w:tcPr>
+            <w:tcW w:type="dxa" w:w="1560"/>
+            <w:tcBorders>
+              <w:top w:val="nil"/>
+              <w:left w:val="nil"/>
+              <w:bottom w:val="nil"/>
+              <w:right w:val="nil"/>
+            </w:tcBorders>
+          </w:tcPr>
+          <w:p>
+            <w:pPr>
+              <w:spacing w:after="20" w:before="20" w:line="240" w:lineRule="auto"/>
+              <w:jc w:val="center"/>
+            </w:pPr>
+            <w:r>
+              <w:rPr>
+                <w:rFonts w:ascii="Times New Roman" w:hAnsi="Times New Roman" w:eastAsia="Times New Roman"/>
+                <w:b w:val="0"/>
+                <w:i w:val="0"/>
+                <w:sz w:val="18"/>
+              </w:rPr>
+              <w:t>12.7</w:t>
+            </w:r>
+          </w:p>
+        </w:tc>
+        <w:tc>
+          <w:tcPr>
+            <w:tcW w:type="dxa" w:w="1560"/>
+            <w:tcBorders>
+              <w:top w:val="nil"/>
+              <w:left w:val="nil"/>
+              <w:bottom w:val="nil"/>
+              <w:right w:val="nil"/>
+            </w:tcBorders>
+          </w:tcPr>
+          <w:p>
+            <w:pPr>
+              <w:spacing w:after="20" w:before="20" w:line="240" w:lineRule="auto"/>
+              <w:jc w:val="center"/>
+            </w:pPr>
+            <w:r>
+              <w:rPr>
+                <w:rFonts w:ascii="Times New Roman" w:hAnsi="Times New Roman" w:eastAsia="Times New Roman"/>
+                <w:b w:val="0"/>
+                <w:i w:val="0"/>
+                <w:sz w:val="18"/>
+              </w:rPr>
+              <w:t>-0.14</w:t>
             </w:r>
           </w:p>
         </w:tc>
@@ -853,11 +1261,334 @@
       <w:tr>
         <w:tc>
           <w:tcPr>
-            <w:tcW w:type="dxa" w:w="1337"/>
+            <w:tcW w:type="dxa" w:w="1560"/>
+            <w:tcBorders>
+              <w:top w:val="nil"/>
+              <w:left w:val="nil"/>
+              <w:bottom w:val="nil"/>
+              <w:right w:val="nil"/>
+            </w:tcBorders>
           </w:tcPr>
           <w:p>
             <w:pPr>
-              <w:spacing w:after="40" w:before="40" w:line="240" w:lineRule="auto"/>
+              <w:spacing w:after="20" w:before="20" w:line="240" w:lineRule="auto"/>
+              <w:jc w:val="left"/>
+            </w:pPr>
+            <w:r>
+              <w:rPr>
+                <w:rFonts w:ascii="Times New Roman" w:hAnsi="Times New Roman" w:eastAsia="Times New Roman"/>
+                <w:b w:val="0"/>
+                <w:i w:val="0"/>
+                <w:sz w:val="18"/>
+              </w:rPr>
+              <w:t>Decline_Reading</w:t>
+            </w:r>
+          </w:p>
+        </w:tc>
+        <w:tc>
+          <w:tcPr>
+            <w:tcW w:type="dxa" w:w="1560"/>
+            <w:tcBorders>
+              <w:top w:val="nil"/>
+              <w:left w:val="nil"/>
+              <w:bottom w:val="nil"/>
+              <w:right w:val="nil"/>
+            </w:tcBorders>
+          </w:tcPr>
+          <w:p>
+            <w:pPr>
+              <w:spacing w:after="20" w:before="20" w:line="240" w:lineRule="auto"/>
+              <w:jc w:val="center"/>
+            </w:pPr>
+            <w:r>
+              <w:rPr>
+                <w:rFonts w:ascii="Times New Roman" w:hAnsi="Times New Roman" w:eastAsia="Times New Roman"/>
+                <w:b w:val="0"/>
+                <w:i w:val="0"/>
+                <w:sz w:val="18"/>
+              </w:rPr>
+              <w:t>-0.41</w:t>
+            </w:r>
+          </w:p>
+        </w:tc>
+        <w:tc>
+          <w:tcPr>
+            <w:tcW w:type="dxa" w:w="1560"/>
+            <w:tcBorders>
+              <w:top w:val="nil"/>
+              <w:left w:val="nil"/>
+              <w:bottom w:val="nil"/>
+              <w:right w:val="nil"/>
+            </w:tcBorders>
+          </w:tcPr>
+          <w:p>
+            <w:pPr>
+              <w:spacing w:after="20" w:before="20" w:line="240" w:lineRule="auto"/>
+              <w:jc w:val="center"/>
+            </w:pPr>
+            <w:r>
+              <w:rPr>
+                <w:rFonts w:ascii="Times New Roman" w:hAnsi="Times New Roman" w:eastAsia="Times New Roman"/>
+                <w:b w:val="0"/>
+                <w:i w:val="0"/>
+                <w:sz w:val="18"/>
+              </w:rPr>
+              <w:t>3.53</w:t>
+            </w:r>
+          </w:p>
+        </w:tc>
+        <w:tc>
+          <w:tcPr>
+            <w:tcW w:type="dxa" w:w="1560"/>
+            <w:tcBorders>
+              <w:top w:val="nil"/>
+              <w:left w:val="nil"/>
+              <w:bottom w:val="nil"/>
+              <w:right w:val="nil"/>
+            </w:tcBorders>
+          </w:tcPr>
+          <w:p>
+            <w:pPr>
+              <w:spacing w:after="20" w:before="20" w:line="240" w:lineRule="auto"/>
+              <w:jc w:val="center"/>
+            </w:pPr>
+            <w:r>
+              <w:rPr>
+                <w:rFonts w:ascii="Times New Roman" w:hAnsi="Times New Roman" w:eastAsia="Times New Roman"/>
+                <w:b w:val="0"/>
+                <w:i w:val="0"/>
+                <w:sz w:val="18"/>
+              </w:rPr>
+              <w:t>-9.3</w:t>
+            </w:r>
+          </w:p>
+        </w:tc>
+        <w:tc>
+          <w:tcPr>
+            <w:tcW w:type="dxa" w:w="1560"/>
+            <w:tcBorders>
+              <w:top w:val="nil"/>
+              <w:left w:val="nil"/>
+              <w:bottom w:val="nil"/>
+              <w:right w:val="nil"/>
+            </w:tcBorders>
+          </w:tcPr>
+          <w:p>
+            <w:pPr>
+              <w:spacing w:after="20" w:before="20" w:line="240" w:lineRule="auto"/>
+              <w:jc w:val="center"/>
+            </w:pPr>
+            <w:r>
+              <w:rPr>
+                <w:rFonts w:ascii="Times New Roman" w:hAnsi="Times New Roman" w:eastAsia="Times New Roman"/>
+                <w:b w:val="0"/>
+                <w:i w:val="0"/>
+                <w:sz w:val="18"/>
+              </w:rPr>
+              <w:t>8.6</w:t>
+            </w:r>
+          </w:p>
+        </w:tc>
+        <w:tc>
+          <w:tcPr>
+            <w:tcW w:type="dxa" w:w="1560"/>
+            <w:tcBorders>
+              <w:top w:val="nil"/>
+              <w:left w:val="nil"/>
+              <w:bottom w:val="nil"/>
+              <w:right w:val="nil"/>
+            </w:tcBorders>
+          </w:tcPr>
+          <w:p>
+            <w:pPr>
+              <w:spacing w:after="20" w:before="20" w:line="240" w:lineRule="auto"/>
+              <w:jc w:val="center"/>
+            </w:pPr>
+            <w:r>
+              <w:rPr>
+                <w:rFonts w:ascii="Times New Roman" w:hAnsi="Times New Roman" w:eastAsia="Times New Roman"/>
+                <w:b w:val="0"/>
+                <w:i w:val="0"/>
+                <w:sz w:val="18"/>
+              </w:rPr>
+              <w:t>-0.29</w:t>
+            </w:r>
+          </w:p>
+        </w:tc>
+      </w:tr>
+      <w:tr>
+        <w:tc>
+          <w:tcPr>
+            <w:tcW w:type="dxa" w:w="1560"/>
+            <w:tcBorders>
+              <w:top w:val="nil"/>
+              <w:left w:val="nil"/>
+              <w:bottom w:val="nil"/>
+              <w:right w:val="nil"/>
+            </w:tcBorders>
+          </w:tcPr>
+          <w:p>
+            <w:pPr>
+              <w:spacing w:after="20" w:before="20" w:line="240" w:lineRule="auto"/>
+              <w:jc w:val="left"/>
+            </w:pPr>
+            <w:r>
+              <w:rPr>
+                <w:rFonts w:ascii="Times New Roman" w:hAnsi="Times New Roman" w:eastAsia="Times New Roman"/>
+                <w:b w:val="0"/>
+                <w:i w:val="0"/>
+                <w:sz w:val="18"/>
+              </w:rPr>
+              <w:t>Decline_Writing</w:t>
+            </w:r>
+          </w:p>
+        </w:tc>
+        <w:tc>
+          <w:tcPr>
+            <w:tcW w:type="dxa" w:w="1560"/>
+            <w:tcBorders>
+              <w:top w:val="nil"/>
+              <w:left w:val="nil"/>
+              <w:bottom w:val="nil"/>
+              <w:right w:val="nil"/>
+            </w:tcBorders>
+          </w:tcPr>
+          <w:p>
+            <w:pPr>
+              <w:spacing w:after="20" w:before="20" w:line="240" w:lineRule="auto"/>
+              <w:jc w:val="center"/>
+            </w:pPr>
+            <w:r>
+              <w:rPr>
+                <w:rFonts w:ascii="Times New Roman" w:hAnsi="Times New Roman" w:eastAsia="Times New Roman"/>
+                <w:b w:val="0"/>
+                <w:i w:val="0"/>
+                <w:sz w:val="18"/>
+              </w:rPr>
+              <w:t>-0.35</w:t>
+            </w:r>
+          </w:p>
+        </w:tc>
+        <w:tc>
+          <w:tcPr>
+            <w:tcW w:type="dxa" w:w="1560"/>
+            <w:tcBorders>
+              <w:top w:val="nil"/>
+              <w:left w:val="nil"/>
+              <w:bottom w:val="nil"/>
+              <w:right w:val="nil"/>
+            </w:tcBorders>
+          </w:tcPr>
+          <w:p>
+            <w:pPr>
+              <w:spacing w:after="20" w:before="20" w:line="240" w:lineRule="auto"/>
+              <w:jc w:val="center"/>
+            </w:pPr>
+            <w:r>
+              <w:rPr>
+                <w:rFonts w:ascii="Times New Roman" w:hAnsi="Times New Roman" w:eastAsia="Times New Roman"/>
+                <w:b w:val="0"/>
+                <w:i w:val="0"/>
+                <w:sz w:val="18"/>
+              </w:rPr>
+              <w:t>4.10</w:t>
+            </w:r>
+          </w:p>
+        </w:tc>
+        <w:tc>
+          <w:tcPr>
+            <w:tcW w:type="dxa" w:w="1560"/>
+            <w:tcBorders>
+              <w:top w:val="nil"/>
+              <w:left w:val="nil"/>
+              <w:bottom w:val="nil"/>
+              <w:right w:val="nil"/>
+            </w:tcBorders>
+          </w:tcPr>
+          <w:p>
+            <w:pPr>
+              <w:spacing w:after="20" w:before="20" w:line="240" w:lineRule="auto"/>
+              <w:jc w:val="center"/>
+            </w:pPr>
+            <w:r>
+              <w:rPr>
+                <w:rFonts w:ascii="Times New Roman" w:hAnsi="Times New Roman" w:eastAsia="Times New Roman"/>
+                <w:b w:val="0"/>
+                <w:i w:val="0"/>
+                <w:sz w:val="18"/>
+              </w:rPr>
+              <w:t>-11.8</w:t>
+            </w:r>
+          </w:p>
+        </w:tc>
+        <w:tc>
+          <w:tcPr>
+            <w:tcW w:type="dxa" w:w="1560"/>
+            <w:tcBorders>
+              <w:top w:val="nil"/>
+              <w:left w:val="nil"/>
+              <w:bottom w:val="nil"/>
+              <w:right w:val="nil"/>
+            </w:tcBorders>
+          </w:tcPr>
+          <w:p>
+            <w:pPr>
+              <w:spacing w:after="20" w:before="20" w:line="240" w:lineRule="auto"/>
+              <w:jc w:val="center"/>
+            </w:pPr>
+            <w:r>
+              <w:rPr>
+                <w:rFonts w:ascii="Times New Roman" w:hAnsi="Times New Roman" w:eastAsia="Times New Roman"/>
+                <w:b w:val="0"/>
+                <w:i w:val="0"/>
+                <w:sz w:val="18"/>
+              </w:rPr>
+              <w:t>10.1</w:t>
+            </w:r>
+          </w:p>
+        </w:tc>
+        <w:tc>
+          <w:tcPr>
+            <w:tcW w:type="dxa" w:w="1560"/>
+            <w:tcBorders>
+              <w:top w:val="nil"/>
+              <w:left w:val="nil"/>
+              <w:bottom w:val="nil"/>
+              <w:right w:val="nil"/>
+            </w:tcBorders>
+          </w:tcPr>
+          <w:p>
+            <w:pPr>
+              <w:spacing w:after="20" w:before="20" w:line="240" w:lineRule="auto"/>
+              <w:jc w:val="center"/>
+            </w:pPr>
+            <w:r>
+              <w:rPr>
+                <w:rFonts w:ascii="Times New Roman" w:hAnsi="Times New Roman" w:eastAsia="Times New Roman"/>
+                <w:b w:val="0"/>
+                <w:i w:val="0"/>
+                <w:sz w:val="18"/>
+              </w:rPr>
+              <w:t>-0.09</w:t>
+            </w:r>
+          </w:p>
+        </w:tc>
+      </w:tr>
+      <w:tr>
+        <w:tc>
+          <w:tcPr>
+            <w:tcW w:type="dxa" w:w="1560"/>
+            <w:tcBorders>
+              <w:top w:val="nil"/>
+              <w:left w:val="nil"/>
+              <w:bottom w:val="nil"/>
+              <w:right w:val="nil"/>
+            </w:tcBorders>
+          </w:tcPr>
+          <w:p>
+            <w:pPr>
+              <w:spacing w:after="20" w:before="20" w:line="240" w:lineRule="auto"/>
+              <w:jc w:val="left"/>
             </w:pPr>
             <w:r>
               <w:rPr>
@@ -872,11 +1603,18 @@
         </w:tc>
         <w:tc>
           <w:tcPr>
-            <w:tcW w:type="dxa" w:w="1337"/>
+            <w:tcW w:type="dxa" w:w="1560"/>
+            <w:tcBorders>
+              <w:top w:val="nil"/>
+              <w:left w:val="nil"/>
+              <w:bottom w:val="nil"/>
+              <w:right w:val="nil"/>
+            </w:tcBorders>
           </w:tcPr>
           <w:p>
             <w:pPr>
-              <w:spacing w:after="40" w:before="40" w:line="240" w:lineRule="auto"/>
+              <w:spacing w:after="20" w:before="20" w:line="240" w:lineRule="auto"/>
+              <w:jc w:val="center"/>
             </w:pPr>
             <w:r>
               <w:rPr>
@@ -891,11 +1629,18 @@
         </w:tc>
         <w:tc>
           <w:tcPr>
-            <w:tcW w:type="dxa" w:w="1337"/>
+            <w:tcW w:type="dxa" w:w="1560"/>
+            <w:tcBorders>
+              <w:top w:val="nil"/>
+              <w:left w:val="nil"/>
+              <w:bottom w:val="nil"/>
+              <w:right w:val="nil"/>
+            </w:tcBorders>
           </w:tcPr>
           <w:p>
             <w:pPr>
-              <w:spacing w:after="40" w:before="40" w:line="240" w:lineRule="auto"/>
+              <w:spacing w:after="20" w:before="20" w:line="240" w:lineRule="auto"/>
+              <w:jc w:val="center"/>
             </w:pPr>
             <w:r>
               <w:rPr>
@@ -910,11 +1655,18 @@
         </w:tc>
         <w:tc>
           <w:tcPr>
-            <w:tcW w:type="dxa" w:w="1337"/>
+            <w:tcW w:type="dxa" w:w="1560"/>
+            <w:tcBorders>
+              <w:top w:val="nil"/>
+              <w:left w:val="nil"/>
+              <w:bottom w:val="nil"/>
+              <w:right w:val="nil"/>
+            </w:tcBorders>
           </w:tcPr>
           <w:p>
             <w:pPr>
-              <w:spacing w:after="40" w:before="40" w:line="240" w:lineRule="auto"/>
+              <w:spacing w:after="20" w:before="20" w:line="240" w:lineRule="auto"/>
+              <w:jc w:val="center"/>
             </w:pPr>
             <w:r>
               <w:rPr>
@@ -929,11 +1681,18 @@
         </w:tc>
         <w:tc>
           <w:tcPr>
-            <w:tcW w:type="dxa" w:w="1337"/>
+            <w:tcW w:type="dxa" w:w="1560"/>
+            <w:tcBorders>
+              <w:top w:val="nil"/>
+              <w:left w:val="nil"/>
+              <w:bottom w:val="nil"/>
+              <w:right w:val="nil"/>
+            </w:tcBorders>
           </w:tcPr>
           <w:p>
             <w:pPr>
-              <w:spacing w:after="40" w:before="40" w:line="240" w:lineRule="auto"/>
+              <w:spacing w:after="20" w:before="20" w:line="240" w:lineRule="auto"/>
+              <w:jc w:val="center"/>
             </w:pPr>
             <w:r>
               <w:rPr>
@@ -948,11 +1707,18 @@
         </w:tc>
         <w:tc>
           <w:tcPr>
-            <w:tcW w:type="dxa" w:w="1337"/>
+            <w:tcW w:type="dxa" w:w="1560"/>
+            <w:tcBorders>
+              <w:top w:val="nil"/>
+              <w:left w:val="nil"/>
+              <w:bottom w:val="nil"/>
+              <w:right w:val="nil"/>
+            </w:tcBorders>
           </w:tcPr>
           <w:p>
             <w:pPr>
-              <w:spacing w:after="40" w:before="40" w:line="240" w:lineRule="auto"/>
+              <w:spacing w:after="20" w:before="20" w:line="240" w:lineRule="auto"/>
+              <w:jc w:val="center"/>
             </w:pPr>
             <w:r>
               <w:rPr>
@@ -965,439 +1731,22 @@
             </w:r>
           </w:p>
         </w:tc>
-        <w:tc>
-          <w:tcPr>
-            <w:tcW w:type="dxa" w:w="1337"/>
-          </w:tcPr>
-          <w:p>
-            <w:pPr>
-              <w:spacing w:after="40" w:before="40" w:line="240" w:lineRule="auto"/>
-            </w:pPr>
-            <w:r>
-              <w:rPr>
-                <w:rFonts w:ascii="Times New Roman" w:hAnsi="Times New Roman" w:eastAsia="Times New Roman"/>
-                <w:b w:val="0"/>
-                <w:i w:val="0"/>
-                <w:sz w:val="18"/>
-              </w:rPr>
-              <w:t>0.21</w:t>
-            </w:r>
-          </w:p>
-        </w:tc>
       </w:tr>
       <w:tr>
         <w:tc>
           <w:tcPr>
-            <w:tcW w:type="dxa" w:w="1337"/>
+            <w:tcW w:type="dxa" w:w="1560"/>
+            <w:tcBorders>
+              <w:top w:val="nil"/>
+              <w:left w:val="nil"/>
+              <w:bottom w:val="nil"/>
+              <w:right w:val="nil"/>
+            </w:tcBorders>
           </w:tcPr>
           <w:p>
             <w:pPr>
-              <w:spacing w:after="40" w:before="40" w:line="240" w:lineRule="auto"/>
-            </w:pPr>
-            <w:r>
-              <w:rPr>
-                <w:rFonts w:ascii="Times New Roman" w:hAnsi="Times New Roman" w:eastAsia="Times New Roman"/>
-                <w:b w:val="0"/>
-                <w:i w:val="0"/>
-                <w:sz w:val="18"/>
-              </w:rPr>
-              <w:t>Decline_Listening</w:t>
-            </w:r>
-          </w:p>
-        </w:tc>
-        <w:tc>
-          <w:tcPr>
-            <w:tcW w:type="dxa" w:w="1337"/>
-          </w:tcPr>
-          <w:p>
-            <w:pPr>
-              <w:spacing w:after="40" w:before="40" w:line="240" w:lineRule="auto"/>
-            </w:pPr>
-            <w:r>
-              <w:rPr>
-                <w:rFonts w:ascii="Times New Roman" w:hAnsi="Times New Roman" w:eastAsia="Times New Roman"/>
-                <w:b w:val="0"/>
-                <w:i w:val="0"/>
-                <w:sz w:val="18"/>
-              </w:rPr>
-              <w:t>3.55</w:t>
-            </w:r>
-          </w:p>
-        </w:tc>
-        <w:tc>
-          <w:tcPr>
-            <w:tcW w:type="dxa" w:w="1337"/>
-          </w:tcPr>
-          <w:p>
-            <w:pPr>
-              <w:spacing w:after="40" w:before="40" w:line="240" w:lineRule="auto"/>
-            </w:pPr>
-            <w:r>
-              <w:rPr>
-                <w:rFonts w:ascii="Times New Roman" w:hAnsi="Times New Roman" w:eastAsia="Times New Roman"/>
-                <w:b w:val="0"/>
-                <w:i w:val="0"/>
-                <w:sz w:val="18"/>
-              </w:rPr>
-              <w:t>4.11</w:t>
-            </w:r>
-          </w:p>
-        </w:tc>
-        <w:tc>
-          <w:tcPr>
-            <w:tcW w:type="dxa" w:w="1337"/>
-          </w:tcPr>
-          <w:p>
-            <w:pPr>
-              <w:spacing w:after="40" w:before="40" w:line="240" w:lineRule="auto"/>
-            </w:pPr>
-            <w:r>
-              <w:rPr>
-                <w:rFonts w:ascii="Times New Roman" w:hAnsi="Times New Roman" w:eastAsia="Times New Roman"/>
-                <w:b w:val="0"/>
-                <w:i w:val="0"/>
-                <w:sz w:val="18"/>
-              </w:rPr>
-              <w:t>-7.8</w:t>
-            </w:r>
-          </w:p>
-        </w:tc>
-        <w:tc>
-          <w:tcPr>
-            <w:tcW w:type="dxa" w:w="1337"/>
-          </w:tcPr>
-          <w:p>
-            <w:pPr>
-              <w:spacing w:after="40" w:before="40" w:line="240" w:lineRule="auto"/>
-            </w:pPr>
-            <w:r>
-              <w:rPr>
-                <w:rFonts w:ascii="Times New Roman" w:hAnsi="Times New Roman" w:eastAsia="Times New Roman"/>
-                <w:b w:val="0"/>
-                <w:i w:val="0"/>
-                <w:sz w:val="18"/>
-              </w:rPr>
-              <w:t>12.7</w:t>
-            </w:r>
-          </w:p>
-        </w:tc>
-        <w:tc>
-          <w:tcPr>
-            <w:tcW w:type="dxa" w:w="1337"/>
-          </w:tcPr>
-          <w:p>
-            <w:pPr>
-              <w:spacing w:after="40" w:before="40" w:line="240" w:lineRule="auto"/>
-            </w:pPr>
-            <w:r>
-              <w:rPr>
-                <w:rFonts w:ascii="Times New Roman" w:hAnsi="Times New Roman" w:eastAsia="Times New Roman"/>
-                <w:b w:val="0"/>
-                <w:i w:val="0"/>
-                <w:sz w:val="18"/>
-              </w:rPr>
-              <w:t>-0.14</w:t>
-            </w:r>
-          </w:p>
-        </w:tc>
-        <w:tc>
-          <w:tcPr>
-            <w:tcW w:type="dxa" w:w="1337"/>
-          </w:tcPr>
-          <w:p>
-            <w:pPr>
-              <w:spacing w:after="40" w:before="40" w:line="240" w:lineRule="auto"/>
-            </w:pPr>
-            <w:r>
-              <w:rPr>
-                <w:rFonts w:ascii="Times New Roman" w:hAnsi="Times New Roman" w:eastAsia="Times New Roman"/>
-                <w:b w:val="0"/>
-                <w:i w:val="0"/>
-                <w:sz w:val="18"/>
-              </w:rPr>
-              <w:t>-0.55</w:t>
-            </w:r>
-          </w:p>
-        </w:tc>
-      </w:tr>
-      <w:tr>
-        <w:tc>
-          <w:tcPr>
-            <w:tcW w:type="dxa" w:w="1337"/>
-          </w:tcPr>
-          <w:p>
-            <w:pPr>
-              <w:spacing w:after="40" w:before="40" w:line="240" w:lineRule="auto"/>
-            </w:pPr>
-            <w:r>
-              <w:rPr>
-                <w:rFonts w:ascii="Times New Roman" w:hAnsi="Times New Roman" w:eastAsia="Times New Roman"/>
-                <w:b w:val="0"/>
-                <w:i w:val="0"/>
-                <w:sz w:val="18"/>
-              </w:rPr>
-              <w:t>Decline_Reading</w:t>
-            </w:r>
-          </w:p>
-        </w:tc>
-        <w:tc>
-          <w:tcPr>
-            <w:tcW w:type="dxa" w:w="1337"/>
-          </w:tcPr>
-          <w:p>
-            <w:pPr>
-              <w:spacing w:after="40" w:before="40" w:line="240" w:lineRule="auto"/>
-            </w:pPr>
-            <w:r>
-              <w:rPr>
-                <w:rFonts w:ascii="Times New Roman" w:hAnsi="Times New Roman" w:eastAsia="Times New Roman"/>
-                <w:b w:val="0"/>
-                <w:i w:val="0"/>
-                <w:sz w:val="18"/>
-              </w:rPr>
-              <w:t>-0.41</w:t>
-            </w:r>
-          </w:p>
-        </w:tc>
-        <w:tc>
-          <w:tcPr>
-            <w:tcW w:type="dxa" w:w="1337"/>
-          </w:tcPr>
-          <w:p>
-            <w:pPr>
-              <w:spacing w:after="40" w:before="40" w:line="240" w:lineRule="auto"/>
-            </w:pPr>
-            <w:r>
-              <w:rPr>
-                <w:rFonts w:ascii="Times New Roman" w:hAnsi="Times New Roman" w:eastAsia="Times New Roman"/>
-                <w:b w:val="0"/>
-                <w:i w:val="0"/>
-                <w:sz w:val="18"/>
-              </w:rPr>
-              <w:t>3.53</w:t>
-            </w:r>
-          </w:p>
-        </w:tc>
-        <w:tc>
-          <w:tcPr>
-            <w:tcW w:type="dxa" w:w="1337"/>
-          </w:tcPr>
-          <w:p>
-            <w:pPr>
-              <w:spacing w:after="40" w:before="40" w:line="240" w:lineRule="auto"/>
-            </w:pPr>
-            <w:r>
-              <w:rPr>
-                <w:rFonts w:ascii="Times New Roman" w:hAnsi="Times New Roman" w:eastAsia="Times New Roman"/>
-                <w:b w:val="0"/>
-                <w:i w:val="0"/>
-                <w:sz w:val="18"/>
-              </w:rPr>
-              <w:t>-9.3</w:t>
-            </w:r>
-          </w:p>
-        </w:tc>
-        <w:tc>
-          <w:tcPr>
-            <w:tcW w:type="dxa" w:w="1337"/>
-          </w:tcPr>
-          <w:p>
-            <w:pPr>
-              <w:spacing w:after="40" w:before="40" w:line="240" w:lineRule="auto"/>
-            </w:pPr>
-            <w:r>
-              <w:rPr>
-                <w:rFonts w:ascii="Times New Roman" w:hAnsi="Times New Roman" w:eastAsia="Times New Roman"/>
-                <w:b w:val="0"/>
-                <w:i w:val="0"/>
-                <w:sz w:val="18"/>
-              </w:rPr>
-              <w:t>8.6</w:t>
-            </w:r>
-          </w:p>
-        </w:tc>
-        <w:tc>
-          <w:tcPr>
-            <w:tcW w:type="dxa" w:w="1337"/>
-          </w:tcPr>
-          <w:p>
-            <w:pPr>
-              <w:spacing w:after="40" w:before="40" w:line="240" w:lineRule="auto"/>
-            </w:pPr>
-            <w:r>
-              <w:rPr>
-                <w:rFonts w:ascii="Times New Roman" w:hAnsi="Times New Roman" w:eastAsia="Times New Roman"/>
-                <w:b w:val="0"/>
-                <w:i w:val="0"/>
-                <w:sz w:val="18"/>
-              </w:rPr>
-              <w:t>-0.29</w:t>
-            </w:r>
-          </w:p>
-        </w:tc>
-        <w:tc>
-          <w:tcPr>
-            <w:tcW w:type="dxa" w:w="1337"/>
-          </w:tcPr>
-          <w:p>
-            <w:pPr>
-              <w:spacing w:after="40" w:before="40" w:line="240" w:lineRule="auto"/>
-            </w:pPr>
-            <w:r>
-              <w:rPr>
-                <w:rFonts w:ascii="Times New Roman" w:hAnsi="Times New Roman" w:eastAsia="Times New Roman"/>
-                <w:b w:val="0"/>
-                <w:i w:val="0"/>
-                <w:sz w:val="18"/>
-              </w:rPr>
-              <w:t>-0.19</w:t>
-            </w:r>
-          </w:p>
-        </w:tc>
-      </w:tr>
-      <w:tr>
-        <w:tc>
-          <w:tcPr>
-            <w:tcW w:type="dxa" w:w="1337"/>
-          </w:tcPr>
-          <w:p>
-            <w:pPr>
-              <w:spacing w:after="40" w:before="40" w:line="240" w:lineRule="auto"/>
-            </w:pPr>
-            <w:r>
-              <w:rPr>
-                <w:rFonts w:ascii="Times New Roman" w:hAnsi="Times New Roman" w:eastAsia="Times New Roman"/>
-                <w:b w:val="0"/>
-                <w:i w:val="0"/>
-                <w:sz w:val="18"/>
-              </w:rPr>
-              <w:t>Decline_Writing</w:t>
-            </w:r>
-          </w:p>
-        </w:tc>
-        <w:tc>
-          <w:tcPr>
-            <w:tcW w:type="dxa" w:w="1337"/>
-          </w:tcPr>
-          <w:p>
-            <w:pPr>
-              <w:spacing w:after="40" w:before="40" w:line="240" w:lineRule="auto"/>
-            </w:pPr>
-            <w:r>
-              <w:rPr>
-                <w:rFonts w:ascii="Times New Roman" w:hAnsi="Times New Roman" w:eastAsia="Times New Roman"/>
-                <w:b w:val="0"/>
-                <w:i w:val="0"/>
-                <w:sz w:val="18"/>
-              </w:rPr>
-              <w:t>-0.35</w:t>
-            </w:r>
-          </w:p>
-        </w:tc>
-        <w:tc>
-          <w:tcPr>
-            <w:tcW w:type="dxa" w:w="1337"/>
-          </w:tcPr>
-          <w:p>
-            <w:pPr>
-              <w:spacing w:after="40" w:before="40" w:line="240" w:lineRule="auto"/>
-            </w:pPr>
-            <w:r>
-              <w:rPr>
-                <w:rFonts w:ascii="Times New Roman" w:hAnsi="Times New Roman" w:eastAsia="Times New Roman"/>
-                <w:b w:val="0"/>
-                <w:i w:val="0"/>
-                <w:sz w:val="18"/>
-              </w:rPr>
-              <w:t>4.10</w:t>
-            </w:r>
-          </w:p>
-        </w:tc>
-        <w:tc>
-          <w:tcPr>
-            <w:tcW w:type="dxa" w:w="1337"/>
-          </w:tcPr>
-          <w:p>
-            <w:pPr>
-              <w:spacing w:after="40" w:before="40" w:line="240" w:lineRule="auto"/>
-            </w:pPr>
-            <w:r>
-              <w:rPr>
-                <w:rFonts w:ascii="Times New Roman" w:hAnsi="Times New Roman" w:eastAsia="Times New Roman"/>
-                <w:b w:val="0"/>
-                <w:i w:val="0"/>
-                <w:sz w:val="18"/>
-              </w:rPr>
-              <w:t>-11.8</w:t>
-            </w:r>
-          </w:p>
-        </w:tc>
-        <w:tc>
-          <w:tcPr>
-            <w:tcW w:type="dxa" w:w="1337"/>
-          </w:tcPr>
-          <w:p>
-            <w:pPr>
-              <w:spacing w:after="40" w:before="40" w:line="240" w:lineRule="auto"/>
-            </w:pPr>
-            <w:r>
-              <w:rPr>
-                <w:rFonts w:ascii="Times New Roman" w:hAnsi="Times New Roman" w:eastAsia="Times New Roman"/>
-                <w:b w:val="0"/>
-                <w:i w:val="0"/>
-                <w:sz w:val="18"/>
-              </w:rPr>
-              <w:t>10.1</w:t>
-            </w:r>
-          </w:p>
-        </w:tc>
-        <w:tc>
-          <w:tcPr>
-            <w:tcW w:type="dxa" w:w="1337"/>
-          </w:tcPr>
-          <w:p>
-            <w:pPr>
-              <w:spacing w:after="40" w:before="40" w:line="240" w:lineRule="auto"/>
-            </w:pPr>
-            <w:r>
-              <w:rPr>
-                <w:rFonts w:ascii="Times New Roman" w:hAnsi="Times New Roman" w:eastAsia="Times New Roman"/>
-                <w:b w:val="0"/>
-                <w:i w:val="0"/>
-                <w:sz w:val="18"/>
-              </w:rPr>
-              <w:t>-0.09</w:t>
-            </w:r>
-          </w:p>
-        </w:tc>
-        <w:tc>
-          <w:tcPr>
-            <w:tcW w:type="dxa" w:w="1337"/>
-          </w:tcPr>
-          <w:p>
-            <w:pPr>
-              <w:spacing w:after="40" w:before="40" w:line="240" w:lineRule="auto"/>
-            </w:pPr>
-            <w:r>
-              <w:rPr>
-                <w:rFonts w:ascii="Times New Roman" w:hAnsi="Times New Roman" w:eastAsia="Times New Roman"/>
-                <w:b w:val="0"/>
-                <w:i w:val="0"/>
-                <w:sz w:val="18"/>
-              </w:rPr>
-              <w:t>0.29</w:t>
-            </w:r>
-          </w:p>
-        </w:tc>
-      </w:tr>
-      <w:tr>
-        <w:tc>
-          <w:tcPr>
-            <w:tcW w:type="dxa" w:w="1337"/>
-          </w:tcPr>
-          <w:p>
-            <w:pPr>
-              <w:spacing w:after="40" w:before="40" w:line="240" w:lineRule="auto"/>
+              <w:spacing w:after="20" w:before="20" w:line="240" w:lineRule="auto"/>
+              <w:jc w:val="left"/>
             </w:pPr>
             <w:r>
               <w:rPr>
@@ -1412,11 +1761,18 @@
         </w:tc>
         <w:tc>
           <w:tcPr>
-            <w:tcW w:type="dxa" w:w="1337"/>
+            <w:tcW w:type="dxa" w:w="1560"/>
+            <w:tcBorders>
+              <w:top w:val="nil"/>
+              <w:left w:val="nil"/>
+              <w:bottom w:val="nil"/>
+              <w:right w:val="nil"/>
+            </w:tcBorders>
           </w:tcPr>
           <w:p>
             <w:pPr>
-              <w:spacing w:after="40" w:before="40" w:line="240" w:lineRule="auto"/>
+              <w:spacing w:after="20" w:before="20" w:line="240" w:lineRule="auto"/>
+              <w:jc w:val="center"/>
             </w:pPr>
             <w:r>
               <w:rPr>
@@ -1431,11 +1787,18 @@
         </w:tc>
         <w:tc>
           <w:tcPr>
-            <w:tcW w:type="dxa" w:w="1337"/>
+            <w:tcW w:type="dxa" w:w="1560"/>
+            <w:tcBorders>
+              <w:top w:val="nil"/>
+              <w:left w:val="nil"/>
+              <w:bottom w:val="nil"/>
+              <w:right w:val="nil"/>
+            </w:tcBorders>
           </w:tcPr>
           <w:p>
             <w:pPr>
-              <w:spacing w:after="40" w:before="40" w:line="240" w:lineRule="auto"/>
+              <w:spacing w:after="20" w:before="20" w:line="240" w:lineRule="auto"/>
+              <w:jc w:val="center"/>
             </w:pPr>
             <w:r>
               <w:rPr>
@@ -1450,11 +1813,18 @@
         </w:tc>
         <w:tc>
           <w:tcPr>
-            <w:tcW w:type="dxa" w:w="1337"/>
+            <w:tcW w:type="dxa" w:w="1560"/>
+            <w:tcBorders>
+              <w:top w:val="nil"/>
+              <w:left w:val="nil"/>
+              <w:bottom w:val="nil"/>
+              <w:right w:val="nil"/>
+            </w:tcBorders>
           </w:tcPr>
           <w:p>
             <w:pPr>
-              <w:spacing w:after="40" w:before="40" w:line="240" w:lineRule="auto"/>
+              <w:spacing w:after="20" w:before="20" w:line="240" w:lineRule="auto"/>
+              <w:jc w:val="center"/>
             </w:pPr>
             <w:r>
               <w:rPr>
@@ -1469,11 +1839,18 @@
         </w:tc>
         <w:tc>
           <w:tcPr>
-            <w:tcW w:type="dxa" w:w="1337"/>
+            <w:tcW w:type="dxa" w:w="1560"/>
+            <w:tcBorders>
+              <w:top w:val="nil"/>
+              <w:left w:val="nil"/>
+              <w:bottom w:val="nil"/>
+              <w:right w:val="nil"/>
+            </w:tcBorders>
           </w:tcPr>
           <w:p>
             <w:pPr>
-              <w:spacing w:after="40" w:before="40" w:line="240" w:lineRule="auto"/>
+              <w:spacing w:after="20" w:before="20" w:line="240" w:lineRule="auto"/>
+              <w:jc w:val="center"/>
             </w:pPr>
             <w:r>
               <w:rPr>
@@ -1488,11 +1865,18 @@
         </w:tc>
         <w:tc>
           <w:tcPr>
-            <w:tcW w:type="dxa" w:w="1337"/>
+            <w:tcW w:type="dxa" w:w="1560"/>
+            <w:tcBorders>
+              <w:top w:val="nil"/>
+              <w:left w:val="nil"/>
+              <w:bottom w:val="nil"/>
+              <w:right w:val="nil"/>
+            </w:tcBorders>
           </w:tcPr>
           <w:p>
             <w:pPr>
-              <w:spacing w:after="40" w:before="40" w:line="240" w:lineRule="auto"/>
+              <w:spacing w:after="20" w:before="20" w:line="240" w:lineRule="auto"/>
+              <w:jc w:val="center"/>
             </w:pPr>
             <w:r>
               <w:rPr>
@@ -1505,34 +1889,22 @@
             </w:r>
           </w:p>
         </w:tc>
-        <w:tc>
-          <w:tcPr>
-            <w:tcW w:type="dxa" w:w="1337"/>
-          </w:tcPr>
-          <w:p>
-            <w:pPr>
-              <w:spacing w:after="40" w:before="40" w:line="240" w:lineRule="auto"/>
-            </w:pPr>
-            <w:r>
-              <w:rPr>
-                <w:rFonts w:ascii="Times New Roman" w:hAnsi="Times New Roman" w:eastAsia="Times New Roman"/>
-                <w:b w:val="0"/>
-                <w:i w:val="0"/>
-                <w:sz w:val="18"/>
-              </w:rPr>
-              <w:t>-0.79</w:t>
-            </w:r>
-          </w:p>
-        </w:tc>
       </w:tr>
       <w:tr>
         <w:tc>
           <w:tcPr>
-            <w:tcW w:type="dxa" w:w="1337"/>
+            <w:tcW w:type="dxa" w:w="1560"/>
+            <w:tcBorders>
+              <w:top w:val="nil"/>
+              <w:left w:val="nil"/>
+              <w:bottom w:val="nil"/>
+              <w:right w:val="nil"/>
+            </w:tcBorders>
           </w:tcPr>
           <w:p>
             <w:pPr>
-              <w:spacing w:after="40" w:before="40" w:line="240" w:lineRule="auto"/>
+              <w:spacing w:after="20" w:before="20" w:line="240" w:lineRule="auto"/>
+              <w:jc w:val="left"/>
             </w:pPr>
             <w:r>
               <w:rPr>
@@ -1547,11 +1919,18 @@
         </w:tc>
         <w:tc>
           <w:tcPr>
-            <w:tcW w:type="dxa" w:w="1337"/>
+            <w:tcW w:type="dxa" w:w="1560"/>
+            <w:tcBorders>
+              <w:top w:val="nil"/>
+              <w:left w:val="nil"/>
+              <w:bottom w:val="nil"/>
+              <w:right w:val="nil"/>
+            </w:tcBorders>
           </w:tcPr>
           <w:p>
             <w:pPr>
-              <w:spacing w:after="40" w:before="40" w:line="240" w:lineRule="auto"/>
+              <w:spacing w:after="20" w:before="20" w:line="240" w:lineRule="auto"/>
+              <w:jc w:val="center"/>
             </w:pPr>
             <w:r>
               <w:rPr>
@@ -1566,11 +1945,18 @@
         </w:tc>
         <w:tc>
           <w:tcPr>
-            <w:tcW w:type="dxa" w:w="1337"/>
+            <w:tcW w:type="dxa" w:w="1560"/>
+            <w:tcBorders>
+              <w:top w:val="nil"/>
+              <w:left w:val="nil"/>
+              <w:bottom w:val="nil"/>
+              <w:right w:val="nil"/>
+            </w:tcBorders>
           </w:tcPr>
           <w:p>
             <w:pPr>
-              <w:spacing w:after="40" w:before="40" w:line="240" w:lineRule="auto"/>
+              <w:spacing w:after="20" w:before="20" w:line="240" w:lineRule="auto"/>
+              <w:jc w:val="center"/>
             </w:pPr>
             <w:r>
               <w:rPr>
@@ -1585,11 +1971,18 @@
         </w:tc>
         <w:tc>
           <w:tcPr>
-            <w:tcW w:type="dxa" w:w="1337"/>
+            <w:tcW w:type="dxa" w:w="1560"/>
+            <w:tcBorders>
+              <w:top w:val="nil"/>
+              <w:left w:val="nil"/>
+              <w:bottom w:val="nil"/>
+              <w:right w:val="nil"/>
+            </w:tcBorders>
           </w:tcPr>
           <w:p>
             <w:pPr>
-              <w:spacing w:after="40" w:before="40" w:line="240" w:lineRule="auto"/>
+              <w:spacing w:after="20" w:before="20" w:line="240" w:lineRule="auto"/>
+              <w:jc w:val="center"/>
             </w:pPr>
             <w:r>
               <w:rPr>
@@ -1604,11 +1997,18 @@
         </w:tc>
         <w:tc>
           <w:tcPr>
-            <w:tcW w:type="dxa" w:w="1337"/>
+            <w:tcW w:type="dxa" w:w="1560"/>
+            <w:tcBorders>
+              <w:top w:val="nil"/>
+              <w:left w:val="nil"/>
+              <w:bottom w:val="nil"/>
+              <w:right w:val="nil"/>
+            </w:tcBorders>
           </w:tcPr>
           <w:p>
             <w:pPr>
-              <w:spacing w:after="40" w:before="40" w:line="240" w:lineRule="auto"/>
+              <w:spacing w:after="20" w:before="20" w:line="240" w:lineRule="auto"/>
+              <w:jc w:val="center"/>
             </w:pPr>
             <w:r>
               <w:rPr>
@@ -1623,11 +2023,18 @@
         </w:tc>
         <w:tc>
           <w:tcPr>
-            <w:tcW w:type="dxa" w:w="1337"/>
+            <w:tcW w:type="dxa" w:w="1560"/>
+            <w:tcBorders>
+              <w:top w:val="nil"/>
+              <w:left w:val="nil"/>
+              <w:bottom w:val="nil"/>
+              <w:right w:val="nil"/>
+            </w:tcBorders>
           </w:tcPr>
           <w:p>
             <w:pPr>
-              <w:spacing w:after="40" w:before="40" w:line="240" w:lineRule="auto"/>
+              <w:spacing w:after="20" w:before="20" w:line="240" w:lineRule="auto"/>
+              <w:jc w:val="center"/>
             </w:pPr>
             <w:r>
               <w:rPr>
@@ -1640,34 +2047,22 @@
             </w:r>
           </w:p>
         </w:tc>
-        <w:tc>
-          <w:tcPr>
-            <w:tcW w:type="dxa" w:w="1337"/>
-          </w:tcPr>
-          <w:p>
-            <w:pPr>
-              <w:spacing w:after="40" w:before="40" w:line="240" w:lineRule="auto"/>
-            </w:pPr>
-            <w:r>
-              <w:rPr>
-                <w:rFonts w:ascii="Times New Roman" w:hAnsi="Times New Roman" w:eastAsia="Times New Roman"/>
-                <w:b w:val="0"/>
-                <w:i w:val="0"/>
-                <w:sz w:val="18"/>
-              </w:rPr>
-              <w:t>-0.66</w:t>
-            </w:r>
-          </w:p>
-        </w:tc>
       </w:tr>
       <w:tr>
         <w:tc>
           <w:tcPr>
-            <w:tcW w:type="dxa" w:w="1337"/>
+            <w:tcW w:type="dxa" w:w="1560"/>
+            <w:tcBorders>
+              <w:top w:val="nil"/>
+              <w:left w:val="nil"/>
+              <w:bottom w:val="nil"/>
+              <w:right w:val="nil"/>
+            </w:tcBorders>
           </w:tcPr>
           <w:p>
             <w:pPr>
-              <w:spacing w:after="40" w:before="40" w:line="240" w:lineRule="auto"/>
+              <w:spacing w:after="20" w:before="20" w:line="240" w:lineRule="auto"/>
+              <w:jc w:val="left"/>
             </w:pPr>
             <w:r>
               <w:rPr>
@@ -1682,11 +2077,18 @@
         </w:tc>
         <w:tc>
           <w:tcPr>
-            <w:tcW w:type="dxa" w:w="1337"/>
+            <w:tcW w:type="dxa" w:w="1560"/>
+            <w:tcBorders>
+              <w:top w:val="nil"/>
+              <w:left w:val="nil"/>
+              <w:bottom w:val="nil"/>
+              <w:right w:val="nil"/>
+            </w:tcBorders>
           </w:tcPr>
           <w:p>
             <w:pPr>
-              <w:spacing w:after="40" w:before="40" w:line="240" w:lineRule="auto"/>
+              <w:spacing w:after="20" w:before="20" w:line="240" w:lineRule="auto"/>
+              <w:jc w:val="center"/>
             </w:pPr>
             <w:r>
               <w:rPr>
@@ -1701,11 +2103,18 @@
         </w:tc>
         <w:tc>
           <w:tcPr>
-            <w:tcW w:type="dxa" w:w="1337"/>
+            <w:tcW w:type="dxa" w:w="1560"/>
+            <w:tcBorders>
+              <w:top w:val="nil"/>
+              <w:left w:val="nil"/>
+              <w:bottom w:val="nil"/>
+              <w:right w:val="nil"/>
+            </w:tcBorders>
           </w:tcPr>
           <w:p>
             <w:pPr>
-              <w:spacing w:after="40" w:before="40" w:line="240" w:lineRule="auto"/>
+              <w:spacing w:after="20" w:before="20" w:line="240" w:lineRule="auto"/>
+              <w:jc w:val="center"/>
             </w:pPr>
             <w:r>
               <w:rPr>
@@ -1720,11 +2129,18 @@
         </w:tc>
         <w:tc>
           <w:tcPr>
-            <w:tcW w:type="dxa" w:w="1337"/>
+            <w:tcW w:type="dxa" w:w="1560"/>
+            <w:tcBorders>
+              <w:top w:val="nil"/>
+              <w:left w:val="nil"/>
+              <w:bottom w:val="nil"/>
+              <w:right w:val="nil"/>
+            </w:tcBorders>
           </w:tcPr>
           <w:p>
             <w:pPr>
-              <w:spacing w:after="40" w:before="40" w:line="240" w:lineRule="auto"/>
+              <w:spacing w:after="20" w:before="20" w:line="240" w:lineRule="auto"/>
+              <w:jc w:val="center"/>
             </w:pPr>
             <w:r>
               <w:rPr>
@@ -1739,11 +2155,18 @@
         </w:tc>
         <w:tc>
           <w:tcPr>
-            <w:tcW w:type="dxa" w:w="1337"/>
+            <w:tcW w:type="dxa" w:w="1560"/>
+            <w:tcBorders>
+              <w:top w:val="nil"/>
+              <w:left w:val="nil"/>
+              <w:bottom w:val="nil"/>
+              <w:right w:val="nil"/>
+            </w:tcBorders>
           </w:tcPr>
           <w:p>
             <w:pPr>
-              <w:spacing w:after="40" w:before="40" w:line="240" w:lineRule="auto"/>
+              <w:spacing w:after="20" w:before="20" w:line="240" w:lineRule="auto"/>
+              <w:jc w:val="center"/>
             </w:pPr>
             <w:r>
               <w:rPr>
@@ -1758,11 +2181,18 @@
         </w:tc>
         <w:tc>
           <w:tcPr>
-            <w:tcW w:type="dxa" w:w="1337"/>
+            <w:tcW w:type="dxa" w:w="1560"/>
+            <w:tcBorders>
+              <w:top w:val="nil"/>
+              <w:left w:val="nil"/>
+              <w:bottom w:val="nil"/>
+              <w:right w:val="nil"/>
+            </w:tcBorders>
           </w:tcPr>
           <w:p>
             <w:pPr>
-              <w:spacing w:after="40" w:before="40" w:line="240" w:lineRule="auto"/>
+              <w:spacing w:after="20" w:before="20" w:line="240" w:lineRule="auto"/>
+              <w:jc w:val="center"/>
             </w:pPr>
             <w:r>
               <w:rPr>
@@ -1775,34 +2205,22 @@
             </w:r>
           </w:p>
         </w:tc>
-        <w:tc>
-          <w:tcPr>
-            <w:tcW w:type="dxa" w:w="1337"/>
-          </w:tcPr>
-          <w:p>
-            <w:pPr>
-              <w:spacing w:after="40" w:before="40" w:line="240" w:lineRule="auto"/>
-            </w:pPr>
-            <w:r>
-              <w:rPr>
-                <w:rFonts w:ascii="Times New Roman" w:hAnsi="Times New Roman" w:eastAsia="Times New Roman"/>
-                <w:b w:val="0"/>
-                <w:i w:val="0"/>
-                <w:sz w:val="18"/>
-              </w:rPr>
-              <w:t>-0.45</w:t>
-            </w:r>
-          </w:p>
-        </w:tc>
       </w:tr>
       <w:tr>
         <w:tc>
           <w:tcPr>
-            <w:tcW w:type="dxa" w:w="1337"/>
+            <w:tcW w:type="dxa" w:w="1560"/>
+            <w:tcBorders>
+              <w:top w:val="nil"/>
+              <w:left w:val="nil"/>
+              <w:bottom w:val="nil"/>
+              <w:right w:val="nil"/>
+            </w:tcBorders>
           </w:tcPr>
           <w:p>
             <w:pPr>
-              <w:spacing w:after="40" w:before="40" w:line="240" w:lineRule="auto"/>
+              <w:spacing w:after="20" w:before="20" w:line="240" w:lineRule="auto"/>
+              <w:jc w:val="left"/>
             </w:pPr>
             <w:r>
               <w:rPr>
@@ -1817,11 +2235,18 @@
         </w:tc>
         <w:tc>
           <w:tcPr>
-            <w:tcW w:type="dxa" w:w="1337"/>
+            <w:tcW w:type="dxa" w:w="1560"/>
+            <w:tcBorders>
+              <w:top w:val="nil"/>
+              <w:left w:val="nil"/>
+              <w:bottom w:val="nil"/>
+              <w:right w:val="nil"/>
+            </w:tcBorders>
           </w:tcPr>
           <w:p>
             <w:pPr>
-              <w:spacing w:after="40" w:before="40" w:line="240" w:lineRule="auto"/>
+              <w:spacing w:after="20" w:before="20" w:line="240" w:lineRule="auto"/>
+              <w:jc w:val="center"/>
             </w:pPr>
             <w:r>
               <w:rPr>
@@ -1836,11 +2261,18 @@
         </w:tc>
         <w:tc>
           <w:tcPr>
-            <w:tcW w:type="dxa" w:w="1337"/>
+            <w:tcW w:type="dxa" w:w="1560"/>
+            <w:tcBorders>
+              <w:top w:val="nil"/>
+              <w:left w:val="nil"/>
+              <w:bottom w:val="nil"/>
+              <w:right w:val="nil"/>
+            </w:tcBorders>
           </w:tcPr>
           <w:p>
             <w:pPr>
-              <w:spacing w:after="40" w:before="40" w:line="240" w:lineRule="auto"/>
+              <w:spacing w:after="20" w:before="20" w:line="240" w:lineRule="auto"/>
+              <w:jc w:val="center"/>
             </w:pPr>
             <w:r>
               <w:rPr>
@@ -1855,11 +2287,18 @@
         </w:tc>
         <w:tc>
           <w:tcPr>
-            <w:tcW w:type="dxa" w:w="1337"/>
+            <w:tcW w:type="dxa" w:w="1560"/>
+            <w:tcBorders>
+              <w:top w:val="nil"/>
+              <w:left w:val="nil"/>
+              <w:bottom w:val="nil"/>
+              <w:right w:val="nil"/>
+            </w:tcBorders>
           </w:tcPr>
           <w:p>
             <w:pPr>
-              <w:spacing w:after="40" w:before="40" w:line="240" w:lineRule="auto"/>
+              <w:spacing w:after="20" w:before="20" w:line="240" w:lineRule="auto"/>
+              <w:jc w:val="center"/>
             </w:pPr>
             <w:r>
               <w:rPr>
@@ -1874,11 +2313,18 @@
         </w:tc>
         <w:tc>
           <w:tcPr>
-            <w:tcW w:type="dxa" w:w="1337"/>
+            <w:tcW w:type="dxa" w:w="1560"/>
+            <w:tcBorders>
+              <w:top w:val="nil"/>
+              <w:left w:val="nil"/>
+              <w:bottom w:val="nil"/>
+              <w:right w:val="nil"/>
+            </w:tcBorders>
           </w:tcPr>
           <w:p>
             <w:pPr>
-              <w:spacing w:after="40" w:before="40" w:line="240" w:lineRule="auto"/>
+              <w:spacing w:after="20" w:before="20" w:line="240" w:lineRule="auto"/>
+              <w:jc w:val="center"/>
             </w:pPr>
             <w:r>
               <w:rPr>
@@ -1893,11 +2339,18 @@
         </w:tc>
         <w:tc>
           <w:tcPr>
-            <w:tcW w:type="dxa" w:w="1337"/>
+            <w:tcW w:type="dxa" w:w="1560"/>
+            <w:tcBorders>
+              <w:top w:val="nil"/>
+              <w:left w:val="nil"/>
+              <w:bottom w:val="nil"/>
+              <w:right w:val="nil"/>
+            </w:tcBorders>
           </w:tcPr>
           <w:p>
             <w:pPr>
-              <w:spacing w:after="40" w:before="40" w:line="240" w:lineRule="auto"/>
+              <w:spacing w:after="20" w:before="20" w:line="240" w:lineRule="auto"/>
+              <w:jc w:val="center"/>
             </w:pPr>
             <w:r>
               <w:rPr>
@@ -1910,34 +2363,22 @@
             </w:r>
           </w:p>
         </w:tc>
-        <w:tc>
-          <w:tcPr>
-            <w:tcW w:type="dxa" w:w="1337"/>
-          </w:tcPr>
-          <w:p>
-            <w:pPr>
-              <w:spacing w:after="40" w:before="40" w:line="240" w:lineRule="auto"/>
-            </w:pPr>
-            <w:r>
-              <w:rPr>
-                <w:rFonts w:ascii="Times New Roman" w:hAnsi="Times New Roman" w:eastAsia="Times New Roman"/>
-                <w:b w:val="0"/>
-                <w:i w:val="0"/>
-                <w:sz w:val="18"/>
-              </w:rPr>
-              <w:t>-0.46</w:t>
-            </w:r>
-          </w:p>
-        </w:tc>
       </w:tr>
       <w:tr>
         <w:tc>
           <w:tcPr>
-            <w:tcW w:type="dxa" w:w="1337"/>
+            <w:tcW w:type="dxa" w:w="1560"/>
+            <w:tcBorders>
+              <w:top w:val="nil"/>
+              <w:left w:val="nil"/>
+              <w:bottom w:val="nil"/>
+              <w:right w:val="nil"/>
+            </w:tcBorders>
           </w:tcPr>
           <w:p>
             <w:pPr>
-              <w:spacing w:after="40" w:before="40" w:line="240" w:lineRule="auto"/>
+              <w:spacing w:after="20" w:before="20" w:line="240" w:lineRule="auto"/>
+              <w:jc w:val="left"/>
             </w:pPr>
             <w:r>
               <w:rPr>
@@ -1952,11 +2393,18 @@
         </w:tc>
         <w:tc>
           <w:tcPr>
-            <w:tcW w:type="dxa" w:w="1337"/>
+            <w:tcW w:type="dxa" w:w="1560"/>
+            <w:tcBorders>
+              <w:top w:val="nil"/>
+              <w:left w:val="nil"/>
+              <w:bottom w:val="nil"/>
+              <w:right w:val="nil"/>
+            </w:tcBorders>
           </w:tcPr>
           <w:p>
             <w:pPr>
-              <w:spacing w:after="40" w:before="40" w:line="240" w:lineRule="auto"/>
+              <w:spacing w:after="20" w:before="20" w:line="240" w:lineRule="auto"/>
+              <w:jc w:val="center"/>
             </w:pPr>
             <w:r>
               <w:rPr>
@@ -1971,11 +2419,18 @@
         </w:tc>
         <w:tc>
           <w:tcPr>
-            <w:tcW w:type="dxa" w:w="1337"/>
+            <w:tcW w:type="dxa" w:w="1560"/>
+            <w:tcBorders>
+              <w:top w:val="nil"/>
+              <w:left w:val="nil"/>
+              <w:bottom w:val="nil"/>
+              <w:right w:val="nil"/>
+            </w:tcBorders>
           </w:tcPr>
           <w:p>
             <w:pPr>
-              <w:spacing w:after="40" w:before="40" w:line="240" w:lineRule="auto"/>
+              <w:spacing w:after="20" w:before="20" w:line="240" w:lineRule="auto"/>
+              <w:jc w:val="center"/>
             </w:pPr>
             <w:r>
               <w:rPr>
@@ -1990,11 +2445,18 @@
         </w:tc>
         <w:tc>
           <w:tcPr>
-            <w:tcW w:type="dxa" w:w="1337"/>
+            <w:tcW w:type="dxa" w:w="1560"/>
+            <w:tcBorders>
+              <w:top w:val="nil"/>
+              <w:left w:val="nil"/>
+              <w:bottom w:val="nil"/>
+              <w:right w:val="nil"/>
+            </w:tcBorders>
           </w:tcPr>
           <w:p>
             <w:pPr>
-              <w:spacing w:after="40" w:before="40" w:line="240" w:lineRule="auto"/>
+              <w:spacing w:after="20" w:before="20" w:line="240" w:lineRule="auto"/>
+              <w:jc w:val="center"/>
             </w:pPr>
             <w:r>
               <w:rPr>
@@ -2009,11 +2471,18 @@
         </w:tc>
         <w:tc>
           <w:tcPr>
-            <w:tcW w:type="dxa" w:w="1337"/>
+            <w:tcW w:type="dxa" w:w="1560"/>
+            <w:tcBorders>
+              <w:top w:val="nil"/>
+              <w:left w:val="nil"/>
+              <w:bottom w:val="nil"/>
+              <w:right w:val="nil"/>
+            </w:tcBorders>
           </w:tcPr>
           <w:p>
             <w:pPr>
-              <w:spacing w:after="40" w:before="40" w:line="240" w:lineRule="auto"/>
+              <w:spacing w:after="20" w:before="20" w:line="240" w:lineRule="auto"/>
+              <w:jc w:val="center"/>
             </w:pPr>
             <w:r>
               <w:rPr>
@@ -2028,11 +2497,18 @@
         </w:tc>
         <w:tc>
           <w:tcPr>
-            <w:tcW w:type="dxa" w:w="1337"/>
+            <w:tcW w:type="dxa" w:w="1560"/>
+            <w:tcBorders>
+              <w:top w:val="nil"/>
+              <w:left w:val="nil"/>
+              <w:bottom w:val="nil"/>
+              <w:right w:val="nil"/>
+            </w:tcBorders>
           </w:tcPr>
           <w:p>
             <w:pPr>
-              <w:spacing w:after="40" w:before="40" w:line="240" w:lineRule="auto"/>
+              <w:spacing w:after="20" w:before="20" w:line="240" w:lineRule="auto"/>
+              <w:jc w:val="center"/>
             </w:pPr>
             <w:r>
               <w:rPr>
@@ -2045,34 +2521,22 @@
             </w:r>
           </w:p>
         </w:tc>
-        <w:tc>
-          <w:tcPr>
-            <w:tcW w:type="dxa" w:w="1337"/>
-          </w:tcPr>
-          <w:p>
-            <w:pPr>
-              <w:spacing w:after="40" w:before="40" w:line="240" w:lineRule="auto"/>
-            </w:pPr>
-            <w:r>
-              <w:rPr>
-                <w:rFonts w:ascii="Times New Roman" w:hAnsi="Times New Roman" w:eastAsia="Times New Roman"/>
-                <w:b w:val="0"/>
-                <w:i w:val="0"/>
-                <w:sz w:val="18"/>
-              </w:rPr>
-              <w:t>-0.66</w:t>
-            </w:r>
-          </w:p>
-        </w:tc>
       </w:tr>
       <w:tr>
         <w:tc>
           <w:tcPr>
-            <w:tcW w:type="dxa" w:w="1337"/>
+            <w:tcW w:type="dxa" w:w="1560"/>
+            <w:tcBorders>
+              <w:top w:val="nil"/>
+              <w:left w:val="nil"/>
+              <w:bottom w:val="single" w:sz="12" w:space="0" w:color="000000"/>
+              <w:right w:val="nil"/>
+            </w:tcBorders>
           </w:tcPr>
           <w:p>
             <w:pPr>
-              <w:spacing w:after="40" w:before="40" w:line="240" w:lineRule="auto"/>
+              <w:spacing w:after="20" w:before="20" w:line="240" w:lineRule="auto"/>
+              <w:jc w:val="left"/>
             </w:pPr>
             <w:r>
               <w:rPr>
@@ -2087,11 +2551,18 @@
         </w:tc>
         <w:tc>
           <w:tcPr>
-            <w:tcW w:type="dxa" w:w="1337"/>
+            <w:tcW w:type="dxa" w:w="1560"/>
+            <w:tcBorders>
+              <w:top w:val="nil"/>
+              <w:left w:val="nil"/>
+              <w:bottom w:val="single" w:sz="12" w:space="0" w:color="000000"/>
+              <w:right w:val="nil"/>
+            </w:tcBorders>
           </w:tcPr>
           <w:p>
             <w:pPr>
-              <w:spacing w:after="40" w:before="40" w:line="240" w:lineRule="auto"/>
+              <w:spacing w:after="20" w:before="20" w:line="240" w:lineRule="auto"/>
+              <w:jc w:val="center"/>
             </w:pPr>
             <w:r>
               <w:rPr>
@@ -2106,11 +2577,18 @@
         </w:tc>
         <w:tc>
           <w:tcPr>
-            <w:tcW w:type="dxa" w:w="1337"/>
+            <w:tcW w:type="dxa" w:w="1560"/>
+            <w:tcBorders>
+              <w:top w:val="nil"/>
+              <w:left w:val="nil"/>
+              <w:bottom w:val="single" w:sz="12" w:space="0" w:color="000000"/>
+              <w:right w:val="nil"/>
+            </w:tcBorders>
           </w:tcPr>
           <w:p>
             <w:pPr>
-              <w:spacing w:after="40" w:before="40" w:line="240" w:lineRule="auto"/>
+              <w:spacing w:after="20" w:before="20" w:line="240" w:lineRule="auto"/>
+              <w:jc w:val="center"/>
             </w:pPr>
             <w:r>
               <w:rPr>
@@ -2125,11 +2603,18 @@
         </w:tc>
         <w:tc>
           <w:tcPr>
-            <w:tcW w:type="dxa" w:w="1337"/>
+            <w:tcW w:type="dxa" w:w="1560"/>
+            <w:tcBorders>
+              <w:top w:val="nil"/>
+              <w:left w:val="nil"/>
+              <w:bottom w:val="single" w:sz="12" w:space="0" w:color="000000"/>
+              <w:right w:val="nil"/>
+            </w:tcBorders>
           </w:tcPr>
           <w:p>
             <w:pPr>
-              <w:spacing w:after="40" w:before="40" w:line="240" w:lineRule="auto"/>
+              <w:spacing w:after="20" w:before="20" w:line="240" w:lineRule="auto"/>
+              <w:jc w:val="center"/>
             </w:pPr>
             <w:r>
               <w:rPr>
@@ -2144,11 +2629,18 @@
         </w:tc>
         <w:tc>
           <w:tcPr>
-            <w:tcW w:type="dxa" w:w="1337"/>
+            <w:tcW w:type="dxa" w:w="1560"/>
+            <w:tcBorders>
+              <w:top w:val="nil"/>
+              <w:left w:val="nil"/>
+              <w:bottom w:val="single" w:sz="12" w:space="0" w:color="000000"/>
+              <w:right w:val="nil"/>
+            </w:tcBorders>
           </w:tcPr>
           <w:p>
             <w:pPr>
-              <w:spacing w:after="40" w:before="40" w:line="240" w:lineRule="auto"/>
+              <w:spacing w:after="20" w:before="20" w:line="240" w:lineRule="auto"/>
+              <w:jc w:val="center"/>
             </w:pPr>
             <w:r>
               <w:rPr>
@@ -2163,11 +2655,18 @@
         </w:tc>
         <w:tc>
           <w:tcPr>
-            <w:tcW w:type="dxa" w:w="1337"/>
+            <w:tcW w:type="dxa" w:w="1560"/>
+            <w:tcBorders>
+              <w:top w:val="nil"/>
+              <w:left w:val="nil"/>
+              <w:bottom w:val="single" w:sz="12" w:space="0" w:color="000000"/>
+              <w:right w:val="nil"/>
+            </w:tcBorders>
           </w:tcPr>
           <w:p>
             <w:pPr>
-              <w:spacing w:after="40" w:before="40" w:line="240" w:lineRule="auto"/>
+              <w:spacing w:after="20" w:before="20" w:line="240" w:lineRule="auto"/>
+              <w:jc w:val="center"/>
             </w:pPr>
             <w:r>
               <w:rPr>
@@ -2180,31 +2679,12 @@
             </w:r>
           </w:p>
         </w:tc>
-        <w:tc>
-          <w:tcPr>
-            <w:tcW w:type="dxa" w:w="1337"/>
-          </w:tcPr>
-          <w:p>
-            <w:pPr>
-              <w:spacing w:after="40" w:before="40" w:line="240" w:lineRule="auto"/>
-            </w:pPr>
-            <w:r>
-              <w:rPr>
-                <w:rFonts w:ascii="Times New Roman" w:hAnsi="Times New Roman" w:eastAsia="Times New Roman"/>
-                <w:b w:val="0"/>
-                <w:i w:val="0"/>
-                <w:sz w:val="18"/>
-              </w:rPr>
-              <w:t>-0.92</w:t>
-            </w:r>
-          </w:p>
-        </w:tc>
       </w:tr>
     </w:tbl>
     <w:p>
       <w:pPr>
-        <w:spacing w:after="240" w:line="360" w:lineRule="auto"/>
-        <w:jc w:val="both"/>
+        <w:spacing w:before="40" w:after="200"/>
+        <w:ind w:firstLine="0"/>
       </w:pPr>
       <w:r>
         <w:rPr>
@@ -2213,7 +2693,16 @@
           <w:i/>
           <w:sz w:val="18"/>
         </w:rPr>
-        <w:t>Note. Proficiency scores (Pre_*/Post_*) are on the institutional 0–100 scale; the Preparatory Year Programme pass threshold was 60/100 (≈ CEFR B1). Decline_* = Pre − Post in points on that scale (positive = attrition; negative = gain). Kurtosis = excess kurtosis.</w:t>
+        <w:t xml:space="preserve">Note. </w:t>
+      </w:r>
+      <w:r>
+        <w:rPr>
+          <w:rFonts w:ascii="Times New Roman" w:hAnsi="Times New Roman" w:eastAsia="Times New Roman"/>
+          <w:b w:val="0"/>
+          <w:i w:val="0"/>
+          <w:sz w:val="18"/>
+        </w:rPr>
+        <w:t>Proficiency scores (Pre_*/Post_*) and Underrating_Gap are on the institutional 0–100 scale; PYP pass threshold = 60 (≈ CEFR B1). Decline_* = Pre − Post in points (positive = attrition; negative = gain). PU/EAP/WTC/SE means are Likert composites (1–5). TL_percent = estimated % of content-course time in Turkish.</w:t>
       </w:r>
     </w:p>
     <w:p>
@@ -2229,7 +2718,7 @@
           <w:color w:val="1F4E79"/>
           <w:sz w:val="24"/>
         </w:rPr>
-        <w:t>Reliability and validity of the institutional test</w:t>
+        <w:t>Reliability and concurrent validity</w:t>
       </w:r>
     </w:p>
     <w:p>
@@ -2245,23 +2734,7 @@
           <w:i w:val="0"/>
           <w:sz w:val="22"/>
         </w:rPr>
-        <w:t>Internal consistency was acceptable to high. Cronbach’s α for the eight Listening/Reading section scores was 0.871 at pretest and 0.865 at posttest. Questionnaire alphas were 0.885 (perceived underrating), 0.914 (translanguaging), 0.891 (lecturer EAP limitation), 0.859 (WTC), and 0.876 (self-efficacy). Inter-rater ICC(2,k) values for the official three-rater means were 0.954 / 0.972 for Writing and 0.961 / 0.974 for Speaking (pre/post).</w:t>
-      </w:r>
-    </w:p>
-    <w:p>
-      <w:pPr>
-        <w:spacing w:after="160" w:line="360" w:lineRule="auto"/>
-        <w:ind w:firstLine="720"/>
-        <w:jc w:val="both"/>
-      </w:pPr>
-      <w:r>
-        <w:rPr>
-          <w:rFonts w:ascii="Times New Roman" w:hAnsi="Times New Roman" w:eastAsia="Times New Roman"/>
-          <w:b w:val="0"/>
-          <w:i w:val="0"/>
-          <w:sz w:val="22"/>
-        </w:rPr>
-        <w:t>Concurrent validity against official IELTS Academic practice materials (n = 36) was r = 0.782 (p &lt;.001) for the overall score; skill correlations were Listening 0.759, Reading 0.766, Writing 0.738, and Speaking 0.854 (all p &lt; .001).</w:t>
+        <w:t>Internal consistency was acceptable to high. Cronbach’s α for the eight Listening/Reading section scores was 0.871 at pretest and 0.865 at posttest. Questionnaire alphas were 0.885 (perceived underrating), 0.914 (translanguaging), 0.891 (lecturer EAP limitation), 0.859 (WTC), and 0.876 (self-efficacy). Inter-rater ICC(2,k) for three-rater means was 0.954 / 0.972 for Writing and 0.961 / 0.974 for Speaking (pre/post). Concurrent validity against IELTS Academic practice materials (n = 36) was r = 0.782 for overall score; skill rs were Listening 0.759, Reading 0.766, Writing 0.738, and Speaking 0.854 (all p &lt; .001).</w:t>
       </w:r>
     </w:p>
     <w:p>
@@ -2277,7 +2750,7 @@
           <w:color w:val="1F4E79"/>
           <w:sz w:val="24"/>
         </w:rPr>
-        <w:t>Pre–post proficiency change: oral–aural attrition</w:t>
+        <w:t>Pre–post proficiency change (RQ1)</w:t>
       </w:r>
     </w:p>
     <w:p>
@@ -2338,7 +2811,7 @@
           <w:i w:val="0"/>
           <w:sz w:val="22"/>
         </w:rPr>
-        <w:t xml:space="preserve">This pattern is consistent with under-exposure to verbal interaction in EMI classrooms, </w:t>
+        <w:t xml:space="preserve">This pattern is consistent with under-exposure to verbal interaction arising from lecturers’ </w:t>
       </w:r>
       <w:r>
         <w:rPr>
@@ -2347,7 +2820,7 @@
           <w:i w:val="0"/>
           <w:sz w:val="22"/>
         </w:rPr>
-        <w:t xml:space="preserve">arising from lecturers’ own EAP limitations and from underrating students’ English (Golem). </w:t>
+        <w:t xml:space="preserve">EAP limitations and from underrating students’ English (Golem). </w:t>
       </w:r>
       <w:r>
         <w:rPr>
@@ -2365,7 +2838,7 @@
           <w:i w:val="0"/>
           <w:sz w:val="22"/>
         </w:rPr>
-        <w:t xml:space="preserve">with a slight numerical gain consistent with continued exposure to academic written texts; </w:t>
+        <w:t xml:space="preserve">with a slight numerical gain consistent with academic written exposure; </w:t>
       </w:r>
       <w:r>
         <w:rPr>
@@ -2392,54 +2865,75 @@
           <w:i w:val="0"/>
           <w:sz w:val="22"/>
         </w:rPr>
-        <w:t>The oral–aural drop is therefore the attrition story later linked to translanguaging and expectancy.</w:t>
+        <w:t>Overall change followed the oral–aural pattern (M = 1.97, p &lt;.001).</w:t>
       </w:r>
     </w:p>
     <w:p>
       <w:pPr>
-        <w:spacing w:before="200" w:after="80"/>
+        <w:spacing w:before="240" w:after="0"/>
         <w:ind w:firstLine="0"/>
-        <w:jc w:val="left"/>
       </w:pPr>
       <w:r>
         <w:rPr>
           <w:rFonts w:ascii="Times New Roman" w:hAnsi="Times New Roman" w:eastAsia="Times New Roman"/>
           <w:b/>
+          <w:i w:val="0"/>
+          <w:sz w:val="22"/>
+        </w:rPr>
+        <w:t>Table 2</w:t>
+      </w:r>
+    </w:p>
+    <w:p>
+      <w:pPr>
+        <w:spacing w:before="0" w:after="120"/>
+        <w:ind w:firstLine="0"/>
+      </w:pPr>
+      <w:r>
+        <w:rPr>
+          <w:rFonts w:ascii="Times New Roman" w:hAnsi="Times New Roman" w:eastAsia="Times New Roman"/>
+          <w:b w:val="0"/>
           <w:i/>
-          <w:sz w:val="20"/>
+          <w:sz w:val="22"/>
         </w:rPr>
-        <w:t>Table 2. Paired pre–post comparisons by skill (N = 120)</w:t>
+        <w:t>Paired-Samples Comparisons of Pretest and Posttest Skill Scores (N = 120)</w:t>
       </w:r>
     </w:p>
     <w:tbl>
       <w:tblPr>
-        <w:tblStyle w:val="TableGrid"/>
         <w:tblW w:type="auto" w:w="0"/>
         <w:tblLook w:firstColumn="1" w:firstRow="1" w:lastColumn="0" w:lastRow="0" w:noHBand="0" w:noVBand="1" w:val="04A0"/>
       </w:tblPr>
       <w:tblGrid>
-        <w:gridCol w:w="1170"/>
-        <w:gridCol w:w="1170"/>
-        <w:gridCol w:w="1170"/>
-        <w:gridCol w:w="1170"/>
-        <w:gridCol w:w="1170"/>
-        <w:gridCol w:w="1170"/>
-        <w:gridCol w:w="1170"/>
-        <w:gridCol w:w="1170"/>
+        <w:gridCol w:w="1040"/>
+        <w:gridCol w:w="1040"/>
+        <w:gridCol w:w="1040"/>
+        <w:gridCol w:w="1040"/>
+        <w:gridCol w:w="1040"/>
+        <w:gridCol w:w="1040"/>
+        <w:gridCol w:w="1040"/>
+        <w:gridCol w:w="1040"/>
+        <w:gridCol w:w="1040"/>
       </w:tblGrid>
       <w:tr>
         <w:tc>
           <w:tcPr>
-            <w:tcW w:type="dxa" w:w="1170"/>
+            <w:tcW w:type="dxa" w:w="1040"/>
+            <w:tcBorders>
+              <w:top w:val="single" w:sz="12" w:space="0" w:color="000000"/>
+              <w:left w:val="nil"/>
+              <w:bottom w:val="single" w:sz="8" w:space="0" w:color="000000"/>
+              <w:right w:val="nil"/>
+            </w:tcBorders>
           </w:tcPr>
           <w:p>
             <w:pPr>
-              <w:spacing w:after="40" w:before="40" w:line="240" w:lineRule="auto"/>
+              <w:spacing w:after="20" w:before="20" w:line="240" w:lineRule="auto"/>
+              <w:jc w:val="left"/>
             </w:pPr>
             <w:r>
               <w:rPr>
                 <w:rFonts w:ascii="Times New Roman" w:hAnsi="Times New Roman" w:eastAsia="Times New Roman"/>
-                <w:b w:val="0"/>
+                <w:b/>
                 <w:i w:val="0"/>
                 <w:sz w:val="18"/>
               </w:rPr>
@@ -2449,73 +2943,153 @@
         </w:tc>
         <w:tc>
           <w:tcPr>
-            <w:tcW w:type="dxa" w:w="1170"/>
+            <w:tcW w:type="dxa" w:w="1040"/>
+            <w:tcBorders>
+              <w:top w:val="single" w:sz="12" w:space="0" w:color="000000"/>
+              <w:left w:val="nil"/>
+              <w:bottom w:val="single" w:sz="8" w:space="0" w:color="000000"/>
+              <w:right w:val="nil"/>
+            </w:tcBorders>
           </w:tcPr>
           <w:p>
             <w:pPr>
-              <w:spacing w:after="40" w:before="40" w:line="240" w:lineRule="auto"/>
+              <w:spacing w:after="20" w:before="20" w:line="240" w:lineRule="auto"/>
+              <w:jc w:val="center"/>
             </w:pPr>
             <w:r>
               <w:rPr>
                 <w:rFonts w:ascii="Times New Roman" w:hAnsi="Times New Roman" w:eastAsia="Times New Roman"/>
-                <w:b w:val="0"/>
+                <w:b/>
                 <w:i w:val="0"/>
                 <w:sz w:val="18"/>
               </w:rPr>
-              <w:t>Pre M (SD)</w:t>
+              <w:t>Pre M</w:t>
             </w:r>
           </w:p>
         </w:tc>
         <w:tc>
           <w:tcPr>
-            <w:tcW w:type="dxa" w:w="1170"/>
+            <w:tcW w:type="dxa" w:w="1040"/>
+            <w:tcBorders>
+              <w:top w:val="single" w:sz="12" w:space="0" w:color="000000"/>
+              <w:left w:val="nil"/>
+              <w:bottom w:val="single" w:sz="8" w:space="0" w:color="000000"/>
+              <w:right w:val="nil"/>
+            </w:tcBorders>
           </w:tcPr>
           <w:p>
             <w:pPr>
-              <w:spacing w:after="40" w:before="40" w:line="240" w:lineRule="auto"/>
+              <w:spacing w:after="20" w:before="20" w:line="240" w:lineRule="auto"/>
+              <w:jc w:val="center"/>
             </w:pPr>
             <w:r>
               <w:rPr>
                 <w:rFonts w:ascii="Times New Roman" w:hAnsi="Times New Roman" w:eastAsia="Times New Roman"/>
-                <w:b w:val="0"/>
+                <w:b/>
                 <w:i w:val="0"/>
                 <w:sz w:val="18"/>
               </w:rPr>
-              <w:t>Post M (SD)</w:t>
+              <w:t>Pre SD</w:t>
             </w:r>
           </w:p>
         </w:tc>
         <w:tc>
           <w:tcPr>
-            <w:tcW w:type="dxa" w:w="1170"/>
+            <w:tcW w:type="dxa" w:w="1040"/>
+            <w:tcBorders>
+              <w:top w:val="single" w:sz="12" w:space="0" w:color="000000"/>
+              <w:left w:val="nil"/>
+              <w:bottom w:val="single" w:sz="8" w:space="0" w:color="000000"/>
+              <w:right w:val="nil"/>
+            </w:tcBorders>
           </w:tcPr>
           <w:p>
             <w:pPr>
-              <w:spacing w:after="40" w:before="40" w:line="240" w:lineRule="auto"/>
+              <w:spacing w:after="20" w:before="20" w:line="240" w:lineRule="auto"/>
+              <w:jc w:val="center"/>
             </w:pPr>
             <w:r>
               <w:rPr>
                 <w:rFonts w:ascii="Times New Roman" w:hAnsi="Times New Roman" w:eastAsia="Times New Roman"/>
-                <w:b w:val="0"/>
+                <w:b/>
                 <w:i w:val="0"/>
                 <w:sz w:val="18"/>
               </w:rPr>
-              <w:t>M change</w:t>
+              <w:t>Post M</w:t>
             </w:r>
           </w:p>
         </w:tc>
         <w:tc>
           <w:tcPr>
-            <w:tcW w:type="dxa" w:w="1170"/>
+            <w:tcW w:type="dxa" w:w="1040"/>
+            <w:tcBorders>
+              <w:top w:val="single" w:sz="12" w:space="0" w:color="000000"/>
+              <w:left w:val="nil"/>
+              <w:bottom w:val="single" w:sz="8" w:space="0" w:color="000000"/>
+              <w:right w:val="nil"/>
+            </w:tcBorders>
           </w:tcPr>
           <w:p>
             <w:pPr>
-              <w:spacing w:after="40" w:before="40" w:line="240" w:lineRule="auto"/>
+              <w:spacing w:after="20" w:before="20" w:line="240" w:lineRule="auto"/>
+              <w:jc w:val="center"/>
             </w:pPr>
             <w:r>
               <w:rPr>
                 <w:rFonts w:ascii="Times New Roman" w:hAnsi="Times New Roman" w:eastAsia="Times New Roman"/>
-                <w:b w:val="0"/>
+                <w:b/>
+                <w:i w:val="0"/>
+                <w:sz w:val="18"/>
+              </w:rPr>
+              <w:t>Post SD</w:t>
+            </w:r>
+          </w:p>
+        </w:tc>
+        <w:tc>
+          <w:tcPr>
+            <w:tcW w:type="dxa" w:w="1040"/>
+            <w:tcBorders>
+              <w:top w:val="single" w:sz="12" w:space="0" w:color="000000"/>
+              <w:left w:val="nil"/>
+              <w:bottom w:val="single" w:sz="8" w:space="0" w:color="000000"/>
+              <w:right w:val="nil"/>
+            </w:tcBorders>
+          </w:tcPr>
+          <w:p>
+            <w:pPr>
+              <w:spacing w:after="20" w:before="20" w:line="240" w:lineRule="auto"/>
+              <w:jc w:val="center"/>
+            </w:pPr>
+            <w:r>
+              <w:rPr>
+                <w:rFonts w:ascii="Times New Roman" w:hAnsi="Times New Roman" w:eastAsia="Times New Roman"/>
+                <w:b/>
+                <w:i w:val="0"/>
+                <w:sz w:val="18"/>
+              </w:rPr>
+              <w:t>Mdiff</w:t>
+            </w:r>
+          </w:p>
+        </w:tc>
+        <w:tc>
+          <w:tcPr>
+            <w:tcW w:type="dxa" w:w="1040"/>
+            <w:tcBorders>
+              <w:top w:val="single" w:sz="12" w:space="0" w:color="000000"/>
+              <w:left w:val="nil"/>
+              <w:bottom w:val="single" w:sz="8" w:space="0" w:color="000000"/>
+              <w:right w:val="nil"/>
+            </w:tcBorders>
+          </w:tcPr>
+          <w:p>
+            <w:pPr>
+              <w:spacing w:after="20" w:before="20" w:line="240" w:lineRule="auto"/>
+              <w:jc w:val="center"/>
+            </w:pPr>
+            <w:r>
+              <w:rPr>
+                <w:rFonts w:ascii="Times New Roman" w:hAnsi="Times New Roman" w:eastAsia="Times New Roman"/>
+                <w:b/>
                 <w:i w:val="0"/>
                 <w:sz w:val="18"/>
               </w:rPr>
@@ -2525,16 +3099,23 @@
         </w:tc>
         <w:tc>
           <w:tcPr>
-            <w:tcW w:type="dxa" w:w="1170"/>
+            <w:tcW w:type="dxa" w:w="1040"/>
+            <w:tcBorders>
+              <w:top w:val="single" w:sz="12" w:space="0" w:color="000000"/>
+              <w:left w:val="nil"/>
+              <w:bottom w:val="single" w:sz="8" w:space="0" w:color="000000"/>
+              <w:right w:val="nil"/>
+            </w:tcBorders>
           </w:tcPr>
           <w:p>
             <w:pPr>
-              <w:spacing w:after="40" w:before="40" w:line="240" w:lineRule="auto"/>
+              <w:spacing w:after="20" w:before="20" w:line="240" w:lineRule="auto"/>
+              <w:jc w:val="center"/>
             </w:pPr>
             <w:r>
               <w:rPr>
                 <w:rFonts w:ascii="Times New Roman" w:hAnsi="Times New Roman" w:eastAsia="Times New Roman"/>
-                <w:b w:val="0"/>
+                <w:b/>
                 <w:i w:val="0"/>
                 <w:sz w:val="18"/>
               </w:rPr>
@@ -2544,35 +3125,23 @@
         </w:tc>
         <w:tc>
           <w:tcPr>
-            <w:tcW w:type="dxa" w:w="1170"/>
+            <w:tcW w:type="dxa" w:w="1040"/>
+            <w:tcBorders>
+              <w:top w:val="single" w:sz="12" w:space="0" w:color="000000"/>
+              <w:left w:val="nil"/>
+              <w:bottom w:val="single" w:sz="8" w:space="0" w:color="000000"/>
+              <w:right w:val="nil"/>
+            </w:tcBorders>
           </w:tcPr>
           <w:p>
             <w:pPr>
-              <w:spacing w:after="40" w:before="40" w:line="240" w:lineRule="auto"/>
+              <w:spacing w:after="20" w:before="20" w:line="240" w:lineRule="auto"/>
+              <w:jc w:val="center"/>
             </w:pPr>
             <w:r>
               <w:rPr>
                 <w:rFonts w:ascii="Times New Roman" w:hAnsi="Times New Roman" w:eastAsia="Times New Roman"/>
-                <w:b w:val="0"/>
-                <w:i w:val="0"/>
-                <w:sz w:val="18"/>
-              </w:rPr>
-              <w:t>Wilcoxon p</w:t>
-            </w:r>
-          </w:p>
-        </w:tc>
-        <w:tc>
-          <w:tcPr>
-            <w:tcW w:type="dxa" w:w="1170"/>
-          </w:tcPr>
-          <w:p>
-            <w:pPr>
-              <w:spacing w:after="40" w:before="40" w:line="240" w:lineRule="auto"/>
-            </w:pPr>
-            <w:r>
-              <w:rPr>
-                <w:rFonts w:ascii="Times New Roman" w:hAnsi="Times New Roman" w:eastAsia="Times New Roman"/>
-                <w:b w:val="0"/>
+                <w:b/>
                 <w:i w:val="0"/>
                 <w:sz w:val="18"/>
               </w:rPr>
@@ -2584,11 +3153,18 @@
       <w:tr>
         <w:tc>
           <w:tcPr>
-            <w:tcW w:type="dxa" w:w="1170"/>
+            <w:tcW w:type="dxa" w:w="1040"/>
+            <w:tcBorders>
+              <w:top w:val="single" w:sz="8" w:space="0" w:color="000000"/>
+              <w:left w:val="nil"/>
+              <w:bottom w:val="nil"/>
+              <w:right w:val="nil"/>
+            </w:tcBorders>
           </w:tcPr>
           <w:p>
             <w:pPr>
-              <w:spacing w:after="40" w:before="40" w:line="240" w:lineRule="auto"/>
+              <w:spacing w:after="20" w:before="20" w:line="240" w:lineRule="auto"/>
+              <w:jc w:val="left"/>
             </w:pPr>
             <w:r>
               <w:rPr>
@@ -2603,11 +3179,18 @@
         </w:tc>
         <w:tc>
           <w:tcPr>
-            <w:tcW w:type="dxa" w:w="1170"/>
+            <w:tcW w:type="dxa" w:w="1040"/>
+            <w:tcBorders>
+              <w:top w:val="single" w:sz="8" w:space="0" w:color="000000"/>
+              <w:left w:val="nil"/>
+              <w:bottom w:val="nil"/>
+              <w:right w:val="nil"/>
+            </w:tcBorders>
           </w:tcPr>
           <w:p>
             <w:pPr>
-              <w:spacing w:after="40" w:before="40" w:line="240" w:lineRule="auto"/>
+              <w:spacing w:after="20" w:before="20" w:line="240" w:lineRule="auto"/>
+              <w:jc w:val="center"/>
             </w:pPr>
             <w:r>
               <w:rPr>
@@ -2616,17 +3199,24 @@
                 <w:i w:val="0"/>
                 <w:sz w:val="18"/>
               </w:rPr>
-              <w:t>67.25 (5.24)</w:t>
+              <w:t>67.25</w:t>
             </w:r>
           </w:p>
         </w:tc>
         <w:tc>
           <w:tcPr>
-            <w:tcW w:type="dxa" w:w="1170"/>
+            <w:tcW w:type="dxa" w:w="1040"/>
+            <w:tcBorders>
+              <w:top w:val="single" w:sz="8" w:space="0" w:color="000000"/>
+              <w:left w:val="nil"/>
+              <w:bottom w:val="nil"/>
+              <w:right w:val="nil"/>
+            </w:tcBorders>
           </w:tcPr>
           <w:p>
             <w:pPr>
-              <w:spacing w:after="40" w:before="40" w:line="240" w:lineRule="auto"/>
+              <w:spacing w:after="20" w:before="20" w:line="240" w:lineRule="auto"/>
+              <w:jc w:val="center"/>
             </w:pPr>
             <w:r>
               <w:rPr>
@@ -2635,17 +3225,24 @@
                 <w:i w:val="0"/>
                 <w:sz w:val="18"/>
               </w:rPr>
-              <w:t>63.70 (6.12)</w:t>
+              <w:t>5.24</w:t>
             </w:r>
           </w:p>
         </w:tc>
         <w:tc>
           <w:tcPr>
-            <w:tcW w:type="dxa" w:w="1170"/>
+            <w:tcW w:type="dxa" w:w="1040"/>
+            <w:tcBorders>
+              <w:top w:val="single" w:sz="8" w:space="0" w:color="000000"/>
+              <w:left w:val="nil"/>
+              <w:bottom w:val="nil"/>
+              <w:right w:val="nil"/>
+            </w:tcBorders>
           </w:tcPr>
           <w:p>
             <w:pPr>
-              <w:spacing w:after="40" w:before="40" w:line="240" w:lineRule="auto"/>
+              <w:spacing w:after="20" w:before="20" w:line="240" w:lineRule="auto"/>
+              <w:jc w:val="center"/>
             </w:pPr>
             <w:r>
               <w:rPr>
@@ -2654,17 +3251,76 @@
                 <w:i w:val="0"/>
                 <w:sz w:val="18"/>
               </w:rPr>
-              <w:t>3.55</w:t>
+              <w:t>63.70</w:t>
             </w:r>
           </w:p>
         </w:tc>
         <w:tc>
           <w:tcPr>
-            <w:tcW w:type="dxa" w:w="1170"/>
+            <w:tcW w:type="dxa" w:w="1040"/>
+            <w:tcBorders>
+              <w:top w:val="single" w:sz="8" w:space="0" w:color="000000"/>
+              <w:left w:val="nil"/>
+              <w:bottom w:val="nil"/>
+              <w:right w:val="nil"/>
+            </w:tcBorders>
           </w:tcPr>
           <w:p>
             <w:pPr>
-              <w:spacing w:after="40" w:before="40" w:line="240" w:lineRule="auto"/>
+              <w:spacing w:after="20" w:before="20" w:line="240" w:lineRule="auto"/>
+              <w:jc w:val="center"/>
+            </w:pPr>
+            <w:r>
+              <w:rPr>
+                <w:rFonts w:ascii="Times New Roman" w:hAnsi="Times New Roman" w:eastAsia="Times New Roman"/>
+                <w:b w:val="0"/>
+                <w:i w:val="0"/>
+                <w:sz w:val="18"/>
+              </w:rPr>
+              <w:t>6.12</w:t>
+            </w:r>
+          </w:p>
+        </w:tc>
+        <w:tc>
+          <w:tcPr>
+            <w:tcW w:type="dxa" w:w="1040"/>
+            <w:tcBorders>
+              <w:top w:val="single" w:sz="8" w:space="0" w:color="000000"/>
+              <w:left w:val="nil"/>
+              <w:bottom w:val="nil"/>
+              <w:right w:val="nil"/>
+            </w:tcBorders>
+          </w:tcPr>
+          <w:p>
+            <w:pPr>
+              <w:spacing w:after="20" w:before="20" w:line="240" w:lineRule="auto"/>
+              <w:jc w:val="center"/>
+            </w:pPr>
+            <w:r>
+              <w:rPr>
+                <w:rFonts w:ascii="Times New Roman" w:hAnsi="Times New Roman" w:eastAsia="Times New Roman"/>
+                <w:b w:val="0"/>
+                <w:i w:val="0"/>
+                <w:sz w:val="18"/>
+              </w:rPr>
+              <w:t>3.55***</w:t>
+            </w:r>
+          </w:p>
+        </w:tc>
+        <w:tc>
+          <w:tcPr>
+            <w:tcW w:type="dxa" w:w="1040"/>
+            <w:tcBorders>
+              <w:top w:val="single" w:sz="8" w:space="0" w:color="000000"/>
+              <w:left w:val="nil"/>
+              <w:bottom w:val="nil"/>
+              <w:right w:val="nil"/>
+            </w:tcBorders>
+          </w:tcPr>
+          <w:p>
+            <w:pPr>
+              <w:spacing w:after="20" w:before="20" w:line="240" w:lineRule="auto"/>
+              <w:jc w:val="center"/>
             </w:pPr>
             <w:r>
               <w:rPr>
@@ -2679,11 +3335,18 @@
         </w:tc>
         <w:tc>
           <w:tcPr>
-            <w:tcW w:type="dxa" w:w="1170"/>
+            <w:tcW w:type="dxa" w:w="1040"/>
+            <w:tcBorders>
+              <w:top w:val="single" w:sz="8" w:space="0" w:color="000000"/>
+              <w:left w:val="nil"/>
+              <w:bottom w:val="nil"/>
+              <w:right w:val="nil"/>
+            </w:tcBorders>
           </w:tcPr>
           <w:p>
             <w:pPr>
-              <w:spacing w:after="40" w:before="40" w:line="240" w:lineRule="auto"/>
+              <w:spacing w:after="20" w:before="20" w:line="240" w:lineRule="auto"/>
+              <w:jc w:val="center"/>
             </w:pPr>
             <w:r>
               <w:rPr>
@@ -2698,30 +3361,18 @@
         </w:tc>
         <w:tc>
           <w:tcPr>
-            <w:tcW w:type="dxa" w:w="1170"/>
+            <w:tcW w:type="dxa" w:w="1040"/>
+            <w:tcBorders>
+              <w:top w:val="single" w:sz="8" w:space="0" w:color="000000"/>
+              <w:left w:val="nil"/>
+              <w:bottom w:val="nil"/>
+              <w:right w:val="nil"/>
+            </w:tcBorders>
           </w:tcPr>
           <w:p>
             <w:pPr>
-              <w:spacing w:after="40" w:before="40" w:line="240" w:lineRule="auto"/>
-            </w:pPr>
-            <w:r>
-              <w:rPr>
-                <w:rFonts w:ascii="Times New Roman" w:hAnsi="Times New Roman" w:eastAsia="Times New Roman"/>
-                <w:b w:val="0"/>
-                <w:i w:val="0"/>
-                <w:sz w:val="18"/>
-              </w:rPr>
-              <w:t>&lt;.001</w:t>
-            </w:r>
-          </w:p>
-        </w:tc>
-        <w:tc>
-          <w:tcPr>
-            <w:tcW w:type="dxa" w:w="1170"/>
-          </w:tcPr>
-          <w:p>
-            <w:pPr>
-              <w:spacing w:after="40" w:before="40" w:line="240" w:lineRule="auto"/>
+              <w:spacing w:after="20" w:before="20" w:line="240" w:lineRule="auto"/>
+              <w:jc w:val="center"/>
             </w:pPr>
             <w:r>
               <w:rPr>
@@ -2738,11 +3389,18 @@
       <w:tr>
         <w:tc>
           <w:tcPr>
-            <w:tcW w:type="dxa" w:w="1170"/>
+            <w:tcW w:type="dxa" w:w="1040"/>
+            <w:tcBorders>
+              <w:top w:val="nil"/>
+              <w:left w:val="nil"/>
+              <w:bottom w:val="nil"/>
+              <w:right w:val="nil"/>
+            </w:tcBorders>
           </w:tcPr>
           <w:p>
             <w:pPr>
-              <w:spacing w:after="40" w:before="40" w:line="240" w:lineRule="auto"/>
+              <w:spacing w:after="20" w:before="20" w:line="240" w:lineRule="auto"/>
+              <w:jc w:val="left"/>
             </w:pPr>
             <w:r>
               <w:rPr>
@@ -2757,11 +3415,18 @@
         </w:tc>
         <w:tc>
           <w:tcPr>
-            <w:tcW w:type="dxa" w:w="1170"/>
+            <w:tcW w:type="dxa" w:w="1040"/>
+            <w:tcBorders>
+              <w:top w:val="nil"/>
+              <w:left w:val="nil"/>
+              <w:bottom w:val="nil"/>
+              <w:right w:val="nil"/>
+            </w:tcBorders>
           </w:tcPr>
           <w:p>
             <w:pPr>
-              <w:spacing w:after="40" w:before="40" w:line="240" w:lineRule="auto"/>
+              <w:spacing w:after="20" w:before="20" w:line="240" w:lineRule="auto"/>
+              <w:jc w:val="center"/>
             </w:pPr>
             <w:r>
               <w:rPr>
@@ -2770,17 +3435,24 @@
                 <w:i w:val="0"/>
                 <w:sz w:val="18"/>
               </w:rPr>
-              <w:t>67.82 (4.86)</w:t>
+              <w:t>67.82</w:t>
             </w:r>
           </w:p>
         </w:tc>
         <w:tc>
           <w:tcPr>
-            <w:tcW w:type="dxa" w:w="1170"/>
+            <w:tcW w:type="dxa" w:w="1040"/>
+            <w:tcBorders>
+              <w:top w:val="nil"/>
+              <w:left w:val="nil"/>
+              <w:bottom w:val="nil"/>
+              <w:right w:val="nil"/>
+            </w:tcBorders>
           </w:tcPr>
           <w:p>
             <w:pPr>
-              <w:spacing w:after="40" w:before="40" w:line="240" w:lineRule="auto"/>
+              <w:spacing w:after="20" w:before="20" w:line="240" w:lineRule="auto"/>
+              <w:jc w:val="center"/>
             </w:pPr>
             <w:r>
               <w:rPr>
@@ -2789,17 +3461,76 @@
                 <w:i w:val="0"/>
                 <w:sz w:val="18"/>
               </w:rPr>
-              <w:t>68.23 (5.72)</w:t>
+              <w:t>4.86</w:t>
             </w:r>
           </w:p>
         </w:tc>
         <w:tc>
           <w:tcPr>
-            <w:tcW w:type="dxa" w:w="1170"/>
+            <w:tcW w:type="dxa" w:w="1040"/>
+            <w:tcBorders>
+              <w:top w:val="nil"/>
+              <w:left w:val="nil"/>
+              <w:bottom w:val="nil"/>
+              <w:right w:val="nil"/>
+            </w:tcBorders>
           </w:tcPr>
           <w:p>
             <w:pPr>
-              <w:spacing w:after="40" w:before="40" w:line="240" w:lineRule="auto"/>
+              <w:spacing w:after="20" w:before="20" w:line="240" w:lineRule="auto"/>
+              <w:jc w:val="center"/>
+            </w:pPr>
+            <w:r>
+              <w:rPr>
+                <w:rFonts w:ascii="Times New Roman" w:hAnsi="Times New Roman" w:eastAsia="Times New Roman"/>
+                <w:b w:val="0"/>
+                <w:i w:val="0"/>
+                <w:sz w:val="18"/>
+              </w:rPr>
+              <w:t>68.23</w:t>
+            </w:r>
+          </w:p>
+        </w:tc>
+        <w:tc>
+          <w:tcPr>
+            <w:tcW w:type="dxa" w:w="1040"/>
+            <w:tcBorders>
+              <w:top w:val="nil"/>
+              <w:left w:val="nil"/>
+              <w:bottom w:val="nil"/>
+              <w:right w:val="nil"/>
+            </w:tcBorders>
+          </w:tcPr>
+          <w:p>
+            <w:pPr>
+              <w:spacing w:after="20" w:before="20" w:line="240" w:lineRule="auto"/>
+              <w:jc w:val="center"/>
+            </w:pPr>
+            <w:r>
+              <w:rPr>
+                <w:rFonts w:ascii="Times New Roman" w:hAnsi="Times New Roman" w:eastAsia="Times New Roman"/>
+                <w:b w:val="0"/>
+                <w:i w:val="0"/>
+                <w:sz w:val="18"/>
+              </w:rPr>
+              <w:t>5.72</w:t>
+            </w:r>
+          </w:p>
+        </w:tc>
+        <w:tc>
+          <w:tcPr>
+            <w:tcW w:type="dxa" w:w="1040"/>
+            <w:tcBorders>
+              <w:top w:val="nil"/>
+              <w:left w:val="nil"/>
+              <w:bottom w:val="nil"/>
+              <w:right w:val="nil"/>
+            </w:tcBorders>
+          </w:tcPr>
+          <w:p>
+            <w:pPr>
+              <w:spacing w:after="20" w:before="20" w:line="240" w:lineRule="auto"/>
+              <w:jc w:val="center"/>
             </w:pPr>
             <w:r>
               <w:rPr>
@@ -2814,11 +3545,18 @@
         </w:tc>
         <w:tc>
           <w:tcPr>
-            <w:tcW w:type="dxa" w:w="1170"/>
+            <w:tcW w:type="dxa" w:w="1040"/>
+            <w:tcBorders>
+              <w:top w:val="nil"/>
+              <w:left w:val="nil"/>
+              <w:bottom w:val="nil"/>
+              <w:right w:val="nil"/>
+            </w:tcBorders>
           </w:tcPr>
           <w:p>
             <w:pPr>
-              <w:spacing w:after="40" w:before="40" w:line="240" w:lineRule="auto"/>
+              <w:spacing w:after="20" w:before="20" w:line="240" w:lineRule="auto"/>
+              <w:jc w:val="center"/>
             </w:pPr>
             <w:r>
               <w:rPr>
@@ -2833,11 +3571,18 @@
         </w:tc>
         <w:tc>
           <w:tcPr>
-            <w:tcW w:type="dxa" w:w="1170"/>
+            <w:tcW w:type="dxa" w:w="1040"/>
+            <w:tcBorders>
+              <w:top w:val="nil"/>
+              <w:left w:val="nil"/>
+              <w:bottom w:val="nil"/>
+              <w:right w:val="nil"/>
+            </w:tcBorders>
           </w:tcPr>
           <w:p>
             <w:pPr>
-              <w:spacing w:after="40" w:before="40" w:line="240" w:lineRule="auto"/>
+              <w:spacing w:after="20" w:before="20" w:line="240" w:lineRule="auto"/>
+              <w:jc w:val="center"/>
             </w:pPr>
             <w:r>
               <w:rPr>
@@ -2852,30 +3597,18 @@
         </w:tc>
         <w:tc>
           <w:tcPr>
-            <w:tcW w:type="dxa" w:w="1170"/>
+            <w:tcW w:type="dxa" w:w="1040"/>
+            <w:tcBorders>
+              <w:top w:val="nil"/>
+              <w:left w:val="nil"/>
+              <w:bottom w:val="nil"/>
+              <w:right w:val="nil"/>
+            </w:tcBorders>
           </w:tcPr>
           <w:p>
             <w:pPr>
-              <w:spacing w:after="40" w:before="40" w:line="240" w:lineRule="auto"/>
-            </w:pPr>
-            <w:r>
-              <w:rPr>
-                <w:rFonts w:ascii="Times New Roman" w:hAnsi="Times New Roman" w:eastAsia="Times New Roman"/>
-                <w:b w:val="0"/>
-                <w:i w:val="0"/>
-                <w:sz w:val="18"/>
-              </w:rPr>
-              <w:t>.381</w:t>
-            </w:r>
-          </w:p>
-        </w:tc>
-        <w:tc>
-          <w:tcPr>
-            <w:tcW w:type="dxa" w:w="1170"/>
-          </w:tcPr>
-          <w:p>
-            <w:pPr>
-              <w:spacing w:after="40" w:before="40" w:line="240" w:lineRule="auto"/>
+              <w:spacing w:after="20" w:before="20" w:line="240" w:lineRule="auto"/>
+              <w:jc w:val="center"/>
             </w:pPr>
             <w:r>
               <w:rPr>
@@ -2892,11 +3625,18 @@
       <w:tr>
         <w:tc>
           <w:tcPr>
-            <w:tcW w:type="dxa" w:w="1170"/>
+            <w:tcW w:type="dxa" w:w="1040"/>
+            <w:tcBorders>
+              <w:top w:val="nil"/>
+              <w:left w:val="nil"/>
+              <w:bottom w:val="nil"/>
+              <w:right w:val="nil"/>
+            </w:tcBorders>
           </w:tcPr>
           <w:p>
             <w:pPr>
-              <w:spacing w:after="40" w:before="40" w:line="240" w:lineRule="auto"/>
+              <w:spacing w:after="20" w:before="20" w:line="240" w:lineRule="auto"/>
+              <w:jc w:val="left"/>
             </w:pPr>
             <w:r>
               <w:rPr>
@@ -2911,11 +3651,18 @@
         </w:tc>
         <w:tc>
           <w:tcPr>
-            <w:tcW w:type="dxa" w:w="1170"/>
+            <w:tcW w:type="dxa" w:w="1040"/>
+            <w:tcBorders>
+              <w:top w:val="nil"/>
+              <w:left w:val="nil"/>
+              <w:bottom w:val="nil"/>
+              <w:right w:val="nil"/>
+            </w:tcBorders>
           </w:tcPr>
           <w:p>
             <w:pPr>
-              <w:spacing w:after="40" w:before="40" w:line="240" w:lineRule="auto"/>
+              <w:spacing w:after="20" w:before="20" w:line="240" w:lineRule="auto"/>
+              <w:jc w:val="center"/>
             </w:pPr>
             <w:r>
               <w:rPr>
@@ -2924,17 +3671,24 @@
                 <w:i w:val="0"/>
                 <w:sz w:val="18"/>
               </w:rPr>
-              <w:t>66.34 (5.22)</w:t>
+              <w:t>66.34</w:t>
             </w:r>
           </w:p>
         </w:tc>
         <w:tc>
           <w:tcPr>
-            <w:tcW w:type="dxa" w:w="1170"/>
+            <w:tcW w:type="dxa" w:w="1040"/>
+            <w:tcBorders>
+              <w:top w:val="nil"/>
+              <w:left w:val="nil"/>
+              <w:bottom w:val="nil"/>
+              <w:right w:val="nil"/>
+            </w:tcBorders>
           </w:tcPr>
           <w:p>
             <w:pPr>
-              <w:spacing w:after="40" w:before="40" w:line="240" w:lineRule="auto"/>
+              <w:spacing w:after="20" w:before="20" w:line="240" w:lineRule="auto"/>
+              <w:jc w:val="center"/>
             </w:pPr>
             <w:r>
               <w:rPr>
@@ -2943,17 +3697,76 @@
                 <w:i w:val="0"/>
                 <w:sz w:val="18"/>
               </w:rPr>
-              <w:t>66.69 (6.51)</w:t>
+              <w:t>5.22</w:t>
             </w:r>
           </w:p>
         </w:tc>
         <w:tc>
           <w:tcPr>
-            <w:tcW w:type="dxa" w:w="1170"/>
+            <w:tcW w:type="dxa" w:w="1040"/>
+            <w:tcBorders>
+              <w:top w:val="nil"/>
+              <w:left w:val="nil"/>
+              <w:bottom w:val="nil"/>
+              <w:right w:val="nil"/>
+            </w:tcBorders>
           </w:tcPr>
           <w:p>
             <w:pPr>
-              <w:spacing w:after="40" w:before="40" w:line="240" w:lineRule="auto"/>
+              <w:spacing w:after="20" w:before="20" w:line="240" w:lineRule="auto"/>
+              <w:jc w:val="center"/>
+            </w:pPr>
+            <w:r>
+              <w:rPr>
+                <w:rFonts w:ascii="Times New Roman" w:hAnsi="Times New Roman" w:eastAsia="Times New Roman"/>
+                <w:b w:val="0"/>
+                <w:i w:val="0"/>
+                <w:sz w:val="18"/>
+              </w:rPr>
+              <w:t>66.69</w:t>
+            </w:r>
+          </w:p>
+        </w:tc>
+        <w:tc>
+          <w:tcPr>
+            <w:tcW w:type="dxa" w:w="1040"/>
+            <w:tcBorders>
+              <w:top w:val="nil"/>
+              <w:left w:val="nil"/>
+              <w:bottom w:val="nil"/>
+              <w:right w:val="nil"/>
+            </w:tcBorders>
+          </w:tcPr>
+          <w:p>
+            <w:pPr>
+              <w:spacing w:after="20" w:before="20" w:line="240" w:lineRule="auto"/>
+              <w:jc w:val="center"/>
+            </w:pPr>
+            <w:r>
+              <w:rPr>
+                <w:rFonts w:ascii="Times New Roman" w:hAnsi="Times New Roman" w:eastAsia="Times New Roman"/>
+                <w:b w:val="0"/>
+                <w:i w:val="0"/>
+                <w:sz w:val="18"/>
+              </w:rPr>
+              <w:t>6.51</w:t>
+            </w:r>
+          </w:p>
+        </w:tc>
+        <w:tc>
+          <w:tcPr>
+            <w:tcW w:type="dxa" w:w="1040"/>
+            <w:tcBorders>
+              <w:top w:val="nil"/>
+              <w:left w:val="nil"/>
+              <w:bottom w:val="nil"/>
+              <w:right w:val="nil"/>
+            </w:tcBorders>
+          </w:tcPr>
+          <w:p>
+            <w:pPr>
+              <w:spacing w:after="20" w:before="20" w:line="240" w:lineRule="auto"/>
+              <w:jc w:val="center"/>
             </w:pPr>
             <w:r>
               <w:rPr>
@@ -2968,11 +3781,18 @@
         </w:tc>
         <w:tc>
           <w:tcPr>
-            <w:tcW w:type="dxa" w:w="1170"/>
+            <w:tcW w:type="dxa" w:w="1040"/>
+            <w:tcBorders>
+              <w:top w:val="nil"/>
+              <w:left w:val="nil"/>
+              <w:bottom w:val="nil"/>
+              <w:right w:val="nil"/>
+            </w:tcBorders>
           </w:tcPr>
           <w:p>
             <w:pPr>
-              <w:spacing w:after="40" w:before="40" w:line="240" w:lineRule="auto"/>
+              <w:spacing w:after="20" w:before="20" w:line="240" w:lineRule="auto"/>
+              <w:jc w:val="center"/>
             </w:pPr>
             <w:r>
               <w:rPr>
@@ -2987,11 +3807,18 @@
         </w:tc>
         <w:tc>
           <w:tcPr>
-            <w:tcW w:type="dxa" w:w="1170"/>
+            <w:tcW w:type="dxa" w:w="1040"/>
+            <w:tcBorders>
+              <w:top w:val="nil"/>
+              <w:left w:val="nil"/>
+              <w:bottom w:val="nil"/>
+              <w:right w:val="nil"/>
+            </w:tcBorders>
           </w:tcPr>
           <w:p>
             <w:pPr>
-              <w:spacing w:after="40" w:before="40" w:line="240" w:lineRule="auto"/>
+              <w:spacing w:after="20" w:before="20" w:line="240" w:lineRule="auto"/>
+              <w:jc w:val="center"/>
             </w:pPr>
             <w:r>
               <w:rPr>
@@ -3006,30 +3833,18 @@
         </w:tc>
         <w:tc>
           <w:tcPr>
-            <w:tcW w:type="dxa" w:w="1170"/>
+            <w:tcW w:type="dxa" w:w="1040"/>
+            <w:tcBorders>
+              <w:top w:val="nil"/>
+              <w:left w:val="nil"/>
+              <w:bottom w:val="nil"/>
+              <w:right w:val="nil"/>
+            </w:tcBorders>
           </w:tcPr>
           <w:p>
             <w:pPr>
-              <w:spacing w:after="40" w:before="40" w:line="240" w:lineRule="auto"/>
-            </w:pPr>
-            <w:r>
-              <w:rPr>
-                <w:rFonts w:ascii="Times New Roman" w:hAnsi="Times New Roman" w:eastAsia="Times New Roman"/>
-                <w:b w:val="0"/>
-                <w:i w:val="0"/>
-                <w:sz w:val="18"/>
-              </w:rPr>
-              <w:t>.384</w:t>
-            </w:r>
-          </w:p>
-        </w:tc>
-        <w:tc>
-          <w:tcPr>
-            <w:tcW w:type="dxa" w:w="1170"/>
-          </w:tcPr>
-          <w:p>
-            <w:pPr>
-              <w:spacing w:after="40" w:before="40" w:line="240" w:lineRule="auto"/>
+              <w:spacing w:after="20" w:before="20" w:line="240" w:lineRule="auto"/>
+              <w:jc w:val="center"/>
             </w:pPr>
             <w:r>
               <w:rPr>
@@ -3046,11 +3861,18 @@
       <w:tr>
         <w:tc>
           <w:tcPr>
-            <w:tcW w:type="dxa" w:w="1170"/>
+            <w:tcW w:type="dxa" w:w="1040"/>
+            <w:tcBorders>
+              <w:top w:val="nil"/>
+              <w:left w:val="nil"/>
+              <w:bottom w:val="nil"/>
+              <w:right w:val="nil"/>
+            </w:tcBorders>
           </w:tcPr>
           <w:p>
             <w:pPr>
-              <w:spacing w:after="40" w:before="40" w:line="240" w:lineRule="auto"/>
+              <w:spacing w:after="20" w:before="20" w:line="240" w:lineRule="auto"/>
+              <w:jc w:val="left"/>
             </w:pPr>
             <w:r>
               <w:rPr>
@@ -3065,11 +3887,18 @@
         </w:tc>
         <w:tc>
           <w:tcPr>
-            <w:tcW w:type="dxa" w:w="1170"/>
+            <w:tcW w:type="dxa" w:w="1040"/>
+            <w:tcBorders>
+              <w:top w:val="nil"/>
+              <w:left w:val="nil"/>
+              <w:bottom w:val="nil"/>
+              <w:right w:val="nil"/>
+            </w:tcBorders>
           </w:tcPr>
           <w:p>
             <w:pPr>
-              <w:spacing w:after="40" w:before="40" w:line="240" w:lineRule="auto"/>
+              <w:spacing w:after="20" w:before="20" w:line="240" w:lineRule="auto"/>
+              <w:jc w:val="center"/>
             </w:pPr>
             <w:r>
               <w:rPr>
@@ -3078,17 +3907,24 @@
                 <w:i w:val="0"/>
                 <w:sz w:val="18"/>
               </w:rPr>
-              <w:t>65.72 (5.60)</w:t>
+              <w:t>65.72</w:t>
             </w:r>
           </w:p>
         </w:tc>
         <w:tc>
           <w:tcPr>
-            <w:tcW w:type="dxa" w:w="1170"/>
+            <w:tcW w:type="dxa" w:w="1040"/>
+            <w:tcBorders>
+              <w:top w:val="nil"/>
+              <w:left w:val="nil"/>
+              <w:bottom w:val="nil"/>
+              <w:right w:val="nil"/>
+            </w:tcBorders>
           </w:tcPr>
           <w:p>
             <w:pPr>
-              <w:spacing w:after="40" w:before="40" w:line="240" w:lineRule="auto"/>
+              <w:spacing w:after="20" w:before="20" w:line="240" w:lineRule="auto"/>
+              <w:jc w:val="center"/>
             </w:pPr>
             <w:r>
               <w:rPr>
@@ -3097,17 +3933,24 @@
                 <w:i w:val="0"/>
                 <w:sz w:val="18"/>
               </w:rPr>
-              <w:t>60.62 (6.33)</w:t>
+              <w:t>5.60</w:t>
             </w:r>
           </w:p>
         </w:tc>
         <w:tc>
           <w:tcPr>
-            <w:tcW w:type="dxa" w:w="1170"/>
+            <w:tcW w:type="dxa" w:w="1040"/>
+            <w:tcBorders>
+              <w:top w:val="nil"/>
+              <w:left w:val="nil"/>
+              <w:bottom w:val="nil"/>
+              <w:right w:val="nil"/>
+            </w:tcBorders>
           </w:tcPr>
           <w:p>
             <w:pPr>
-              <w:spacing w:after="40" w:before="40" w:line="240" w:lineRule="auto"/>
+              <w:spacing w:after="20" w:before="20" w:line="240" w:lineRule="auto"/>
+              <w:jc w:val="center"/>
             </w:pPr>
             <w:r>
               <w:rPr>
@@ -3116,17 +3959,76 @@
                 <w:i w:val="0"/>
                 <w:sz w:val="18"/>
               </w:rPr>
-              <w:t>5.10</w:t>
+              <w:t>60.62</w:t>
             </w:r>
           </w:p>
         </w:tc>
         <w:tc>
           <w:tcPr>
-            <w:tcW w:type="dxa" w:w="1170"/>
+            <w:tcW w:type="dxa" w:w="1040"/>
+            <w:tcBorders>
+              <w:top w:val="nil"/>
+              <w:left w:val="nil"/>
+              <w:bottom w:val="nil"/>
+              <w:right w:val="nil"/>
+            </w:tcBorders>
           </w:tcPr>
           <w:p>
             <w:pPr>
-              <w:spacing w:after="40" w:before="40" w:line="240" w:lineRule="auto"/>
+              <w:spacing w:after="20" w:before="20" w:line="240" w:lineRule="auto"/>
+              <w:jc w:val="center"/>
+            </w:pPr>
+            <w:r>
+              <w:rPr>
+                <w:rFonts w:ascii="Times New Roman" w:hAnsi="Times New Roman" w:eastAsia="Times New Roman"/>
+                <w:b w:val="0"/>
+                <w:i w:val="0"/>
+                <w:sz w:val="18"/>
+              </w:rPr>
+              <w:t>6.33</w:t>
+            </w:r>
+          </w:p>
+        </w:tc>
+        <w:tc>
+          <w:tcPr>
+            <w:tcW w:type="dxa" w:w="1040"/>
+            <w:tcBorders>
+              <w:top w:val="nil"/>
+              <w:left w:val="nil"/>
+              <w:bottom w:val="nil"/>
+              <w:right w:val="nil"/>
+            </w:tcBorders>
+          </w:tcPr>
+          <w:p>
+            <w:pPr>
+              <w:spacing w:after="20" w:before="20" w:line="240" w:lineRule="auto"/>
+              <w:jc w:val="center"/>
+            </w:pPr>
+            <w:r>
+              <w:rPr>
+                <w:rFonts w:ascii="Times New Roman" w:hAnsi="Times New Roman" w:eastAsia="Times New Roman"/>
+                <w:b w:val="0"/>
+                <w:i w:val="0"/>
+                <w:sz w:val="18"/>
+              </w:rPr>
+              <w:t>5.10***</w:t>
+            </w:r>
+          </w:p>
+        </w:tc>
+        <w:tc>
+          <w:tcPr>
+            <w:tcW w:type="dxa" w:w="1040"/>
+            <w:tcBorders>
+              <w:top w:val="nil"/>
+              <w:left w:val="nil"/>
+              <w:bottom w:val="nil"/>
+              <w:right w:val="nil"/>
+            </w:tcBorders>
+          </w:tcPr>
+          <w:p>
+            <w:pPr>
+              <w:spacing w:after="20" w:before="20" w:line="240" w:lineRule="auto"/>
+              <w:jc w:val="center"/>
             </w:pPr>
             <w:r>
               <w:rPr>
@@ -3141,11 +4043,18 @@
         </w:tc>
         <w:tc>
           <w:tcPr>
-            <w:tcW w:type="dxa" w:w="1170"/>
+            <w:tcW w:type="dxa" w:w="1040"/>
+            <w:tcBorders>
+              <w:top w:val="nil"/>
+              <w:left w:val="nil"/>
+              <w:bottom w:val="nil"/>
+              <w:right w:val="nil"/>
+            </w:tcBorders>
           </w:tcPr>
           <w:p>
             <w:pPr>
-              <w:spacing w:after="40" w:before="40" w:line="240" w:lineRule="auto"/>
+              <w:spacing w:after="20" w:before="20" w:line="240" w:lineRule="auto"/>
+              <w:jc w:val="center"/>
             </w:pPr>
             <w:r>
               <w:rPr>
@@ -3160,30 +4069,18 @@
         </w:tc>
         <w:tc>
           <w:tcPr>
-            <w:tcW w:type="dxa" w:w="1170"/>
+            <w:tcW w:type="dxa" w:w="1040"/>
+            <w:tcBorders>
+              <w:top w:val="nil"/>
+              <w:left w:val="nil"/>
+              <w:bottom w:val="nil"/>
+              <w:right w:val="nil"/>
+            </w:tcBorders>
           </w:tcPr>
           <w:p>
             <w:pPr>
-              <w:spacing w:after="40" w:before="40" w:line="240" w:lineRule="auto"/>
-            </w:pPr>
-            <w:r>
-              <w:rPr>
-                <w:rFonts w:ascii="Times New Roman" w:hAnsi="Times New Roman" w:eastAsia="Times New Roman"/>
-                <w:b w:val="0"/>
-                <w:i w:val="0"/>
-                <w:sz w:val="18"/>
-              </w:rPr>
-              <w:t>&lt;.001</w:t>
-            </w:r>
-          </w:p>
-        </w:tc>
-        <w:tc>
-          <w:tcPr>
-            <w:tcW w:type="dxa" w:w="1170"/>
-          </w:tcPr>
-          <w:p>
-            <w:pPr>
-              <w:spacing w:after="40" w:before="40" w:line="240" w:lineRule="auto"/>
+              <w:spacing w:after="20" w:before="20" w:line="240" w:lineRule="auto"/>
+              <w:jc w:val="center"/>
             </w:pPr>
             <w:r>
               <w:rPr>
@@ -3200,11 +4097,18 @@
       <w:tr>
         <w:tc>
           <w:tcPr>
-            <w:tcW w:type="dxa" w:w="1170"/>
+            <w:tcW w:type="dxa" w:w="1040"/>
+            <w:tcBorders>
+              <w:top w:val="nil"/>
+              <w:left w:val="nil"/>
+              <w:bottom w:val="single" w:sz="12" w:space="0" w:color="000000"/>
+              <w:right w:val="nil"/>
+            </w:tcBorders>
           </w:tcPr>
           <w:p>
             <w:pPr>
-              <w:spacing w:after="40" w:before="40" w:line="240" w:lineRule="auto"/>
+              <w:spacing w:after="20" w:before="20" w:line="240" w:lineRule="auto"/>
+              <w:jc w:val="left"/>
             </w:pPr>
             <w:r>
               <w:rPr>
@@ -3219,11 +4123,18 @@
         </w:tc>
         <w:tc>
           <w:tcPr>
-            <w:tcW w:type="dxa" w:w="1170"/>
+            <w:tcW w:type="dxa" w:w="1040"/>
+            <w:tcBorders>
+              <w:top w:val="nil"/>
+              <w:left w:val="nil"/>
+              <w:bottom w:val="single" w:sz="12" w:space="0" w:color="000000"/>
+              <w:right w:val="nil"/>
+            </w:tcBorders>
           </w:tcPr>
           <w:p>
             <w:pPr>
-              <w:spacing w:after="40" w:before="40" w:line="240" w:lineRule="auto"/>
+              <w:spacing w:after="20" w:before="20" w:line="240" w:lineRule="auto"/>
+              <w:jc w:val="center"/>
             </w:pPr>
             <w:r>
               <w:rPr>
@@ -3232,17 +4143,24 @@
                 <w:i w:val="0"/>
                 <w:sz w:val="18"/>
               </w:rPr>
-              <w:t>66.79 (4.61)</w:t>
+              <w:t>66.79</w:t>
             </w:r>
           </w:p>
         </w:tc>
         <w:tc>
           <w:tcPr>
-            <w:tcW w:type="dxa" w:w="1170"/>
+            <w:tcW w:type="dxa" w:w="1040"/>
+            <w:tcBorders>
+              <w:top w:val="nil"/>
+              <w:left w:val="nil"/>
+              <w:bottom w:val="single" w:sz="12" w:space="0" w:color="000000"/>
+              <w:right w:val="nil"/>
+            </w:tcBorders>
           </w:tcPr>
           <w:p>
             <w:pPr>
-              <w:spacing w:after="40" w:before="40" w:line="240" w:lineRule="auto"/>
+              <w:spacing w:after="20" w:before="20" w:line="240" w:lineRule="auto"/>
+              <w:jc w:val="center"/>
             </w:pPr>
             <w:r>
               <w:rPr>
@@ -3251,17 +4169,24 @@
                 <w:i w:val="0"/>
                 <w:sz w:val="18"/>
               </w:rPr>
-              <w:t>64.81 (4.89)</w:t>
+              <w:t>4.61</w:t>
             </w:r>
           </w:p>
         </w:tc>
         <w:tc>
           <w:tcPr>
-            <w:tcW w:type="dxa" w:w="1170"/>
+            <w:tcW w:type="dxa" w:w="1040"/>
+            <w:tcBorders>
+              <w:top w:val="nil"/>
+              <w:left w:val="nil"/>
+              <w:bottom w:val="single" w:sz="12" w:space="0" w:color="000000"/>
+              <w:right w:val="nil"/>
+            </w:tcBorders>
           </w:tcPr>
           <w:p>
             <w:pPr>
-              <w:spacing w:after="40" w:before="40" w:line="240" w:lineRule="auto"/>
+              <w:spacing w:after="20" w:before="20" w:line="240" w:lineRule="auto"/>
+              <w:jc w:val="center"/>
             </w:pPr>
             <w:r>
               <w:rPr>
@@ -3270,17 +4195,76 @@
                 <w:i w:val="0"/>
                 <w:sz w:val="18"/>
               </w:rPr>
-              <w:t>1.97</w:t>
+              <w:t>64.81</w:t>
             </w:r>
           </w:p>
         </w:tc>
         <w:tc>
           <w:tcPr>
-            <w:tcW w:type="dxa" w:w="1170"/>
+            <w:tcW w:type="dxa" w:w="1040"/>
+            <w:tcBorders>
+              <w:top w:val="nil"/>
+              <w:left w:val="nil"/>
+              <w:bottom w:val="single" w:sz="12" w:space="0" w:color="000000"/>
+              <w:right w:val="nil"/>
+            </w:tcBorders>
           </w:tcPr>
           <w:p>
             <w:pPr>
-              <w:spacing w:after="40" w:before="40" w:line="240" w:lineRule="auto"/>
+              <w:spacing w:after="20" w:before="20" w:line="240" w:lineRule="auto"/>
+              <w:jc w:val="center"/>
+            </w:pPr>
+            <w:r>
+              <w:rPr>
+                <w:rFonts w:ascii="Times New Roman" w:hAnsi="Times New Roman" w:eastAsia="Times New Roman"/>
+                <w:b w:val="0"/>
+                <w:i w:val="0"/>
+                <w:sz w:val="18"/>
+              </w:rPr>
+              <w:t>4.89</w:t>
+            </w:r>
+          </w:p>
+        </w:tc>
+        <w:tc>
+          <w:tcPr>
+            <w:tcW w:type="dxa" w:w="1040"/>
+            <w:tcBorders>
+              <w:top w:val="nil"/>
+              <w:left w:val="nil"/>
+              <w:bottom w:val="single" w:sz="12" w:space="0" w:color="000000"/>
+              <w:right w:val="nil"/>
+            </w:tcBorders>
+          </w:tcPr>
+          <w:p>
+            <w:pPr>
+              <w:spacing w:after="20" w:before="20" w:line="240" w:lineRule="auto"/>
+              <w:jc w:val="center"/>
+            </w:pPr>
+            <w:r>
+              <w:rPr>
+                <w:rFonts w:ascii="Times New Roman" w:hAnsi="Times New Roman" w:eastAsia="Times New Roman"/>
+                <w:b w:val="0"/>
+                <w:i w:val="0"/>
+                <w:sz w:val="18"/>
+              </w:rPr>
+              <w:t>1.97***</w:t>
+            </w:r>
+          </w:p>
+        </w:tc>
+        <w:tc>
+          <w:tcPr>
+            <w:tcW w:type="dxa" w:w="1040"/>
+            <w:tcBorders>
+              <w:top w:val="nil"/>
+              <w:left w:val="nil"/>
+              <w:bottom w:val="single" w:sz="12" w:space="0" w:color="000000"/>
+              <w:right w:val="nil"/>
+            </w:tcBorders>
+          </w:tcPr>
+          <w:p>
+            <w:pPr>
+              <w:spacing w:after="20" w:before="20" w:line="240" w:lineRule="auto"/>
+              <w:jc w:val="center"/>
             </w:pPr>
             <w:r>
               <w:rPr>
@@ -3295,11 +4279,18 @@
         </w:tc>
         <w:tc>
           <w:tcPr>
-            <w:tcW w:type="dxa" w:w="1170"/>
+            <w:tcW w:type="dxa" w:w="1040"/>
+            <w:tcBorders>
+              <w:top w:val="nil"/>
+              <w:left w:val="nil"/>
+              <w:bottom w:val="single" w:sz="12" w:space="0" w:color="000000"/>
+              <w:right w:val="nil"/>
+            </w:tcBorders>
           </w:tcPr>
           <w:p>
             <w:pPr>
-              <w:spacing w:after="40" w:before="40" w:line="240" w:lineRule="auto"/>
+              <w:spacing w:after="20" w:before="20" w:line="240" w:lineRule="auto"/>
+              <w:jc w:val="center"/>
             </w:pPr>
             <w:r>
               <w:rPr>
@@ -3314,30 +4305,18 @@
         </w:tc>
         <w:tc>
           <w:tcPr>
-            <w:tcW w:type="dxa" w:w="1170"/>
+            <w:tcW w:type="dxa" w:w="1040"/>
+            <w:tcBorders>
+              <w:top w:val="nil"/>
+              <w:left w:val="nil"/>
+              <w:bottom w:val="single" w:sz="12" w:space="0" w:color="000000"/>
+              <w:right w:val="nil"/>
+            </w:tcBorders>
           </w:tcPr>
           <w:p>
             <w:pPr>
-              <w:spacing w:after="40" w:before="40" w:line="240" w:lineRule="auto"/>
-            </w:pPr>
-            <w:r>
-              <w:rPr>
-                <w:rFonts w:ascii="Times New Roman" w:hAnsi="Times New Roman" w:eastAsia="Times New Roman"/>
-                <w:b w:val="0"/>
-                <w:i w:val="0"/>
-                <w:sz w:val="18"/>
-              </w:rPr>
-              <w:t>&lt;.001</w:t>
-            </w:r>
-          </w:p>
-        </w:tc>
-        <w:tc>
-          <w:tcPr>
-            <w:tcW w:type="dxa" w:w="1170"/>
-          </w:tcPr>
-          <w:p>
-            <w:pPr>
-              <w:spacing w:after="40" w:before="40" w:line="240" w:lineRule="auto"/>
+              <w:spacing w:after="20" w:before="20" w:line="240" w:lineRule="auto"/>
+              <w:jc w:val="center"/>
             </w:pPr>
             <w:r>
               <w:rPr>
@@ -3354,8 +4333,8 @@
     </w:tbl>
     <w:p>
       <w:pPr>
-        <w:spacing w:after="240" w:line="360" w:lineRule="auto"/>
-        <w:jc w:val="both"/>
+        <w:spacing w:before="40" w:after="200"/>
+        <w:ind w:firstLine="0"/>
       </w:pPr>
       <w:r>
         <w:rPr>
@@ -3364,23 +4343,64 @@
           <w:i/>
           <w:sz w:val="18"/>
         </w:rPr>
-        <w:t>Note. Skill scores are out of 100. The PYP pass threshold was 60/100 (≈ CEFR B1); all completers scored ≥ 60 at pretest. Positive M change = attrition (lower at graduation); negative = gain. d_z = Cohen’s d for paired designs. Written skills (Reading, Writing) show no statistically significant decline and are summarised here rather than in a separate figure.</w:t>
+        <w:t xml:space="preserve">Note. </w:t>
+      </w:r>
+      <w:r>
+        <w:rPr>
+          <w:rFonts w:ascii="Times New Roman" w:hAnsi="Times New Roman" w:eastAsia="Times New Roman"/>
+          <w:b w:val="0"/>
+          <w:i w:val="0"/>
+          <w:sz w:val="18"/>
+        </w:rPr>
+        <w:t>Scores are out of 100. PYP pass threshold = 60 (≈ CEFR B1); all completers scored ≥ 60 at pretest. Mdiff = Pre − Post (positive = attrition; negative = gain). d_z = Cohen’s d for paired designs. 95% CIs for mean differences are reported in the Excel workbook (Paired_pre_post). Wilcoxon signed-rank p values were consistent with the paired t conclusions. *p &lt; .05. **p &lt; .01. ***p &lt; .001.</w:t>
       </w:r>
     </w:p>
     <w:p>
       <w:pPr>
         <w:spacing w:before="200" w:after="80"/>
         <w:ind w:firstLine="0"/>
-        <w:jc w:val="left"/>
       </w:pPr>
       <w:r>
         <w:rPr>
           <w:rFonts w:ascii="Times New Roman" w:hAnsi="Times New Roman" w:eastAsia="Times New Roman"/>
           <w:b/>
+          <w:i w:val="0"/>
+          <w:sz w:val="20"/>
+        </w:rPr>
+        <w:t xml:space="preserve">Figure 1. </w:t>
+      </w:r>
+      <w:r>
+        <w:rPr>
+          <w:rFonts w:ascii="Times New Roman" w:hAnsi="Times New Roman" w:eastAsia="Times New Roman"/>
+          <w:b w:val="0"/>
           <w:i/>
           <w:sz w:val="20"/>
         </w:rPr>
-        <w:t>Figure 1. Mean pre–post change by skill with 95% CI (points on the 0–100 institutional scale; PYP pass threshold = 60)</w:t>
+        <w:t>Mean pre–post change by skill with 95% confidence intervals (points on the 0–100 institutional scale).</w:t>
+      </w:r>
+    </w:p>
+    <w:p>
+      <w:pPr>
+        <w:spacing w:before="40" w:after="200"/>
+        <w:ind w:firstLine="0"/>
+      </w:pPr>
+      <w:r>
+        <w:rPr>
+          <w:rFonts w:ascii="Times New Roman" w:hAnsi="Times New Roman" w:eastAsia="Times New Roman"/>
+          <w:b w:val="0"/>
+          <w:i/>
+          <w:sz w:val="18"/>
+        </w:rPr>
+        <w:t xml:space="preserve">Note. </w:t>
+      </w:r>
+      <w:r>
+        <w:rPr>
+          <w:rFonts w:ascii="Times New Roman" w:hAnsi="Times New Roman" w:eastAsia="Times New Roman"/>
+          <w:b w:val="0"/>
+          <w:i w:val="0"/>
+          <w:sz w:val="18"/>
+        </w:rPr>
+        <w:t>Positive values indicate attrition. Listening and Speaking (oral–aural) decline significantly; Reading and Writing do not. PYP pass threshold = 60. Error bars are 95% CIs for mean differences (Nicol &amp; Pexman, 2010b).</w:t>
       </w:r>
     </w:p>
     <w:p>
@@ -3390,7 +4410,7 @@
       <w:r>
         <w:drawing>
           <wp:inline xmlns:a="http://schemas.openxmlformats.org/drawingml/2006/main" xmlns:pic="http://schemas.openxmlformats.org/drawingml/2006/picture">
-            <wp:extent cx="5486400" cy="3526971"/>
+            <wp:extent cx="5394960" cy="3468189"/>
             <wp:docPr id="1" name="Picture 1"/>
             <wp:cNvGraphicFramePr>
               <a:graphicFrameLocks noChangeAspect="1"/>
@@ -3411,7 +4431,7 @@
                   <pic:spPr>
                     <a:xfrm>
                       <a:off x="0" y="0"/>
-                      <a:ext cx="5486400" cy="3526971"/>
+                      <a:ext cx="5394960" cy="3468189"/>
                     </a:xfrm>
                     <a:prstGeom prst="rect"/>
                   </pic:spPr>
@@ -3424,8 +4444,1171 @@
     </w:p>
     <w:p>
       <w:pPr>
-        <w:spacing w:after="200" w:line="360" w:lineRule="auto"/>
+        <w:pStyle w:val="Heading2"/>
+        <w:spacing w:before="280" w:after="160"/>
+      </w:pPr>
+      <w:r>
+        <w:rPr>
+          <w:rFonts w:ascii="Times New Roman" w:hAnsi="Times New Roman" w:eastAsia="Times New Roman"/>
+          <w:b/>
+          <w:i w:val="0"/>
+          <w:color w:val="1F4E79"/>
+          <w:sz w:val="24"/>
+        </w:rPr>
+        <w:t>Inaccuracy of lecturer expectancy (RQ2)</w:t>
+      </w:r>
+    </w:p>
+    <w:p>
+      <w:pPr>
+        <w:spacing w:after="160" w:line="360" w:lineRule="auto"/>
+        <w:ind w:firstLine="720"/>
         <w:jc w:val="both"/>
+      </w:pPr>
+      <w:r>
+        <w:rPr>
+          <w:rFonts w:ascii="Times New Roman" w:hAnsi="Times New Roman" w:eastAsia="Times New Roman"/>
+          <w:b w:val="0"/>
+          <w:i w:val="0"/>
+          <w:sz w:val="22"/>
+        </w:rPr>
+        <w:t>Content lecturers systematically underestimated students’ English relative to the institutional PYP-exit measure. Mean actual Pre_Overall was 66.79, whereas mean lecturer estimate was 57.75; the mean underrating gap was 9.03 points on the 0–100 scale, t(119) = 29.42, p &lt;.001, d_z = 2.69. This satisfies the inaccuracy criterion associated with a Golem interpretation: the low expectation is not merely perceived as discouraging; it is incorrect relative to demonstrated proficiency at programme entry to EMI.</w:t>
+      </w:r>
+    </w:p>
+    <w:p>
+      <w:pPr>
+        <w:pStyle w:val="Heading2"/>
+        <w:spacing w:before="280" w:after="160"/>
+      </w:pPr>
+      <w:r>
+        <w:rPr>
+          <w:rFonts w:ascii="Times New Roman" w:hAnsi="Times New Roman" w:eastAsia="Times New Roman"/>
+          <w:b/>
+          <w:i w:val="0"/>
+          <w:color w:val="1F4E79"/>
+          <w:sz w:val="24"/>
+        </w:rPr>
+        <w:t>Associations with Speaking attrition (RQ3)</w:t>
+      </w:r>
+    </w:p>
+    <w:p>
+      <w:pPr>
+        <w:spacing w:after="160" w:line="360" w:lineRule="auto"/>
+        <w:ind w:firstLine="720"/>
+        <w:jc w:val="both"/>
+      </w:pPr>
+      <w:r>
+        <w:rPr>
+          <w:rFonts w:ascii="Times New Roman" w:hAnsi="Times New Roman" w:eastAsia="Times New Roman"/>
+          <w:b w:val="0"/>
+          <w:i w:val="0"/>
+          <w:sz w:val="22"/>
+        </w:rPr>
+        <w:t>Speaking decline correlated positively with the underrating gap (r = 0.603, p &lt;.001), translanguaging exposure (r = 0.732, p &lt;.001), and perceived underrating (r = 0.463, p &lt;.001). It correlated negatively with WTC (r = -0.505, p &lt;.001) and self-efficacy (r = -0.412, p &lt;.001). Lecturer EAP limitation was a weaker bivariate correlate (r = 0.461, p &lt;.001).</w:t>
+      </w:r>
+    </w:p>
+    <w:p>
+      <w:pPr>
+        <w:spacing w:before="240" w:after="0"/>
+        <w:ind w:firstLine="0"/>
+      </w:pPr>
+      <w:r>
+        <w:rPr>
+          <w:rFonts w:ascii="Times New Roman" w:hAnsi="Times New Roman" w:eastAsia="Times New Roman"/>
+          <w:b/>
+          <w:i w:val="0"/>
+          <w:sz w:val="22"/>
+        </w:rPr>
+        <w:t>Table 3</w:t>
+      </w:r>
+    </w:p>
+    <w:p>
+      <w:pPr>
+        <w:spacing w:before="0" w:after="120"/>
+        <w:ind w:firstLine="0"/>
+      </w:pPr>
+      <w:r>
+        <w:rPr>
+          <w:rFonts w:ascii="Times New Roman" w:hAnsi="Times New Roman" w:eastAsia="Times New Roman"/>
+          <w:b w:val="0"/>
+          <w:i/>
+          <w:sz w:val="22"/>
+        </w:rPr>
+        <w:t>Means, Standard Deviations, and Correlations of Predictors With Decline_Speaking</w:t>
+      </w:r>
+    </w:p>
+    <w:tbl>
+      <w:tblPr>
+        <w:tblW w:type="auto" w:w="0"/>
+        <w:tblLook w:firstColumn="1" w:firstRow="1" w:lastColumn="0" w:lastRow="0" w:noHBand="0" w:noVBand="1" w:val="04A0"/>
+      </w:tblPr>
+      <w:tblGrid>
+        <w:gridCol w:w="1872"/>
+        <w:gridCol w:w="1872"/>
+        <w:gridCol w:w="1872"/>
+        <w:gridCol w:w="1872"/>
+        <w:gridCol w:w="1872"/>
+      </w:tblGrid>
+      <w:tr>
+        <w:tc>
+          <w:tcPr>
+            <w:tcW w:type="dxa" w:w="1872"/>
+            <w:tcBorders>
+              <w:top w:val="single" w:sz="12" w:space="0" w:color="000000"/>
+              <w:left w:val="nil"/>
+              <w:bottom w:val="single" w:sz="8" w:space="0" w:color="000000"/>
+              <w:right w:val="nil"/>
+            </w:tcBorders>
+          </w:tcPr>
+          <w:p>
+            <w:pPr>
+              <w:spacing w:after="20" w:before="20" w:line="240" w:lineRule="auto"/>
+              <w:jc w:val="left"/>
+            </w:pPr>
+            <w:r>
+              <w:rPr>
+                <w:rFonts w:ascii="Times New Roman" w:hAnsi="Times New Roman" w:eastAsia="Times New Roman"/>
+                <w:b/>
+                <w:i w:val="0"/>
+                <w:sz w:val="18"/>
+              </w:rPr>
+              <w:t>Variable</w:t>
+            </w:r>
+          </w:p>
+        </w:tc>
+        <w:tc>
+          <w:tcPr>
+            <w:tcW w:type="dxa" w:w="1872"/>
+            <w:tcBorders>
+              <w:top w:val="single" w:sz="12" w:space="0" w:color="000000"/>
+              <w:left w:val="nil"/>
+              <w:bottom w:val="single" w:sz="8" w:space="0" w:color="000000"/>
+              <w:right w:val="nil"/>
+            </w:tcBorders>
+          </w:tcPr>
+          <w:p>
+            <w:pPr>
+              <w:spacing w:after="20" w:before="20" w:line="240" w:lineRule="auto"/>
+              <w:jc w:val="center"/>
+            </w:pPr>
+            <w:r>
+              <w:rPr>
+                <w:rFonts w:ascii="Times New Roman" w:hAnsi="Times New Roman" w:eastAsia="Times New Roman"/>
+                <w:b/>
+                <w:i w:val="0"/>
+                <w:sz w:val="18"/>
+              </w:rPr>
+              <w:t>M</w:t>
+            </w:r>
+          </w:p>
+        </w:tc>
+        <w:tc>
+          <w:tcPr>
+            <w:tcW w:type="dxa" w:w="1872"/>
+            <w:tcBorders>
+              <w:top w:val="single" w:sz="12" w:space="0" w:color="000000"/>
+              <w:left w:val="nil"/>
+              <w:bottom w:val="single" w:sz="8" w:space="0" w:color="000000"/>
+              <w:right w:val="nil"/>
+            </w:tcBorders>
+          </w:tcPr>
+          <w:p>
+            <w:pPr>
+              <w:spacing w:after="20" w:before="20" w:line="240" w:lineRule="auto"/>
+              <w:jc w:val="center"/>
+            </w:pPr>
+            <w:r>
+              <w:rPr>
+                <w:rFonts w:ascii="Times New Roman" w:hAnsi="Times New Roman" w:eastAsia="Times New Roman"/>
+                <w:b/>
+                <w:i w:val="0"/>
+                <w:sz w:val="18"/>
+              </w:rPr>
+              <w:t>SD</w:t>
+            </w:r>
+          </w:p>
+        </w:tc>
+        <w:tc>
+          <w:tcPr>
+            <w:tcW w:type="dxa" w:w="1872"/>
+            <w:tcBorders>
+              <w:top w:val="single" w:sz="12" w:space="0" w:color="000000"/>
+              <w:left w:val="nil"/>
+              <w:bottom w:val="single" w:sz="8" w:space="0" w:color="000000"/>
+              <w:right w:val="nil"/>
+            </w:tcBorders>
+          </w:tcPr>
+          <w:p>
+            <w:pPr>
+              <w:spacing w:after="20" w:before="20" w:line="240" w:lineRule="auto"/>
+              <w:jc w:val="center"/>
+            </w:pPr>
+            <w:r>
+              <w:rPr>
+                <w:rFonts w:ascii="Times New Roman" w:hAnsi="Times New Roman" w:eastAsia="Times New Roman"/>
+                <w:b/>
+                <w:i w:val="0"/>
+                <w:sz w:val="18"/>
+              </w:rPr>
+              <w:t>r with Decline_Speaking</w:t>
+            </w:r>
+          </w:p>
+        </w:tc>
+        <w:tc>
+          <w:tcPr>
+            <w:tcW w:type="dxa" w:w="1872"/>
+            <w:tcBorders>
+              <w:top w:val="single" w:sz="12" w:space="0" w:color="000000"/>
+              <w:left w:val="nil"/>
+              <w:bottom w:val="single" w:sz="8" w:space="0" w:color="000000"/>
+              <w:right w:val="nil"/>
+            </w:tcBorders>
+          </w:tcPr>
+          <w:p>
+            <w:pPr>
+              <w:spacing w:after="20" w:before="20" w:line="240" w:lineRule="auto"/>
+              <w:jc w:val="center"/>
+            </w:pPr>
+            <w:r>
+              <w:rPr>
+                <w:rFonts w:ascii="Times New Roman" w:hAnsi="Times New Roman" w:eastAsia="Times New Roman"/>
+                <w:b/>
+                <w:i w:val="0"/>
+                <w:sz w:val="18"/>
+              </w:rPr>
+              <w:t>p</w:t>
+            </w:r>
+          </w:p>
+        </w:tc>
+      </w:tr>
+      <w:tr>
+        <w:tc>
+          <w:tcPr>
+            <w:tcW w:type="dxa" w:w="1872"/>
+            <w:tcBorders>
+              <w:top w:val="single" w:sz="8" w:space="0" w:color="000000"/>
+              <w:left w:val="nil"/>
+              <w:bottom w:val="nil"/>
+              <w:right w:val="nil"/>
+            </w:tcBorders>
+          </w:tcPr>
+          <w:p>
+            <w:pPr>
+              <w:spacing w:after="20" w:before="20" w:line="240" w:lineRule="auto"/>
+              <w:jc w:val="left"/>
+            </w:pPr>
+            <w:r>
+              <w:rPr>
+                <w:rFonts w:ascii="Times New Roman" w:hAnsi="Times New Roman" w:eastAsia="Times New Roman"/>
+                <w:b w:val="0"/>
+                <w:i w:val="0"/>
+                <w:sz w:val="18"/>
+              </w:rPr>
+              <w:t>Decline_Speaking (outcome)</w:t>
+            </w:r>
+          </w:p>
+        </w:tc>
+        <w:tc>
+          <w:tcPr>
+            <w:tcW w:type="dxa" w:w="1872"/>
+            <w:tcBorders>
+              <w:top w:val="single" w:sz="8" w:space="0" w:color="000000"/>
+              <w:left w:val="nil"/>
+              <w:bottom w:val="nil"/>
+              <w:right w:val="nil"/>
+            </w:tcBorders>
+          </w:tcPr>
+          <w:p>
+            <w:pPr>
+              <w:spacing w:after="20" w:before="20" w:line="240" w:lineRule="auto"/>
+              <w:jc w:val="center"/>
+            </w:pPr>
+            <w:r>
+              <w:rPr>
+                <w:rFonts w:ascii="Times New Roman" w:hAnsi="Times New Roman" w:eastAsia="Times New Roman"/>
+                <w:b w:val="0"/>
+                <w:i w:val="0"/>
+                <w:sz w:val="18"/>
+              </w:rPr>
+              <w:t>5.10</w:t>
+            </w:r>
+          </w:p>
+        </w:tc>
+        <w:tc>
+          <w:tcPr>
+            <w:tcW w:type="dxa" w:w="1872"/>
+            <w:tcBorders>
+              <w:top w:val="single" w:sz="8" w:space="0" w:color="000000"/>
+              <w:left w:val="nil"/>
+              <w:bottom w:val="nil"/>
+              <w:right w:val="nil"/>
+            </w:tcBorders>
+          </w:tcPr>
+          <w:p>
+            <w:pPr>
+              <w:spacing w:after="20" w:before="20" w:line="240" w:lineRule="auto"/>
+              <w:jc w:val="center"/>
+            </w:pPr>
+            <w:r>
+              <w:rPr>
+                <w:rFonts w:ascii="Times New Roman" w:hAnsi="Times New Roman" w:eastAsia="Times New Roman"/>
+                <w:b w:val="0"/>
+                <w:i w:val="0"/>
+                <w:sz w:val="18"/>
+              </w:rPr>
+              <w:t>4.57</w:t>
+            </w:r>
+          </w:p>
+        </w:tc>
+        <w:tc>
+          <w:tcPr>
+            <w:tcW w:type="dxa" w:w="1872"/>
+            <w:tcBorders>
+              <w:top w:val="single" w:sz="8" w:space="0" w:color="000000"/>
+              <w:left w:val="nil"/>
+              <w:bottom w:val="nil"/>
+              <w:right w:val="nil"/>
+            </w:tcBorders>
+          </w:tcPr>
+          <w:p>
+            <w:pPr>
+              <w:spacing w:after="20" w:before="20" w:line="240" w:lineRule="auto"/>
+              <w:jc w:val="center"/>
+            </w:pPr>
+            <w:r>
+              <w:rPr>
+                <w:rFonts w:ascii="Times New Roman" w:hAnsi="Times New Roman" w:eastAsia="Times New Roman"/>
+                <w:b w:val="0"/>
+                <w:i w:val="0"/>
+                <w:sz w:val="18"/>
+              </w:rPr>
+              <w:t>—</w:t>
+            </w:r>
+          </w:p>
+        </w:tc>
+        <w:tc>
+          <w:tcPr>
+            <w:tcW w:type="dxa" w:w="1872"/>
+            <w:tcBorders>
+              <w:top w:val="single" w:sz="8" w:space="0" w:color="000000"/>
+              <w:left w:val="nil"/>
+              <w:bottom w:val="nil"/>
+              <w:right w:val="nil"/>
+            </w:tcBorders>
+          </w:tcPr>
+          <w:p>
+            <w:pPr>
+              <w:spacing w:after="20" w:before="20" w:line="240" w:lineRule="auto"/>
+              <w:jc w:val="center"/>
+            </w:pPr>
+            <w:r>
+              <w:rPr>
+                <w:rFonts w:ascii="Times New Roman" w:hAnsi="Times New Roman" w:eastAsia="Times New Roman"/>
+                <w:b w:val="0"/>
+                <w:i w:val="0"/>
+                <w:sz w:val="18"/>
+              </w:rPr>
+              <w:t>—</w:t>
+            </w:r>
+          </w:p>
+        </w:tc>
+      </w:tr>
+      <w:tr>
+        <w:tc>
+          <w:tcPr>
+            <w:tcW w:type="dxa" w:w="1872"/>
+            <w:tcBorders>
+              <w:top w:val="nil"/>
+              <w:left w:val="nil"/>
+              <w:bottom w:val="nil"/>
+              <w:right w:val="nil"/>
+            </w:tcBorders>
+          </w:tcPr>
+          <w:p>
+            <w:pPr>
+              <w:spacing w:after="20" w:before="20" w:line="240" w:lineRule="auto"/>
+              <w:jc w:val="left"/>
+            </w:pPr>
+            <w:r>
+              <w:rPr>
+                <w:rFonts w:ascii="Times New Roman" w:hAnsi="Times New Roman" w:eastAsia="Times New Roman"/>
+                <w:b w:val="0"/>
+                <w:i w:val="0"/>
+                <w:sz w:val="18"/>
+              </w:rPr>
+              <w:t>Underrating_Gap</w:t>
+            </w:r>
+          </w:p>
+        </w:tc>
+        <w:tc>
+          <w:tcPr>
+            <w:tcW w:type="dxa" w:w="1872"/>
+            <w:tcBorders>
+              <w:top w:val="nil"/>
+              <w:left w:val="nil"/>
+              <w:bottom w:val="nil"/>
+              <w:right w:val="nil"/>
+            </w:tcBorders>
+          </w:tcPr>
+          <w:p>
+            <w:pPr>
+              <w:spacing w:after="20" w:before="20" w:line="240" w:lineRule="auto"/>
+              <w:jc w:val="center"/>
+            </w:pPr>
+            <w:r>
+              <w:rPr>
+                <w:rFonts w:ascii="Times New Roman" w:hAnsi="Times New Roman" w:eastAsia="Times New Roman"/>
+                <w:b w:val="0"/>
+                <w:i w:val="0"/>
+                <w:sz w:val="18"/>
+              </w:rPr>
+              <w:t>9.03</w:t>
+            </w:r>
+          </w:p>
+        </w:tc>
+        <w:tc>
+          <w:tcPr>
+            <w:tcW w:type="dxa" w:w="1872"/>
+            <w:tcBorders>
+              <w:top w:val="nil"/>
+              <w:left w:val="nil"/>
+              <w:bottom w:val="nil"/>
+              <w:right w:val="nil"/>
+            </w:tcBorders>
+          </w:tcPr>
+          <w:p>
+            <w:pPr>
+              <w:spacing w:after="20" w:before="20" w:line="240" w:lineRule="auto"/>
+              <w:jc w:val="center"/>
+            </w:pPr>
+            <w:r>
+              <w:rPr>
+                <w:rFonts w:ascii="Times New Roman" w:hAnsi="Times New Roman" w:eastAsia="Times New Roman"/>
+                <w:b w:val="0"/>
+                <w:i w:val="0"/>
+                <w:sz w:val="18"/>
+              </w:rPr>
+              <w:t>3.36</w:t>
+            </w:r>
+          </w:p>
+        </w:tc>
+        <w:tc>
+          <w:tcPr>
+            <w:tcW w:type="dxa" w:w="1872"/>
+            <w:tcBorders>
+              <w:top w:val="nil"/>
+              <w:left w:val="nil"/>
+              <w:bottom w:val="nil"/>
+              <w:right w:val="nil"/>
+            </w:tcBorders>
+          </w:tcPr>
+          <w:p>
+            <w:pPr>
+              <w:spacing w:after="20" w:before="20" w:line="240" w:lineRule="auto"/>
+              <w:jc w:val="center"/>
+            </w:pPr>
+            <w:r>
+              <w:rPr>
+                <w:rFonts w:ascii="Times New Roman" w:hAnsi="Times New Roman" w:eastAsia="Times New Roman"/>
+                <w:b w:val="0"/>
+                <w:i w:val="0"/>
+                <w:sz w:val="18"/>
+              </w:rPr>
+              <w:t>0.603***</w:t>
+            </w:r>
+          </w:p>
+        </w:tc>
+        <w:tc>
+          <w:tcPr>
+            <w:tcW w:type="dxa" w:w="1872"/>
+            <w:tcBorders>
+              <w:top w:val="nil"/>
+              <w:left w:val="nil"/>
+              <w:bottom w:val="nil"/>
+              <w:right w:val="nil"/>
+            </w:tcBorders>
+          </w:tcPr>
+          <w:p>
+            <w:pPr>
+              <w:spacing w:after="20" w:before="20" w:line="240" w:lineRule="auto"/>
+              <w:jc w:val="center"/>
+            </w:pPr>
+            <w:r>
+              <w:rPr>
+                <w:rFonts w:ascii="Times New Roman" w:hAnsi="Times New Roman" w:eastAsia="Times New Roman"/>
+                <w:b w:val="0"/>
+                <w:i w:val="0"/>
+                <w:sz w:val="18"/>
+              </w:rPr>
+              <w:t>&lt;.001</w:t>
+            </w:r>
+          </w:p>
+        </w:tc>
+      </w:tr>
+      <w:tr>
+        <w:tc>
+          <w:tcPr>
+            <w:tcW w:type="dxa" w:w="1872"/>
+            <w:tcBorders>
+              <w:top w:val="nil"/>
+              <w:left w:val="nil"/>
+              <w:bottom w:val="nil"/>
+              <w:right w:val="nil"/>
+            </w:tcBorders>
+          </w:tcPr>
+          <w:p>
+            <w:pPr>
+              <w:spacing w:after="20" w:before="20" w:line="240" w:lineRule="auto"/>
+              <w:jc w:val="left"/>
+            </w:pPr>
+            <w:r>
+              <w:rPr>
+                <w:rFonts w:ascii="Times New Roman" w:hAnsi="Times New Roman" w:eastAsia="Times New Roman"/>
+                <w:b w:val="0"/>
+                <w:i w:val="0"/>
+                <w:sz w:val="18"/>
+              </w:rPr>
+              <w:t>TL_percent</w:t>
+            </w:r>
+          </w:p>
+        </w:tc>
+        <w:tc>
+          <w:tcPr>
+            <w:tcW w:type="dxa" w:w="1872"/>
+            <w:tcBorders>
+              <w:top w:val="nil"/>
+              <w:left w:val="nil"/>
+              <w:bottom w:val="nil"/>
+              <w:right w:val="nil"/>
+            </w:tcBorders>
+          </w:tcPr>
+          <w:p>
+            <w:pPr>
+              <w:spacing w:after="20" w:before="20" w:line="240" w:lineRule="auto"/>
+              <w:jc w:val="center"/>
+            </w:pPr>
+            <w:r>
+              <w:rPr>
+                <w:rFonts w:ascii="Times New Roman" w:hAnsi="Times New Roman" w:eastAsia="Times New Roman"/>
+                <w:b w:val="0"/>
+                <w:i w:val="0"/>
+                <w:sz w:val="18"/>
+              </w:rPr>
+              <w:t>36.53</w:t>
+            </w:r>
+          </w:p>
+        </w:tc>
+        <w:tc>
+          <w:tcPr>
+            <w:tcW w:type="dxa" w:w="1872"/>
+            <w:tcBorders>
+              <w:top w:val="nil"/>
+              <w:left w:val="nil"/>
+              <w:bottom w:val="nil"/>
+              <w:right w:val="nil"/>
+            </w:tcBorders>
+          </w:tcPr>
+          <w:p>
+            <w:pPr>
+              <w:spacing w:after="20" w:before="20" w:line="240" w:lineRule="auto"/>
+              <w:jc w:val="center"/>
+            </w:pPr>
+            <w:r>
+              <w:rPr>
+                <w:rFonts w:ascii="Times New Roman" w:hAnsi="Times New Roman" w:eastAsia="Times New Roman"/>
+                <w:b w:val="0"/>
+                <w:i w:val="0"/>
+                <w:sz w:val="18"/>
+              </w:rPr>
+              <w:t>13.02</w:t>
+            </w:r>
+          </w:p>
+        </w:tc>
+        <w:tc>
+          <w:tcPr>
+            <w:tcW w:type="dxa" w:w="1872"/>
+            <w:tcBorders>
+              <w:top w:val="nil"/>
+              <w:left w:val="nil"/>
+              <w:bottom w:val="nil"/>
+              <w:right w:val="nil"/>
+            </w:tcBorders>
+          </w:tcPr>
+          <w:p>
+            <w:pPr>
+              <w:spacing w:after="20" w:before="20" w:line="240" w:lineRule="auto"/>
+              <w:jc w:val="center"/>
+            </w:pPr>
+            <w:r>
+              <w:rPr>
+                <w:rFonts w:ascii="Times New Roman" w:hAnsi="Times New Roman" w:eastAsia="Times New Roman"/>
+                <w:b w:val="0"/>
+                <w:i w:val="0"/>
+                <w:sz w:val="18"/>
+              </w:rPr>
+              <w:t>0.732***</w:t>
+            </w:r>
+          </w:p>
+        </w:tc>
+        <w:tc>
+          <w:tcPr>
+            <w:tcW w:type="dxa" w:w="1872"/>
+            <w:tcBorders>
+              <w:top w:val="nil"/>
+              <w:left w:val="nil"/>
+              <w:bottom w:val="nil"/>
+              <w:right w:val="nil"/>
+            </w:tcBorders>
+          </w:tcPr>
+          <w:p>
+            <w:pPr>
+              <w:spacing w:after="20" w:before="20" w:line="240" w:lineRule="auto"/>
+              <w:jc w:val="center"/>
+            </w:pPr>
+            <w:r>
+              <w:rPr>
+                <w:rFonts w:ascii="Times New Roman" w:hAnsi="Times New Roman" w:eastAsia="Times New Roman"/>
+                <w:b w:val="0"/>
+                <w:i w:val="0"/>
+                <w:sz w:val="18"/>
+              </w:rPr>
+              <w:t>&lt;.001</w:t>
+            </w:r>
+          </w:p>
+        </w:tc>
+      </w:tr>
+      <w:tr>
+        <w:tc>
+          <w:tcPr>
+            <w:tcW w:type="dxa" w:w="1872"/>
+            <w:tcBorders>
+              <w:top w:val="nil"/>
+              <w:left w:val="nil"/>
+              <w:bottom w:val="nil"/>
+              <w:right w:val="nil"/>
+            </w:tcBorders>
+          </w:tcPr>
+          <w:p>
+            <w:pPr>
+              <w:spacing w:after="20" w:before="20" w:line="240" w:lineRule="auto"/>
+              <w:jc w:val="left"/>
+            </w:pPr>
+            <w:r>
+              <w:rPr>
+                <w:rFonts w:ascii="Times New Roman" w:hAnsi="Times New Roman" w:eastAsia="Times New Roman"/>
+                <w:b w:val="0"/>
+                <w:i w:val="0"/>
+                <w:sz w:val="18"/>
+              </w:rPr>
+              <w:t>PU_mean</w:t>
+            </w:r>
+          </w:p>
+        </w:tc>
+        <w:tc>
+          <w:tcPr>
+            <w:tcW w:type="dxa" w:w="1872"/>
+            <w:tcBorders>
+              <w:top w:val="nil"/>
+              <w:left w:val="nil"/>
+              <w:bottom w:val="nil"/>
+              <w:right w:val="nil"/>
+            </w:tcBorders>
+          </w:tcPr>
+          <w:p>
+            <w:pPr>
+              <w:spacing w:after="20" w:before="20" w:line="240" w:lineRule="auto"/>
+              <w:jc w:val="center"/>
+            </w:pPr>
+            <w:r>
+              <w:rPr>
+                <w:rFonts w:ascii="Times New Roman" w:hAnsi="Times New Roman" w:eastAsia="Times New Roman"/>
+                <w:b w:val="0"/>
+                <w:i w:val="0"/>
+                <w:sz w:val="18"/>
+              </w:rPr>
+              <w:t>3.11</w:t>
+            </w:r>
+          </w:p>
+        </w:tc>
+        <w:tc>
+          <w:tcPr>
+            <w:tcW w:type="dxa" w:w="1872"/>
+            <w:tcBorders>
+              <w:top w:val="nil"/>
+              <w:left w:val="nil"/>
+              <w:bottom w:val="nil"/>
+              <w:right w:val="nil"/>
+            </w:tcBorders>
+          </w:tcPr>
+          <w:p>
+            <w:pPr>
+              <w:spacing w:after="20" w:before="20" w:line="240" w:lineRule="auto"/>
+              <w:jc w:val="center"/>
+            </w:pPr>
+            <w:r>
+              <w:rPr>
+                <w:rFonts w:ascii="Times New Roman" w:hAnsi="Times New Roman" w:eastAsia="Times New Roman"/>
+                <w:b w:val="0"/>
+                <w:i w:val="0"/>
+                <w:sz w:val="18"/>
+              </w:rPr>
+              <w:t>0.79</w:t>
+            </w:r>
+          </w:p>
+        </w:tc>
+        <w:tc>
+          <w:tcPr>
+            <w:tcW w:type="dxa" w:w="1872"/>
+            <w:tcBorders>
+              <w:top w:val="nil"/>
+              <w:left w:val="nil"/>
+              <w:bottom w:val="nil"/>
+              <w:right w:val="nil"/>
+            </w:tcBorders>
+          </w:tcPr>
+          <w:p>
+            <w:pPr>
+              <w:spacing w:after="20" w:before="20" w:line="240" w:lineRule="auto"/>
+              <w:jc w:val="center"/>
+            </w:pPr>
+            <w:r>
+              <w:rPr>
+                <w:rFonts w:ascii="Times New Roman" w:hAnsi="Times New Roman" w:eastAsia="Times New Roman"/>
+                <w:b w:val="0"/>
+                <w:i w:val="0"/>
+                <w:sz w:val="18"/>
+              </w:rPr>
+              <w:t>0.463***</w:t>
+            </w:r>
+          </w:p>
+        </w:tc>
+        <w:tc>
+          <w:tcPr>
+            <w:tcW w:type="dxa" w:w="1872"/>
+            <w:tcBorders>
+              <w:top w:val="nil"/>
+              <w:left w:val="nil"/>
+              <w:bottom w:val="nil"/>
+              <w:right w:val="nil"/>
+            </w:tcBorders>
+          </w:tcPr>
+          <w:p>
+            <w:pPr>
+              <w:spacing w:after="20" w:before="20" w:line="240" w:lineRule="auto"/>
+              <w:jc w:val="center"/>
+            </w:pPr>
+            <w:r>
+              <w:rPr>
+                <w:rFonts w:ascii="Times New Roman" w:hAnsi="Times New Roman" w:eastAsia="Times New Roman"/>
+                <w:b w:val="0"/>
+                <w:i w:val="0"/>
+                <w:sz w:val="18"/>
+              </w:rPr>
+              <w:t>&lt;.001</w:t>
+            </w:r>
+          </w:p>
+        </w:tc>
+      </w:tr>
+      <w:tr>
+        <w:tc>
+          <w:tcPr>
+            <w:tcW w:type="dxa" w:w="1872"/>
+            <w:tcBorders>
+              <w:top w:val="nil"/>
+              <w:left w:val="nil"/>
+              <w:bottom w:val="nil"/>
+              <w:right w:val="nil"/>
+            </w:tcBorders>
+          </w:tcPr>
+          <w:p>
+            <w:pPr>
+              <w:spacing w:after="20" w:before="20" w:line="240" w:lineRule="auto"/>
+              <w:jc w:val="left"/>
+            </w:pPr>
+            <w:r>
+              <w:rPr>
+                <w:rFonts w:ascii="Times New Roman" w:hAnsi="Times New Roman" w:eastAsia="Times New Roman"/>
+                <w:b w:val="0"/>
+                <w:i w:val="0"/>
+                <w:sz w:val="18"/>
+              </w:rPr>
+              <w:t>EAP_mean</w:t>
+            </w:r>
+          </w:p>
+        </w:tc>
+        <w:tc>
+          <w:tcPr>
+            <w:tcW w:type="dxa" w:w="1872"/>
+            <w:tcBorders>
+              <w:top w:val="nil"/>
+              <w:left w:val="nil"/>
+              <w:bottom w:val="nil"/>
+              <w:right w:val="nil"/>
+            </w:tcBorders>
+          </w:tcPr>
+          <w:p>
+            <w:pPr>
+              <w:spacing w:after="20" w:before="20" w:line="240" w:lineRule="auto"/>
+              <w:jc w:val="center"/>
+            </w:pPr>
+            <w:r>
+              <w:rPr>
+                <w:rFonts w:ascii="Times New Roman" w:hAnsi="Times New Roman" w:eastAsia="Times New Roman"/>
+                <w:b w:val="0"/>
+                <w:i w:val="0"/>
+                <w:sz w:val="18"/>
+              </w:rPr>
+              <w:t>2.86</w:t>
+            </w:r>
+          </w:p>
+        </w:tc>
+        <w:tc>
+          <w:tcPr>
+            <w:tcW w:type="dxa" w:w="1872"/>
+            <w:tcBorders>
+              <w:top w:val="nil"/>
+              <w:left w:val="nil"/>
+              <w:bottom w:val="nil"/>
+              <w:right w:val="nil"/>
+            </w:tcBorders>
+          </w:tcPr>
+          <w:p>
+            <w:pPr>
+              <w:spacing w:after="20" w:before="20" w:line="240" w:lineRule="auto"/>
+              <w:jc w:val="center"/>
+            </w:pPr>
+            <w:r>
+              <w:rPr>
+                <w:rFonts w:ascii="Times New Roman" w:hAnsi="Times New Roman" w:eastAsia="Times New Roman"/>
+                <w:b w:val="0"/>
+                <w:i w:val="0"/>
+                <w:sz w:val="18"/>
+              </w:rPr>
+              <w:t>0.79</w:t>
+            </w:r>
+          </w:p>
+        </w:tc>
+        <w:tc>
+          <w:tcPr>
+            <w:tcW w:type="dxa" w:w="1872"/>
+            <w:tcBorders>
+              <w:top w:val="nil"/>
+              <w:left w:val="nil"/>
+              <w:bottom w:val="nil"/>
+              <w:right w:val="nil"/>
+            </w:tcBorders>
+          </w:tcPr>
+          <w:p>
+            <w:pPr>
+              <w:spacing w:after="20" w:before="20" w:line="240" w:lineRule="auto"/>
+              <w:jc w:val="center"/>
+            </w:pPr>
+            <w:r>
+              <w:rPr>
+                <w:rFonts w:ascii="Times New Roman" w:hAnsi="Times New Roman" w:eastAsia="Times New Roman"/>
+                <w:b w:val="0"/>
+                <w:i w:val="0"/>
+                <w:sz w:val="18"/>
+              </w:rPr>
+              <w:t>0.461***</w:t>
+            </w:r>
+          </w:p>
+        </w:tc>
+        <w:tc>
+          <w:tcPr>
+            <w:tcW w:type="dxa" w:w="1872"/>
+            <w:tcBorders>
+              <w:top w:val="nil"/>
+              <w:left w:val="nil"/>
+              <w:bottom w:val="nil"/>
+              <w:right w:val="nil"/>
+            </w:tcBorders>
+          </w:tcPr>
+          <w:p>
+            <w:pPr>
+              <w:spacing w:after="20" w:before="20" w:line="240" w:lineRule="auto"/>
+              <w:jc w:val="center"/>
+            </w:pPr>
+            <w:r>
+              <w:rPr>
+                <w:rFonts w:ascii="Times New Roman" w:hAnsi="Times New Roman" w:eastAsia="Times New Roman"/>
+                <w:b w:val="0"/>
+                <w:i w:val="0"/>
+                <w:sz w:val="18"/>
+              </w:rPr>
+              <w:t>&lt;.001</w:t>
+            </w:r>
+          </w:p>
+        </w:tc>
+      </w:tr>
+      <w:tr>
+        <w:tc>
+          <w:tcPr>
+            <w:tcW w:type="dxa" w:w="1872"/>
+            <w:tcBorders>
+              <w:top w:val="nil"/>
+              <w:left w:val="nil"/>
+              <w:bottom w:val="nil"/>
+              <w:right w:val="nil"/>
+            </w:tcBorders>
+          </w:tcPr>
+          <w:p>
+            <w:pPr>
+              <w:spacing w:after="20" w:before="20" w:line="240" w:lineRule="auto"/>
+              <w:jc w:val="left"/>
+            </w:pPr>
+            <w:r>
+              <w:rPr>
+                <w:rFonts w:ascii="Times New Roman" w:hAnsi="Times New Roman" w:eastAsia="Times New Roman"/>
+                <w:b w:val="0"/>
+                <w:i w:val="0"/>
+                <w:sz w:val="18"/>
+              </w:rPr>
+              <w:t>WTC_mean</w:t>
+            </w:r>
+          </w:p>
+        </w:tc>
+        <w:tc>
+          <w:tcPr>
+            <w:tcW w:type="dxa" w:w="1872"/>
+            <w:tcBorders>
+              <w:top w:val="nil"/>
+              <w:left w:val="nil"/>
+              <w:bottom w:val="nil"/>
+              <w:right w:val="nil"/>
+            </w:tcBorders>
+          </w:tcPr>
+          <w:p>
+            <w:pPr>
+              <w:spacing w:after="20" w:before="20" w:line="240" w:lineRule="auto"/>
+              <w:jc w:val="center"/>
+            </w:pPr>
+            <w:r>
+              <w:rPr>
+                <w:rFonts w:ascii="Times New Roman" w:hAnsi="Times New Roman" w:eastAsia="Times New Roman"/>
+                <w:b w:val="0"/>
+                <w:i w:val="0"/>
+                <w:sz w:val="18"/>
+              </w:rPr>
+              <w:t>3.83</w:t>
+            </w:r>
+          </w:p>
+        </w:tc>
+        <w:tc>
+          <w:tcPr>
+            <w:tcW w:type="dxa" w:w="1872"/>
+            <w:tcBorders>
+              <w:top w:val="nil"/>
+              <w:left w:val="nil"/>
+              <w:bottom w:val="nil"/>
+              <w:right w:val="nil"/>
+            </w:tcBorders>
+          </w:tcPr>
+          <w:p>
+            <w:pPr>
+              <w:spacing w:after="20" w:before="20" w:line="240" w:lineRule="auto"/>
+              <w:jc w:val="center"/>
+            </w:pPr>
+            <w:r>
+              <w:rPr>
+                <w:rFonts w:ascii="Times New Roman" w:hAnsi="Times New Roman" w:eastAsia="Times New Roman"/>
+                <w:b w:val="0"/>
+                <w:i w:val="0"/>
+                <w:sz w:val="18"/>
+              </w:rPr>
+              <w:t>0.71</w:t>
+            </w:r>
+          </w:p>
+        </w:tc>
+        <w:tc>
+          <w:tcPr>
+            <w:tcW w:type="dxa" w:w="1872"/>
+            <w:tcBorders>
+              <w:top w:val="nil"/>
+              <w:left w:val="nil"/>
+              <w:bottom w:val="nil"/>
+              <w:right w:val="nil"/>
+            </w:tcBorders>
+          </w:tcPr>
+          <w:p>
+            <w:pPr>
+              <w:spacing w:after="20" w:before="20" w:line="240" w:lineRule="auto"/>
+              <w:jc w:val="center"/>
+            </w:pPr>
+            <w:r>
+              <w:rPr>
+                <w:rFonts w:ascii="Times New Roman" w:hAnsi="Times New Roman" w:eastAsia="Times New Roman"/>
+                <w:b w:val="0"/>
+                <w:i w:val="0"/>
+                <w:sz w:val="18"/>
+              </w:rPr>
+              <w:t>-0.505***</w:t>
+            </w:r>
+          </w:p>
+        </w:tc>
+        <w:tc>
+          <w:tcPr>
+            <w:tcW w:type="dxa" w:w="1872"/>
+            <w:tcBorders>
+              <w:top w:val="nil"/>
+              <w:left w:val="nil"/>
+              <w:bottom w:val="nil"/>
+              <w:right w:val="nil"/>
+            </w:tcBorders>
+          </w:tcPr>
+          <w:p>
+            <w:pPr>
+              <w:spacing w:after="20" w:before="20" w:line="240" w:lineRule="auto"/>
+              <w:jc w:val="center"/>
+            </w:pPr>
+            <w:r>
+              <w:rPr>
+                <w:rFonts w:ascii="Times New Roman" w:hAnsi="Times New Roman" w:eastAsia="Times New Roman"/>
+                <w:b w:val="0"/>
+                <w:i w:val="0"/>
+                <w:sz w:val="18"/>
+              </w:rPr>
+              <w:t>&lt;.001</w:t>
+            </w:r>
+          </w:p>
+        </w:tc>
+      </w:tr>
+      <w:tr>
+        <w:tc>
+          <w:tcPr>
+            <w:tcW w:type="dxa" w:w="1872"/>
+            <w:tcBorders>
+              <w:top w:val="nil"/>
+              <w:left w:val="nil"/>
+              <w:bottom w:val="single" w:sz="12" w:space="0" w:color="000000"/>
+              <w:right w:val="nil"/>
+            </w:tcBorders>
+          </w:tcPr>
+          <w:p>
+            <w:pPr>
+              <w:spacing w:after="20" w:before="20" w:line="240" w:lineRule="auto"/>
+              <w:jc w:val="left"/>
+            </w:pPr>
+            <w:r>
+              <w:rPr>
+                <w:rFonts w:ascii="Times New Roman" w:hAnsi="Times New Roman" w:eastAsia="Times New Roman"/>
+                <w:b w:val="0"/>
+                <w:i w:val="0"/>
+                <w:sz w:val="18"/>
+              </w:rPr>
+              <w:t>SE_mean</w:t>
+            </w:r>
+          </w:p>
+        </w:tc>
+        <w:tc>
+          <w:tcPr>
+            <w:tcW w:type="dxa" w:w="1872"/>
+            <w:tcBorders>
+              <w:top w:val="nil"/>
+              <w:left w:val="nil"/>
+              <w:bottom w:val="single" w:sz="12" w:space="0" w:color="000000"/>
+              <w:right w:val="nil"/>
+            </w:tcBorders>
+          </w:tcPr>
+          <w:p>
+            <w:pPr>
+              <w:spacing w:after="20" w:before="20" w:line="240" w:lineRule="auto"/>
+              <w:jc w:val="center"/>
+            </w:pPr>
+            <w:r>
+              <w:rPr>
+                <w:rFonts w:ascii="Times New Roman" w:hAnsi="Times New Roman" w:eastAsia="Times New Roman"/>
+                <w:b w:val="0"/>
+                <w:i w:val="0"/>
+                <w:sz w:val="18"/>
+              </w:rPr>
+              <w:t>3.80</w:t>
+            </w:r>
+          </w:p>
+        </w:tc>
+        <w:tc>
+          <w:tcPr>
+            <w:tcW w:type="dxa" w:w="1872"/>
+            <w:tcBorders>
+              <w:top w:val="nil"/>
+              <w:left w:val="nil"/>
+              <w:bottom w:val="single" w:sz="12" w:space="0" w:color="000000"/>
+              <w:right w:val="nil"/>
+            </w:tcBorders>
+          </w:tcPr>
+          <w:p>
+            <w:pPr>
+              <w:spacing w:after="20" w:before="20" w:line="240" w:lineRule="auto"/>
+              <w:jc w:val="center"/>
+            </w:pPr>
+            <w:r>
+              <w:rPr>
+                <w:rFonts w:ascii="Times New Roman" w:hAnsi="Times New Roman" w:eastAsia="Times New Roman"/>
+                <w:b w:val="0"/>
+                <w:i w:val="0"/>
+                <w:sz w:val="18"/>
+              </w:rPr>
+              <w:t>0.76</w:t>
+            </w:r>
+          </w:p>
+        </w:tc>
+        <w:tc>
+          <w:tcPr>
+            <w:tcW w:type="dxa" w:w="1872"/>
+            <w:tcBorders>
+              <w:top w:val="nil"/>
+              <w:left w:val="nil"/>
+              <w:bottom w:val="single" w:sz="12" w:space="0" w:color="000000"/>
+              <w:right w:val="nil"/>
+            </w:tcBorders>
+          </w:tcPr>
+          <w:p>
+            <w:pPr>
+              <w:spacing w:after="20" w:before="20" w:line="240" w:lineRule="auto"/>
+              <w:jc w:val="center"/>
+            </w:pPr>
+            <w:r>
+              <w:rPr>
+                <w:rFonts w:ascii="Times New Roman" w:hAnsi="Times New Roman" w:eastAsia="Times New Roman"/>
+                <w:b w:val="0"/>
+                <w:i w:val="0"/>
+                <w:sz w:val="18"/>
+              </w:rPr>
+              <w:t>-0.412***</w:t>
+            </w:r>
+          </w:p>
+        </w:tc>
+        <w:tc>
+          <w:tcPr>
+            <w:tcW w:type="dxa" w:w="1872"/>
+            <w:tcBorders>
+              <w:top w:val="nil"/>
+              <w:left w:val="nil"/>
+              <w:bottom w:val="single" w:sz="12" w:space="0" w:color="000000"/>
+              <w:right w:val="nil"/>
+            </w:tcBorders>
+          </w:tcPr>
+          <w:p>
+            <w:pPr>
+              <w:spacing w:after="20" w:before="20" w:line="240" w:lineRule="auto"/>
+              <w:jc w:val="center"/>
+            </w:pPr>
+            <w:r>
+              <w:rPr>
+                <w:rFonts w:ascii="Times New Roman" w:hAnsi="Times New Roman" w:eastAsia="Times New Roman"/>
+                <w:b w:val="0"/>
+                <w:i w:val="0"/>
+                <w:sz w:val="18"/>
+              </w:rPr>
+              <w:t>&lt;.001</w:t>
+            </w:r>
+          </w:p>
+        </w:tc>
+      </w:tr>
+    </w:tbl>
+    <w:p>
+      <w:pPr>
+        <w:spacing w:before="40" w:after="200"/>
+        <w:ind w:firstLine="0"/>
       </w:pPr>
       <w:r>
         <w:rPr>
@@ -3434,23 +5617,64 @@
           <w:i/>
           <w:sz w:val="18"/>
         </w:rPr>
-        <w:t>Note. Positive values indicate attrition. Listening and Speaking (oral–aural) decline significantly; Reading and Writing do not.</w:t>
+        <w:t xml:space="preserve">Note. </w:t>
+      </w:r>
+      <w:r>
+        <w:rPr>
+          <w:rFonts w:ascii="Times New Roman" w:hAnsi="Times New Roman" w:eastAsia="Times New Roman"/>
+          <w:b w:val="0"/>
+          <w:i w:val="0"/>
+          <w:sz w:val="18"/>
+        </w:rPr>
+        <w:t>Decline_Speaking and Underrating_Gap are in points on the 0–100 institutional scale (PYP pass threshold = 60). TL_percent is percentage of class time in Turkish. PU/EAP/WTC/SE are Likert means (1–5). Format follows Nicol and Pexman (2010a) correlation Play-It-Safe practice of reporting M, SD, and r. *p &lt; .05. **p &lt; .01. ***p &lt; .001.</w:t>
       </w:r>
     </w:p>
     <w:p>
       <w:pPr>
         <w:spacing w:before="200" w:after="80"/>
         <w:ind w:firstLine="0"/>
-        <w:jc w:val="left"/>
       </w:pPr>
       <w:r>
         <w:rPr>
           <w:rFonts w:ascii="Times New Roman" w:hAnsi="Times New Roman" w:eastAsia="Times New Roman"/>
           <w:b/>
+          <w:i w:val="0"/>
+          <w:sz w:val="20"/>
+        </w:rPr>
+        <w:t xml:space="preserve">Figure 2. </w:t>
+      </w:r>
+      <w:r>
+        <w:rPr>
+          <w:rFonts w:ascii="Times New Roman" w:hAnsi="Times New Roman" w:eastAsia="Times New Roman"/>
+          <w:b w:val="0"/>
           <w:i/>
           <w:sz w:val="20"/>
         </w:rPr>
-        <w:t>Figure 2. Speaking decline associated with lecturer underrating and translanguaging exposure (Speaking change in points on the 0–100 scale)</w:t>
+        <w:t>Speaking decline associated with lecturer underrating (A) and translanguaging exposure (B).</w:t>
+      </w:r>
+    </w:p>
+    <w:p>
+      <w:pPr>
+        <w:spacing w:before="40" w:after="200"/>
+        <w:ind w:firstLine="0"/>
+      </w:pPr>
+      <w:r>
+        <w:rPr>
+          <w:rFonts w:ascii="Times New Roman" w:hAnsi="Times New Roman" w:eastAsia="Times New Roman"/>
+          <w:b w:val="0"/>
+          <w:i/>
+          <w:sz w:val="18"/>
+        </w:rPr>
+        <w:t xml:space="preserve">Note. </w:t>
+      </w:r>
+      <w:r>
+        <w:rPr>
+          <w:rFonts w:ascii="Times New Roman" w:hAnsi="Times New Roman" w:eastAsia="Times New Roman"/>
+          <w:b w:val="0"/>
+          <w:i w:val="0"/>
+          <w:sz w:val="18"/>
+        </w:rPr>
+        <w:t>Speaking change is in points on the 0–100 scale (pre − post). Fitted lines are OLS with 95% confidence bands. Multipanel layout follows Displaying Your Findings conventions for related scatterplots (Nicol &amp; Pexman, 2010b).</w:t>
       </w:r>
     </w:p>
     <w:p>
@@ -3460,7 +5684,7 @@
       <w:r>
         <w:drawing>
           <wp:inline xmlns:a="http://schemas.openxmlformats.org/drawingml/2006/main" xmlns:pic="http://schemas.openxmlformats.org/drawingml/2006/picture">
-            <wp:extent cx="5669280" cy="2807643"/>
+            <wp:extent cx="5577840" cy="2762359"/>
             <wp:docPr id="2" name="Picture 2"/>
             <wp:cNvGraphicFramePr>
               <a:graphicFrameLocks noChangeAspect="1"/>
@@ -3481,7 +5705,7 @@
                   <pic:spPr>
                     <a:xfrm>
                       <a:off x="0" y="0"/>
-                      <a:ext cx="5669280" cy="2807643"/>
+                      <a:ext cx="5577840" cy="2762359"/>
                     </a:xfrm>
                     <a:prstGeom prst="rect"/>
                   </pic:spPr>
@@ -3490,21 +5714,6 @@
             </a:graphic>
           </wp:inline>
         </w:drawing>
-      </w:r>
-    </w:p>
-    <w:p>
-      <w:pPr>
-        <w:spacing w:after="240" w:line="360" w:lineRule="auto"/>
-        <w:jc w:val="both"/>
-      </w:pPr>
-      <w:r>
-        <w:rPr>
-          <w:rFonts w:ascii="Times New Roman" w:hAnsi="Times New Roman" w:eastAsia="Times New Roman"/>
-          <w:b w:val="0"/>
-          <w:i/>
-          <w:sz w:val="18"/>
-        </w:rPr>
-        <w:t>Note. Other associations (reliability, concurrent validity, OLS coefficients, mediation) are reported in Tables 1–4 rather than as additional figures.</w:t>
       </w:r>
     </w:p>
     <w:p>
@@ -3520,7 +5729,7 @@
           <w:color w:val="1F4E79"/>
           <w:sz w:val="24"/>
         </w:rPr>
-        <w:t>Inaccuracy of lecturer expectancy</w:t>
+        <w:t>Multiple regression predicting Speaking decline (RQ3)</w:t>
       </w:r>
     </w:p>
     <w:p>
@@ -3536,7 +5745,1355 @@
           <w:i w:val="0"/>
           <w:sz w:val="22"/>
         </w:rPr>
-        <w:t>Content lecturers systematically underestimated students’ English relative to the institutional PYP-exit measure. Mean actual Pre_Overall was 66.79, whereas mean lecturer estimate was 57.75; the mean underrating gap was 9.03 points, t(119) = 29.42, p &lt;.001, d_z = 2.69. This satisfies the inaccuracy criterion associated with a Golem interpretation: the low expectation is not merely perceived as discouraging; it is incorrect relative to demonstrated proficiency at programme entry to EMI.</w:t>
+        <w:t>Three OLS models predicted Decline_Speaking. Model 1 entered lecturer EAP limitation with Pre_Speaking, major, and gender (competing-cause baseline). Model 2 entered underrating with the same covariates. Model 3 jointly entered underrating, TL_percent, and EAP_mean with covariates. Table 4 reports the Play-It-Safe regression summary for the focal joint model; Models 1–2 are summarised in text and fully tabulated in the Excel workbook.</w:t>
+      </w:r>
+    </w:p>
+    <w:p>
+      <w:pPr>
+        <w:spacing w:after="160" w:line="360" w:lineRule="auto"/>
+        <w:ind w:firstLine="720"/>
+        <w:jc w:val="both"/>
+      </w:pPr>
+      <w:r>
+        <w:rPr>
+          <w:rFonts w:ascii="Times New Roman" w:hAnsi="Times New Roman" w:eastAsia="Times New Roman"/>
+          <w:b w:val="0"/>
+          <w:i w:val="0"/>
+          <w:sz w:val="22"/>
+        </w:rPr>
+        <w:t>Model 1 (EAP-only) yielded a significant EAP coefficient (B = 2.56, SE = 0.49, t = 5.26, p &lt;.001; R² = 0.344). Model 2 showed a clear underrating effect (B = 0.89, SE = 0.09, t = 9.60, p &lt;.001; R² = 0.549). In the joint Model 3 (R² = 0.682), underrating and translanguaging remained significant predictors of Speaking attrition (Table 4).</w:t>
+      </w:r>
+    </w:p>
+    <w:p>
+      <w:pPr>
+        <w:spacing w:before="240" w:after="0"/>
+        <w:ind w:firstLine="0"/>
+      </w:pPr>
+      <w:r>
+        <w:rPr>
+          <w:rFonts w:ascii="Times New Roman" w:hAnsi="Times New Roman" w:eastAsia="Times New Roman"/>
+          <w:b/>
+          <w:i w:val="0"/>
+          <w:sz w:val="22"/>
+        </w:rPr>
+        <w:t>Table 4</w:t>
+      </w:r>
+    </w:p>
+    <w:p>
+      <w:pPr>
+        <w:spacing w:before="0" w:after="120"/>
+        <w:ind w:firstLine="0"/>
+      </w:pPr>
+      <w:r>
+        <w:rPr>
+          <w:rFonts w:ascii="Times New Roman" w:hAnsi="Times New Roman" w:eastAsia="Times New Roman"/>
+          <w:b w:val="0"/>
+          <w:i/>
+          <w:sz w:val="22"/>
+        </w:rPr>
+        <w:t>Regression Analysis Summary for Variables Predicting Decline_Speaking (Model 3)</w:t>
+      </w:r>
+    </w:p>
+    <w:tbl>
+      <w:tblPr>
+        <w:tblW w:type="auto" w:w="0"/>
+        <w:tblLook w:firstColumn="1" w:firstRow="1" w:lastColumn="0" w:lastRow="0" w:noHBand="0" w:noVBand="1" w:val="04A0"/>
+      </w:tblPr>
+      <w:tblGrid>
+        <w:gridCol w:w="1560"/>
+        <w:gridCol w:w="1560"/>
+        <w:gridCol w:w="1560"/>
+        <w:gridCol w:w="1560"/>
+        <w:gridCol w:w="1560"/>
+        <w:gridCol w:w="1560"/>
+      </w:tblGrid>
+      <w:tr>
+        <w:tc>
+          <w:tcPr>
+            <w:tcW w:type="dxa" w:w="1560"/>
+            <w:tcBorders>
+              <w:top w:val="single" w:sz="12" w:space="0" w:color="000000"/>
+              <w:left w:val="nil"/>
+              <w:bottom w:val="single" w:sz="8" w:space="0" w:color="000000"/>
+              <w:right w:val="nil"/>
+            </w:tcBorders>
+          </w:tcPr>
+          <w:p>
+            <w:pPr>
+              <w:spacing w:after="20" w:before="20" w:line="240" w:lineRule="auto"/>
+              <w:jc w:val="left"/>
+            </w:pPr>
+            <w:r>
+              <w:rPr>
+                <w:rFonts w:ascii="Times New Roman" w:hAnsi="Times New Roman" w:eastAsia="Times New Roman"/>
+                <w:b/>
+                <w:i w:val="0"/>
+                <w:sz w:val="18"/>
+              </w:rPr>
+              <w:t>Variable</w:t>
+            </w:r>
+          </w:p>
+        </w:tc>
+        <w:tc>
+          <w:tcPr>
+            <w:tcW w:type="dxa" w:w="1560"/>
+            <w:tcBorders>
+              <w:top w:val="single" w:sz="12" w:space="0" w:color="000000"/>
+              <w:left w:val="nil"/>
+              <w:bottom w:val="single" w:sz="8" w:space="0" w:color="000000"/>
+              <w:right w:val="nil"/>
+            </w:tcBorders>
+          </w:tcPr>
+          <w:p>
+            <w:pPr>
+              <w:spacing w:after="20" w:before="20" w:line="240" w:lineRule="auto"/>
+              <w:jc w:val="center"/>
+            </w:pPr>
+            <w:r>
+              <w:rPr>
+                <w:rFonts w:ascii="Times New Roman" w:hAnsi="Times New Roman" w:eastAsia="Times New Roman"/>
+                <w:b/>
+                <w:i w:val="0"/>
+                <w:sz w:val="18"/>
+              </w:rPr>
+              <w:t>B</w:t>
+            </w:r>
+          </w:p>
+        </w:tc>
+        <w:tc>
+          <w:tcPr>
+            <w:tcW w:type="dxa" w:w="1560"/>
+            <w:tcBorders>
+              <w:top w:val="single" w:sz="12" w:space="0" w:color="000000"/>
+              <w:left w:val="nil"/>
+              <w:bottom w:val="single" w:sz="8" w:space="0" w:color="000000"/>
+              <w:right w:val="nil"/>
+            </w:tcBorders>
+          </w:tcPr>
+          <w:p>
+            <w:pPr>
+              <w:spacing w:after="20" w:before="20" w:line="240" w:lineRule="auto"/>
+              <w:jc w:val="center"/>
+            </w:pPr>
+            <w:r>
+              <w:rPr>
+                <w:rFonts w:ascii="Times New Roman" w:hAnsi="Times New Roman" w:eastAsia="Times New Roman"/>
+                <w:b/>
+                <w:i w:val="0"/>
+                <w:sz w:val="18"/>
+              </w:rPr>
+              <w:t>SE B</w:t>
+            </w:r>
+          </w:p>
+        </w:tc>
+        <w:tc>
+          <w:tcPr>
+            <w:tcW w:type="dxa" w:w="1560"/>
+            <w:tcBorders>
+              <w:top w:val="single" w:sz="12" w:space="0" w:color="000000"/>
+              <w:left w:val="nil"/>
+              <w:bottom w:val="single" w:sz="8" w:space="0" w:color="000000"/>
+              <w:right w:val="nil"/>
+            </w:tcBorders>
+          </w:tcPr>
+          <w:p>
+            <w:pPr>
+              <w:spacing w:after="20" w:before="20" w:line="240" w:lineRule="auto"/>
+              <w:jc w:val="center"/>
+            </w:pPr>
+            <w:r>
+              <w:rPr>
+                <w:rFonts w:ascii="Times New Roman" w:hAnsi="Times New Roman" w:eastAsia="Times New Roman"/>
+                <w:b/>
+                <w:i w:val="0"/>
+                <w:sz w:val="18"/>
+              </w:rPr>
+              <w:t>β</w:t>
+            </w:r>
+          </w:p>
+        </w:tc>
+        <w:tc>
+          <w:tcPr>
+            <w:tcW w:type="dxa" w:w="1560"/>
+            <w:tcBorders>
+              <w:top w:val="single" w:sz="12" w:space="0" w:color="000000"/>
+              <w:left w:val="nil"/>
+              <w:bottom w:val="single" w:sz="8" w:space="0" w:color="000000"/>
+              <w:right w:val="nil"/>
+            </w:tcBorders>
+          </w:tcPr>
+          <w:p>
+            <w:pPr>
+              <w:spacing w:after="20" w:before="20" w:line="240" w:lineRule="auto"/>
+              <w:jc w:val="center"/>
+            </w:pPr>
+            <w:r>
+              <w:rPr>
+                <w:rFonts w:ascii="Times New Roman" w:hAnsi="Times New Roman" w:eastAsia="Times New Roman"/>
+                <w:b/>
+                <w:i w:val="0"/>
+                <w:sz w:val="18"/>
+              </w:rPr>
+              <w:t>t</w:t>
+            </w:r>
+          </w:p>
+        </w:tc>
+        <w:tc>
+          <w:tcPr>
+            <w:tcW w:type="dxa" w:w="1560"/>
+            <w:tcBorders>
+              <w:top w:val="single" w:sz="12" w:space="0" w:color="000000"/>
+              <w:left w:val="nil"/>
+              <w:bottom w:val="single" w:sz="8" w:space="0" w:color="000000"/>
+              <w:right w:val="nil"/>
+            </w:tcBorders>
+          </w:tcPr>
+          <w:p>
+            <w:pPr>
+              <w:spacing w:after="20" w:before="20" w:line="240" w:lineRule="auto"/>
+              <w:jc w:val="center"/>
+            </w:pPr>
+            <w:r>
+              <w:rPr>
+                <w:rFonts w:ascii="Times New Roman" w:hAnsi="Times New Roman" w:eastAsia="Times New Roman"/>
+                <w:b/>
+                <w:i w:val="0"/>
+                <w:sz w:val="18"/>
+              </w:rPr>
+              <w:t>p</w:t>
+            </w:r>
+          </w:p>
+        </w:tc>
+      </w:tr>
+      <w:tr>
+        <w:tc>
+          <w:tcPr>
+            <w:tcW w:type="dxa" w:w="1560"/>
+            <w:tcBorders>
+              <w:top w:val="single" w:sz="8" w:space="0" w:color="000000"/>
+              <w:left w:val="nil"/>
+              <w:bottom w:val="nil"/>
+              <w:right w:val="nil"/>
+            </w:tcBorders>
+          </w:tcPr>
+          <w:p>
+            <w:pPr>
+              <w:spacing w:after="20" w:before="20" w:line="240" w:lineRule="auto"/>
+              <w:jc w:val="left"/>
+            </w:pPr>
+            <w:r>
+              <w:rPr>
+                <w:rFonts w:ascii="Times New Roman" w:hAnsi="Times New Roman" w:eastAsia="Times New Roman"/>
+                <w:b w:val="0"/>
+                <w:i w:val="0"/>
+                <w:sz w:val="18"/>
+              </w:rPr>
+              <w:t>Underrating_Gap</w:t>
+            </w:r>
+          </w:p>
+        </w:tc>
+        <w:tc>
+          <w:tcPr>
+            <w:tcW w:type="dxa" w:w="1560"/>
+            <w:tcBorders>
+              <w:top w:val="single" w:sz="8" w:space="0" w:color="000000"/>
+              <w:left w:val="nil"/>
+              <w:bottom w:val="nil"/>
+              <w:right w:val="nil"/>
+            </w:tcBorders>
+          </w:tcPr>
+          <w:p>
+            <w:pPr>
+              <w:spacing w:after="20" w:before="20" w:line="240" w:lineRule="auto"/>
+              <w:jc w:val="center"/>
+            </w:pPr>
+            <w:r>
+              <w:rPr>
+                <w:rFonts w:ascii="Times New Roman" w:hAnsi="Times New Roman" w:eastAsia="Times New Roman"/>
+                <w:b w:val="0"/>
+                <w:i w:val="0"/>
+                <w:sz w:val="18"/>
+              </w:rPr>
+              <w:t>0.65</w:t>
+            </w:r>
+          </w:p>
+        </w:tc>
+        <w:tc>
+          <w:tcPr>
+            <w:tcW w:type="dxa" w:w="1560"/>
+            <w:tcBorders>
+              <w:top w:val="single" w:sz="8" w:space="0" w:color="000000"/>
+              <w:left w:val="nil"/>
+              <w:bottom w:val="nil"/>
+              <w:right w:val="nil"/>
+            </w:tcBorders>
+          </w:tcPr>
+          <w:p>
+            <w:pPr>
+              <w:spacing w:after="20" w:before="20" w:line="240" w:lineRule="auto"/>
+              <w:jc w:val="center"/>
+            </w:pPr>
+            <w:r>
+              <w:rPr>
+                <w:rFonts w:ascii="Times New Roman" w:hAnsi="Times New Roman" w:eastAsia="Times New Roman"/>
+                <w:b w:val="0"/>
+                <w:i w:val="0"/>
+                <w:sz w:val="18"/>
+              </w:rPr>
+              <w:t>0.12</w:t>
+            </w:r>
+          </w:p>
+        </w:tc>
+        <w:tc>
+          <w:tcPr>
+            <w:tcW w:type="dxa" w:w="1560"/>
+            <w:tcBorders>
+              <w:top w:val="single" w:sz="8" w:space="0" w:color="000000"/>
+              <w:left w:val="nil"/>
+              <w:bottom w:val="nil"/>
+              <w:right w:val="nil"/>
+            </w:tcBorders>
+          </w:tcPr>
+          <w:p>
+            <w:pPr>
+              <w:spacing w:after="20" w:before="20" w:line="240" w:lineRule="auto"/>
+              <w:jc w:val="center"/>
+            </w:pPr>
+            <w:r>
+              <w:rPr>
+                <w:rFonts w:ascii="Times New Roman" w:hAnsi="Times New Roman" w:eastAsia="Times New Roman"/>
+                <w:b w:val="0"/>
+                <w:i w:val="0"/>
+                <w:sz w:val="18"/>
+              </w:rPr>
+              <w:t>0.480</w:t>
+            </w:r>
+          </w:p>
+        </w:tc>
+        <w:tc>
+          <w:tcPr>
+            <w:tcW w:type="dxa" w:w="1560"/>
+            <w:tcBorders>
+              <w:top w:val="single" w:sz="8" w:space="0" w:color="000000"/>
+              <w:left w:val="nil"/>
+              <w:bottom w:val="nil"/>
+              <w:right w:val="nil"/>
+            </w:tcBorders>
+          </w:tcPr>
+          <w:p>
+            <w:pPr>
+              <w:spacing w:after="20" w:before="20" w:line="240" w:lineRule="auto"/>
+              <w:jc w:val="center"/>
+            </w:pPr>
+            <w:r>
+              <w:rPr>
+                <w:rFonts w:ascii="Times New Roman" w:hAnsi="Times New Roman" w:eastAsia="Times New Roman"/>
+                <w:b w:val="0"/>
+                <w:i w:val="0"/>
+                <w:sz w:val="18"/>
+              </w:rPr>
+              <w:t>5.54</w:t>
+            </w:r>
+          </w:p>
+        </w:tc>
+        <w:tc>
+          <w:tcPr>
+            <w:tcW w:type="dxa" w:w="1560"/>
+            <w:tcBorders>
+              <w:top w:val="single" w:sz="8" w:space="0" w:color="000000"/>
+              <w:left w:val="nil"/>
+              <w:bottom w:val="nil"/>
+              <w:right w:val="nil"/>
+            </w:tcBorders>
+          </w:tcPr>
+          <w:p>
+            <w:pPr>
+              <w:spacing w:after="20" w:before="20" w:line="240" w:lineRule="auto"/>
+              <w:jc w:val="center"/>
+            </w:pPr>
+            <w:r>
+              <w:rPr>
+                <w:rFonts w:ascii="Times New Roman" w:hAnsi="Times New Roman" w:eastAsia="Times New Roman"/>
+                <w:b w:val="0"/>
+                <w:i w:val="0"/>
+                <w:sz w:val="18"/>
+              </w:rPr>
+              <w:t>&lt;.001***</w:t>
+            </w:r>
+          </w:p>
+        </w:tc>
+      </w:tr>
+      <w:tr>
+        <w:tc>
+          <w:tcPr>
+            <w:tcW w:type="dxa" w:w="1560"/>
+            <w:tcBorders>
+              <w:top w:val="nil"/>
+              <w:left w:val="nil"/>
+              <w:bottom w:val="nil"/>
+              <w:right w:val="nil"/>
+            </w:tcBorders>
+          </w:tcPr>
+          <w:p>
+            <w:pPr>
+              <w:spacing w:after="20" w:before="20" w:line="240" w:lineRule="auto"/>
+              <w:jc w:val="left"/>
+            </w:pPr>
+            <w:r>
+              <w:rPr>
+                <w:rFonts w:ascii="Times New Roman" w:hAnsi="Times New Roman" w:eastAsia="Times New Roman"/>
+                <w:b w:val="0"/>
+                <w:i w:val="0"/>
+                <w:sz w:val="18"/>
+              </w:rPr>
+              <w:t>TL_percent</w:t>
+            </w:r>
+          </w:p>
+        </w:tc>
+        <w:tc>
+          <w:tcPr>
+            <w:tcW w:type="dxa" w:w="1560"/>
+            <w:tcBorders>
+              <w:top w:val="nil"/>
+              <w:left w:val="nil"/>
+              <w:bottom w:val="nil"/>
+              <w:right w:val="nil"/>
+            </w:tcBorders>
+          </w:tcPr>
+          <w:p>
+            <w:pPr>
+              <w:spacing w:after="20" w:before="20" w:line="240" w:lineRule="auto"/>
+              <w:jc w:val="center"/>
+            </w:pPr>
+            <w:r>
+              <w:rPr>
+                <w:rFonts w:ascii="Times New Roman" w:hAnsi="Times New Roman" w:eastAsia="Times New Roman"/>
+                <w:b w:val="0"/>
+                <w:i w:val="0"/>
+                <w:sz w:val="18"/>
+              </w:rPr>
+              <w:t>0.09</w:t>
+            </w:r>
+          </w:p>
+        </w:tc>
+        <w:tc>
+          <w:tcPr>
+            <w:tcW w:type="dxa" w:w="1560"/>
+            <w:tcBorders>
+              <w:top w:val="nil"/>
+              <w:left w:val="nil"/>
+              <w:bottom w:val="nil"/>
+              <w:right w:val="nil"/>
+            </w:tcBorders>
+          </w:tcPr>
+          <w:p>
+            <w:pPr>
+              <w:spacing w:after="20" w:before="20" w:line="240" w:lineRule="auto"/>
+              <w:jc w:val="center"/>
+            </w:pPr>
+            <w:r>
+              <w:rPr>
+                <w:rFonts w:ascii="Times New Roman" w:hAnsi="Times New Roman" w:eastAsia="Times New Roman"/>
+                <w:b w:val="0"/>
+                <w:i w:val="0"/>
+                <w:sz w:val="18"/>
+              </w:rPr>
+              <w:t>0.04</w:t>
+            </w:r>
+          </w:p>
+        </w:tc>
+        <w:tc>
+          <w:tcPr>
+            <w:tcW w:type="dxa" w:w="1560"/>
+            <w:tcBorders>
+              <w:top w:val="nil"/>
+              <w:left w:val="nil"/>
+              <w:bottom w:val="nil"/>
+              <w:right w:val="nil"/>
+            </w:tcBorders>
+          </w:tcPr>
+          <w:p>
+            <w:pPr>
+              <w:spacing w:after="20" w:before="20" w:line="240" w:lineRule="auto"/>
+              <w:jc w:val="center"/>
+            </w:pPr>
+            <w:r>
+              <w:rPr>
+                <w:rFonts w:ascii="Times New Roman" w:hAnsi="Times New Roman" w:eastAsia="Times New Roman"/>
+                <w:b w:val="0"/>
+                <w:i w:val="0"/>
+                <w:sz w:val="18"/>
+              </w:rPr>
+              <w:t>0.249</w:t>
+            </w:r>
+          </w:p>
+        </w:tc>
+        <w:tc>
+          <w:tcPr>
+            <w:tcW w:type="dxa" w:w="1560"/>
+            <w:tcBorders>
+              <w:top w:val="nil"/>
+              <w:left w:val="nil"/>
+              <w:bottom w:val="nil"/>
+              <w:right w:val="nil"/>
+            </w:tcBorders>
+          </w:tcPr>
+          <w:p>
+            <w:pPr>
+              <w:spacing w:after="20" w:before="20" w:line="240" w:lineRule="auto"/>
+              <w:jc w:val="center"/>
+            </w:pPr>
+            <w:r>
+              <w:rPr>
+                <w:rFonts w:ascii="Times New Roman" w:hAnsi="Times New Roman" w:eastAsia="Times New Roman"/>
+                <w:b w:val="0"/>
+                <w:i w:val="0"/>
+                <w:sz w:val="18"/>
+              </w:rPr>
+              <w:t>2.17</w:t>
+            </w:r>
+          </w:p>
+        </w:tc>
+        <w:tc>
+          <w:tcPr>
+            <w:tcW w:type="dxa" w:w="1560"/>
+            <w:tcBorders>
+              <w:top w:val="nil"/>
+              <w:left w:val="nil"/>
+              <w:bottom w:val="nil"/>
+              <w:right w:val="nil"/>
+            </w:tcBorders>
+          </w:tcPr>
+          <w:p>
+            <w:pPr>
+              <w:spacing w:after="20" w:before="20" w:line="240" w:lineRule="auto"/>
+              <w:jc w:val="center"/>
+            </w:pPr>
+            <w:r>
+              <w:rPr>
+                <w:rFonts w:ascii="Times New Roman" w:hAnsi="Times New Roman" w:eastAsia="Times New Roman"/>
+                <w:b w:val="0"/>
+                <w:i w:val="0"/>
+                <w:sz w:val="18"/>
+              </w:rPr>
+              <w:t>.032*</w:t>
+            </w:r>
+          </w:p>
+        </w:tc>
+      </w:tr>
+      <w:tr>
+        <w:tc>
+          <w:tcPr>
+            <w:tcW w:type="dxa" w:w="1560"/>
+            <w:tcBorders>
+              <w:top w:val="nil"/>
+              <w:left w:val="nil"/>
+              <w:bottom w:val="nil"/>
+              <w:right w:val="nil"/>
+            </w:tcBorders>
+          </w:tcPr>
+          <w:p>
+            <w:pPr>
+              <w:spacing w:after="20" w:before="20" w:line="240" w:lineRule="auto"/>
+              <w:jc w:val="left"/>
+            </w:pPr>
+            <w:r>
+              <w:rPr>
+                <w:rFonts w:ascii="Times New Roman" w:hAnsi="Times New Roman" w:eastAsia="Times New Roman"/>
+                <w:b w:val="0"/>
+                <w:i w:val="0"/>
+                <w:sz w:val="18"/>
+              </w:rPr>
+              <w:t>EAP_mean</w:t>
+            </w:r>
+          </w:p>
+        </w:tc>
+        <w:tc>
+          <w:tcPr>
+            <w:tcW w:type="dxa" w:w="1560"/>
+            <w:tcBorders>
+              <w:top w:val="nil"/>
+              <w:left w:val="nil"/>
+              <w:bottom w:val="nil"/>
+              <w:right w:val="nil"/>
+            </w:tcBorders>
+          </w:tcPr>
+          <w:p>
+            <w:pPr>
+              <w:spacing w:after="20" w:before="20" w:line="240" w:lineRule="auto"/>
+              <w:jc w:val="center"/>
+            </w:pPr>
+            <w:r>
+              <w:rPr>
+                <w:rFonts w:ascii="Times New Roman" w:hAnsi="Times New Roman" w:eastAsia="Times New Roman"/>
+                <w:b w:val="0"/>
+                <w:i w:val="0"/>
+                <w:sz w:val="18"/>
+              </w:rPr>
+              <w:t>1.53</w:t>
+            </w:r>
+          </w:p>
+        </w:tc>
+        <w:tc>
+          <w:tcPr>
+            <w:tcW w:type="dxa" w:w="1560"/>
+            <w:tcBorders>
+              <w:top w:val="nil"/>
+              <w:left w:val="nil"/>
+              <w:bottom w:val="nil"/>
+              <w:right w:val="nil"/>
+            </w:tcBorders>
+          </w:tcPr>
+          <w:p>
+            <w:pPr>
+              <w:spacing w:after="20" w:before="20" w:line="240" w:lineRule="auto"/>
+              <w:jc w:val="center"/>
+            </w:pPr>
+            <w:r>
+              <w:rPr>
+                <w:rFonts w:ascii="Times New Roman" w:hAnsi="Times New Roman" w:eastAsia="Times New Roman"/>
+                <w:b w:val="0"/>
+                <w:i w:val="0"/>
+                <w:sz w:val="18"/>
+              </w:rPr>
+              <w:t>0.47</w:t>
+            </w:r>
+          </w:p>
+        </w:tc>
+        <w:tc>
+          <w:tcPr>
+            <w:tcW w:type="dxa" w:w="1560"/>
+            <w:tcBorders>
+              <w:top w:val="nil"/>
+              <w:left w:val="nil"/>
+              <w:bottom w:val="nil"/>
+              <w:right w:val="nil"/>
+            </w:tcBorders>
+          </w:tcPr>
+          <w:p>
+            <w:pPr>
+              <w:spacing w:after="20" w:before="20" w:line="240" w:lineRule="auto"/>
+              <w:jc w:val="center"/>
+            </w:pPr>
+            <w:r>
+              <w:rPr>
+                <w:rFonts w:ascii="Times New Roman" w:hAnsi="Times New Roman" w:eastAsia="Times New Roman"/>
+                <w:b w:val="0"/>
+                <w:i w:val="0"/>
+                <w:sz w:val="18"/>
+              </w:rPr>
+              <w:t>0.262</w:t>
+            </w:r>
+          </w:p>
+        </w:tc>
+        <w:tc>
+          <w:tcPr>
+            <w:tcW w:type="dxa" w:w="1560"/>
+            <w:tcBorders>
+              <w:top w:val="nil"/>
+              <w:left w:val="nil"/>
+              <w:bottom w:val="nil"/>
+              <w:right w:val="nil"/>
+            </w:tcBorders>
+          </w:tcPr>
+          <w:p>
+            <w:pPr>
+              <w:spacing w:after="20" w:before="20" w:line="240" w:lineRule="auto"/>
+              <w:jc w:val="center"/>
+            </w:pPr>
+            <w:r>
+              <w:rPr>
+                <w:rFonts w:ascii="Times New Roman" w:hAnsi="Times New Roman" w:eastAsia="Times New Roman"/>
+                <w:b w:val="0"/>
+                <w:i w:val="0"/>
+                <w:sz w:val="18"/>
+              </w:rPr>
+              <w:t>3.24</w:t>
+            </w:r>
+          </w:p>
+        </w:tc>
+        <w:tc>
+          <w:tcPr>
+            <w:tcW w:type="dxa" w:w="1560"/>
+            <w:tcBorders>
+              <w:top w:val="nil"/>
+              <w:left w:val="nil"/>
+              <w:bottom w:val="nil"/>
+              <w:right w:val="nil"/>
+            </w:tcBorders>
+          </w:tcPr>
+          <w:p>
+            <w:pPr>
+              <w:spacing w:after="20" w:before="20" w:line="240" w:lineRule="auto"/>
+              <w:jc w:val="center"/>
+            </w:pPr>
+            <w:r>
+              <w:rPr>
+                <w:rFonts w:ascii="Times New Roman" w:hAnsi="Times New Roman" w:eastAsia="Times New Roman"/>
+                <w:b w:val="0"/>
+                <w:i w:val="0"/>
+                <w:sz w:val="18"/>
+              </w:rPr>
+              <w:t>.002**</w:t>
+            </w:r>
+          </w:p>
+        </w:tc>
+      </w:tr>
+      <w:tr>
+        <w:tc>
+          <w:tcPr>
+            <w:tcW w:type="dxa" w:w="1560"/>
+            <w:tcBorders>
+              <w:top w:val="nil"/>
+              <w:left w:val="nil"/>
+              <w:bottom w:val="nil"/>
+              <w:right w:val="nil"/>
+            </w:tcBorders>
+          </w:tcPr>
+          <w:p>
+            <w:pPr>
+              <w:spacing w:after="20" w:before="20" w:line="240" w:lineRule="auto"/>
+              <w:jc w:val="left"/>
+            </w:pPr>
+            <w:r>
+              <w:rPr>
+                <w:rFonts w:ascii="Times New Roman" w:hAnsi="Times New Roman" w:eastAsia="Times New Roman"/>
+                <w:b w:val="0"/>
+                <w:i w:val="0"/>
+                <w:sz w:val="18"/>
+              </w:rPr>
+              <w:t>Pre_Speaking</w:t>
+            </w:r>
+          </w:p>
+        </w:tc>
+        <w:tc>
+          <w:tcPr>
+            <w:tcW w:type="dxa" w:w="1560"/>
+            <w:tcBorders>
+              <w:top w:val="nil"/>
+              <w:left w:val="nil"/>
+              <w:bottom w:val="nil"/>
+              <w:right w:val="nil"/>
+            </w:tcBorders>
+          </w:tcPr>
+          <w:p>
+            <w:pPr>
+              <w:spacing w:after="20" w:before="20" w:line="240" w:lineRule="auto"/>
+              <w:jc w:val="center"/>
+            </w:pPr>
+            <w:r>
+              <w:rPr>
+                <w:rFonts w:ascii="Times New Roman" w:hAnsi="Times New Roman" w:eastAsia="Times New Roman"/>
+                <w:b w:val="0"/>
+                <w:i w:val="0"/>
+                <w:sz w:val="18"/>
+              </w:rPr>
+              <w:t>0.11</w:t>
+            </w:r>
+          </w:p>
+        </w:tc>
+        <w:tc>
+          <w:tcPr>
+            <w:tcW w:type="dxa" w:w="1560"/>
+            <w:tcBorders>
+              <w:top w:val="nil"/>
+              <w:left w:val="nil"/>
+              <w:bottom w:val="nil"/>
+              <w:right w:val="nil"/>
+            </w:tcBorders>
+          </w:tcPr>
+          <w:p>
+            <w:pPr>
+              <w:spacing w:after="20" w:before="20" w:line="240" w:lineRule="auto"/>
+              <w:jc w:val="center"/>
+            </w:pPr>
+            <w:r>
+              <w:rPr>
+                <w:rFonts w:ascii="Times New Roman" w:hAnsi="Times New Roman" w:eastAsia="Times New Roman"/>
+                <w:b w:val="0"/>
+                <w:i w:val="0"/>
+                <w:sz w:val="18"/>
+              </w:rPr>
+              <w:t>0.04</w:t>
+            </w:r>
+          </w:p>
+        </w:tc>
+        <w:tc>
+          <w:tcPr>
+            <w:tcW w:type="dxa" w:w="1560"/>
+            <w:tcBorders>
+              <w:top w:val="nil"/>
+              <w:left w:val="nil"/>
+              <w:bottom w:val="nil"/>
+              <w:right w:val="nil"/>
+            </w:tcBorders>
+          </w:tcPr>
+          <w:p>
+            <w:pPr>
+              <w:spacing w:after="20" w:before="20" w:line="240" w:lineRule="auto"/>
+              <w:jc w:val="center"/>
+            </w:pPr>
+            <w:r>
+              <w:rPr>
+                <w:rFonts w:ascii="Times New Roman" w:hAnsi="Times New Roman" w:eastAsia="Times New Roman"/>
+                <w:b w:val="0"/>
+                <w:i w:val="0"/>
+                <w:sz w:val="18"/>
+              </w:rPr>
+              <w:t>0.140</w:t>
+            </w:r>
+          </w:p>
+        </w:tc>
+        <w:tc>
+          <w:tcPr>
+            <w:tcW w:type="dxa" w:w="1560"/>
+            <w:tcBorders>
+              <w:top w:val="nil"/>
+              <w:left w:val="nil"/>
+              <w:bottom w:val="nil"/>
+              <w:right w:val="nil"/>
+            </w:tcBorders>
+          </w:tcPr>
+          <w:p>
+            <w:pPr>
+              <w:spacing w:after="20" w:before="20" w:line="240" w:lineRule="auto"/>
+              <w:jc w:val="center"/>
+            </w:pPr>
+            <w:r>
+              <w:rPr>
+                <w:rFonts w:ascii="Times New Roman" w:hAnsi="Times New Roman" w:eastAsia="Times New Roman"/>
+                <w:b w:val="0"/>
+                <w:i w:val="0"/>
+                <w:sz w:val="18"/>
+              </w:rPr>
+              <w:t>2.58</w:t>
+            </w:r>
+          </w:p>
+        </w:tc>
+        <w:tc>
+          <w:tcPr>
+            <w:tcW w:type="dxa" w:w="1560"/>
+            <w:tcBorders>
+              <w:top w:val="nil"/>
+              <w:left w:val="nil"/>
+              <w:bottom w:val="nil"/>
+              <w:right w:val="nil"/>
+            </w:tcBorders>
+          </w:tcPr>
+          <w:p>
+            <w:pPr>
+              <w:spacing w:after="20" w:before="20" w:line="240" w:lineRule="auto"/>
+              <w:jc w:val="center"/>
+            </w:pPr>
+            <w:r>
+              <w:rPr>
+                <w:rFonts w:ascii="Times New Roman" w:hAnsi="Times New Roman" w:eastAsia="Times New Roman"/>
+                <w:b w:val="0"/>
+                <w:i w:val="0"/>
+                <w:sz w:val="18"/>
+              </w:rPr>
+              <w:t>.011*</w:t>
+            </w:r>
+          </w:p>
+        </w:tc>
+      </w:tr>
+      <w:tr>
+        <w:tc>
+          <w:tcPr>
+            <w:tcW w:type="dxa" w:w="1560"/>
+            <w:tcBorders>
+              <w:top w:val="nil"/>
+              <w:left w:val="nil"/>
+              <w:bottom w:val="nil"/>
+              <w:right w:val="nil"/>
+            </w:tcBorders>
+          </w:tcPr>
+          <w:p>
+            <w:pPr>
+              <w:spacing w:after="20" w:before="20" w:line="240" w:lineRule="auto"/>
+              <w:jc w:val="left"/>
+            </w:pPr>
+            <w:r>
+              <w:rPr>
+                <w:rFonts w:ascii="Times New Roman" w:hAnsi="Times New Roman" w:eastAsia="Times New Roman"/>
+                <w:b w:val="0"/>
+                <w:i w:val="0"/>
+                <w:sz w:val="18"/>
+              </w:rPr>
+              <w:t>Major: Mechanical (vs Chemical)</w:t>
+            </w:r>
+          </w:p>
+        </w:tc>
+        <w:tc>
+          <w:tcPr>
+            <w:tcW w:type="dxa" w:w="1560"/>
+            <w:tcBorders>
+              <w:top w:val="nil"/>
+              <w:left w:val="nil"/>
+              <w:bottom w:val="nil"/>
+              <w:right w:val="nil"/>
+            </w:tcBorders>
+          </w:tcPr>
+          <w:p>
+            <w:pPr>
+              <w:spacing w:after="20" w:before="20" w:line="240" w:lineRule="auto"/>
+              <w:jc w:val="center"/>
+            </w:pPr>
+            <w:r>
+              <w:rPr>
+                <w:rFonts w:ascii="Times New Roman" w:hAnsi="Times New Roman" w:eastAsia="Times New Roman"/>
+                <w:b w:val="0"/>
+                <w:i w:val="0"/>
+                <w:sz w:val="18"/>
+              </w:rPr>
+              <w:t>-1.31</w:t>
+            </w:r>
+          </w:p>
+        </w:tc>
+        <w:tc>
+          <w:tcPr>
+            <w:tcW w:type="dxa" w:w="1560"/>
+            <w:tcBorders>
+              <w:top w:val="nil"/>
+              <w:left w:val="nil"/>
+              <w:bottom w:val="nil"/>
+              <w:right w:val="nil"/>
+            </w:tcBorders>
+          </w:tcPr>
+          <w:p>
+            <w:pPr>
+              <w:spacing w:after="20" w:before="20" w:line="240" w:lineRule="auto"/>
+              <w:jc w:val="center"/>
+            </w:pPr>
+            <w:r>
+              <w:rPr>
+                <w:rFonts w:ascii="Times New Roman" w:hAnsi="Times New Roman" w:eastAsia="Times New Roman"/>
+                <w:b w:val="0"/>
+                <w:i w:val="0"/>
+                <w:sz w:val="18"/>
+              </w:rPr>
+              <w:t>0.78</w:t>
+            </w:r>
+          </w:p>
+        </w:tc>
+        <w:tc>
+          <w:tcPr>
+            <w:tcW w:type="dxa" w:w="1560"/>
+            <w:tcBorders>
+              <w:top w:val="nil"/>
+              <w:left w:val="nil"/>
+              <w:bottom w:val="nil"/>
+              <w:right w:val="nil"/>
+            </w:tcBorders>
+          </w:tcPr>
+          <w:p>
+            <w:pPr>
+              <w:spacing w:after="20" w:before="20" w:line="240" w:lineRule="auto"/>
+              <w:jc w:val="center"/>
+            </w:pPr>
+            <w:r>
+              <w:rPr>
+                <w:rFonts w:ascii="Times New Roman" w:hAnsi="Times New Roman" w:eastAsia="Times New Roman"/>
+                <w:b w:val="0"/>
+                <w:i w:val="0"/>
+                <w:sz w:val="18"/>
+              </w:rPr>
+              <w:t>—</w:t>
+            </w:r>
+          </w:p>
+        </w:tc>
+        <w:tc>
+          <w:tcPr>
+            <w:tcW w:type="dxa" w:w="1560"/>
+            <w:tcBorders>
+              <w:top w:val="nil"/>
+              <w:left w:val="nil"/>
+              <w:bottom w:val="nil"/>
+              <w:right w:val="nil"/>
+            </w:tcBorders>
+          </w:tcPr>
+          <w:p>
+            <w:pPr>
+              <w:spacing w:after="20" w:before="20" w:line="240" w:lineRule="auto"/>
+              <w:jc w:val="center"/>
+            </w:pPr>
+            <w:r>
+              <w:rPr>
+                <w:rFonts w:ascii="Times New Roman" w:hAnsi="Times New Roman" w:eastAsia="Times New Roman"/>
+                <w:b w:val="0"/>
+                <w:i w:val="0"/>
+                <w:sz w:val="18"/>
+              </w:rPr>
+              <w:t>-1.68</w:t>
+            </w:r>
+          </w:p>
+        </w:tc>
+        <w:tc>
+          <w:tcPr>
+            <w:tcW w:type="dxa" w:w="1560"/>
+            <w:tcBorders>
+              <w:top w:val="nil"/>
+              <w:left w:val="nil"/>
+              <w:bottom w:val="nil"/>
+              <w:right w:val="nil"/>
+            </w:tcBorders>
+          </w:tcPr>
+          <w:p>
+            <w:pPr>
+              <w:spacing w:after="20" w:before="20" w:line="240" w:lineRule="auto"/>
+              <w:jc w:val="center"/>
+            </w:pPr>
+            <w:r>
+              <w:rPr>
+                <w:rFonts w:ascii="Times New Roman" w:hAnsi="Times New Roman" w:eastAsia="Times New Roman"/>
+                <w:b w:val="0"/>
+                <w:i w:val="0"/>
+                <w:sz w:val="18"/>
+              </w:rPr>
+              <w:t>.095</w:t>
+            </w:r>
+          </w:p>
+        </w:tc>
+      </w:tr>
+      <w:tr>
+        <w:tc>
+          <w:tcPr>
+            <w:tcW w:type="dxa" w:w="1560"/>
+            <w:tcBorders>
+              <w:top w:val="nil"/>
+              <w:left w:val="nil"/>
+              <w:bottom w:val="nil"/>
+              <w:right w:val="nil"/>
+            </w:tcBorders>
+          </w:tcPr>
+          <w:p>
+            <w:pPr>
+              <w:spacing w:after="20" w:before="20" w:line="240" w:lineRule="auto"/>
+              <w:jc w:val="left"/>
+            </w:pPr>
+            <w:r>
+              <w:rPr>
+                <w:rFonts w:ascii="Times New Roman" w:hAnsi="Times New Roman" w:eastAsia="Times New Roman"/>
+                <w:b w:val="0"/>
+                <w:i w:val="0"/>
+                <w:sz w:val="18"/>
+              </w:rPr>
+              <w:t>Major: Electrical-Electronics (vs Chemical)</w:t>
+            </w:r>
+          </w:p>
+        </w:tc>
+        <w:tc>
+          <w:tcPr>
+            <w:tcW w:type="dxa" w:w="1560"/>
+            <w:tcBorders>
+              <w:top w:val="nil"/>
+              <w:left w:val="nil"/>
+              <w:bottom w:val="nil"/>
+              <w:right w:val="nil"/>
+            </w:tcBorders>
+          </w:tcPr>
+          <w:p>
+            <w:pPr>
+              <w:spacing w:after="20" w:before="20" w:line="240" w:lineRule="auto"/>
+              <w:jc w:val="center"/>
+            </w:pPr>
+            <w:r>
+              <w:rPr>
+                <w:rFonts w:ascii="Times New Roman" w:hAnsi="Times New Roman" w:eastAsia="Times New Roman"/>
+                <w:b w:val="0"/>
+                <w:i w:val="0"/>
+                <w:sz w:val="18"/>
+              </w:rPr>
+              <w:t>-1.04</w:t>
+            </w:r>
+          </w:p>
+        </w:tc>
+        <w:tc>
+          <w:tcPr>
+            <w:tcW w:type="dxa" w:w="1560"/>
+            <w:tcBorders>
+              <w:top w:val="nil"/>
+              <w:left w:val="nil"/>
+              <w:bottom w:val="nil"/>
+              <w:right w:val="nil"/>
+            </w:tcBorders>
+          </w:tcPr>
+          <w:p>
+            <w:pPr>
+              <w:spacing w:after="20" w:before="20" w:line="240" w:lineRule="auto"/>
+              <w:jc w:val="center"/>
+            </w:pPr>
+            <w:r>
+              <w:rPr>
+                <w:rFonts w:ascii="Times New Roman" w:hAnsi="Times New Roman" w:eastAsia="Times New Roman"/>
+                <w:b w:val="0"/>
+                <w:i w:val="0"/>
+                <w:sz w:val="18"/>
+              </w:rPr>
+              <w:t>0.84</w:t>
+            </w:r>
+          </w:p>
+        </w:tc>
+        <w:tc>
+          <w:tcPr>
+            <w:tcW w:type="dxa" w:w="1560"/>
+            <w:tcBorders>
+              <w:top w:val="nil"/>
+              <w:left w:val="nil"/>
+              <w:bottom w:val="nil"/>
+              <w:right w:val="nil"/>
+            </w:tcBorders>
+          </w:tcPr>
+          <w:p>
+            <w:pPr>
+              <w:spacing w:after="20" w:before="20" w:line="240" w:lineRule="auto"/>
+              <w:jc w:val="center"/>
+            </w:pPr>
+            <w:r>
+              <w:rPr>
+                <w:rFonts w:ascii="Times New Roman" w:hAnsi="Times New Roman" w:eastAsia="Times New Roman"/>
+                <w:b w:val="0"/>
+                <w:i w:val="0"/>
+                <w:sz w:val="18"/>
+              </w:rPr>
+              <w:t>—</w:t>
+            </w:r>
+          </w:p>
+        </w:tc>
+        <w:tc>
+          <w:tcPr>
+            <w:tcW w:type="dxa" w:w="1560"/>
+            <w:tcBorders>
+              <w:top w:val="nil"/>
+              <w:left w:val="nil"/>
+              <w:bottom w:val="nil"/>
+              <w:right w:val="nil"/>
+            </w:tcBorders>
+          </w:tcPr>
+          <w:p>
+            <w:pPr>
+              <w:spacing w:after="20" w:before="20" w:line="240" w:lineRule="auto"/>
+              <w:jc w:val="center"/>
+            </w:pPr>
+            <w:r>
+              <w:rPr>
+                <w:rFonts w:ascii="Times New Roman" w:hAnsi="Times New Roman" w:eastAsia="Times New Roman"/>
+                <w:b w:val="0"/>
+                <w:i w:val="0"/>
+                <w:sz w:val="18"/>
+              </w:rPr>
+              <w:t>-1.25</w:t>
+            </w:r>
+          </w:p>
+        </w:tc>
+        <w:tc>
+          <w:tcPr>
+            <w:tcW w:type="dxa" w:w="1560"/>
+            <w:tcBorders>
+              <w:top w:val="nil"/>
+              <w:left w:val="nil"/>
+              <w:bottom w:val="nil"/>
+              <w:right w:val="nil"/>
+            </w:tcBorders>
+          </w:tcPr>
+          <w:p>
+            <w:pPr>
+              <w:spacing w:after="20" w:before="20" w:line="240" w:lineRule="auto"/>
+              <w:jc w:val="center"/>
+            </w:pPr>
+            <w:r>
+              <w:rPr>
+                <w:rFonts w:ascii="Times New Roman" w:hAnsi="Times New Roman" w:eastAsia="Times New Roman"/>
+                <w:b w:val="0"/>
+                <w:i w:val="0"/>
+                <w:sz w:val="18"/>
+              </w:rPr>
+              <w:t>.215</w:t>
+            </w:r>
+          </w:p>
+        </w:tc>
+      </w:tr>
+      <w:tr>
+        <w:tc>
+          <w:tcPr>
+            <w:tcW w:type="dxa" w:w="1560"/>
+            <w:tcBorders>
+              <w:top w:val="nil"/>
+              <w:left w:val="nil"/>
+              <w:bottom w:val="single" w:sz="12" w:space="0" w:color="000000"/>
+              <w:right w:val="nil"/>
+            </w:tcBorders>
+          </w:tcPr>
+          <w:p>
+            <w:pPr>
+              <w:spacing w:after="20" w:before="20" w:line="240" w:lineRule="auto"/>
+              <w:jc w:val="left"/>
+            </w:pPr>
+            <w:r>
+              <w:rPr>
+                <w:rFonts w:ascii="Times New Roman" w:hAnsi="Times New Roman" w:eastAsia="Times New Roman"/>
+                <w:b w:val="0"/>
+                <w:i w:val="0"/>
+                <w:sz w:val="18"/>
+              </w:rPr>
+              <w:t>Gender: Male (vs Female)</w:t>
+            </w:r>
+          </w:p>
+        </w:tc>
+        <w:tc>
+          <w:tcPr>
+            <w:tcW w:type="dxa" w:w="1560"/>
+            <w:tcBorders>
+              <w:top w:val="nil"/>
+              <w:left w:val="nil"/>
+              <w:bottom w:val="single" w:sz="12" w:space="0" w:color="000000"/>
+              <w:right w:val="nil"/>
+            </w:tcBorders>
+          </w:tcPr>
+          <w:p>
+            <w:pPr>
+              <w:spacing w:after="20" w:before="20" w:line="240" w:lineRule="auto"/>
+              <w:jc w:val="center"/>
+            </w:pPr>
+            <w:r>
+              <w:rPr>
+                <w:rFonts w:ascii="Times New Roman" w:hAnsi="Times New Roman" w:eastAsia="Times New Roman"/>
+                <w:b w:val="0"/>
+                <w:i w:val="0"/>
+                <w:sz w:val="18"/>
+              </w:rPr>
+              <w:t>-0.94</w:t>
+            </w:r>
+          </w:p>
+        </w:tc>
+        <w:tc>
+          <w:tcPr>
+            <w:tcW w:type="dxa" w:w="1560"/>
+            <w:tcBorders>
+              <w:top w:val="nil"/>
+              <w:left w:val="nil"/>
+              <w:bottom w:val="single" w:sz="12" w:space="0" w:color="000000"/>
+              <w:right w:val="nil"/>
+            </w:tcBorders>
+          </w:tcPr>
+          <w:p>
+            <w:pPr>
+              <w:spacing w:after="20" w:before="20" w:line="240" w:lineRule="auto"/>
+              <w:jc w:val="center"/>
+            </w:pPr>
+            <w:r>
+              <w:rPr>
+                <w:rFonts w:ascii="Times New Roman" w:hAnsi="Times New Roman" w:eastAsia="Times New Roman"/>
+                <w:b w:val="0"/>
+                <w:i w:val="0"/>
+                <w:sz w:val="18"/>
+              </w:rPr>
+              <w:t>0.54</w:t>
+            </w:r>
+          </w:p>
+        </w:tc>
+        <w:tc>
+          <w:tcPr>
+            <w:tcW w:type="dxa" w:w="1560"/>
+            <w:tcBorders>
+              <w:top w:val="nil"/>
+              <w:left w:val="nil"/>
+              <w:bottom w:val="single" w:sz="12" w:space="0" w:color="000000"/>
+              <w:right w:val="nil"/>
+            </w:tcBorders>
+          </w:tcPr>
+          <w:p>
+            <w:pPr>
+              <w:spacing w:after="20" w:before="20" w:line="240" w:lineRule="auto"/>
+              <w:jc w:val="center"/>
+            </w:pPr>
+            <w:r>
+              <w:rPr>
+                <w:rFonts w:ascii="Times New Roman" w:hAnsi="Times New Roman" w:eastAsia="Times New Roman"/>
+                <w:b w:val="0"/>
+                <w:i w:val="0"/>
+                <w:sz w:val="18"/>
+              </w:rPr>
+              <w:t>—</w:t>
+            </w:r>
+          </w:p>
+        </w:tc>
+        <w:tc>
+          <w:tcPr>
+            <w:tcW w:type="dxa" w:w="1560"/>
+            <w:tcBorders>
+              <w:top w:val="nil"/>
+              <w:left w:val="nil"/>
+              <w:bottom w:val="single" w:sz="12" w:space="0" w:color="000000"/>
+              <w:right w:val="nil"/>
+            </w:tcBorders>
+          </w:tcPr>
+          <w:p>
+            <w:pPr>
+              <w:spacing w:after="20" w:before="20" w:line="240" w:lineRule="auto"/>
+              <w:jc w:val="center"/>
+            </w:pPr>
+            <w:r>
+              <w:rPr>
+                <w:rFonts w:ascii="Times New Roman" w:hAnsi="Times New Roman" w:eastAsia="Times New Roman"/>
+                <w:b w:val="0"/>
+                <w:i w:val="0"/>
+                <w:sz w:val="18"/>
+              </w:rPr>
+              <w:t>-1.76</w:t>
+            </w:r>
+          </w:p>
+        </w:tc>
+        <w:tc>
+          <w:tcPr>
+            <w:tcW w:type="dxa" w:w="1560"/>
+            <w:tcBorders>
+              <w:top w:val="nil"/>
+              <w:left w:val="nil"/>
+              <w:bottom w:val="single" w:sz="12" w:space="0" w:color="000000"/>
+              <w:right w:val="nil"/>
+            </w:tcBorders>
+          </w:tcPr>
+          <w:p>
+            <w:pPr>
+              <w:spacing w:after="20" w:before="20" w:line="240" w:lineRule="auto"/>
+              <w:jc w:val="center"/>
+            </w:pPr>
+            <w:r>
+              <w:rPr>
+                <w:rFonts w:ascii="Times New Roman" w:hAnsi="Times New Roman" w:eastAsia="Times New Roman"/>
+                <w:b w:val="0"/>
+                <w:i w:val="0"/>
+                <w:sz w:val="18"/>
+              </w:rPr>
+              <w:t>.081</w:t>
+            </w:r>
+          </w:p>
+        </w:tc>
+      </w:tr>
+    </w:tbl>
+    <w:p>
+      <w:pPr>
+        <w:spacing w:before="40" w:after="200"/>
+        <w:ind w:firstLine="0"/>
+      </w:pPr>
+      <w:r>
+        <w:rPr>
+          <w:rFonts w:ascii="Times New Roman" w:hAnsi="Times New Roman" w:eastAsia="Times New Roman"/>
+          <w:b w:val="0"/>
+          <w:i/>
+          <w:sz w:val="18"/>
+        </w:rPr>
+        <w:t xml:space="preserve">Note. </w:t>
+      </w:r>
+      <w:r>
+        <w:rPr>
+          <w:rFonts w:ascii="Times New Roman" w:hAnsi="Times New Roman" w:eastAsia="Times New Roman"/>
+          <w:b w:val="0"/>
+          <w:i w:val="0"/>
+          <w:sz w:val="18"/>
+        </w:rPr>
+        <w:t>N = 120. Outcome and continuous predictors are in points on the 0–100 institutional scale (or Likert means for EAP_mean). β = standardized coefficient (B × SD_x / SD_y). R² = 0.682 (p &lt;.001). Format follows Nicol and Pexman (2010a) Play-It-Safe multiple-regression summary (Table 17.2). *p &lt; .05. **p &lt; .01. ***p &lt; .001.</w:t>
       </w:r>
     </w:p>
     <w:p>
@@ -3552,7 +7109,7 @@
           <w:color w:val="1F4E79"/>
           <w:sz w:val="24"/>
         </w:rPr>
-        <w:t>Associations with Speaking attrition</w:t>
+        <w:t>Mediation check (RQ4)</w:t>
       </w:r>
     </w:p>
     <w:p>
@@ -3568,1288 +7125,7 @@
           <w:i w:val="0"/>
           <w:sz w:val="22"/>
         </w:rPr>
-        <w:t>Speaking decline correlated positively with the underrating gap (r = 0.603, p &lt;.001), translanguaging exposure (TL_percent; r = 0.732, p &lt;.001), and perceived underrating (r = 0.463, p &lt;.001). It correlated negatively with WTC (r = -0.505, p &lt;.001) and self-efficacy (r = -0.412, p &lt;.001). Lecturer EAP limitation was weaker as a bivariate correlate (r = 0.461, p &lt;.001). This pattern supports attributing Speaking attrition to underrating-linked translanguaging rather than to written-skill disuse.</w:t>
-      </w:r>
-    </w:p>
-    <w:p>
-      <w:pPr>
-        <w:spacing w:before="200" w:after="80"/>
-        <w:ind w:firstLine="0"/>
-        <w:jc w:val="left"/>
-      </w:pPr>
-      <w:r>
-        <w:rPr>
-          <w:rFonts w:ascii="Times New Roman" w:hAnsi="Times New Roman" w:eastAsia="Times New Roman"/>
-          <w:b/>
-          <w:i/>
-          <w:sz w:val="20"/>
-        </w:rPr>
-        <w:t>Table 3. Correlations with Decline_Speaking (primary attrition outcome)</w:t>
-      </w:r>
-    </w:p>
-    <w:tbl>
-      <w:tblPr>
-        <w:tblStyle w:val="TableGrid"/>
-        <w:tblW w:type="auto" w:w="0"/>
-        <w:tblLook w:firstColumn="1" w:firstRow="1" w:lastColumn="0" w:lastRow="0" w:noHBand="0" w:noVBand="1" w:val="04A0"/>
-      </w:tblPr>
-      <w:tblGrid>
-        <w:gridCol w:w="2340"/>
-        <w:gridCol w:w="2340"/>
-        <w:gridCol w:w="2340"/>
-        <w:gridCol w:w="2340"/>
-      </w:tblGrid>
-      <w:tr>
-        <w:tc>
-          <w:tcPr>
-            <w:tcW w:type="dxa" w:w="2340"/>
-          </w:tcPr>
-          <w:p>
-            <w:pPr>
-              <w:spacing w:after="40" w:before="40" w:line="240" w:lineRule="auto"/>
-            </w:pPr>
-            <w:r>
-              <w:rPr>
-                <w:rFonts w:ascii="Times New Roman" w:hAnsi="Times New Roman" w:eastAsia="Times New Roman"/>
-                <w:b w:val="0"/>
-                <w:i w:val="0"/>
-                <w:sz w:val="18"/>
-              </w:rPr>
-              <w:t>Predictor</w:t>
-            </w:r>
-          </w:p>
-        </w:tc>
-        <w:tc>
-          <w:tcPr>
-            <w:tcW w:type="dxa" w:w="2340"/>
-          </w:tcPr>
-          <w:p>
-            <w:pPr>
-              <w:spacing w:after="40" w:before="40" w:line="240" w:lineRule="auto"/>
-            </w:pPr>
-            <w:r>
-              <w:rPr>
-                <w:rFonts w:ascii="Times New Roman" w:hAnsi="Times New Roman" w:eastAsia="Times New Roman"/>
-                <w:b w:val="0"/>
-                <w:i w:val="0"/>
-                <w:sz w:val="18"/>
-              </w:rPr>
-              <w:t>r</w:t>
-            </w:r>
-          </w:p>
-        </w:tc>
-        <w:tc>
-          <w:tcPr>
-            <w:tcW w:type="dxa" w:w="2340"/>
-          </w:tcPr>
-          <w:p>
-            <w:pPr>
-              <w:spacing w:after="40" w:before="40" w:line="240" w:lineRule="auto"/>
-            </w:pPr>
-            <w:r>
-              <w:rPr>
-                <w:rFonts w:ascii="Times New Roman" w:hAnsi="Times New Roman" w:eastAsia="Times New Roman"/>
-                <w:b w:val="0"/>
-                <w:i w:val="0"/>
-                <w:sz w:val="18"/>
-              </w:rPr>
-              <w:t>p</w:t>
-            </w:r>
-          </w:p>
-        </w:tc>
-        <w:tc>
-          <w:tcPr>
-            <w:tcW w:type="dxa" w:w="2340"/>
-          </w:tcPr>
-          <w:p>
-            <w:pPr>
-              <w:spacing w:after="40" w:before="40" w:line="240" w:lineRule="auto"/>
-            </w:pPr>
-            <w:r>
-              <w:rPr>
-                <w:rFonts w:ascii="Times New Roman" w:hAnsi="Times New Roman" w:eastAsia="Times New Roman"/>
-                <w:b w:val="0"/>
-                <w:i w:val="0"/>
-                <w:sz w:val="18"/>
-              </w:rPr>
-              <w:t>Interpretive role</w:t>
-            </w:r>
-          </w:p>
-        </w:tc>
-      </w:tr>
-      <w:tr>
-        <w:tc>
-          <w:tcPr>
-            <w:tcW w:type="dxa" w:w="2340"/>
-          </w:tcPr>
-          <w:p>
-            <w:pPr>
-              <w:spacing w:after="40" w:before="40" w:line="240" w:lineRule="auto"/>
-            </w:pPr>
-            <w:r>
-              <w:rPr>
-                <w:rFonts w:ascii="Times New Roman" w:hAnsi="Times New Roman" w:eastAsia="Times New Roman"/>
-                <w:b w:val="0"/>
-                <w:i w:val="0"/>
-                <w:sz w:val="18"/>
-              </w:rPr>
-              <w:t>Underrating_Gap</w:t>
-            </w:r>
-          </w:p>
-        </w:tc>
-        <w:tc>
-          <w:tcPr>
-            <w:tcW w:type="dxa" w:w="2340"/>
-          </w:tcPr>
-          <w:p>
-            <w:pPr>
-              <w:spacing w:after="40" w:before="40" w:line="240" w:lineRule="auto"/>
-            </w:pPr>
-            <w:r>
-              <w:rPr>
-                <w:rFonts w:ascii="Times New Roman" w:hAnsi="Times New Roman" w:eastAsia="Times New Roman"/>
-                <w:b w:val="0"/>
-                <w:i w:val="0"/>
-                <w:sz w:val="18"/>
-              </w:rPr>
-              <w:t>0.603</w:t>
-            </w:r>
-          </w:p>
-        </w:tc>
-        <w:tc>
-          <w:tcPr>
-            <w:tcW w:type="dxa" w:w="2340"/>
-          </w:tcPr>
-          <w:p>
-            <w:pPr>
-              <w:spacing w:after="40" w:before="40" w:line="240" w:lineRule="auto"/>
-            </w:pPr>
-            <w:r>
-              <w:rPr>
-                <w:rFonts w:ascii="Times New Roman" w:hAnsi="Times New Roman" w:eastAsia="Times New Roman"/>
-                <w:b w:val="0"/>
-                <w:i w:val="0"/>
-                <w:sz w:val="18"/>
-              </w:rPr>
-              <w:t>&lt;.001</w:t>
-            </w:r>
-          </w:p>
-        </w:tc>
-        <w:tc>
-          <w:tcPr>
-            <w:tcW w:type="dxa" w:w="2340"/>
-          </w:tcPr>
-          <w:p>
-            <w:pPr>
-              <w:spacing w:after="40" w:before="40" w:line="240" w:lineRule="auto"/>
-            </w:pPr>
-            <w:r>
-              <w:rPr>
-                <w:rFonts w:ascii="Times New Roman" w:hAnsi="Times New Roman" w:eastAsia="Times New Roman"/>
-                <w:b w:val="0"/>
-                <w:i w:val="0"/>
-                <w:sz w:val="18"/>
-              </w:rPr>
-              <w:t>Golem: inaccuracy</w:t>
-            </w:r>
-          </w:p>
-        </w:tc>
-      </w:tr>
-      <w:tr>
-        <w:tc>
-          <w:tcPr>
-            <w:tcW w:type="dxa" w:w="2340"/>
-          </w:tcPr>
-          <w:p>
-            <w:pPr>
-              <w:spacing w:after="40" w:before="40" w:line="240" w:lineRule="auto"/>
-            </w:pPr>
-            <w:r>
-              <w:rPr>
-                <w:rFonts w:ascii="Times New Roman" w:hAnsi="Times New Roman" w:eastAsia="Times New Roman"/>
-                <w:b w:val="0"/>
-                <w:i w:val="0"/>
-                <w:sz w:val="18"/>
-              </w:rPr>
-              <w:t>TL_percent</w:t>
-            </w:r>
-          </w:p>
-        </w:tc>
-        <w:tc>
-          <w:tcPr>
-            <w:tcW w:type="dxa" w:w="2340"/>
-          </w:tcPr>
-          <w:p>
-            <w:pPr>
-              <w:spacing w:after="40" w:before="40" w:line="240" w:lineRule="auto"/>
-            </w:pPr>
-            <w:r>
-              <w:rPr>
-                <w:rFonts w:ascii="Times New Roman" w:hAnsi="Times New Roman" w:eastAsia="Times New Roman"/>
-                <w:b w:val="0"/>
-                <w:i w:val="0"/>
-                <w:sz w:val="18"/>
-              </w:rPr>
-              <w:t>0.732</w:t>
-            </w:r>
-          </w:p>
-        </w:tc>
-        <w:tc>
-          <w:tcPr>
-            <w:tcW w:type="dxa" w:w="2340"/>
-          </w:tcPr>
-          <w:p>
-            <w:pPr>
-              <w:spacing w:after="40" w:before="40" w:line="240" w:lineRule="auto"/>
-            </w:pPr>
-            <w:r>
-              <w:rPr>
-                <w:rFonts w:ascii="Times New Roman" w:hAnsi="Times New Roman" w:eastAsia="Times New Roman"/>
-                <w:b w:val="0"/>
-                <w:i w:val="0"/>
-                <w:sz w:val="18"/>
-              </w:rPr>
-              <w:t>&lt;.001</w:t>
-            </w:r>
-          </w:p>
-        </w:tc>
-        <w:tc>
-          <w:tcPr>
-            <w:tcW w:type="dxa" w:w="2340"/>
-          </w:tcPr>
-          <w:p>
-            <w:pPr>
-              <w:spacing w:after="40" w:before="40" w:line="240" w:lineRule="auto"/>
-            </w:pPr>
-            <w:r>
-              <w:rPr>
-                <w:rFonts w:ascii="Times New Roman" w:hAnsi="Times New Roman" w:eastAsia="Times New Roman"/>
-                <w:b w:val="0"/>
-                <w:i w:val="0"/>
-                <w:sz w:val="18"/>
-              </w:rPr>
-              <w:t>Treatment: L1 exposure</w:t>
-            </w:r>
-          </w:p>
-        </w:tc>
-      </w:tr>
-      <w:tr>
-        <w:tc>
-          <w:tcPr>
-            <w:tcW w:type="dxa" w:w="2340"/>
-          </w:tcPr>
-          <w:p>
-            <w:pPr>
-              <w:spacing w:after="40" w:before="40" w:line="240" w:lineRule="auto"/>
-            </w:pPr>
-            <w:r>
-              <w:rPr>
-                <w:rFonts w:ascii="Times New Roman" w:hAnsi="Times New Roman" w:eastAsia="Times New Roman"/>
-                <w:b w:val="0"/>
-                <w:i w:val="0"/>
-                <w:sz w:val="18"/>
-              </w:rPr>
-              <w:t>PU_mean</w:t>
-            </w:r>
-          </w:p>
-        </w:tc>
-        <w:tc>
-          <w:tcPr>
-            <w:tcW w:type="dxa" w:w="2340"/>
-          </w:tcPr>
-          <w:p>
-            <w:pPr>
-              <w:spacing w:after="40" w:before="40" w:line="240" w:lineRule="auto"/>
-            </w:pPr>
-            <w:r>
-              <w:rPr>
-                <w:rFonts w:ascii="Times New Roman" w:hAnsi="Times New Roman" w:eastAsia="Times New Roman"/>
-                <w:b w:val="0"/>
-                <w:i w:val="0"/>
-                <w:sz w:val="18"/>
-              </w:rPr>
-              <w:t>0.463</w:t>
-            </w:r>
-          </w:p>
-        </w:tc>
-        <w:tc>
-          <w:tcPr>
-            <w:tcW w:type="dxa" w:w="2340"/>
-          </w:tcPr>
-          <w:p>
-            <w:pPr>
-              <w:spacing w:after="40" w:before="40" w:line="240" w:lineRule="auto"/>
-            </w:pPr>
-            <w:r>
-              <w:rPr>
-                <w:rFonts w:ascii="Times New Roman" w:hAnsi="Times New Roman" w:eastAsia="Times New Roman"/>
-                <w:b w:val="0"/>
-                <w:i w:val="0"/>
-                <w:sz w:val="18"/>
-              </w:rPr>
-              <w:t>&lt;.001</w:t>
-            </w:r>
-          </w:p>
-        </w:tc>
-        <w:tc>
-          <w:tcPr>
-            <w:tcW w:type="dxa" w:w="2340"/>
-          </w:tcPr>
-          <w:p>
-            <w:pPr>
-              <w:spacing w:after="40" w:before="40" w:line="240" w:lineRule="auto"/>
-            </w:pPr>
-            <w:r>
-              <w:rPr>
-                <w:rFonts w:ascii="Times New Roman" w:hAnsi="Times New Roman" w:eastAsia="Times New Roman"/>
-                <w:b w:val="0"/>
-                <w:i w:val="0"/>
-                <w:sz w:val="18"/>
-              </w:rPr>
-              <w:t>Student-perceived underrating</w:t>
-            </w:r>
-          </w:p>
-        </w:tc>
-      </w:tr>
-      <w:tr>
-        <w:tc>
-          <w:tcPr>
-            <w:tcW w:type="dxa" w:w="2340"/>
-          </w:tcPr>
-          <w:p>
-            <w:pPr>
-              <w:spacing w:after="40" w:before="40" w:line="240" w:lineRule="auto"/>
-            </w:pPr>
-            <w:r>
-              <w:rPr>
-                <w:rFonts w:ascii="Times New Roman" w:hAnsi="Times New Roman" w:eastAsia="Times New Roman"/>
-                <w:b w:val="0"/>
-                <w:i w:val="0"/>
-                <w:sz w:val="18"/>
-              </w:rPr>
-              <w:t>EAP_mean</w:t>
-            </w:r>
-          </w:p>
-        </w:tc>
-        <w:tc>
-          <w:tcPr>
-            <w:tcW w:type="dxa" w:w="2340"/>
-          </w:tcPr>
-          <w:p>
-            <w:pPr>
-              <w:spacing w:after="40" w:before="40" w:line="240" w:lineRule="auto"/>
-            </w:pPr>
-            <w:r>
-              <w:rPr>
-                <w:rFonts w:ascii="Times New Roman" w:hAnsi="Times New Roman" w:eastAsia="Times New Roman"/>
-                <w:b w:val="0"/>
-                <w:i w:val="0"/>
-                <w:sz w:val="18"/>
-              </w:rPr>
-              <w:t>0.461</w:t>
-            </w:r>
-          </w:p>
-        </w:tc>
-        <w:tc>
-          <w:tcPr>
-            <w:tcW w:type="dxa" w:w="2340"/>
-          </w:tcPr>
-          <w:p>
-            <w:pPr>
-              <w:spacing w:after="40" w:before="40" w:line="240" w:lineRule="auto"/>
-            </w:pPr>
-            <w:r>
-              <w:rPr>
-                <w:rFonts w:ascii="Times New Roman" w:hAnsi="Times New Roman" w:eastAsia="Times New Roman"/>
-                <w:b w:val="0"/>
-                <w:i w:val="0"/>
-                <w:sz w:val="18"/>
-              </w:rPr>
-              <w:t>&lt;.001</w:t>
-            </w:r>
-          </w:p>
-        </w:tc>
-        <w:tc>
-          <w:tcPr>
-            <w:tcW w:type="dxa" w:w="2340"/>
-          </w:tcPr>
-          <w:p>
-            <w:pPr>
-              <w:spacing w:after="40" w:before="40" w:line="240" w:lineRule="auto"/>
-            </w:pPr>
-            <w:r>
-              <w:rPr>
-                <w:rFonts w:ascii="Times New Roman" w:hAnsi="Times New Roman" w:eastAsia="Times New Roman"/>
-                <w:b w:val="0"/>
-                <w:i w:val="0"/>
-                <w:sz w:val="18"/>
-              </w:rPr>
-              <w:t>Competing cause (not Golem)</w:t>
-            </w:r>
-          </w:p>
-        </w:tc>
-      </w:tr>
-      <w:tr>
-        <w:tc>
-          <w:tcPr>
-            <w:tcW w:type="dxa" w:w="2340"/>
-          </w:tcPr>
-          <w:p>
-            <w:pPr>
-              <w:spacing w:after="40" w:before="40" w:line="240" w:lineRule="auto"/>
-            </w:pPr>
-            <w:r>
-              <w:rPr>
-                <w:rFonts w:ascii="Times New Roman" w:hAnsi="Times New Roman" w:eastAsia="Times New Roman"/>
-                <w:b w:val="0"/>
-                <w:i w:val="0"/>
-                <w:sz w:val="18"/>
-              </w:rPr>
-              <w:t>WTC_mean</w:t>
-            </w:r>
-          </w:p>
-        </w:tc>
-        <w:tc>
-          <w:tcPr>
-            <w:tcW w:type="dxa" w:w="2340"/>
-          </w:tcPr>
-          <w:p>
-            <w:pPr>
-              <w:spacing w:after="40" w:before="40" w:line="240" w:lineRule="auto"/>
-            </w:pPr>
-            <w:r>
-              <w:rPr>
-                <w:rFonts w:ascii="Times New Roman" w:hAnsi="Times New Roman" w:eastAsia="Times New Roman"/>
-                <w:b w:val="0"/>
-                <w:i w:val="0"/>
-                <w:sz w:val="18"/>
-              </w:rPr>
-              <w:t>-0.505</w:t>
-            </w:r>
-          </w:p>
-        </w:tc>
-        <w:tc>
-          <w:tcPr>
-            <w:tcW w:type="dxa" w:w="2340"/>
-          </w:tcPr>
-          <w:p>
-            <w:pPr>
-              <w:spacing w:after="40" w:before="40" w:line="240" w:lineRule="auto"/>
-            </w:pPr>
-            <w:r>
-              <w:rPr>
-                <w:rFonts w:ascii="Times New Roman" w:hAnsi="Times New Roman" w:eastAsia="Times New Roman"/>
-                <w:b w:val="0"/>
-                <w:i w:val="0"/>
-                <w:sz w:val="18"/>
-              </w:rPr>
-              <w:t>&lt;.001</w:t>
-            </w:r>
-          </w:p>
-        </w:tc>
-        <w:tc>
-          <w:tcPr>
-            <w:tcW w:type="dxa" w:w="2340"/>
-          </w:tcPr>
-          <w:p>
-            <w:pPr>
-              <w:spacing w:after="40" w:before="40" w:line="240" w:lineRule="auto"/>
-            </w:pPr>
-            <w:r>
-              <w:rPr>
-                <w:rFonts w:ascii="Times New Roman" w:hAnsi="Times New Roman" w:eastAsia="Times New Roman"/>
-                <w:b w:val="0"/>
-                <w:i w:val="0"/>
-                <w:sz w:val="18"/>
-              </w:rPr>
-              <w:t>Internalization</w:t>
-            </w:r>
-          </w:p>
-        </w:tc>
-      </w:tr>
-      <w:tr>
-        <w:tc>
-          <w:tcPr>
-            <w:tcW w:type="dxa" w:w="2340"/>
-          </w:tcPr>
-          <w:p>
-            <w:pPr>
-              <w:spacing w:after="40" w:before="40" w:line="240" w:lineRule="auto"/>
-            </w:pPr>
-            <w:r>
-              <w:rPr>
-                <w:rFonts w:ascii="Times New Roman" w:hAnsi="Times New Roman" w:eastAsia="Times New Roman"/>
-                <w:b w:val="0"/>
-                <w:i w:val="0"/>
-                <w:sz w:val="18"/>
-              </w:rPr>
-              <w:t>SE_mean</w:t>
-            </w:r>
-          </w:p>
-        </w:tc>
-        <w:tc>
-          <w:tcPr>
-            <w:tcW w:type="dxa" w:w="2340"/>
-          </w:tcPr>
-          <w:p>
-            <w:pPr>
-              <w:spacing w:after="40" w:before="40" w:line="240" w:lineRule="auto"/>
-            </w:pPr>
-            <w:r>
-              <w:rPr>
-                <w:rFonts w:ascii="Times New Roman" w:hAnsi="Times New Roman" w:eastAsia="Times New Roman"/>
-                <w:b w:val="0"/>
-                <w:i w:val="0"/>
-                <w:sz w:val="18"/>
-              </w:rPr>
-              <w:t>-0.412</w:t>
-            </w:r>
-          </w:p>
-        </w:tc>
-        <w:tc>
-          <w:tcPr>
-            <w:tcW w:type="dxa" w:w="2340"/>
-          </w:tcPr>
-          <w:p>
-            <w:pPr>
-              <w:spacing w:after="40" w:before="40" w:line="240" w:lineRule="auto"/>
-            </w:pPr>
-            <w:r>
-              <w:rPr>
-                <w:rFonts w:ascii="Times New Roman" w:hAnsi="Times New Roman" w:eastAsia="Times New Roman"/>
-                <w:b w:val="0"/>
-                <w:i w:val="0"/>
-                <w:sz w:val="18"/>
-              </w:rPr>
-              <w:t>&lt;.001</w:t>
-            </w:r>
-          </w:p>
-        </w:tc>
-        <w:tc>
-          <w:tcPr>
-            <w:tcW w:type="dxa" w:w="2340"/>
-          </w:tcPr>
-          <w:p>
-            <w:pPr>
-              <w:spacing w:after="40" w:before="40" w:line="240" w:lineRule="auto"/>
-            </w:pPr>
-            <w:r>
-              <w:rPr>
-                <w:rFonts w:ascii="Times New Roman" w:hAnsi="Times New Roman" w:eastAsia="Times New Roman"/>
-                <w:b w:val="0"/>
-                <w:i w:val="0"/>
-                <w:sz w:val="18"/>
-              </w:rPr>
-              <w:t>Internalization</w:t>
-            </w:r>
-          </w:p>
-        </w:tc>
-      </w:tr>
-    </w:tbl>
-    <w:p>
-      <w:pPr>
-        <w:spacing w:after="240" w:line="360" w:lineRule="auto"/>
-        <w:jc w:val="both"/>
-      </w:pPr>
-      <w:r>
-        <w:rPr>
-          <w:rFonts w:ascii="Times New Roman" w:hAnsi="Times New Roman" w:eastAsia="Times New Roman"/>
-          <w:b w:val="0"/>
-          <w:i/>
-          <w:sz w:val="18"/>
-        </w:rPr>
-        <w:t>Note. Underrating_Gap is in points on the same 0–100 institutional scale (actual Pre_Overall − lecturer estimate). Decline_Speaking is likewise in points on 0–100.</w:t>
-      </w:r>
-    </w:p>
-    <w:p>
-      <w:pPr>
-        <w:pStyle w:val="Heading2"/>
-        <w:spacing w:before="280" w:after="160"/>
-      </w:pPr>
-      <w:r>
-        <w:rPr>
-          <w:rFonts w:ascii="Times New Roman" w:hAnsi="Times New Roman" w:eastAsia="Times New Roman"/>
-          <w:b/>
-          <w:i w:val="0"/>
-          <w:color w:val="1F4E79"/>
-          <w:sz w:val="24"/>
-        </w:rPr>
-        <w:t>Regression models predicting Speaking decline</w:t>
-      </w:r>
-    </w:p>
-    <w:p>
-      <w:pPr>
-        <w:spacing w:after="160" w:line="360" w:lineRule="auto"/>
-        <w:ind w:firstLine="720"/>
-        <w:jc w:val="both"/>
-      </w:pPr>
-      <w:r>
-        <w:rPr>
-          <w:rFonts w:ascii="Times New Roman" w:hAnsi="Times New Roman" w:eastAsia="Times New Roman"/>
-          <w:b w:val="0"/>
-          <w:i w:val="0"/>
-          <w:sz w:val="22"/>
-        </w:rPr>
-        <w:t>Three OLS models predicted Decline_Speaking. Model 1 (lecturer EAP limitation with Pre_Speaking, major, gender) was weak (EAP_mean b = 2.56, p &lt;.001). Model 2 showed a clear underrating effect (b = 0.89, p &lt;.001). In the joint Model 3, underrating (b = 0.65, p &lt;.001) and translanguaging exposure (b = 0.09, p .032) remained significant predictors of Speaking attrition. This is the quantitative backbone for linking Speaking loss to underrating-driven L1 use in EMI classrooms.</w:t>
-      </w:r>
-    </w:p>
-    <w:p>
-      <w:pPr>
-        <w:spacing w:before="200" w:after="80"/>
-        <w:ind w:firstLine="0"/>
-        <w:jc w:val="left"/>
-      </w:pPr>
-      <w:r>
-        <w:rPr>
-          <w:rFonts w:ascii="Times New Roman" w:hAnsi="Times New Roman" w:eastAsia="Times New Roman"/>
-          <w:b/>
-          <w:i/>
-          <w:sz w:val="20"/>
-        </w:rPr>
-        <w:t>Table 4. Key coefficients predicting Decline_Speaking</w:t>
-      </w:r>
-    </w:p>
-    <w:tbl>
-      <w:tblPr>
-        <w:tblStyle w:val="TableGrid"/>
-        <w:tblW w:type="auto" w:w="0"/>
-        <w:tblLook w:firstColumn="1" w:firstRow="1" w:lastColumn="0" w:lastRow="0" w:noHBand="0" w:noVBand="1" w:val="04A0"/>
-      </w:tblPr>
-      <w:tblGrid>
-        <w:gridCol w:w="1872"/>
-        <w:gridCol w:w="1872"/>
-        <w:gridCol w:w="1872"/>
-        <w:gridCol w:w="1872"/>
-        <w:gridCol w:w="1872"/>
-      </w:tblGrid>
-      <w:tr>
-        <w:tc>
-          <w:tcPr>
-            <w:tcW w:type="dxa" w:w="1872"/>
-          </w:tcPr>
-          <w:p>
-            <w:pPr>
-              <w:spacing w:after="40" w:before="40" w:line="240" w:lineRule="auto"/>
-            </w:pPr>
-            <w:r>
-              <w:rPr>
-                <w:rFonts w:ascii="Times New Roman" w:hAnsi="Times New Roman" w:eastAsia="Times New Roman"/>
-                <w:b w:val="0"/>
-                <w:i w:val="0"/>
-                <w:sz w:val="18"/>
-              </w:rPr>
-              <w:t>Model</w:t>
-            </w:r>
-          </w:p>
-        </w:tc>
-        <w:tc>
-          <w:tcPr>
-            <w:tcW w:type="dxa" w:w="1872"/>
-          </w:tcPr>
-          <w:p>
-            <w:pPr>
-              <w:spacing w:after="40" w:before="40" w:line="240" w:lineRule="auto"/>
-            </w:pPr>
-            <w:r>
-              <w:rPr>
-                <w:rFonts w:ascii="Times New Roman" w:hAnsi="Times New Roman" w:eastAsia="Times New Roman"/>
-                <w:b w:val="0"/>
-                <w:i w:val="0"/>
-                <w:sz w:val="18"/>
-              </w:rPr>
-              <w:t>Predictor</w:t>
-            </w:r>
-          </w:p>
-        </w:tc>
-        <w:tc>
-          <w:tcPr>
-            <w:tcW w:type="dxa" w:w="1872"/>
-          </w:tcPr>
-          <w:p>
-            <w:pPr>
-              <w:spacing w:after="40" w:before="40" w:line="240" w:lineRule="auto"/>
-            </w:pPr>
-            <w:r>
-              <w:rPr>
-                <w:rFonts w:ascii="Times New Roman" w:hAnsi="Times New Roman" w:eastAsia="Times New Roman"/>
-                <w:b w:val="0"/>
-                <w:i w:val="0"/>
-                <w:sz w:val="18"/>
-              </w:rPr>
-              <w:t>b</w:t>
-            </w:r>
-          </w:p>
-        </w:tc>
-        <w:tc>
-          <w:tcPr>
-            <w:tcW w:type="dxa" w:w="1872"/>
-          </w:tcPr>
-          <w:p>
-            <w:pPr>
-              <w:spacing w:after="40" w:before="40" w:line="240" w:lineRule="auto"/>
-            </w:pPr>
-            <w:r>
-              <w:rPr>
-                <w:rFonts w:ascii="Times New Roman" w:hAnsi="Times New Roman" w:eastAsia="Times New Roman"/>
-                <w:b w:val="0"/>
-                <w:i w:val="0"/>
-                <w:sz w:val="18"/>
-              </w:rPr>
-              <w:t>p</w:t>
-            </w:r>
-          </w:p>
-        </w:tc>
-        <w:tc>
-          <w:tcPr>
-            <w:tcW w:type="dxa" w:w="1872"/>
-          </w:tcPr>
-          <w:p>
-            <w:pPr>
-              <w:spacing w:after="40" w:before="40" w:line="240" w:lineRule="auto"/>
-            </w:pPr>
-            <w:r>
-              <w:rPr>
-                <w:rFonts w:ascii="Times New Roman" w:hAnsi="Times New Roman" w:eastAsia="Times New Roman"/>
-                <w:b w:val="0"/>
-                <w:i w:val="0"/>
-                <w:sz w:val="18"/>
-              </w:rPr>
-              <w:t>Note</w:t>
-            </w:r>
-          </w:p>
-        </w:tc>
-      </w:tr>
-      <w:tr>
-        <w:tc>
-          <w:tcPr>
-            <w:tcW w:type="dxa" w:w="1872"/>
-          </w:tcPr>
-          <w:p>
-            <w:pPr>
-              <w:spacing w:after="40" w:before="40" w:line="240" w:lineRule="auto"/>
-            </w:pPr>
-            <w:r>
-              <w:rPr>
-                <w:rFonts w:ascii="Times New Roman" w:hAnsi="Times New Roman" w:eastAsia="Times New Roman"/>
-                <w:b w:val="0"/>
-                <w:i w:val="0"/>
-                <w:sz w:val="18"/>
-              </w:rPr>
-              <w:t>1 EAP-only</w:t>
-            </w:r>
-          </w:p>
-        </w:tc>
-        <w:tc>
-          <w:tcPr>
-            <w:tcW w:type="dxa" w:w="1872"/>
-          </w:tcPr>
-          <w:p>
-            <w:pPr>
-              <w:spacing w:after="40" w:before="40" w:line="240" w:lineRule="auto"/>
-            </w:pPr>
-            <w:r>
-              <w:rPr>
-                <w:rFonts w:ascii="Times New Roman" w:hAnsi="Times New Roman" w:eastAsia="Times New Roman"/>
-                <w:b w:val="0"/>
-                <w:i w:val="0"/>
-                <w:sz w:val="18"/>
-              </w:rPr>
-              <w:t>EAP_mean</w:t>
-            </w:r>
-          </w:p>
-        </w:tc>
-        <w:tc>
-          <w:tcPr>
-            <w:tcW w:type="dxa" w:w="1872"/>
-          </w:tcPr>
-          <w:p>
-            <w:pPr>
-              <w:spacing w:after="40" w:before="40" w:line="240" w:lineRule="auto"/>
-            </w:pPr>
-            <w:r>
-              <w:rPr>
-                <w:rFonts w:ascii="Times New Roman" w:hAnsi="Times New Roman" w:eastAsia="Times New Roman"/>
-                <w:b w:val="0"/>
-                <w:i w:val="0"/>
-                <w:sz w:val="18"/>
-              </w:rPr>
-              <w:t>2.56</w:t>
-            </w:r>
-          </w:p>
-        </w:tc>
-        <w:tc>
-          <w:tcPr>
-            <w:tcW w:type="dxa" w:w="1872"/>
-          </w:tcPr>
-          <w:p>
-            <w:pPr>
-              <w:spacing w:after="40" w:before="40" w:line="240" w:lineRule="auto"/>
-            </w:pPr>
-            <w:r>
-              <w:rPr>
-                <w:rFonts w:ascii="Times New Roman" w:hAnsi="Times New Roman" w:eastAsia="Times New Roman"/>
-                <w:b w:val="0"/>
-                <w:i w:val="0"/>
-                <w:sz w:val="18"/>
-              </w:rPr>
-              <w:t>&lt;.001</w:t>
-            </w:r>
-          </w:p>
-        </w:tc>
-        <w:tc>
-          <w:tcPr>
-            <w:tcW w:type="dxa" w:w="1872"/>
-          </w:tcPr>
-          <w:p>
-            <w:pPr>
-              <w:spacing w:after="40" w:before="40" w:line="240" w:lineRule="auto"/>
-            </w:pPr>
-            <w:r>
-              <w:rPr>
-                <w:rFonts w:ascii="Times New Roman" w:hAnsi="Times New Roman" w:eastAsia="Times New Roman"/>
-                <w:b w:val="0"/>
-                <w:i w:val="0"/>
-                <w:sz w:val="18"/>
-              </w:rPr>
-              <w:t>Competing cause alone</w:t>
-            </w:r>
-          </w:p>
-        </w:tc>
-      </w:tr>
-      <w:tr>
-        <w:tc>
-          <w:tcPr>
-            <w:tcW w:type="dxa" w:w="1872"/>
-          </w:tcPr>
-          <w:p>
-            <w:pPr>
-              <w:spacing w:after="40" w:before="40" w:line="240" w:lineRule="auto"/>
-            </w:pPr>
-            <w:r>
-              <w:rPr>
-                <w:rFonts w:ascii="Times New Roman" w:hAnsi="Times New Roman" w:eastAsia="Times New Roman"/>
-                <w:b w:val="0"/>
-                <w:i w:val="0"/>
-                <w:sz w:val="18"/>
-              </w:rPr>
-              <w:t>2 Underrating</w:t>
-            </w:r>
-          </w:p>
-        </w:tc>
-        <w:tc>
-          <w:tcPr>
-            <w:tcW w:type="dxa" w:w="1872"/>
-          </w:tcPr>
-          <w:p>
-            <w:pPr>
-              <w:spacing w:after="40" w:before="40" w:line="240" w:lineRule="auto"/>
-            </w:pPr>
-            <w:r>
-              <w:rPr>
-                <w:rFonts w:ascii="Times New Roman" w:hAnsi="Times New Roman" w:eastAsia="Times New Roman"/>
-                <w:b w:val="0"/>
-                <w:i w:val="0"/>
-                <w:sz w:val="18"/>
-              </w:rPr>
-              <w:t>Underrating_Gap</w:t>
-            </w:r>
-          </w:p>
-        </w:tc>
-        <w:tc>
-          <w:tcPr>
-            <w:tcW w:type="dxa" w:w="1872"/>
-          </w:tcPr>
-          <w:p>
-            <w:pPr>
-              <w:spacing w:after="40" w:before="40" w:line="240" w:lineRule="auto"/>
-            </w:pPr>
-            <w:r>
-              <w:rPr>
-                <w:rFonts w:ascii="Times New Roman" w:hAnsi="Times New Roman" w:eastAsia="Times New Roman"/>
-                <w:b w:val="0"/>
-                <w:i w:val="0"/>
-                <w:sz w:val="18"/>
-              </w:rPr>
-              <w:t>0.89</w:t>
-            </w:r>
-          </w:p>
-        </w:tc>
-        <w:tc>
-          <w:tcPr>
-            <w:tcW w:type="dxa" w:w="1872"/>
-          </w:tcPr>
-          <w:p>
-            <w:pPr>
-              <w:spacing w:after="40" w:before="40" w:line="240" w:lineRule="auto"/>
-            </w:pPr>
-            <w:r>
-              <w:rPr>
-                <w:rFonts w:ascii="Times New Roman" w:hAnsi="Times New Roman" w:eastAsia="Times New Roman"/>
-                <w:b w:val="0"/>
-                <w:i w:val="0"/>
-                <w:sz w:val="18"/>
-              </w:rPr>
-              <w:t>&lt;.001</w:t>
-            </w:r>
-          </w:p>
-        </w:tc>
-        <w:tc>
-          <w:tcPr>
-            <w:tcW w:type="dxa" w:w="1872"/>
-          </w:tcPr>
-          <w:p>
-            <w:pPr>
-              <w:spacing w:after="40" w:before="40" w:line="240" w:lineRule="auto"/>
-            </w:pPr>
-            <w:r>
-              <w:rPr>
-                <w:rFonts w:ascii="Times New Roman" w:hAnsi="Times New Roman" w:eastAsia="Times New Roman"/>
-                <w:b w:val="0"/>
-                <w:i w:val="0"/>
-                <w:sz w:val="18"/>
-              </w:rPr>
-              <w:t>Inaccuracy path</w:t>
-            </w:r>
-          </w:p>
-        </w:tc>
-      </w:tr>
-      <w:tr>
-        <w:tc>
-          <w:tcPr>
-            <w:tcW w:type="dxa" w:w="1872"/>
-          </w:tcPr>
-          <w:p>
-            <w:pPr>
-              <w:spacing w:after="40" w:before="40" w:line="240" w:lineRule="auto"/>
-            </w:pPr>
-            <w:r>
-              <w:rPr>
-                <w:rFonts w:ascii="Times New Roman" w:hAnsi="Times New Roman" w:eastAsia="Times New Roman"/>
-                <w:b w:val="0"/>
-                <w:i w:val="0"/>
-                <w:sz w:val="18"/>
-              </w:rPr>
-              <w:t>3 Full</w:t>
-            </w:r>
-          </w:p>
-        </w:tc>
-        <w:tc>
-          <w:tcPr>
-            <w:tcW w:type="dxa" w:w="1872"/>
-          </w:tcPr>
-          <w:p>
-            <w:pPr>
-              <w:spacing w:after="40" w:before="40" w:line="240" w:lineRule="auto"/>
-            </w:pPr>
-            <w:r>
-              <w:rPr>
-                <w:rFonts w:ascii="Times New Roman" w:hAnsi="Times New Roman" w:eastAsia="Times New Roman"/>
-                <w:b w:val="0"/>
-                <w:i w:val="0"/>
-                <w:sz w:val="18"/>
-              </w:rPr>
-              <w:t>Underrating_Gap</w:t>
-            </w:r>
-          </w:p>
-        </w:tc>
-        <w:tc>
-          <w:tcPr>
-            <w:tcW w:type="dxa" w:w="1872"/>
-          </w:tcPr>
-          <w:p>
-            <w:pPr>
-              <w:spacing w:after="40" w:before="40" w:line="240" w:lineRule="auto"/>
-            </w:pPr>
-            <w:r>
-              <w:rPr>
-                <w:rFonts w:ascii="Times New Roman" w:hAnsi="Times New Roman" w:eastAsia="Times New Roman"/>
-                <w:b w:val="0"/>
-                <w:i w:val="0"/>
-                <w:sz w:val="18"/>
-              </w:rPr>
-              <w:t>0.65</w:t>
-            </w:r>
-          </w:p>
-        </w:tc>
-        <w:tc>
-          <w:tcPr>
-            <w:tcW w:type="dxa" w:w="1872"/>
-          </w:tcPr>
-          <w:p>
-            <w:pPr>
-              <w:spacing w:after="40" w:before="40" w:line="240" w:lineRule="auto"/>
-            </w:pPr>
-            <w:r>
-              <w:rPr>
-                <w:rFonts w:ascii="Times New Roman" w:hAnsi="Times New Roman" w:eastAsia="Times New Roman"/>
-                <w:b w:val="0"/>
-                <w:i w:val="0"/>
-                <w:sz w:val="18"/>
-              </w:rPr>
-              <w:t>&lt;.001</w:t>
-            </w:r>
-          </w:p>
-        </w:tc>
-        <w:tc>
-          <w:tcPr>
-            <w:tcW w:type="dxa" w:w="1872"/>
-          </w:tcPr>
-          <w:p>
-            <w:pPr>
-              <w:spacing w:after="40" w:before="40" w:line="240" w:lineRule="auto"/>
-            </w:pPr>
-            <w:r>
-              <w:rPr>
-                <w:rFonts w:ascii="Times New Roman" w:hAnsi="Times New Roman" w:eastAsia="Times New Roman"/>
-                <w:b w:val="0"/>
-                <w:i w:val="0"/>
-                <w:sz w:val="18"/>
-              </w:rPr>
-              <w:t>With TL + EAP + covariates</w:t>
-            </w:r>
-          </w:p>
-        </w:tc>
-      </w:tr>
-      <w:tr>
-        <w:tc>
-          <w:tcPr>
-            <w:tcW w:type="dxa" w:w="1872"/>
-          </w:tcPr>
-          <w:p>
-            <w:pPr>
-              <w:spacing w:after="40" w:before="40" w:line="240" w:lineRule="auto"/>
-            </w:pPr>
-            <w:r>
-              <w:rPr>
-                <w:rFonts w:ascii="Times New Roman" w:hAnsi="Times New Roman" w:eastAsia="Times New Roman"/>
-                <w:b w:val="0"/>
-                <w:i w:val="0"/>
-                <w:sz w:val="18"/>
-              </w:rPr>
-              <w:t>3 Full</w:t>
-            </w:r>
-          </w:p>
-        </w:tc>
-        <w:tc>
-          <w:tcPr>
-            <w:tcW w:type="dxa" w:w="1872"/>
-          </w:tcPr>
-          <w:p>
-            <w:pPr>
-              <w:spacing w:after="40" w:before="40" w:line="240" w:lineRule="auto"/>
-            </w:pPr>
-            <w:r>
-              <w:rPr>
-                <w:rFonts w:ascii="Times New Roman" w:hAnsi="Times New Roman" w:eastAsia="Times New Roman"/>
-                <w:b w:val="0"/>
-                <w:i w:val="0"/>
-                <w:sz w:val="18"/>
-              </w:rPr>
-              <w:t>TL_percent</w:t>
-            </w:r>
-          </w:p>
-        </w:tc>
-        <w:tc>
-          <w:tcPr>
-            <w:tcW w:type="dxa" w:w="1872"/>
-          </w:tcPr>
-          <w:p>
-            <w:pPr>
-              <w:spacing w:after="40" w:before="40" w:line="240" w:lineRule="auto"/>
-            </w:pPr>
-            <w:r>
-              <w:rPr>
-                <w:rFonts w:ascii="Times New Roman" w:hAnsi="Times New Roman" w:eastAsia="Times New Roman"/>
-                <w:b w:val="0"/>
-                <w:i w:val="0"/>
-                <w:sz w:val="18"/>
-              </w:rPr>
-              <w:t>0.09</w:t>
-            </w:r>
-          </w:p>
-        </w:tc>
-        <w:tc>
-          <w:tcPr>
-            <w:tcW w:type="dxa" w:w="1872"/>
-          </w:tcPr>
-          <w:p>
-            <w:pPr>
-              <w:spacing w:after="40" w:before="40" w:line="240" w:lineRule="auto"/>
-            </w:pPr>
-            <w:r>
-              <w:rPr>
-                <w:rFonts w:ascii="Times New Roman" w:hAnsi="Times New Roman" w:eastAsia="Times New Roman"/>
-                <w:b w:val="0"/>
-                <w:i w:val="0"/>
-                <w:sz w:val="18"/>
-              </w:rPr>
-              <w:t>.032</w:t>
-            </w:r>
-          </w:p>
-        </w:tc>
-        <w:tc>
-          <w:tcPr>
-            <w:tcW w:type="dxa" w:w="1872"/>
-          </w:tcPr>
-          <w:p>
-            <w:pPr>
-              <w:spacing w:after="40" w:before="40" w:line="240" w:lineRule="auto"/>
-            </w:pPr>
-            <w:r>
-              <w:rPr>
-                <w:rFonts w:ascii="Times New Roman" w:hAnsi="Times New Roman" w:eastAsia="Times New Roman"/>
-                <w:b w:val="0"/>
-                <w:i w:val="0"/>
-                <w:sz w:val="18"/>
-              </w:rPr>
-              <w:t>Treatment path to Speaking</w:t>
-            </w:r>
-          </w:p>
-        </w:tc>
-      </w:tr>
-      <w:tr>
-        <w:tc>
-          <w:tcPr>
-            <w:tcW w:type="dxa" w:w="1872"/>
-          </w:tcPr>
-          <w:p>
-            <w:pPr>
-              <w:spacing w:after="40" w:before="40" w:line="240" w:lineRule="auto"/>
-            </w:pPr>
-            <w:r>
-              <w:rPr>
-                <w:rFonts w:ascii="Times New Roman" w:hAnsi="Times New Roman" w:eastAsia="Times New Roman"/>
-                <w:b w:val="0"/>
-                <w:i w:val="0"/>
-                <w:sz w:val="18"/>
-              </w:rPr>
-              <w:t>3 Full</w:t>
-            </w:r>
-          </w:p>
-        </w:tc>
-        <w:tc>
-          <w:tcPr>
-            <w:tcW w:type="dxa" w:w="1872"/>
-          </w:tcPr>
-          <w:p>
-            <w:pPr>
-              <w:spacing w:after="40" w:before="40" w:line="240" w:lineRule="auto"/>
-            </w:pPr>
-            <w:r>
-              <w:rPr>
-                <w:rFonts w:ascii="Times New Roman" w:hAnsi="Times New Roman" w:eastAsia="Times New Roman"/>
-                <w:b w:val="0"/>
-                <w:i w:val="0"/>
-                <w:sz w:val="18"/>
-              </w:rPr>
-              <w:t>EAP_mean</w:t>
-            </w:r>
-          </w:p>
-        </w:tc>
-        <w:tc>
-          <w:tcPr>
-            <w:tcW w:type="dxa" w:w="1872"/>
-          </w:tcPr>
-          <w:p>
-            <w:pPr>
-              <w:spacing w:after="40" w:before="40" w:line="240" w:lineRule="auto"/>
-            </w:pPr>
-            <w:r>
-              <w:rPr>
-                <w:rFonts w:ascii="Times New Roman" w:hAnsi="Times New Roman" w:eastAsia="Times New Roman"/>
-                <w:b w:val="0"/>
-                <w:i w:val="0"/>
-                <w:sz w:val="18"/>
-              </w:rPr>
-              <w:t>1.53</w:t>
-            </w:r>
-          </w:p>
-        </w:tc>
-        <w:tc>
-          <w:tcPr>
-            <w:tcW w:type="dxa" w:w="1872"/>
-          </w:tcPr>
-          <w:p>
-            <w:pPr>
-              <w:spacing w:after="40" w:before="40" w:line="240" w:lineRule="auto"/>
-            </w:pPr>
-            <w:r>
-              <w:rPr>
-                <w:rFonts w:ascii="Times New Roman" w:hAnsi="Times New Roman" w:eastAsia="Times New Roman"/>
-                <w:b w:val="0"/>
-                <w:i w:val="0"/>
-                <w:sz w:val="18"/>
-              </w:rPr>
-              <w:t>.002</w:t>
-            </w:r>
-          </w:p>
-        </w:tc>
-        <w:tc>
-          <w:tcPr>
-            <w:tcW w:type="dxa" w:w="1872"/>
-          </w:tcPr>
-          <w:p>
-            <w:pPr>
-              <w:spacing w:after="40" w:before="40" w:line="240" w:lineRule="auto"/>
-            </w:pPr>
-            <w:r>
-              <w:rPr>
-                <w:rFonts w:ascii="Times New Roman" w:hAnsi="Times New Roman" w:eastAsia="Times New Roman"/>
-                <w:b w:val="0"/>
-                <w:i w:val="0"/>
-                <w:sz w:val="18"/>
-              </w:rPr>
-              <w:t>Competing cause in joint model</w:t>
-            </w:r>
-          </w:p>
-        </w:tc>
-      </w:tr>
-    </w:tbl>
-    <w:p>
-      <w:pPr>
-        <w:spacing w:after="240" w:line="360" w:lineRule="auto"/>
-        <w:jc w:val="both"/>
-      </w:pPr>
-      <w:r>
-        <w:rPr>
-          <w:rFonts w:ascii="Times New Roman" w:hAnsi="Times New Roman" w:eastAsia="Times New Roman"/>
-          <w:b w:val="0"/>
-          <w:i/>
-          <w:sz w:val="18"/>
-        </w:rPr>
-        <w:t>Note. Models also included Pre_Speaking, major, and gender. Coefficients for Underrating_Gap and Decline_Speaking are in points on the 0–100 institutional scale (PYP pass threshold = 60). Full tables are in the Excel workbook (Regression_models).</w:t>
-      </w:r>
-    </w:p>
-    <w:p>
-      <w:pPr>
-        <w:pStyle w:val="Heading2"/>
-        <w:spacing w:before="280" w:after="160"/>
-      </w:pPr>
-      <w:r>
-        <w:rPr>
-          <w:rFonts w:ascii="Times New Roman" w:hAnsi="Times New Roman" w:eastAsia="Times New Roman"/>
-          <w:b/>
-          <w:i w:val="0"/>
-          <w:color w:val="1F4E79"/>
-          <w:sz w:val="24"/>
-        </w:rPr>
-        <w:t>Mediation and lecturer-level checks</w:t>
-      </w:r>
-    </w:p>
-    <w:p>
-      <w:pPr>
-        <w:spacing w:after="160" w:line="360" w:lineRule="auto"/>
-        <w:ind w:firstLine="720"/>
-        <w:jc w:val="both"/>
-      </w:pPr>
-      <w:r>
-        <w:rPr>
-          <w:rFonts w:ascii="Times New Roman" w:hAnsi="Times New Roman" w:eastAsia="Times New Roman"/>
-          <w:b w:val="0"/>
-          <w:i w:val="0"/>
-          <w:sz w:val="22"/>
-        </w:rPr>
-        <w:t>A Sobel mediation check for underrating → translanguaging → Speaking decline yielded an indirect effect of 0.379 (Sobel z = 4.97, p &lt;.001), with a remaining direct effect of underrating on Speaking decline (c′ = 0.441). Bootstrap indirect effects should be reported with live data. Lecturer-level dose–response plots (class-mean translanguaging × class-mean Speaking decline) are provided in the figure pack as an exploratory display of nesting.</w:t>
+        <w:t>A Sobel mediation check for underrating → translanguaging → Speaking decline yielded an indirect effect of 0.379 (Sobel z = 4.97, p &lt;.001), with a remaining direct effect of underrating on Speaking decline (c′ = 0.441). Bootstrap indirect effects should be reported with live data. Path coefficients are tabulated in the Excel Mediation sheet rather than as an additional figure.</w:t>
       </w:r>
     </w:p>
     <w:p>
@@ -4881,7 +7157,7 @@
           <w:i w:val="0"/>
           <w:sz w:val="22"/>
         </w:rPr>
-        <w:t>Across four years of engineering EMI, completers did not show uniform proficiency loss. Listening and Speaking—the oral–aural skills—declined significantly, consistent with under-exposure to verbal classroom interaction driven by lecturers’ EAP limitations and by underrating of students’ English (Golem). Reading and Writing showed no statistically significant decline and slight numerical gains consistent with continued academic literacy in written English. Speaking decline tracked lecturer underrating and classroom L1 exposure in the mechanism models, supporting a Golem-type expectancy–treatment account bounded to underrating-driven translanguaging. Qualitative interviews remain necessary to separate lecturer EAP limitation from underrating as reasons for L1 use.</w:t>
+        <w:t>Across four years of engineering EMI, completers did not show uniform proficiency loss. Listening and Speaking—the oral–aural skills—declined significantly, consistent with under-exposure to verbal classroom interaction driven by lecturers’ EAP limitations and by underrating of students’ English (Golem). Reading and Writing showed no statistically significant decline and slight numerical gains consistent with continued academic literacy in written English. Speaking decline tracked lecturer underrating and classroom L1 exposure in the mechanism models. Qualitative interviews remain necessary to separate lecturer EAP limitation from underrating as reasons for L1 use.</w:t>
       </w:r>
     </w:p>
     <w:p>
@@ -4914,6 +7190,97 @@
           <w:sz w:val="22"/>
         </w:rPr>
         <w:t>First, the panel reported here is synthetic and must be replaced with institutional records before submission. Second, associations do not establish causation; students were not randomly assigned to lecturers. Third, TL_percent is student-reported rather than observationally timed. Fourth, parallel forms require documented equating in a live study. Fifth, academic literacy in EMI may exceed what any proficiency test—institutional or IELTS—captures; that boundary should be stated in the discussion.</w:t>
+      </w:r>
+    </w:p>
+    <w:p>
+      <w:pPr>
+        <w:pStyle w:val="Heading2"/>
+        <w:spacing w:before="280" w:after="160"/>
+      </w:pPr>
+      <w:r>
+        <w:rPr>
+          <w:rFonts w:ascii="Times New Roman" w:hAnsi="Times New Roman" w:eastAsia="Times New Roman"/>
+          <w:b/>
+          <w:i w:val="0"/>
+          <w:color w:val="1F4E79"/>
+          <w:sz w:val="24"/>
+        </w:rPr>
+        <w:t>References cited in these draft sections</w:t>
+      </w:r>
+    </w:p>
+    <w:p>
+      <w:pPr>
+        <w:spacing w:after="80"/>
+        <w:ind w:hanging="720" w:left="720"/>
+      </w:pPr>
+      <w:r>
+        <w:rPr>
+          <w:rFonts w:ascii="Times New Roman" w:hAnsi="Times New Roman" w:eastAsia="Times New Roman"/>
+          <w:b w:val="0"/>
+          <w:i w:val="0"/>
+          <w:sz w:val="20"/>
+        </w:rPr>
+        <w:t>Altay, M. (2025). The Pygmalion effect as a driving force behind students’ English medium instruction pursuits. Language Awareness. https://doi.org/10.1080/09658416.2025.2523440</w:t>
+      </w:r>
+    </w:p>
+    <w:p>
+      <w:pPr>
+        <w:spacing w:after="80"/>
+        <w:ind w:hanging="720" w:left="720"/>
+      </w:pPr>
+      <w:r>
+        <w:rPr>
+          <w:rFonts w:ascii="Times New Roman" w:hAnsi="Times New Roman" w:eastAsia="Times New Roman"/>
+          <w:b w:val="0"/>
+          <w:i w:val="0"/>
+          <w:sz w:val="20"/>
+        </w:rPr>
+        <w:t>Babad, E. Y., Inbar, J., &amp; Rosenthal, R. (1982). Pygmalion, Galatea, and the Golem: Investigations of biased and unbiased teachers. Journal of Educational Psychology, 74(4), 459–474.</w:t>
+      </w:r>
+    </w:p>
+    <w:p>
+      <w:pPr>
+        <w:spacing w:after="80"/>
+        <w:ind w:hanging="720" w:left="720"/>
+      </w:pPr>
+      <w:r>
+        <w:rPr>
+          <w:rFonts w:ascii="Times New Roman" w:hAnsi="Times New Roman" w:eastAsia="Times New Roman"/>
+          <w:b w:val="0"/>
+          <w:i w:val="0"/>
+          <w:sz w:val="20"/>
+        </w:rPr>
+        <w:t>Field, A. (2013). Discovering statistics using IBM SPSS statistics (4th ed.). Sage.</w:t>
+      </w:r>
+    </w:p>
+    <w:p>
+      <w:pPr>
+        <w:spacing w:after="80"/>
+        <w:ind w:hanging="720" w:left="720"/>
+      </w:pPr>
+      <w:r>
+        <w:rPr>
+          <w:rFonts w:ascii="Times New Roman" w:hAnsi="Times New Roman" w:eastAsia="Times New Roman"/>
+          <w:b w:val="0"/>
+          <w:i w:val="0"/>
+          <w:sz w:val="20"/>
+        </w:rPr>
+        <w:t>Nicol, A. A. M., &amp; Pexman, P. M. (2010a). Presenting your findings: A practical guide for creating tables (6th ed.). American Psychological Association.</w:t>
+      </w:r>
+    </w:p>
+    <w:p>
+      <w:pPr>
+        <w:spacing w:after="80"/>
+        <w:ind w:hanging="720" w:left="720"/>
+      </w:pPr>
+      <w:r>
+        <w:rPr>
+          <w:rFonts w:ascii="Times New Roman" w:hAnsi="Times New Roman" w:eastAsia="Times New Roman"/>
+          <w:b w:val="0"/>
+          <w:i w:val="0"/>
+          <w:sz w:val="20"/>
+        </w:rPr>
+        <w:t>Nicol, A. A. M., &amp; Pexman, P. M. (2010b). Displaying your findings: A practical guide for creating figures, posters, and presentations (6th ed.). American Psychological Association.</w:t>
       </w:r>
     </w:p>
     <w:sectPr>

--- a/emi-proficiency-study/EMI_Methodology_and_Quantitative_Results.docx
+++ b/emi-proficiency-study/EMI_Methodology_and_Quantitative_Results.docx
@@ -4376,7 +4376,7 @@
           <w:i/>
           <w:sz w:val="20"/>
         </w:rPr>
-        <w:t>Mean pre–post change by skill with 95% confidence intervals (points on the 0–100 institutional scale).</w:t>
+        <w:t>Mean Pre (PYP exit) and Post (graduation) scores by skill with 95% confidence intervals of the mean (points on the 0–100 institutional scale). Listening and Speaking decline; Reading and Writing do not decline significantly. PYP pass threshold = 60.</w:t>
       </w:r>
     </w:p>
     <w:p>
@@ -4410,7 +4410,7 @@
       <w:r>
         <w:drawing>
           <wp:inline xmlns:a="http://schemas.openxmlformats.org/drawingml/2006/main" xmlns:pic="http://schemas.openxmlformats.org/drawingml/2006/picture">
-            <wp:extent cx="5394960" cy="3468189"/>
+            <wp:extent cx="5394960" cy="3401170"/>
             <wp:docPr id="1" name="Picture 1"/>
             <wp:cNvGraphicFramePr>
               <a:graphicFrameLocks noChangeAspect="1"/>
@@ -4431,7 +4431,7 @@
                   <pic:spPr>
                     <a:xfrm>
                       <a:off x="0" y="0"/>
-                      <a:ext cx="5394960" cy="3468189"/>
+                      <a:ext cx="5394960" cy="3401170"/>
                     </a:xfrm>
                     <a:prstGeom prst="rect"/>
                   </pic:spPr>

--- a/emi-proficiency-study/EMI_Methodology_and_Quantitative_Results.docx
+++ b/emi-proficiency-study/EMI_Methodology_and_Quantitative_Results.docx
@@ -4400,7 +4400,7 @@
           <w:i w:val="0"/>
           <w:sz w:val="18"/>
         </w:rPr>
-        <w:t>Positive values indicate attrition. Listening and Speaking (oral–aural) decline significantly; Reading and Writing do not. PYP pass threshold = 60. Error bars are 95% CIs for mean differences (Nicol &amp; Pexman, 2010b).</w:t>
+        <w:t>Grouped Pre vs Post bars (ggplot2 / RStudio). Listening and Speaking (oral–aural) decline significantly; Reading and Writing do not. PYP pass threshold = 60. Error bars are 95% CIs of the mean (Nicol &amp; Pexman, 2010b).</w:t>
       </w:r>
     </w:p>
     <w:p>
@@ -4410,7 +4410,7 @@
       <w:r>
         <w:drawing>
           <wp:inline xmlns:a="http://schemas.openxmlformats.org/drawingml/2006/main" xmlns:pic="http://schemas.openxmlformats.org/drawingml/2006/picture">
-            <wp:extent cx="5394960" cy="3401170"/>
+            <wp:extent cx="5394960" cy="3371850"/>
             <wp:docPr id="1" name="Picture 1"/>
             <wp:cNvGraphicFramePr>
               <a:graphicFrameLocks noChangeAspect="1"/>
@@ -4419,7 +4419,7 @@
               <a:graphicData uri="http://schemas.openxmlformats.org/drawingml/2006/picture">
                 <pic:pic>
                   <pic:nvPicPr>
-                    <pic:cNvPr id="0" name="fig1_skill_mean_decline.png"/>
+                    <pic:cNvPr id="0" name="fig1_skill_prepost_ggplot.png"/>
                     <pic:cNvPicPr/>
                   </pic:nvPicPr>
                   <pic:blipFill>
@@ -4431,7 +4431,7 @@
                   <pic:spPr>
                     <a:xfrm>
                       <a:off x="0" y="0"/>
-                      <a:ext cx="5394960" cy="3401170"/>
+                      <a:ext cx="5394960" cy="3371850"/>
                     </a:xfrm>
                     <a:prstGeom prst="rect"/>
                   </pic:spPr>
@@ -5650,7 +5650,7 @@
           <w:i/>
           <w:sz w:val="20"/>
         </w:rPr>
-        <w:t>Speaking decline associated with lecturer underrating (A) and translanguaging exposure (B).</w:t>
+        <w:t>Oral–aural attrition paths: Listening (A–B) and Speaking (C–D) decline associated with lecturer underrating and translanguaging exposure.</w:t>
       </w:r>
     </w:p>
     <w:p>
@@ -5674,7 +5674,7 @@
           <w:i w:val="0"/>
           <w:sz w:val="18"/>
         </w:rPr>
-        <w:t>Speaking change is in points on the 0–100 scale (pre − post). Fitted lines are OLS with 95% confidence bands. Multipanel layout follows Displaying Your Findings conventions for related scatterplots (Nicol &amp; Pexman, 2010b).</w:t>
+        <w:t>Decline is in points on the 0–100 scale (pre − post; positive = attrition). Fitted lines are OLS with 95% confidence bands. Reading and Writing show near-zero associations (supplementary all-skills panel). Multipanel layout follows Displaying Your Findings conventions for related scatterplots (Nicol &amp; Pexman, 2010b).</w:t>
       </w:r>
     </w:p>
     <w:p>
@@ -5684,7 +5684,7 @@
       <w:r>
         <w:drawing>
           <wp:inline xmlns:a="http://schemas.openxmlformats.org/drawingml/2006/main" xmlns:pic="http://schemas.openxmlformats.org/drawingml/2006/picture">
-            <wp:extent cx="5577840" cy="2762359"/>
+            <wp:extent cx="5669280" cy="4301537"/>
             <wp:docPr id="2" name="Picture 2"/>
             <wp:cNvGraphicFramePr>
               <a:graphicFrameLocks noChangeAspect="1"/>
@@ -5693,7 +5693,7 @@
               <a:graphicData uri="http://schemas.openxmlformats.org/drawingml/2006/picture">
                 <pic:pic>
                   <pic:nvPicPr>
-                    <pic:cNvPr id="0" name="fig2_golem_speaking_paths.png"/>
+                    <pic:cNvPr id="0" name="fig2_golem_paths_ggplot.png"/>
                     <pic:cNvPicPr/>
                   </pic:nvPicPr>
                   <pic:blipFill>
@@ -5705,7 +5705,7 @@
                   <pic:spPr>
                     <a:xfrm>
                       <a:off x="0" y="0"/>
-                      <a:ext cx="5577840" cy="2762359"/>
+                      <a:ext cx="5669280" cy="4301537"/>
                     </a:xfrm>
                     <a:prstGeom prst="rect"/>
                   </pic:spPr>

--- a/emi-proficiency-study/EMI_Methodology_and_Quantitative_Results.docx
+++ b/emi-proficiency-study/EMI_Methodology_and_Quantitative_Results.docx
@@ -4,69 +4,113 @@
   <w:body>
     <w:p>
       <w:pPr>
-        <w:spacing w:after="120"/>
         <w:jc w:val="center"/>
       </w:pPr>
       <w:r>
         <w:rPr>
-          <w:rFonts w:ascii="Times New Roman" w:hAnsi="Times New Roman" w:eastAsia="Times New Roman"/>
+          <w:rFonts w:ascii="Times New Roman" w:hAnsi="Times New Roman"/>
           <w:b/>
           <w:i w:val="0"/>
           <w:sz w:val="28"/>
         </w:rPr>
-        <w:t>English-Medium Instruction, Lecturer Underrating, and Four-Year Proficiency Change:</w:t>
+        <w:t>English-Medium Instruction and Oral–Aural Attrition:</w:t>
         <w:br/>
         <w:t>Methodology and Quantitative Results</w:t>
       </w:r>
     </w:p>
     <w:p>
       <w:pPr>
-        <w:spacing w:after="200"/>
         <w:jc w:val="center"/>
       </w:pPr>
       <w:r>
         <w:rPr>
-          <w:rFonts w:ascii="Times New Roman" w:hAnsi="Times New Roman" w:eastAsia="Times New Roman"/>
+          <w:rFonts w:ascii="Times New Roman" w:hAnsi="Times New Roman"/>
           <w:b w:val="0"/>
           <w:i/>
-          <w:color w:val="666666"/>
+          <w:color w:val="555555"/>
           <w:sz w:val="20"/>
         </w:rPr>
-        <w:t>Draft sections for manuscript development · Synthetic N = 120 panel (instrument testing / paper scaffolding; replace with live institutional data before submission)</w:t>
+        <w:t>Explanatory sequential mixed methods (QUANT → QUAL) · Synthetic N = 120 · Quantitative strand = RQ1 (paired Pre/Post) only</w:t>
       </w:r>
     </w:p>
     <w:p>
       <w:pPr>
-        <w:spacing w:after="280"/>
-        <w:ind w:firstLine="0"/>
+        <w:spacing w:after="160" w:line="360" w:lineRule="auto"/>
       </w:pPr>
       <w:r>
         <w:rPr>
-          <w:rFonts w:ascii="Times New Roman" w:hAnsi="Times New Roman" w:eastAsia="Times New Roman"/>
-          <w:b/>
-          <w:i/>
-          <w:sz w:val="20"/>
-        </w:rPr>
-        <w:t xml:space="preserve">Author note. </w:t>
-      </w:r>
-      <w:r>
-        <w:rPr>
-          <w:rFonts w:ascii="Times New Roman" w:hAnsi="Times New Roman" w:eastAsia="Times New Roman"/>
+          <w:rFonts w:ascii="Times New Roman" w:hAnsi="Times New Roman"/>
           <w:b w:val="0"/>
           <w:i/>
           <w:sz w:val="20"/>
         </w:rPr>
-        <w:t>Quantitative values below are from a calibrated synthetic completer panel designed to match institutional testing policy and the planned Golem-mechanism analysis. They illustrate the intended statistical pathway and presentation format (Nicol &amp; Pexman Play-It-Safe tables; lean figures). They are not findings from real students. Presentation follows Adelheid A. M. Nicol and Penny M. Pexman (Presenting Your Findings; Displaying Your Findings) and APA Style table/figure conventions.</w:t>
+        <w:t>Author note. Quantitative values are from a calibrated synthetic completer panel for method scaffolding and presentation format (Nicol &amp; Pexman). They are not findings from real students. Qualitative data and analysis (RQ2–RQ3) will follow once this quantitative comparison is locked.</w:t>
       </w:r>
     </w:p>
     <w:p>
       <w:pPr>
         <w:pStyle w:val="Heading1"/>
-        <w:spacing w:before="280" w:after="160"/>
       </w:pPr>
       <w:r>
         <w:rPr>
-          <w:rFonts w:ascii="Times New Roman" w:hAnsi="Times New Roman" w:eastAsia="Times New Roman"/>
+          <w:rFonts w:ascii="Times New Roman" w:hAnsi="Times New Roman"/>
+          <w:b/>
+          <w:i w:val="0"/>
+          <w:color w:val="1F4E79"/>
+          <w:sz w:val="28"/>
+        </w:rPr>
+        <w:t>Research questions</w:t>
+      </w:r>
+    </w:p>
+    <w:p>
+      <w:pPr>
+        <w:spacing w:after="160" w:line="360" w:lineRule="auto"/>
+      </w:pPr>
+      <w:r>
+        <w:rPr>
+          <w:rFonts w:ascii="Times New Roman" w:hAnsi="Times New Roman"/>
+          <w:b w:val="0"/>
+          <w:i w:val="0"/>
+          <w:sz w:val="22"/>
+        </w:rPr>
+        <w:t>RQ1 (Quantitative). To what extent do students’ institutional English proficiency scores change from PYP exit to graduation after four years of engineering EMI, across Listening, Reading, Writing, Speaking, and Overall?</w:t>
+      </w:r>
+    </w:p>
+    <w:p>
+      <w:pPr>
+        <w:spacing w:after="160" w:line="360" w:lineRule="auto"/>
+      </w:pPr>
+      <w:r>
+        <w:rPr>
+          <w:rFonts w:ascii="Times New Roman" w:hAnsi="Times New Roman"/>
+          <w:b w:val="0"/>
+          <w:i w:val="0"/>
+          <w:sz w:val="22"/>
+        </w:rPr>
+        <w:t>RQ2 (Qualitative — lecturers). How do content lecturers describe whether and why they use translanguaging in EMI courses?</w:t>
+      </w:r>
+    </w:p>
+    <w:p>
+      <w:pPr>
+        <w:spacing w:after="160" w:line="360" w:lineRule="auto"/>
+      </w:pPr>
+      <w:r>
+        <w:rPr>
+          <w:rFonts w:ascii="Times New Roman" w:hAnsi="Times New Roman"/>
+          <w:b w:val="0"/>
+          <w:i w:val="0"/>
+          <w:sz w:val="22"/>
+        </w:rPr>
+        <w:t>RQ3 (Qualitative — students). How do students experience EMI classroom language practices, and how do they relate those practices to changes in their English proficiency—especially Listening and Speaking?</w:t>
+      </w:r>
+    </w:p>
+    <w:p>
+      <w:pPr>
+        <w:pStyle w:val="Heading1"/>
+      </w:pPr>
+      <w:r>
+        <w:rPr>
+          <w:rFonts w:ascii="Times New Roman" w:hAnsi="Times New Roman"/>
           <w:b/>
           <w:i w:val="0"/>
           <w:color w:val="1F4E79"/>
@@ -78,11 +122,10 @@
     <w:p>
       <w:pPr>
         <w:pStyle w:val="Heading2"/>
-        <w:spacing w:before="280" w:after="160"/>
       </w:pPr>
       <w:r>
         <w:rPr>
-          <w:rFonts w:ascii="Times New Roman" w:hAnsi="Times New Roman" w:eastAsia="Times New Roman"/>
+          <w:rFonts w:ascii="Times New Roman" w:hAnsi="Times New Roman"/>
           <w:b/>
           <w:i w:val="0"/>
           <w:color w:val="1F4E79"/>
@@ -94,503 +137,175 @@
     <w:p>
       <w:pPr>
         <w:spacing w:after="160" w:line="360" w:lineRule="auto"/>
-        <w:ind w:firstLine="720"/>
-        <w:jc w:val="both"/>
+        <w:ind w:firstLine="432"/>
       </w:pPr>
       <w:r>
         <w:rPr>
-          <w:rFonts w:ascii="Times New Roman" w:hAnsi="Times New Roman" w:eastAsia="Times New Roman"/>
+          <w:rFonts w:ascii="Times New Roman" w:hAnsi="Times New Roman"/>
           <w:b w:val="0"/>
           <w:i w:val="0"/>
           <w:sz w:val="22"/>
         </w:rPr>
-        <w:t>The study used a longitudinal completer-panel design with two parallel administrations of an institutional academic English proficiency test: (a) at the end of the Preparatory Year Programme (PYP; pretest) and (b) immediately before graduation after four years of English-medium instruction (EMI) in an engineering major (posttest). The same students sat both forms. The design therefore supports a paired (dependent-samples) comparison of proficiency change (Field, 2013; Nicol &amp; Pexman, 2010a), supplemented by questionnaire and lecturer-estimate measures collected to evaluate whether any decline is consistent with a Golem-type expectancy–treatment mechanism (Babad, Inbar, &amp; Rosenthal, 1982) rather than with uniform skill attrition alone.</w:t>
+        <w:t>The study adopts an explanatory sequential mixed-methods design (Creswell &amp; Plano Clark, 2018). Phase 1 (quantitative) uses a longitudinal completer panel: the same engineering EMI students sat parallel institutional academic English tests at (a) the end of the Preparatory Year Programme (PYP; pretest) and (b) immediately before graduation after four years of EMI (posttest). This supports paired (dependent-samples) comparison of proficiency change by skill (Field, 2013; Nicol &amp; Pexman, 2010a). Phase 2 (qualitative; forthcoming) will collect lecturer and student accounts to explain oral–aural attrition through translanguaging and EMI language practices. No quantitative mechanism models (underrating indices, TL% regressions, mediation) are included in Phase 1.</w:t>
+      </w:r>
+    </w:p>
+    <w:p>
+      <w:pPr>
+        <w:pStyle w:val="Heading2"/>
+      </w:pPr>
+      <w:r>
+        <w:rPr>
+          <w:rFonts w:ascii="Times New Roman" w:hAnsi="Times New Roman"/>
+          <w:b/>
+          <w:i w:val="0"/>
+          <w:color w:val="1F4E79"/>
+          <w:sz w:val="24"/>
+        </w:rPr>
+        <w:t>Setting and participants</w:t>
       </w:r>
     </w:p>
     <w:p>
       <w:pPr>
         <w:spacing w:after="160" w:line="360" w:lineRule="auto"/>
-        <w:ind w:firstLine="720"/>
-        <w:jc w:val="both"/>
+        <w:ind w:firstLine="432"/>
       </w:pPr>
       <w:r>
         <w:rPr>
-          <w:rFonts w:ascii="Times New Roman" w:hAnsi="Times New Roman" w:eastAsia="Times New Roman"/>
+          <w:rFonts w:ascii="Times New Roman" w:hAnsi="Times New Roman"/>
           <w:b w:val="0"/>
           <w:i w:val="0"/>
           <w:sz w:val="22"/>
         </w:rPr>
-        <w:t>Because a Golem interpretation requires evidence that a low expectation is inaccurate and is enacted through differential treatment that suppresses demonstrated performance, the quantitative strand measured four layers: (1) actual proficiency at PYP exit; (2) content lecturers’ estimates of students’ English (inaccuracy); (3) exposure to Turkish in content courses (treatment / translanguaging); and (4) students’ willingness to communicate in English and English self-efficacy (internalization). Lecturer English-for-academic-purposes (EAP) limitation was measured as a competing explanation for translanguaging and was not labelled as a Golem indicator. The overall architecture mirrors the mixed-methods expectancy logic used in related EMI expectancy work (e.g., Altay, 2025, on Pygmalion processes in EMI enrolment), while shifting the outcome from enrolment choice to within-student proficiency change over the EMI degree.</w:t>
+        <w:t>The setting is a Turkish public-university engineering faculty in which students complete an English PYP before EMI content courses. Progression requires a minimum overall score of 60/100 (≈ CEFR B1). The analytic sample comprised 120 EMI engineering completers with both pretest and posttest scores (synthetic panel for scaffolding; 82 male, 38 female). Majors were balanced across Mechanical, Chemical, and Electrical-Electronics Engineering (n = 40 each).</w:t>
       </w:r>
     </w:p>
     <w:p>
       <w:pPr>
         <w:pStyle w:val="Heading2"/>
-        <w:spacing w:before="280" w:after="160"/>
       </w:pPr>
       <w:r>
         <w:rPr>
-          <w:rFonts w:ascii="Times New Roman" w:hAnsi="Times New Roman" w:eastAsia="Times New Roman"/>
+          <w:rFonts w:ascii="Times New Roman" w:hAnsi="Times New Roman"/>
           <w:b/>
           <w:i w:val="0"/>
           <w:color w:val="1F4E79"/>
           <w:sz w:val="24"/>
         </w:rPr>
-        <w:t>Research questions</w:t>
+        <w:t>Instrument and procedure</w:t>
       </w:r>
     </w:p>
     <w:p>
       <w:pPr>
         <w:spacing w:after="160" w:line="360" w:lineRule="auto"/>
-        <w:ind w:firstLine="720"/>
-        <w:jc w:val="both"/>
+        <w:ind w:firstLine="432"/>
       </w:pPr>
       <w:r>
         <w:rPr>
-          <w:rFonts w:ascii="Times New Roman" w:hAnsi="Times New Roman" w:eastAsia="Times New Roman"/>
+          <w:rFonts w:ascii="Times New Roman" w:hAnsi="Times New Roman"/>
           <w:b w:val="0"/>
           <w:i w:val="0"/>
           <w:sz w:val="22"/>
         </w:rPr>
-        <w:t>The quantitative strand addressed four research questions, worded associatively rather than causally:</w:t>
-      </w:r>
-    </w:p>
-    <w:p>
-      <w:pPr>
-        <w:spacing w:after="80"/>
-        <w:ind w:firstLine="360" w:left="360"/>
-      </w:pPr>
-      <w:r>
-        <w:rPr>
-          <w:rFonts w:ascii="Times New Roman" w:hAnsi="Times New Roman" w:eastAsia="Times New Roman"/>
-          <w:b w:val="0"/>
-          <w:i w:val="0"/>
-          <w:sz w:val="22"/>
-        </w:rPr>
-        <w:t>RQ1. To what extent do institutional English proficiency scores change from PYP exit to graduation after four years of engineering EMI, and does change differ across Listening, Reading, Writing, and Speaking?</w:t>
-      </w:r>
-    </w:p>
-    <w:p>
-      <w:pPr>
-        <w:spacing w:after="80"/>
-        <w:ind w:firstLine="360" w:left="360"/>
-      </w:pPr>
-      <w:r>
-        <w:rPr>
-          <w:rFonts w:ascii="Times New Roman" w:hAnsi="Times New Roman" w:eastAsia="Times New Roman"/>
-          <w:b w:val="0"/>
-          <w:i w:val="0"/>
-          <w:sz w:val="22"/>
-        </w:rPr>
-        <w:t>RQ2. Do content lecturers systematically underestimate students’ demonstrated English relative to the PYP-exit measure (inaccuracy criterion)?</w:t>
-      </w:r>
-    </w:p>
-    <w:p>
-      <w:pPr>
-        <w:spacing w:after="80"/>
-        <w:ind w:firstLine="360" w:left="360"/>
-      </w:pPr>
-      <w:r>
-        <w:rPr>
-          <w:rFonts w:ascii="Times New Roman" w:hAnsi="Times New Roman" w:eastAsia="Times New Roman"/>
-          <w:b w:val="0"/>
-          <w:i w:val="0"/>
-          <w:sz w:val="22"/>
-        </w:rPr>
-        <w:t>RQ3. Is greater underrating and greater classroom translanguaging exposure associated with larger Speaking attrition, after accounting for pretest Speaking, major, gender, and lecturer EAP limitation?</w:t>
-      </w:r>
-    </w:p>
-    <w:p>
-      <w:pPr>
-        <w:spacing w:after="80"/>
-        <w:ind w:firstLine="360" w:left="360"/>
-      </w:pPr>
-      <w:r>
-        <w:rPr>
-          <w:rFonts w:ascii="Times New Roman" w:hAnsi="Times New Roman" w:eastAsia="Times New Roman"/>
-          <w:b w:val="0"/>
-          <w:i w:val="0"/>
-          <w:sz w:val="22"/>
-        </w:rPr>
-        <w:t>RQ4. Does translanguaging statistically mediate the association between underrating and Speaking decline?</w:t>
+        <w:t>The institutional academic English test covered Listening, Reading, Writing, and Speaking on a 0–100 scale; Overall was the unweighted mean of the four skill scores. The graduation-year administration used a parallel form (same blueprint and rubric family; different items). Writing and Speaking were marked independently by three raters (testing expert and two PYP instructors); the official skill score was the mean of the three marks. Pretest scores came from the PYP-exit administration; posttest scores from the graduation-year administration.</w:t>
       </w:r>
     </w:p>
     <w:p>
       <w:pPr>
         <w:pStyle w:val="Heading2"/>
-        <w:spacing w:before="280" w:after="160"/>
       </w:pPr>
       <w:r>
         <w:rPr>
-          <w:rFonts w:ascii="Times New Roman" w:hAnsi="Times New Roman" w:eastAsia="Times New Roman"/>
+          <w:rFonts w:ascii="Times New Roman" w:hAnsi="Times New Roman"/>
           <w:b/>
           <w:i w:val="0"/>
           <w:color w:val="1F4E79"/>
           <w:sz w:val="24"/>
         </w:rPr>
-        <w:t>Setting and institutional context</w:t>
+        <w:t>Quantitative data analysis</w:t>
       </w:r>
     </w:p>
     <w:p>
       <w:pPr>
         <w:spacing w:after="160" w:line="360" w:lineRule="auto"/>
-        <w:ind w:firstLine="720"/>
-        <w:jc w:val="both"/>
+        <w:ind w:firstLine="432"/>
       </w:pPr>
       <w:r>
         <w:rPr>
-          <w:rFonts w:ascii="Times New Roman" w:hAnsi="Times New Roman" w:eastAsia="Times New Roman"/>
+          <w:rFonts w:ascii="Times New Roman" w:hAnsi="Times New Roman"/>
           <w:b w:val="0"/>
           <w:i w:val="0"/>
           <w:sz w:val="22"/>
         </w:rPr>
-        <w:t>The institutional setting is a Turkish public university engineering faculty in which students complete an English Preparatory Year Programme before entering EMI content courses. Progression from the PYP into the major requires a minimum overall score of 60 on the institutional academic English examination, institutionally interpreted as CEFR B1 through local standard setting. During the degree, content lecturers may use Turkish (translanguaging) to varying degrees. Official programme rhetoric privileges English; classroom practice often includes L1 for clarification, pace, and comprehension—creating the expectancy–treatment ecology in which underrating and EAP limitation can both increase L1 use, but only underrating satisfies a Golem reading.</w:t>
+        <w:t>Analyses addressed RQ1 only: paired-samples t tests and Wilcoxon signed-rank companions for each skill and Overall, with Cohen’s d_z and 95% confidence intervals for mean differences (Nicol &amp; Pexman, 2010a). Shapiro–Wilk tests inspected difference-score distributions. Results are reported in Play-It-Safe tables and one Pre–Post figure (Nicol &amp; Pexman, 2010b). Explanatory accounts of attrition are reserved for the qualitative strand.</w:t>
       </w:r>
     </w:p>
     <w:p>
       <w:pPr>
         <w:pStyle w:val="Heading2"/>
-        <w:spacing w:before="280" w:after="160"/>
       </w:pPr>
       <w:r>
         <w:rPr>
-          <w:rFonts w:ascii="Times New Roman" w:hAnsi="Times New Roman" w:eastAsia="Times New Roman"/>
+          <w:rFonts w:ascii="Times New Roman" w:hAnsi="Times New Roman"/>
           <w:b/>
           <w:i w:val="0"/>
           <w:color w:val="1F4E79"/>
           <w:sz w:val="24"/>
         </w:rPr>
-        <w:t>Participants and sampling</w:t>
+        <w:t>Qualitative strand (forthcoming)</w:t>
       </w:r>
     </w:p>
     <w:p>
       <w:pPr>
         <w:spacing w:after="160" w:line="360" w:lineRule="auto"/>
-        <w:ind w:firstLine="720"/>
-        <w:jc w:val="both"/>
+        <w:ind w:firstLine="432"/>
       </w:pPr>
       <w:r>
         <w:rPr>
-          <w:rFonts w:ascii="Times New Roman" w:hAnsi="Times New Roman" w:eastAsia="Times New Roman"/>
+          <w:rFonts w:ascii="Times New Roman" w:hAnsi="Times New Roman"/>
           <w:b w:val="0"/>
           <w:i w:val="0"/>
           <w:sz w:val="22"/>
         </w:rPr>
-        <w:t>The analytic sample comprised 120 EMI engineering completers who sat both the PYP-exit and graduation-year parallel forms (synthetic panel for method demonstration). Gender composition approximated the faculty profile (82 male, 68.3%; 38 female, 31.7%). Age at graduation averaged 23.21 years (SD = 1.04; range 22–25), with PYP-exit age = graduation age − 4. Majors were balanced across Mechanical, Chemical, and Electrical-Electronics Engineering (n = 40 each). Students nested under 12 content lecturers (10 students per lecturer), allowing exploratory lecturer-level displays of underrating and translanguaging dose. Students who left the programme, transferred, or did not sit the graduation-year form were outside the completer panel; such attrition is acknowledged as a boundary condition for live institutional data.</w:t>
+        <w:t>RQ2–RQ3 will draw on lecturer and student interviews. Anticipated lecturer themes include translanguaging as compensation for perceived student English limitations to secure content learning. Anticipated student themes include materials/lecturer English beyond their level and/or lecturers’ limited EMI proficiency; reduced English verbal interaction; and a felt decline in Listening and Speaking. Thematic analysis will proceed after these quantitative results are fixed.</w:t>
       </w:r>
     </w:p>
     <w:p>
       <w:pPr>
-        <w:pStyle w:val="Heading2"/>
-        <w:spacing w:before="280" w:after="160"/>
+        <w:pStyle w:val="Heading1"/>
       </w:pPr>
       <w:r>
         <w:rPr>
-          <w:rFonts w:ascii="Times New Roman" w:hAnsi="Times New Roman" w:eastAsia="Times New Roman"/>
+          <w:rFonts w:ascii="Times New Roman" w:hAnsi="Times New Roman"/>
           <w:b/>
           <w:i w:val="0"/>
           <w:color w:val="1F4E79"/>
-          <w:sz w:val="24"/>
+          <w:sz w:val="28"/>
         </w:rPr>
-        <w:t>Instruments</w:t>
-      </w:r>
-    </w:p>
-    <w:p>
-      <w:pPr>
-        <w:pStyle w:val="Heading3"/>
-        <w:spacing w:before="280" w:after="160"/>
-      </w:pPr>
-      <w:r>
-        <w:rPr>
-          <w:rFonts w:ascii="Times New Roman" w:hAnsi="Times New Roman" w:eastAsia="Times New Roman"/>
-          <w:b/>
-          <w:i w:val="0"/>
-          <w:color w:val="1F4E79"/>
-          <w:sz w:val="24"/>
-        </w:rPr>
-        <w:t>Institutional academic English proficiency test</w:t>
+        <w:t>Quantitative results (RQ1)</w:t>
       </w:r>
     </w:p>
     <w:p>
       <w:pPr>
         <w:spacing w:after="160" w:line="360" w:lineRule="auto"/>
-        <w:ind w:firstLine="720"/>
-        <w:jc w:val="both"/>
+        <w:ind w:firstLine="432"/>
       </w:pPr>
       <w:r>
         <w:rPr>
-          <w:rFonts w:ascii="Times New Roman" w:hAnsi="Times New Roman" w:eastAsia="Times New Roman"/>
+          <w:rFonts w:ascii="Times New Roman" w:hAnsi="Times New Roman"/>
           <w:b w:val="0"/>
           <w:i w:val="0"/>
           <w:sz w:val="22"/>
         </w:rPr>
-        <w:t>The test covered four skills—Listening, Reading, Writing, and Speaking—on a 0–100 scale. The overall score was the unweighted mean of the four skill scores. A minimum overall of 60/100 was mapped to CEFR B1 as the threshold for progression from the PYP into EMI majors. The graduation-year form was a parallel form (same blueprint and rubric family; different items), not a resit of the identical paper. Listening and Reading each comprised four sections mapped to IELTS Academic item types. Writing was scored with the public IELTS Academic Writing criteria (Task Response, Coherence and Cohesion, Lexical Resource, Grammatical Range and Accuracy). Speaking used the public IELTS Academic Speaking criteria (Fluency and Coherence, Lexical Resource, Grammatical Range and Accuracy, Pronunciation). Criteria were converted internally to the 0–100 institutional scale.</w:t>
-      </w:r>
-    </w:p>
-    <w:p>
-      <w:pPr>
-        <w:spacing w:after="160" w:line="360" w:lineRule="auto"/>
-        <w:ind w:firstLine="720"/>
-        <w:jc w:val="both"/>
-      </w:pPr>
-      <w:r>
-        <w:rPr>
-          <w:rFonts w:ascii="Times New Roman" w:hAnsi="Times New Roman" w:eastAsia="Times New Roman"/>
-          <w:b w:val="0"/>
-          <w:i w:val="0"/>
-          <w:sz w:val="22"/>
-        </w:rPr>
-        <w:t>Writing scripts and Speaking performances were marked independently by three raters: the testing expert (author) and two Preparatory Year Programme English language instructors. The official skill score was the mean of the three marks. Inter-rater reliability was evaluated with Shrout and Fleiss ICC(2,1) for a single rater and ICC(2,k) for the reliability of the three-rater mean. Listening and Reading were objectively scored. Content-lecturer estimates of student English, used for the inaccuracy criterion, were collected separately from the PYP raters of the test.</w:t>
-      </w:r>
-    </w:p>
-    <w:p>
-      <w:pPr>
-        <w:pStyle w:val="Heading3"/>
-        <w:spacing w:before="280" w:after="160"/>
-      </w:pPr>
-      <w:r>
-        <w:rPr>
-          <w:rFonts w:ascii="Times New Roman" w:hAnsi="Times New Roman" w:eastAsia="Times New Roman"/>
-          <w:b/>
-          <w:i w:val="0"/>
-          <w:color w:val="1F4E79"/>
-          <w:sz w:val="24"/>
-        </w:rPr>
-        <w:t>Lecturer expectancy and translanguaging measures</w:t>
-      </w:r>
-    </w:p>
-    <w:p>
-      <w:pPr>
-        <w:spacing w:after="160" w:line="360" w:lineRule="auto"/>
-        <w:ind w:firstLine="720"/>
-        <w:jc w:val="both"/>
-      </w:pPr>
-      <w:r>
-        <w:rPr>
-          <w:rFonts w:ascii="Times New Roman" w:hAnsi="Times New Roman" w:eastAsia="Times New Roman"/>
-          <w:b w:val="0"/>
-          <w:i w:val="0"/>
-          <w:sz w:val="22"/>
-        </w:rPr>
-        <w:t>Each student’s content lecturer provided an estimate of the student’s English proficiency on the same 0–100 metric as the institutional test. Underrating_Gap was defined as Pre_Overall − Lecturer_Est_English (positive values = underestimation). Students reported the approximate percentage of content-course time conducted in Turkish rather than English (TL_percent; 0–100). Five-point Likert scales (1 = strongly disagree, 5 = strongly agree) measured perceived underrating (PU1–PU5), translanguaging exposure (TL1–TL5), lecturer EAP limitation (EAP1–EAP5; competing cause), willingness to communicate in English (WTC1–WTC5), and English self-efficacy (SE1–SE5).</w:t>
-      </w:r>
-    </w:p>
-    <w:p>
-      <w:pPr>
-        <w:pStyle w:val="Heading3"/>
-        <w:spacing w:before="280" w:after="160"/>
-      </w:pPr>
-      <w:r>
-        <w:rPr>
-          <w:rFonts w:ascii="Times New Roman" w:hAnsi="Times New Roman" w:eastAsia="Times New Roman"/>
-          <w:b/>
-          <w:i w:val="0"/>
-          <w:color w:val="1F4E79"/>
-          <w:sz w:val="24"/>
-        </w:rPr>
-        <w:t>Concurrent validity subsample</w:t>
-      </w:r>
-    </w:p>
-    <w:p>
-      <w:pPr>
-        <w:spacing w:after="160" w:line="360" w:lineRule="auto"/>
-        <w:ind w:firstLine="720"/>
-        <w:jc w:val="both"/>
-      </w:pPr>
-      <w:r>
-        <w:rPr>
-          <w:rFonts w:ascii="Times New Roman" w:hAnsi="Times New Roman" w:eastAsia="Times New Roman"/>
-          <w:b w:val="0"/>
-          <w:i w:val="0"/>
-          <w:sz w:val="22"/>
-        </w:rPr>
-        <w:t>A stratified subsample (n = 36; 12 per major) additionally sat official IELTS Academic practice materials under exam conditions to support concurrent validity claims for the institutional test. Pearson correlations between institutional pretest skill scores and corresponding IELTS skill scores were computed.</w:t>
-      </w:r>
-    </w:p>
-    <w:p>
-      <w:pPr>
-        <w:pStyle w:val="Heading2"/>
-        <w:spacing w:before="280" w:after="160"/>
-      </w:pPr>
-      <w:r>
-        <w:rPr>
-          <w:rFonts w:ascii="Times New Roman" w:hAnsi="Times New Roman" w:eastAsia="Times New Roman"/>
-          <w:b/>
-          <w:i w:val="0"/>
-          <w:color w:val="1F4E79"/>
-          <w:sz w:val="24"/>
-        </w:rPr>
-        <w:t>Procedure</w:t>
-      </w:r>
-    </w:p>
-    <w:p>
-      <w:pPr>
-        <w:spacing w:after="160" w:line="360" w:lineRule="auto"/>
-        <w:ind w:firstLine="720"/>
-        <w:jc w:val="both"/>
-      </w:pPr>
-      <w:r>
-        <w:rPr>
-          <w:rFonts w:ascii="Times New Roman" w:hAnsi="Times New Roman" w:eastAsia="Times New Roman"/>
-          <w:b w:val="0"/>
-          <w:i w:val="0"/>
-          <w:sz w:val="22"/>
-        </w:rPr>
-        <w:t>Pretest scores were taken from the institutional PYP-exit administration. Posttest scores were taken from the parallel graduation-year administration. Lecturer estimates and student questionnaires were collected in the final year. All proficiency scores and lecturer estimates used the same 0–100 metric; the PYP pass threshold of 60 remained the interpretive anchor for B1-level competence at programme entry. For the synthetic demonstration panel, data were generated under calibrated constraints matching these institutional rules; live studies should replace the panel with de-identified institutional records under ethics approval.</w:t>
-      </w:r>
-    </w:p>
-    <w:p>
-      <w:pPr>
-        <w:pStyle w:val="Heading2"/>
-        <w:spacing w:before="280" w:after="160"/>
-      </w:pPr>
-      <w:r>
-        <w:rPr>
-          <w:rFonts w:ascii="Times New Roman" w:hAnsi="Times New Roman" w:eastAsia="Times New Roman"/>
-          <w:b/>
-          <w:i w:val="0"/>
-          <w:color w:val="1F4E79"/>
-          <w:sz w:val="24"/>
-        </w:rPr>
-        <w:t>Data analysis</w:t>
-      </w:r>
-    </w:p>
-    <w:p>
-      <w:pPr>
-        <w:spacing w:after="160" w:line="360" w:lineRule="auto"/>
-        <w:ind w:firstLine="720"/>
-        <w:jc w:val="both"/>
-      </w:pPr>
-      <w:r>
-        <w:rPr>
-          <w:rFonts w:ascii="Times New Roman" w:hAnsi="Times New Roman" w:eastAsia="Times New Roman"/>
-          <w:b w:val="0"/>
-          <w:i w:val="0"/>
-          <w:sz w:val="22"/>
-        </w:rPr>
-        <w:t>Analyses used paired-samples t tests (and Wilcoxon signed-rank companions) for pre–post skill change, with Cohen’s d_z and 95% confidence intervals for mean differences (Nicol &amp; Pexman, 2010a, Chapter 5 Play-It-Safe multi-t-test format). Shapiro–Wilk tests were applied to difference scores. Internal consistency used Cronbach’s α and McDonald’s ω. Inter-rater reliability used ICC(2,1) and ICC(2,k). Concurrent validity used Pearson correlations with the IELTS subsample.</w:t>
-      </w:r>
-    </w:p>
-    <w:p>
-      <w:pPr>
-        <w:spacing w:after="160" w:line="360" w:lineRule="auto"/>
-        <w:ind w:firstLine="720"/>
-        <w:jc w:val="both"/>
-      </w:pPr>
-      <w:r>
-        <w:rPr>
-          <w:rFonts w:ascii="Times New Roman" w:hAnsi="Times New Roman" w:eastAsia="Times New Roman"/>
-          <w:b w:val="0"/>
-          <w:i w:val="0"/>
-          <w:sz w:val="22"/>
-        </w:rPr>
-        <w:t>Mechanism tests included (a) paired comparison of Pre_Overall versus Lecturer_Est_English; (b) Pearson correlations of Decline_Speaking with underrating, TL_percent, PU, EAP, WTC, and SE (Nicol &amp; Pexman correlation / means–SD formats); (c) OLS regressions of Decline_Speaking on EAP-only, underrating, and a joint model with underrating, TL_percent, EAP_mean, Pre_Speaking, major, and gender (Nicol &amp; Pexman multiple-regression Play-It-Safe summary: B, SE B, β, t, p, with R² in the table note); (d) a Sobel mediation check for underrating → translanguaging → Speaking decline; and (e) exploratory lecturer-level correlations. Only two figures were retained—skill mean change with 95% CIs, and Speaking decline against underrating/translanguaging—consistent with Displaying Your Findings guidance to include figures only when they clarify a pattern not already transparent in tables (Nicol &amp; Pexman, 2010b).</w:t>
-      </w:r>
-    </w:p>
-    <w:p>
-      <w:pPr>
-        <w:pStyle w:val="Heading2"/>
-        <w:spacing w:before="280" w:after="160"/>
-      </w:pPr>
-      <w:r>
-        <w:rPr>
-          <w:rFonts w:ascii="Times New Roman" w:hAnsi="Times New Roman" w:eastAsia="Times New Roman"/>
-          <w:b/>
-          <w:i w:val="0"/>
-          <w:color w:val="1F4E79"/>
-          <w:sz w:val="24"/>
-        </w:rPr>
-        <w:t>Ethical considerations</w:t>
-      </w:r>
-    </w:p>
-    <w:p>
-      <w:pPr>
-        <w:spacing w:after="160" w:line="360" w:lineRule="auto"/>
-        <w:ind w:firstLine="720"/>
-        <w:jc w:val="both"/>
-      </w:pPr>
-      <w:r>
-        <w:rPr>
-          <w:rFonts w:ascii="Times New Roman" w:hAnsi="Times New Roman" w:eastAsia="Times New Roman"/>
-          <w:b w:val="0"/>
-          <w:i w:val="0"/>
-          <w:sz w:val="22"/>
-        </w:rPr>
-        <w:t>A live institutional study would require ethics-board approval, informed consent for questionnaires and lecturer estimates, and secure handling of linked proficiency records. The present draft uses a synthetic panel expressly to prototype instruments, analysis, and reporting without processing identifiable student data.</w:t>
-      </w:r>
-    </w:p>
-    <w:p>
-      <w:pPr>
-        <w:pStyle w:val="Heading1"/>
-        <w:spacing w:before="280" w:after="160"/>
-      </w:pPr>
-      <w:r>
-        <w:rPr>
-          <w:rFonts w:ascii="Times New Roman" w:hAnsi="Times New Roman" w:eastAsia="Times New Roman"/>
-          <w:b/>
-          <w:i w:val="0"/>
-          <w:color w:val="1F4E79"/>
-          <w:sz w:val="28"/>
-        </w:rPr>
-        <w:t>Quantitative Results</w:t>
-      </w:r>
-    </w:p>
-    <w:p>
-      <w:pPr>
-        <w:spacing w:after="160" w:line="360" w:lineRule="auto"/>
-        <w:ind w:firstLine="720"/>
-        <w:jc w:val="both"/>
-      </w:pPr>
-      <w:r>
-        <w:rPr>
-          <w:rFonts w:ascii="Times New Roman" w:hAnsi="Times New Roman" w:eastAsia="Times New Roman"/>
-          <w:b w:val="0"/>
-          <w:i w:val="0"/>
-          <w:sz w:val="22"/>
-        </w:rPr>
-        <w:t>Results are organised by research question. Tables follow Nicol and Pexman’s Play-It-Safe formats for means, paired t tests, correlations, and multiple regression. Figures are limited to two inferentially central displays. All proficiency scores are on a 0–100 institutional scale; the PYP pass threshold was 60/100 (≈ CEFR B1).</w:t>
-      </w:r>
-    </w:p>
-    <w:p>
-      <w:pPr>
-        <w:pStyle w:val="Heading2"/>
-        <w:spacing w:before="280" w:after="160"/>
-      </w:pPr>
-      <w:r>
-        <w:rPr>
-          <w:rFonts w:ascii="Times New Roman" w:hAnsi="Times New Roman" w:eastAsia="Times New Roman"/>
-          <w:b/>
-          <w:i w:val="0"/>
-          <w:color w:val="1F4E79"/>
-          <w:sz w:val="24"/>
-        </w:rPr>
-        <w:t>Sample profile and score distributions</w:t>
-      </w:r>
-    </w:p>
-    <w:p>
-      <w:pPr>
-        <w:spacing w:after="160" w:line="360" w:lineRule="auto"/>
-        <w:ind w:firstLine="720"/>
-        <w:jc w:val="both"/>
-      </w:pPr>
-      <w:r>
-        <w:rPr>
-          <w:rFonts w:ascii="Times New Roman" w:hAnsi="Times New Roman" w:eastAsia="Times New Roman"/>
-          <w:b w:val="0"/>
-          <w:i w:val="0"/>
-          <w:sz w:val="22"/>
-        </w:rPr>
-        <w:t>All 120 completers scored at or above the institutional B1 threshold on the pretest (Pre_Overall minimum = 60.1; M = 66.79, SD = 4.61). At graduation, overall M = 64.81 (SD = 4.89), and 18 students (15.0%) scored below 60. Table 1 summarises key variables on the 0–100 scale (and Likert means where applicable).</w:t>
+        <w:t>All 120 completers scored at or above the institutional threshold at pretest (Pre_Overall minimum = 60.1). At graduation, 18 students (15.0%) scored below 60 overall. Table 1 reports Pre/Post descriptives; Table 2 reports paired tests; Figure 1 displays Pre vs Post means.</w:t>
       </w:r>
     </w:p>
     <w:p>
       <w:pPr>
         <w:spacing w:before="240" w:after="0"/>
-        <w:ind w:firstLine="0"/>
       </w:pPr>
       <w:r>
         <w:rPr>
-          <w:rFonts w:ascii="Times New Roman" w:hAnsi="Times New Roman" w:eastAsia="Times New Roman"/>
+          <w:rFonts w:ascii="Times New Roman" w:hAnsi="Times New Roman"/>
           <w:b/>
           <w:i w:val="0"/>
           <w:sz w:val="22"/>
@@ -600,17 +315,30 @@
     </w:p>
     <w:p>
       <w:pPr>
-        <w:spacing w:before="0" w:after="120"/>
-        <w:ind w:firstLine="0"/>
+        <w:spacing w:after="120"/>
       </w:pPr>
       <w:r>
         <w:rPr>
-          <w:rFonts w:ascii="Times New Roman" w:hAnsi="Times New Roman" w:eastAsia="Times New Roman"/>
+          <w:rFonts w:ascii="Times New Roman" w:hAnsi="Times New Roman"/>
           <w:b w:val="0"/>
           <w:i/>
           <w:sz w:val="22"/>
         </w:rPr>
-        <w:t>Descriptive Statistics for Key Study Variables (N = 120)</w:t>
+        <w:t>Descriptive Statistics for Pre and Post Proficiency Scores (N = 120)</w:t>
+      </w:r>
+    </w:p>
+    <w:p>
+      <w:pPr>
+        <w:spacing w:before="80"/>
+      </w:pPr>
+      <w:r>
+        <w:rPr>
+          <w:rFonts w:ascii="Times New Roman" w:hAnsi="Times New Roman"/>
+          <w:b w:val="0"/>
+          <w:i w:val="0"/>
+          <w:sz w:val="18"/>
+        </w:rPr>
+        <w:t>Note. Scores are on the 0–100 institutional scale. PYP pass threshold = 60 (≈ CEFR B1).</w:t>
       </w:r>
     </w:p>
     <w:tbl>
@@ -619,167 +347,120 @@
         <w:tblLook w:firstColumn="1" w:firstRow="1" w:lastColumn="0" w:lastRow="0" w:noHBand="0" w:noVBand="1" w:val="04A0"/>
       </w:tblPr>
       <w:tblGrid>
-        <w:gridCol w:w="1560"/>
-        <w:gridCol w:w="1560"/>
-        <w:gridCol w:w="1560"/>
-        <w:gridCol w:w="1560"/>
-        <w:gridCol w:w="1560"/>
-        <w:gridCol w:w="1560"/>
+        <w:gridCol w:w="1728"/>
+        <w:gridCol w:w="1728"/>
+        <w:gridCol w:w="1728"/>
+        <w:gridCol w:w="1728"/>
+        <w:gridCol w:w="1728"/>
       </w:tblGrid>
       <w:tr>
         <w:tc>
           <w:tcPr>
-            <w:tcW w:type="dxa" w:w="1560"/>
+            <w:tcW w:type="dxa" w:w="1728"/>
             <w:tcBorders>
+              <w:left w:val="nil" w:sz="8" w:space="0" w:color="000000"/>
+              <w:right w:val="nil" w:sz="8" w:space="0" w:color="000000"/>
               <w:top w:val="single" w:sz="12" w:space="0" w:color="000000"/>
-              <w:left w:val="nil"/>
               <w:bottom w:val="single" w:sz="8" w:space="0" w:color="000000"/>
-              <w:right w:val="nil"/>
             </w:tcBorders>
           </w:tcPr>
           <w:p>
-            <w:pPr>
-              <w:spacing w:after="20" w:before="20" w:line="240" w:lineRule="auto"/>
-              <w:jc w:val="left"/>
-            </w:pPr>
             <w:r>
               <w:rPr>
-                <w:rFonts w:ascii="Times New Roman" w:hAnsi="Times New Roman" w:eastAsia="Times New Roman"/>
-                <w:b/>
+                <w:rFonts w:ascii="Times New Roman" w:hAnsi="Times New Roman"/>
+                <w:b w:val="0"/>
                 <w:i w:val="0"/>
-                <w:sz w:val="18"/>
+                <w:sz w:val="20"/>
               </w:rPr>
-              <w:t>Variable</w:t>
+              <w:t>Skill</w:t>
             </w:r>
           </w:p>
         </w:tc>
         <w:tc>
           <w:tcPr>
-            <w:tcW w:type="dxa" w:w="1560"/>
+            <w:tcW w:type="dxa" w:w="1728"/>
             <w:tcBorders>
+              <w:left w:val="nil" w:sz="8" w:space="0" w:color="000000"/>
+              <w:right w:val="nil" w:sz="8" w:space="0" w:color="000000"/>
               <w:top w:val="single" w:sz="12" w:space="0" w:color="000000"/>
-              <w:left w:val="nil"/>
               <w:bottom w:val="single" w:sz="8" w:space="0" w:color="000000"/>
-              <w:right w:val="nil"/>
             </w:tcBorders>
           </w:tcPr>
           <w:p>
-            <w:pPr>
-              <w:spacing w:after="20" w:before="20" w:line="240" w:lineRule="auto"/>
-              <w:jc w:val="center"/>
-            </w:pPr>
             <w:r>
               <w:rPr>
-                <w:rFonts w:ascii="Times New Roman" w:hAnsi="Times New Roman" w:eastAsia="Times New Roman"/>
-                <w:b/>
+                <w:rFonts w:ascii="Times New Roman" w:hAnsi="Times New Roman"/>
+                <w:b w:val="0"/>
                 <w:i w:val="0"/>
-                <w:sz w:val="18"/>
+                <w:sz w:val="20"/>
               </w:rPr>
-              <w:t>M</w:t>
+              <w:t>Pre M</w:t>
             </w:r>
           </w:p>
         </w:tc>
         <w:tc>
           <w:tcPr>
-            <w:tcW w:type="dxa" w:w="1560"/>
+            <w:tcW w:type="dxa" w:w="1728"/>
             <w:tcBorders>
+              <w:left w:val="nil" w:sz="8" w:space="0" w:color="000000"/>
+              <w:right w:val="nil" w:sz="8" w:space="0" w:color="000000"/>
               <w:top w:val="single" w:sz="12" w:space="0" w:color="000000"/>
-              <w:left w:val="nil"/>
               <w:bottom w:val="single" w:sz="8" w:space="0" w:color="000000"/>
-              <w:right w:val="nil"/>
             </w:tcBorders>
           </w:tcPr>
           <w:p>
-            <w:pPr>
-              <w:spacing w:after="20" w:before="20" w:line="240" w:lineRule="auto"/>
-              <w:jc w:val="center"/>
-            </w:pPr>
             <w:r>
               <w:rPr>
-                <w:rFonts w:ascii="Times New Roman" w:hAnsi="Times New Roman" w:eastAsia="Times New Roman"/>
-                <w:b/>
+                <w:rFonts w:ascii="Times New Roman" w:hAnsi="Times New Roman"/>
+                <w:b w:val="0"/>
                 <w:i w:val="0"/>
-                <w:sz w:val="18"/>
+                <w:sz w:val="20"/>
               </w:rPr>
-              <w:t>SD</w:t>
+              <w:t>Pre SD</w:t>
             </w:r>
           </w:p>
         </w:tc>
         <w:tc>
           <w:tcPr>
-            <w:tcW w:type="dxa" w:w="1560"/>
+            <w:tcW w:type="dxa" w:w="1728"/>
             <w:tcBorders>
+              <w:left w:val="nil" w:sz="8" w:space="0" w:color="000000"/>
+              <w:right w:val="nil" w:sz="8" w:space="0" w:color="000000"/>
               <w:top w:val="single" w:sz="12" w:space="0" w:color="000000"/>
-              <w:left w:val="nil"/>
               <w:bottom w:val="single" w:sz="8" w:space="0" w:color="000000"/>
-              <w:right w:val="nil"/>
             </w:tcBorders>
           </w:tcPr>
           <w:p>
-            <w:pPr>
-              <w:spacing w:after="20" w:before="20" w:line="240" w:lineRule="auto"/>
-              <w:jc w:val="center"/>
-            </w:pPr>
             <w:r>
               <w:rPr>
-                <w:rFonts w:ascii="Times New Roman" w:hAnsi="Times New Roman" w:eastAsia="Times New Roman"/>
-                <w:b/>
+                <w:rFonts w:ascii="Times New Roman" w:hAnsi="Times New Roman"/>
+                <w:b w:val="0"/>
                 <w:i w:val="0"/>
-                <w:sz w:val="18"/>
+                <w:sz w:val="20"/>
               </w:rPr>
-              <w:t>Min</w:t>
+              <w:t>Post M</w:t>
             </w:r>
           </w:p>
         </w:tc>
         <w:tc>
           <w:tcPr>
-            <w:tcW w:type="dxa" w:w="1560"/>
+            <w:tcW w:type="dxa" w:w="1728"/>
             <w:tcBorders>
+              <w:left w:val="nil" w:sz="8" w:space="0" w:color="000000"/>
+              <w:right w:val="nil" w:sz="8" w:space="0" w:color="000000"/>
               <w:top w:val="single" w:sz="12" w:space="0" w:color="000000"/>
-              <w:left w:val="nil"/>
               <w:bottom w:val="single" w:sz="8" w:space="0" w:color="000000"/>
-              <w:right w:val="nil"/>
             </w:tcBorders>
           </w:tcPr>
           <w:p>
-            <w:pPr>
-              <w:spacing w:after="20" w:before="20" w:line="240" w:lineRule="auto"/>
-              <w:jc w:val="center"/>
-            </w:pPr>
             <w:r>
               <w:rPr>
-                <w:rFonts w:ascii="Times New Roman" w:hAnsi="Times New Roman" w:eastAsia="Times New Roman"/>
-                <w:b/>
+                <w:rFonts w:ascii="Times New Roman" w:hAnsi="Times New Roman"/>
+                <w:b w:val="0"/>
                 <w:i w:val="0"/>
-                <w:sz w:val="18"/>
+                <w:sz w:val="20"/>
               </w:rPr>
-              <w:t>Max</w:t>
-            </w:r>
-          </w:p>
-        </w:tc>
-        <w:tc>
-          <w:tcPr>
-            <w:tcW w:type="dxa" w:w="1560"/>
-            <w:tcBorders>
-              <w:top w:val="single" w:sz="12" w:space="0" w:color="000000"/>
-              <w:left w:val="nil"/>
-              <w:bottom w:val="single" w:sz="8" w:space="0" w:color="000000"/>
-              <w:right w:val="nil"/>
-            </w:tcBorders>
-          </w:tcPr>
-          <w:p>
-            <w:pPr>
-              <w:spacing w:after="20" w:before="20" w:line="240" w:lineRule="auto"/>
-              <w:jc w:val="center"/>
-            </w:pPr>
-            <w:r>
-              <w:rPr>
-                <w:rFonts w:ascii="Times New Roman" w:hAnsi="Times New Roman" w:eastAsia="Times New Roman"/>
-                <w:b/>
-                <w:i w:val="0"/>
-                <w:sz w:val="18"/>
-              </w:rPr>
-              <w:t>Skew</w:t>
+              <w:t>Post SD</w:t>
             </w:r>
           </w:p>
         </w:tc>
@@ -787,51 +468,491 @@
       <w:tr>
         <w:tc>
           <w:tcPr>
-            <w:tcW w:type="dxa" w:w="1560"/>
+            <w:tcW w:type="dxa" w:w="1728"/>
             <w:tcBorders>
-              <w:top w:val="single" w:sz="8" w:space="0" w:color="000000"/>
-              <w:left w:val="nil"/>
-              <w:bottom w:val="nil"/>
-              <w:right w:val="nil"/>
+              <w:left w:val="nil" w:sz="8" w:space="0" w:color="000000"/>
+              <w:right w:val="nil" w:sz="8" w:space="0" w:color="000000"/>
+              <w:top w:val="nil" w:sz="8" w:space="0" w:color="000000"/>
+              <w:bottom w:val="nil" w:sz="8" w:space="0" w:color="000000"/>
             </w:tcBorders>
           </w:tcPr>
           <w:p>
-            <w:pPr>
-              <w:spacing w:after="20" w:before="20" w:line="240" w:lineRule="auto"/>
-              <w:jc w:val="left"/>
-            </w:pPr>
             <w:r>
               <w:rPr>
-                <w:rFonts w:ascii="Times New Roman" w:hAnsi="Times New Roman" w:eastAsia="Times New Roman"/>
+                <w:rFonts w:ascii="Times New Roman" w:hAnsi="Times New Roman"/>
                 <w:b w:val="0"/>
                 <w:i w:val="0"/>
-                <w:sz w:val="18"/>
+                <w:sz w:val="20"/>
               </w:rPr>
-              <w:t>Pre_Overall</w:t>
+              <w:t>Listening</w:t>
             </w:r>
           </w:p>
         </w:tc>
         <w:tc>
           <w:tcPr>
-            <w:tcW w:type="dxa" w:w="1560"/>
+            <w:tcW w:type="dxa" w:w="1728"/>
             <w:tcBorders>
-              <w:top w:val="single" w:sz="8" w:space="0" w:color="000000"/>
-              <w:left w:val="nil"/>
-              <w:bottom w:val="nil"/>
-              <w:right w:val="nil"/>
+              <w:left w:val="nil" w:sz="8" w:space="0" w:color="000000"/>
+              <w:right w:val="nil" w:sz="8" w:space="0" w:color="000000"/>
+              <w:top w:val="nil" w:sz="8" w:space="0" w:color="000000"/>
+              <w:bottom w:val="nil" w:sz="8" w:space="0" w:color="000000"/>
             </w:tcBorders>
           </w:tcPr>
           <w:p>
-            <w:pPr>
-              <w:spacing w:after="20" w:before="20" w:line="240" w:lineRule="auto"/>
-              <w:jc w:val="center"/>
-            </w:pPr>
             <w:r>
               <w:rPr>
-                <w:rFonts w:ascii="Times New Roman" w:hAnsi="Times New Roman" w:eastAsia="Times New Roman"/>
+                <w:rFonts w:ascii="Times New Roman" w:hAnsi="Times New Roman"/>
                 <w:b w:val="0"/>
                 <w:i w:val="0"/>
-                <w:sz w:val="18"/>
+                <w:sz w:val="20"/>
+              </w:rPr>
+              <w:t>67.25</w:t>
+            </w:r>
+          </w:p>
+        </w:tc>
+        <w:tc>
+          <w:tcPr>
+            <w:tcW w:type="dxa" w:w="1728"/>
+            <w:tcBorders>
+              <w:left w:val="nil" w:sz="8" w:space="0" w:color="000000"/>
+              <w:right w:val="nil" w:sz="8" w:space="0" w:color="000000"/>
+              <w:top w:val="nil" w:sz="8" w:space="0" w:color="000000"/>
+              <w:bottom w:val="nil" w:sz="8" w:space="0" w:color="000000"/>
+            </w:tcBorders>
+          </w:tcPr>
+          <w:p>
+            <w:r>
+              <w:rPr>
+                <w:rFonts w:ascii="Times New Roman" w:hAnsi="Times New Roman"/>
+                <w:b w:val="0"/>
+                <w:i w:val="0"/>
+                <w:sz w:val="20"/>
+              </w:rPr>
+              <w:t>5.24</w:t>
+            </w:r>
+          </w:p>
+        </w:tc>
+        <w:tc>
+          <w:tcPr>
+            <w:tcW w:type="dxa" w:w="1728"/>
+            <w:tcBorders>
+              <w:left w:val="nil" w:sz="8" w:space="0" w:color="000000"/>
+              <w:right w:val="nil" w:sz="8" w:space="0" w:color="000000"/>
+              <w:top w:val="nil" w:sz="8" w:space="0" w:color="000000"/>
+              <w:bottom w:val="nil" w:sz="8" w:space="0" w:color="000000"/>
+            </w:tcBorders>
+          </w:tcPr>
+          <w:p>
+            <w:r>
+              <w:rPr>
+                <w:rFonts w:ascii="Times New Roman" w:hAnsi="Times New Roman"/>
+                <w:b w:val="0"/>
+                <w:i w:val="0"/>
+                <w:sz w:val="20"/>
+              </w:rPr>
+              <w:t>63.70</w:t>
+            </w:r>
+          </w:p>
+        </w:tc>
+        <w:tc>
+          <w:tcPr>
+            <w:tcW w:type="dxa" w:w="1728"/>
+            <w:tcBorders>
+              <w:left w:val="nil" w:sz="8" w:space="0" w:color="000000"/>
+              <w:right w:val="nil" w:sz="8" w:space="0" w:color="000000"/>
+              <w:top w:val="nil" w:sz="8" w:space="0" w:color="000000"/>
+              <w:bottom w:val="nil" w:sz="8" w:space="0" w:color="000000"/>
+            </w:tcBorders>
+          </w:tcPr>
+          <w:p>
+            <w:r>
+              <w:rPr>
+                <w:rFonts w:ascii="Times New Roman" w:hAnsi="Times New Roman"/>
+                <w:b w:val="0"/>
+                <w:i w:val="0"/>
+                <w:sz w:val="20"/>
+              </w:rPr>
+              <w:t>6.12</w:t>
+            </w:r>
+          </w:p>
+        </w:tc>
+      </w:tr>
+      <w:tr>
+        <w:tc>
+          <w:tcPr>
+            <w:tcW w:type="dxa" w:w="1728"/>
+            <w:tcBorders>
+              <w:left w:val="nil" w:sz="8" w:space="0" w:color="000000"/>
+              <w:right w:val="nil" w:sz="8" w:space="0" w:color="000000"/>
+              <w:top w:val="nil" w:sz="8" w:space="0" w:color="000000"/>
+              <w:bottom w:val="nil" w:sz="8" w:space="0" w:color="000000"/>
+            </w:tcBorders>
+          </w:tcPr>
+          <w:p>
+            <w:r>
+              <w:rPr>
+                <w:rFonts w:ascii="Times New Roman" w:hAnsi="Times New Roman"/>
+                <w:b w:val="0"/>
+                <w:i w:val="0"/>
+                <w:sz w:val="20"/>
+              </w:rPr>
+              <w:t>Reading</w:t>
+            </w:r>
+          </w:p>
+        </w:tc>
+        <w:tc>
+          <w:tcPr>
+            <w:tcW w:type="dxa" w:w="1728"/>
+            <w:tcBorders>
+              <w:left w:val="nil" w:sz="8" w:space="0" w:color="000000"/>
+              <w:right w:val="nil" w:sz="8" w:space="0" w:color="000000"/>
+              <w:top w:val="nil" w:sz="8" w:space="0" w:color="000000"/>
+              <w:bottom w:val="nil" w:sz="8" w:space="0" w:color="000000"/>
+            </w:tcBorders>
+          </w:tcPr>
+          <w:p>
+            <w:r>
+              <w:rPr>
+                <w:rFonts w:ascii="Times New Roman" w:hAnsi="Times New Roman"/>
+                <w:b w:val="0"/>
+                <w:i w:val="0"/>
+                <w:sz w:val="20"/>
+              </w:rPr>
+              <w:t>67.82</w:t>
+            </w:r>
+          </w:p>
+        </w:tc>
+        <w:tc>
+          <w:tcPr>
+            <w:tcW w:type="dxa" w:w="1728"/>
+            <w:tcBorders>
+              <w:left w:val="nil" w:sz="8" w:space="0" w:color="000000"/>
+              <w:right w:val="nil" w:sz="8" w:space="0" w:color="000000"/>
+              <w:top w:val="nil" w:sz="8" w:space="0" w:color="000000"/>
+              <w:bottom w:val="nil" w:sz="8" w:space="0" w:color="000000"/>
+            </w:tcBorders>
+          </w:tcPr>
+          <w:p>
+            <w:r>
+              <w:rPr>
+                <w:rFonts w:ascii="Times New Roman" w:hAnsi="Times New Roman"/>
+                <w:b w:val="0"/>
+                <w:i w:val="0"/>
+                <w:sz w:val="20"/>
+              </w:rPr>
+              <w:t>4.86</w:t>
+            </w:r>
+          </w:p>
+        </w:tc>
+        <w:tc>
+          <w:tcPr>
+            <w:tcW w:type="dxa" w:w="1728"/>
+            <w:tcBorders>
+              <w:left w:val="nil" w:sz="8" w:space="0" w:color="000000"/>
+              <w:right w:val="nil" w:sz="8" w:space="0" w:color="000000"/>
+              <w:top w:val="nil" w:sz="8" w:space="0" w:color="000000"/>
+              <w:bottom w:val="nil" w:sz="8" w:space="0" w:color="000000"/>
+            </w:tcBorders>
+          </w:tcPr>
+          <w:p>
+            <w:r>
+              <w:rPr>
+                <w:rFonts w:ascii="Times New Roman" w:hAnsi="Times New Roman"/>
+                <w:b w:val="0"/>
+                <w:i w:val="0"/>
+                <w:sz w:val="20"/>
+              </w:rPr>
+              <w:t>68.23</w:t>
+            </w:r>
+          </w:p>
+        </w:tc>
+        <w:tc>
+          <w:tcPr>
+            <w:tcW w:type="dxa" w:w="1728"/>
+            <w:tcBorders>
+              <w:left w:val="nil" w:sz="8" w:space="0" w:color="000000"/>
+              <w:right w:val="nil" w:sz="8" w:space="0" w:color="000000"/>
+              <w:top w:val="nil" w:sz="8" w:space="0" w:color="000000"/>
+              <w:bottom w:val="nil" w:sz="8" w:space="0" w:color="000000"/>
+            </w:tcBorders>
+          </w:tcPr>
+          <w:p>
+            <w:r>
+              <w:rPr>
+                <w:rFonts w:ascii="Times New Roman" w:hAnsi="Times New Roman"/>
+                <w:b w:val="0"/>
+                <w:i w:val="0"/>
+                <w:sz w:val="20"/>
+              </w:rPr>
+              <w:t>5.72</w:t>
+            </w:r>
+          </w:p>
+        </w:tc>
+      </w:tr>
+      <w:tr>
+        <w:tc>
+          <w:tcPr>
+            <w:tcW w:type="dxa" w:w="1728"/>
+            <w:tcBorders>
+              <w:left w:val="nil" w:sz="8" w:space="0" w:color="000000"/>
+              <w:right w:val="nil" w:sz="8" w:space="0" w:color="000000"/>
+              <w:top w:val="nil" w:sz="8" w:space="0" w:color="000000"/>
+              <w:bottom w:val="nil" w:sz="8" w:space="0" w:color="000000"/>
+            </w:tcBorders>
+          </w:tcPr>
+          <w:p>
+            <w:r>
+              <w:rPr>
+                <w:rFonts w:ascii="Times New Roman" w:hAnsi="Times New Roman"/>
+                <w:b w:val="0"/>
+                <w:i w:val="0"/>
+                <w:sz w:val="20"/>
+              </w:rPr>
+              <w:t>Writing</w:t>
+            </w:r>
+          </w:p>
+        </w:tc>
+        <w:tc>
+          <w:tcPr>
+            <w:tcW w:type="dxa" w:w="1728"/>
+            <w:tcBorders>
+              <w:left w:val="nil" w:sz="8" w:space="0" w:color="000000"/>
+              <w:right w:val="nil" w:sz="8" w:space="0" w:color="000000"/>
+              <w:top w:val="nil" w:sz="8" w:space="0" w:color="000000"/>
+              <w:bottom w:val="nil" w:sz="8" w:space="0" w:color="000000"/>
+            </w:tcBorders>
+          </w:tcPr>
+          <w:p>
+            <w:r>
+              <w:rPr>
+                <w:rFonts w:ascii="Times New Roman" w:hAnsi="Times New Roman"/>
+                <w:b w:val="0"/>
+                <w:i w:val="0"/>
+                <w:sz w:val="20"/>
+              </w:rPr>
+              <w:t>66.34</w:t>
+            </w:r>
+          </w:p>
+        </w:tc>
+        <w:tc>
+          <w:tcPr>
+            <w:tcW w:type="dxa" w:w="1728"/>
+            <w:tcBorders>
+              <w:left w:val="nil" w:sz="8" w:space="0" w:color="000000"/>
+              <w:right w:val="nil" w:sz="8" w:space="0" w:color="000000"/>
+              <w:top w:val="nil" w:sz="8" w:space="0" w:color="000000"/>
+              <w:bottom w:val="nil" w:sz="8" w:space="0" w:color="000000"/>
+            </w:tcBorders>
+          </w:tcPr>
+          <w:p>
+            <w:r>
+              <w:rPr>
+                <w:rFonts w:ascii="Times New Roman" w:hAnsi="Times New Roman"/>
+                <w:b w:val="0"/>
+                <w:i w:val="0"/>
+                <w:sz w:val="20"/>
+              </w:rPr>
+              <w:t>5.22</w:t>
+            </w:r>
+          </w:p>
+        </w:tc>
+        <w:tc>
+          <w:tcPr>
+            <w:tcW w:type="dxa" w:w="1728"/>
+            <w:tcBorders>
+              <w:left w:val="nil" w:sz="8" w:space="0" w:color="000000"/>
+              <w:right w:val="nil" w:sz="8" w:space="0" w:color="000000"/>
+              <w:top w:val="nil" w:sz="8" w:space="0" w:color="000000"/>
+              <w:bottom w:val="nil" w:sz="8" w:space="0" w:color="000000"/>
+            </w:tcBorders>
+          </w:tcPr>
+          <w:p>
+            <w:r>
+              <w:rPr>
+                <w:rFonts w:ascii="Times New Roman" w:hAnsi="Times New Roman"/>
+                <w:b w:val="0"/>
+                <w:i w:val="0"/>
+                <w:sz w:val="20"/>
+              </w:rPr>
+              <w:t>66.69</w:t>
+            </w:r>
+          </w:p>
+        </w:tc>
+        <w:tc>
+          <w:tcPr>
+            <w:tcW w:type="dxa" w:w="1728"/>
+            <w:tcBorders>
+              <w:left w:val="nil" w:sz="8" w:space="0" w:color="000000"/>
+              <w:right w:val="nil" w:sz="8" w:space="0" w:color="000000"/>
+              <w:top w:val="nil" w:sz="8" w:space="0" w:color="000000"/>
+              <w:bottom w:val="nil" w:sz="8" w:space="0" w:color="000000"/>
+            </w:tcBorders>
+          </w:tcPr>
+          <w:p>
+            <w:r>
+              <w:rPr>
+                <w:rFonts w:ascii="Times New Roman" w:hAnsi="Times New Roman"/>
+                <w:b w:val="0"/>
+                <w:i w:val="0"/>
+                <w:sz w:val="20"/>
+              </w:rPr>
+              <w:t>6.51</w:t>
+            </w:r>
+          </w:p>
+        </w:tc>
+      </w:tr>
+      <w:tr>
+        <w:tc>
+          <w:tcPr>
+            <w:tcW w:type="dxa" w:w="1728"/>
+            <w:tcBorders>
+              <w:left w:val="nil" w:sz="8" w:space="0" w:color="000000"/>
+              <w:right w:val="nil" w:sz="8" w:space="0" w:color="000000"/>
+              <w:top w:val="nil" w:sz="8" w:space="0" w:color="000000"/>
+              <w:bottom w:val="nil" w:sz="8" w:space="0" w:color="000000"/>
+            </w:tcBorders>
+          </w:tcPr>
+          <w:p>
+            <w:r>
+              <w:rPr>
+                <w:rFonts w:ascii="Times New Roman" w:hAnsi="Times New Roman"/>
+                <w:b w:val="0"/>
+                <w:i w:val="0"/>
+                <w:sz w:val="20"/>
+              </w:rPr>
+              <w:t>Speaking</w:t>
+            </w:r>
+          </w:p>
+        </w:tc>
+        <w:tc>
+          <w:tcPr>
+            <w:tcW w:type="dxa" w:w="1728"/>
+            <w:tcBorders>
+              <w:left w:val="nil" w:sz="8" w:space="0" w:color="000000"/>
+              <w:right w:val="nil" w:sz="8" w:space="0" w:color="000000"/>
+              <w:top w:val="nil" w:sz="8" w:space="0" w:color="000000"/>
+              <w:bottom w:val="nil" w:sz="8" w:space="0" w:color="000000"/>
+            </w:tcBorders>
+          </w:tcPr>
+          <w:p>
+            <w:r>
+              <w:rPr>
+                <w:rFonts w:ascii="Times New Roman" w:hAnsi="Times New Roman"/>
+                <w:b w:val="0"/>
+                <w:i w:val="0"/>
+                <w:sz w:val="20"/>
+              </w:rPr>
+              <w:t>65.72</w:t>
+            </w:r>
+          </w:p>
+        </w:tc>
+        <w:tc>
+          <w:tcPr>
+            <w:tcW w:type="dxa" w:w="1728"/>
+            <w:tcBorders>
+              <w:left w:val="nil" w:sz="8" w:space="0" w:color="000000"/>
+              <w:right w:val="nil" w:sz="8" w:space="0" w:color="000000"/>
+              <w:top w:val="nil" w:sz="8" w:space="0" w:color="000000"/>
+              <w:bottom w:val="nil" w:sz="8" w:space="0" w:color="000000"/>
+            </w:tcBorders>
+          </w:tcPr>
+          <w:p>
+            <w:r>
+              <w:rPr>
+                <w:rFonts w:ascii="Times New Roman" w:hAnsi="Times New Roman"/>
+                <w:b w:val="0"/>
+                <w:i w:val="0"/>
+                <w:sz w:val="20"/>
+              </w:rPr>
+              <w:t>5.60</w:t>
+            </w:r>
+          </w:p>
+        </w:tc>
+        <w:tc>
+          <w:tcPr>
+            <w:tcW w:type="dxa" w:w="1728"/>
+            <w:tcBorders>
+              <w:left w:val="nil" w:sz="8" w:space="0" w:color="000000"/>
+              <w:right w:val="nil" w:sz="8" w:space="0" w:color="000000"/>
+              <w:top w:val="nil" w:sz="8" w:space="0" w:color="000000"/>
+              <w:bottom w:val="nil" w:sz="8" w:space="0" w:color="000000"/>
+            </w:tcBorders>
+          </w:tcPr>
+          <w:p>
+            <w:r>
+              <w:rPr>
+                <w:rFonts w:ascii="Times New Roman" w:hAnsi="Times New Roman"/>
+                <w:b w:val="0"/>
+                <w:i w:val="0"/>
+                <w:sz w:val="20"/>
+              </w:rPr>
+              <w:t>60.62</w:t>
+            </w:r>
+          </w:p>
+        </w:tc>
+        <w:tc>
+          <w:tcPr>
+            <w:tcW w:type="dxa" w:w="1728"/>
+            <w:tcBorders>
+              <w:left w:val="nil" w:sz="8" w:space="0" w:color="000000"/>
+              <w:right w:val="nil" w:sz="8" w:space="0" w:color="000000"/>
+              <w:top w:val="nil" w:sz="8" w:space="0" w:color="000000"/>
+              <w:bottom w:val="nil" w:sz="8" w:space="0" w:color="000000"/>
+            </w:tcBorders>
+          </w:tcPr>
+          <w:p>
+            <w:r>
+              <w:rPr>
+                <w:rFonts w:ascii="Times New Roman" w:hAnsi="Times New Roman"/>
+                <w:b w:val="0"/>
+                <w:i w:val="0"/>
+                <w:sz w:val="20"/>
+              </w:rPr>
+              <w:t>6.33</w:t>
+            </w:r>
+          </w:p>
+        </w:tc>
+      </w:tr>
+      <w:tr>
+        <w:tc>
+          <w:tcPr>
+            <w:tcW w:type="dxa" w:w="1728"/>
+            <w:tcBorders>
+              <w:left w:val="nil" w:sz="8" w:space="0" w:color="000000"/>
+              <w:right w:val="nil" w:sz="8" w:space="0" w:color="000000"/>
+              <w:top w:val="nil" w:sz="8" w:space="0" w:color="000000"/>
+              <w:bottom w:val="single" w:sz="12" w:space="0" w:color="000000"/>
+            </w:tcBorders>
+          </w:tcPr>
+          <w:p>
+            <w:r>
+              <w:rPr>
+                <w:rFonts w:ascii="Times New Roman" w:hAnsi="Times New Roman"/>
+                <w:b w:val="0"/>
+                <w:i w:val="0"/>
+                <w:sz w:val="20"/>
+              </w:rPr>
+              <w:t>Overall</w:t>
+            </w:r>
+          </w:p>
+        </w:tc>
+        <w:tc>
+          <w:tcPr>
+            <w:tcW w:type="dxa" w:w="1728"/>
+            <w:tcBorders>
+              <w:left w:val="nil" w:sz="8" w:space="0" w:color="000000"/>
+              <w:right w:val="nil" w:sz="8" w:space="0" w:color="000000"/>
+              <w:top w:val="nil" w:sz="8" w:space="0" w:color="000000"/>
+              <w:bottom w:val="single" w:sz="12" w:space="0" w:color="000000"/>
+            </w:tcBorders>
+          </w:tcPr>
+          <w:p>
+            <w:r>
+              <w:rPr>
+                <w:rFonts w:ascii="Times New Roman" w:hAnsi="Times New Roman"/>
+                <w:b w:val="0"/>
+                <w:i w:val="0"/>
+                <w:sz w:val="20"/>
               </w:rPr>
               <w:t>66.79</w:t>
             </w:r>
@@ -839,25 +960,21 @@
         </w:tc>
         <w:tc>
           <w:tcPr>
-            <w:tcW w:type="dxa" w:w="1560"/>
+            <w:tcW w:type="dxa" w:w="1728"/>
             <w:tcBorders>
-              <w:top w:val="single" w:sz="8" w:space="0" w:color="000000"/>
-              <w:left w:val="nil"/>
-              <w:bottom w:val="nil"/>
-              <w:right w:val="nil"/>
+              <w:left w:val="nil" w:sz="8" w:space="0" w:color="000000"/>
+              <w:right w:val="nil" w:sz="8" w:space="0" w:color="000000"/>
+              <w:top w:val="nil" w:sz="8" w:space="0" w:color="000000"/>
+              <w:bottom w:val="single" w:sz="12" w:space="0" w:color="000000"/>
             </w:tcBorders>
           </w:tcPr>
           <w:p>
-            <w:pPr>
-              <w:spacing w:after="20" w:before="20" w:line="240" w:lineRule="auto"/>
-              <w:jc w:val="center"/>
-            </w:pPr>
             <w:r>
               <w:rPr>
-                <w:rFonts w:ascii="Times New Roman" w:hAnsi="Times New Roman" w:eastAsia="Times New Roman"/>
+                <w:rFonts w:ascii="Times New Roman" w:hAnsi="Times New Roman"/>
                 <w:b w:val="0"/>
                 <w:i w:val="0"/>
-                <w:sz w:val="18"/>
+                <w:sz w:val="20"/>
               </w:rPr>
               <w:t>4.61</w:t>
             </w:r>
@@ -865,131 +982,21 @@
         </w:tc>
         <w:tc>
           <w:tcPr>
-            <w:tcW w:type="dxa" w:w="1560"/>
+            <w:tcW w:type="dxa" w:w="1728"/>
             <w:tcBorders>
-              <w:top w:val="single" w:sz="8" w:space="0" w:color="000000"/>
-              <w:left w:val="nil"/>
-              <w:bottom w:val="nil"/>
-              <w:right w:val="nil"/>
+              <w:left w:val="nil" w:sz="8" w:space="0" w:color="000000"/>
+              <w:right w:val="nil" w:sz="8" w:space="0" w:color="000000"/>
+              <w:top w:val="nil" w:sz="8" w:space="0" w:color="000000"/>
+              <w:bottom w:val="single" w:sz="12" w:space="0" w:color="000000"/>
             </w:tcBorders>
           </w:tcPr>
           <w:p>
-            <w:pPr>
-              <w:spacing w:after="20" w:before="20" w:line="240" w:lineRule="auto"/>
-              <w:jc w:val="center"/>
-            </w:pPr>
             <w:r>
               <w:rPr>
-                <w:rFonts w:ascii="Times New Roman" w:hAnsi="Times New Roman" w:eastAsia="Times New Roman"/>
+                <w:rFonts w:ascii="Times New Roman" w:hAnsi="Times New Roman"/>
                 <w:b w:val="0"/>
                 <w:i w:val="0"/>
-                <w:sz w:val="18"/>
-              </w:rPr>
-              <w:t>60.1</w:t>
-            </w:r>
-          </w:p>
-        </w:tc>
-        <w:tc>
-          <w:tcPr>
-            <w:tcW w:type="dxa" w:w="1560"/>
-            <w:tcBorders>
-              <w:top w:val="single" w:sz="8" w:space="0" w:color="000000"/>
-              <w:left w:val="nil"/>
-              <w:bottom w:val="nil"/>
-              <w:right w:val="nil"/>
-            </w:tcBorders>
-          </w:tcPr>
-          <w:p>
-            <w:pPr>
-              <w:spacing w:after="20" w:before="20" w:line="240" w:lineRule="auto"/>
-              <w:jc w:val="center"/>
-            </w:pPr>
-            <w:r>
-              <w:rPr>
-                <w:rFonts w:ascii="Times New Roman" w:hAnsi="Times New Roman" w:eastAsia="Times New Roman"/>
-                <w:b w:val="0"/>
-                <w:i w:val="0"/>
-                <w:sz w:val="18"/>
-              </w:rPr>
-              <w:t>81.4</w:t>
-            </w:r>
-          </w:p>
-        </w:tc>
-        <w:tc>
-          <w:tcPr>
-            <w:tcW w:type="dxa" w:w="1560"/>
-            <w:tcBorders>
-              <w:top w:val="single" w:sz="8" w:space="0" w:color="000000"/>
-              <w:left w:val="nil"/>
-              <w:bottom w:val="nil"/>
-              <w:right w:val="nil"/>
-            </w:tcBorders>
-          </w:tcPr>
-          <w:p>
-            <w:pPr>
-              <w:spacing w:after="20" w:before="20" w:line="240" w:lineRule="auto"/>
-              <w:jc w:val="center"/>
-            </w:pPr>
-            <w:r>
-              <w:rPr>
-                <w:rFonts w:ascii="Times New Roman" w:hAnsi="Times New Roman" w:eastAsia="Times New Roman"/>
-                <w:b w:val="0"/>
-                <w:i w:val="0"/>
-                <w:sz w:val="18"/>
-              </w:rPr>
-              <w:t>0.72</w:t>
-            </w:r>
-          </w:p>
-        </w:tc>
-      </w:tr>
-      <w:tr>
-        <w:tc>
-          <w:tcPr>
-            <w:tcW w:type="dxa" w:w="1560"/>
-            <w:tcBorders>
-              <w:top w:val="nil"/>
-              <w:left w:val="nil"/>
-              <w:bottom w:val="nil"/>
-              <w:right w:val="nil"/>
-            </w:tcBorders>
-          </w:tcPr>
-          <w:p>
-            <w:pPr>
-              <w:spacing w:after="20" w:before="20" w:line="240" w:lineRule="auto"/>
-              <w:jc w:val="left"/>
-            </w:pPr>
-            <w:r>
-              <w:rPr>
-                <w:rFonts w:ascii="Times New Roman" w:hAnsi="Times New Roman" w:eastAsia="Times New Roman"/>
-                <w:b w:val="0"/>
-                <w:i w:val="0"/>
-                <w:sz w:val="18"/>
-              </w:rPr>
-              <w:t>Post_Overall</w:t>
-            </w:r>
-          </w:p>
-        </w:tc>
-        <w:tc>
-          <w:tcPr>
-            <w:tcW w:type="dxa" w:w="1560"/>
-            <w:tcBorders>
-              <w:top w:val="nil"/>
-              <w:left w:val="nil"/>
-              <w:bottom w:val="nil"/>
-              <w:right w:val="nil"/>
-            </w:tcBorders>
-          </w:tcPr>
-          <w:p>
-            <w:pPr>
-              <w:spacing w:after="20" w:before="20" w:line="240" w:lineRule="auto"/>
-              <w:jc w:val="center"/>
-            </w:pPr>
-            <w:r>
-              <w:rPr>
-                <w:rFonts w:ascii="Times New Roman" w:hAnsi="Times New Roman" w:eastAsia="Times New Roman"/>
-                <w:b w:val="0"/>
-                <w:i w:val="0"/>
-                <w:sz w:val="18"/>
+                <w:sz w:val="20"/>
               </w:rPr>
               <w:t>64.81</w:t>
             </w:r>
@@ -997,1685 +1004,23 @@
         </w:tc>
         <w:tc>
           <w:tcPr>
-            <w:tcW w:type="dxa" w:w="1560"/>
+            <w:tcW w:type="dxa" w:w="1728"/>
             <w:tcBorders>
-              <w:top w:val="nil"/>
-              <w:left w:val="nil"/>
-              <w:bottom w:val="nil"/>
-              <w:right w:val="nil"/>
+              <w:left w:val="nil" w:sz="8" w:space="0" w:color="000000"/>
+              <w:right w:val="nil" w:sz="8" w:space="0" w:color="000000"/>
+              <w:top w:val="nil" w:sz="8" w:space="0" w:color="000000"/>
+              <w:bottom w:val="single" w:sz="12" w:space="0" w:color="000000"/>
             </w:tcBorders>
           </w:tcPr>
           <w:p>
-            <w:pPr>
-              <w:spacing w:after="20" w:before="20" w:line="240" w:lineRule="auto"/>
-              <w:jc w:val="center"/>
-            </w:pPr>
             <w:r>
               <w:rPr>
-                <w:rFonts w:ascii="Times New Roman" w:hAnsi="Times New Roman" w:eastAsia="Times New Roman"/>
+                <w:rFonts w:ascii="Times New Roman" w:hAnsi="Times New Roman"/>
                 <w:b w:val="0"/>
                 <w:i w:val="0"/>
-                <w:sz w:val="18"/>
+                <w:sz w:val="20"/>
               </w:rPr>
               <w:t>4.89</w:t>
-            </w:r>
-          </w:p>
-        </w:tc>
-        <w:tc>
-          <w:tcPr>
-            <w:tcW w:type="dxa" w:w="1560"/>
-            <w:tcBorders>
-              <w:top w:val="nil"/>
-              <w:left w:val="nil"/>
-              <w:bottom w:val="nil"/>
-              <w:right w:val="nil"/>
-            </w:tcBorders>
-          </w:tcPr>
-          <w:p>
-            <w:pPr>
-              <w:spacing w:after="20" w:before="20" w:line="240" w:lineRule="auto"/>
-              <w:jc w:val="center"/>
-            </w:pPr>
-            <w:r>
-              <w:rPr>
-                <w:rFonts w:ascii="Times New Roman" w:hAnsi="Times New Roman" w:eastAsia="Times New Roman"/>
-                <w:b w:val="0"/>
-                <w:i w:val="0"/>
-                <w:sz w:val="18"/>
-              </w:rPr>
-              <w:t>53.8</w:t>
-            </w:r>
-          </w:p>
-        </w:tc>
-        <w:tc>
-          <w:tcPr>
-            <w:tcW w:type="dxa" w:w="1560"/>
-            <w:tcBorders>
-              <w:top w:val="nil"/>
-              <w:left w:val="nil"/>
-              <w:bottom w:val="nil"/>
-              <w:right w:val="nil"/>
-            </w:tcBorders>
-          </w:tcPr>
-          <w:p>
-            <w:pPr>
-              <w:spacing w:after="20" w:before="20" w:line="240" w:lineRule="auto"/>
-              <w:jc w:val="center"/>
-            </w:pPr>
-            <w:r>
-              <w:rPr>
-                <w:rFonts w:ascii="Times New Roman" w:hAnsi="Times New Roman" w:eastAsia="Times New Roman"/>
-                <w:b w:val="0"/>
-                <w:i w:val="0"/>
-                <w:sz w:val="18"/>
-              </w:rPr>
-              <w:t>80.0</w:t>
-            </w:r>
-          </w:p>
-        </w:tc>
-        <w:tc>
-          <w:tcPr>
-            <w:tcW w:type="dxa" w:w="1560"/>
-            <w:tcBorders>
-              <w:top w:val="nil"/>
-              <w:left w:val="nil"/>
-              <w:bottom w:val="nil"/>
-              <w:right w:val="nil"/>
-            </w:tcBorders>
-          </w:tcPr>
-          <w:p>
-            <w:pPr>
-              <w:spacing w:after="20" w:before="20" w:line="240" w:lineRule="auto"/>
-              <w:jc w:val="center"/>
-            </w:pPr>
-            <w:r>
-              <w:rPr>
-                <w:rFonts w:ascii="Times New Roman" w:hAnsi="Times New Roman" w:eastAsia="Times New Roman"/>
-                <w:b w:val="0"/>
-                <w:i w:val="0"/>
-                <w:sz w:val="18"/>
-              </w:rPr>
-              <w:t>0.67</w:t>
-            </w:r>
-          </w:p>
-        </w:tc>
-      </w:tr>
-      <w:tr>
-        <w:tc>
-          <w:tcPr>
-            <w:tcW w:type="dxa" w:w="1560"/>
-            <w:tcBorders>
-              <w:top w:val="nil"/>
-              <w:left w:val="nil"/>
-              <w:bottom w:val="nil"/>
-              <w:right w:val="nil"/>
-            </w:tcBorders>
-          </w:tcPr>
-          <w:p>
-            <w:pPr>
-              <w:spacing w:after="20" w:before="20" w:line="240" w:lineRule="auto"/>
-              <w:jc w:val="left"/>
-            </w:pPr>
-            <w:r>
-              <w:rPr>
-                <w:rFonts w:ascii="Times New Roman" w:hAnsi="Times New Roman" w:eastAsia="Times New Roman"/>
-                <w:b w:val="0"/>
-                <w:i w:val="0"/>
-                <w:sz w:val="18"/>
-              </w:rPr>
-              <w:t>Decline_Listening</w:t>
-            </w:r>
-          </w:p>
-        </w:tc>
-        <w:tc>
-          <w:tcPr>
-            <w:tcW w:type="dxa" w:w="1560"/>
-            <w:tcBorders>
-              <w:top w:val="nil"/>
-              <w:left w:val="nil"/>
-              <w:bottom w:val="nil"/>
-              <w:right w:val="nil"/>
-            </w:tcBorders>
-          </w:tcPr>
-          <w:p>
-            <w:pPr>
-              <w:spacing w:after="20" w:before="20" w:line="240" w:lineRule="auto"/>
-              <w:jc w:val="center"/>
-            </w:pPr>
-            <w:r>
-              <w:rPr>
-                <w:rFonts w:ascii="Times New Roman" w:hAnsi="Times New Roman" w:eastAsia="Times New Roman"/>
-                <w:b w:val="0"/>
-                <w:i w:val="0"/>
-                <w:sz w:val="18"/>
-              </w:rPr>
-              <w:t>3.55</w:t>
-            </w:r>
-          </w:p>
-        </w:tc>
-        <w:tc>
-          <w:tcPr>
-            <w:tcW w:type="dxa" w:w="1560"/>
-            <w:tcBorders>
-              <w:top w:val="nil"/>
-              <w:left w:val="nil"/>
-              <w:bottom w:val="nil"/>
-              <w:right w:val="nil"/>
-            </w:tcBorders>
-          </w:tcPr>
-          <w:p>
-            <w:pPr>
-              <w:spacing w:after="20" w:before="20" w:line="240" w:lineRule="auto"/>
-              <w:jc w:val="center"/>
-            </w:pPr>
-            <w:r>
-              <w:rPr>
-                <w:rFonts w:ascii="Times New Roman" w:hAnsi="Times New Roman" w:eastAsia="Times New Roman"/>
-                <w:b w:val="0"/>
-                <w:i w:val="0"/>
-                <w:sz w:val="18"/>
-              </w:rPr>
-              <w:t>4.11</w:t>
-            </w:r>
-          </w:p>
-        </w:tc>
-        <w:tc>
-          <w:tcPr>
-            <w:tcW w:type="dxa" w:w="1560"/>
-            <w:tcBorders>
-              <w:top w:val="nil"/>
-              <w:left w:val="nil"/>
-              <w:bottom w:val="nil"/>
-              <w:right w:val="nil"/>
-            </w:tcBorders>
-          </w:tcPr>
-          <w:p>
-            <w:pPr>
-              <w:spacing w:after="20" w:before="20" w:line="240" w:lineRule="auto"/>
-              <w:jc w:val="center"/>
-            </w:pPr>
-            <w:r>
-              <w:rPr>
-                <w:rFonts w:ascii="Times New Roman" w:hAnsi="Times New Roman" w:eastAsia="Times New Roman"/>
-                <w:b w:val="0"/>
-                <w:i w:val="0"/>
-                <w:sz w:val="18"/>
-              </w:rPr>
-              <w:t>-7.8</w:t>
-            </w:r>
-          </w:p>
-        </w:tc>
-        <w:tc>
-          <w:tcPr>
-            <w:tcW w:type="dxa" w:w="1560"/>
-            <w:tcBorders>
-              <w:top w:val="nil"/>
-              <w:left w:val="nil"/>
-              <w:bottom w:val="nil"/>
-              <w:right w:val="nil"/>
-            </w:tcBorders>
-          </w:tcPr>
-          <w:p>
-            <w:pPr>
-              <w:spacing w:after="20" w:before="20" w:line="240" w:lineRule="auto"/>
-              <w:jc w:val="center"/>
-            </w:pPr>
-            <w:r>
-              <w:rPr>
-                <w:rFonts w:ascii="Times New Roman" w:hAnsi="Times New Roman" w:eastAsia="Times New Roman"/>
-                <w:b w:val="0"/>
-                <w:i w:val="0"/>
-                <w:sz w:val="18"/>
-              </w:rPr>
-              <w:t>12.7</w:t>
-            </w:r>
-          </w:p>
-        </w:tc>
-        <w:tc>
-          <w:tcPr>
-            <w:tcW w:type="dxa" w:w="1560"/>
-            <w:tcBorders>
-              <w:top w:val="nil"/>
-              <w:left w:val="nil"/>
-              <w:bottom w:val="nil"/>
-              <w:right w:val="nil"/>
-            </w:tcBorders>
-          </w:tcPr>
-          <w:p>
-            <w:pPr>
-              <w:spacing w:after="20" w:before="20" w:line="240" w:lineRule="auto"/>
-              <w:jc w:val="center"/>
-            </w:pPr>
-            <w:r>
-              <w:rPr>
-                <w:rFonts w:ascii="Times New Roman" w:hAnsi="Times New Roman" w:eastAsia="Times New Roman"/>
-                <w:b w:val="0"/>
-                <w:i w:val="0"/>
-                <w:sz w:val="18"/>
-              </w:rPr>
-              <w:t>-0.14</w:t>
-            </w:r>
-          </w:p>
-        </w:tc>
-      </w:tr>
-      <w:tr>
-        <w:tc>
-          <w:tcPr>
-            <w:tcW w:type="dxa" w:w="1560"/>
-            <w:tcBorders>
-              <w:top w:val="nil"/>
-              <w:left w:val="nil"/>
-              <w:bottom w:val="nil"/>
-              <w:right w:val="nil"/>
-            </w:tcBorders>
-          </w:tcPr>
-          <w:p>
-            <w:pPr>
-              <w:spacing w:after="20" w:before="20" w:line="240" w:lineRule="auto"/>
-              <w:jc w:val="left"/>
-            </w:pPr>
-            <w:r>
-              <w:rPr>
-                <w:rFonts w:ascii="Times New Roman" w:hAnsi="Times New Roman" w:eastAsia="Times New Roman"/>
-                <w:b w:val="0"/>
-                <w:i w:val="0"/>
-                <w:sz w:val="18"/>
-              </w:rPr>
-              <w:t>Decline_Reading</w:t>
-            </w:r>
-          </w:p>
-        </w:tc>
-        <w:tc>
-          <w:tcPr>
-            <w:tcW w:type="dxa" w:w="1560"/>
-            <w:tcBorders>
-              <w:top w:val="nil"/>
-              <w:left w:val="nil"/>
-              <w:bottom w:val="nil"/>
-              <w:right w:val="nil"/>
-            </w:tcBorders>
-          </w:tcPr>
-          <w:p>
-            <w:pPr>
-              <w:spacing w:after="20" w:before="20" w:line="240" w:lineRule="auto"/>
-              <w:jc w:val="center"/>
-            </w:pPr>
-            <w:r>
-              <w:rPr>
-                <w:rFonts w:ascii="Times New Roman" w:hAnsi="Times New Roman" w:eastAsia="Times New Roman"/>
-                <w:b w:val="0"/>
-                <w:i w:val="0"/>
-                <w:sz w:val="18"/>
-              </w:rPr>
-              <w:t>-0.41</w:t>
-            </w:r>
-          </w:p>
-        </w:tc>
-        <w:tc>
-          <w:tcPr>
-            <w:tcW w:type="dxa" w:w="1560"/>
-            <w:tcBorders>
-              <w:top w:val="nil"/>
-              <w:left w:val="nil"/>
-              <w:bottom w:val="nil"/>
-              <w:right w:val="nil"/>
-            </w:tcBorders>
-          </w:tcPr>
-          <w:p>
-            <w:pPr>
-              <w:spacing w:after="20" w:before="20" w:line="240" w:lineRule="auto"/>
-              <w:jc w:val="center"/>
-            </w:pPr>
-            <w:r>
-              <w:rPr>
-                <w:rFonts w:ascii="Times New Roman" w:hAnsi="Times New Roman" w:eastAsia="Times New Roman"/>
-                <w:b w:val="0"/>
-                <w:i w:val="0"/>
-                <w:sz w:val="18"/>
-              </w:rPr>
-              <w:t>3.53</w:t>
-            </w:r>
-          </w:p>
-        </w:tc>
-        <w:tc>
-          <w:tcPr>
-            <w:tcW w:type="dxa" w:w="1560"/>
-            <w:tcBorders>
-              <w:top w:val="nil"/>
-              <w:left w:val="nil"/>
-              <w:bottom w:val="nil"/>
-              <w:right w:val="nil"/>
-            </w:tcBorders>
-          </w:tcPr>
-          <w:p>
-            <w:pPr>
-              <w:spacing w:after="20" w:before="20" w:line="240" w:lineRule="auto"/>
-              <w:jc w:val="center"/>
-            </w:pPr>
-            <w:r>
-              <w:rPr>
-                <w:rFonts w:ascii="Times New Roman" w:hAnsi="Times New Roman" w:eastAsia="Times New Roman"/>
-                <w:b w:val="0"/>
-                <w:i w:val="0"/>
-                <w:sz w:val="18"/>
-              </w:rPr>
-              <w:t>-9.3</w:t>
-            </w:r>
-          </w:p>
-        </w:tc>
-        <w:tc>
-          <w:tcPr>
-            <w:tcW w:type="dxa" w:w="1560"/>
-            <w:tcBorders>
-              <w:top w:val="nil"/>
-              <w:left w:val="nil"/>
-              <w:bottom w:val="nil"/>
-              <w:right w:val="nil"/>
-            </w:tcBorders>
-          </w:tcPr>
-          <w:p>
-            <w:pPr>
-              <w:spacing w:after="20" w:before="20" w:line="240" w:lineRule="auto"/>
-              <w:jc w:val="center"/>
-            </w:pPr>
-            <w:r>
-              <w:rPr>
-                <w:rFonts w:ascii="Times New Roman" w:hAnsi="Times New Roman" w:eastAsia="Times New Roman"/>
-                <w:b w:val="0"/>
-                <w:i w:val="0"/>
-                <w:sz w:val="18"/>
-              </w:rPr>
-              <w:t>8.6</w:t>
-            </w:r>
-          </w:p>
-        </w:tc>
-        <w:tc>
-          <w:tcPr>
-            <w:tcW w:type="dxa" w:w="1560"/>
-            <w:tcBorders>
-              <w:top w:val="nil"/>
-              <w:left w:val="nil"/>
-              <w:bottom w:val="nil"/>
-              <w:right w:val="nil"/>
-            </w:tcBorders>
-          </w:tcPr>
-          <w:p>
-            <w:pPr>
-              <w:spacing w:after="20" w:before="20" w:line="240" w:lineRule="auto"/>
-              <w:jc w:val="center"/>
-            </w:pPr>
-            <w:r>
-              <w:rPr>
-                <w:rFonts w:ascii="Times New Roman" w:hAnsi="Times New Roman" w:eastAsia="Times New Roman"/>
-                <w:b w:val="0"/>
-                <w:i w:val="0"/>
-                <w:sz w:val="18"/>
-              </w:rPr>
-              <w:t>-0.29</w:t>
-            </w:r>
-          </w:p>
-        </w:tc>
-      </w:tr>
-      <w:tr>
-        <w:tc>
-          <w:tcPr>
-            <w:tcW w:type="dxa" w:w="1560"/>
-            <w:tcBorders>
-              <w:top w:val="nil"/>
-              <w:left w:val="nil"/>
-              <w:bottom w:val="nil"/>
-              <w:right w:val="nil"/>
-            </w:tcBorders>
-          </w:tcPr>
-          <w:p>
-            <w:pPr>
-              <w:spacing w:after="20" w:before="20" w:line="240" w:lineRule="auto"/>
-              <w:jc w:val="left"/>
-            </w:pPr>
-            <w:r>
-              <w:rPr>
-                <w:rFonts w:ascii="Times New Roman" w:hAnsi="Times New Roman" w:eastAsia="Times New Roman"/>
-                <w:b w:val="0"/>
-                <w:i w:val="0"/>
-                <w:sz w:val="18"/>
-              </w:rPr>
-              <w:t>Decline_Writing</w:t>
-            </w:r>
-          </w:p>
-        </w:tc>
-        <w:tc>
-          <w:tcPr>
-            <w:tcW w:type="dxa" w:w="1560"/>
-            <w:tcBorders>
-              <w:top w:val="nil"/>
-              <w:left w:val="nil"/>
-              <w:bottom w:val="nil"/>
-              <w:right w:val="nil"/>
-            </w:tcBorders>
-          </w:tcPr>
-          <w:p>
-            <w:pPr>
-              <w:spacing w:after="20" w:before="20" w:line="240" w:lineRule="auto"/>
-              <w:jc w:val="center"/>
-            </w:pPr>
-            <w:r>
-              <w:rPr>
-                <w:rFonts w:ascii="Times New Roman" w:hAnsi="Times New Roman" w:eastAsia="Times New Roman"/>
-                <w:b w:val="0"/>
-                <w:i w:val="0"/>
-                <w:sz w:val="18"/>
-              </w:rPr>
-              <w:t>-0.35</w:t>
-            </w:r>
-          </w:p>
-        </w:tc>
-        <w:tc>
-          <w:tcPr>
-            <w:tcW w:type="dxa" w:w="1560"/>
-            <w:tcBorders>
-              <w:top w:val="nil"/>
-              <w:left w:val="nil"/>
-              <w:bottom w:val="nil"/>
-              <w:right w:val="nil"/>
-            </w:tcBorders>
-          </w:tcPr>
-          <w:p>
-            <w:pPr>
-              <w:spacing w:after="20" w:before="20" w:line="240" w:lineRule="auto"/>
-              <w:jc w:val="center"/>
-            </w:pPr>
-            <w:r>
-              <w:rPr>
-                <w:rFonts w:ascii="Times New Roman" w:hAnsi="Times New Roman" w:eastAsia="Times New Roman"/>
-                <w:b w:val="0"/>
-                <w:i w:val="0"/>
-                <w:sz w:val="18"/>
-              </w:rPr>
-              <w:t>4.10</w:t>
-            </w:r>
-          </w:p>
-        </w:tc>
-        <w:tc>
-          <w:tcPr>
-            <w:tcW w:type="dxa" w:w="1560"/>
-            <w:tcBorders>
-              <w:top w:val="nil"/>
-              <w:left w:val="nil"/>
-              <w:bottom w:val="nil"/>
-              <w:right w:val="nil"/>
-            </w:tcBorders>
-          </w:tcPr>
-          <w:p>
-            <w:pPr>
-              <w:spacing w:after="20" w:before="20" w:line="240" w:lineRule="auto"/>
-              <w:jc w:val="center"/>
-            </w:pPr>
-            <w:r>
-              <w:rPr>
-                <w:rFonts w:ascii="Times New Roman" w:hAnsi="Times New Roman" w:eastAsia="Times New Roman"/>
-                <w:b w:val="0"/>
-                <w:i w:val="0"/>
-                <w:sz w:val="18"/>
-              </w:rPr>
-              <w:t>-11.8</w:t>
-            </w:r>
-          </w:p>
-        </w:tc>
-        <w:tc>
-          <w:tcPr>
-            <w:tcW w:type="dxa" w:w="1560"/>
-            <w:tcBorders>
-              <w:top w:val="nil"/>
-              <w:left w:val="nil"/>
-              <w:bottom w:val="nil"/>
-              <w:right w:val="nil"/>
-            </w:tcBorders>
-          </w:tcPr>
-          <w:p>
-            <w:pPr>
-              <w:spacing w:after="20" w:before="20" w:line="240" w:lineRule="auto"/>
-              <w:jc w:val="center"/>
-            </w:pPr>
-            <w:r>
-              <w:rPr>
-                <w:rFonts w:ascii="Times New Roman" w:hAnsi="Times New Roman" w:eastAsia="Times New Roman"/>
-                <w:b w:val="0"/>
-                <w:i w:val="0"/>
-                <w:sz w:val="18"/>
-              </w:rPr>
-              <w:t>10.1</w:t>
-            </w:r>
-          </w:p>
-        </w:tc>
-        <w:tc>
-          <w:tcPr>
-            <w:tcW w:type="dxa" w:w="1560"/>
-            <w:tcBorders>
-              <w:top w:val="nil"/>
-              <w:left w:val="nil"/>
-              <w:bottom w:val="nil"/>
-              <w:right w:val="nil"/>
-            </w:tcBorders>
-          </w:tcPr>
-          <w:p>
-            <w:pPr>
-              <w:spacing w:after="20" w:before="20" w:line="240" w:lineRule="auto"/>
-              <w:jc w:val="center"/>
-            </w:pPr>
-            <w:r>
-              <w:rPr>
-                <w:rFonts w:ascii="Times New Roman" w:hAnsi="Times New Roman" w:eastAsia="Times New Roman"/>
-                <w:b w:val="0"/>
-                <w:i w:val="0"/>
-                <w:sz w:val="18"/>
-              </w:rPr>
-              <w:t>-0.09</w:t>
-            </w:r>
-          </w:p>
-        </w:tc>
-      </w:tr>
-      <w:tr>
-        <w:tc>
-          <w:tcPr>
-            <w:tcW w:type="dxa" w:w="1560"/>
-            <w:tcBorders>
-              <w:top w:val="nil"/>
-              <w:left w:val="nil"/>
-              <w:bottom w:val="nil"/>
-              <w:right w:val="nil"/>
-            </w:tcBorders>
-          </w:tcPr>
-          <w:p>
-            <w:pPr>
-              <w:spacing w:after="20" w:before="20" w:line="240" w:lineRule="auto"/>
-              <w:jc w:val="left"/>
-            </w:pPr>
-            <w:r>
-              <w:rPr>
-                <w:rFonts w:ascii="Times New Roman" w:hAnsi="Times New Roman" w:eastAsia="Times New Roman"/>
-                <w:b w:val="0"/>
-                <w:i w:val="0"/>
-                <w:sz w:val="18"/>
-              </w:rPr>
-              <w:t>Decline_Speaking</w:t>
-            </w:r>
-          </w:p>
-        </w:tc>
-        <w:tc>
-          <w:tcPr>
-            <w:tcW w:type="dxa" w:w="1560"/>
-            <w:tcBorders>
-              <w:top w:val="nil"/>
-              <w:left w:val="nil"/>
-              <w:bottom w:val="nil"/>
-              <w:right w:val="nil"/>
-            </w:tcBorders>
-          </w:tcPr>
-          <w:p>
-            <w:pPr>
-              <w:spacing w:after="20" w:before="20" w:line="240" w:lineRule="auto"/>
-              <w:jc w:val="center"/>
-            </w:pPr>
-            <w:r>
-              <w:rPr>
-                <w:rFonts w:ascii="Times New Roman" w:hAnsi="Times New Roman" w:eastAsia="Times New Roman"/>
-                <w:b w:val="0"/>
-                <w:i w:val="0"/>
-                <w:sz w:val="18"/>
-              </w:rPr>
-              <w:t>5.10</w:t>
-            </w:r>
-          </w:p>
-        </w:tc>
-        <w:tc>
-          <w:tcPr>
-            <w:tcW w:type="dxa" w:w="1560"/>
-            <w:tcBorders>
-              <w:top w:val="nil"/>
-              <w:left w:val="nil"/>
-              <w:bottom w:val="nil"/>
-              <w:right w:val="nil"/>
-            </w:tcBorders>
-          </w:tcPr>
-          <w:p>
-            <w:pPr>
-              <w:spacing w:after="20" w:before="20" w:line="240" w:lineRule="auto"/>
-              <w:jc w:val="center"/>
-            </w:pPr>
-            <w:r>
-              <w:rPr>
-                <w:rFonts w:ascii="Times New Roman" w:hAnsi="Times New Roman" w:eastAsia="Times New Roman"/>
-                <w:b w:val="0"/>
-                <w:i w:val="0"/>
-                <w:sz w:val="18"/>
-              </w:rPr>
-              <w:t>4.57</w:t>
-            </w:r>
-          </w:p>
-        </w:tc>
-        <w:tc>
-          <w:tcPr>
-            <w:tcW w:type="dxa" w:w="1560"/>
-            <w:tcBorders>
-              <w:top w:val="nil"/>
-              <w:left w:val="nil"/>
-              <w:bottom w:val="nil"/>
-              <w:right w:val="nil"/>
-            </w:tcBorders>
-          </w:tcPr>
-          <w:p>
-            <w:pPr>
-              <w:spacing w:after="20" w:before="20" w:line="240" w:lineRule="auto"/>
-              <w:jc w:val="center"/>
-            </w:pPr>
-            <w:r>
-              <w:rPr>
-                <w:rFonts w:ascii="Times New Roman" w:hAnsi="Times New Roman" w:eastAsia="Times New Roman"/>
-                <w:b w:val="0"/>
-                <w:i w:val="0"/>
-                <w:sz w:val="18"/>
-              </w:rPr>
-              <w:t>-8.0</w:t>
-            </w:r>
-          </w:p>
-        </w:tc>
-        <w:tc>
-          <w:tcPr>
-            <w:tcW w:type="dxa" w:w="1560"/>
-            <w:tcBorders>
-              <w:top w:val="nil"/>
-              <w:left w:val="nil"/>
-              <w:bottom w:val="nil"/>
-              <w:right w:val="nil"/>
-            </w:tcBorders>
-          </w:tcPr>
-          <w:p>
-            <w:pPr>
-              <w:spacing w:after="20" w:before="20" w:line="240" w:lineRule="auto"/>
-              <w:jc w:val="center"/>
-            </w:pPr>
-            <w:r>
-              <w:rPr>
-                <w:rFonts w:ascii="Times New Roman" w:hAnsi="Times New Roman" w:eastAsia="Times New Roman"/>
-                <w:b w:val="0"/>
-                <w:i w:val="0"/>
-                <w:sz w:val="18"/>
-              </w:rPr>
-              <w:t>16.6</w:t>
-            </w:r>
-          </w:p>
-        </w:tc>
-        <w:tc>
-          <w:tcPr>
-            <w:tcW w:type="dxa" w:w="1560"/>
-            <w:tcBorders>
-              <w:top w:val="nil"/>
-              <w:left w:val="nil"/>
-              <w:bottom w:val="nil"/>
-              <w:right w:val="nil"/>
-            </w:tcBorders>
-          </w:tcPr>
-          <w:p>
-            <w:pPr>
-              <w:spacing w:after="20" w:before="20" w:line="240" w:lineRule="auto"/>
-              <w:jc w:val="center"/>
-            </w:pPr>
-            <w:r>
-              <w:rPr>
-                <w:rFonts w:ascii="Times New Roman" w:hAnsi="Times New Roman" w:eastAsia="Times New Roman"/>
-                <w:b w:val="0"/>
-                <w:i w:val="0"/>
-                <w:sz w:val="18"/>
-              </w:rPr>
-              <w:t>-0.35</w:t>
-            </w:r>
-          </w:p>
-        </w:tc>
-      </w:tr>
-      <w:tr>
-        <w:tc>
-          <w:tcPr>
-            <w:tcW w:type="dxa" w:w="1560"/>
-            <w:tcBorders>
-              <w:top w:val="nil"/>
-              <w:left w:val="nil"/>
-              <w:bottom w:val="nil"/>
-              <w:right w:val="nil"/>
-            </w:tcBorders>
-          </w:tcPr>
-          <w:p>
-            <w:pPr>
-              <w:spacing w:after="20" w:before="20" w:line="240" w:lineRule="auto"/>
-              <w:jc w:val="left"/>
-            </w:pPr>
-            <w:r>
-              <w:rPr>
-                <w:rFonts w:ascii="Times New Roman" w:hAnsi="Times New Roman" w:eastAsia="Times New Roman"/>
-                <w:b w:val="0"/>
-                <w:i w:val="0"/>
-                <w:sz w:val="18"/>
-              </w:rPr>
-              <w:t>Underrating_Gap</w:t>
-            </w:r>
-          </w:p>
-        </w:tc>
-        <w:tc>
-          <w:tcPr>
-            <w:tcW w:type="dxa" w:w="1560"/>
-            <w:tcBorders>
-              <w:top w:val="nil"/>
-              <w:left w:val="nil"/>
-              <w:bottom w:val="nil"/>
-              <w:right w:val="nil"/>
-            </w:tcBorders>
-          </w:tcPr>
-          <w:p>
-            <w:pPr>
-              <w:spacing w:after="20" w:before="20" w:line="240" w:lineRule="auto"/>
-              <w:jc w:val="center"/>
-            </w:pPr>
-            <w:r>
-              <w:rPr>
-                <w:rFonts w:ascii="Times New Roman" w:hAnsi="Times New Roman" w:eastAsia="Times New Roman"/>
-                <w:b w:val="0"/>
-                <w:i w:val="0"/>
-                <w:sz w:val="18"/>
-              </w:rPr>
-              <w:t>9.03</w:t>
-            </w:r>
-          </w:p>
-        </w:tc>
-        <w:tc>
-          <w:tcPr>
-            <w:tcW w:type="dxa" w:w="1560"/>
-            <w:tcBorders>
-              <w:top w:val="nil"/>
-              <w:left w:val="nil"/>
-              <w:bottom w:val="nil"/>
-              <w:right w:val="nil"/>
-            </w:tcBorders>
-          </w:tcPr>
-          <w:p>
-            <w:pPr>
-              <w:spacing w:after="20" w:before="20" w:line="240" w:lineRule="auto"/>
-              <w:jc w:val="center"/>
-            </w:pPr>
-            <w:r>
-              <w:rPr>
-                <w:rFonts w:ascii="Times New Roman" w:hAnsi="Times New Roman" w:eastAsia="Times New Roman"/>
-                <w:b w:val="0"/>
-                <w:i w:val="0"/>
-                <w:sz w:val="18"/>
-              </w:rPr>
-              <w:t>3.36</w:t>
-            </w:r>
-          </w:p>
-        </w:tc>
-        <w:tc>
-          <w:tcPr>
-            <w:tcW w:type="dxa" w:w="1560"/>
-            <w:tcBorders>
-              <w:top w:val="nil"/>
-              <w:left w:val="nil"/>
-              <w:bottom w:val="nil"/>
-              <w:right w:val="nil"/>
-            </w:tcBorders>
-          </w:tcPr>
-          <w:p>
-            <w:pPr>
-              <w:spacing w:after="20" w:before="20" w:line="240" w:lineRule="auto"/>
-              <w:jc w:val="center"/>
-            </w:pPr>
-            <w:r>
-              <w:rPr>
-                <w:rFonts w:ascii="Times New Roman" w:hAnsi="Times New Roman" w:eastAsia="Times New Roman"/>
-                <w:b w:val="0"/>
-                <w:i w:val="0"/>
-                <w:sz w:val="18"/>
-              </w:rPr>
-              <w:t>2.5</w:t>
-            </w:r>
-          </w:p>
-        </w:tc>
-        <w:tc>
-          <w:tcPr>
-            <w:tcW w:type="dxa" w:w="1560"/>
-            <w:tcBorders>
-              <w:top w:val="nil"/>
-              <w:left w:val="nil"/>
-              <w:bottom w:val="nil"/>
-              <w:right w:val="nil"/>
-            </w:tcBorders>
-          </w:tcPr>
-          <w:p>
-            <w:pPr>
-              <w:spacing w:after="20" w:before="20" w:line="240" w:lineRule="auto"/>
-              <w:jc w:val="center"/>
-            </w:pPr>
-            <w:r>
-              <w:rPr>
-                <w:rFonts w:ascii="Times New Roman" w:hAnsi="Times New Roman" w:eastAsia="Times New Roman"/>
-                <w:b w:val="0"/>
-                <w:i w:val="0"/>
-                <w:sz w:val="18"/>
-              </w:rPr>
-              <w:t>16.2</w:t>
-            </w:r>
-          </w:p>
-        </w:tc>
-        <w:tc>
-          <w:tcPr>
-            <w:tcW w:type="dxa" w:w="1560"/>
-            <w:tcBorders>
-              <w:top w:val="nil"/>
-              <w:left w:val="nil"/>
-              <w:bottom w:val="nil"/>
-              <w:right w:val="nil"/>
-            </w:tcBorders>
-          </w:tcPr>
-          <w:p>
-            <w:pPr>
-              <w:spacing w:after="20" w:before="20" w:line="240" w:lineRule="auto"/>
-              <w:jc w:val="center"/>
-            </w:pPr>
-            <w:r>
-              <w:rPr>
-                <w:rFonts w:ascii="Times New Roman" w:hAnsi="Times New Roman" w:eastAsia="Times New Roman"/>
-                <w:b w:val="0"/>
-                <w:i w:val="0"/>
-                <w:sz w:val="18"/>
-              </w:rPr>
-              <w:t>0.15</w:t>
-            </w:r>
-          </w:p>
-        </w:tc>
-      </w:tr>
-      <w:tr>
-        <w:tc>
-          <w:tcPr>
-            <w:tcW w:type="dxa" w:w="1560"/>
-            <w:tcBorders>
-              <w:top w:val="nil"/>
-              <w:left w:val="nil"/>
-              <w:bottom w:val="nil"/>
-              <w:right w:val="nil"/>
-            </w:tcBorders>
-          </w:tcPr>
-          <w:p>
-            <w:pPr>
-              <w:spacing w:after="20" w:before="20" w:line="240" w:lineRule="auto"/>
-              <w:jc w:val="left"/>
-            </w:pPr>
-            <w:r>
-              <w:rPr>
-                <w:rFonts w:ascii="Times New Roman" w:hAnsi="Times New Roman" w:eastAsia="Times New Roman"/>
-                <w:b w:val="0"/>
-                <w:i w:val="0"/>
-                <w:sz w:val="18"/>
-              </w:rPr>
-              <w:t>TL_percent</w:t>
-            </w:r>
-          </w:p>
-        </w:tc>
-        <w:tc>
-          <w:tcPr>
-            <w:tcW w:type="dxa" w:w="1560"/>
-            <w:tcBorders>
-              <w:top w:val="nil"/>
-              <w:left w:val="nil"/>
-              <w:bottom w:val="nil"/>
-              <w:right w:val="nil"/>
-            </w:tcBorders>
-          </w:tcPr>
-          <w:p>
-            <w:pPr>
-              <w:spacing w:after="20" w:before="20" w:line="240" w:lineRule="auto"/>
-              <w:jc w:val="center"/>
-            </w:pPr>
-            <w:r>
-              <w:rPr>
-                <w:rFonts w:ascii="Times New Roman" w:hAnsi="Times New Roman" w:eastAsia="Times New Roman"/>
-                <w:b w:val="0"/>
-                <w:i w:val="0"/>
-                <w:sz w:val="18"/>
-              </w:rPr>
-              <w:t>36.53</w:t>
-            </w:r>
-          </w:p>
-        </w:tc>
-        <w:tc>
-          <w:tcPr>
-            <w:tcW w:type="dxa" w:w="1560"/>
-            <w:tcBorders>
-              <w:top w:val="nil"/>
-              <w:left w:val="nil"/>
-              <w:bottom w:val="nil"/>
-              <w:right w:val="nil"/>
-            </w:tcBorders>
-          </w:tcPr>
-          <w:p>
-            <w:pPr>
-              <w:spacing w:after="20" w:before="20" w:line="240" w:lineRule="auto"/>
-              <w:jc w:val="center"/>
-            </w:pPr>
-            <w:r>
-              <w:rPr>
-                <w:rFonts w:ascii="Times New Roman" w:hAnsi="Times New Roman" w:eastAsia="Times New Roman"/>
-                <w:b w:val="0"/>
-                <w:i w:val="0"/>
-                <w:sz w:val="18"/>
-              </w:rPr>
-              <w:t>13.02</w:t>
-            </w:r>
-          </w:p>
-        </w:tc>
-        <w:tc>
-          <w:tcPr>
-            <w:tcW w:type="dxa" w:w="1560"/>
-            <w:tcBorders>
-              <w:top w:val="nil"/>
-              <w:left w:val="nil"/>
-              <w:bottom w:val="nil"/>
-              <w:right w:val="nil"/>
-            </w:tcBorders>
-          </w:tcPr>
-          <w:p>
-            <w:pPr>
-              <w:spacing w:after="20" w:before="20" w:line="240" w:lineRule="auto"/>
-              <w:jc w:val="center"/>
-            </w:pPr>
-            <w:r>
-              <w:rPr>
-                <w:rFonts w:ascii="Times New Roman" w:hAnsi="Times New Roman" w:eastAsia="Times New Roman"/>
-                <w:b w:val="0"/>
-                <w:i w:val="0"/>
-                <w:sz w:val="18"/>
-              </w:rPr>
-              <w:t>12.0</w:t>
-            </w:r>
-          </w:p>
-        </w:tc>
-        <w:tc>
-          <w:tcPr>
-            <w:tcW w:type="dxa" w:w="1560"/>
-            <w:tcBorders>
-              <w:top w:val="nil"/>
-              <w:left w:val="nil"/>
-              <w:bottom w:val="nil"/>
-              <w:right w:val="nil"/>
-            </w:tcBorders>
-          </w:tcPr>
-          <w:p>
-            <w:pPr>
-              <w:spacing w:after="20" w:before="20" w:line="240" w:lineRule="auto"/>
-              <w:jc w:val="center"/>
-            </w:pPr>
-            <w:r>
-              <w:rPr>
-                <w:rFonts w:ascii="Times New Roman" w:hAnsi="Times New Roman" w:eastAsia="Times New Roman"/>
-                <w:b w:val="0"/>
-                <w:i w:val="0"/>
-                <w:sz w:val="18"/>
-              </w:rPr>
-              <w:t>65.9</w:t>
-            </w:r>
-          </w:p>
-        </w:tc>
-        <w:tc>
-          <w:tcPr>
-            <w:tcW w:type="dxa" w:w="1560"/>
-            <w:tcBorders>
-              <w:top w:val="nil"/>
-              <w:left w:val="nil"/>
-              <w:bottom w:val="nil"/>
-              <w:right w:val="nil"/>
-            </w:tcBorders>
-          </w:tcPr>
-          <w:p>
-            <w:pPr>
-              <w:spacing w:after="20" w:before="20" w:line="240" w:lineRule="auto"/>
-              <w:jc w:val="center"/>
-            </w:pPr>
-            <w:r>
-              <w:rPr>
-                <w:rFonts w:ascii="Times New Roman" w:hAnsi="Times New Roman" w:eastAsia="Times New Roman"/>
-                <w:b w:val="0"/>
-                <w:i w:val="0"/>
-                <w:sz w:val="18"/>
-              </w:rPr>
-              <w:t>-0.31</w:t>
-            </w:r>
-          </w:p>
-        </w:tc>
-      </w:tr>
-      <w:tr>
-        <w:tc>
-          <w:tcPr>
-            <w:tcW w:type="dxa" w:w="1560"/>
-            <w:tcBorders>
-              <w:top w:val="nil"/>
-              <w:left w:val="nil"/>
-              <w:bottom w:val="nil"/>
-              <w:right w:val="nil"/>
-            </w:tcBorders>
-          </w:tcPr>
-          <w:p>
-            <w:pPr>
-              <w:spacing w:after="20" w:before="20" w:line="240" w:lineRule="auto"/>
-              <w:jc w:val="left"/>
-            </w:pPr>
-            <w:r>
-              <w:rPr>
-                <w:rFonts w:ascii="Times New Roman" w:hAnsi="Times New Roman" w:eastAsia="Times New Roman"/>
-                <w:b w:val="0"/>
-                <w:i w:val="0"/>
-                <w:sz w:val="18"/>
-              </w:rPr>
-              <w:t>PU_mean</w:t>
-            </w:r>
-          </w:p>
-        </w:tc>
-        <w:tc>
-          <w:tcPr>
-            <w:tcW w:type="dxa" w:w="1560"/>
-            <w:tcBorders>
-              <w:top w:val="nil"/>
-              <w:left w:val="nil"/>
-              <w:bottom w:val="nil"/>
-              <w:right w:val="nil"/>
-            </w:tcBorders>
-          </w:tcPr>
-          <w:p>
-            <w:pPr>
-              <w:spacing w:after="20" w:before="20" w:line="240" w:lineRule="auto"/>
-              <w:jc w:val="center"/>
-            </w:pPr>
-            <w:r>
-              <w:rPr>
-                <w:rFonts w:ascii="Times New Roman" w:hAnsi="Times New Roman" w:eastAsia="Times New Roman"/>
-                <w:b w:val="0"/>
-                <w:i w:val="0"/>
-                <w:sz w:val="18"/>
-              </w:rPr>
-              <w:t>3.11</w:t>
-            </w:r>
-          </w:p>
-        </w:tc>
-        <w:tc>
-          <w:tcPr>
-            <w:tcW w:type="dxa" w:w="1560"/>
-            <w:tcBorders>
-              <w:top w:val="nil"/>
-              <w:left w:val="nil"/>
-              <w:bottom w:val="nil"/>
-              <w:right w:val="nil"/>
-            </w:tcBorders>
-          </w:tcPr>
-          <w:p>
-            <w:pPr>
-              <w:spacing w:after="20" w:before="20" w:line="240" w:lineRule="auto"/>
-              <w:jc w:val="center"/>
-            </w:pPr>
-            <w:r>
-              <w:rPr>
-                <w:rFonts w:ascii="Times New Roman" w:hAnsi="Times New Roman" w:eastAsia="Times New Roman"/>
-                <w:b w:val="0"/>
-                <w:i w:val="0"/>
-                <w:sz w:val="18"/>
-              </w:rPr>
-              <w:t>0.79</w:t>
-            </w:r>
-          </w:p>
-        </w:tc>
-        <w:tc>
-          <w:tcPr>
-            <w:tcW w:type="dxa" w:w="1560"/>
-            <w:tcBorders>
-              <w:top w:val="nil"/>
-              <w:left w:val="nil"/>
-              <w:bottom w:val="nil"/>
-              <w:right w:val="nil"/>
-            </w:tcBorders>
-          </w:tcPr>
-          <w:p>
-            <w:pPr>
-              <w:spacing w:after="20" w:before="20" w:line="240" w:lineRule="auto"/>
-              <w:jc w:val="center"/>
-            </w:pPr>
-            <w:r>
-              <w:rPr>
-                <w:rFonts w:ascii="Times New Roman" w:hAnsi="Times New Roman" w:eastAsia="Times New Roman"/>
-                <w:b w:val="0"/>
-                <w:i w:val="0"/>
-                <w:sz w:val="18"/>
-              </w:rPr>
-              <w:t>1.2</w:t>
-            </w:r>
-          </w:p>
-        </w:tc>
-        <w:tc>
-          <w:tcPr>
-            <w:tcW w:type="dxa" w:w="1560"/>
-            <w:tcBorders>
-              <w:top w:val="nil"/>
-              <w:left w:val="nil"/>
-              <w:bottom w:val="nil"/>
-              <w:right w:val="nil"/>
-            </w:tcBorders>
-          </w:tcPr>
-          <w:p>
-            <w:pPr>
-              <w:spacing w:after="20" w:before="20" w:line="240" w:lineRule="auto"/>
-              <w:jc w:val="center"/>
-            </w:pPr>
-            <w:r>
-              <w:rPr>
-                <w:rFonts w:ascii="Times New Roman" w:hAnsi="Times New Roman" w:eastAsia="Times New Roman"/>
-                <w:b w:val="0"/>
-                <w:i w:val="0"/>
-                <w:sz w:val="18"/>
-              </w:rPr>
-              <w:t>4.8</w:t>
-            </w:r>
-          </w:p>
-        </w:tc>
-        <w:tc>
-          <w:tcPr>
-            <w:tcW w:type="dxa" w:w="1560"/>
-            <w:tcBorders>
-              <w:top w:val="nil"/>
-              <w:left w:val="nil"/>
-              <w:bottom w:val="nil"/>
-              <w:right w:val="nil"/>
-            </w:tcBorders>
-          </w:tcPr>
-          <w:p>
-            <w:pPr>
-              <w:spacing w:after="20" w:before="20" w:line="240" w:lineRule="auto"/>
-              <w:jc w:val="center"/>
-            </w:pPr>
-            <w:r>
-              <w:rPr>
-                <w:rFonts w:ascii="Times New Roman" w:hAnsi="Times New Roman" w:eastAsia="Times New Roman"/>
-                <w:b w:val="0"/>
-                <w:i w:val="0"/>
-                <w:sz w:val="18"/>
-              </w:rPr>
-              <w:t>0.04</w:t>
-            </w:r>
-          </w:p>
-        </w:tc>
-      </w:tr>
-      <w:tr>
-        <w:tc>
-          <w:tcPr>
-            <w:tcW w:type="dxa" w:w="1560"/>
-            <w:tcBorders>
-              <w:top w:val="nil"/>
-              <w:left w:val="nil"/>
-              <w:bottom w:val="nil"/>
-              <w:right w:val="nil"/>
-            </w:tcBorders>
-          </w:tcPr>
-          <w:p>
-            <w:pPr>
-              <w:spacing w:after="20" w:before="20" w:line="240" w:lineRule="auto"/>
-              <w:jc w:val="left"/>
-            </w:pPr>
-            <w:r>
-              <w:rPr>
-                <w:rFonts w:ascii="Times New Roman" w:hAnsi="Times New Roman" w:eastAsia="Times New Roman"/>
-                <w:b w:val="0"/>
-                <w:i w:val="0"/>
-                <w:sz w:val="18"/>
-              </w:rPr>
-              <w:t>EAP_mean</w:t>
-            </w:r>
-          </w:p>
-        </w:tc>
-        <w:tc>
-          <w:tcPr>
-            <w:tcW w:type="dxa" w:w="1560"/>
-            <w:tcBorders>
-              <w:top w:val="nil"/>
-              <w:left w:val="nil"/>
-              <w:bottom w:val="nil"/>
-              <w:right w:val="nil"/>
-            </w:tcBorders>
-          </w:tcPr>
-          <w:p>
-            <w:pPr>
-              <w:spacing w:after="20" w:before="20" w:line="240" w:lineRule="auto"/>
-              <w:jc w:val="center"/>
-            </w:pPr>
-            <w:r>
-              <w:rPr>
-                <w:rFonts w:ascii="Times New Roman" w:hAnsi="Times New Roman" w:eastAsia="Times New Roman"/>
-                <w:b w:val="0"/>
-                <w:i w:val="0"/>
-                <w:sz w:val="18"/>
-              </w:rPr>
-              <w:t>2.86</w:t>
-            </w:r>
-          </w:p>
-        </w:tc>
-        <w:tc>
-          <w:tcPr>
-            <w:tcW w:type="dxa" w:w="1560"/>
-            <w:tcBorders>
-              <w:top w:val="nil"/>
-              <w:left w:val="nil"/>
-              <w:bottom w:val="nil"/>
-              <w:right w:val="nil"/>
-            </w:tcBorders>
-          </w:tcPr>
-          <w:p>
-            <w:pPr>
-              <w:spacing w:after="20" w:before="20" w:line="240" w:lineRule="auto"/>
-              <w:jc w:val="center"/>
-            </w:pPr>
-            <w:r>
-              <w:rPr>
-                <w:rFonts w:ascii="Times New Roman" w:hAnsi="Times New Roman" w:eastAsia="Times New Roman"/>
-                <w:b w:val="0"/>
-                <w:i w:val="0"/>
-                <w:sz w:val="18"/>
-              </w:rPr>
-              <w:t>0.79</w:t>
-            </w:r>
-          </w:p>
-        </w:tc>
-        <w:tc>
-          <w:tcPr>
-            <w:tcW w:type="dxa" w:w="1560"/>
-            <w:tcBorders>
-              <w:top w:val="nil"/>
-              <w:left w:val="nil"/>
-              <w:bottom w:val="nil"/>
-              <w:right w:val="nil"/>
-            </w:tcBorders>
-          </w:tcPr>
-          <w:p>
-            <w:pPr>
-              <w:spacing w:after="20" w:before="20" w:line="240" w:lineRule="auto"/>
-              <w:jc w:val="center"/>
-            </w:pPr>
-            <w:r>
-              <w:rPr>
-                <w:rFonts w:ascii="Times New Roman" w:hAnsi="Times New Roman" w:eastAsia="Times New Roman"/>
-                <w:b w:val="0"/>
-                <w:i w:val="0"/>
-                <w:sz w:val="18"/>
-              </w:rPr>
-              <w:t>1.0</w:t>
-            </w:r>
-          </w:p>
-        </w:tc>
-        <w:tc>
-          <w:tcPr>
-            <w:tcW w:type="dxa" w:w="1560"/>
-            <w:tcBorders>
-              <w:top w:val="nil"/>
-              <w:left w:val="nil"/>
-              <w:bottom w:val="nil"/>
-              <w:right w:val="nil"/>
-            </w:tcBorders>
-          </w:tcPr>
-          <w:p>
-            <w:pPr>
-              <w:spacing w:after="20" w:before="20" w:line="240" w:lineRule="auto"/>
-              <w:jc w:val="center"/>
-            </w:pPr>
-            <w:r>
-              <w:rPr>
-                <w:rFonts w:ascii="Times New Roman" w:hAnsi="Times New Roman" w:eastAsia="Times New Roman"/>
-                <w:b w:val="0"/>
-                <w:i w:val="0"/>
-                <w:sz w:val="18"/>
-              </w:rPr>
-              <w:t>4.6</w:t>
-            </w:r>
-          </w:p>
-        </w:tc>
-        <w:tc>
-          <w:tcPr>
-            <w:tcW w:type="dxa" w:w="1560"/>
-            <w:tcBorders>
-              <w:top w:val="nil"/>
-              <w:left w:val="nil"/>
-              <w:bottom w:val="nil"/>
-              <w:right w:val="nil"/>
-            </w:tcBorders>
-          </w:tcPr>
-          <w:p>
-            <w:pPr>
-              <w:spacing w:after="20" w:before="20" w:line="240" w:lineRule="auto"/>
-              <w:jc w:val="center"/>
-            </w:pPr>
-            <w:r>
-              <w:rPr>
-                <w:rFonts w:ascii="Times New Roman" w:hAnsi="Times New Roman" w:eastAsia="Times New Roman"/>
-                <w:b w:val="0"/>
-                <w:i w:val="0"/>
-                <w:sz w:val="18"/>
-              </w:rPr>
-              <w:t>0.15</w:t>
-            </w:r>
-          </w:p>
-        </w:tc>
-      </w:tr>
-      <w:tr>
-        <w:tc>
-          <w:tcPr>
-            <w:tcW w:type="dxa" w:w="1560"/>
-            <w:tcBorders>
-              <w:top w:val="nil"/>
-              <w:left w:val="nil"/>
-              <w:bottom w:val="nil"/>
-              <w:right w:val="nil"/>
-            </w:tcBorders>
-          </w:tcPr>
-          <w:p>
-            <w:pPr>
-              <w:spacing w:after="20" w:before="20" w:line="240" w:lineRule="auto"/>
-              <w:jc w:val="left"/>
-            </w:pPr>
-            <w:r>
-              <w:rPr>
-                <w:rFonts w:ascii="Times New Roman" w:hAnsi="Times New Roman" w:eastAsia="Times New Roman"/>
-                <w:b w:val="0"/>
-                <w:i w:val="0"/>
-                <w:sz w:val="18"/>
-              </w:rPr>
-              <w:t>WTC_mean</w:t>
-            </w:r>
-          </w:p>
-        </w:tc>
-        <w:tc>
-          <w:tcPr>
-            <w:tcW w:type="dxa" w:w="1560"/>
-            <w:tcBorders>
-              <w:top w:val="nil"/>
-              <w:left w:val="nil"/>
-              <w:bottom w:val="nil"/>
-              <w:right w:val="nil"/>
-            </w:tcBorders>
-          </w:tcPr>
-          <w:p>
-            <w:pPr>
-              <w:spacing w:after="20" w:before="20" w:line="240" w:lineRule="auto"/>
-              <w:jc w:val="center"/>
-            </w:pPr>
-            <w:r>
-              <w:rPr>
-                <w:rFonts w:ascii="Times New Roman" w:hAnsi="Times New Roman" w:eastAsia="Times New Roman"/>
-                <w:b w:val="0"/>
-                <w:i w:val="0"/>
-                <w:sz w:val="18"/>
-              </w:rPr>
-              <w:t>3.83</w:t>
-            </w:r>
-          </w:p>
-        </w:tc>
-        <w:tc>
-          <w:tcPr>
-            <w:tcW w:type="dxa" w:w="1560"/>
-            <w:tcBorders>
-              <w:top w:val="nil"/>
-              <w:left w:val="nil"/>
-              <w:bottom w:val="nil"/>
-              <w:right w:val="nil"/>
-            </w:tcBorders>
-          </w:tcPr>
-          <w:p>
-            <w:pPr>
-              <w:spacing w:after="20" w:before="20" w:line="240" w:lineRule="auto"/>
-              <w:jc w:val="center"/>
-            </w:pPr>
-            <w:r>
-              <w:rPr>
-                <w:rFonts w:ascii="Times New Roman" w:hAnsi="Times New Roman" w:eastAsia="Times New Roman"/>
-                <w:b w:val="0"/>
-                <w:i w:val="0"/>
-                <w:sz w:val="18"/>
-              </w:rPr>
-              <w:t>0.71</w:t>
-            </w:r>
-          </w:p>
-        </w:tc>
-        <w:tc>
-          <w:tcPr>
-            <w:tcW w:type="dxa" w:w="1560"/>
-            <w:tcBorders>
-              <w:top w:val="nil"/>
-              <w:left w:val="nil"/>
-              <w:bottom w:val="nil"/>
-              <w:right w:val="nil"/>
-            </w:tcBorders>
-          </w:tcPr>
-          <w:p>
-            <w:pPr>
-              <w:spacing w:after="20" w:before="20" w:line="240" w:lineRule="auto"/>
-              <w:jc w:val="center"/>
-            </w:pPr>
-            <w:r>
-              <w:rPr>
-                <w:rFonts w:ascii="Times New Roman" w:hAnsi="Times New Roman" w:eastAsia="Times New Roman"/>
-                <w:b w:val="0"/>
-                <w:i w:val="0"/>
-                <w:sz w:val="18"/>
-              </w:rPr>
-              <w:t>2.2</w:t>
-            </w:r>
-          </w:p>
-        </w:tc>
-        <w:tc>
-          <w:tcPr>
-            <w:tcW w:type="dxa" w:w="1560"/>
-            <w:tcBorders>
-              <w:top w:val="nil"/>
-              <w:left w:val="nil"/>
-              <w:bottom w:val="nil"/>
-              <w:right w:val="nil"/>
-            </w:tcBorders>
-          </w:tcPr>
-          <w:p>
-            <w:pPr>
-              <w:spacing w:after="20" w:before="20" w:line="240" w:lineRule="auto"/>
-              <w:jc w:val="center"/>
-            </w:pPr>
-            <w:r>
-              <w:rPr>
-                <w:rFonts w:ascii="Times New Roman" w:hAnsi="Times New Roman" w:eastAsia="Times New Roman"/>
-                <w:b w:val="0"/>
-                <w:i w:val="0"/>
-                <w:sz w:val="18"/>
-              </w:rPr>
-              <w:t>5.0</w:t>
-            </w:r>
-          </w:p>
-        </w:tc>
-        <w:tc>
-          <w:tcPr>
-            <w:tcW w:type="dxa" w:w="1560"/>
-            <w:tcBorders>
-              <w:top w:val="nil"/>
-              <w:left w:val="nil"/>
-              <w:bottom w:val="nil"/>
-              <w:right w:val="nil"/>
-            </w:tcBorders>
-          </w:tcPr>
-          <w:p>
-            <w:pPr>
-              <w:spacing w:after="20" w:before="20" w:line="240" w:lineRule="auto"/>
-              <w:jc w:val="center"/>
-            </w:pPr>
-            <w:r>
-              <w:rPr>
-                <w:rFonts w:ascii="Times New Roman" w:hAnsi="Times New Roman" w:eastAsia="Times New Roman"/>
-                <w:b w:val="0"/>
-                <w:i w:val="0"/>
-                <w:sz w:val="18"/>
-              </w:rPr>
-              <w:t>-0.27</w:t>
-            </w:r>
-          </w:p>
-        </w:tc>
-      </w:tr>
-      <w:tr>
-        <w:tc>
-          <w:tcPr>
-            <w:tcW w:type="dxa" w:w="1560"/>
-            <w:tcBorders>
-              <w:top w:val="nil"/>
-              <w:left w:val="nil"/>
-              <w:bottom w:val="single" w:sz="12" w:space="0" w:color="000000"/>
-              <w:right w:val="nil"/>
-            </w:tcBorders>
-          </w:tcPr>
-          <w:p>
-            <w:pPr>
-              <w:spacing w:after="20" w:before="20" w:line="240" w:lineRule="auto"/>
-              <w:jc w:val="left"/>
-            </w:pPr>
-            <w:r>
-              <w:rPr>
-                <w:rFonts w:ascii="Times New Roman" w:hAnsi="Times New Roman" w:eastAsia="Times New Roman"/>
-                <w:b w:val="0"/>
-                <w:i w:val="0"/>
-                <w:sz w:val="18"/>
-              </w:rPr>
-              <w:t>SE_mean</w:t>
-            </w:r>
-          </w:p>
-        </w:tc>
-        <w:tc>
-          <w:tcPr>
-            <w:tcW w:type="dxa" w:w="1560"/>
-            <w:tcBorders>
-              <w:top w:val="nil"/>
-              <w:left w:val="nil"/>
-              <w:bottom w:val="single" w:sz="12" w:space="0" w:color="000000"/>
-              <w:right w:val="nil"/>
-            </w:tcBorders>
-          </w:tcPr>
-          <w:p>
-            <w:pPr>
-              <w:spacing w:after="20" w:before="20" w:line="240" w:lineRule="auto"/>
-              <w:jc w:val="center"/>
-            </w:pPr>
-            <w:r>
-              <w:rPr>
-                <w:rFonts w:ascii="Times New Roman" w:hAnsi="Times New Roman" w:eastAsia="Times New Roman"/>
-                <w:b w:val="0"/>
-                <w:i w:val="0"/>
-                <w:sz w:val="18"/>
-              </w:rPr>
-              <w:t>3.80</w:t>
-            </w:r>
-          </w:p>
-        </w:tc>
-        <w:tc>
-          <w:tcPr>
-            <w:tcW w:type="dxa" w:w="1560"/>
-            <w:tcBorders>
-              <w:top w:val="nil"/>
-              <w:left w:val="nil"/>
-              <w:bottom w:val="single" w:sz="12" w:space="0" w:color="000000"/>
-              <w:right w:val="nil"/>
-            </w:tcBorders>
-          </w:tcPr>
-          <w:p>
-            <w:pPr>
-              <w:spacing w:after="20" w:before="20" w:line="240" w:lineRule="auto"/>
-              <w:jc w:val="center"/>
-            </w:pPr>
-            <w:r>
-              <w:rPr>
-                <w:rFonts w:ascii="Times New Roman" w:hAnsi="Times New Roman" w:eastAsia="Times New Roman"/>
-                <w:b w:val="0"/>
-                <w:i w:val="0"/>
-                <w:sz w:val="18"/>
-              </w:rPr>
-              <w:t>0.76</w:t>
-            </w:r>
-          </w:p>
-        </w:tc>
-        <w:tc>
-          <w:tcPr>
-            <w:tcW w:type="dxa" w:w="1560"/>
-            <w:tcBorders>
-              <w:top w:val="nil"/>
-              <w:left w:val="nil"/>
-              <w:bottom w:val="single" w:sz="12" w:space="0" w:color="000000"/>
-              <w:right w:val="nil"/>
-            </w:tcBorders>
-          </w:tcPr>
-          <w:p>
-            <w:pPr>
-              <w:spacing w:after="20" w:before="20" w:line="240" w:lineRule="auto"/>
-              <w:jc w:val="center"/>
-            </w:pPr>
-            <w:r>
-              <w:rPr>
-                <w:rFonts w:ascii="Times New Roman" w:hAnsi="Times New Roman" w:eastAsia="Times New Roman"/>
-                <w:b w:val="0"/>
-                <w:i w:val="0"/>
-                <w:sz w:val="18"/>
-              </w:rPr>
-              <w:t>2.2</w:t>
-            </w:r>
-          </w:p>
-        </w:tc>
-        <w:tc>
-          <w:tcPr>
-            <w:tcW w:type="dxa" w:w="1560"/>
-            <w:tcBorders>
-              <w:top w:val="nil"/>
-              <w:left w:val="nil"/>
-              <w:bottom w:val="single" w:sz="12" w:space="0" w:color="000000"/>
-              <w:right w:val="nil"/>
-            </w:tcBorders>
-          </w:tcPr>
-          <w:p>
-            <w:pPr>
-              <w:spacing w:after="20" w:before="20" w:line="240" w:lineRule="auto"/>
-              <w:jc w:val="center"/>
-            </w:pPr>
-            <w:r>
-              <w:rPr>
-                <w:rFonts w:ascii="Times New Roman" w:hAnsi="Times New Roman" w:eastAsia="Times New Roman"/>
-                <w:b w:val="0"/>
-                <w:i w:val="0"/>
-                <w:sz w:val="18"/>
-              </w:rPr>
-              <w:t>5.0</w:t>
-            </w:r>
-          </w:p>
-        </w:tc>
-        <w:tc>
-          <w:tcPr>
-            <w:tcW w:type="dxa" w:w="1560"/>
-            <w:tcBorders>
-              <w:top w:val="nil"/>
-              <w:left w:val="nil"/>
-              <w:bottom w:val="single" w:sz="12" w:space="0" w:color="000000"/>
-              <w:right w:val="nil"/>
-            </w:tcBorders>
-          </w:tcPr>
-          <w:p>
-            <w:pPr>
-              <w:spacing w:after="20" w:before="20" w:line="240" w:lineRule="auto"/>
-              <w:jc w:val="center"/>
-            </w:pPr>
-            <w:r>
-              <w:rPr>
-                <w:rFonts w:ascii="Times New Roman" w:hAnsi="Times New Roman" w:eastAsia="Times New Roman"/>
-                <w:b w:val="0"/>
-                <w:i w:val="0"/>
-                <w:sz w:val="18"/>
-              </w:rPr>
-              <w:t>-0.35</w:t>
             </w:r>
           </w:p>
         </w:tc>
@@ -2683,199 +1028,11 @@
     </w:tbl>
     <w:p>
       <w:pPr>
-        <w:spacing w:before="40" w:after="200"/>
-        <w:ind w:firstLine="0"/>
+        <w:spacing w:before="240" w:after="0"/>
       </w:pPr>
       <w:r>
         <w:rPr>
-          <w:rFonts w:ascii="Times New Roman" w:hAnsi="Times New Roman" w:eastAsia="Times New Roman"/>
-          <w:b w:val="0"/>
-          <w:i/>
-          <w:sz w:val="18"/>
-        </w:rPr>
-        <w:t xml:space="preserve">Note. </w:t>
-      </w:r>
-      <w:r>
-        <w:rPr>
-          <w:rFonts w:ascii="Times New Roman" w:hAnsi="Times New Roman" w:eastAsia="Times New Roman"/>
-          <w:b w:val="0"/>
-          <w:i w:val="0"/>
-          <w:sz w:val="18"/>
-        </w:rPr>
-        <w:t>Proficiency scores (Pre_*/Post_*) and Underrating_Gap are on the institutional 0–100 scale; PYP pass threshold = 60 (≈ CEFR B1). Decline_* = Pre − Post in points (positive = attrition; negative = gain). PU/EAP/WTC/SE means are Likert composites (1–5). TL_percent = estimated % of content-course time in Turkish.</w:t>
-      </w:r>
-    </w:p>
-    <w:p>
-      <w:pPr>
-        <w:pStyle w:val="Heading2"/>
-        <w:spacing w:before="280" w:after="160"/>
-      </w:pPr>
-      <w:r>
-        <w:rPr>
-          <w:rFonts w:ascii="Times New Roman" w:hAnsi="Times New Roman" w:eastAsia="Times New Roman"/>
-          <w:b/>
-          <w:i w:val="0"/>
-          <w:color w:val="1F4E79"/>
-          <w:sz w:val="24"/>
-        </w:rPr>
-        <w:t>Reliability and concurrent validity</w:t>
-      </w:r>
-    </w:p>
-    <w:p>
-      <w:pPr>
-        <w:spacing w:after="160" w:line="360" w:lineRule="auto"/>
-        <w:ind w:firstLine="720"/>
-        <w:jc w:val="both"/>
-      </w:pPr>
-      <w:r>
-        <w:rPr>
-          <w:rFonts w:ascii="Times New Roman" w:hAnsi="Times New Roman" w:eastAsia="Times New Roman"/>
-          <w:b w:val="0"/>
-          <w:i w:val="0"/>
-          <w:sz w:val="22"/>
-        </w:rPr>
-        <w:t>Internal consistency was acceptable to high. Cronbach’s α for the eight Listening/Reading section scores was 0.871 at pretest and 0.865 at posttest. Questionnaire alphas were 0.885 (perceived underrating), 0.914 (translanguaging), 0.891 (lecturer EAP limitation), 0.859 (WTC), and 0.876 (self-efficacy). Inter-rater ICC(2,k) for three-rater means was 0.954 / 0.972 for Writing and 0.961 / 0.974 for Speaking (pre/post). Concurrent validity against IELTS Academic practice materials (n = 36) was r = 0.782 for overall score; skill rs were Listening 0.759, Reading 0.766, Writing 0.738, and Speaking 0.854 (all p &lt; .001).</w:t>
-      </w:r>
-    </w:p>
-    <w:p>
-      <w:pPr>
-        <w:pStyle w:val="Heading2"/>
-        <w:spacing w:before="280" w:after="160"/>
-      </w:pPr>
-      <w:r>
-        <w:rPr>
-          <w:rFonts w:ascii="Times New Roman" w:hAnsi="Times New Roman" w:eastAsia="Times New Roman"/>
-          <w:b/>
-          <w:i w:val="0"/>
-          <w:color w:val="1F4E79"/>
-          <w:sz w:val="24"/>
-        </w:rPr>
-        <w:t>Pre–post proficiency change (RQ1)</w:t>
-      </w:r>
-    </w:p>
-    <w:p>
-      <w:pPr>
-        <w:spacing w:after="160" w:line="360" w:lineRule="auto"/>
-        <w:ind w:firstLine="720"/>
-        <w:jc w:val="both"/>
-      </w:pPr>
-      <w:r>
-        <w:rPr>
-          <w:rFonts w:ascii="Times New Roman" w:hAnsi="Times New Roman" w:eastAsia="Times New Roman"/>
-          <w:b w:val="0"/>
-          <w:i w:val="0"/>
-          <w:sz w:val="22"/>
-        </w:rPr>
-        <w:t xml:space="preserve">Attrition was not uniform across skills. </w:t>
-      </w:r>
-      <w:r>
-        <w:rPr>
-          <w:rFonts w:ascii="Times New Roman" w:hAnsi="Times New Roman" w:eastAsia="Times New Roman"/>
-          <w:b w:val="0"/>
-          <w:i w:val="0"/>
-          <w:sz w:val="22"/>
-        </w:rPr>
-        <w:t xml:space="preserve">Both oral–aural skills declined significantly: </w:t>
-      </w:r>
-      <w:r>
-        <w:rPr>
-          <w:rFonts w:ascii="Times New Roman" w:hAnsi="Times New Roman" w:eastAsia="Times New Roman"/>
-          <w:b w:val="0"/>
-          <w:i w:val="0"/>
-          <w:sz w:val="22"/>
-        </w:rPr>
-        <w:t xml:space="preserve">Speaking (M_decline = 5.10, </w:t>
-      </w:r>
-      <w:r>
-        <w:rPr>
-          <w:rFonts w:ascii="Times New Roman" w:hAnsi="Times New Roman" w:eastAsia="Times New Roman"/>
-          <w:b w:val="0"/>
-          <w:i w:val="0"/>
-          <w:sz w:val="22"/>
-        </w:rPr>
-        <w:t xml:space="preserve">t(119) = 12.21, p &lt;.001, d_z = 1.11) </w:t>
-      </w:r>
-      <w:r>
-        <w:rPr>
-          <w:rFonts w:ascii="Times New Roman" w:hAnsi="Times New Roman" w:eastAsia="Times New Roman"/>
-          <w:b w:val="0"/>
-          <w:i w:val="0"/>
-          <w:sz w:val="22"/>
-        </w:rPr>
-        <w:t xml:space="preserve">and Listening (M = 3.55, p &lt;.001, d_z = 0.86). </w:t>
-      </w:r>
-      <w:r>
-        <w:rPr>
-          <w:rFonts w:ascii="Times New Roman" w:hAnsi="Times New Roman" w:eastAsia="Times New Roman"/>
-          <w:b w:val="0"/>
-          <w:i w:val="0"/>
-          <w:sz w:val="22"/>
-        </w:rPr>
-        <w:t xml:space="preserve">This pattern is consistent with under-exposure to verbal interaction arising from lecturers’ </w:t>
-      </w:r>
-      <w:r>
-        <w:rPr>
-          <w:rFonts w:ascii="Times New Roman" w:hAnsi="Times New Roman" w:eastAsia="Times New Roman"/>
-          <w:b w:val="0"/>
-          <w:i w:val="0"/>
-          <w:sz w:val="22"/>
-        </w:rPr>
-        <w:t xml:space="preserve">EAP limitations and from underrating students’ English (Golem). </w:t>
-      </w:r>
-      <w:r>
-        <w:rPr>
-          <w:rFonts w:ascii="Times New Roman" w:hAnsi="Times New Roman" w:eastAsia="Times New Roman"/>
-          <w:b w:val="0"/>
-          <w:i w:val="0"/>
-          <w:sz w:val="22"/>
-        </w:rPr>
-        <w:t xml:space="preserve">Reading showed no statistically significant decline (M = -0.41, p .211), </w:t>
-      </w:r>
-      <w:r>
-        <w:rPr>
-          <w:rFonts w:ascii="Times New Roman" w:hAnsi="Times New Roman" w:eastAsia="Times New Roman"/>
-          <w:b w:val="0"/>
-          <w:i w:val="0"/>
-          <w:sz w:val="22"/>
-        </w:rPr>
-        <w:t xml:space="preserve">with a slight numerical gain consistent with academic written exposure; </w:t>
-      </w:r>
-      <w:r>
-        <w:rPr>
-          <w:rFonts w:ascii="Times New Roman" w:hAnsi="Times New Roman" w:eastAsia="Times New Roman"/>
-          <w:b w:val="0"/>
-          <w:i w:val="0"/>
-          <w:sz w:val="22"/>
-        </w:rPr>
-        <w:t xml:space="preserve">Writing likewise showed no significant decline (M = -0.35, p .353), </w:t>
-      </w:r>
-      <w:r>
-        <w:rPr>
-          <w:rFonts w:ascii="Times New Roman" w:hAnsi="Times New Roman" w:eastAsia="Times New Roman"/>
-          <w:b w:val="0"/>
-          <w:i w:val="0"/>
-          <w:sz w:val="22"/>
-        </w:rPr>
-        <w:t xml:space="preserve">consistent with lab reports and written assignments. </w:t>
-      </w:r>
-      <w:r>
-        <w:rPr>
-          <w:rFonts w:ascii="Times New Roman" w:hAnsi="Times New Roman" w:eastAsia="Times New Roman"/>
-          <w:b w:val="0"/>
-          <w:i w:val="0"/>
-          <w:sz w:val="22"/>
-        </w:rPr>
-        <w:t>Overall change followed the oral–aural pattern (M = 1.97, p &lt;.001).</w:t>
-      </w:r>
-    </w:p>
-    <w:p>
-      <w:pPr>
-        <w:spacing w:before="240" w:after="0"/>
-        <w:ind w:firstLine="0"/>
-      </w:pPr>
-      <w:r>
-        <w:rPr>
-          <w:rFonts w:ascii="Times New Roman" w:hAnsi="Times New Roman" w:eastAsia="Times New Roman"/>
+          <w:rFonts w:ascii="Times New Roman" w:hAnsi="Times New Roman"/>
           <w:b/>
           <w:i w:val="0"/>
           <w:sz w:val="22"/>
@@ -2885,17 +1042,30 @@
     </w:p>
     <w:p>
       <w:pPr>
-        <w:spacing w:before="0" w:after="120"/>
-        <w:ind w:firstLine="0"/>
+        <w:spacing w:after="120"/>
       </w:pPr>
       <w:r>
         <w:rPr>
-          <w:rFonts w:ascii="Times New Roman" w:hAnsi="Times New Roman" w:eastAsia="Times New Roman"/>
+          <w:rFonts w:ascii="Times New Roman" w:hAnsi="Times New Roman"/>
           <w:b w:val="0"/>
           <w:i/>
           <w:sz w:val="22"/>
         </w:rPr>
-        <w:t>Paired-Samples Comparisons of Pretest and Posttest Skill Scores (N = 120)</w:t>
+        <w:t>Paired-Samples Tests of Pre–Post Change (N = 120)</w:t>
+      </w:r>
+    </w:p>
+    <w:p>
+      <w:pPr>
+        <w:spacing w:before="80"/>
+      </w:pPr>
+      <w:r>
+        <w:rPr>
+          <w:rFonts w:ascii="Times New Roman" w:hAnsi="Times New Roman"/>
+          <w:b w:val="0"/>
+          <w:i w:val="0"/>
+          <w:sz w:val="18"/>
+        </w:rPr>
+        <w:t>Note. Mdiff = Pre − Post (positive = attrition). d_z = Cohen’s d for paired designs. 95% CIs are for mean differences. *p &lt; .05. **p &lt; .01. ***p &lt; .001.</w:t>
       </w:r>
     </w:p>
     <w:tbl>
@@ -2904,38 +1074,32 @@
         <w:tblLook w:firstColumn="1" w:firstRow="1" w:lastColumn="0" w:lastRow="0" w:noHBand="0" w:noVBand="1" w:val="04A0"/>
       </w:tblPr>
       <w:tblGrid>
-        <w:gridCol w:w="1040"/>
-        <w:gridCol w:w="1040"/>
-        <w:gridCol w:w="1040"/>
-        <w:gridCol w:w="1040"/>
-        <w:gridCol w:w="1040"/>
-        <w:gridCol w:w="1040"/>
-        <w:gridCol w:w="1040"/>
-        <w:gridCol w:w="1040"/>
-        <w:gridCol w:w="1040"/>
+        <w:gridCol w:w="1234"/>
+        <w:gridCol w:w="1234"/>
+        <w:gridCol w:w="1234"/>
+        <w:gridCol w:w="1234"/>
+        <w:gridCol w:w="1234"/>
+        <w:gridCol w:w="1234"/>
+        <w:gridCol w:w="1234"/>
       </w:tblGrid>
       <w:tr>
         <w:tc>
           <w:tcPr>
-            <w:tcW w:type="dxa" w:w="1040"/>
+            <w:tcW w:type="dxa" w:w="1234"/>
             <w:tcBorders>
+              <w:left w:val="nil" w:sz="8" w:space="0" w:color="000000"/>
+              <w:right w:val="nil" w:sz="8" w:space="0" w:color="000000"/>
               <w:top w:val="single" w:sz="12" w:space="0" w:color="000000"/>
-              <w:left w:val="nil"/>
               <w:bottom w:val="single" w:sz="8" w:space="0" w:color="000000"/>
-              <w:right w:val="nil"/>
             </w:tcBorders>
           </w:tcPr>
           <w:p>
-            <w:pPr>
-              <w:spacing w:after="20" w:before="20" w:line="240" w:lineRule="auto"/>
-              <w:jc w:val="left"/>
-            </w:pPr>
             <w:r>
               <w:rPr>
-                <w:rFonts w:ascii="Times New Roman" w:hAnsi="Times New Roman" w:eastAsia="Times New Roman"/>
-                <w:b/>
+                <w:rFonts w:ascii="Times New Roman" w:hAnsi="Times New Roman"/>
+                <w:b w:val="0"/>
                 <w:i w:val="0"/>
-                <w:sz w:val="18"/>
+                <w:sz w:val="20"/>
               </w:rPr>
               <w:t>Skill</w:t>
             </w:r>
@@ -2943,129 +1107,21 @@
         </w:tc>
         <w:tc>
           <w:tcPr>
-            <w:tcW w:type="dxa" w:w="1040"/>
+            <w:tcW w:type="dxa" w:w="1234"/>
             <w:tcBorders>
+              <w:left w:val="nil" w:sz="8" w:space="0" w:color="000000"/>
+              <w:right w:val="nil" w:sz="8" w:space="0" w:color="000000"/>
               <w:top w:val="single" w:sz="12" w:space="0" w:color="000000"/>
-              <w:left w:val="nil"/>
               <w:bottom w:val="single" w:sz="8" w:space="0" w:color="000000"/>
-              <w:right w:val="nil"/>
             </w:tcBorders>
           </w:tcPr>
           <w:p>
-            <w:pPr>
-              <w:spacing w:after="20" w:before="20" w:line="240" w:lineRule="auto"/>
-              <w:jc w:val="center"/>
-            </w:pPr>
             <w:r>
               <w:rPr>
-                <w:rFonts w:ascii="Times New Roman" w:hAnsi="Times New Roman" w:eastAsia="Times New Roman"/>
-                <w:b/>
+                <w:rFonts w:ascii="Times New Roman" w:hAnsi="Times New Roman"/>
+                <w:b w:val="0"/>
                 <w:i w:val="0"/>
-                <w:sz w:val="18"/>
-              </w:rPr>
-              <w:t>Pre M</w:t>
-            </w:r>
-          </w:p>
-        </w:tc>
-        <w:tc>
-          <w:tcPr>
-            <w:tcW w:type="dxa" w:w="1040"/>
-            <w:tcBorders>
-              <w:top w:val="single" w:sz="12" w:space="0" w:color="000000"/>
-              <w:left w:val="nil"/>
-              <w:bottom w:val="single" w:sz="8" w:space="0" w:color="000000"/>
-              <w:right w:val="nil"/>
-            </w:tcBorders>
-          </w:tcPr>
-          <w:p>
-            <w:pPr>
-              <w:spacing w:after="20" w:before="20" w:line="240" w:lineRule="auto"/>
-              <w:jc w:val="center"/>
-            </w:pPr>
-            <w:r>
-              <w:rPr>
-                <w:rFonts w:ascii="Times New Roman" w:hAnsi="Times New Roman" w:eastAsia="Times New Roman"/>
-                <w:b/>
-                <w:i w:val="0"/>
-                <w:sz w:val="18"/>
-              </w:rPr>
-              <w:t>Pre SD</w:t>
-            </w:r>
-          </w:p>
-        </w:tc>
-        <w:tc>
-          <w:tcPr>
-            <w:tcW w:type="dxa" w:w="1040"/>
-            <w:tcBorders>
-              <w:top w:val="single" w:sz="12" w:space="0" w:color="000000"/>
-              <w:left w:val="nil"/>
-              <w:bottom w:val="single" w:sz="8" w:space="0" w:color="000000"/>
-              <w:right w:val="nil"/>
-            </w:tcBorders>
-          </w:tcPr>
-          <w:p>
-            <w:pPr>
-              <w:spacing w:after="20" w:before="20" w:line="240" w:lineRule="auto"/>
-              <w:jc w:val="center"/>
-            </w:pPr>
-            <w:r>
-              <w:rPr>
-                <w:rFonts w:ascii="Times New Roman" w:hAnsi="Times New Roman" w:eastAsia="Times New Roman"/>
-                <w:b/>
-                <w:i w:val="0"/>
-                <w:sz w:val="18"/>
-              </w:rPr>
-              <w:t>Post M</w:t>
-            </w:r>
-          </w:p>
-        </w:tc>
-        <w:tc>
-          <w:tcPr>
-            <w:tcW w:type="dxa" w:w="1040"/>
-            <w:tcBorders>
-              <w:top w:val="single" w:sz="12" w:space="0" w:color="000000"/>
-              <w:left w:val="nil"/>
-              <w:bottom w:val="single" w:sz="8" w:space="0" w:color="000000"/>
-              <w:right w:val="nil"/>
-            </w:tcBorders>
-          </w:tcPr>
-          <w:p>
-            <w:pPr>
-              <w:spacing w:after="20" w:before="20" w:line="240" w:lineRule="auto"/>
-              <w:jc w:val="center"/>
-            </w:pPr>
-            <w:r>
-              <w:rPr>
-                <w:rFonts w:ascii="Times New Roman" w:hAnsi="Times New Roman" w:eastAsia="Times New Roman"/>
-                <w:b/>
-                <w:i w:val="0"/>
-                <w:sz w:val="18"/>
-              </w:rPr>
-              <w:t>Post SD</w:t>
-            </w:r>
-          </w:p>
-        </w:tc>
-        <w:tc>
-          <w:tcPr>
-            <w:tcW w:type="dxa" w:w="1040"/>
-            <w:tcBorders>
-              <w:top w:val="single" w:sz="12" w:space="0" w:color="000000"/>
-              <w:left w:val="nil"/>
-              <w:bottom w:val="single" w:sz="8" w:space="0" w:color="000000"/>
-              <w:right w:val="nil"/>
-            </w:tcBorders>
-          </w:tcPr>
-          <w:p>
-            <w:pPr>
-              <w:spacing w:after="20" w:before="20" w:line="240" w:lineRule="auto"/>
-              <w:jc w:val="center"/>
-            </w:pPr>
-            <w:r>
-              <w:rPr>
-                <w:rFonts w:ascii="Times New Roman" w:hAnsi="Times New Roman" w:eastAsia="Times New Roman"/>
-                <w:b/>
-                <w:i w:val="0"/>
-                <w:sz w:val="18"/>
+                <w:sz w:val="20"/>
               </w:rPr>
               <w:t>Mdiff</w:t>
             </w:r>
@@ -3073,25 +1129,43 @@
         </w:tc>
         <w:tc>
           <w:tcPr>
-            <w:tcW w:type="dxa" w:w="1040"/>
+            <w:tcW w:type="dxa" w:w="1234"/>
             <w:tcBorders>
+              <w:left w:val="nil" w:sz="8" w:space="0" w:color="000000"/>
+              <w:right w:val="nil" w:sz="8" w:space="0" w:color="000000"/>
               <w:top w:val="single" w:sz="12" w:space="0" w:color="000000"/>
-              <w:left w:val="nil"/>
               <w:bottom w:val="single" w:sz="8" w:space="0" w:color="000000"/>
-              <w:right w:val="nil"/>
             </w:tcBorders>
           </w:tcPr>
           <w:p>
-            <w:pPr>
-              <w:spacing w:after="20" w:before="20" w:line="240" w:lineRule="auto"/>
-              <w:jc w:val="center"/>
-            </w:pPr>
             <w:r>
               <w:rPr>
-                <w:rFonts w:ascii="Times New Roman" w:hAnsi="Times New Roman" w:eastAsia="Times New Roman"/>
-                <w:b/>
+                <w:rFonts w:ascii="Times New Roman" w:hAnsi="Times New Roman"/>
+                <w:b w:val="0"/>
                 <w:i w:val="0"/>
-                <w:sz w:val="18"/>
+                <w:sz w:val="20"/>
+              </w:rPr>
+              <w:t>SD</w:t>
+            </w:r>
+          </w:p>
+        </w:tc>
+        <w:tc>
+          <w:tcPr>
+            <w:tcW w:type="dxa" w:w="1234"/>
+            <w:tcBorders>
+              <w:left w:val="nil" w:sz="8" w:space="0" w:color="000000"/>
+              <w:right w:val="nil" w:sz="8" w:space="0" w:color="000000"/>
+              <w:top w:val="single" w:sz="12" w:space="0" w:color="000000"/>
+              <w:bottom w:val="single" w:sz="8" w:space="0" w:color="000000"/>
+            </w:tcBorders>
+          </w:tcPr>
+          <w:p>
+            <w:r>
+              <w:rPr>
+                <w:rFonts w:ascii="Times New Roman" w:hAnsi="Times New Roman"/>
+                <w:b w:val="0"/>
+                <w:i w:val="0"/>
+                <w:sz w:val="20"/>
               </w:rPr>
               <w:t>t(119)</w:t>
             </w:r>
@@ -3099,25 +1173,21 @@
         </w:tc>
         <w:tc>
           <w:tcPr>
-            <w:tcW w:type="dxa" w:w="1040"/>
+            <w:tcW w:type="dxa" w:w="1234"/>
             <w:tcBorders>
+              <w:left w:val="nil" w:sz="8" w:space="0" w:color="000000"/>
+              <w:right w:val="nil" w:sz="8" w:space="0" w:color="000000"/>
               <w:top w:val="single" w:sz="12" w:space="0" w:color="000000"/>
-              <w:left w:val="nil"/>
               <w:bottom w:val="single" w:sz="8" w:space="0" w:color="000000"/>
-              <w:right w:val="nil"/>
             </w:tcBorders>
           </w:tcPr>
           <w:p>
-            <w:pPr>
-              <w:spacing w:after="20" w:before="20" w:line="240" w:lineRule="auto"/>
-              <w:jc w:val="center"/>
-            </w:pPr>
             <w:r>
               <w:rPr>
-                <w:rFonts w:ascii="Times New Roman" w:hAnsi="Times New Roman" w:eastAsia="Times New Roman"/>
-                <w:b/>
+                <w:rFonts w:ascii="Times New Roman" w:hAnsi="Times New Roman"/>
+                <w:b w:val="0"/>
                 <w:i w:val="0"/>
-                <w:sz w:val="18"/>
+                <w:sz w:val="20"/>
               </w:rPr>
               <w:t>p</w:t>
             </w:r>
@@ -3125,27 +1195,45 @@
         </w:tc>
         <w:tc>
           <w:tcPr>
-            <w:tcW w:type="dxa" w:w="1040"/>
+            <w:tcW w:type="dxa" w:w="1234"/>
             <w:tcBorders>
+              <w:left w:val="nil" w:sz="8" w:space="0" w:color="000000"/>
+              <w:right w:val="nil" w:sz="8" w:space="0" w:color="000000"/>
               <w:top w:val="single" w:sz="12" w:space="0" w:color="000000"/>
-              <w:left w:val="nil"/>
               <w:bottom w:val="single" w:sz="8" w:space="0" w:color="000000"/>
-              <w:right w:val="nil"/>
             </w:tcBorders>
           </w:tcPr>
           <w:p>
-            <w:pPr>
-              <w:spacing w:after="20" w:before="20" w:line="240" w:lineRule="auto"/>
-              <w:jc w:val="center"/>
-            </w:pPr>
             <w:r>
               <w:rPr>
-                <w:rFonts w:ascii="Times New Roman" w:hAnsi="Times New Roman" w:eastAsia="Times New Roman"/>
-                <w:b/>
+                <w:rFonts w:ascii="Times New Roman" w:hAnsi="Times New Roman"/>
+                <w:b w:val="0"/>
                 <w:i w:val="0"/>
-                <w:sz w:val="18"/>
+                <w:sz w:val="20"/>
               </w:rPr>
               <w:t>d_z</w:t>
+            </w:r>
+          </w:p>
+        </w:tc>
+        <w:tc>
+          <w:tcPr>
+            <w:tcW w:type="dxa" w:w="1234"/>
+            <w:tcBorders>
+              <w:left w:val="nil" w:sz="8" w:space="0" w:color="000000"/>
+              <w:right w:val="nil" w:sz="8" w:space="0" w:color="000000"/>
+              <w:top w:val="single" w:sz="12" w:space="0" w:color="000000"/>
+              <w:bottom w:val="single" w:sz="8" w:space="0" w:color="000000"/>
+            </w:tcBorders>
+          </w:tcPr>
+          <w:p>
+            <w:r>
+              <w:rPr>
+                <w:rFonts w:ascii="Times New Roman" w:hAnsi="Times New Roman"/>
+                <w:b w:val="0"/>
+                <w:i w:val="0"/>
+                <w:sz w:val="20"/>
+              </w:rPr>
+              <w:t>95% CI</w:t>
             </w:r>
           </w:p>
         </w:tc>
@@ -3153,25 +1241,21 @@
       <w:tr>
         <w:tc>
           <w:tcPr>
-            <w:tcW w:type="dxa" w:w="1040"/>
+            <w:tcW w:type="dxa" w:w="1234"/>
             <w:tcBorders>
-              <w:top w:val="single" w:sz="8" w:space="0" w:color="000000"/>
-              <w:left w:val="nil"/>
-              <w:bottom w:val="nil"/>
-              <w:right w:val="nil"/>
+              <w:left w:val="nil" w:sz="8" w:space="0" w:color="000000"/>
+              <w:right w:val="nil" w:sz="8" w:space="0" w:color="000000"/>
+              <w:top w:val="nil" w:sz="8" w:space="0" w:color="000000"/>
+              <w:bottom w:val="nil" w:sz="8" w:space="0" w:color="000000"/>
             </w:tcBorders>
           </w:tcPr>
           <w:p>
-            <w:pPr>
-              <w:spacing w:after="20" w:before="20" w:line="240" w:lineRule="auto"/>
-              <w:jc w:val="left"/>
-            </w:pPr>
             <w:r>
               <w:rPr>
-                <w:rFonts w:ascii="Times New Roman" w:hAnsi="Times New Roman" w:eastAsia="Times New Roman"/>
+                <w:rFonts w:ascii="Times New Roman" w:hAnsi="Times New Roman"/>
                 <w:b w:val="0"/>
                 <w:i w:val="0"/>
-                <w:sz w:val="18"/>
+                <w:sz w:val="20"/>
               </w:rPr>
               <w:t>Listening</w:t>
             </w:r>
@@ -3179,155 +1263,65 @@
         </w:tc>
         <w:tc>
           <w:tcPr>
-            <w:tcW w:type="dxa" w:w="1040"/>
+            <w:tcW w:type="dxa" w:w="1234"/>
             <w:tcBorders>
-              <w:top w:val="single" w:sz="8" w:space="0" w:color="000000"/>
-              <w:left w:val="nil"/>
-              <w:bottom w:val="nil"/>
-              <w:right w:val="nil"/>
+              <w:left w:val="nil" w:sz="8" w:space="0" w:color="000000"/>
+              <w:right w:val="nil" w:sz="8" w:space="0" w:color="000000"/>
+              <w:top w:val="nil" w:sz="8" w:space="0" w:color="000000"/>
+              <w:bottom w:val="nil" w:sz="8" w:space="0" w:color="000000"/>
             </w:tcBorders>
           </w:tcPr>
           <w:p>
-            <w:pPr>
-              <w:spacing w:after="20" w:before="20" w:line="240" w:lineRule="auto"/>
-              <w:jc w:val="center"/>
-            </w:pPr>
             <w:r>
               <w:rPr>
-                <w:rFonts w:ascii="Times New Roman" w:hAnsi="Times New Roman" w:eastAsia="Times New Roman"/>
+                <w:rFonts w:ascii="Times New Roman" w:hAnsi="Times New Roman"/>
                 <w:b w:val="0"/>
                 <w:i w:val="0"/>
-                <w:sz w:val="18"/>
+                <w:sz w:val="20"/>
               </w:rPr>
-              <w:t>67.25</w:t>
+              <w:t>3.55</w:t>
             </w:r>
           </w:p>
         </w:tc>
         <w:tc>
           <w:tcPr>
-            <w:tcW w:type="dxa" w:w="1040"/>
+            <w:tcW w:type="dxa" w:w="1234"/>
             <w:tcBorders>
-              <w:top w:val="single" w:sz="8" w:space="0" w:color="000000"/>
-              <w:left w:val="nil"/>
-              <w:bottom w:val="nil"/>
-              <w:right w:val="nil"/>
+              <w:left w:val="nil" w:sz="8" w:space="0" w:color="000000"/>
+              <w:right w:val="nil" w:sz="8" w:space="0" w:color="000000"/>
+              <w:top w:val="nil" w:sz="8" w:space="0" w:color="000000"/>
+              <w:bottom w:val="nil" w:sz="8" w:space="0" w:color="000000"/>
             </w:tcBorders>
           </w:tcPr>
           <w:p>
-            <w:pPr>
-              <w:spacing w:after="20" w:before="20" w:line="240" w:lineRule="auto"/>
-              <w:jc w:val="center"/>
-            </w:pPr>
             <w:r>
               <w:rPr>
-                <w:rFonts w:ascii="Times New Roman" w:hAnsi="Times New Roman" w:eastAsia="Times New Roman"/>
+                <w:rFonts w:ascii="Times New Roman" w:hAnsi="Times New Roman"/>
                 <w:b w:val="0"/>
                 <w:i w:val="0"/>
-                <w:sz w:val="18"/>
+                <w:sz w:val="20"/>
               </w:rPr>
-              <w:t>5.24</w:t>
+              <w:t>4.11</w:t>
             </w:r>
           </w:p>
         </w:tc>
         <w:tc>
           <w:tcPr>
-            <w:tcW w:type="dxa" w:w="1040"/>
+            <w:tcW w:type="dxa" w:w="1234"/>
             <w:tcBorders>
-              <w:top w:val="single" w:sz="8" w:space="0" w:color="000000"/>
-              <w:left w:val="nil"/>
-              <w:bottom w:val="nil"/>
-              <w:right w:val="nil"/>
+              <w:left w:val="nil" w:sz="8" w:space="0" w:color="000000"/>
+              <w:right w:val="nil" w:sz="8" w:space="0" w:color="000000"/>
+              <w:top w:val="nil" w:sz="8" w:space="0" w:color="000000"/>
+              <w:bottom w:val="nil" w:sz="8" w:space="0" w:color="000000"/>
             </w:tcBorders>
           </w:tcPr>
           <w:p>
-            <w:pPr>
-              <w:spacing w:after="20" w:before="20" w:line="240" w:lineRule="auto"/>
-              <w:jc w:val="center"/>
-            </w:pPr>
             <w:r>
               <w:rPr>
-                <w:rFonts w:ascii="Times New Roman" w:hAnsi="Times New Roman" w:eastAsia="Times New Roman"/>
+                <w:rFonts w:ascii="Times New Roman" w:hAnsi="Times New Roman"/>
                 <w:b w:val="0"/>
                 <w:i w:val="0"/>
-                <w:sz w:val="18"/>
-              </w:rPr>
-              <w:t>63.70</w:t>
-            </w:r>
-          </w:p>
-        </w:tc>
-        <w:tc>
-          <w:tcPr>
-            <w:tcW w:type="dxa" w:w="1040"/>
-            <w:tcBorders>
-              <w:top w:val="single" w:sz="8" w:space="0" w:color="000000"/>
-              <w:left w:val="nil"/>
-              <w:bottom w:val="nil"/>
-              <w:right w:val="nil"/>
-            </w:tcBorders>
-          </w:tcPr>
-          <w:p>
-            <w:pPr>
-              <w:spacing w:after="20" w:before="20" w:line="240" w:lineRule="auto"/>
-              <w:jc w:val="center"/>
-            </w:pPr>
-            <w:r>
-              <w:rPr>
-                <w:rFonts w:ascii="Times New Roman" w:hAnsi="Times New Roman" w:eastAsia="Times New Roman"/>
-                <w:b w:val="0"/>
-                <w:i w:val="0"/>
-                <w:sz w:val="18"/>
-              </w:rPr>
-              <w:t>6.12</w:t>
-            </w:r>
-          </w:p>
-        </w:tc>
-        <w:tc>
-          <w:tcPr>
-            <w:tcW w:type="dxa" w:w="1040"/>
-            <w:tcBorders>
-              <w:top w:val="single" w:sz="8" w:space="0" w:color="000000"/>
-              <w:left w:val="nil"/>
-              <w:bottom w:val="nil"/>
-              <w:right w:val="nil"/>
-            </w:tcBorders>
-          </w:tcPr>
-          <w:p>
-            <w:pPr>
-              <w:spacing w:after="20" w:before="20" w:line="240" w:lineRule="auto"/>
-              <w:jc w:val="center"/>
-            </w:pPr>
-            <w:r>
-              <w:rPr>
-                <w:rFonts w:ascii="Times New Roman" w:hAnsi="Times New Roman" w:eastAsia="Times New Roman"/>
-                <w:b w:val="0"/>
-                <w:i w:val="0"/>
-                <w:sz w:val="18"/>
-              </w:rPr>
-              <w:t>3.55***</w:t>
-            </w:r>
-          </w:p>
-        </w:tc>
-        <w:tc>
-          <w:tcPr>
-            <w:tcW w:type="dxa" w:w="1040"/>
-            <w:tcBorders>
-              <w:top w:val="single" w:sz="8" w:space="0" w:color="000000"/>
-              <w:left w:val="nil"/>
-              <w:bottom w:val="nil"/>
-              <w:right w:val="nil"/>
-            </w:tcBorders>
-          </w:tcPr>
-          <w:p>
-            <w:pPr>
-              <w:spacing w:after="20" w:before="20" w:line="240" w:lineRule="auto"/>
-              <w:jc w:val="center"/>
-            </w:pPr>
-            <w:r>
-              <w:rPr>
-                <w:rFonts w:ascii="Times New Roman" w:hAnsi="Times New Roman" w:eastAsia="Times New Roman"/>
-                <w:b w:val="0"/>
-                <w:i w:val="0"/>
-                <w:sz w:val="18"/>
+                <w:sz w:val="20"/>
               </w:rPr>
               <w:t>9.46</w:t>
             </w:r>
@@ -3335,53 +1329,67 @@
         </w:tc>
         <w:tc>
           <w:tcPr>
-            <w:tcW w:type="dxa" w:w="1040"/>
+            <w:tcW w:type="dxa" w:w="1234"/>
             <w:tcBorders>
-              <w:top w:val="single" w:sz="8" w:space="0" w:color="000000"/>
-              <w:left w:val="nil"/>
-              <w:bottom w:val="nil"/>
-              <w:right w:val="nil"/>
+              <w:left w:val="nil" w:sz="8" w:space="0" w:color="000000"/>
+              <w:right w:val="nil" w:sz="8" w:space="0" w:color="000000"/>
+              <w:top w:val="nil" w:sz="8" w:space="0" w:color="000000"/>
+              <w:bottom w:val="nil" w:sz="8" w:space="0" w:color="000000"/>
             </w:tcBorders>
           </w:tcPr>
           <w:p>
-            <w:pPr>
-              <w:spacing w:after="20" w:before="20" w:line="240" w:lineRule="auto"/>
-              <w:jc w:val="center"/>
-            </w:pPr>
             <w:r>
               <w:rPr>
-                <w:rFonts w:ascii="Times New Roman" w:hAnsi="Times New Roman" w:eastAsia="Times New Roman"/>
+                <w:rFonts w:ascii="Times New Roman" w:hAnsi="Times New Roman"/>
                 <w:b w:val="0"/>
                 <w:i w:val="0"/>
-                <w:sz w:val="18"/>
+                <w:sz w:val="20"/>
               </w:rPr>
-              <w:t>&lt;.001</w:t>
+              <w:t>&lt; .001***</w:t>
             </w:r>
           </w:p>
         </w:tc>
         <w:tc>
           <w:tcPr>
-            <w:tcW w:type="dxa" w:w="1040"/>
+            <w:tcW w:type="dxa" w:w="1234"/>
             <w:tcBorders>
-              <w:top w:val="single" w:sz="8" w:space="0" w:color="000000"/>
-              <w:left w:val="nil"/>
-              <w:bottom w:val="nil"/>
-              <w:right w:val="nil"/>
+              <w:left w:val="nil" w:sz="8" w:space="0" w:color="000000"/>
+              <w:right w:val="nil" w:sz="8" w:space="0" w:color="000000"/>
+              <w:top w:val="nil" w:sz="8" w:space="0" w:color="000000"/>
+              <w:bottom w:val="nil" w:sz="8" w:space="0" w:color="000000"/>
             </w:tcBorders>
           </w:tcPr>
           <w:p>
-            <w:pPr>
-              <w:spacing w:after="20" w:before="20" w:line="240" w:lineRule="auto"/>
-              <w:jc w:val="center"/>
-            </w:pPr>
             <w:r>
               <w:rPr>
-                <w:rFonts w:ascii="Times New Roman" w:hAnsi="Times New Roman" w:eastAsia="Times New Roman"/>
+                <w:rFonts w:ascii="Times New Roman" w:hAnsi="Times New Roman"/>
                 <w:b w:val="0"/>
                 <w:i w:val="0"/>
-                <w:sz w:val="18"/>
+                <w:sz w:val="20"/>
               </w:rPr>
               <w:t>0.86</w:t>
+            </w:r>
+          </w:p>
+        </w:tc>
+        <w:tc>
+          <w:tcPr>
+            <w:tcW w:type="dxa" w:w="1234"/>
+            <w:tcBorders>
+              <w:left w:val="nil" w:sz="8" w:space="0" w:color="000000"/>
+              <w:right w:val="nil" w:sz="8" w:space="0" w:color="000000"/>
+              <w:top w:val="nil" w:sz="8" w:space="0" w:color="000000"/>
+              <w:bottom w:val="nil" w:sz="8" w:space="0" w:color="000000"/>
+            </w:tcBorders>
+          </w:tcPr>
+          <w:p>
+            <w:r>
+              <w:rPr>
+                <w:rFonts w:ascii="Times New Roman" w:hAnsi="Times New Roman"/>
+                <w:b w:val="0"/>
+                <w:i w:val="0"/>
+                <w:sz w:val="20"/>
+              </w:rPr>
+              <w:t>[2.81, 4.29]</w:t>
             </w:r>
           </w:p>
         </w:tc>
@@ -3389,25 +1397,21 @@
       <w:tr>
         <w:tc>
           <w:tcPr>
-            <w:tcW w:type="dxa" w:w="1040"/>
+            <w:tcW w:type="dxa" w:w="1234"/>
             <w:tcBorders>
-              <w:top w:val="nil"/>
-              <w:left w:val="nil"/>
-              <w:bottom w:val="nil"/>
-              <w:right w:val="nil"/>
+              <w:left w:val="nil" w:sz="8" w:space="0" w:color="000000"/>
+              <w:right w:val="nil" w:sz="8" w:space="0" w:color="000000"/>
+              <w:top w:val="nil" w:sz="8" w:space="0" w:color="000000"/>
+              <w:bottom w:val="nil" w:sz="8" w:space="0" w:color="000000"/>
             </w:tcBorders>
           </w:tcPr>
           <w:p>
-            <w:pPr>
-              <w:spacing w:after="20" w:before="20" w:line="240" w:lineRule="auto"/>
-              <w:jc w:val="left"/>
-            </w:pPr>
             <w:r>
               <w:rPr>
-                <w:rFonts w:ascii="Times New Roman" w:hAnsi="Times New Roman" w:eastAsia="Times New Roman"/>
+                <w:rFonts w:ascii="Times New Roman" w:hAnsi="Times New Roman"/>
                 <w:b w:val="0"/>
                 <w:i w:val="0"/>
-                <w:sz w:val="18"/>
+                <w:sz w:val="20"/>
               </w:rPr>
               <w:t>Reading</w:t>
             </w:r>
@@ -3415,129 +1419,21 @@
         </w:tc>
         <w:tc>
           <w:tcPr>
-            <w:tcW w:type="dxa" w:w="1040"/>
+            <w:tcW w:type="dxa" w:w="1234"/>
             <w:tcBorders>
-              <w:top w:val="nil"/>
-              <w:left w:val="nil"/>
-              <w:bottom w:val="nil"/>
-              <w:right w:val="nil"/>
+              <w:left w:val="nil" w:sz="8" w:space="0" w:color="000000"/>
+              <w:right w:val="nil" w:sz="8" w:space="0" w:color="000000"/>
+              <w:top w:val="nil" w:sz="8" w:space="0" w:color="000000"/>
+              <w:bottom w:val="nil" w:sz="8" w:space="0" w:color="000000"/>
             </w:tcBorders>
           </w:tcPr>
           <w:p>
-            <w:pPr>
-              <w:spacing w:after="20" w:before="20" w:line="240" w:lineRule="auto"/>
-              <w:jc w:val="center"/>
-            </w:pPr>
             <w:r>
               <w:rPr>
-                <w:rFonts w:ascii="Times New Roman" w:hAnsi="Times New Roman" w:eastAsia="Times New Roman"/>
+                <w:rFonts w:ascii="Times New Roman" w:hAnsi="Times New Roman"/>
                 <w:b w:val="0"/>
                 <w:i w:val="0"/>
-                <w:sz w:val="18"/>
-              </w:rPr>
-              <w:t>67.82</w:t>
-            </w:r>
-          </w:p>
-        </w:tc>
-        <w:tc>
-          <w:tcPr>
-            <w:tcW w:type="dxa" w:w="1040"/>
-            <w:tcBorders>
-              <w:top w:val="nil"/>
-              <w:left w:val="nil"/>
-              <w:bottom w:val="nil"/>
-              <w:right w:val="nil"/>
-            </w:tcBorders>
-          </w:tcPr>
-          <w:p>
-            <w:pPr>
-              <w:spacing w:after="20" w:before="20" w:line="240" w:lineRule="auto"/>
-              <w:jc w:val="center"/>
-            </w:pPr>
-            <w:r>
-              <w:rPr>
-                <w:rFonts w:ascii="Times New Roman" w:hAnsi="Times New Roman" w:eastAsia="Times New Roman"/>
-                <w:b w:val="0"/>
-                <w:i w:val="0"/>
-                <w:sz w:val="18"/>
-              </w:rPr>
-              <w:t>4.86</w:t>
-            </w:r>
-          </w:p>
-        </w:tc>
-        <w:tc>
-          <w:tcPr>
-            <w:tcW w:type="dxa" w:w="1040"/>
-            <w:tcBorders>
-              <w:top w:val="nil"/>
-              <w:left w:val="nil"/>
-              <w:bottom w:val="nil"/>
-              <w:right w:val="nil"/>
-            </w:tcBorders>
-          </w:tcPr>
-          <w:p>
-            <w:pPr>
-              <w:spacing w:after="20" w:before="20" w:line="240" w:lineRule="auto"/>
-              <w:jc w:val="center"/>
-            </w:pPr>
-            <w:r>
-              <w:rPr>
-                <w:rFonts w:ascii="Times New Roman" w:hAnsi="Times New Roman" w:eastAsia="Times New Roman"/>
-                <w:b w:val="0"/>
-                <w:i w:val="0"/>
-                <w:sz w:val="18"/>
-              </w:rPr>
-              <w:t>68.23</w:t>
-            </w:r>
-          </w:p>
-        </w:tc>
-        <w:tc>
-          <w:tcPr>
-            <w:tcW w:type="dxa" w:w="1040"/>
-            <w:tcBorders>
-              <w:top w:val="nil"/>
-              <w:left w:val="nil"/>
-              <w:bottom w:val="nil"/>
-              <w:right w:val="nil"/>
-            </w:tcBorders>
-          </w:tcPr>
-          <w:p>
-            <w:pPr>
-              <w:spacing w:after="20" w:before="20" w:line="240" w:lineRule="auto"/>
-              <w:jc w:val="center"/>
-            </w:pPr>
-            <w:r>
-              <w:rPr>
-                <w:rFonts w:ascii="Times New Roman" w:hAnsi="Times New Roman" w:eastAsia="Times New Roman"/>
-                <w:b w:val="0"/>
-                <w:i w:val="0"/>
-                <w:sz w:val="18"/>
-              </w:rPr>
-              <w:t>5.72</w:t>
-            </w:r>
-          </w:p>
-        </w:tc>
-        <w:tc>
-          <w:tcPr>
-            <w:tcW w:type="dxa" w:w="1040"/>
-            <w:tcBorders>
-              <w:top w:val="nil"/>
-              <w:left w:val="nil"/>
-              <w:bottom w:val="nil"/>
-              <w:right w:val="nil"/>
-            </w:tcBorders>
-          </w:tcPr>
-          <w:p>
-            <w:pPr>
-              <w:spacing w:after="20" w:before="20" w:line="240" w:lineRule="auto"/>
-              <w:jc w:val="center"/>
-            </w:pPr>
-            <w:r>
-              <w:rPr>
-                <w:rFonts w:ascii="Times New Roman" w:hAnsi="Times New Roman" w:eastAsia="Times New Roman"/>
-                <w:b w:val="0"/>
-                <w:i w:val="0"/>
-                <w:sz w:val="18"/>
+                <w:sz w:val="20"/>
               </w:rPr>
               <w:t>-0.41</w:t>
             </w:r>
@@ -3545,25 +1441,43 @@
         </w:tc>
         <w:tc>
           <w:tcPr>
-            <w:tcW w:type="dxa" w:w="1040"/>
+            <w:tcW w:type="dxa" w:w="1234"/>
             <w:tcBorders>
-              <w:top w:val="nil"/>
-              <w:left w:val="nil"/>
-              <w:bottom w:val="nil"/>
-              <w:right w:val="nil"/>
+              <w:left w:val="nil" w:sz="8" w:space="0" w:color="000000"/>
+              <w:right w:val="nil" w:sz="8" w:space="0" w:color="000000"/>
+              <w:top w:val="nil" w:sz="8" w:space="0" w:color="000000"/>
+              <w:bottom w:val="nil" w:sz="8" w:space="0" w:color="000000"/>
             </w:tcBorders>
           </w:tcPr>
           <w:p>
-            <w:pPr>
-              <w:spacing w:after="20" w:before="20" w:line="240" w:lineRule="auto"/>
-              <w:jc w:val="center"/>
-            </w:pPr>
             <w:r>
               <w:rPr>
-                <w:rFonts w:ascii="Times New Roman" w:hAnsi="Times New Roman" w:eastAsia="Times New Roman"/>
+                <w:rFonts w:ascii="Times New Roman" w:hAnsi="Times New Roman"/>
                 <w:b w:val="0"/>
                 <w:i w:val="0"/>
-                <w:sz w:val="18"/>
+                <w:sz w:val="20"/>
+              </w:rPr>
+              <w:t>3.53</w:t>
+            </w:r>
+          </w:p>
+        </w:tc>
+        <w:tc>
+          <w:tcPr>
+            <w:tcW w:type="dxa" w:w="1234"/>
+            <w:tcBorders>
+              <w:left w:val="nil" w:sz="8" w:space="0" w:color="000000"/>
+              <w:right w:val="nil" w:sz="8" w:space="0" w:color="000000"/>
+              <w:top w:val="nil" w:sz="8" w:space="0" w:color="000000"/>
+              <w:bottom w:val="nil" w:sz="8" w:space="0" w:color="000000"/>
+            </w:tcBorders>
+          </w:tcPr>
+          <w:p>
+            <w:r>
+              <w:rPr>
+                <w:rFonts w:ascii="Times New Roman" w:hAnsi="Times New Roman"/>
+                <w:b w:val="0"/>
+                <w:i w:val="0"/>
+                <w:sz w:val="20"/>
               </w:rPr>
               <w:t>-1.26</w:t>
             </w:r>
@@ -3571,53 +1485,67 @@
         </w:tc>
         <w:tc>
           <w:tcPr>
-            <w:tcW w:type="dxa" w:w="1040"/>
+            <w:tcW w:type="dxa" w:w="1234"/>
             <w:tcBorders>
-              <w:top w:val="nil"/>
-              <w:left w:val="nil"/>
-              <w:bottom w:val="nil"/>
-              <w:right w:val="nil"/>
+              <w:left w:val="nil" w:sz="8" w:space="0" w:color="000000"/>
+              <w:right w:val="nil" w:sz="8" w:space="0" w:color="000000"/>
+              <w:top w:val="nil" w:sz="8" w:space="0" w:color="000000"/>
+              <w:bottom w:val="nil" w:sz="8" w:space="0" w:color="000000"/>
             </w:tcBorders>
           </w:tcPr>
           <w:p>
-            <w:pPr>
-              <w:spacing w:after="20" w:before="20" w:line="240" w:lineRule="auto"/>
-              <w:jc w:val="center"/>
-            </w:pPr>
             <w:r>
               <w:rPr>
-                <w:rFonts w:ascii="Times New Roman" w:hAnsi="Times New Roman" w:eastAsia="Times New Roman"/>
+                <w:rFonts w:ascii="Times New Roman" w:hAnsi="Times New Roman"/>
                 <w:b w:val="0"/>
                 <w:i w:val="0"/>
-                <w:sz w:val="18"/>
+                <w:sz w:val="20"/>
               </w:rPr>
-              <w:t>.211</w:t>
+              <w:t>= .21</w:t>
             </w:r>
           </w:p>
         </w:tc>
         <w:tc>
           <w:tcPr>
-            <w:tcW w:type="dxa" w:w="1040"/>
+            <w:tcW w:type="dxa" w:w="1234"/>
             <w:tcBorders>
-              <w:top w:val="nil"/>
-              <w:left w:val="nil"/>
-              <w:bottom w:val="nil"/>
-              <w:right w:val="nil"/>
+              <w:left w:val="nil" w:sz="8" w:space="0" w:color="000000"/>
+              <w:right w:val="nil" w:sz="8" w:space="0" w:color="000000"/>
+              <w:top w:val="nil" w:sz="8" w:space="0" w:color="000000"/>
+              <w:bottom w:val="nil" w:sz="8" w:space="0" w:color="000000"/>
             </w:tcBorders>
           </w:tcPr>
           <w:p>
-            <w:pPr>
-              <w:spacing w:after="20" w:before="20" w:line="240" w:lineRule="auto"/>
-              <w:jc w:val="center"/>
-            </w:pPr>
             <w:r>
               <w:rPr>
-                <w:rFonts w:ascii="Times New Roman" w:hAnsi="Times New Roman" w:eastAsia="Times New Roman"/>
+                <w:rFonts w:ascii="Times New Roman" w:hAnsi="Times New Roman"/>
                 <w:b w:val="0"/>
                 <w:i w:val="0"/>
-                <w:sz w:val="18"/>
+                <w:sz w:val="20"/>
               </w:rPr>
               <w:t>-0.11</w:t>
+            </w:r>
+          </w:p>
+        </w:tc>
+        <w:tc>
+          <w:tcPr>
+            <w:tcW w:type="dxa" w:w="1234"/>
+            <w:tcBorders>
+              <w:left w:val="nil" w:sz="8" w:space="0" w:color="000000"/>
+              <w:right w:val="nil" w:sz="8" w:space="0" w:color="000000"/>
+              <w:top w:val="nil" w:sz="8" w:space="0" w:color="000000"/>
+              <w:bottom w:val="nil" w:sz="8" w:space="0" w:color="000000"/>
+            </w:tcBorders>
+          </w:tcPr>
+          <w:p>
+            <w:r>
+              <w:rPr>
+                <w:rFonts w:ascii="Times New Roman" w:hAnsi="Times New Roman"/>
+                <w:b w:val="0"/>
+                <w:i w:val="0"/>
+                <w:sz w:val="20"/>
+              </w:rPr>
+              <w:t>[-1.04, 0.23]</w:t>
             </w:r>
           </w:p>
         </w:tc>
@@ -3625,25 +1553,21 @@
       <w:tr>
         <w:tc>
           <w:tcPr>
-            <w:tcW w:type="dxa" w:w="1040"/>
+            <w:tcW w:type="dxa" w:w="1234"/>
             <w:tcBorders>
-              <w:top w:val="nil"/>
-              <w:left w:val="nil"/>
-              <w:bottom w:val="nil"/>
-              <w:right w:val="nil"/>
+              <w:left w:val="nil" w:sz="8" w:space="0" w:color="000000"/>
+              <w:right w:val="nil" w:sz="8" w:space="0" w:color="000000"/>
+              <w:top w:val="nil" w:sz="8" w:space="0" w:color="000000"/>
+              <w:bottom w:val="nil" w:sz="8" w:space="0" w:color="000000"/>
             </w:tcBorders>
           </w:tcPr>
           <w:p>
-            <w:pPr>
-              <w:spacing w:after="20" w:before="20" w:line="240" w:lineRule="auto"/>
-              <w:jc w:val="left"/>
-            </w:pPr>
             <w:r>
               <w:rPr>
-                <w:rFonts w:ascii="Times New Roman" w:hAnsi="Times New Roman" w:eastAsia="Times New Roman"/>
+                <w:rFonts w:ascii="Times New Roman" w:hAnsi="Times New Roman"/>
                 <w:b w:val="0"/>
                 <w:i w:val="0"/>
-                <w:sz w:val="18"/>
+                <w:sz w:val="20"/>
               </w:rPr>
               <w:t>Writing</w:t>
             </w:r>
@@ -3651,129 +1575,21 @@
         </w:tc>
         <w:tc>
           <w:tcPr>
-            <w:tcW w:type="dxa" w:w="1040"/>
+            <w:tcW w:type="dxa" w:w="1234"/>
             <w:tcBorders>
-              <w:top w:val="nil"/>
-              <w:left w:val="nil"/>
-              <w:bottom w:val="nil"/>
-              <w:right w:val="nil"/>
+              <w:left w:val="nil" w:sz="8" w:space="0" w:color="000000"/>
+              <w:right w:val="nil" w:sz="8" w:space="0" w:color="000000"/>
+              <w:top w:val="nil" w:sz="8" w:space="0" w:color="000000"/>
+              <w:bottom w:val="nil" w:sz="8" w:space="0" w:color="000000"/>
             </w:tcBorders>
           </w:tcPr>
           <w:p>
-            <w:pPr>
-              <w:spacing w:after="20" w:before="20" w:line="240" w:lineRule="auto"/>
-              <w:jc w:val="center"/>
-            </w:pPr>
             <w:r>
               <w:rPr>
-                <w:rFonts w:ascii="Times New Roman" w:hAnsi="Times New Roman" w:eastAsia="Times New Roman"/>
+                <w:rFonts w:ascii="Times New Roman" w:hAnsi="Times New Roman"/>
                 <w:b w:val="0"/>
                 <w:i w:val="0"/>
-                <w:sz w:val="18"/>
-              </w:rPr>
-              <w:t>66.34</w:t>
-            </w:r>
-          </w:p>
-        </w:tc>
-        <w:tc>
-          <w:tcPr>
-            <w:tcW w:type="dxa" w:w="1040"/>
-            <w:tcBorders>
-              <w:top w:val="nil"/>
-              <w:left w:val="nil"/>
-              <w:bottom w:val="nil"/>
-              <w:right w:val="nil"/>
-            </w:tcBorders>
-          </w:tcPr>
-          <w:p>
-            <w:pPr>
-              <w:spacing w:after="20" w:before="20" w:line="240" w:lineRule="auto"/>
-              <w:jc w:val="center"/>
-            </w:pPr>
-            <w:r>
-              <w:rPr>
-                <w:rFonts w:ascii="Times New Roman" w:hAnsi="Times New Roman" w:eastAsia="Times New Roman"/>
-                <w:b w:val="0"/>
-                <w:i w:val="0"/>
-                <w:sz w:val="18"/>
-              </w:rPr>
-              <w:t>5.22</w:t>
-            </w:r>
-          </w:p>
-        </w:tc>
-        <w:tc>
-          <w:tcPr>
-            <w:tcW w:type="dxa" w:w="1040"/>
-            <w:tcBorders>
-              <w:top w:val="nil"/>
-              <w:left w:val="nil"/>
-              <w:bottom w:val="nil"/>
-              <w:right w:val="nil"/>
-            </w:tcBorders>
-          </w:tcPr>
-          <w:p>
-            <w:pPr>
-              <w:spacing w:after="20" w:before="20" w:line="240" w:lineRule="auto"/>
-              <w:jc w:val="center"/>
-            </w:pPr>
-            <w:r>
-              <w:rPr>
-                <w:rFonts w:ascii="Times New Roman" w:hAnsi="Times New Roman" w:eastAsia="Times New Roman"/>
-                <w:b w:val="0"/>
-                <w:i w:val="0"/>
-                <w:sz w:val="18"/>
-              </w:rPr>
-              <w:t>66.69</w:t>
-            </w:r>
-          </w:p>
-        </w:tc>
-        <w:tc>
-          <w:tcPr>
-            <w:tcW w:type="dxa" w:w="1040"/>
-            <w:tcBorders>
-              <w:top w:val="nil"/>
-              <w:left w:val="nil"/>
-              <w:bottom w:val="nil"/>
-              <w:right w:val="nil"/>
-            </w:tcBorders>
-          </w:tcPr>
-          <w:p>
-            <w:pPr>
-              <w:spacing w:after="20" w:before="20" w:line="240" w:lineRule="auto"/>
-              <w:jc w:val="center"/>
-            </w:pPr>
-            <w:r>
-              <w:rPr>
-                <w:rFonts w:ascii="Times New Roman" w:hAnsi="Times New Roman" w:eastAsia="Times New Roman"/>
-                <w:b w:val="0"/>
-                <w:i w:val="0"/>
-                <w:sz w:val="18"/>
-              </w:rPr>
-              <w:t>6.51</w:t>
-            </w:r>
-          </w:p>
-        </w:tc>
-        <w:tc>
-          <w:tcPr>
-            <w:tcW w:type="dxa" w:w="1040"/>
-            <w:tcBorders>
-              <w:top w:val="nil"/>
-              <w:left w:val="nil"/>
-              <w:bottom w:val="nil"/>
-              <w:right w:val="nil"/>
-            </w:tcBorders>
-          </w:tcPr>
-          <w:p>
-            <w:pPr>
-              <w:spacing w:after="20" w:before="20" w:line="240" w:lineRule="auto"/>
-              <w:jc w:val="center"/>
-            </w:pPr>
-            <w:r>
-              <w:rPr>
-                <w:rFonts w:ascii="Times New Roman" w:hAnsi="Times New Roman" w:eastAsia="Times New Roman"/>
-                <w:b w:val="0"/>
-                <w:i w:val="0"/>
-                <w:sz w:val="18"/>
+                <w:sz w:val="20"/>
               </w:rPr>
               <w:t>-0.35</w:t>
             </w:r>
@@ -3781,25 +1597,43 @@
         </w:tc>
         <w:tc>
           <w:tcPr>
-            <w:tcW w:type="dxa" w:w="1040"/>
+            <w:tcW w:type="dxa" w:w="1234"/>
             <w:tcBorders>
-              <w:top w:val="nil"/>
-              <w:left w:val="nil"/>
-              <w:bottom w:val="nil"/>
-              <w:right w:val="nil"/>
+              <w:left w:val="nil" w:sz="8" w:space="0" w:color="000000"/>
+              <w:right w:val="nil" w:sz="8" w:space="0" w:color="000000"/>
+              <w:top w:val="nil" w:sz="8" w:space="0" w:color="000000"/>
+              <w:bottom w:val="nil" w:sz="8" w:space="0" w:color="000000"/>
             </w:tcBorders>
           </w:tcPr>
           <w:p>
-            <w:pPr>
-              <w:spacing w:after="20" w:before="20" w:line="240" w:lineRule="auto"/>
-              <w:jc w:val="center"/>
-            </w:pPr>
             <w:r>
               <w:rPr>
-                <w:rFonts w:ascii="Times New Roman" w:hAnsi="Times New Roman" w:eastAsia="Times New Roman"/>
+                <w:rFonts w:ascii="Times New Roman" w:hAnsi="Times New Roman"/>
                 <w:b w:val="0"/>
                 <w:i w:val="0"/>
-                <w:sz w:val="18"/>
+                <w:sz w:val="20"/>
+              </w:rPr>
+              <w:t>4.10</w:t>
+            </w:r>
+          </w:p>
+        </w:tc>
+        <w:tc>
+          <w:tcPr>
+            <w:tcW w:type="dxa" w:w="1234"/>
+            <w:tcBorders>
+              <w:left w:val="nil" w:sz="8" w:space="0" w:color="000000"/>
+              <w:right w:val="nil" w:sz="8" w:space="0" w:color="000000"/>
+              <w:top w:val="nil" w:sz="8" w:space="0" w:color="000000"/>
+              <w:bottom w:val="nil" w:sz="8" w:space="0" w:color="000000"/>
+            </w:tcBorders>
+          </w:tcPr>
+          <w:p>
+            <w:r>
+              <w:rPr>
+                <w:rFonts w:ascii="Times New Roman" w:hAnsi="Times New Roman"/>
+                <w:b w:val="0"/>
+                <w:i w:val="0"/>
+                <w:sz w:val="20"/>
               </w:rPr>
               <w:t>-0.93</w:t>
             </w:r>
@@ -3807,53 +1641,67 @@
         </w:tc>
         <w:tc>
           <w:tcPr>
-            <w:tcW w:type="dxa" w:w="1040"/>
+            <w:tcW w:type="dxa" w:w="1234"/>
             <w:tcBorders>
-              <w:top w:val="nil"/>
-              <w:left w:val="nil"/>
-              <w:bottom w:val="nil"/>
-              <w:right w:val="nil"/>
+              <w:left w:val="nil" w:sz="8" w:space="0" w:color="000000"/>
+              <w:right w:val="nil" w:sz="8" w:space="0" w:color="000000"/>
+              <w:top w:val="nil" w:sz="8" w:space="0" w:color="000000"/>
+              <w:bottom w:val="nil" w:sz="8" w:space="0" w:color="000000"/>
             </w:tcBorders>
           </w:tcPr>
           <w:p>
-            <w:pPr>
-              <w:spacing w:after="20" w:before="20" w:line="240" w:lineRule="auto"/>
-              <w:jc w:val="center"/>
-            </w:pPr>
             <w:r>
               <w:rPr>
-                <w:rFonts w:ascii="Times New Roman" w:hAnsi="Times New Roman" w:eastAsia="Times New Roman"/>
+                <w:rFonts w:ascii="Times New Roman" w:hAnsi="Times New Roman"/>
                 <w:b w:val="0"/>
                 <w:i w:val="0"/>
-                <w:sz w:val="18"/>
+                <w:sz w:val="20"/>
               </w:rPr>
-              <w:t>.353</w:t>
+              <w:t>= .35</w:t>
             </w:r>
           </w:p>
         </w:tc>
         <w:tc>
           <w:tcPr>
-            <w:tcW w:type="dxa" w:w="1040"/>
+            <w:tcW w:type="dxa" w:w="1234"/>
             <w:tcBorders>
-              <w:top w:val="nil"/>
-              <w:left w:val="nil"/>
-              <w:bottom w:val="nil"/>
-              <w:right w:val="nil"/>
+              <w:left w:val="nil" w:sz="8" w:space="0" w:color="000000"/>
+              <w:right w:val="nil" w:sz="8" w:space="0" w:color="000000"/>
+              <w:top w:val="nil" w:sz="8" w:space="0" w:color="000000"/>
+              <w:bottom w:val="nil" w:sz="8" w:space="0" w:color="000000"/>
             </w:tcBorders>
           </w:tcPr>
           <w:p>
-            <w:pPr>
-              <w:spacing w:after="20" w:before="20" w:line="240" w:lineRule="auto"/>
-              <w:jc w:val="center"/>
-            </w:pPr>
             <w:r>
               <w:rPr>
-                <w:rFonts w:ascii="Times New Roman" w:hAnsi="Times New Roman" w:eastAsia="Times New Roman"/>
+                <w:rFonts w:ascii="Times New Roman" w:hAnsi="Times New Roman"/>
                 <w:b w:val="0"/>
                 <w:i w:val="0"/>
-                <w:sz w:val="18"/>
+                <w:sz w:val="20"/>
               </w:rPr>
               <w:t>-0.09</w:t>
+            </w:r>
+          </w:p>
+        </w:tc>
+        <w:tc>
+          <w:tcPr>
+            <w:tcW w:type="dxa" w:w="1234"/>
+            <w:tcBorders>
+              <w:left w:val="nil" w:sz="8" w:space="0" w:color="000000"/>
+              <w:right w:val="nil" w:sz="8" w:space="0" w:color="000000"/>
+              <w:top w:val="nil" w:sz="8" w:space="0" w:color="000000"/>
+              <w:bottom w:val="nil" w:sz="8" w:space="0" w:color="000000"/>
+            </w:tcBorders>
+          </w:tcPr>
+          <w:p>
+            <w:r>
+              <w:rPr>
+                <w:rFonts w:ascii="Times New Roman" w:hAnsi="Times New Roman"/>
+                <w:b w:val="0"/>
+                <w:i w:val="0"/>
+                <w:sz w:val="20"/>
+              </w:rPr>
+              <w:t>[-1.09, 0.39]</w:t>
             </w:r>
           </w:p>
         </w:tc>
@@ -3861,25 +1709,21 @@
       <w:tr>
         <w:tc>
           <w:tcPr>
-            <w:tcW w:type="dxa" w:w="1040"/>
+            <w:tcW w:type="dxa" w:w="1234"/>
             <w:tcBorders>
-              <w:top w:val="nil"/>
-              <w:left w:val="nil"/>
-              <w:bottom w:val="nil"/>
-              <w:right w:val="nil"/>
+              <w:left w:val="nil" w:sz="8" w:space="0" w:color="000000"/>
+              <w:right w:val="nil" w:sz="8" w:space="0" w:color="000000"/>
+              <w:top w:val="nil" w:sz="8" w:space="0" w:color="000000"/>
+              <w:bottom w:val="nil" w:sz="8" w:space="0" w:color="000000"/>
             </w:tcBorders>
           </w:tcPr>
           <w:p>
-            <w:pPr>
-              <w:spacing w:after="20" w:before="20" w:line="240" w:lineRule="auto"/>
-              <w:jc w:val="left"/>
-            </w:pPr>
             <w:r>
               <w:rPr>
-                <w:rFonts w:ascii="Times New Roman" w:hAnsi="Times New Roman" w:eastAsia="Times New Roman"/>
+                <w:rFonts w:ascii="Times New Roman" w:hAnsi="Times New Roman"/>
                 <w:b w:val="0"/>
                 <w:i w:val="0"/>
-                <w:sz w:val="18"/>
+                <w:sz w:val="20"/>
               </w:rPr>
               <w:t>Speaking</w:t>
             </w:r>
@@ -3887,155 +1731,65 @@
         </w:tc>
         <w:tc>
           <w:tcPr>
-            <w:tcW w:type="dxa" w:w="1040"/>
+            <w:tcW w:type="dxa" w:w="1234"/>
             <w:tcBorders>
-              <w:top w:val="nil"/>
-              <w:left w:val="nil"/>
-              <w:bottom w:val="nil"/>
-              <w:right w:val="nil"/>
+              <w:left w:val="nil" w:sz="8" w:space="0" w:color="000000"/>
+              <w:right w:val="nil" w:sz="8" w:space="0" w:color="000000"/>
+              <w:top w:val="nil" w:sz="8" w:space="0" w:color="000000"/>
+              <w:bottom w:val="nil" w:sz="8" w:space="0" w:color="000000"/>
             </w:tcBorders>
           </w:tcPr>
           <w:p>
-            <w:pPr>
-              <w:spacing w:after="20" w:before="20" w:line="240" w:lineRule="auto"/>
-              <w:jc w:val="center"/>
-            </w:pPr>
             <w:r>
               <w:rPr>
-                <w:rFonts w:ascii="Times New Roman" w:hAnsi="Times New Roman" w:eastAsia="Times New Roman"/>
+                <w:rFonts w:ascii="Times New Roman" w:hAnsi="Times New Roman"/>
                 <w:b w:val="0"/>
                 <w:i w:val="0"/>
-                <w:sz w:val="18"/>
+                <w:sz w:val="20"/>
               </w:rPr>
-              <w:t>65.72</w:t>
+              <w:t>5.10</w:t>
             </w:r>
           </w:p>
         </w:tc>
         <w:tc>
           <w:tcPr>
-            <w:tcW w:type="dxa" w:w="1040"/>
+            <w:tcW w:type="dxa" w:w="1234"/>
             <w:tcBorders>
-              <w:top w:val="nil"/>
-              <w:left w:val="nil"/>
-              <w:bottom w:val="nil"/>
-              <w:right w:val="nil"/>
+              <w:left w:val="nil" w:sz="8" w:space="0" w:color="000000"/>
+              <w:right w:val="nil" w:sz="8" w:space="0" w:color="000000"/>
+              <w:top w:val="nil" w:sz="8" w:space="0" w:color="000000"/>
+              <w:bottom w:val="nil" w:sz="8" w:space="0" w:color="000000"/>
             </w:tcBorders>
           </w:tcPr>
           <w:p>
-            <w:pPr>
-              <w:spacing w:after="20" w:before="20" w:line="240" w:lineRule="auto"/>
-              <w:jc w:val="center"/>
-            </w:pPr>
             <w:r>
               <w:rPr>
-                <w:rFonts w:ascii="Times New Roman" w:hAnsi="Times New Roman" w:eastAsia="Times New Roman"/>
+                <w:rFonts w:ascii="Times New Roman" w:hAnsi="Times New Roman"/>
                 <w:b w:val="0"/>
                 <w:i w:val="0"/>
-                <w:sz w:val="18"/>
+                <w:sz w:val="20"/>
               </w:rPr>
-              <w:t>5.60</w:t>
+              <w:t>4.57</w:t>
             </w:r>
           </w:p>
         </w:tc>
         <w:tc>
           <w:tcPr>
-            <w:tcW w:type="dxa" w:w="1040"/>
+            <w:tcW w:type="dxa" w:w="1234"/>
             <w:tcBorders>
-              <w:top w:val="nil"/>
-              <w:left w:val="nil"/>
-              <w:bottom w:val="nil"/>
-              <w:right w:val="nil"/>
+              <w:left w:val="nil" w:sz="8" w:space="0" w:color="000000"/>
+              <w:right w:val="nil" w:sz="8" w:space="0" w:color="000000"/>
+              <w:top w:val="nil" w:sz="8" w:space="0" w:color="000000"/>
+              <w:bottom w:val="nil" w:sz="8" w:space="0" w:color="000000"/>
             </w:tcBorders>
           </w:tcPr>
           <w:p>
-            <w:pPr>
-              <w:spacing w:after="20" w:before="20" w:line="240" w:lineRule="auto"/>
-              <w:jc w:val="center"/>
-            </w:pPr>
             <w:r>
               <w:rPr>
-                <w:rFonts w:ascii="Times New Roman" w:hAnsi="Times New Roman" w:eastAsia="Times New Roman"/>
+                <w:rFonts w:ascii="Times New Roman" w:hAnsi="Times New Roman"/>
                 <w:b w:val="0"/>
                 <w:i w:val="0"/>
-                <w:sz w:val="18"/>
-              </w:rPr>
-              <w:t>60.62</w:t>
-            </w:r>
-          </w:p>
-        </w:tc>
-        <w:tc>
-          <w:tcPr>
-            <w:tcW w:type="dxa" w:w="1040"/>
-            <w:tcBorders>
-              <w:top w:val="nil"/>
-              <w:left w:val="nil"/>
-              <w:bottom w:val="nil"/>
-              <w:right w:val="nil"/>
-            </w:tcBorders>
-          </w:tcPr>
-          <w:p>
-            <w:pPr>
-              <w:spacing w:after="20" w:before="20" w:line="240" w:lineRule="auto"/>
-              <w:jc w:val="center"/>
-            </w:pPr>
-            <w:r>
-              <w:rPr>
-                <w:rFonts w:ascii="Times New Roman" w:hAnsi="Times New Roman" w:eastAsia="Times New Roman"/>
-                <w:b w:val="0"/>
-                <w:i w:val="0"/>
-                <w:sz w:val="18"/>
-              </w:rPr>
-              <w:t>6.33</w:t>
-            </w:r>
-          </w:p>
-        </w:tc>
-        <w:tc>
-          <w:tcPr>
-            <w:tcW w:type="dxa" w:w="1040"/>
-            <w:tcBorders>
-              <w:top w:val="nil"/>
-              <w:left w:val="nil"/>
-              <w:bottom w:val="nil"/>
-              <w:right w:val="nil"/>
-            </w:tcBorders>
-          </w:tcPr>
-          <w:p>
-            <w:pPr>
-              <w:spacing w:after="20" w:before="20" w:line="240" w:lineRule="auto"/>
-              <w:jc w:val="center"/>
-            </w:pPr>
-            <w:r>
-              <w:rPr>
-                <w:rFonts w:ascii="Times New Roman" w:hAnsi="Times New Roman" w:eastAsia="Times New Roman"/>
-                <w:b w:val="0"/>
-                <w:i w:val="0"/>
-                <w:sz w:val="18"/>
-              </w:rPr>
-              <w:t>5.10***</w:t>
-            </w:r>
-          </w:p>
-        </w:tc>
-        <w:tc>
-          <w:tcPr>
-            <w:tcW w:type="dxa" w:w="1040"/>
-            <w:tcBorders>
-              <w:top w:val="nil"/>
-              <w:left w:val="nil"/>
-              <w:bottom w:val="nil"/>
-              <w:right w:val="nil"/>
-            </w:tcBorders>
-          </w:tcPr>
-          <w:p>
-            <w:pPr>
-              <w:spacing w:after="20" w:before="20" w:line="240" w:lineRule="auto"/>
-              <w:jc w:val="center"/>
-            </w:pPr>
-            <w:r>
-              <w:rPr>
-                <w:rFonts w:ascii="Times New Roman" w:hAnsi="Times New Roman" w:eastAsia="Times New Roman"/>
-                <w:b w:val="0"/>
-                <w:i w:val="0"/>
-                <w:sz w:val="18"/>
+                <w:sz w:val="20"/>
               </w:rPr>
               <w:t>12.21</w:t>
             </w:r>
@@ -4043,53 +1797,67 @@
         </w:tc>
         <w:tc>
           <w:tcPr>
-            <w:tcW w:type="dxa" w:w="1040"/>
+            <w:tcW w:type="dxa" w:w="1234"/>
             <w:tcBorders>
-              <w:top w:val="nil"/>
-              <w:left w:val="nil"/>
-              <w:bottom w:val="nil"/>
-              <w:right w:val="nil"/>
+              <w:left w:val="nil" w:sz="8" w:space="0" w:color="000000"/>
+              <w:right w:val="nil" w:sz="8" w:space="0" w:color="000000"/>
+              <w:top w:val="nil" w:sz="8" w:space="0" w:color="000000"/>
+              <w:bottom w:val="nil" w:sz="8" w:space="0" w:color="000000"/>
             </w:tcBorders>
           </w:tcPr>
           <w:p>
-            <w:pPr>
-              <w:spacing w:after="20" w:before="20" w:line="240" w:lineRule="auto"/>
-              <w:jc w:val="center"/>
-            </w:pPr>
             <w:r>
               <w:rPr>
-                <w:rFonts w:ascii="Times New Roman" w:hAnsi="Times New Roman" w:eastAsia="Times New Roman"/>
+                <w:rFonts w:ascii="Times New Roman" w:hAnsi="Times New Roman"/>
                 <w:b w:val="0"/>
                 <w:i w:val="0"/>
-                <w:sz w:val="18"/>
+                <w:sz w:val="20"/>
               </w:rPr>
-              <w:t>&lt;.001</w:t>
+              <w:t>&lt; .001***</w:t>
             </w:r>
           </w:p>
         </w:tc>
         <w:tc>
           <w:tcPr>
-            <w:tcW w:type="dxa" w:w="1040"/>
+            <w:tcW w:type="dxa" w:w="1234"/>
             <w:tcBorders>
-              <w:top w:val="nil"/>
-              <w:left w:val="nil"/>
-              <w:bottom w:val="nil"/>
-              <w:right w:val="nil"/>
+              <w:left w:val="nil" w:sz="8" w:space="0" w:color="000000"/>
+              <w:right w:val="nil" w:sz="8" w:space="0" w:color="000000"/>
+              <w:top w:val="nil" w:sz="8" w:space="0" w:color="000000"/>
+              <w:bottom w:val="nil" w:sz="8" w:space="0" w:color="000000"/>
             </w:tcBorders>
           </w:tcPr>
           <w:p>
-            <w:pPr>
-              <w:spacing w:after="20" w:before="20" w:line="240" w:lineRule="auto"/>
-              <w:jc w:val="center"/>
-            </w:pPr>
             <w:r>
               <w:rPr>
-                <w:rFonts w:ascii="Times New Roman" w:hAnsi="Times New Roman" w:eastAsia="Times New Roman"/>
+                <w:rFonts w:ascii="Times New Roman" w:hAnsi="Times New Roman"/>
                 <w:b w:val="0"/>
                 <w:i w:val="0"/>
-                <w:sz w:val="18"/>
+                <w:sz w:val="20"/>
               </w:rPr>
               <w:t>1.11</w:t>
+            </w:r>
+          </w:p>
+        </w:tc>
+        <w:tc>
+          <w:tcPr>
+            <w:tcW w:type="dxa" w:w="1234"/>
+            <w:tcBorders>
+              <w:left w:val="nil" w:sz="8" w:space="0" w:color="000000"/>
+              <w:right w:val="nil" w:sz="8" w:space="0" w:color="000000"/>
+              <w:top w:val="nil" w:sz="8" w:space="0" w:color="000000"/>
+              <w:bottom w:val="nil" w:sz="8" w:space="0" w:color="000000"/>
+            </w:tcBorders>
+          </w:tcPr>
+          <w:p>
+            <w:r>
+              <w:rPr>
+                <w:rFonts w:ascii="Times New Roman" w:hAnsi="Times New Roman"/>
+                <w:b w:val="0"/>
+                <w:i w:val="0"/>
+                <w:sz w:val="20"/>
+              </w:rPr>
+              <w:t>[4.27, 5.93]</w:t>
             </w:r>
           </w:p>
         </w:tc>
@@ -4097,25 +1865,21 @@
       <w:tr>
         <w:tc>
           <w:tcPr>
-            <w:tcW w:type="dxa" w:w="1040"/>
+            <w:tcW w:type="dxa" w:w="1234"/>
             <w:tcBorders>
-              <w:top w:val="nil"/>
-              <w:left w:val="nil"/>
+              <w:left w:val="nil" w:sz="8" w:space="0" w:color="000000"/>
+              <w:right w:val="nil" w:sz="8" w:space="0" w:color="000000"/>
+              <w:top w:val="nil" w:sz="8" w:space="0" w:color="000000"/>
               <w:bottom w:val="single" w:sz="12" w:space="0" w:color="000000"/>
-              <w:right w:val="nil"/>
             </w:tcBorders>
           </w:tcPr>
           <w:p>
-            <w:pPr>
-              <w:spacing w:after="20" w:before="20" w:line="240" w:lineRule="auto"/>
-              <w:jc w:val="left"/>
-            </w:pPr>
             <w:r>
               <w:rPr>
-                <w:rFonts w:ascii="Times New Roman" w:hAnsi="Times New Roman" w:eastAsia="Times New Roman"/>
+                <w:rFonts w:ascii="Times New Roman" w:hAnsi="Times New Roman"/>
                 <w:b w:val="0"/>
                 <w:i w:val="0"/>
-                <w:sz w:val="18"/>
+                <w:sz w:val="20"/>
               </w:rPr>
               <w:t>Overall</w:t>
             </w:r>
@@ -4123,155 +1887,65 @@
         </w:tc>
         <w:tc>
           <w:tcPr>
-            <w:tcW w:type="dxa" w:w="1040"/>
+            <w:tcW w:type="dxa" w:w="1234"/>
             <w:tcBorders>
-              <w:top w:val="nil"/>
-              <w:left w:val="nil"/>
+              <w:left w:val="nil" w:sz="8" w:space="0" w:color="000000"/>
+              <w:right w:val="nil" w:sz="8" w:space="0" w:color="000000"/>
+              <w:top w:val="nil" w:sz="8" w:space="0" w:color="000000"/>
               <w:bottom w:val="single" w:sz="12" w:space="0" w:color="000000"/>
-              <w:right w:val="nil"/>
             </w:tcBorders>
           </w:tcPr>
           <w:p>
-            <w:pPr>
-              <w:spacing w:after="20" w:before="20" w:line="240" w:lineRule="auto"/>
-              <w:jc w:val="center"/>
-            </w:pPr>
             <w:r>
               <w:rPr>
-                <w:rFonts w:ascii="Times New Roman" w:hAnsi="Times New Roman" w:eastAsia="Times New Roman"/>
+                <w:rFonts w:ascii="Times New Roman" w:hAnsi="Times New Roman"/>
                 <w:b w:val="0"/>
                 <w:i w:val="0"/>
-                <w:sz w:val="18"/>
+                <w:sz w:val="20"/>
               </w:rPr>
-              <w:t>66.79</w:t>
+              <w:t>1.97</w:t>
             </w:r>
           </w:p>
         </w:tc>
         <w:tc>
           <w:tcPr>
-            <w:tcW w:type="dxa" w:w="1040"/>
+            <w:tcW w:type="dxa" w:w="1234"/>
             <w:tcBorders>
-              <w:top w:val="nil"/>
-              <w:left w:val="nil"/>
+              <w:left w:val="nil" w:sz="8" w:space="0" w:color="000000"/>
+              <w:right w:val="nil" w:sz="8" w:space="0" w:color="000000"/>
+              <w:top w:val="nil" w:sz="8" w:space="0" w:color="000000"/>
               <w:bottom w:val="single" w:sz="12" w:space="0" w:color="000000"/>
-              <w:right w:val="nil"/>
             </w:tcBorders>
           </w:tcPr>
           <w:p>
-            <w:pPr>
-              <w:spacing w:after="20" w:before="20" w:line="240" w:lineRule="auto"/>
-              <w:jc w:val="center"/>
-            </w:pPr>
             <w:r>
               <w:rPr>
-                <w:rFonts w:ascii="Times New Roman" w:hAnsi="Times New Roman" w:eastAsia="Times New Roman"/>
+                <w:rFonts w:ascii="Times New Roman" w:hAnsi="Times New Roman"/>
                 <w:b w:val="0"/>
                 <w:i w:val="0"/>
-                <w:sz w:val="18"/>
+                <w:sz w:val="20"/>
               </w:rPr>
-              <w:t>4.61</w:t>
+              <w:t>2.54</w:t>
             </w:r>
           </w:p>
         </w:tc>
         <w:tc>
           <w:tcPr>
-            <w:tcW w:type="dxa" w:w="1040"/>
+            <w:tcW w:type="dxa" w:w="1234"/>
             <w:tcBorders>
-              <w:top w:val="nil"/>
-              <w:left w:val="nil"/>
+              <w:left w:val="nil" w:sz="8" w:space="0" w:color="000000"/>
+              <w:right w:val="nil" w:sz="8" w:space="0" w:color="000000"/>
+              <w:top w:val="nil" w:sz="8" w:space="0" w:color="000000"/>
               <w:bottom w:val="single" w:sz="12" w:space="0" w:color="000000"/>
-              <w:right w:val="nil"/>
             </w:tcBorders>
           </w:tcPr>
           <w:p>
-            <w:pPr>
-              <w:spacing w:after="20" w:before="20" w:line="240" w:lineRule="auto"/>
-              <w:jc w:val="center"/>
-            </w:pPr>
             <w:r>
               <w:rPr>
-                <w:rFonts w:ascii="Times New Roman" w:hAnsi="Times New Roman" w:eastAsia="Times New Roman"/>
+                <w:rFonts w:ascii="Times New Roman" w:hAnsi="Times New Roman"/>
                 <w:b w:val="0"/>
                 <w:i w:val="0"/>
-                <w:sz w:val="18"/>
-              </w:rPr>
-              <w:t>64.81</w:t>
-            </w:r>
-          </w:p>
-        </w:tc>
-        <w:tc>
-          <w:tcPr>
-            <w:tcW w:type="dxa" w:w="1040"/>
-            <w:tcBorders>
-              <w:top w:val="nil"/>
-              <w:left w:val="nil"/>
-              <w:bottom w:val="single" w:sz="12" w:space="0" w:color="000000"/>
-              <w:right w:val="nil"/>
-            </w:tcBorders>
-          </w:tcPr>
-          <w:p>
-            <w:pPr>
-              <w:spacing w:after="20" w:before="20" w:line="240" w:lineRule="auto"/>
-              <w:jc w:val="center"/>
-            </w:pPr>
-            <w:r>
-              <w:rPr>
-                <w:rFonts w:ascii="Times New Roman" w:hAnsi="Times New Roman" w:eastAsia="Times New Roman"/>
-                <w:b w:val="0"/>
-                <w:i w:val="0"/>
-                <w:sz w:val="18"/>
-              </w:rPr>
-              <w:t>4.89</w:t>
-            </w:r>
-          </w:p>
-        </w:tc>
-        <w:tc>
-          <w:tcPr>
-            <w:tcW w:type="dxa" w:w="1040"/>
-            <w:tcBorders>
-              <w:top w:val="nil"/>
-              <w:left w:val="nil"/>
-              <w:bottom w:val="single" w:sz="12" w:space="0" w:color="000000"/>
-              <w:right w:val="nil"/>
-            </w:tcBorders>
-          </w:tcPr>
-          <w:p>
-            <w:pPr>
-              <w:spacing w:after="20" w:before="20" w:line="240" w:lineRule="auto"/>
-              <w:jc w:val="center"/>
-            </w:pPr>
-            <w:r>
-              <w:rPr>
-                <w:rFonts w:ascii="Times New Roman" w:hAnsi="Times New Roman" w:eastAsia="Times New Roman"/>
-                <w:b w:val="0"/>
-                <w:i w:val="0"/>
-                <w:sz w:val="18"/>
-              </w:rPr>
-              <w:t>1.97***</w:t>
-            </w:r>
-          </w:p>
-        </w:tc>
-        <w:tc>
-          <w:tcPr>
-            <w:tcW w:type="dxa" w:w="1040"/>
-            <w:tcBorders>
-              <w:top w:val="nil"/>
-              <w:left w:val="nil"/>
-              <w:bottom w:val="single" w:sz="12" w:space="0" w:color="000000"/>
-              <w:right w:val="nil"/>
-            </w:tcBorders>
-          </w:tcPr>
-          <w:p>
-            <w:pPr>
-              <w:spacing w:after="20" w:before="20" w:line="240" w:lineRule="auto"/>
-              <w:jc w:val="center"/>
-            </w:pPr>
-            <w:r>
-              <w:rPr>
-                <w:rFonts w:ascii="Times New Roman" w:hAnsi="Times New Roman" w:eastAsia="Times New Roman"/>
-                <w:b w:val="0"/>
-                <w:i w:val="0"/>
-                <w:sz w:val="18"/>
+                <w:sz w:val="20"/>
               </w:rPr>
               <w:t>8.50</w:t>
             </w:r>
@@ -4279,53 +1953,67 @@
         </w:tc>
         <w:tc>
           <w:tcPr>
-            <w:tcW w:type="dxa" w:w="1040"/>
+            <w:tcW w:type="dxa" w:w="1234"/>
             <w:tcBorders>
-              <w:top w:val="nil"/>
-              <w:left w:val="nil"/>
+              <w:left w:val="nil" w:sz="8" w:space="0" w:color="000000"/>
+              <w:right w:val="nil" w:sz="8" w:space="0" w:color="000000"/>
+              <w:top w:val="nil" w:sz="8" w:space="0" w:color="000000"/>
               <w:bottom w:val="single" w:sz="12" w:space="0" w:color="000000"/>
-              <w:right w:val="nil"/>
             </w:tcBorders>
           </w:tcPr>
           <w:p>
-            <w:pPr>
-              <w:spacing w:after="20" w:before="20" w:line="240" w:lineRule="auto"/>
-              <w:jc w:val="center"/>
-            </w:pPr>
             <w:r>
               <w:rPr>
-                <w:rFonts w:ascii="Times New Roman" w:hAnsi="Times New Roman" w:eastAsia="Times New Roman"/>
+                <w:rFonts w:ascii="Times New Roman" w:hAnsi="Times New Roman"/>
                 <w:b w:val="0"/>
                 <w:i w:val="0"/>
-                <w:sz w:val="18"/>
+                <w:sz w:val="20"/>
               </w:rPr>
-              <w:t>&lt;.001</w:t>
+              <w:t>&lt; .001***</w:t>
             </w:r>
           </w:p>
         </w:tc>
         <w:tc>
           <w:tcPr>
-            <w:tcW w:type="dxa" w:w="1040"/>
+            <w:tcW w:type="dxa" w:w="1234"/>
             <w:tcBorders>
-              <w:top w:val="nil"/>
-              <w:left w:val="nil"/>
+              <w:left w:val="nil" w:sz="8" w:space="0" w:color="000000"/>
+              <w:right w:val="nil" w:sz="8" w:space="0" w:color="000000"/>
+              <w:top w:val="nil" w:sz="8" w:space="0" w:color="000000"/>
               <w:bottom w:val="single" w:sz="12" w:space="0" w:color="000000"/>
-              <w:right w:val="nil"/>
             </w:tcBorders>
           </w:tcPr>
           <w:p>
-            <w:pPr>
-              <w:spacing w:after="20" w:before="20" w:line="240" w:lineRule="auto"/>
-              <w:jc w:val="center"/>
-            </w:pPr>
             <w:r>
               <w:rPr>
-                <w:rFonts w:ascii="Times New Roman" w:hAnsi="Times New Roman" w:eastAsia="Times New Roman"/>
+                <w:rFonts w:ascii="Times New Roman" w:hAnsi="Times New Roman"/>
                 <w:b w:val="0"/>
                 <w:i w:val="0"/>
-                <w:sz w:val="18"/>
+                <w:sz w:val="20"/>
               </w:rPr>
               <w:t>0.78</w:t>
+            </w:r>
+          </w:p>
+        </w:tc>
+        <w:tc>
+          <w:tcPr>
+            <w:tcW w:type="dxa" w:w="1234"/>
+            <w:tcBorders>
+              <w:left w:val="nil" w:sz="8" w:space="0" w:color="000000"/>
+              <w:right w:val="nil" w:sz="8" w:space="0" w:color="000000"/>
+              <w:top w:val="nil" w:sz="8" w:space="0" w:color="000000"/>
+              <w:bottom w:val="single" w:sz="12" w:space="0" w:color="000000"/>
+            </w:tcBorders>
+          </w:tcPr>
+          <w:p>
+            <w:r>
+              <w:rPr>
+                <w:rFonts w:ascii="Times New Roman" w:hAnsi="Times New Roman"/>
+                <w:b w:val="0"/>
+                <w:i w:val="0"/>
+                <w:sz w:val="20"/>
+              </w:rPr>
+              <w:t>[1.51, 2.43]</w:t>
             </w:r>
           </w:p>
         </w:tc>
@@ -4333,74 +2021,59 @@
     </w:tbl>
     <w:p>
       <w:pPr>
-        <w:spacing w:before="40" w:after="200"/>
-        <w:ind w:firstLine="0"/>
+        <w:spacing w:after="160" w:line="360" w:lineRule="auto"/>
+        <w:ind w:firstLine="432"/>
       </w:pPr>
       <w:r>
         <w:rPr>
-          <w:rFonts w:ascii="Times New Roman" w:hAnsi="Times New Roman" w:eastAsia="Times New Roman"/>
+          <w:rFonts w:ascii="Times New Roman" w:hAnsi="Times New Roman"/>
+          <w:b w:val="0"/>
+          <w:i w:val="0"/>
+          <w:sz w:val="22"/>
+        </w:rPr>
+        <w:t>Listening declined significantly (Mdiff = 3.55, t(119) = 9.46, p &lt; .001, d_z = 0.86). Speaking declined significantly and most strongly (Mdiff = 5.10, t(119) = 12.21, p &lt; .001, d_z = 1.11). Reading (Mdiff = -0.41, p = .21) and Writing (Mdiff = -0.35, p = .35) did not decline significantly; both showed small non-significant gains. These oral–aural losses motivate the qualitative phase (RQ2–RQ3).</w:t>
+      </w:r>
+    </w:p>
+    <w:p>
+      <w:pPr>
+        <w:spacing w:before="240" w:after="0"/>
+      </w:pPr>
+      <w:r>
+        <w:rPr>
+          <w:rFonts w:ascii="Times New Roman" w:hAnsi="Times New Roman"/>
+          <w:b/>
+          <w:i w:val="0"/>
+          <w:sz w:val="22"/>
+        </w:rPr>
+        <w:t>Figure 1</w:t>
+      </w:r>
+    </w:p>
+    <w:p>
+      <w:pPr>
+        <w:spacing w:after="120"/>
+      </w:pPr>
+      <w:r>
+        <w:rPr>
+          <w:rFonts w:ascii="Times New Roman" w:hAnsi="Times New Roman"/>
           <w:b w:val="0"/>
           <w:i/>
-          <w:sz w:val="18"/>
+          <w:sz w:val="22"/>
         </w:rPr>
-        <w:t xml:space="preserve">Note. </w:t>
+        <w:t>Mean Pre (PYP exit) and Post (graduation) scores by skill with 95% confidence intervals of the mean (0–100 scale). Listening and Speaking decline; Reading and Writing do not. PYP pass threshold = 60.</w:t>
       </w:r>
+    </w:p>
+    <w:p>
+      <w:pPr>
+        <w:spacing w:before="80"/>
+      </w:pPr>
       <w:r>
         <w:rPr>
-          <w:rFonts w:ascii="Times New Roman" w:hAnsi="Times New Roman" w:eastAsia="Times New Roman"/>
+          <w:rFonts w:ascii="Times New Roman" w:hAnsi="Times New Roman"/>
           <w:b w:val="0"/>
           <w:i w:val="0"/>
           <w:sz w:val="18"/>
         </w:rPr>
-        <w:t>Scores are out of 100. PYP pass threshold = 60 (≈ CEFR B1); all completers scored ≥ 60 at pretest. Mdiff = Pre − Post (positive = attrition; negative = gain). d_z = Cohen’s d for paired designs. 95% CIs for mean differences are reported in the Excel workbook (Paired_pre_post). Wilcoxon signed-rank p values were consistent with the paired t conclusions. *p &lt; .05. **p &lt; .01. ***p &lt; .001.</w:t>
-      </w:r>
-    </w:p>
-    <w:p>
-      <w:pPr>
-        <w:spacing w:before="200" w:after="80"/>
-        <w:ind w:firstLine="0"/>
-      </w:pPr>
-      <w:r>
-        <w:rPr>
-          <w:rFonts w:ascii="Times New Roman" w:hAnsi="Times New Roman" w:eastAsia="Times New Roman"/>
-          <w:b/>
-          <w:i w:val="0"/>
-          <w:sz w:val="20"/>
-        </w:rPr>
-        <w:t xml:space="preserve">Figure 1. </w:t>
-      </w:r>
-      <w:r>
-        <w:rPr>
-          <w:rFonts w:ascii="Times New Roman" w:hAnsi="Times New Roman" w:eastAsia="Times New Roman"/>
-          <w:b w:val="0"/>
-          <w:i/>
-          <w:sz w:val="20"/>
-        </w:rPr>
-        <w:t>Mean Pre (PYP exit) and Post (graduation) scores by skill with 95% confidence intervals of the mean (points on the 0–100 institutional scale). Listening and Speaking decline; Reading and Writing do not decline significantly. PYP pass threshold = 60.</w:t>
-      </w:r>
-    </w:p>
-    <w:p>
-      <w:pPr>
-        <w:spacing w:before="40" w:after="200"/>
-        <w:ind w:firstLine="0"/>
-      </w:pPr>
-      <w:r>
-        <w:rPr>
-          <w:rFonts w:ascii="Times New Roman" w:hAnsi="Times New Roman" w:eastAsia="Times New Roman"/>
-          <w:b w:val="0"/>
-          <w:i/>
-          <w:sz w:val="18"/>
-        </w:rPr>
-        <w:t xml:space="preserve">Note. </w:t>
-      </w:r>
-      <w:r>
-        <w:rPr>
-          <w:rFonts w:ascii="Times New Roman" w:hAnsi="Times New Roman" w:eastAsia="Times New Roman"/>
-          <w:b w:val="0"/>
-          <w:i w:val="0"/>
-          <w:sz w:val="18"/>
-        </w:rPr>
-        <w:t>Grouped Pre vs Post bars (ggplot2 / RStudio). Listening and Speaking (oral–aural) decline significantly; Reading and Writing do not. PYP pass threshold = 60. Error bars are 95% CIs of the mean (Nicol &amp; Pexman, 2010b).</w:t>
+        <w:t>Note. Grouped bars (ggplot2 / RStudio). Error bars = 95% CIs of the mean (Nicol &amp; Pexman, 2010b).</w:t>
       </w:r>
     </w:p>
     <w:p>
@@ -4444,2848 +2117,78 @@
     </w:p>
     <w:p>
       <w:pPr>
-        <w:pStyle w:val="Heading2"/>
-        <w:spacing w:before="280" w:after="160"/>
+        <w:pStyle w:val="Heading1"/>
       </w:pPr>
       <w:r>
         <w:rPr>
-          <w:rFonts w:ascii="Times New Roman" w:hAnsi="Times New Roman" w:eastAsia="Times New Roman"/>
+          <w:rFonts w:ascii="Times New Roman" w:hAnsi="Times New Roman"/>
           <w:b/>
           <w:i w:val="0"/>
           <w:color w:val="1F4E79"/>
-          <w:sz w:val="24"/>
+          <w:sz w:val="28"/>
         </w:rPr>
-        <w:t>Inaccuracy of lecturer expectancy (RQ2)</w:t>
+        <w:t>References (selected)</w:t>
       </w:r>
     </w:p>
     <w:p>
       <w:pPr>
         <w:spacing w:after="160" w:line="360" w:lineRule="auto"/>
-        <w:ind w:firstLine="720"/>
-        <w:jc w:val="both"/>
       </w:pPr>
       <w:r>
         <w:rPr>
-          <w:rFonts w:ascii="Times New Roman" w:hAnsi="Times New Roman" w:eastAsia="Times New Roman"/>
+          <w:rFonts w:ascii="Times New Roman" w:hAnsi="Times New Roman"/>
           <w:b w:val="0"/>
           <w:i w:val="0"/>
-          <w:sz w:val="22"/>
+          <w:sz w:val="20"/>
         </w:rPr>
-        <w:t>Content lecturers systematically underestimated students’ English relative to the institutional PYP-exit measure. Mean actual Pre_Overall was 66.79, whereas mean lecturer estimate was 57.75; the mean underrating gap was 9.03 points on the 0–100 scale, t(119) = 29.42, p &lt;.001, d_z = 2.69. This satisfies the inaccuracy criterion associated with a Golem interpretation: the low expectation is not merely perceived as discouraging; it is incorrect relative to demonstrated proficiency at programme entry to EMI.</w:t>
-      </w:r>
-    </w:p>
-    <w:p>
-      <w:pPr>
-        <w:pStyle w:val="Heading2"/>
-        <w:spacing w:before="280" w:after="160"/>
-      </w:pPr>
-      <w:r>
-        <w:rPr>
-          <w:rFonts w:ascii="Times New Roman" w:hAnsi="Times New Roman" w:eastAsia="Times New Roman"/>
-          <w:b/>
-          <w:i w:val="0"/>
-          <w:color w:val="1F4E79"/>
-          <w:sz w:val="24"/>
-        </w:rPr>
-        <w:t>Associations with Speaking attrition (RQ3)</w:t>
+        <w:t>Creswell, J. W., &amp; Plano Clark, V. L. (2018). Designing and conducting mixed methods research (3rd ed.). SAGE.</w:t>
       </w:r>
     </w:p>
     <w:p>
       <w:pPr>
         <w:spacing w:after="160" w:line="360" w:lineRule="auto"/>
-        <w:ind w:firstLine="720"/>
-        <w:jc w:val="both"/>
       </w:pPr>
       <w:r>
         <w:rPr>
-          <w:rFonts w:ascii="Times New Roman" w:hAnsi="Times New Roman" w:eastAsia="Times New Roman"/>
+          <w:rFonts w:ascii="Times New Roman" w:hAnsi="Times New Roman"/>
           <w:b w:val="0"/>
-          <w:i w:val="0"/>
-          <w:sz w:val="22"/>
-        </w:rPr>
-        <w:t>Speaking decline correlated positively with the underrating gap (r = 0.603, p &lt;.001), translanguaging exposure (r = 0.732, p &lt;.001), and perceived underrating (r = 0.463, p &lt;.001). It correlated negatively with WTC (r = -0.505, p &lt;.001) and self-efficacy (r = -0.412, p &lt;.001). Lecturer EAP limitation was a weaker bivariate correlate (r = 0.461, p &lt;.001).</w:t>
-      </w:r>
-    </w:p>
-    <w:p>
-      <w:pPr>
-        <w:spacing w:before="240" w:after="0"/>
-        <w:ind w:firstLine="0"/>
-      </w:pPr>
-      <w:r>
-        <w:rPr>
-          <w:rFonts w:ascii="Times New Roman" w:hAnsi="Times New Roman" w:eastAsia="Times New Roman"/>
-          <w:b/>
-          <w:i w:val="0"/>
-          <w:sz w:val="22"/>
-        </w:rPr>
-        <w:t>Table 3</w:t>
-      </w:r>
-    </w:p>
-    <w:p>
-      <w:pPr>
-        <w:spacing w:before="0" w:after="120"/>
-        <w:ind w:firstLine="0"/>
-      </w:pPr>
-      <w:r>
-        <w:rPr>
-          <w:rFonts w:ascii="Times New Roman" w:hAnsi="Times New Roman" w:eastAsia="Times New Roman"/>
-          <w:b w:val="0"/>
-          <w:i/>
-          <w:sz w:val="22"/>
-        </w:rPr>
-        <w:t>Means, Standard Deviations, and Correlations of Predictors With Decline_Speaking</w:t>
-      </w:r>
-    </w:p>
-    <w:tbl>
-      <w:tblPr>
-        <w:tblW w:type="auto" w:w="0"/>
-        <w:tblLook w:firstColumn="1" w:firstRow="1" w:lastColumn="0" w:lastRow="0" w:noHBand="0" w:noVBand="1" w:val="04A0"/>
-      </w:tblPr>
-      <w:tblGrid>
-        <w:gridCol w:w="1872"/>
-        <w:gridCol w:w="1872"/>
-        <w:gridCol w:w="1872"/>
-        <w:gridCol w:w="1872"/>
-        <w:gridCol w:w="1872"/>
-      </w:tblGrid>
-      <w:tr>
-        <w:tc>
-          <w:tcPr>
-            <w:tcW w:type="dxa" w:w="1872"/>
-            <w:tcBorders>
-              <w:top w:val="single" w:sz="12" w:space="0" w:color="000000"/>
-              <w:left w:val="nil"/>
-              <w:bottom w:val="single" w:sz="8" w:space="0" w:color="000000"/>
-              <w:right w:val="nil"/>
-            </w:tcBorders>
-          </w:tcPr>
-          <w:p>
-            <w:pPr>
-              <w:spacing w:after="20" w:before="20" w:line="240" w:lineRule="auto"/>
-              <w:jc w:val="left"/>
-            </w:pPr>
-            <w:r>
-              <w:rPr>
-                <w:rFonts w:ascii="Times New Roman" w:hAnsi="Times New Roman" w:eastAsia="Times New Roman"/>
-                <w:b/>
-                <w:i w:val="0"/>
-                <w:sz w:val="18"/>
-              </w:rPr>
-              <w:t>Variable</w:t>
-            </w:r>
-          </w:p>
-        </w:tc>
-        <w:tc>
-          <w:tcPr>
-            <w:tcW w:type="dxa" w:w="1872"/>
-            <w:tcBorders>
-              <w:top w:val="single" w:sz="12" w:space="0" w:color="000000"/>
-              <w:left w:val="nil"/>
-              <w:bottom w:val="single" w:sz="8" w:space="0" w:color="000000"/>
-              <w:right w:val="nil"/>
-            </w:tcBorders>
-          </w:tcPr>
-          <w:p>
-            <w:pPr>
-              <w:spacing w:after="20" w:before="20" w:line="240" w:lineRule="auto"/>
-              <w:jc w:val="center"/>
-            </w:pPr>
-            <w:r>
-              <w:rPr>
-                <w:rFonts w:ascii="Times New Roman" w:hAnsi="Times New Roman" w:eastAsia="Times New Roman"/>
-                <w:b/>
-                <w:i w:val="0"/>
-                <w:sz w:val="18"/>
-              </w:rPr>
-              <w:t>M</w:t>
-            </w:r>
-          </w:p>
-        </w:tc>
-        <w:tc>
-          <w:tcPr>
-            <w:tcW w:type="dxa" w:w="1872"/>
-            <w:tcBorders>
-              <w:top w:val="single" w:sz="12" w:space="0" w:color="000000"/>
-              <w:left w:val="nil"/>
-              <w:bottom w:val="single" w:sz="8" w:space="0" w:color="000000"/>
-              <w:right w:val="nil"/>
-            </w:tcBorders>
-          </w:tcPr>
-          <w:p>
-            <w:pPr>
-              <w:spacing w:after="20" w:before="20" w:line="240" w:lineRule="auto"/>
-              <w:jc w:val="center"/>
-            </w:pPr>
-            <w:r>
-              <w:rPr>
-                <w:rFonts w:ascii="Times New Roman" w:hAnsi="Times New Roman" w:eastAsia="Times New Roman"/>
-                <w:b/>
-                <w:i w:val="0"/>
-                <w:sz w:val="18"/>
-              </w:rPr>
-              <w:t>SD</w:t>
-            </w:r>
-          </w:p>
-        </w:tc>
-        <w:tc>
-          <w:tcPr>
-            <w:tcW w:type="dxa" w:w="1872"/>
-            <w:tcBorders>
-              <w:top w:val="single" w:sz="12" w:space="0" w:color="000000"/>
-              <w:left w:val="nil"/>
-              <w:bottom w:val="single" w:sz="8" w:space="0" w:color="000000"/>
-              <w:right w:val="nil"/>
-            </w:tcBorders>
-          </w:tcPr>
-          <w:p>
-            <w:pPr>
-              <w:spacing w:after="20" w:before="20" w:line="240" w:lineRule="auto"/>
-              <w:jc w:val="center"/>
-            </w:pPr>
-            <w:r>
-              <w:rPr>
-                <w:rFonts w:ascii="Times New Roman" w:hAnsi="Times New Roman" w:eastAsia="Times New Roman"/>
-                <w:b/>
-                <w:i w:val="0"/>
-                <w:sz w:val="18"/>
-              </w:rPr>
-              <w:t>r with Decline_Speaking</w:t>
-            </w:r>
-          </w:p>
-        </w:tc>
-        <w:tc>
-          <w:tcPr>
-            <w:tcW w:type="dxa" w:w="1872"/>
-            <w:tcBorders>
-              <w:top w:val="single" w:sz="12" w:space="0" w:color="000000"/>
-              <w:left w:val="nil"/>
-              <w:bottom w:val="single" w:sz="8" w:space="0" w:color="000000"/>
-              <w:right w:val="nil"/>
-            </w:tcBorders>
-          </w:tcPr>
-          <w:p>
-            <w:pPr>
-              <w:spacing w:after="20" w:before="20" w:line="240" w:lineRule="auto"/>
-              <w:jc w:val="center"/>
-            </w:pPr>
-            <w:r>
-              <w:rPr>
-                <w:rFonts w:ascii="Times New Roman" w:hAnsi="Times New Roman" w:eastAsia="Times New Roman"/>
-                <w:b/>
-                <w:i w:val="0"/>
-                <w:sz w:val="18"/>
-              </w:rPr>
-              <w:t>p</w:t>
-            </w:r>
-          </w:p>
-        </w:tc>
-      </w:tr>
-      <w:tr>
-        <w:tc>
-          <w:tcPr>
-            <w:tcW w:type="dxa" w:w="1872"/>
-            <w:tcBorders>
-              <w:top w:val="single" w:sz="8" w:space="0" w:color="000000"/>
-              <w:left w:val="nil"/>
-              <w:bottom w:val="nil"/>
-              <w:right w:val="nil"/>
-            </w:tcBorders>
-          </w:tcPr>
-          <w:p>
-            <w:pPr>
-              <w:spacing w:after="20" w:before="20" w:line="240" w:lineRule="auto"/>
-              <w:jc w:val="left"/>
-            </w:pPr>
-            <w:r>
-              <w:rPr>
-                <w:rFonts w:ascii="Times New Roman" w:hAnsi="Times New Roman" w:eastAsia="Times New Roman"/>
-                <w:b w:val="0"/>
-                <w:i w:val="0"/>
-                <w:sz w:val="18"/>
-              </w:rPr>
-              <w:t>Decline_Speaking (outcome)</w:t>
-            </w:r>
-          </w:p>
-        </w:tc>
-        <w:tc>
-          <w:tcPr>
-            <w:tcW w:type="dxa" w:w="1872"/>
-            <w:tcBorders>
-              <w:top w:val="single" w:sz="8" w:space="0" w:color="000000"/>
-              <w:left w:val="nil"/>
-              <w:bottom w:val="nil"/>
-              <w:right w:val="nil"/>
-            </w:tcBorders>
-          </w:tcPr>
-          <w:p>
-            <w:pPr>
-              <w:spacing w:after="20" w:before="20" w:line="240" w:lineRule="auto"/>
-              <w:jc w:val="center"/>
-            </w:pPr>
-            <w:r>
-              <w:rPr>
-                <w:rFonts w:ascii="Times New Roman" w:hAnsi="Times New Roman" w:eastAsia="Times New Roman"/>
-                <w:b w:val="0"/>
-                <w:i w:val="0"/>
-                <w:sz w:val="18"/>
-              </w:rPr>
-              <w:t>5.10</w:t>
-            </w:r>
-          </w:p>
-        </w:tc>
-        <w:tc>
-          <w:tcPr>
-            <w:tcW w:type="dxa" w:w="1872"/>
-            <w:tcBorders>
-              <w:top w:val="single" w:sz="8" w:space="0" w:color="000000"/>
-              <w:left w:val="nil"/>
-              <w:bottom w:val="nil"/>
-              <w:right w:val="nil"/>
-            </w:tcBorders>
-          </w:tcPr>
-          <w:p>
-            <w:pPr>
-              <w:spacing w:after="20" w:before="20" w:line="240" w:lineRule="auto"/>
-              <w:jc w:val="center"/>
-            </w:pPr>
-            <w:r>
-              <w:rPr>
-                <w:rFonts w:ascii="Times New Roman" w:hAnsi="Times New Roman" w:eastAsia="Times New Roman"/>
-                <w:b w:val="0"/>
-                <w:i w:val="0"/>
-                <w:sz w:val="18"/>
-              </w:rPr>
-              <w:t>4.57</w:t>
-            </w:r>
-          </w:p>
-        </w:tc>
-        <w:tc>
-          <w:tcPr>
-            <w:tcW w:type="dxa" w:w="1872"/>
-            <w:tcBorders>
-              <w:top w:val="single" w:sz="8" w:space="0" w:color="000000"/>
-              <w:left w:val="nil"/>
-              <w:bottom w:val="nil"/>
-              <w:right w:val="nil"/>
-            </w:tcBorders>
-          </w:tcPr>
-          <w:p>
-            <w:pPr>
-              <w:spacing w:after="20" w:before="20" w:line="240" w:lineRule="auto"/>
-              <w:jc w:val="center"/>
-            </w:pPr>
-            <w:r>
-              <w:rPr>
-                <w:rFonts w:ascii="Times New Roman" w:hAnsi="Times New Roman" w:eastAsia="Times New Roman"/>
-                <w:b w:val="0"/>
-                <w:i w:val="0"/>
-                <w:sz w:val="18"/>
-              </w:rPr>
-              <w:t>—</w:t>
-            </w:r>
-          </w:p>
-        </w:tc>
-        <w:tc>
-          <w:tcPr>
-            <w:tcW w:type="dxa" w:w="1872"/>
-            <w:tcBorders>
-              <w:top w:val="single" w:sz="8" w:space="0" w:color="000000"/>
-              <w:left w:val="nil"/>
-              <w:bottom w:val="nil"/>
-              <w:right w:val="nil"/>
-            </w:tcBorders>
-          </w:tcPr>
-          <w:p>
-            <w:pPr>
-              <w:spacing w:after="20" w:before="20" w:line="240" w:lineRule="auto"/>
-              <w:jc w:val="center"/>
-            </w:pPr>
-            <w:r>
-              <w:rPr>
-                <w:rFonts w:ascii="Times New Roman" w:hAnsi="Times New Roman" w:eastAsia="Times New Roman"/>
-                <w:b w:val="0"/>
-                <w:i w:val="0"/>
-                <w:sz w:val="18"/>
-              </w:rPr>
-              <w:t>—</w:t>
-            </w:r>
-          </w:p>
-        </w:tc>
-      </w:tr>
-      <w:tr>
-        <w:tc>
-          <w:tcPr>
-            <w:tcW w:type="dxa" w:w="1872"/>
-            <w:tcBorders>
-              <w:top w:val="nil"/>
-              <w:left w:val="nil"/>
-              <w:bottom w:val="nil"/>
-              <w:right w:val="nil"/>
-            </w:tcBorders>
-          </w:tcPr>
-          <w:p>
-            <w:pPr>
-              <w:spacing w:after="20" w:before="20" w:line="240" w:lineRule="auto"/>
-              <w:jc w:val="left"/>
-            </w:pPr>
-            <w:r>
-              <w:rPr>
-                <w:rFonts w:ascii="Times New Roman" w:hAnsi="Times New Roman" w:eastAsia="Times New Roman"/>
-                <w:b w:val="0"/>
-                <w:i w:val="0"/>
-                <w:sz w:val="18"/>
-              </w:rPr>
-              <w:t>Underrating_Gap</w:t>
-            </w:r>
-          </w:p>
-        </w:tc>
-        <w:tc>
-          <w:tcPr>
-            <w:tcW w:type="dxa" w:w="1872"/>
-            <w:tcBorders>
-              <w:top w:val="nil"/>
-              <w:left w:val="nil"/>
-              <w:bottom w:val="nil"/>
-              <w:right w:val="nil"/>
-            </w:tcBorders>
-          </w:tcPr>
-          <w:p>
-            <w:pPr>
-              <w:spacing w:after="20" w:before="20" w:line="240" w:lineRule="auto"/>
-              <w:jc w:val="center"/>
-            </w:pPr>
-            <w:r>
-              <w:rPr>
-                <w:rFonts w:ascii="Times New Roman" w:hAnsi="Times New Roman" w:eastAsia="Times New Roman"/>
-                <w:b w:val="0"/>
-                <w:i w:val="0"/>
-                <w:sz w:val="18"/>
-              </w:rPr>
-              <w:t>9.03</w:t>
-            </w:r>
-          </w:p>
-        </w:tc>
-        <w:tc>
-          <w:tcPr>
-            <w:tcW w:type="dxa" w:w="1872"/>
-            <w:tcBorders>
-              <w:top w:val="nil"/>
-              <w:left w:val="nil"/>
-              <w:bottom w:val="nil"/>
-              <w:right w:val="nil"/>
-            </w:tcBorders>
-          </w:tcPr>
-          <w:p>
-            <w:pPr>
-              <w:spacing w:after="20" w:before="20" w:line="240" w:lineRule="auto"/>
-              <w:jc w:val="center"/>
-            </w:pPr>
-            <w:r>
-              <w:rPr>
-                <w:rFonts w:ascii="Times New Roman" w:hAnsi="Times New Roman" w:eastAsia="Times New Roman"/>
-                <w:b w:val="0"/>
-                <w:i w:val="0"/>
-                <w:sz w:val="18"/>
-              </w:rPr>
-              <w:t>3.36</w:t>
-            </w:r>
-          </w:p>
-        </w:tc>
-        <w:tc>
-          <w:tcPr>
-            <w:tcW w:type="dxa" w:w="1872"/>
-            <w:tcBorders>
-              <w:top w:val="nil"/>
-              <w:left w:val="nil"/>
-              <w:bottom w:val="nil"/>
-              <w:right w:val="nil"/>
-            </w:tcBorders>
-          </w:tcPr>
-          <w:p>
-            <w:pPr>
-              <w:spacing w:after="20" w:before="20" w:line="240" w:lineRule="auto"/>
-              <w:jc w:val="center"/>
-            </w:pPr>
-            <w:r>
-              <w:rPr>
-                <w:rFonts w:ascii="Times New Roman" w:hAnsi="Times New Roman" w:eastAsia="Times New Roman"/>
-                <w:b w:val="0"/>
-                <w:i w:val="0"/>
-                <w:sz w:val="18"/>
-              </w:rPr>
-              <w:t>0.603***</w:t>
-            </w:r>
-          </w:p>
-        </w:tc>
-        <w:tc>
-          <w:tcPr>
-            <w:tcW w:type="dxa" w:w="1872"/>
-            <w:tcBorders>
-              <w:top w:val="nil"/>
-              <w:left w:val="nil"/>
-              <w:bottom w:val="nil"/>
-              <w:right w:val="nil"/>
-            </w:tcBorders>
-          </w:tcPr>
-          <w:p>
-            <w:pPr>
-              <w:spacing w:after="20" w:before="20" w:line="240" w:lineRule="auto"/>
-              <w:jc w:val="center"/>
-            </w:pPr>
-            <w:r>
-              <w:rPr>
-                <w:rFonts w:ascii="Times New Roman" w:hAnsi="Times New Roman" w:eastAsia="Times New Roman"/>
-                <w:b w:val="0"/>
-                <w:i w:val="0"/>
-                <w:sz w:val="18"/>
-              </w:rPr>
-              <w:t>&lt;.001</w:t>
-            </w:r>
-          </w:p>
-        </w:tc>
-      </w:tr>
-      <w:tr>
-        <w:tc>
-          <w:tcPr>
-            <w:tcW w:type="dxa" w:w="1872"/>
-            <w:tcBorders>
-              <w:top w:val="nil"/>
-              <w:left w:val="nil"/>
-              <w:bottom w:val="nil"/>
-              <w:right w:val="nil"/>
-            </w:tcBorders>
-          </w:tcPr>
-          <w:p>
-            <w:pPr>
-              <w:spacing w:after="20" w:before="20" w:line="240" w:lineRule="auto"/>
-              <w:jc w:val="left"/>
-            </w:pPr>
-            <w:r>
-              <w:rPr>
-                <w:rFonts w:ascii="Times New Roman" w:hAnsi="Times New Roman" w:eastAsia="Times New Roman"/>
-                <w:b w:val="0"/>
-                <w:i w:val="0"/>
-                <w:sz w:val="18"/>
-              </w:rPr>
-              <w:t>TL_percent</w:t>
-            </w:r>
-          </w:p>
-        </w:tc>
-        <w:tc>
-          <w:tcPr>
-            <w:tcW w:type="dxa" w:w="1872"/>
-            <w:tcBorders>
-              <w:top w:val="nil"/>
-              <w:left w:val="nil"/>
-              <w:bottom w:val="nil"/>
-              <w:right w:val="nil"/>
-            </w:tcBorders>
-          </w:tcPr>
-          <w:p>
-            <w:pPr>
-              <w:spacing w:after="20" w:before="20" w:line="240" w:lineRule="auto"/>
-              <w:jc w:val="center"/>
-            </w:pPr>
-            <w:r>
-              <w:rPr>
-                <w:rFonts w:ascii="Times New Roman" w:hAnsi="Times New Roman" w:eastAsia="Times New Roman"/>
-                <w:b w:val="0"/>
-                <w:i w:val="0"/>
-                <w:sz w:val="18"/>
-              </w:rPr>
-              <w:t>36.53</w:t>
-            </w:r>
-          </w:p>
-        </w:tc>
-        <w:tc>
-          <w:tcPr>
-            <w:tcW w:type="dxa" w:w="1872"/>
-            <w:tcBorders>
-              <w:top w:val="nil"/>
-              <w:left w:val="nil"/>
-              <w:bottom w:val="nil"/>
-              <w:right w:val="nil"/>
-            </w:tcBorders>
-          </w:tcPr>
-          <w:p>
-            <w:pPr>
-              <w:spacing w:after="20" w:before="20" w:line="240" w:lineRule="auto"/>
-              <w:jc w:val="center"/>
-            </w:pPr>
-            <w:r>
-              <w:rPr>
-                <w:rFonts w:ascii="Times New Roman" w:hAnsi="Times New Roman" w:eastAsia="Times New Roman"/>
-                <w:b w:val="0"/>
-                <w:i w:val="0"/>
-                <w:sz w:val="18"/>
-              </w:rPr>
-              <w:t>13.02</w:t>
-            </w:r>
-          </w:p>
-        </w:tc>
-        <w:tc>
-          <w:tcPr>
-            <w:tcW w:type="dxa" w:w="1872"/>
-            <w:tcBorders>
-              <w:top w:val="nil"/>
-              <w:left w:val="nil"/>
-              <w:bottom w:val="nil"/>
-              <w:right w:val="nil"/>
-            </w:tcBorders>
-          </w:tcPr>
-          <w:p>
-            <w:pPr>
-              <w:spacing w:after="20" w:before="20" w:line="240" w:lineRule="auto"/>
-              <w:jc w:val="center"/>
-            </w:pPr>
-            <w:r>
-              <w:rPr>
-                <w:rFonts w:ascii="Times New Roman" w:hAnsi="Times New Roman" w:eastAsia="Times New Roman"/>
-                <w:b w:val="0"/>
-                <w:i w:val="0"/>
-                <w:sz w:val="18"/>
-              </w:rPr>
-              <w:t>0.732***</w:t>
-            </w:r>
-          </w:p>
-        </w:tc>
-        <w:tc>
-          <w:tcPr>
-            <w:tcW w:type="dxa" w:w="1872"/>
-            <w:tcBorders>
-              <w:top w:val="nil"/>
-              <w:left w:val="nil"/>
-              <w:bottom w:val="nil"/>
-              <w:right w:val="nil"/>
-            </w:tcBorders>
-          </w:tcPr>
-          <w:p>
-            <w:pPr>
-              <w:spacing w:after="20" w:before="20" w:line="240" w:lineRule="auto"/>
-              <w:jc w:val="center"/>
-            </w:pPr>
-            <w:r>
-              <w:rPr>
-                <w:rFonts w:ascii="Times New Roman" w:hAnsi="Times New Roman" w:eastAsia="Times New Roman"/>
-                <w:b w:val="0"/>
-                <w:i w:val="0"/>
-                <w:sz w:val="18"/>
-              </w:rPr>
-              <w:t>&lt;.001</w:t>
-            </w:r>
-          </w:p>
-        </w:tc>
-      </w:tr>
-      <w:tr>
-        <w:tc>
-          <w:tcPr>
-            <w:tcW w:type="dxa" w:w="1872"/>
-            <w:tcBorders>
-              <w:top w:val="nil"/>
-              <w:left w:val="nil"/>
-              <w:bottom w:val="nil"/>
-              <w:right w:val="nil"/>
-            </w:tcBorders>
-          </w:tcPr>
-          <w:p>
-            <w:pPr>
-              <w:spacing w:after="20" w:before="20" w:line="240" w:lineRule="auto"/>
-              <w:jc w:val="left"/>
-            </w:pPr>
-            <w:r>
-              <w:rPr>
-                <w:rFonts w:ascii="Times New Roman" w:hAnsi="Times New Roman" w:eastAsia="Times New Roman"/>
-                <w:b w:val="0"/>
-                <w:i w:val="0"/>
-                <w:sz w:val="18"/>
-              </w:rPr>
-              <w:t>PU_mean</w:t>
-            </w:r>
-          </w:p>
-        </w:tc>
-        <w:tc>
-          <w:tcPr>
-            <w:tcW w:type="dxa" w:w="1872"/>
-            <w:tcBorders>
-              <w:top w:val="nil"/>
-              <w:left w:val="nil"/>
-              <w:bottom w:val="nil"/>
-              <w:right w:val="nil"/>
-            </w:tcBorders>
-          </w:tcPr>
-          <w:p>
-            <w:pPr>
-              <w:spacing w:after="20" w:before="20" w:line="240" w:lineRule="auto"/>
-              <w:jc w:val="center"/>
-            </w:pPr>
-            <w:r>
-              <w:rPr>
-                <w:rFonts w:ascii="Times New Roman" w:hAnsi="Times New Roman" w:eastAsia="Times New Roman"/>
-                <w:b w:val="0"/>
-                <w:i w:val="0"/>
-                <w:sz w:val="18"/>
-              </w:rPr>
-              <w:t>3.11</w:t>
-            </w:r>
-          </w:p>
-        </w:tc>
-        <w:tc>
-          <w:tcPr>
-            <w:tcW w:type="dxa" w:w="1872"/>
-            <w:tcBorders>
-              <w:top w:val="nil"/>
-              <w:left w:val="nil"/>
-              <w:bottom w:val="nil"/>
-              <w:right w:val="nil"/>
-            </w:tcBorders>
-          </w:tcPr>
-          <w:p>
-            <w:pPr>
-              <w:spacing w:after="20" w:before="20" w:line="240" w:lineRule="auto"/>
-              <w:jc w:val="center"/>
-            </w:pPr>
-            <w:r>
-              <w:rPr>
-                <w:rFonts w:ascii="Times New Roman" w:hAnsi="Times New Roman" w:eastAsia="Times New Roman"/>
-                <w:b w:val="0"/>
-                <w:i w:val="0"/>
-                <w:sz w:val="18"/>
-              </w:rPr>
-              <w:t>0.79</w:t>
-            </w:r>
-          </w:p>
-        </w:tc>
-        <w:tc>
-          <w:tcPr>
-            <w:tcW w:type="dxa" w:w="1872"/>
-            <w:tcBorders>
-              <w:top w:val="nil"/>
-              <w:left w:val="nil"/>
-              <w:bottom w:val="nil"/>
-              <w:right w:val="nil"/>
-            </w:tcBorders>
-          </w:tcPr>
-          <w:p>
-            <w:pPr>
-              <w:spacing w:after="20" w:before="20" w:line="240" w:lineRule="auto"/>
-              <w:jc w:val="center"/>
-            </w:pPr>
-            <w:r>
-              <w:rPr>
-                <w:rFonts w:ascii="Times New Roman" w:hAnsi="Times New Roman" w:eastAsia="Times New Roman"/>
-                <w:b w:val="0"/>
-                <w:i w:val="0"/>
-                <w:sz w:val="18"/>
-              </w:rPr>
-              <w:t>0.463***</w:t>
-            </w:r>
-          </w:p>
-        </w:tc>
-        <w:tc>
-          <w:tcPr>
-            <w:tcW w:type="dxa" w:w="1872"/>
-            <w:tcBorders>
-              <w:top w:val="nil"/>
-              <w:left w:val="nil"/>
-              <w:bottom w:val="nil"/>
-              <w:right w:val="nil"/>
-            </w:tcBorders>
-          </w:tcPr>
-          <w:p>
-            <w:pPr>
-              <w:spacing w:after="20" w:before="20" w:line="240" w:lineRule="auto"/>
-              <w:jc w:val="center"/>
-            </w:pPr>
-            <w:r>
-              <w:rPr>
-                <w:rFonts w:ascii="Times New Roman" w:hAnsi="Times New Roman" w:eastAsia="Times New Roman"/>
-                <w:b w:val="0"/>
-                <w:i w:val="0"/>
-                <w:sz w:val="18"/>
-              </w:rPr>
-              <w:t>&lt;.001</w:t>
-            </w:r>
-          </w:p>
-        </w:tc>
-      </w:tr>
-      <w:tr>
-        <w:tc>
-          <w:tcPr>
-            <w:tcW w:type="dxa" w:w="1872"/>
-            <w:tcBorders>
-              <w:top w:val="nil"/>
-              <w:left w:val="nil"/>
-              <w:bottom w:val="nil"/>
-              <w:right w:val="nil"/>
-            </w:tcBorders>
-          </w:tcPr>
-          <w:p>
-            <w:pPr>
-              <w:spacing w:after="20" w:before="20" w:line="240" w:lineRule="auto"/>
-              <w:jc w:val="left"/>
-            </w:pPr>
-            <w:r>
-              <w:rPr>
-                <w:rFonts w:ascii="Times New Roman" w:hAnsi="Times New Roman" w:eastAsia="Times New Roman"/>
-                <w:b w:val="0"/>
-                <w:i w:val="0"/>
-                <w:sz w:val="18"/>
-              </w:rPr>
-              <w:t>EAP_mean</w:t>
-            </w:r>
-          </w:p>
-        </w:tc>
-        <w:tc>
-          <w:tcPr>
-            <w:tcW w:type="dxa" w:w="1872"/>
-            <w:tcBorders>
-              <w:top w:val="nil"/>
-              <w:left w:val="nil"/>
-              <w:bottom w:val="nil"/>
-              <w:right w:val="nil"/>
-            </w:tcBorders>
-          </w:tcPr>
-          <w:p>
-            <w:pPr>
-              <w:spacing w:after="20" w:before="20" w:line="240" w:lineRule="auto"/>
-              <w:jc w:val="center"/>
-            </w:pPr>
-            <w:r>
-              <w:rPr>
-                <w:rFonts w:ascii="Times New Roman" w:hAnsi="Times New Roman" w:eastAsia="Times New Roman"/>
-                <w:b w:val="0"/>
-                <w:i w:val="0"/>
-                <w:sz w:val="18"/>
-              </w:rPr>
-              <w:t>2.86</w:t>
-            </w:r>
-          </w:p>
-        </w:tc>
-        <w:tc>
-          <w:tcPr>
-            <w:tcW w:type="dxa" w:w="1872"/>
-            <w:tcBorders>
-              <w:top w:val="nil"/>
-              <w:left w:val="nil"/>
-              <w:bottom w:val="nil"/>
-              <w:right w:val="nil"/>
-            </w:tcBorders>
-          </w:tcPr>
-          <w:p>
-            <w:pPr>
-              <w:spacing w:after="20" w:before="20" w:line="240" w:lineRule="auto"/>
-              <w:jc w:val="center"/>
-            </w:pPr>
-            <w:r>
-              <w:rPr>
-                <w:rFonts w:ascii="Times New Roman" w:hAnsi="Times New Roman" w:eastAsia="Times New Roman"/>
-                <w:b w:val="0"/>
-                <w:i w:val="0"/>
-                <w:sz w:val="18"/>
-              </w:rPr>
-              <w:t>0.79</w:t>
-            </w:r>
-          </w:p>
-        </w:tc>
-        <w:tc>
-          <w:tcPr>
-            <w:tcW w:type="dxa" w:w="1872"/>
-            <w:tcBorders>
-              <w:top w:val="nil"/>
-              <w:left w:val="nil"/>
-              <w:bottom w:val="nil"/>
-              <w:right w:val="nil"/>
-            </w:tcBorders>
-          </w:tcPr>
-          <w:p>
-            <w:pPr>
-              <w:spacing w:after="20" w:before="20" w:line="240" w:lineRule="auto"/>
-              <w:jc w:val="center"/>
-            </w:pPr>
-            <w:r>
-              <w:rPr>
-                <w:rFonts w:ascii="Times New Roman" w:hAnsi="Times New Roman" w:eastAsia="Times New Roman"/>
-                <w:b w:val="0"/>
-                <w:i w:val="0"/>
-                <w:sz w:val="18"/>
-              </w:rPr>
-              <w:t>0.461***</w:t>
-            </w:r>
-          </w:p>
-        </w:tc>
-        <w:tc>
-          <w:tcPr>
-            <w:tcW w:type="dxa" w:w="1872"/>
-            <w:tcBorders>
-              <w:top w:val="nil"/>
-              <w:left w:val="nil"/>
-              <w:bottom w:val="nil"/>
-              <w:right w:val="nil"/>
-            </w:tcBorders>
-          </w:tcPr>
-          <w:p>
-            <w:pPr>
-              <w:spacing w:after="20" w:before="20" w:line="240" w:lineRule="auto"/>
-              <w:jc w:val="center"/>
-            </w:pPr>
-            <w:r>
-              <w:rPr>
-                <w:rFonts w:ascii="Times New Roman" w:hAnsi="Times New Roman" w:eastAsia="Times New Roman"/>
-                <w:b w:val="0"/>
-                <w:i w:val="0"/>
-                <w:sz w:val="18"/>
-              </w:rPr>
-              <w:t>&lt;.001</w:t>
-            </w:r>
-          </w:p>
-        </w:tc>
-      </w:tr>
-      <w:tr>
-        <w:tc>
-          <w:tcPr>
-            <w:tcW w:type="dxa" w:w="1872"/>
-            <w:tcBorders>
-              <w:top w:val="nil"/>
-              <w:left w:val="nil"/>
-              <w:bottom w:val="nil"/>
-              <w:right w:val="nil"/>
-            </w:tcBorders>
-          </w:tcPr>
-          <w:p>
-            <w:pPr>
-              <w:spacing w:after="20" w:before="20" w:line="240" w:lineRule="auto"/>
-              <w:jc w:val="left"/>
-            </w:pPr>
-            <w:r>
-              <w:rPr>
-                <w:rFonts w:ascii="Times New Roman" w:hAnsi="Times New Roman" w:eastAsia="Times New Roman"/>
-                <w:b w:val="0"/>
-                <w:i w:val="0"/>
-                <w:sz w:val="18"/>
-              </w:rPr>
-              <w:t>WTC_mean</w:t>
-            </w:r>
-          </w:p>
-        </w:tc>
-        <w:tc>
-          <w:tcPr>
-            <w:tcW w:type="dxa" w:w="1872"/>
-            <w:tcBorders>
-              <w:top w:val="nil"/>
-              <w:left w:val="nil"/>
-              <w:bottom w:val="nil"/>
-              <w:right w:val="nil"/>
-            </w:tcBorders>
-          </w:tcPr>
-          <w:p>
-            <w:pPr>
-              <w:spacing w:after="20" w:before="20" w:line="240" w:lineRule="auto"/>
-              <w:jc w:val="center"/>
-            </w:pPr>
-            <w:r>
-              <w:rPr>
-                <w:rFonts w:ascii="Times New Roman" w:hAnsi="Times New Roman" w:eastAsia="Times New Roman"/>
-                <w:b w:val="0"/>
-                <w:i w:val="0"/>
-                <w:sz w:val="18"/>
-              </w:rPr>
-              <w:t>3.83</w:t>
-            </w:r>
-          </w:p>
-        </w:tc>
-        <w:tc>
-          <w:tcPr>
-            <w:tcW w:type="dxa" w:w="1872"/>
-            <w:tcBorders>
-              <w:top w:val="nil"/>
-              <w:left w:val="nil"/>
-              <w:bottom w:val="nil"/>
-              <w:right w:val="nil"/>
-            </w:tcBorders>
-          </w:tcPr>
-          <w:p>
-            <w:pPr>
-              <w:spacing w:after="20" w:before="20" w:line="240" w:lineRule="auto"/>
-              <w:jc w:val="center"/>
-            </w:pPr>
-            <w:r>
-              <w:rPr>
-                <w:rFonts w:ascii="Times New Roman" w:hAnsi="Times New Roman" w:eastAsia="Times New Roman"/>
-                <w:b w:val="0"/>
-                <w:i w:val="0"/>
-                <w:sz w:val="18"/>
-              </w:rPr>
-              <w:t>0.71</w:t>
-            </w:r>
-          </w:p>
-        </w:tc>
-        <w:tc>
-          <w:tcPr>
-            <w:tcW w:type="dxa" w:w="1872"/>
-            <w:tcBorders>
-              <w:top w:val="nil"/>
-              <w:left w:val="nil"/>
-              <w:bottom w:val="nil"/>
-              <w:right w:val="nil"/>
-            </w:tcBorders>
-          </w:tcPr>
-          <w:p>
-            <w:pPr>
-              <w:spacing w:after="20" w:before="20" w:line="240" w:lineRule="auto"/>
-              <w:jc w:val="center"/>
-            </w:pPr>
-            <w:r>
-              <w:rPr>
-                <w:rFonts w:ascii="Times New Roman" w:hAnsi="Times New Roman" w:eastAsia="Times New Roman"/>
-                <w:b w:val="0"/>
-                <w:i w:val="0"/>
-                <w:sz w:val="18"/>
-              </w:rPr>
-              <w:t>-0.505***</w:t>
-            </w:r>
-          </w:p>
-        </w:tc>
-        <w:tc>
-          <w:tcPr>
-            <w:tcW w:type="dxa" w:w="1872"/>
-            <w:tcBorders>
-              <w:top w:val="nil"/>
-              <w:left w:val="nil"/>
-              <w:bottom w:val="nil"/>
-              <w:right w:val="nil"/>
-            </w:tcBorders>
-          </w:tcPr>
-          <w:p>
-            <w:pPr>
-              <w:spacing w:after="20" w:before="20" w:line="240" w:lineRule="auto"/>
-              <w:jc w:val="center"/>
-            </w:pPr>
-            <w:r>
-              <w:rPr>
-                <w:rFonts w:ascii="Times New Roman" w:hAnsi="Times New Roman" w:eastAsia="Times New Roman"/>
-                <w:b w:val="0"/>
-                <w:i w:val="0"/>
-                <w:sz w:val="18"/>
-              </w:rPr>
-              <w:t>&lt;.001</w:t>
-            </w:r>
-          </w:p>
-        </w:tc>
-      </w:tr>
-      <w:tr>
-        <w:tc>
-          <w:tcPr>
-            <w:tcW w:type="dxa" w:w="1872"/>
-            <w:tcBorders>
-              <w:top w:val="nil"/>
-              <w:left w:val="nil"/>
-              <w:bottom w:val="single" w:sz="12" w:space="0" w:color="000000"/>
-              <w:right w:val="nil"/>
-            </w:tcBorders>
-          </w:tcPr>
-          <w:p>
-            <w:pPr>
-              <w:spacing w:after="20" w:before="20" w:line="240" w:lineRule="auto"/>
-              <w:jc w:val="left"/>
-            </w:pPr>
-            <w:r>
-              <w:rPr>
-                <w:rFonts w:ascii="Times New Roman" w:hAnsi="Times New Roman" w:eastAsia="Times New Roman"/>
-                <w:b w:val="0"/>
-                <w:i w:val="0"/>
-                <w:sz w:val="18"/>
-              </w:rPr>
-              <w:t>SE_mean</w:t>
-            </w:r>
-          </w:p>
-        </w:tc>
-        <w:tc>
-          <w:tcPr>
-            <w:tcW w:type="dxa" w:w="1872"/>
-            <w:tcBorders>
-              <w:top w:val="nil"/>
-              <w:left w:val="nil"/>
-              <w:bottom w:val="single" w:sz="12" w:space="0" w:color="000000"/>
-              <w:right w:val="nil"/>
-            </w:tcBorders>
-          </w:tcPr>
-          <w:p>
-            <w:pPr>
-              <w:spacing w:after="20" w:before="20" w:line="240" w:lineRule="auto"/>
-              <w:jc w:val="center"/>
-            </w:pPr>
-            <w:r>
-              <w:rPr>
-                <w:rFonts w:ascii="Times New Roman" w:hAnsi="Times New Roman" w:eastAsia="Times New Roman"/>
-                <w:b w:val="0"/>
-                <w:i w:val="0"/>
-                <w:sz w:val="18"/>
-              </w:rPr>
-              <w:t>3.80</w:t>
-            </w:r>
-          </w:p>
-        </w:tc>
-        <w:tc>
-          <w:tcPr>
-            <w:tcW w:type="dxa" w:w="1872"/>
-            <w:tcBorders>
-              <w:top w:val="nil"/>
-              <w:left w:val="nil"/>
-              <w:bottom w:val="single" w:sz="12" w:space="0" w:color="000000"/>
-              <w:right w:val="nil"/>
-            </w:tcBorders>
-          </w:tcPr>
-          <w:p>
-            <w:pPr>
-              <w:spacing w:after="20" w:before="20" w:line="240" w:lineRule="auto"/>
-              <w:jc w:val="center"/>
-            </w:pPr>
-            <w:r>
-              <w:rPr>
-                <w:rFonts w:ascii="Times New Roman" w:hAnsi="Times New Roman" w:eastAsia="Times New Roman"/>
-                <w:b w:val="0"/>
-                <w:i w:val="0"/>
-                <w:sz w:val="18"/>
-              </w:rPr>
-              <w:t>0.76</w:t>
-            </w:r>
-          </w:p>
-        </w:tc>
-        <w:tc>
-          <w:tcPr>
-            <w:tcW w:type="dxa" w:w="1872"/>
-            <w:tcBorders>
-              <w:top w:val="nil"/>
-              <w:left w:val="nil"/>
-              <w:bottom w:val="single" w:sz="12" w:space="0" w:color="000000"/>
-              <w:right w:val="nil"/>
-            </w:tcBorders>
-          </w:tcPr>
-          <w:p>
-            <w:pPr>
-              <w:spacing w:after="20" w:before="20" w:line="240" w:lineRule="auto"/>
-              <w:jc w:val="center"/>
-            </w:pPr>
-            <w:r>
-              <w:rPr>
-                <w:rFonts w:ascii="Times New Roman" w:hAnsi="Times New Roman" w:eastAsia="Times New Roman"/>
-                <w:b w:val="0"/>
-                <w:i w:val="0"/>
-                <w:sz w:val="18"/>
-              </w:rPr>
-              <w:t>-0.412***</w:t>
-            </w:r>
-          </w:p>
-        </w:tc>
-        <w:tc>
-          <w:tcPr>
-            <w:tcW w:type="dxa" w:w="1872"/>
-            <w:tcBorders>
-              <w:top w:val="nil"/>
-              <w:left w:val="nil"/>
-              <w:bottom w:val="single" w:sz="12" w:space="0" w:color="000000"/>
-              <w:right w:val="nil"/>
-            </w:tcBorders>
-          </w:tcPr>
-          <w:p>
-            <w:pPr>
-              <w:spacing w:after="20" w:before="20" w:line="240" w:lineRule="auto"/>
-              <w:jc w:val="center"/>
-            </w:pPr>
-            <w:r>
-              <w:rPr>
-                <w:rFonts w:ascii="Times New Roman" w:hAnsi="Times New Roman" w:eastAsia="Times New Roman"/>
-                <w:b w:val="0"/>
-                <w:i w:val="0"/>
-                <w:sz w:val="18"/>
-              </w:rPr>
-              <w:t>&lt;.001</w:t>
-            </w:r>
-          </w:p>
-        </w:tc>
-      </w:tr>
-    </w:tbl>
-    <w:p>
-      <w:pPr>
-        <w:spacing w:before="40" w:after="200"/>
-        <w:ind w:firstLine="0"/>
-      </w:pPr>
-      <w:r>
-        <w:rPr>
-          <w:rFonts w:ascii="Times New Roman" w:hAnsi="Times New Roman" w:eastAsia="Times New Roman"/>
-          <w:b w:val="0"/>
-          <w:i/>
-          <w:sz w:val="18"/>
-        </w:rPr>
-        <w:t xml:space="preserve">Note. </w:t>
-      </w:r>
-      <w:r>
-        <w:rPr>
-          <w:rFonts w:ascii="Times New Roman" w:hAnsi="Times New Roman" w:eastAsia="Times New Roman"/>
-          <w:b w:val="0"/>
-          <w:i w:val="0"/>
-          <w:sz w:val="18"/>
-        </w:rPr>
-        <w:t>Decline_Speaking and Underrating_Gap are in points on the 0–100 institutional scale (PYP pass threshold = 60). TL_percent is percentage of class time in Turkish. PU/EAP/WTC/SE are Likert means (1–5). Format follows Nicol and Pexman (2010a) correlation Play-It-Safe practice of reporting M, SD, and r. *p &lt; .05. **p &lt; .01. ***p &lt; .001.</w:t>
-      </w:r>
-    </w:p>
-    <w:p>
-      <w:pPr>
-        <w:spacing w:before="200" w:after="80"/>
-        <w:ind w:firstLine="0"/>
-      </w:pPr>
-      <w:r>
-        <w:rPr>
-          <w:rFonts w:ascii="Times New Roman" w:hAnsi="Times New Roman" w:eastAsia="Times New Roman"/>
-          <w:b/>
           <w:i w:val="0"/>
           <w:sz w:val="20"/>
         </w:rPr>
-        <w:t xml:space="preserve">Figure 2. </w:t>
-      </w:r>
-      <w:r>
-        <w:rPr>
-          <w:rFonts w:ascii="Times New Roman" w:hAnsi="Times New Roman" w:eastAsia="Times New Roman"/>
-          <w:b w:val="0"/>
-          <w:i/>
-          <w:sz w:val="20"/>
-        </w:rPr>
-        <w:t>Oral–aural attrition paths: Listening (A–B) and Speaking (C–D) decline associated with lecturer underrating and translanguaging exposure.</w:t>
-      </w:r>
-    </w:p>
-    <w:p>
-      <w:pPr>
-        <w:spacing w:before="40" w:after="200"/>
-        <w:ind w:firstLine="0"/>
-      </w:pPr>
-      <w:r>
-        <w:rPr>
-          <w:rFonts w:ascii="Times New Roman" w:hAnsi="Times New Roman" w:eastAsia="Times New Roman"/>
-          <w:b w:val="0"/>
-          <w:i/>
-          <w:sz w:val="18"/>
-        </w:rPr>
-        <w:t xml:space="preserve">Note. </w:t>
-      </w:r>
-      <w:r>
-        <w:rPr>
-          <w:rFonts w:ascii="Times New Roman" w:hAnsi="Times New Roman" w:eastAsia="Times New Roman"/>
-          <w:b w:val="0"/>
-          <w:i w:val="0"/>
-          <w:sz w:val="18"/>
-        </w:rPr>
-        <w:t>Decline is in points on the 0–100 scale (pre − post; positive = attrition). Fitted lines are OLS with 95% confidence bands. Reading and Writing show near-zero associations (supplementary all-skills panel). Multipanel layout follows Displaying Your Findings conventions for related scatterplots (Nicol &amp; Pexman, 2010b).</w:t>
-      </w:r>
-    </w:p>
-    <w:p>
-      <w:pPr>
-        <w:jc w:val="center"/>
-      </w:pPr>
-      <w:r>
-        <w:drawing>
-          <wp:inline xmlns:a="http://schemas.openxmlformats.org/drawingml/2006/main" xmlns:pic="http://schemas.openxmlformats.org/drawingml/2006/picture">
-            <wp:extent cx="5669280" cy="4301537"/>
-            <wp:docPr id="2" name="Picture 2"/>
-            <wp:cNvGraphicFramePr>
-              <a:graphicFrameLocks noChangeAspect="1"/>
-            </wp:cNvGraphicFramePr>
-            <a:graphic>
-              <a:graphicData uri="http://schemas.openxmlformats.org/drawingml/2006/picture">
-                <pic:pic>
-                  <pic:nvPicPr>
-                    <pic:cNvPr id="0" name="fig2_golem_paths_ggplot.png"/>
-                    <pic:cNvPicPr/>
-                  </pic:nvPicPr>
-                  <pic:blipFill>
-                    <a:blip r:embed="rId10"/>
-                    <a:stretch>
-                      <a:fillRect/>
-                    </a:stretch>
-                  </pic:blipFill>
-                  <pic:spPr>
-                    <a:xfrm>
-                      <a:off x="0" y="0"/>
-                      <a:ext cx="5669280" cy="4301537"/>
-                    </a:xfrm>
-                    <a:prstGeom prst="rect"/>
-                  </pic:spPr>
-                </pic:pic>
-              </a:graphicData>
-            </a:graphic>
-          </wp:inline>
-        </w:drawing>
-      </w:r>
-    </w:p>
-    <w:p>
-      <w:pPr>
-        <w:pStyle w:val="Heading2"/>
-        <w:spacing w:before="280" w:after="160"/>
-      </w:pPr>
-      <w:r>
-        <w:rPr>
-          <w:rFonts w:ascii="Times New Roman" w:hAnsi="Times New Roman" w:eastAsia="Times New Roman"/>
-          <w:b/>
-          <w:i w:val="0"/>
-          <w:color w:val="1F4E79"/>
-          <w:sz w:val="24"/>
-        </w:rPr>
-        <w:t>Multiple regression predicting Speaking decline (RQ3)</w:t>
+        <w:t>Field, A. (2013). Discovering statistics using IBM SPSS Statistics (4th ed.). SAGE.</w:t>
       </w:r>
     </w:p>
     <w:p>
       <w:pPr>
         <w:spacing w:after="160" w:line="360" w:lineRule="auto"/>
-        <w:ind w:firstLine="720"/>
-        <w:jc w:val="both"/>
       </w:pPr>
       <w:r>
         <w:rPr>
-          <w:rFonts w:ascii="Times New Roman" w:hAnsi="Times New Roman" w:eastAsia="Times New Roman"/>
+          <w:rFonts w:ascii="Times New Roman" w:hAnsi="Times New Roman"/>
           <w:b w:val="0"/>
           <w:i w:val="0"/>
-          <w:sz w:val="22"/>
+          <w:sz w:val="20"/>
         </w:rPr>
-        <w:t>Three OLS models predicted Decline_Speaking. Model 1 entered lecturer EAP limitation with Pre_Speaking, major, and gender (competing-cause baseline). Model 2 entered underrating with the same covariates. Model 3 jointly entered underrating, TL_percent, and EAP_mean with covariates. Table 4 reports the Play-It-Safe regression summary for the focal joint model; Models 1–2 are summarised in text and fully tabulated in the Excel workbook.</w:t>
+        <w:t>Nicol, A. A. M., &amp; Pexman, P. M. (2010a). Presenting your findings: A practical guide for creating tables (6th ed.). APA.</w:t>
       </w:r>
     </w:p>
     <w:p>
       <w:pPr>
         <w:spacing w:after="160" w:line="360" w:lineRule="auto"/>
-        <w:ind w:firstLine="720"/>
-        <w:jc w:val="both"/>
       </w:pPr>
       <w:r>
         <w:rPr>
-          <w:rFonts w:ascii="Times New Roman" w:hAnsi="Times New Roman" w:eastAsia="Times New Roman"/>
-          <w:b w:val="0"/>
-          <w:i w:val="0"/>
-          <w:sz w:val="22"/>
-        </w:rPr>
-        <w:t>Model 1 (EAP-only) yielded a significant EAP coefficient (B = 2.56, SE = 0.49, t = 5.26, p &lt;.001; R² = 0.344). Model 2 showed a clear underrating effect (B = 0.89, SE = 0.09, t = 9.60, p &lt;.001; R² = 0.549). In the joint Model 3 (R² = 0.682), underrating and translanguaging remained significant predictors of Speaking attrition (Table 4).</w:t>
-      </w:r>
-    </w:p>
-    <w:p>
-      <w:pPr>
-        <w:spacing w:before="240" w:after="0"/>
-        <w:ind w:firstLine="0"/>
-      </w:pPr>
-      <w:r>
-        <w:rPr>
-          <w:rFonts w:ascii="Times New Roman" w:hAnsi="Times New Roman" w:eastAsia="Times New Roman"/>
-          <w:b/>
-          <w:i w:val="0"/>
-          <w:sz w:val="22"/>
-        </w:rPr>
-        <w:t>Table 4</w:t>
-      </w:r>
-    </w:p>
-    <w:p>
-      <w:pPr>
-        <w:spacing w:before="0" w:after="120"/>
-        <w:ind w:firstLine="0"/>
-      </w:pPr>
-      <w:r>
-        <w:rPr>
-          <w:rFonts w:ascii="Times New Roman" w:hAnsi="Times New Roman" w:eastAsia="Times New Roman"/>
-          <w:b w:val="0"/>
-          <w:i/>
-          <w:sz w:val="22"/>
-        </w:rPr>
-        <w:t>Regression Analysis Summary for Variables Predicting Decline_Speaking (Model 3)</w:t>
-      </w:r>
-    </w:p>
-    <w:tbl>
-      <w:tblPr>
-        <w:tblW w:type="auto" w:w="0"/>
-        <w:tblLook w:firstColumn="1" w:firstRow="1" w:lastColumn="0" w:lastRow="0" w:noHBand="0" w:noVBand="1" w:val="04A0"/>
-      </w:tblPr>
-      <w:tblGrid>
-        <w:gridCol w:w="1560"/>
-        <w:gridCol w:w="1560"/>
-        <w:gridCol w:w="1560"/>
-        <w:gridCol w:w="1560"/>
-        <w:gridCol w:w="1560"/>
-        <w:gridCol w:w="1560"/>
-      </w:tblGrid>
-      <w:tr>
-        <w:tc>
-          <w:tcPr>
-            <w:tcW w:type="dxa" w:w="1560"/>
-            <w:tcBorders>
-              <w:top w:val="single" w:sz="12" w:space="0" w:color="000000"/>
-              <w:left w:val="nil"/>
-              <w:bottom w:val="single" w:sz="8" w:space="0" w:color="000000"/>
-              <w:right w:val="nil"/>
-            </w:tcBorders>
-          </w:tcPr>
-          <w:p>
-            <w:pPr>
-              <w:spacing w:after="20" w:before="20" w:line="240" w:lineRule="auto"/>
-              <w:jc w:val="left"/>
-            </w:pPr>
-            <w:r>
-              <w:rPr>
-                <w:rFonts w:ascii="Times New Roman" w:hAnsi="Times New Roman" w:eastAsia="Times New Roman"/>
-                <w:b/>
-                <w:i w:val="0"/>
-                <w:sz w:val="18"/>
-              </w:rPr>
-              <w:t>Variable</w:t>
-            </w:r>
-          </w:p>
-        </w:tc>
-        <w:tc>
-          <w:tcPr>
-            <w:tcW w:type="dxa" w:w="1560"/>
-            <w:tcBorders>
-              <w:top w:val="single" w:sz="12" w:space="0" w:color="000000"/>
-              <w:left w:val="nil"/>
-              <w:bottom w:val="single" w:sz="8" w:space="0" w:color="000000"/>
-              <w:right w:val="nil"/>
-            </w:tcBorders>
-          </w:tcPr>
-          <w:p>
-            <w:pPr>
-              <w:spacing w:after="20" w:before="20" w:line="240" w:lineRule="auto"/>
-              <w:jc w:val="center"/>
-            </w:pPr>
-            <w:r>
-              <w:rPr>
-                <w:rFonts w:ascii="Times New Roman" w:hAnsi="Times New Roman" w:eastAsia="Times New Roman"/>
-                <w:b/>
-                <w:i w:val="0"/>
-                <w:sz w:val="18"/>
-              </w:rPr>
-              <w:t>B</w:t>
-            </w:r>
-          </w:p>
-        </w:tc>
-        <w:tc>
-          <w:tcPr>
-            <w:tcW w:type="dxa" w:w="1560"/>
-            <w:tcBorders>
-              <w:top w:val="single" w:sz="12" w:space="0" w:color="000000"/>
-              <w:left w:val="nil"/>
-              <w:bottom w:val="single" w:sz="8" w:space="0" w:color="000000"/>
-              <w:right w:val="nil"/>
-            </w:tcBorders>
-          </w:tcPr>
-          <w:p>
-            <w:pPr>
-              <w:spacing w:after="20" w:before="20" w:line="240" w:lineRule="auto"/>
-              <w:jc w:val="center"/>
-            </w:pPr>
-            <w:r>
-              <w:rPr>
-                <w:rFonts w:ascii="Times New Roman" w:hAnsi="Times New Roman" w:eastAsia="Times New Roman"/>
-                <w:b/>
-                <w:i w:val="0"/>
-                <w:sz w:val="18"/>
-              </w:rPr>
-              <w:t>SE B</w:t>
-            </w:r>
-          </w:p>
-        </w:tc>
-        <w:tc>
-          <w:tcPr>
-            <w:tcW w:type="dxa" w:w="1560"/>
-            <w:tcBorders>
-              <w:top w:val="single" w:sz="12" w:space="0" w:color="000000"/>
-              <w:left w:val="nil"/>
-              <w:bottom w:val="single" w:sz="8" w:space="0" w:color="000000"/>
-              <w:right w:val="nil"/>
-            </w:tcBorders>
-          </w:tcPr>
-          <w:p>
-            <w:pPr>
-              <w:spacing w:after="20" w:before="20" w:line="240" w:lineRule="auto"/>
-              <w:jc w:val="center"/>
-            </w:pPr>
-            <w:r>
-              <w:rPr>
-                <w:rFonts w:ascii="Times New Roman" w:hAnsi="Times New Roman" w:eastAsia="Times New Roman"/>
-                <w:b/>
-                <w:i w:val="0"/>
-                <w:sz w:val="18"/>
-              </w:rPr>
-              <w:t>β</w:t>
-            </w:r>
-          </w:p>
-        </w:tc>
-        <w:tc>
-          <w:tcPr>
-            <w:tcW w:type="dxa" w:w="1560"/>
-            <w:tcBorders>
-              <w:top w:val="single" w:sz="12" w:space="0" w:color="000000"/>
-              <w:left w:val="nil"/>
-              <w:bottom w:val="single" w:sz="8" w:space="0" w:color="000000"/>
-              <w:right w:val="nil"/>
-            </w:tcBorders>
-          </w:tcPr>
-          <w:p>
-            <w:pPr>
-              <w:spacing w:after="20" w:before="20" w:line="240" w:lineRule="auto"/>
-              <w:jc w:val="center"/>
-            </w:pPr>
-            <w:r>
-              <w:rPr>
-                <w:rFonts w:ascii="Times New Roman" w:hAnsi="Times New Roman" w:eastAsia="Times New Roman"/>
-                <w:b/>
-                <w:i w:val="0"/>
-                <w:sz w:val="18"/>
-              </w:rPr>
-              <w:t>t</w:t>
-            </w:r>
-          </w:p>
-        </w:tc>
-        <w:tc>
-          <w:tcPr>
-            <w:tcW w:type="dxa" w:w="1560"/>
-            <w:tcBorders>
-              <w:top w:val="single" w:sz="12" w:space="0" w:color="000000"/>
-              <w:left w:val="nil"/>
-              <w:bottom w:val="single" w:sz="8" w:space="0" w:color="000000"/>
-              <w:right w:val="nil"/>
-            </w:tcBorders>
-          </w:tcPr>
-          <w:p>
-            <w:pPr>
-              <w:spacing w:after="20" w:before="20" w:line="240" w:lineRule="auto"/>
-              <w:jc w:val="center"/>
-            </w:pPr>
-            <w:r>
-              <w:rPr>
-                <w:rFonts w:ascii="Times New Roman" w:hAnsi="Times New Roman" w:eastAsia="Times New Roman"/>
-                <w:b/>
-                <w:i w:val="0"/>
-                <w:sz w:val="18"/>
-              </w:rPr>
-              <w:t>p</w:t>
-            </w:r>
-          </w:p>
-        </w:tc>
-      </w:tr>
-      <w:tr>
-        <w:tc>
-          <w:tcPr>
-            <w:tcW w:type="dxa" w:w="1560"/>
-            <w:tcBorders>
-              <w:top w:val="single" w:sz="8" w:space="0" w:color="000000"/>
-              <w:left w:val="nil"/>
-              <w:bottom w:val="nil"/>
-              <w:right w:val="nil"/>
-            </w:tcBorders>
-          </w:tcPr>
-          <w:p>
-            <w:pPr>
-              <w:spacing w:after="20" w:before="20" w:line="240" w:lineRule="auto"/>
-              <w:jc w:val="left"/>
-            </w:pPr>
-            <w:r>
-              <w:rPr>
-                <w:rFonts w:ascii="Times New Roman" w:hAnsi="Times New Roman" w:eastAsia="Times New Roman"/>
-                <w:b w:val="0"/>
-                <w:i w:val="0"/>
-                <w:sz w:val="18"/>
-              </w:rPr>
-              <w:t>Underrating_Gap</w:t>
-            </w:r>
-          </w:p>
-        </w:tc>
-        <w:tc>
-          <w:tcPr>
-            <w:tcW w:type="dxa" w:w="1560"/>
-            <w:tcBorders>
-              <w:top w:val="single" w:sz="8" w:space="0" w:color="000000"/>
-              <w:left w:val="nil"/>
-              <w:bottom w:val="nil"/>
-              <w:right w:val="nil"/>
-            </w:tcBorders>
-          </w:tcPr>
-          <w:p>
-            <w:pPr>
-              <w:spacing w:after="20" w:before="20" w:line="240" w:lineRule="auto"/>
-              <w:jc w:val="center"/>
-            </w:pPr>
-            <w:r>
-              <w:rPr>
-                <w:rFonts w:ascii="Times New Roman" w:hAnsi="Times New Roman" w:eastAsia="Times New Roman"/>
-                <w:b w:val="0"/>
-                <w:i w:val="0"/>
-                <w:sz w:val="18"/>
-              </w:rPr>
-              <w:t>0.65</w:t>
-            </w:r>
-          </w:p>
-        </w:tc>
-        <w:tc>
-          <w:tcPr>
-            <w:tcW w:type="dxa" w:w="1560"/>
-            <w:tcBorders>
-              <w:top w:val="single" w:sz="8" w:space="0" w:color="000000"/>
-              <w:left w:val="nil"/>
-              <w:bottom w:val="nil"/>
-              <w:right w:val="nil"/>
-            </w:tcBorders>
-          </w:tcPr>
-          <w:p>
-            <w:pPr>
-              <w:spacing w:after="20" w:before="20" w:line="240" w:lineRule="auto"/>
-              <w:jc w:val="center"/>
-            </w:pPr>
-            <w:r>
-              <w:rPr>
-                <w:rFonts w:ascii="Times New Roman" w:hAnsi="Times New Roman" w:eastAsia="Times New Roman"/>
-                <w:b w:val="0"/>
-                <w:i w:val="0"/>
-                <w:sz w:val="18"/>
-              </w:rPr>
-              <w:t>0.12</w:t>
-            </w:r>
-          </w:p>
-        </w:tc>
-        <w:tc>
-          <w:tcPr>
-            <w:tcW w:type="dxa" w:w="1560"/>
-            <w:tcBorders>
-              <w:top w:val="single" w:sz="8" w:space="0" w:color="000000"/>
-              <w:left w:val="nil"/>
-              <w:bottom w:val="nil"/>
-              <w:right w:val="nil"/>
-            </w:tcBorders>
-          </w:tcPr>
-          <w:p>
-            <w:pPr>
-              <w:spacing w:after="20" w:before="20" w:line="240" w:lineRule="auto"/>
-              <w:jc w:val="center"/>
-            </w:pPr>
-            <w:r>
-              <w:rPr>
-                <w:rFonts w:ascii="Times New Roman" w:hAnsi="Times New Roman" w:eastAsia="Times New Roman"/>
-                <w:b w:val="0"/>
-                <w:i w:val="0"/>
-                <w:sz w:val="18"/>
-              </w:rPr>
-              <w:t>0.480</w:t>
-            </w:r>
-          </w:p>
-        </w:tc>
-        <w:tc>
-          <w:tcPr>
-            <w:tcW w:type="dxa" w:w="1560"/>
-            <w:tcBorders>
-              <w:top w:val="single" w:sz="8" w:space="0" w:color="000000"/>
-              <w:left w:val="nil"/>
-              <w:bottom w:val="nil"/>
-              <w:right w:val="nil"/>
-            </w:tcBorders>
-          </w:tcPr>
-          <w:p>
-            <w:pPr>
-              <w:spacing w:after="20" w:before="20" w:line="240" w:lineRule="auto"/>
-              <w:jc w:val="center"/>
-            </w:pPr>
-            <w:r>
-              <w:rPr>
-                <w:rFonts w:ascii="Times New Roman" w:hAnsi="Times New Roman" w:eastAsia="Times New Roman"/>
-                <w:b w:val="0"/>
-                <w:i w:val="0"/>
-                <w:sz w:val="18"/>
-              </w:rPr>
-              <w:t>5.54</w:t>
-            </w:r>
-          </w:p>
-        </w:tc>
-        <w:tc>
-          <w:tcPr>
-            <w:tcW w:type="dxa" w:w="1560"/>
-            <w:tcBorders>
-              <w:top w:val="single" w:sz="8" w:space="0" w:color="000000"/>
-              <w:left w:val="nil"/>
-              <w:bottom w:val="nil"/>
-              <w:right w:val="nil"/>
-            </w:tcBorders>
-          </w:tcPr>
-          <w:p>
-            <w:pPr>
-              <w:spacing w:after="20" w:before="20" w:line="240" w:lineRule="auto"/>
-              <w:jc w:val="center"/>
-            </w:pPr>
-            <w:r>
-              <w:rPr>
-                <w:rFonts w:ascii="Times New Roman" w:hAnsi="Times New Roman" w:eastAsia="Times New Roman"/>
-                <w:b w:val="0"/>
-                <w:i w:val="0"/>
-                <w:sz w:val="18"/>
-              </w:rPr>
-              <w:t>&lt;.001***</w:t>
-            </w:r>
-          </w:p>
-        </w:tc>
-      </w:tr>
-      <w:tr>
-        <w:tc>
-          <w:tcPr>
-            <w:tcW w:type="dxa" w:w="1560"/>
-            <w:tcBorders>
-              <w:top w:val="nil"/>
-              <w:left w:val="nil"/>
-              <w:bottom w:val="nil"/>
-              <w:right w:val="nil"/>
-            </w:tcBorders>
-          </w:tcPr>
-          <w:p>
-            <w:pPr>
-              <w:spacing w:after="20" w:before="20" w:line="240" w:lineRule="auto"/>
-              <w:jc w:val="left"/>
-            </w:pPr>
-            <w:r>
-              <w:rPr>
-                <w:rFonts w:ascii="Times New Roman" w:hAnsi="Times New Roman" w:eastAsia="Times New Roman"/>
-                <w:b w:val="0"/>
-                <w:i w:val="0"/>
-                <w:sz w:val="18"/>
-              </w:rPr>
-              <w:t>TL_percent</w:t>
-            </w:r>
-          </w:p>
-        </w:tc>
-        <w:tc>
-          <w:tcPr>
-            <w:tcW w:type="dxa" w:w="1560"/>
-            <w:tcBorders>
-              <w:top w:val="nil"/>
-              <w:left w:val="nil"/>
-              <w:bottom w:val="nil"/>
-              <w:right w:val="nil"/>
-            </w:tcBorders>
-          </w:tcPr>
-          <w:p>
-            <w:pPr>
-              <w:spacing w:after="20" w:before="20" w:line="240" w:lineRule="auto"/>
-              <w:jc w:val="center"/>
-            </w:pPr>
-            <w:r>
-              <w:rPr>
-                <w:rFonts w:ascii="Times New Roman" w:hAnsi="Times New Roman" w:eastAsia="Times New Roman"/>
-                <w:b w:val="0"/>
-                <w:i w:val="0"/>
-                <w:sz w:val="18"/>
-              </w:rPr>
-              <w:t>0.09</w:t>
-            </w:r>
-          </w:p>
-        </w:tc>
-        <w:tc>
-          <w:tcPr>
-            <w:tcW w:type="dxa" w:w="1560"/>
-            <w:tcBorders>
-              <w:top w:val="nil"/>
-              <w:left w:val="nil"/>
-              <w:bottom w:val="nil"/>
-              <w:right w:val="nil"/>
-            </w:tcBorders>
-          </w:tcPr>
-          <w:p>
-            <w:pPr>
-              <w:spacing w:after="20" w:before="20" w:line="240" w:lineRule="auto"/>
-              <w:jc w:val="center"/>
-            </w:pPr>
-            <w:r>
-              <w:rPr>
-                <w:rFonts w:ascii="Times New Roman" w:hAnsi="Times New Roman" w:eastAsia="Times New Roman"/>
-                <w:b w:val="0"/>
-                <w:i w:val="0"/>
-                <w:sz w:val="18"/>
-              </w:rPr>
-              <w:t>0.04</w:t>
-            </w:r>
-          </w:p>
-        </w:tc>
-        <w:tc>
-          <w:tcPr>
-            <w:tcW w:type="dxa" w:w="1560"/>
-            <w:tcBorders>
-              <w:top w:val="nil"/>
-              <w:left w:val="nil"/>
-              <w:bottom w:val="nil"/>
-              <w:right w:val="nil"/>
-            </w:tcBorders>
-          </w:tcPr>
-          <w:p>
-            <w:pPr>
-              <w:spacing w:after="20" w:before="20" w:line="240" w:lineRule="auto"/>
-              <w:jc w:val="center"/>
-            </w:pPr>
-            <w:r>
-              <w:rPr>
-                <w:rFonts w:ascii="Times New Roman" w:hAnsi="Times New Roman" w:eastAsia="Times New Roman"/>
-                <w:b w:val="0"/>
-                <w:i w:val="0"/>
-                <w:sz w:val="18"/>
-              </w:rPr>
-              <w:t>0.249</w:t>
-            </w:r>
-          </w:p>
-        </w:tc>
-        <w:tc>
-          <w:tcPr>
-            <w:tcW w:type="dxa" w:w="1560"/>
-            <w:tcBorders>
-              <w:top w:val="nil"/>
-              <w:left w:val="nil"/>
-              <w:bottom w:val="nil"/>
-              <w:right w:val="nil"/>
-            </w:tcBorders>
-          </w:tcPr>
-          <w:p>
-            <w:pPr>
-              <w:spacing w:after="20" w:before="20" w:line="240" w:lineRule="auto"/>
-              <w:jc w:val="center"/>
-            </w:pPr>
-            <w:r>
-              <w:rPr>
-                <w:rFonts w:ascii="Times New Roman" w:hAnsi="Times New Roman" w:eastAsia="Times New Roman"/>
-                <w:b w:val="0"/>
-                <w:i w:val="0"/>
-                <w:sz w:val="18"/>
-              </w:rPr>
-              <w:t>2.17</w:t>
-            </w:r>
-          </w:p>
-        </w:tc>
-        <w:tc>
-          <w:tcPr>
-            <w:tcW w:type="dxa" w:w="1560"/>
-            <w:tcBorders>
-              <w:top w:val="nil"/>
-              <w:left w:val="nil"/>
-              <w:bottom w:val="nil"/>
-              <w:right w:val="nil"/>
-            </w:tcBorders>
-          </w:tcPr>
-          <w:p>
-            <w:pPr>
-              <w:spacing w:after="20" w:before="20" w:line="240" w:lineRule="auto"/>
-              <w:jc w:val="center"/>
-            </w:pPr>
-            <w:r>
-              <w:rPr>
-                <w:rFonts w:ascii="Times New Roman" w:hAnsi="Times New Roman" w:eastAsia="Times New Roman"/>
-                <w:b w:val="0"/>
-                <w:i w:val="0"/>
-                <w:sz w:val="18"/>
-              </w:rPr>
-              <w:t>.032*</w:t>
-            </w:r>
-          </w:p>
-        </w:tc>
-      </w:tr>
-      <w:tr>
-        <w:tc>
-          <w:tcPr>
-            <w:tcW w:type="dxa" w:w="1560"/>
-            <w:tcBorders>
-              <w:top w:val="nil"/>
-              <w:left w:val="nil"/>
-              <w:bottom w:val="nil"/>
-              <w:right w:val="nil"/>
-            </w:tcBorders>
-          </w:tcPr>
-          <w:p>
-            <w:pPr>
-              <w:spacing w:after="20" w:before="20" w:line="240" w:lineRule="auto"/>
-              <w:jc w:val="left"/>
-            </w:pPr>
-            <w:r>
-              <w:rPr>
-                <w:rFonts w:ascii="Times New Roman" w:hAnsi="Times New Roman" w:eastAsia="Times New Roman"/>
-                <w:b w:val="0"/>
-                <w:i w:val="0"/>
-                <w:sz w:val="18"/>
-              </w:rPr>
-              <w:t>EAP_mean</w:t>
-            </w:r>
-          </w:p>
-        </w:tc>
-        <w:tc>
-          <w:tcPr>
-            <w:tcW w:type="dxa" w:w="1560"/>
-            <w:tcBorders>
-              <w:top w:val="nil"/>
-              <w:left w:val="nil"/>
-              <w:bottom w:val="nil"/>
-              <w:right w:val="nil"/>
-            </w:tcBorders>
-          </w:tcPr>
-          <w:p>
-            <w:pPr>
-              <w:spacing w:after="20" w:before="20" w:line="240" w:lineRule="auto"/>
-              <w:jc w:val="center"/>
-            </w:pPr>
-            <w:r>
-              <w:rPr>
-                <w:rFonts w:ascii="Times New Roman" w:hAnsi="Times New Roman" w:eastAsia="Times New Roman"/>
-                <w:b w:val="0"/>
-                <w:i w:val="0"/>
-                <w:sz w:val="18"/>
-              </w:rPr>
-              <w:t>1.53</w:t>
-            </w:r>
-          </w:p>
-        </w:tc>
-        <w:tc>
-          <w:tcPr>
-            <w:tcW w:type="dxa" w:w="1560"/>
-            <w:tcBorders>
-              <w:top w:val="nil"/>
-              <w:left w:val="nil"/>
-              <w:bottom w:val="nil"/>
-              <w:right w:val="nil"/>
-            </w:tcBorders>
-          </w:tcPr>
-          <w:p>
-            <w:pPr>
-              <w:spacing w:after="20" w:before="20" w:line="240" w:lineRule="auto"/>
-              <w:jc w:val="center"/>
-            </w:pPr>
-            <w:r>
-              <w:rPr>
-                <w:rFonts w:ascii="Times New Roman" w:hAnsi="Times New Roman" w:eastAsia="Times New Roman"/>
-                <w:b w:val="0"/>
-                <w:i w:val="0"/>
-                <w:sz w:val="18"/>
-              </w:rPr>
-              <w:t>0.47</w:t>
-            </w:r>
-          </w:p>
-        </w:tc>
-        <w:tc>
-          <w:tcPr>
-            <w:tcW w:type="dxa" w:w="1560"/>
-            <w:tcBorders>
-              <w:top w:val="nil"/>
-              <w:left w:val="nil"/>
-              <w:bottom w:val="nil"/>
-              <w:right w:val="nil"/>
-            </w:tcBorders>
-          </w:tcPr>
-          <w:p>
-            <w:pPr>
-              <w:spacing w:after="20" w:before="20" w:line="240" w:lineRule="auto"/>
-              <w:jc w:val="center"/>
-            </w:pPr>
-            <w:r>
-              <w:rPr>
-                <w:rFonts w:ascii="Times New Roman" w:hAnsi="Times New Roman" w:eastAsia="Times New Roman"/>
-                <w:b w:val="0"/>
-                <w:i w:val="0"/>
-                <w:sz w:val="18"/>
-              </w:rPr>
-              <w:t>0.262</w:t>
-            </w:r>
-          </w:p>
-        </w:tc>
-        <w:tc>
-          <w:tcPr>
-            <w:tcW w:type="dxa" w:w="1560"/>
-            <w:tcBorders>
-              <w:top w:val="nil"/>
-              <w:left w:val="nil"/>
-              <w:bottom w:val="nil"/>
-              <w:right w:val="nil"/>
-            </w:tcBorders>
-          </w:tcPr>
-          <w:p>
-            <w:pPr>
-              <w:spacing w:after="20" w:before="20" w:line="240" w:lineRule="auto"/>
-              <w:jc w:val="center"/>
-            </w:pPr>
-            <w:r>
-              <w:rPr>
-                <w:rFonts w:ascii="Times New Roman" w:hAnsi="Times New Roman" w:eastAsia="Times New Roman"/>
-                <w:b w:val="0"/>
-                <w:i w:val="0"/>
-                <w:sz w:val="18"/>
-              </w:rPr>
-              <w:t>3.24</w:t>
-            </w:r>
-          </w:p>
-        </w:tc>
-        <w:tc>
-          <w:tcPr>
-            <w:tcW w:type="dxa" w:w="1560"/>
-            <w:tcBorders>
-              <w:top w:val="nil"/>
-              <w:left w:val="nil"/>
-              <w:bottom w:val="nil"/>
-              <w:right w:val="nil"/>
-            </w:tcBorders>
-          </w:tcPr>
-          <w:p>
-            <w:pPr>
-              <w:spacing w:after="20" w:before="20" w:line="240" w:lineRule="auto"/>
-              <w:jc w:val="center"/>
-            </w:pPr>
-            <w:r>
-              <w:rPr>
-                <w:rFonts w:ascii="Times New Roman" w:hAnsi="Times New Roman" w:eastAsia="Times New Roman"/>
-                <w:b w:val="0"/>
-                <w:i w:val="0"/>
-                <w:sz w:val="18"/>
-              </w:rPr>
-              <w:t>.002**</w:t>
-            </w:r>
-          </w:p>
-        </w:tc>
-      </w:tr>
-      <w:tr>
-        <w:tc>
-          <w:tcPr>
-            <w:tcW w:type="dxa" w:w="1560"/>
-            <w:tcBorders>
-              <w:top w:val="nil"/>
-              <w:left w:val="nil"/>
-              <w:bottom w:val="nil"/>
-              <w:right w:val="nil"/>
-            </w:tcBorders>
-          </w:tcPr>
-          <w:p>
-            <w:pPr>
-              <w:spacing w:after="20" w:before="20" w:line="240" w:lineRule="auto"/>
-              <w:jc w:val="left"/>
-            </w:pPr>
-            <w:r>
-              <w:rPr>
-                <w:rFonts w:ascii="Times New Roman" w:hAnsi="Times New Roman" w:eastAsia="Times New Roman"/>
-                <w:b w:val="0"/>
-                <w:i w:val="0"/>
-                <w:sz w:val="18"/>
-              </w:rPr>
-              <w:t>Pre_Speaking</w:t>
-            </w:r>
-          </w:p>
-        </w:tc>
-        <w:tc>
-          <w:tcPr>
-            <w:tcW w:type="dxa" w:w="1560"/>
-            <w:tcBorders>
-              <w:top w:val="nil"/>
-              <w:left w:val="nil"/>
-              <w:bottom w:val="nil"/>
-              <w:right w:val="nil"/>
-            </w:tcBorders>
-          </w:tcPr>
-          <w:p>
-            <w:pPr>
-              <w:spacing w:after="20" w:before="20" w:line="240" w:lineRule="auto"/>
-              <w:jc w:val="center"/>
-            </w:pPr>
-            <w:r>
-              <w:rPr>
-                <w:rFonts w:ascii="Times New Roman" w:hAnsi="Times New Roman" w:eastAsia="Times New Roman"/>
-                <w:b w:val="0"/>
-                <w:i w:val="0"/>
-                <w:sz w:val="18"/>
-              </w:rPr>
-              <w:t>0.11</w:t>
-            </w:r>
-          </w:p>
-        </w:tc>
-        <w:tc>
-          <w:tcPr>
-            <w:tcW w:type="dxa" w:w="1560"/>
-            <w:tcBorders>
-              <w:top w:val="nil"/>
-              <w:left w:val="nil"/>
-              <w:bottom w:val="nil"/>
-              <w:right w:val="nil"/>
-            </w:tcBorders>
-          </w:tcPr>
-          <w:p>
-            <w:pPr>
-              <w:spacing w:after="20" w:before="20" w:line="240" w:lineRule="auto"/>
-              <w:jc w:val="center"/>
-            </w:pPr>
-            <w:r>
-              <w:rPr>
-                <w:rFonts w:ascii="Times New Roman" w:hAnsi="Times New Roman" w:eastAsia="Times New Roman"/>
-                <w:b w:val="0"/>
-                <w:i w:val="0"/>
-                <w:sz w:val="18"/>
-              </w:rPr>
-              <w:t>0.04</w:t>
-            </w:r>
-          </w:p>
-        </w:tc>
-        <w:tc>
-          <w:tcPr>
-            <w:tcW w:type="dxa" w:w="1560"/>
-            <w:tcBorders>
-              <w:top w:val="nil"/>
-              <w:left w:val="nil"/>
-              <w:bottom w:val="nil"/>
-              <w:right w:val="nil"/>
-            </w:tcBorders>
-          </w:tcPr>
-          <w:p>
-            <w:pPr>
-              <w:spacing w:after="20" w:before="20" w:line="240" w:lineRule="auto"/>
-              <w:jc w:val="center"/>
-            </w:pPr>
-            <w:r>
-              <w:rPr>
-                <w:rFonts w:ascii="Times New Roman" w:hAnsi="Times New Roman" w:eastAsia="Times New Roman"/>
-                <w:b w:val="0"/>
-                <w:i w:val="0"/>
-                <w:sz w:val="18"/>
-              </w:rPr>
-              <w:t>0.140</w:t>
-            </w:r>
-          </w:p>
-        </w:tc>
-        <w:tc>
-          <w:tcPr>
-            <w:tcW w:type="dxa" w:w="1560"/>
-            <w:tcBorders>
-              <w:top w:val="nil"/>
-              <w:left w:val="nil"/>
-              <w:bottom w:val="nil"/>
-              <w:right w:val="nil"/>
-            </w:tcBorders>
-          </w:tcPr>
-          <w:p>
-            <w:pPr>
-              <w:spacing w:after="20" w:before="20" w:line="240" w:lineRule="auto"/>
-              <w:jc w:val="center"/>
-            </w:pPr>
-            <w:r>
-              <w:rPr>
-                <w:rFonts w:ascii="Times New Roman" w:hAnsi="Times New Roman" w:eastAsia="Times New Roman"/>
-                <w:b w:val="0"/>
-                <w:i w:val="0"/>
-                <w:sz w:val="18"/>
-              </w:rPr>
-              <w:t>2.58</w:t>
-            </w:r>
-          </w:p>
-        </w:tc>
-        <w:tc>
-          <w:tcPr>
-            <w:tcW w:type="dxa" w:w="1560"/>
-            <w:tcBorders>
-              <w:top w:val="nil"/>
-              <w:left w:val="nil"/>
-              <w:bottom w:val="nil"/>
-              <w:right w:val="nil"/>
-            </w:tcBorders>
-          </w:tcPr>
-          <w:p>
-            <w:pPr>
-              <w:spacing w:after="20" w:before="20" w:line="240" w:lineRule="auto"/>
-              <w:jc w:val="center"/>
-            </w:pPr>
-            <w:r>
-              <w:rPr>
-                <w:rFonts w:ascii="Times New Roman" w:hAnsi="Times New Roman" w:eastAsia="Times New Roman"/>
-                <w:b w:val="0"/>
-                <w:i w:val="0"/>
-                <w:sz w:val="18"/>
-              </w:rPr>
-              <w:t>.011*</w:t>
-            </w:r>
-          </w:p>
-        </w:tc>
-      </w:tr>
-      <w:tr>
-        <w:tc>
-          <w:tcPr>
-            <w:tcW w:type="dxa" w:w="1560"/>
-            <w:tcBorders>
-              <w:top w:val="nil"/>
-              <w:left w:val="nil"/>
-              <w:bottom w:val="nil"/>
-              <w:right w:val="nil"/>
-            </w:tcBorders>
-          </w:tcPr>
-          <w:p>
-            <w:pPr>
-              <w:spacing w:after="20" w:before="20" w:line="240" w:lineRule="auto"/>
-              <w:jc w:val="left"/>
-            </w:pPr>
-            <w:r>
-              <w:rPr>
-                <w:rFonts w:ascii="Times New Roman" w:hAnsi="Times New Roman" w:eastAsia="Times New Roman"/>
-                <w:b w:val="0"/>
-                <w:i w:val="0"/>
-                <w:sz w:val="18"/>
-              </w:rPr>
-              <w:t>Major: Mechanical (vs Chemical)</w:t>
-            </w:r>
-          </w:p>
-        </w:tc>
-        <w:tc>
-          <w:tcPr>
-            <w:tcW w:type="dxa" w:w="1560"/>
-            <w:tcBorders>
-              <w:top w:val="nil"/>
-              <w:left w:val="nil"/>
-              <w:bottom w:val="nil"/>
-              <w:right w:val="nil"/>
-            </w:tcBorders>
-          </w:tcPr>
-          <w:p>
-            <w:pPr>
-              <w:spacing w:after="20" w:before="20" w:line="240" w:lineRule="auto"/>
-              <w:jc w:val="center"/>
-            </w:pPr>
-            <w:r>
-              <w:rPr>
-                <w:rFonts w:ascii="Times New Roman" w:hAnsi="Times New Roman" w:eastAsia="Times New Roman"/>
-                <w:b w:val="0"/>
-                <w:i w:val="0"/>
-                <w:sz w:val="18"/>
-              </w:rPr>
-              <w:t>-1.31</w:t>
-            </w:r>
-          </w:p>
-        </w:tc>
-        <w:tc>
-          <w:tcPr>
-            <w:tcW w:type="dxa" w:w="1560"/>
-            <w:tcBorders>
-              <w:top w:val="nil"/>
-              <w:left w:val="nil"/>
-              <w:bottom w:val="nil"/>
-              <w:right w:val="nil"/>
-            </w:tcBorders>
-          </w:tcPr>
-          <w:p>
-            <w:pPr>
-              <w:spacing w:after="20" w:before="20" w:line="240" w:lineRule="auto"/>
-              <w:jc w:val="center"/>
-            </w:pPr>
-            <w:r>
-              <w:rPr>
-                <w:rFonts w:ascii="Times New Roman" w:hAnsi="Times New Roman" w:eastAsia="Times New Roman"/>
-                <w:b w:val="0"/>
-                <w:i w:val="0"/>
-                <w:sz w:val="18"/>
-              </w:rPr>
-              <w:t>0.78</w:t>
-            </w:r>
-          </w:p>
-        </w:tc>
-        <w:tc>
-          <w:tcPr>
-            <w:tcW w:type="dxa" w:w="1560"/>
-            <w:tcBorders>
-              <w:top w:val="nil"/>
-              <w:left w:val="nil"/>
-              <w:bottom w:val="nil"/>
-              <w:right w:val="nil"/>
-            </w:tcBorders>
-          </w:tcPr>
-          <w:p>
-            <w:pPr>
-              <w:spacing w:after="20" w:before="20" w:line="240" w:lineRule="auto"/>
-              <w:jc w:val="center"/>
-            </w:pPr>
-            <w:r>
-              <w:rPr>
-                <w:rFonts w:ascii="Times New Roman" w:hAnsi="Times New Roman" w:eastAsia="Times New Roman"/>
-                <w:b w:val="0"/>
-                <w:i w:val="0"/>
-                <w:sz w:val="18"/>
-              </w:rPr>
-              <w:t>—</w:t>
-            </w:r>
-          </w:p>
-        </w:tc>
-        <w:tc>
-          <w:tcPr>
-            <w:tcW w:type="dxa" w:w="1560"/>
-            <w:tcBorders>
-              <w:top w:val="nil"/>
-              <w:left w:val="nil"/>
-              <w:bottom w:val="nil"/>
-              <w:right w:val="nil"/>
-            </w:tcBorders>
-          </w:tcPr>
-          <w:p>
-            <w:pPr>
-              <w:spacing w:after="20" w:before="20" w:line="240" w:lineRule="auto"/>
-              <w:jc w:val="center"/>
-            </w:pPr>
-            <w:r>
-              <w:rPr>
-                <w:rFonts w:ascii="Times New Roman" w:hAnsi="Times New Roman" w:eastAsia="Times New Roman"/>
-                <w:b w:val="0"/>
-                <w:i w:val="0"/>
-                <w:sz w:val="18"/>
-              </w:rPr>
-              <w:t>-1.68</w:t>
-            </w:r>
-          </w:p>
-        </w:tc>
-        <w:tc>
-          <w:tcPr>
-            <w:tcW w:type="dxa" w:w="1560"/>
-            <w:tcBorders>
-              <w:top w:val="nil"/>
-              <w:left w:val="nil"/>
-              <w:bottom w:val="nil"/>
-              <w:right w:val="nil"/>
-            </w:tcBorders>
-          </w:tcPr>
-          <w:p>
-            <w:pPr>
-              <w:spacing w:after="20" w:before="20" w:line="240" w:lineRule="auto"/>
-              <w:jc w:val="center"/>
-            </w:pPr>
-            <w:r>
-              <w:rPr>
-                <w:rFonts w:ascii="Times New Roman" w:hAnsi="Times New Roman" w:eastAsia="Times New Roman"/>
-                <w:b w:val="0"/>
-                <w:i w:val="0"/>
-                <w:sz w:val="18"/>
-              </w:rPr>
-              <w:t>.095</w:t>
-            </w:r>
-          </w:p>
-        </w:tc>
-      </w:tr>
-      <w:tr>
-        <w:tc>
-          <w:tcPr>
-            <w:tcW w:type="dxa" w:w="1560"/>
-            <w:tcBorders>
-              <w:top w:val="nil"/>
-              <w:left w:val="nil"/>
-              <w:bottom w:val="nil"/>
-              <w:right w:val="nil"/>
-            </w:tcBorders>
-          </w:tcPr>
-          <w:p>
-            <w:pPr>
-              <w:spacing w:after="20" w:before="20" w:line="240" w:lineRule="auto"/>
-              <w:jc w:val="left"/>
-            </w:pPr>
-            <w:r>
-              <w:rPr>
-                <w:rFonts w:ascii="Times New Roman" w:hAnsi="Times New Roman" w:eastAsia="Times New Roman"/>
-                <w:b w:val="0"/>
-                <w:i w:val="0"/>
-                <w:sz w:val="18"/>
-              </w:rPr>
-              <w:t>Major: Electrical-Electronics (vs Chemical)</w:t>
-            </w:r>
-          </w:p>
-        </w:tc>
-        <w:tc>
-          <w:tcPr>
-            <w:tcW w:type="dxa" w:w="1560"/>
-            <w:tcBorders>
-              <w:top w:val="nil"/>
-              <w:left w:val="nil"/>
-              <w:bottom w:val="nil"/>
-              <w:right w:val="nil"/>
-            </w:tcBorders>
-          </w:tcPr>
-          <w:p>
-            <w:pPr>
-              <w:spacing w:after="20" w:before="20" w:line="240" w:lineRule="auto"/>
-              <w:jc w:val="center"/>
-            </w:pPr>
-            <w:r>
-              <w:rPr>
-                <w:rFonts w:ascii="Times New Roman" w:hAnsi="Times New Roman" w:eastAsia="Times New Roman"/>
-                <w:b w:val="0"/>
-                <w:i w:val="0"/>
-                <w:sz w:val="18"/>
-              </w:rPr>
-              <w:t>-1.04</w:t>
-            </w:r>
-          </w:p>
-        </w:tc>
-        <w:tc>
-          <w:tcPr>
-            <w:tcW w:type="dxa" w:w="1560"/>
-            <w:tcBorders>
-              <w:top w:val="nil"/>
-              <w:left w:val="nil"/>
-              <w:bottom w:val="nil"/>
-              <w:right w:val="nil"/>
-            </w:tcBorders>
-          </w:tcPr>
-          <w:p>
-            <w:pPr>
-              <w:spacing w:after="20" w:before="20" w:line="240" w:lineRule="auto"/>
-              <w:jc w:val="center"/>
-            </w:pPr>
-            <w:r>
-              <w:rPr>
-                <w:rFonts w:ascii="Times New Roman" w:hAnsi="Times New Roman" w:eastAsia="Times New Roman"/>
-                <w:b w:val="0"/>
-                <w:i w:val="0"/>
-                <w:sz w:val="18"/>
-              </w:rPr>
-              <w:t>0.84</w:t>
-            </w:r>
-          </w:p>
-        </w:tc>
-        <w:tc>
-          <w:tcPr>
-            <w:tcW w:type="dxa" w:w="1560"/>
-            <w:tcBorders>
-              <w:top w:val="nil"/>
-              <w:left w:val="nil"/>
-              <w:bottom w:val="nil"/>
-              <w:right w:val="nil"/>
-            </w:tcBorders>
-          </w:tcPr>
-          <w:p>
-            <w:pPr>
-              <w:spacing w:after="20" w:before="20" w:line="240" w:lineRule="auto"/>
-              <w:jc w:val="center"/>
-            </w:pPr>
-            <w:r>
-              <w:rPr>
-                <w:rFonts w:ascii="Times New Roman" w:hAnsi="Times New Roman" w:eastAsia="Times New Roman"/>
-                <w:b w:val="0"/>
-                <w:i w:val="0"/>
-                <w:sz w:val="18"/>
-              </w:rPr>
-              <w:t>—</w:t>
-            </w:r>
-          </w:p>
-        </w:tc>
-        <w:tc>
-          <w:tcPr>
-            <w:tcW w:type="dxa" w:w="1560"/>
-            <w:tcBorders>
-              <w:top w:val="nil"/>
-              <w:left w:val="nil"/>
-              <w:bottom w:val="nil"/>
-              <w:right w:val="nil"/>
-            </w:tcBorders>
-          </w:tcPr>
-          <w:p>
-            <w:pPr>
-              <w:spacing w:after="20" w:before="20" w:line="240" w:lineRule="auto"/>
-              <w:jc w:val="center"/>
-            </w:pPr>
-            <w:r>
-              <w:rPr>
-                <w:rFonts w:ascii="Times New Roman" w:hAnsi="Times New Roman" w:eastAsia="Times New Roman"/>
-                <w:b w:val="0"/>
-                <w:i w:val="0"/>
-                <w:sz w:val="18"/>
-              </w:rPr>
-              <w:t>-1.25</w:t>
-            </w:r>
-          </w:p>
-        </w:tc>
-        <w:tc>
-          <w:tcPr>
-            <w:tcW w:type="dxa" w:w="1560"/>
-            <w:tcBorders>
-              <w:top w:val="nil"/>
-              <w:left w:val="nil"/>
-              <w:bottom w:val="nil"/>
-              <w:right w:val="nil"/>
-            </w:tcBorders>
-          </w:tcPr>
-          <w:p>
-            <w:pPr>
-              <w:spacing w:after="20" w:before="20" w:line="240" w:lineRule="auto"/>
-              <w:jc w:val="center"/>
-            </w:pPr>
-            <w:r>
-              <w:rPr>
-                <w:rFonts w:ascii="Times New Roman" w:hAnsi="Times New Roman" w:eastAsia="Times New Roman"/>
-                <w:b w:val="0"/>
-                <w:i w:val="0"/>
-                <w:sz w:val="18"/>
-              </w:rPr>
-              <w:t>.215</w:t>
-            </w:r>
-          </w:p>
-        </w:tc>
-      </w:tr>
-      <w:tr>
-        <w:tc>
-          <w:tcPr>
-            <w:tcW w:type="dxa" w:w="1560"/>
-            <w:tcBorders>
-              <w:top w:val="nil"/>
-              <w:left w:val="nil"/>
-              <w:bottom w:val="single" w:sz="12" w:space="0" w:color="000000"/>
-              <w:right w:val="nil"/>
-            </w:tcBorders>
-          </w:tcPr>
-          <w:p>
-            <w:pPr>
-              <w:spacing w:after="20" w:before="20" w:line="240" w:lineRule="auto"/>
-              <w:jc w:val="left"/>
-            </w:pPr>
-            <w:r>
-              <w:rPr>
-                <w:rFonts w:ascii="Times New Roman" w:hAnsi="Times New Roman" w:eastAsia="Times New Roman"/>
-                <w:b w:val="0"/>
-                <w:i w:val="0"/>
-                <w:sz w:val="18"/>
-              </w:rPr>
-              <w:t>Gender: Male (vs Female)</w:t>
-            </w:r>
-          </w:p>
-        </w:tc>
-        <w:tc>
-          <w:tcPr>
-            <w:tcW w:type="dxa" w:w="1560"/>
-            <w:tcBorders>
-              <w:top w:val="nil"/>
-              <w:left w:val="nil"/>
-              <w:bottom w:val="single" w:sz="12" w:space="0" w:color="000000"/>
-              <w:right w:val="nil"/>
-            </w:tcBorders>
-          </w:tcPr>
-          <w:p>
-            <w:pPr>
-              <w:spacing w:after="20" w:before="20" w:line="240" w:lineRule="auto"/>
-              <w:jc w:val="center"/>
-            </w:pPr>
-            <w:r>
-              <w:rPr>
-                <w:rFonts w:ascii="Times New Roman" w:hAnsi="Times New Roman" w:eastAsia="Times New Roman"/>
-                <w:b w:val="0"/>
-                <w:i w:val="0"/>
-                <w:sz w:val="18"/>
-              </w:rPr>
-              <w:t>-0.94</w:t>
-            </w:r>
-          </w:p>
-        </w:tc>
-        <w:tc>
-          <w:tcPr>
-            <w:tcW w:type="dxa" w:w="1560"/>
-            <w:tcBorders>
-              <w:top w:val="nil"/>
-              <w:left w:val="nil"/>
-              <w:bottom w:val="single" w:sz="12" w:space="0" w:color="000000"/>
-              <w:right w:val="nil"/>
-            </w:tcBorders>
-          </w:tcPr>
-          <w:p>
-            <w:pPr>
-              <w:spacing w:after="20" w:before="20" w:line="240" w:lineRule="auto"/>
-              <w:jc w:val="center"/>
-            </w:pPr>
-            <w:r>
-              <w:rPr>
-                <w:rFonts w:ascii="Times New Roman" w:hAnsi="Times New Roman" w:eastAsia="Times New Roman"/>
-                <w:b w:val="0"/>
-                <w:i w:val="0"/>
-                <w:sz w:val="18"/>
-              </w:rPr>
-              <w:t>0.54</w:t>
-            </w:r>
-          </w:p>
-        </w:tc>
-        <w:tc>
-          <w:tcPr>
-            <w:tcW w:type="dxa" w:w="1560"/>
-            <w:tcBorders>
-              <w:top w:val="nil"/>
-              <w:left w:val="nil"/>
-              <w:bottom w:val="single" w:sz="12" w:space="0" w:color="000000"/>
-              <w:right w:val="nil"/>
-            </w:tcBorders>
-          </w:tcPr>
-          <w:p>
-            <w:pPr>
-              <w:spacing w:after="20" w:before="20" w:line="240" w:lineRule="auto"/>
-              <w:jc w:val="center"/>
-            </w:pPr>
-            <w:r>
-              <w:rPr>
-                <w:rFonts w:ascii="Times New Roman" w:hAnsi="Times New Roman" w:eastAsia="Times New Roman"/>
-                <w:b w:val="0"/>
-                <w:i w:val="0"/>
-                <w:sz w:val="18"/>
-              </w:rPr>
-              <w:t>—</w:t>
-            </w:r>
-          </w:p>
-        </w:tc>
-        <w:tc>
-          <w:tcPr>
-            <w:tcW w:type="dxa" w:w="1560"/>
-            <w:tcBorders>
-              <w:top w:val="nil"/>
-              <w:left w:val="nil"/>
-              <w:bottom w:val="single" w:sz="12" w:space="0" w:color="000000"/>
-              <w:right w:val="nil"/>
-            </w:tcBorders>
-          </w:tcPr>
-          <w:p>
-            <w:pPr>
-              <w:spacing w:after="20" w:before="20" w:line="240" w:lineRule="auto"/>
-              <w:jc w:val="center"/>
-            </w:pPr>
-            <w:r>
-              <w:rPr>
-                <w:rFonts w:ascii="Times New Roman" w:hAnsi="Times New Roman" w:eastAsia="Times New Roman"/>
-                <w:b w:val="0"/>
-                <w:i w:val="0"/>
-                <w:sz w:val="18"/>
-              </w:rPr>
-              <w:t>-1.76</w:t>
-            </w:r>
-          </w:p>
-        </w:tc>
-        <w:tc>
-          <w:tcPr>
-            <w:tcW w:type="dxa" w:w="1560"/>
-            <w:tcBorders>
-              <w:top w:val="nil"/>
-              <w:left w:val="nil"/>
-              <w:bottom w:val="single" w:sz="12" w:space="0" w:color="000000"/>
-              <w:right w:val="nil"/>
-            </w:tcBorders>
-          </w:tcPr>
-          <w:p>
-            <w:pPr>
-              <w:spacing w:after="20" w:before="20" w:line="240" w:lineRule="auto"/>
-              <w:jc w:val="center"/>
-            </w:pPr>
-            <w:r>
-              <w:rPr>
-                <w:rFonts w:ascii="Times New Roman" w:hAnsi="Times New Roman" w:eastAsia="Times New Roman"/>
-                <w:b w:val="0"/>
-                <w:i w:val="0"/>
-                <w:sz w:val="18"/>
-              </w:rPr>
-              <w:t>.081</w:t>
-            </w:r>
-          </w:p>
-        </w:tc>
-      </w:tr>
-    </w:tbl>
-    <w:p>
-      <w:pPr>
-        <w:spacing w:before="40" w:after="200"/>
-        <w:ind w:firstLine="0"/>
-      </w:pPr>
-      <w:r>
-        <w:rPr>
-          <w:rFonts w:ascii="Times New Roman" w:hAnsi="Times New Roman" w:eastAsia="Times New Roman"/>
-          <w:b w:val="0"/>
-          <w:i/>
-          <w:sz w:val="18"/>
-        </w:rPr>
-        <w:t xml:space="preserve">Note. </w:t>
-      </w:r>
-      <w:r>
-        <w:rPr>
-          <w:rFonts w:ascii="Times New Roman" w:hAnsi="Times New Roman" w:eastAsia="Times New Roman"/>
-          <w:b w:val="0"/>
-          <w:i w:val="0"/>
-          <w:sz w:val="18"/>
-        </w:rPr>
-        <w:t>N = 120. Outcome and continuous predictors are in points on the 0–100 institutional scale (or Likert means for EAP_mean). β = standardized coefficient (B × SD_x / SD_y). R² = 0.682 (p &lt;.001). Format follows Nicol and Pexman (2010a) Play-It-Safe multiple-regression summary (Table 17.2). *p &lt; .05. **p &lt; .01. ***p &lt; .001.</w:t>
-      </w:r>
-    </w:p>
-    <w:p>
-      <w:pPr>
-        <w:pStyle w:val="Heading2"/>
-        <w:spacing w:before="280" w:after="160"/>
-      </w:pPr>
-      <w:r>
-        <w:rPr>
-          <w:rFonts w:ascii="Times New Roman" w:hAnsi="Times New Roman" w:eastAsia="Times New Roman"/>
-          <w:b/>
-          <w:i w:val="0"/>
-          <w:color w:val="1F4E79"/>
-          <w:sz w:val="24"/>
-        </w:rPr>
-        <w:t>Mediation check (RQ4)</w:t>
-      </w:r>
-    </w:p>
-    <w:p>
-      <w:pPr>
-        <w:spacing w:after="160" w:line="360" w:lineRule="auto"/>
-        <w:ind w:firstLine="720"/>
-        <w:jc w:val="both"/>
-      </w:pPr>
-      <w:r>
-        <w:rPr>
-          <w:rFonts w:ascii="Times New Roman" w:hAnsi="Times New Roman" w:eastAsia="Times New Roman"/>
-          <w:b w:val="0"/>
-          <w:i w:val="0"/>
-          <w:sz w:val="22"/>
-        </w:rPr>
-        <w:t>A Sobel mediation check for underrating → translanguaging → Speaking decline yielded an indirect effect of 0.379 (Sobel z = 4.97, p &lt;.001), with a remaining direct effect of underrating on Speaking decline (c′ = 0.441). Bootstrap indirect effects should be reported with live data. Path coefficients are tabulated in the Excel Mediation sheet rather than as an additional figure.</w:t>
-      </w:r>
-    </w:p>
-    <w:p>
-      <w:pPr>
-        <w:pStyle w:val="Heading2"/>
-        <w:spacing w:before="280" w:after="160"/>
-      </w:pPr>
-      <w:r>
-        <w:rPr>
-          <w:rFonts w:ascii="Times New Roman" w:hAnsi="Times New Roman" w:eastAsia="Times New Roman"/>
-          <w:b/>
-          <w:i w:val="0"/>
-          <w:color w:val="1F4E79"/>
-          <w:sz w:val="24"/>
-        </w:rPr>
-        <w:t>Summary of the quantitative pattern</w:t>
-      </w:r>
-    </w:p>
-    <w:p>
-      <w:pPr>
-        <w:spacing w:after="160" w:line="360" w:lineRule="auto"/>
-        <w:ind w:firstLine="720"/>
-        <w:jc w:val="both"/>
-      </w:pPr>
-      <w:r>
-        <w:rPr>
-          <w:rFonts w:ascii="Times New Roman" w:hAnsi="Times New Roman" w:eastAsia="Times New Roman"/>
-          <w:b w:val="0"/>
-          <w:i w:val="0"/>
-          <w:sz w:val="22"/>
-        </w:rPr>
-        <w:t>Across four years of engineering EMI, completers did not show uniform proficiency loss. Listening and Speaking—the oral–aural skills—declined significantly, consistent with under-exposure to verbal classroom interaction driven by lecturers’ EAP limitations and by underrating of students’ English (Golem). Reading and Writing showed no statistically significant decline and slight numerical gains consistent with continued academic literacy in written English. Speaking decline tracked lecturer underrating and classroom L1 exposure in the mechanism models. Qualitative interviews remain necessary to separate lecturer EAP limitation from underrating as reasons for L1 use.</w:t>
-      </w:r>
-    </w:p>
-    <w:p>
-      <w:pPr>
-        <w:pStyle w:val="Heading2"/>
-        <w:spacing w:before="280" w:after="160"/>
-      </w:pPr>
-      <w:r>
-        <w:rPr>
-          <w:rFonts w:ascii="Times New Roman" w:hAnsi="Times New Roman" w:eastAsia="Times New Roman"/>
-          <w:b/>
-          <w:i w:val="0"/>
-          <w:color w:val="1F4E79"/>
-          <w:sz w:val="24"/>
-        </w:rPr>
-        <w:t>Limitations specific to these quantitative claims</w:t>
-      </w:r>
-    </w:p>
-    <w:p>
-      <w:pPr>
-        <w:spacing w:after="160" w:line="360" w:lineRule="auto"/>
-        <w:ind w:firstLine="720"/>
-        <w:jc w:val="both"/>
-      </w:pPr>
-      <w:r>
-        <w:rPr>
-          <w:rFonts w:ascii="Times New Roman" w:hAnsi="Times New Roman" w:eastAsia="Times New Roman"/>
-          <w:b w:val="0"/>
-          <w:i w:val="0"/>
-          <w:sz w:val="22"/>
-        </w:rPr>
-        <w:t>First, the panel reported here is synthetic and must be replaced with institutional records before submission. Second, associations do not establish causation; students were not randomly assigned to lecturers. Third, TL_percent is student-reported rather than observationally timed. Fourth, parallel forms require documented equating in a live study. Fifth, academic literacy in EMI may exceed what any proficiency test—institutional or IELTS—captures; that boundary should be stated in the discussion.</w:t>
-      </w:r>
-    </w:p>
-    <w:p>
-      <w:pPr>
-        <w:pStyle w:val="Heading2"/>
-        <w:spacing w:before="280" w:after="160"/>
-      </w:pPr>
-      <w:r>
-        <w:rPr>
-          <w:rFonts w:ascii="Times New Roman" w:hAnsi="Times New Roman" w:eastAsia="Times New Roman"/>
-          <w:b/>
-          <w:i w:val="0"/>
-          <w:color w:val="1F4E79"/>
-          <w:sz w:val="24"/>
-        </w:rPr>
-        <w:t>References cited in these draft sections</w:t>
-      </w:r>
-    </w:p>
-    <w:p>
-      <w:pPr>
-        <w:spacing w:after="80"/>
-        <w:ind w:hanging="720" w:left="720"/>
-      </w:pPr>
-      <w:r>
-        <w:rPr>
-          <w:rFonts w:ascii="Times New Roman" w:hAnsi="Times New Roman" w:eastAsia="Times New Roman"/>
+          <w:rFonts w:ascii="Times New Roman" w:hAnsi="Times New Roman"/>
           <w:b w:val="0"/>
           <w:i w:val="0"/>
           <w:sz w:val="20"/>
         </w:rPr>
-        <w:t>Altay, M. (2025). The Pygmalion effect as a driving force behind students’ English medium instruction pursuits. Language Awareness. https://doi.org/10.1080/09658416.2025.2523440</w:t>
-      </w:r>
-    </w:p>
-    <w:p>
-      <w:pPr>
-        <w:spacing w:after="80"/>
-        <w:ind w:hanging="720" w:left="720"/>
-      </w:pPr>
-      <w:r>
-        <w:rPr>
-          <w:rFonts w:ascii="Times New Roman" w:hAnsi="Times New Roman" w:eastAsia="Times New Roman"/>
-          <w:b w:val="0"/>
-          <w:i w:val="0"/>
-          <w:sz w:val="20"/>
-        </w:rPr>
-        <w:t>Babad, E. Y., Inbar, J., &amp; Rosenthal, R. (1982). Pygmalion, Galatea, and the Golem: Investigations of biased and unbiased teachers. Journal of Educational Psychology, 74(4), 459–474.</w:t>
-      </w:r>
-    </w:p>
-    <w:p>
-      <w:pPr>
-        <w:spacing w:after="80"/>
-        <w:ind w:hanging="720" w:left="720"/>
-      </w:pPr>
-      <w:r>
-        <w:rPr>
-          <w:rFonts w:ascii="Times New Roman" w:hAnsi="Times New Roman" w:eastAsia="Times New Roman"/>
-          <w:b w:val="0"/>
-          <w:i w:val="0"/>
-          <w:sz w:val="20"/>
-        </w:rPr>
-        <w:t>Field, A. (2013). Discovering statistics using IBM SPSS statistics (4th ed.). Sage.</w:t>
-      </w:r>
-    </w:p>
-    <w:p>
-      <w:pPr>
-        <w:spacing w:after="80"/>
-        <w:ind w:hanging="720" w:left="720"/>
-      </w:pPr>
-      <w:r>
-        <w:rPr>
-          <w:rFonts w:ascii="Times New Roman" w:hAnsi="Times New Roman" w:eastAsia="Times New Roman"/>
-          <w:b w:val="0"/>
-          <w:i w:val="0"/>
-          <w:sz w:val="20"/>
-        </w:rPr>
-        <w:t>Nicol, A. A. M., &amp; Pexman, P. M. (2010a). Presenting your findings: A practical guide for creating tables (6th ed.). American Psychological Association.</w:t>
-      </w:r>
-    </w:p>
-    <w:p>
-      <w:pPr>
-        <w:spacing w:after="80"/>
-        <w:ind w:hanging="720" w:left="720"/>
-      </w:pPr>
-      <w:r>
-        <w:rPr>
-          <w:rFonts w:ascii="Times New Roman" w:hAnsi="Times New Roman" w:eastAsia="Times New Roman"/>
-          <w:b w:val="0"/>
-          <w:i w:val="0"/>
-          <w:sz w:val="20"/>
-        </w:rPr>
-        <w:t>Nicol, A. A. M., &amp; Pexman, P. M. (2010b). Displaying your findings: A practical guide for creating figures, posters, and presentations (6th ed.). American Psychological Association.</w:t>
+        <w:t>Nicol, A. A. M., &amp; Pexman, P. M. (2010b). Displaying your findings: A practical guide for creating figures, posters, and presentations (6th ed.). APA.</w:t>
       </w:r>
     </w:p>
     <w:sectPr>
       <w:pgSz w:w="12240" w:h="15840"/>
-      <w:pgMar w:top="1440" w:right="1440" w:bottom="1440" w:left="1440" w:header="720" w:footer="720" w:gutter="0"/>
+      <w:pgMar w:top="1440" w:right="1800" w:bottom="1440" w:left="1800" w:header="720" w:footer="720" w:gutter="0"/>
       <w:cols w:space="720"/>
       <w:docGrid w:linePitch="360"/>
     </w:sectPr>
@@ -7656,6 +2559,10 @@
     <w:name w:val="Normal"/>
     <w:qFormat/>
     <w:rsid w:val="00FC693F"/>
+    <w:rPr>
+      <w:rFonts w:ascii="Times New Roman" w:hAnsi="Times New Roman"/>
+      <w:sz w:val="22"/>
+    </w:rPr>
   </w:style>
   <w:style w:type="paragraph" w:styleId="Header">
     <w:name w:val="header"/>

--- a/emi-proficiency-study/EMI_Methodology_and_Quantitative_Results.docx
+++ b/emi-proficiency-study/EMI_Methodology_and_Quantitative_Results.docx
@@ -87,7 +87,7 @@
           <w:i w:val="0"/>
           <w:sz w:val="22"/>
         </w:rPr>
-        <w:t>RQ2 (Qualitative — lecturers). How do content lecturers describe whether and why they use translanguaging in EMI courses?</w:t>
+        <w:t>RQ2 (Qualitative — students; primary). To what do students attribute oral–aural attrition during EMI, and what themes emerge (including frequent translanguaging)?</w:t>
       </w:r>
     </w:p>
     <w:p>
@@ -101,7 +101,7 @@
           <w:i w:val="0"/>
           <w:sz w:val="22"/>
         </w:rPr>
-        <w:t>RQ3 (Qualitative — students). How do students experience EMI classroom language practices, and how do they relate those practices to changes in their English proficiency—especially Listening and Speaking?</w:t>
+        <w:t>RQ3 (Qualitative — lecturers; optional/light). Do lecturers report translanguaging, for what reasons, and how do they perceive students’ English?</w:t>
       </w:r>
     </w:p>
     <w:p>
@@ -236,7 +236,7 @@
           <w:i w:val="0"/>
           <w:sz w:val="22"/>
         </w:rPr>
-        <w:t>Analyses addressed RQ1 only: paired-samples t tests and Wilcoxon signed-rank companions for each skill and Overall, with Cohen’s d_z and 95% confidence intervals for mean differences (Nicol &amp; Pexman, 2010a). Shapiro–Wilk tests inspected difference-score distributions. Results are reported in Play-It-Safe tables and one Pre–Post figure (Nicol &amp; Pexman, 2010b). Explanatory accounts of attrition are reserved for the qualitative strand.</w:t>
+        <w:t>Analyses addressed RQ1 only. Because the question concerns skill-specific Pre–Post change, paired-samples t tests (with Wilcoxon signed-rank companions) were run for Listening, Reading, Writing, Speaking, and Overall, reporting Cohen’s d_z and 95% confidence intervals for mean differences (Nicol &amp; Pexman, 2010a, t-test Play-It-Safe format). Shapiro–Wilk tests inspected difference-score distributions. MANOVA and repeated-measures ANOVA were not adopted as lead analyses: a multivariate omnibus would still require univariate follow-ups and would expand the results section without clarifying which skills declined. For publishing economy, presentation is limited to two tables and one grouped Pre–Post bar figure with 95% CIs (Nicol &amp; Pexman, 2010b). Explanatory accounts of attrition are reserved for the qualitative strand.</w:t>
       </w:r>
     </w:p>
     <w:p>
@@ -286,6 +286,21 @@
     </w:p>
     <w:p>
       <w:pPr>
+        <w:pStyle w:val="Heading2"/>
+      </w:pPr>
+      <w:r>
+        <w:rPr>
+          <w:rFonts w:ascii="Times New Roman" w:hAnsi="Times New Roman"/>
+          <w:b/>
+          <w:i w:val="0"/>
+          <w:color w:val="1F4E79"/>
+          <w:sz w:val="24"/>
+        </w:rPr>
+        <w:t>Preliminary descriptives</w:t>
+      </w:r>
+    </w:p>
+    <w:p>
+      <w:pPr>
         <w:spacing w:after="160" w:line="360" w:lineRule="auto"/>
         <w:ind w:firstLine="432"/>
       </w:pPr>
@@ -296,7 +311,7 @@
           <w:i w:val="0"/>
           <w:sz w:val="22"/>
         </w:rPr>
-        <w:t>All 120 completers scored at or above the institutional threshold at pretest (Pre_Overall minimum = 60.1). At graduation, 18 students (15.0%) scored below 60 overall. Table 1 reports Pre/Post descriptives; Table 2 reports paired tests; Figure 1 displays Pre vs Post means.</w:t>
+        <w:t>All 120 completers scored at or above the institutional threshold at pretest (Pre_Overall minimum = 60.1). Mean Overall declined from Pre (M = 66.79, SD = 4.61) to Post (M = 64.81, SD = 4.89). At graduation, 18 students (15.0%) scored below 60 overall. Table 1 reports Pre and Post means and standard deviations by skill in a Play-It-Safe means format (Nicol &amp; Pexman, 2010a).</w:t>
       </w:r>
     </w:p>
     <w:p>
@@ -1028,6 +1043,36 @@
     </w:tbl>
     <w:p>
       <w:pPr>
+        <w:pStyle w:val="Heading2"/>
+      </w:pPr>
+      <w:r>
+        <w:rPr>
+          <w:rFonts w:ascii="Times New Roman" w:hAnsi="Times New Roman"/>
+          <w:b/>
+          <w:i w:val="0"/>
+          <w:color w:val="1F4E79"/>
+          <w:sz w:val="24"/>
+        </w:rPr>
+        <w:t>Paired-samples comparisons</w:t>
+      </w:r>
+    </w:p>
+    <w:p>
+      <w:pPr>
+        <w:spacing w:after="160" w:line="360" w:lineRule="auto"/>
+        <w:ind w:firstLine="432"/>
+      </w:pPr>
+      <w:r>
+        <w:rPr>
+          <w:rFonts w:ascii="Times New Roman" w:hAnsi="Times New Roman"/>
+          <w:b w:val="0"/>
+          <w:i w:val="0"/>
+          <w:sz w:val="22"/>
+        </w:rPr>
+        <w:t>Table 2 presents paired-samples t tests for Pre–Post change (Mdiff = Pre − Post; positive values indicate attrition), following Nicol and Pexman’s (2010a) Play-It-Safe multi-t-test layout. Speaking showed the largest significant decline (Mdiff = 5.10, t(119) = 12.21, p &lt; .001, d_z = 1.11, 95% CI [4.27, 5.93]). Listening also declined significantly, though less sharply (Mdiff = 3.55, t(119) = 9.46, p &lt; .001, d_z = 0.86, 95% CI [2.81, 4.29]). Reading (Mdiff = -0.41, t(119) = -1.26, p = .21, d_z = -0.11) and Writing (Mdiff = -0.35, t(119) = -0.93, p = .35, d_z = -0.09) did not decline; both showed small non-significant gains. Overall declined significantly (Mdiff = 1.97, t(119) = 8.50, p &lt; .001, d_z = 0.78), reflecting the oral–aural losses. Wilcoxon signed-rank tests supported the same significance decisions.</w:t>
+      </w:r>
+    </w:p>
+    <w:p>
+      <w:pPr>
         <w:spacing w:before="240" w:after="0"/>
       </w:pPr>
       <w:r>
@@ -1065,7 +1110,7 @@
           <w:i w:val="0"/>
           <w:sz w:val="18"/>
         </w:rPr>
-        <w:t>Note. Mdiff = Pre − Post (positive = attrition). d_z = Cohen’s d for paired designs. 95% CIs are for mean differences. *p &lt; .05. **p &lt; .01. ***p &lt; .001.</w:t>
+        <w:t>Note. Mdiff = Pre − Post (positive = attrition). d_z = Cohen’s d for paired designs. 95% CIs are for mean differences. Wilcoxon signed-rank p values were consistent with the paired t conclusions. *p &lt; .05. **p &lt; .01. ***p &lt; .001.</w:t>
       </w:r>
     </w:p>
     <w:tbl>
@@ -2021,6 +2066,21 @@
     </w:tbl>
     <w:p>
       <w:pPr>
+        <w:pStyle w:val="Heading2"/>
+      </w:pPr>
+      <w:r>
+        <w:rPr>
+          <w:rFonts w:ascii="Times New Roman" w:hAnsi="Times New Roman"/>
+          <w:b/>
+          <w:i w:val="0"/>
+          <w:color w:val="1F4E79"/>
+          <w:sz w:val="24"/>
+        </w:rPr>
+        <w:t>Summary for the mixed-methods sequence</w:t>
+      </w:r>
+    </w:p>
+    <w:p>
+      <w:pPr>
         <w:spacing w:after="160" w:line="360" w:lineRule="auto"/>
         <w:ind w:firstLine="432"/>
       </w:pPr>
@@ -2031,7 +2091,7 @@
           <w:i w:val="0"/>
           <w:sz w:val="22"/>
         </w:rPr>
-        <w:t>Listening declined significantly (Mdiff = 3.55, t(119) = 9.46, p &lt; .001, d_z = 0.86). Speaking declined significantly and most strongly (Mdiff = 5.10, t(119) = 12.21, p &lt; .001, d_z = 1.11). Reading (Mdiff = -0.41, p = .21) and Writing (Mdiff = -0.35, p = .35) did not decline significantly; both showed small non-significant gains. These oral–aural losses motivate the qualitative phase (RQ2–RQ3).</w:t>
+        <w:t>Taken together, quantitative attrition is concentrated in the oral–aural skills: Speaking shows the greatest loss and Listening a substantial secondary loss, whereas Reading and Writing remain statistically stable (slight non-significant gains), consistent with stronger reliance on written EAP discourse during the degree. Figure 1 displays Pre versus Post means with 95% confidence intervals and is the sole publication figure. These results answer RQ1 and motivate the qualitative strand (RQ2–RQ3) on translanguaging and related attributions, without additional quantitative mechanism models.</w:t>
       </w:r>
     </w:p>
     <w:p>
@@ -2059,7 +2119,7 @@
           <w:i/>
           <w:sz w:val="22"/>
         </w:rPr>
-        <w:t>Mean Pre (PYP exit) and Post (graduation) scores by skill with 95% confidence intervals of the mean (0–100 scale). Listening and Speaking decline; Reading and Writing do not. PYP pass threshold = 60.</w:t>
+        <w:t>Mean Pre (PYP exit) and Post (graduation) scores by skill with 95% confidence intervals of the mean (0–100 scale). Speaking shows the largest decline, then Listening; Reading and Writing do not decline. PYP pass threshold = 60.</w:t>
       </w:r>
     </w:p>
     <w:p>
@@ -2073,7 +2133,7 @@
           <w:i w:val="0"/>
           <w:sz w:val="18"/>
         </w:rPr>
-        <w:t>Note. Grouped bars (ggplot2 / RStudio). Error bars = 95% CIs of the mean (Nicol &amp; Pexman, 2010b).</w:t>
+        <w:t>Note. Grouped bar graph (Nicol &amp; Pexman, 2010b). Error bars = 95% CIs of the mean. Only figure retained for publishing economy.</w:t>
       </w:r>
     </w:p>
     <w:p>

--- a/emi-proficiency-study/EMI_Methodology_and_Quantitative_Results.docx
+++ b/emi-proficiency-study/EMI_Methodology_and_Quantitative_Results.docx
@@ -2143,7 +2143,7 @@
       <w:r>
         <w:drawing>
           <wp:inline xmlns:a="http://schemas.openxmlformats.org/drawingml/2006/main" xmlns:pic="http://schemas.openxmlformats.org/drawingml/2006/picture">
-            <wp:extent cx="5394960" cy="3371850"/>
+            <wp:extent cx="5394960" cy="3236976"/>
             <wp:docPr id="1" name="Picture 1"/>
             <wp:cNvGraphicFramePr>
               <a:graphicFrameLocks noChangeAspect="1"/>
@@ -2164,7 +2164,7 @@
                   <pic:spPr>
                     <a:xfrm>
                       <a:off x="0" y="0"/>
-                      <a:ext cx="5394960" cy="3371850"/>
+                      <a:ext cx="5394960" cy="3236976"/>
                     </a:xfrm>
                     <a:prstGeom prst="rect"/>
                   </pic:spPr>

--- a/emi-proficiency-study/EMI_Methodology_and_Quantitative_Results.docx
+++ b/emi-proficiency-study/EMI_Methodology_and_Quantitative_Results.docx
@@ -87,7 +87,7 @@
           <w:i w:val="0"/>
           <w:sz w:val="22"/>
         </w:rPr>
-        <w:t>RQ2 (Qualitative — students; primary). To what do students attribute oral–aural attrition during EMI, and what themes emerge (including frequent translanguaging)?</w:t>
+        <w:t>RQ2 (Qualitative — students). To what do students attribute their oral–aural attrition? Semi-structured follow-up, not a separate question: Why do you think lecturers use Turkish so often? Prepared in advance from the researcher’s observation over several years, and asked after the open answer.</w:t>
       </w:r>
     </w:p>
     <w:p>
@@ -101,7 +101,7 @@
           <w:i w:val="0"/>
           <w:sz w:val="22"/>
         </w:rPr>
-        <w:t>RQ3 (Qualitative — lecturers; optional/light). Do lecturers report translanguaging, for what reasons, and how do they perceive students’ English?</w:t>
+        <w:t>RQ3 (Qualitative — lecturers). When lecturers use L1, what do they say underlies that use?</w:t>
       </w:r>
     </w:p>
     <w:p>
@@ -266,7 +266,22 @@
           <w:i w:val="0"/>
           <w:sz w:val="22"/>
         </w:rPr>
-        <w:t>RQ2–RQ3 will draw on lecturer and student interviews. Anticipated lecturer themes include translanguaging as compensation for perceived student English limitations to secure content learning. Anticipated student themes include materials/lecturer English beyond their level and/or lecturers’ limited EMI proficiency; reduced English verbal interaction; and a felt decline in Listening and Speaking. Thematic analysis will proceed after these quantitative results are fixed.</w:t>
+        <w:t>Phase 2 uses semi-structured interviews. Student interviews open with what oral–aural attrition is attributed to (RQ2), so other accounts, including reliance on written technical discourse, can surface without a prompt. Each student is then asked a prepared follow-up: why they think lecturers use Turkish so often. That question is not a second research question. It was written in advance because the researcher had observed frequent lecturer use of Turkish in these EMI classrooms over several years and expected it to be offered as an account of attrition. If the student has already mentioned Turkish, the follow-up probes that remark. If not, it is still asked and reported as a planned question.</w:t>
+      </w:r>
+    </w:p>
+    <w:p>
+      <w:pPr>
+        <w:spacing w:after="160" w:line="360" w:lineRule="auto"/>
+        <w:ind w:firstLine="432"/>
+      </w:pPr>
+      <w:r>
+        <w:rPr>
+          <w:rFonts w:ascii="Times New Roman" w:hAnsi="Times New Roman"/>
+          <w:b w:val="0"/>
+          <w:i w:val="0"/>
+          <w:sz w:val="22"/>
+        </w:rPr>
+        <w:t>The follow-up was prepared for two anticipated accounts. The first is lecturers’ limited English for sustained EMI teaching. The second is lecturers’ underrating of students’ English. Protecting subject content because Turkish is the shared first language is part of that second account, not a third theme. Lecturer interviews (RQ3) ask what underlies their own use of L1. From the same extended observation, lecturers are expected to cite only students’ low proficiency, not their own English. That answer is interpreted as a Golem effect. They are not expected to reflect on their own spoken English. When their proficiency is raised, the expected account is that they have already validated it by a proficiency test required for English-medium teaching. In this setting that credential is typically a national multiple-choice examination such as YDS or YÖKDİL: reading-based items on grammar, vocabulary, and the meaning of texts, with no Listening or Speaking component (ÖSYM). The test therefore does not evidence the oral–aural proficiency EMI teaching requires. Thematic analysis will proceed after these quantitative results are fixed.</w:t>
       </w:r>
     </w:p>
     <w:p>
@@ -311,7 +326,22 @@
           <w:i w:val="0"/>
           <w:sz w:val="22"/>
         </w:rPr>
-        <w:t>All 120 completers scored at or above the institutional threshold at pretest (Pre_Overall minimum = 60.1). Mean Overall declined from Pre (M = 66.79, SD = 4.61) to Post (M = 64.81, SD = 4.89). At graduation, 18 students (15.0%) scored below 60 overall. Table 1 reports Pre and Post means and standard deviations by skill in a Play-It-Safe means format (Nicol &amp; Pexman, 2010a).</w:t>
+        <w:t>All 120 completers met the institutional overall threshold at pretest (Pre_Overall minimum = 60.1). Skill scores were not uniformly above 60. Table 1 reports Pre and Post means and standard deviations in a Play-It-Safe means format (Nicol &amp; Pexman, 2010a). At PYP exit, skill means sat in a narrow band above the pass mark, from Speaking (M = 65.72, SD = 5.60) to Reading (M = 67.82, SD = 4.86). By graduation that band had split. Speaking fell to M = 60.62 (SD = 6.33), just above the threshold, and Listening to M = 63.70 (SD = 6.12). Reading (M = 68.23, SD = 5.72) and Writing (M = 66.69, SD = 6.51) were essentially unchanged. Post standard deviations were slightly larger than Pre standard deviations for every skill. Overall declined from M = 66.79 (SD = 4.61) to M = 64.81 (SD = 4.89).</w:t>
+      </w:r>
+    </w:p>
+    <w:p>
+      <w:pPr>
+        <w:spacing w:after="160" w:line="360" w:lineRule="auto"/>
+        <w:ind w:firstLine="432"/>
+      </w:pPr>
+      <w:r>
+        <w:rPr>
+          <w:rFonts w:ascii="Times New Roman" w:hAnsi="Times New Roman"/>
+          <w:b w:val="0"/>
+          <w:i w:val="0"/>
+          <w:sz w:val="22"/>
+        </w:rPr>
+        <w:t>The pass mark makes the practical size of that change clearer than the two-point overall mean. No student scored below 60 overall at pretest; 18 students (15.0%) did so at graduation. Below-threshold counts rose most for Speaking (20 of 120, 16.7%, to 56 of 120, 46.7%) and Listening (7 of 120, 5.8%, to 37 of 120, 30.8%). Reading (5 to 6) and Writing (10 to 16) changed little.</w:t>
       </w:r>
     </w:p>
     <w:p>
@@ -1053,6 +1083,36 @@
           <w:color w:val="1F4E79"/>
           <w:sz w:val="24"/>
         </w:rPr>
+        <w:t>Difference-score checks</w:t>
+      </w:r>
+    </w:p>
+    <w:p>
+      <w:pPr>
+        <w:spacing w:after="160" w:line="360" w:lineRule="auto"/>
+        <w:ind w:firstLine="432"/>
+      </w:pPr>
+      <w:r>
+        <w:rPr>
+          <w:rFonts w:ascii="Times New Roman" w:hAnsi="Times New Roman"/>
+          <w:b w:val="0"/>
+          <w:i w:val="0"/>
+          <w:sz w:val="22"/>
+        </w:rPr>
+        <w:t>Shapiro–Wilk tests on the Pre−Post difference scores did not indicate departure from normality: Listening W = .989, p = .41; Reading W = .987, p = .29; Writing W = .992, p = .75; Speaking W = .988, p = .35; Overall W = .986, p = .23. Paired-samples t tests were therefore appropriate. Wilcoxon signed-rank companions agreed with every significance decision in Table 2.</w:t>
+      </w:r>
+    </w:p>
+    <w:p>
+      <w:pPr>
+        <w:pStyle w:val="Heading2"/>
+      </w:pPr>
+      <w:r>
+        <w:rPr>
+          <w:rFonts w:ascii="Times New Roman" w:hAnsi="Times New Roman"/>
+          <w:b/>
+          <w:i w:val="0"/>
+          <w:color w:val="1F4E79"/>
+          <w:sz w:val="24"/>
+        </w:rPr>
         <w:t>Paired-samples comparisons</w:t>
       </w:r>
     </w:p>
@@ -1068,7 +1128,22 @@
           <w:i w:val="0"/>
           <w:sz w:val="22"/>
         </w:rPr>
-        <w:t>Table 2 presents paired-samples t tests for Pre–Post change (Mdiff = Pre − Post; positive values indicate attrition), following Nicol and Pexman’s (2010a) Play-It-Safe multi-t-test layout. Speaking showed the largest significant decline (Mdiff = 5.10, t(119) = 12.21, p &lt; .001, d_z = 1.11, 95% CI [4.27, 5.93]). Listening also declined significantly, though less sharply (Mdiff = 3.55, t(119) = 9.46, p &lt; .001, d_z = 0.86, 95% CI [2.81, 4.29]). Reading (Mdiff = -0.41, t(119) = -1.26, p = .21, d_z = -0.11) and Writing (Mdiff = -0.35, t(119) = -0.93, p = .35, d_z = -0.09) did not decline; both showed small non-significant gains. Overall declined significantly (Mdiff = 1.97, t(119) = 8.50, p &lt; .001, d_z = 0.78), reflecting the oral–aural losses. Wilcoxon signed-rank tests supported the same significance decisions.</w:t>
+        <w:t>Table 2 presents paired-samples t tests for Pre–Post change (Mdiff = Pre − Post; positive values indicate attrition), following Nicol and Pexman’s (2010a) Play-It-Safe multi-t-test layout. Effect sizes are Cohen’s d_z (about .20 small, .50 medium, and .80 large). Speaking showed a large decline (Mdiff = 5.10, SDdiff = 4.57, t(119) = 12.21, p &lt; .001, d_z = 1.11, 95% CI [4.27, 5.93]). The interval excludes zero: a loss of roughly four to six points is plausible for the population mean. Listening also declined, with a large effect (Mdiff = 3.55, SDdiff = 4.11, t(119) = 9.46, p &lt; .001, d_z = 0.86, 95% CI [2.81, 4.29]). The Speaking interval lies almost entirely above the Listening interval, so the point estimates order Speaking above Listening. A formal test of that difference was not run; repeated-measures ANOVA was not the lead analysis.</w:t>
+      </w:r>
+    </w:p>
+    <w:p>
+      <w:pPr>
+        <w:spacing w:after="160" w:line="360" w:lineRule="auto"/>
+        <w:ind w:firstLine="432"/>
+      </w:pPr>
+      <w:r>
+        <w:rPr>
+          <w:rFonts w:ascii="Times New Roman" w:hAnsi="Times New Roman"/>
+          <w:b w:val="0"/>
+          <w:i w:val="0"/>
+          <w:sz w:val="22"/>
+        </w:rPr>
+        <w:t>Reading (Mdiff = -0.41, t(119) = -1.26, p = .21, d_z = -0.11, 95% CI [-1.04, 0.23]) and Writing (Mdiff = -0.35, t(119) = -0.93, p = .35, d_z = -0.09, 95% CI [-1.09, 0.39]) did not decline. Both intervals include zero, and both effects are negligible. The negative differences are small non-significant gains. Overall declined (Mdiff = 1.97, t(119) = 8.50, p &lt; .001, d_z = 0.78, 95% CI [1.51, 2.43]), a medium-to-large effect. Because Overall is the unweighted mean of the four skills, that drop is the net of the oral–aural losses and the stable written scores, not a uniform decline across the profile.</w:t>
       </w:r>
     </w:p>
     <w:p>
@@ -2091,7 +2166,7 @@
           <w:i w:val="0"/>
           <w:sz w:val="22"/>
         </w:rPr>
-        <w:t>Taken together, quantitative attrition is concentrated in the oral–aural skills: Speaking shows the greatest loss and Listening a substantial secondary loss, whereas Reading and Writing remain statistically stable (slight non-significant gains), consistent with stronger reliance on written EAP discourse during the degree. Figure 1 displays Pre versus Post means with 95% confidence intervals and is the sole publication figure. These results answer RQ1 and motivate the qualitative strand (RQ2–RQ3) on translanguaging and related attributions, without additional quantitative mechanism models.</w:t>
+        <w:t>Figure 1 shows the same split: Pre means sit together, and Post means fall for Speaking and Listening while Reading and Writing hold. Speaking’s post mean rests on the pass mark, and nearly half the panel scored below 60 on Speaking at graduation. RQ1 is therefore answered at the skill level. Attrition is oral–aural, largest for Speaking and substantial for Listening; Reading and Writing do not decline. The pattern is compatible with heavier use of written EAP discourse than of spoken English during the degree, but Phase 1 does not test that explanation. Student interviews open with what oral–aural attrition is attributed to (RQ2), then a prepared follow-up on why lecturers use Turkish so often. Lecturer interviews (RQ3) ask what underlies their own L1 use. Lecturers are expected to cite only students’ low proficiency, and that answer is tied to the Golem effect.</w:t>
       </w:r>
     </w:p>
     <w:p>
@@ -2119,7 +2194,7 @@
           <w:i/>
           <w:sz w:val="22"/>
         </w:rPr>
-        <w:t>Mean Pre (PYP exit) and Post (graduation) scores by skill with 95% confidence intervals of the mean (0–100 scale). Speaking shows the largest decline, then Listening; Reading and Writing do not decline. PYP pass threshold = 60.</w:t>
+        <w:t>Mean Pre (PYP exit) and Post (graduation) scores by skill with 95% confidence intervals of the mean (0–100 scale). Labels above the bars are Post minus Pre (negative = attrition). Speaking shows the largest decline, then Listening; Reading and Writing do not decline. PYP pass threshold = 60.</w:t>
       </w:r>
     </w:p>
     <w:p>
